--- a/ASP.NET.docx
+++ b/ASP.NET.docx
@@ -14971,14 +14971,1596 @@
     </w:p>
     <w:p>
       <w:pPr>
+        <w:pStyle w:val="NormalWeb"/>
+      </w:pPr>
+    </w:p>
+    <w:p>
+      <w:pPr>
+        <w:pStyle w:val="NormalWeb"/>
+      </w:pPr>
+    </w:p>
+    <w:p>
+      <w:pPr>
+        <w:pStyle w:val="NormalWeb"/>
+      </w:pPr>
+    </w:p>
+    <w:p>
+      <w:pPr>
+        <w:pStyle w:val="Heading1"/>
+      </w:pPr>
+      <w:bookmarkStart w:id="4" w:name="_Toc220940751"/>
+      <w:r>
+        <w:rPr>
+          <w:rStyle w:val="Strong"/>
+          <w:b w:val="0"/>
+          <w:bCs w:val="0"/>
+        </w:rPr>
+        <w:lastRenderedPageBreak/>
+        <w:t xml:space="preserve">View in ASP.NET </w:t>
+      </w:r>
+      <w:proofErr w:type="gramStart"/>
+      <w:r>
+        <w:rPr>
+          <w:rStyle w:val="Strong"/>
+          <w:b w:val="0"/>
+          <w:bCs w:val="0"/>
+        </w:rPr>
+        <w:t>Core</w:t>
+      </w:r>
+      <w:bookmarkEnd w:id="4"/>
+      <w:r>
+        <w:rPr>
+          <w:rStyle w:val="Strong"/>
+          <w:b w:val="0"/>
+          <w:bCs w:val="0"/>
+        </w:rPr>
+        <w:t>(</w:t>
+      </w:r>
+      <w:proofErr w:type="gramEnd"/>
+      <w:r>
+        <w:rPr>
+          <w:rStyle w:val="Strong"/>
+          <w:b w:val="0"/>
+          <w:bCs w:val="0"/>
+        </w:rPr>
+        <w:t>Presentation Logic)</w:t>
+      </w:r>
+    </w:p>
+    <w:p>
+      <w:pPr>
+        <w:pStyle w:val="NormalWeb"/>
+        <w:shd w:val="clear" w:color="auto" w:fill="FFFFFF"/>
+        <w:spacing w:before="0" w:beforeAutospacing="0" w:after="0" w:afterAutospacing="0"/>
+        <w:jc w:val="both"/>
+        <w:textAlignment w:val="baseline"/>
+        <w:rPr>
+          <w:color w:val="000000"/>
+          <w:sz w:val="23"/>
+          <w:szCs w:val="23"/>
+          <w:bdr w:val="none" w:sz="0" w:space="0" w:color="auto" w:frame="1"/>
+        </w:rPr>
+      </w:pPr>
+    </w:p>
+    <w:p>
+      <w:pPr>
+        <w:pStyle w:val="NormalWeb"/>
+        <w:numPr>
+          <w:ilvl w:val="0"/>
+          <w:numId w:val="48"/>
+        </w:numPr>
+        <w:shd w:val="clear" w:color="auto" w:fill="FFFFFF"/>
+        <w:spacing w:before="0" w:beforeAutospacing="0" w:after="0" w:afterAutospacing="0"/>
+        <w:jc w:val="both"/>
+        <w:textAlignment w:val="baseline"/>
+        <w:rPr>
+          <w:color w:val="3A3A3A"/>
+          <w:sz w:val="23"/>
+          <w:szCs w:val="23"/>
+        </w:rPr>
+      </w:pPr>
+      <w:r>
+        <w:rPr>
+          <w:color w:val="000000"/>
+          <w:sz w:val="23"/>
+          <w:szCs w:val="23"/>
+          <w:bdr w:val="none" w:sz="0" w:space="0" w:color="auto" w:frame="1"/>
+        </w:rPr>
+        <w:t>In Model-View-Controller (MVC) Design Pattern, the View is the component that contains logic to represent the model data (the model data provided to it by a controller) as a user interface with which the end-user can interact.</w:t>
+      </w:r>
+    </w:p>
+    <w:p>
+      <w:pPr>
+        <w:pStyle w:val="NormalWeb"/>
+        <w:numPr>
+          <w:ilvl w:val="0"/>
+          <w:numId w:val="48"/>
+        </w:numPr>
+        <w:shd w:val="clear" w:color="auto" w:fill="FFFFFF"/>
+        <w:spacing w:before="0" w:beforeAutospacing="0" w:after="0" w:afterAutospacing="0"/>
+        <w:jc w:val="both"/>
+        <w:textAlignment w:val="baseline"/>
+        <w:rPr>
+          <w:color w:val="3A3A3A"/>
+          <w:sz w:val="23"/>
+          <w:szCs w:val="23"/>
+        </w:rPr>
+      </w:pPr>
+      <w:r>
+        <w:rPr>
+          <w:color w:val="000000"/>
+          <w:sz w:val="23"/>
+          <w:szCs w:val="23"/>
+          <w:bdr w:val="none" w:sz="0" w:space="0" w:color="auto" w:frame="1"/>
+        </w:rPr>
+        <w:t xml:space="preserve"> That means View is used to render the user interface. </w:t>
+      </w:r>
+    </w:p>
+    <w:p>
+      <w:pPr>
+        <w:pStyle w:val="NormalWeb"/>
+        <w:numPr>
+          <w:ilvl w:val="0"/>
+          <w:numId w:val="48"/>
+        </w:numPr>
+        <w:shd w:val="clear" w:color="auto" w:fill="FFFFFF"/>
+        <w:spacing w:before="0" w:beforeAutospacing="0" w:after="0" w:afterAutospacing="0"/>
+        <w:jc w:val="both"/>
+        <w:textAlignment w:val="baseline"/>
+        <w:rPr>
+          <w:color w:val="3A3A3A"/>
+          <w:sz w:val="23"/>
+          <w:szCs w:val="23"/>
+        </w:rPr>
+      </w:pPr>
+      <w:r>
+        <w:rPr>
+          <w:color w:val="000000"/>
+          <w:sz w:val="23"/>
+          <w:szCs w:val="23"/>
+          <w:bdr w:val="none" w:sz="0" w:space="0" w:color="auto" w:frame="1"/>
+        </w:rPr>
+        <w:t>They are responsible for rendering HTML markup sent to the client’s browser, typically written using the Razor syntax. </w:t>
+      </w:r>
+    </w:p>
+    <w:p>
+      <w:pPr>
+        <w:pStyle w:val="NormalWeb"/>
+        <w:numPr>
+          <w:ilvl w:val="0"/>
+          <w:numId w:val="48"/>
+        </w:numPr>
+        <w:shd w:val="clear" w:color="auto" w:fill="FFFFFF"/>
+        <w:spacing w:before="0" w:beforeAutospacing="0" w:after="0" w:afterAutospacing="0"/>
+        <w:jc w:val="both"/>
+        <w:textAlignment w:val="baseline"/>
+        <w:rPr>
+          <w:color w:val="3A3A3A"/>
+          <w:sz w:val="23"/>
+          <w:szCs w:val="23"/>
+        </w:rPr>
+      </w:pPr>
+      <w:r>
+        <w:rPr>
+          <w:color w:val="000000"/>
+          <w:sz w:val="23"/>
+          <w:szCs w:val="23"/>
+          <w:bdr w:val="none" w:sz="0" w:space="0" w:color="auto" w:frame="1"/>
+        </w:rPr>
+        <w:t>A view in ASP.NET Core MVC Application is a file with “</w:t>
+      </w:r>
+      <w:r>
+        <w:rPr>
+          <w:rStyle w:val="Strong"/>
+          <w:color w:val="000000"/>
+          <w:sz w:val="23"/>
+          <w:szCs w:val="23"/>
+          <w:bdr w:val="none" w:sz="0" w:space="0" w:color="auto" w:frame="1"/>
+        </w:rPr>
+        <w:t>.</w:t>
+      </w:r>
+      <w:proofErr w:type="spellStart"/>
+      <w:r>
+        <w:rPr>
+          <w:rStyle w:val="Strong"/>
+          <w:color w:val="000000"/>
+          <w:sz w:val="23"/>
+          <w:szCs w:val="23"/>
+          <w:bdr w:val="none" w:sz="0" w:space="0" w:color="auto" w:frame="1"/>
+        </w:rPr>
+        <w:t>cshtml</w:t>
+      </w:r>
+      <w:proofErr w:type="spellEnd"/>
+      <w:r>
+        <w:rPr>
+          <w:color w:val="000000"/>
+          <w:sz w:val="23"/>
+          <w:szCs w:val="23"/>
+          <w:bdr w:val="none" w:sz="0" w:space="0" w:color="auto" w:frame="1"/>
+        </w:rPr>
+        <w:t>” (for C# language) extension. The meaning of </w:t>
+      </w:r>
+      <w:proofErr w:type="spellStart"/>
+      <w:r>
+        <w:rPr>
+          <w:rStyle w:val="Strong"/>
+          <w:sz w:val="23"/>
+          <w:szCs w:val="23"/>
+          <w:bdr w:val="none" w:sz="0" w:space="0" w:color="auto" w:frame="1"/>
+        </w:rPr>
+        <w:t>cshtml</w:t>
+      </w:r>
+      <w:proofErr w:type="spellEnd"/>
+      <w:r>
+        <w:rPr>
+          <w:rStyle w:val="Strong"/>
+          <w:sz w:val="23"/>
+          <w:szCs w:val="23"/>
+          <w:bdr w:val="none" w:sz="0" w:space="0" w:color="auto" w:frame="1"/>
+        </w:rPr>
+        <w:t xml:space="preserve"> = CS (C Sharp) + HTML</w:t>
+      </w:r>
+      <w:r>
+        <w:rPr>
+          <w:color w:val="000000"/>
+          <w:sz w:val="23"/>
+          <w:szCs w:val="23"/>
+          <w:bdr w:val="none" w:sz="0" w:space="0" w:color="auto" w:frame="1"/>
+        </w:rPr>
+        <w:t xml:space="preserve">. </w:t>
+      </w:r>
+    </w:p>
+    <w:p>
+      <w:pPr>
+        <w:pStyle w:val="NormalWeb"/>
+        <w:numPr>
+          <w:ilvl w:val="0"/>
+          <w:numId w:val="48"/>
+        </w:numPr>
+        <w:shd w:val="clear" w:color="auto" w:fill="FFFFFF"/>
+        <w:spacing w:before="0" w:beforeAutospacing="0" w:after="0" w:afterAutospacing="0"/>
+        <w:jc w:val="both"/>
+        <w:textAlignment w:val="baseline"/>
+        <w:rPr>
+          <w:color w:val="3A3A3A"/>
+          <w:sz w:val="23"/>
+          <w:szCs w:val="23"/>
+        </w:rPr>
+      </w:pPr>
+      <w:r>
+        <w:rPr>
+          <w:color w:val="000000"/>
+          <w:sz w:val="23"/>
+          <w:szCs w:val="23"/>
+          <w:bdr w:val="none" w:sz="0" w:space="0" w:color="auto" w:frame="1"/>
+        </w:rPr>
+        <w:t>The Views in the ASP.NET Core MVC Application are generally returned to the client from the Controller Action Method. </w:t>
+      </w:r>
+    </w:p>
+    <w:p>
+      <w:pPr>
+        <w:pStyle w:val="NormalWeb"/>
+        <w:shd w:val="clear" w:color="auto" w:fill="FFFFFF"/>
+        <w:spacing w:before="0" w:beforeAutospacing="0" w:after="0" w:afterAutospacing="0"/>
+        <w:ind w:left="720"/>
+        <w:jc w:val="both"/>
+        <w:textAlignment w:val="baseline"/>
+        <w:rPr>
+          <w:rFonts w:ascii="Arial" w:hAnsi="Arial" w:cs="Arial"/>
+          <w:color w:val="000000"/>
+          <w:sz w:val="23"/>
+          <w:szCs w:val="23"/>
+          <w:bdr w:val="none" w:sz="0" w:space="0" w:color="auto" w:frame="1"/>
+        </w:rPr>
+      </w:pPr>
+    </w:p>
+    <w:p>
+      <w:pPr>
+        <w:pStyle w:val="Heading2"/>
+      </w:pPr>
+      <w:bookmarkStart w:id="5" w:name="_Toc220940752"/>
+      <w:r>
+        <w:t>Types of Views</w:t>
+      </w:r>
+      <w:bookmarkEnd w:id="5"/>
+    </w:p>
+    <w:p>
+      <w:pPr>
+        <w:pStyle w:val="Heading3"/>
+        <w:numPr>
+          <w:ilvl w:val="0"/>
+          <w:numId w:val="49"/>
+        </w:numPr>
+      </w:pPr>
+      <w:bookmarkStart w:id="6" w:name="_Toc220940753"/>
+      <w:r>
+        <w:rPr>
+          <w:rStyle w:val="Heading1Char"/>
+          <w:color w:val="1F4D78" w:themeColor="accent1" w:themeShade="7F"/>
+          <w:sz w:val="24"/>
+          <w:szCs w:val="21"/>
+        </w:rPr>
+        <w:t>Razor Views:</w:t>
+      </w:r>
+      <w:bookmarkEnd w:id="6"/>
+    </w:p>
+    <w:p>
+      <w:pPr>
+        <w:spacing w:before="100" w:beforeAutospacing="1" w:after="100" w:afterAutospacing="1" w:line="240" w:lineRule="auto"/>
+        <w:rPr>
+          <w:rFonts w:ascii="Times New Roman" w:eastAsia="Times New Roman" w:hAnsi="Times New Roman" w:cs="Times New Roman"/>
+          <w:szCs w:val="22"/>
+        </w:rPr>
+      </w:pPr>
+      <w:r>
+        <w:rPr>
+          <w:rFonts w:ascii="Times New Roman" w:eastAsia="Times New Roman" w:hAnsi="Times New Roman" w:cs="Times New Roman"/>
+          <w:szCs w:val="22"/>
+        </w:rPr>
+        <w:t xml:space="preserve">A </w:t>
+      </w:r>
+      <w:r>
+        <w:rPr>
+          <w:rFonts w:ascii="Times New Roman" w:eastAsia="Times New Roman" w:hAnsi="Times New Roman" w:cs="Times New Roman"/>
+          <w:b/>
+          <w:bCs/>
+          <w:szCs w:val="22"/>
+        </w:rPr>
+        <w:t>Razor View</w:t>
+      </w:r>
+      <w:r>
+        <w:rPr>
+          <w:rFonts w:ascii="Times New Roman" w:eastAsia="Times New Roman" w:hAnsi="Times New Roman" w:cs="Times New Roman"/>
+          <w:szCs w:val="22"/>
+        </w:rPr>
+        <w:t xml:space="preserve"> is the actual file where your HTML and Razor syntax live.</w:t>
+      </w:r>
+    </w:p>
+    <w:p>
+      <w:pPr>
+        <w:numPr>
+          <w:ilvl w:val="0"/>
+          <w:numId w:val="50"/>
+        </w:numPr>
+        <w:spacing w:before="100" w:beforeAutospacing="1" w:after="100" w:afterAutospacing="1" w:line="240" w:lineRule="auto"/>
+        <w:rPr>
+          <w:rFonts w:ascii="Times New Roman" w:eastAsia="Times New Roman" w:hAnsi="Times New Roman" w:cs="Times New Roman"/>
+          <w:szCs w:val="22"/>
+        </w:rPr>
+      </w:pPr>
+      <w:r>
+        <w:rPr>
+          <w:rFonts w:ascii="Times New Roman" w:eastAsia="Times New Roman" w:hAnsi="Times New Roman" w:cs="Times New Roman"/>
+          <w:b/>
+          <w:bCs/>
+          <w:szCs w:val="22"/>
+        </w:rPr>
+        <w:t>File Extension:</w:t>
+      </w:r>
+      <w:r>
+        <w:rPr>
+          <w:rFonts w:ascii="Times New Roman" w:eastAsia="Times New Roman" w:hAnsi="Times New Roman" w:cs="Times New Roman"/>
+          <w:szCs w:val="22"/>
+        </w:rPr>
+        <w:t xml:space="preserve"> </w:t>
+      </w:r>
+      <w:r>
+        <w:rPr>
+          <w:rFonts w:ascii="Courier New" w:eastAsia="Times New Roman" w:hAnsi="Courier New" w:cs="Courier New"/>
+          <w:szCs w:val="22"/>
+        </w:rPr>
+        <w:t>.</w:t>
+      </w:r>
+      <w:proofErr w:type="spellStart"/>
+      <w:r>
+        <w:rPr>
+          <w:rFonts w:ascii="Courier New" w:eastAsia="Times New Roman" w:hAnsi="Courier New" w:cs="Courier New"/>
+          <w:szCs w:val="22"/>
+        </w:rPr>
+        <w:t>cshtml</w:t>
+      </w:r>
+      <w:proofErr w:type="spellEnd"/>
+      <w:r>
+        <w:rPr>
+          <w:rFonts w:ascii="Times New Roman" w:eastAsia="Times New Roman" w:hAnsi="Times New Roman" w:cs="Times New Roman"/>
+          <w:szCs w:val="22"/>
+        </w:rPr>
+        <w:t xml:space="preserve"> (C-Sharp + HTML).</w:t>
+      </w:r>
+    </w:p>
+    <w:p>
+      <w:pPr>
+        <w:numPr>
+          <w:ilvl w:val="0"/>
+          <w:numId w:val="50"/>
+        </w:numPr>
+        <w:spacing w:before="100" w:beforeAutospacing="1" w:after="100" w:afterAutospacing="1" w:line="240" w:lineRule="auto"/>
+        <w:rPr>
+          <w:rFonts w:ascii="Times New Roman" w:eastAsia="Times New Roman" w:hAnsi="Times New Roman" w:cs="Times New Roman"/>
+          <w:szCs w:val="22"/>
+        </w:rPr>
+      </w:pPr>
+      <w:r>
+        <w:rPr>
+          <w:rFonts w:ascii="Times New Roman" w:eastAsia="Times New Roman" w:hAnsi="Times New Roman" w:cs="Times New Roman"/>
+          <w:b/>
+          <w:bCs/>
+          <w:szCs w:val="22"/>
+        </w:rPr>
+        <w:t>Purpose:</w:t>
+      </w:r>
+      <w:r>
+        <w:rPr>
+          <w:rFonts w:ascii="Times New Roman" w:eastAsia="Times New Roman" w:hAnsi="Times New Roman" w:cs="Times New Roman"/>
+          <w:szCs w:val="22"/>
+        </w:rPr>
+        <w:t xml:space="preserve"> To take a "Model" from the Controller and render it into a format the browser understands (HTML).</w:t>
+      </w:r>
+    </w:p>
+    <w:p>
+      <w:pPr>
+        <w:numPr>
+          <w:ilvl w:val="0"/>
+          <w:numId w:val="50"/>
+        </w:numPr>
+        <w:spacing w:before="100" w:beforeAutospacing="1" w:after="100" w:afterAutospacing="1" w:line="240" w:lineRule="auto"/>
+        <w:rPr>
+          <w:rFonts w:ascii="Times New Roman" w:eastAsia="Times New Roman" w:hAnsi="Times New Roman" w:cs="Times New Roman"/>
+          <w:szCs w:val="22"/>
+        </w:rPr>
+      </w:pPr>
+      <w:r>
+        <w:rPr>
+          <w:rFonts w:ascii="Times New Roman" w:eastAsia="Times New Roman" w:hAnsi="Times New Roman" w:cs="Times New Roman"/>
+          <w:b/>
+          <w:bCs/>
+          <w:szCs w:val="22"/>
+        </w:rPr>
+        <w:t>Location:</w:t>
+      </w:r>
+      <w:r>
+        <w:rPr>
+          <w:rFonts w:ascii="Times New Roman" w:eastAsia="Times New Roman" w:hAnsi="Times New Roman" w:cs="Times New Roman"/>
+          <w:szCs w:val="22"/>
+        </w:rPr>
+        <w:t xml:space="preserve"> Always stored in the </w:t>
+      </w:r>
+      <w:r>
+        <w:rPr>
+          <w:rFonts w:ascii="Courier New" w:eastAsia="Times New Roman" w:hAnsi="Courier New" w:cs="Courier New"/>
+          <w:szCs w:val="22"/>
+        </w:rPr>
+        <w:t>Views</w:t>
+      </w:r>
+      <w:proofErr w:type="gramStart"/>
+      <w:r>
+        <w:rPr>
+          <w:rFonts w:ascii="Courier New" w:eastAsia="Times New Roman" w:hAnsi="Courier New" w:cs="Courier New"/>
+          <w:szCs w:val="22"/>
+        </w:rPr>
+        <w:t>/[</w:t>
+      </w:r>
+      <w:proofErr w:type="spellStart"/>
+      <w:proofErr w:type="gramEnd"/>
+      <w:r>
+        <w:rPr>
+          <w:rFonts w:ascii="Courier New" w:eastAsia="Times New Roman" w:hAnsi="Courier New" w:cs="Courier New"/>
+          <w:szCs w:val="22"/>
+        </w:rPr>
+        <w:t>ControllerName</w:t>
+      </w:r>
+      <w:proofErr w:type="spellEnd"/>
+      <w:r>
+        <w:rPr>
+          <w:rFonts w:ascii="Courier New" w:eastAsia="Times New Roman" w:hAnsi="Courier New" w:cs="Courier New"/>
+          <w:szCs w:val="22"/>
+        </w:rPr>
+        <w:t>]/</w:t>
+      </w:r>
+      <w:r>
+        <w:rPr>
+          <w:rFonts w:ascii="Times New Roman" w:eastAsia="Times New Roman" w:hAnsi="Times New Roman" w:cs="Times New Roman"/>
+          <w:szCs w:val="22"/>
+        </w:rPr>
+        <w:t xml:space="preserve"> folder.</w:t>
+      </w:r>
+    </w:p>
+    <w:p>
+      <w:pPr>
+        <w:pStyle w:val="Heading3"/>
+      </w:pPr>
+      <w:r>
+        <w:t>Razor Syntax: The "@" Power</w:t>
+      </w:r>
+    </w:p>
+    <w:p>
+      <w:pPr>
+        <w:pStyle w:val="NormalWeb"/>
+      </w:pPr>
+      <w:r>
+        <w:rPr>
+          <w:b/>
+          <w:bCs/>
+        </w:rPr>
+        <w:t>Razor</w:t>
+      </w:r>
+      <w:r>
+        <w:t xml:space="preserve"> is a markup syntax that lets you embed C# code into HTML. It’s not a new language; it’s just a way to switch between "HTML mode" and "C# mode."</w:t>
+      </w:r>
+    </w:p>
+    <w:p>
+      <w:pPr>
+        <w:pStyle w:val="NormalWeb"/>
+        <w:numPr>
+          <w:ilvl w:val="0"/>
+          <w:numId w:val="51"/>
+        </w:numPr>
+      </w:pPr>
+      <w:r>
+        <w:rPr>
+          <w:b/>
+          <w:bCs/>
+        </w:rPr>
+        <w:t>The Transition Character:</w:t>
+      </w:r>
+      <w:r>
+        <w:t xml:space="preserve"> </w:t>
+      </w:r>
+      <w:proofErr w:type="gramStart"/>
+      <w:r>
+        <w:t xml:space="preserve">The </w:t>
+      </w:r>
+      <w:r>
+        <w:rPr>
+          <w:rStyle w:val="HTMLCode"/>
+        </w:rPr>
+        <w:t>@</w:t>
+      </w:r>
+      <w:proofErr w:type="gramEnd"/>
+      <w:r>
+        <w:t xml:space="preserve"> symbol.</w:t>
+      </w:r>
+    </w:p>
+    <w:p>
+      <w:pPr>
+        <w:pStyle w:val="NormalWeb"/>
+        <w:numPr>
+          <w:ilvl w:val="0"/>
+          <w:numId w:val="51"/>
+        </w:numPr>
+      </w:pPr>
+      <w:r>
+        <w:rPr>
+          <w:b/>
+          <w:bCs/>
+        </w:rPr>
+        <w:t>Inline Expressions:</w:t>
+      </w:r>
+      <w:r>
+        <w:t xml:space="preserve"> </w:t>
+      </w:r>
+      <w:r>
+        <w:rPr>
+          <w:rStyle w:val="HTMLCode"/>
+        </w:rPr>
+        <w:t>@</w:t>
+      </w:r>
+      <w:proofErr w:type="spellStart"/>
+      <w:r>
+        <w:rPr>
+          <w:rStyle w:val="HTMLCode"/>
+        </w:rPr>
+        <w:t>DateTime.Now</w:t>
+      </w:r>
+      <w:proofErr w:type="spellEnd"/>
+      <w:r>
+        <w:t xml:space="preserve"> (Displays the current time).</w:t>
+      </w:r>
+    </w:p>
+    <w:p>
+      <w:pPr>
+        <w:pStyle w:val="NormalWeb"/>
+        <w:numPr>
+          <w:ilvl w:val="0"/>
+          <w:numId w:val="51"/>
+        </w:numPr>
+      </w:pPr>
+      <w:r>
+        <w:rPr>
+          <w:b/>
+          <w:bCs/>
+        </w:rPr>
+        <w:t>Code Blocks:</w:t>
+      </w:r>
+      <w:r>
+        <w:t xml:space="preserve"> ```razor @{ </w:t>
+      </w:r>
+      <w:proofErr w:type="spellStart"/>
+      <w:r>
+        <w:t>var</w:t>
+      </w:r>
+      <w:proofErr w:type="spellEnd"/>
+      <w:r>
+        <w:t xml:space="preserve"> name = "</w:t>
+      </w:r>
+      <w:proofErr w:type="spellStart"/>
+      <w:r>
+        <w:t>Aman</w:t>
+      </w:r>
+      <w:proofErr w:type="spellEnd"/>
+      <w:r>
+        <w:t>"; } &lt;p&gt;Hello, @name&lt;/p&gt;</w:t>
+      </w:r>
+    </w:p>
+    <w:p>
+      <w:pPr>
+        <w:pStyle w:val="NormalWeb"/>
+        <w:numPr>
+          <w:ilvl w:val="0"/>
+          <w:numId w:val="51"/>
+        </w:numPr>
+      </w:pPr>
+      <w:r>
+        <w:rPr>
+          <w:b/>
+          <w:bCs/>
+        </w:rPr>
+        <w:t>Control Structures:</w:t>
+      </w:r>
+      <w:r>
+        <w:t xml:space="preserve"> Using </w:t>
+      </w:r>
+      <w:r>
+        <w:rPr>
+          <w:rStyle w:val="HTMLCode"/>
+        </w:rPr>
+        <w:t>@if</w:t>
+      </w:r>
+      <w:r>
+        <w:t xml:space="preserve">, </w:t>
+      </w:r>
+      <w:r>
+        <w:rPr>
+          <w:rStyle w:val="HTMLCode"/>
+        </w:rPr>
+        <w:t>@</w:t>
+      </w:r>
+      <w:proofErr w:type="spellStart"/>
+      <w:r>
+        <w:rPr>
+          <w:rStyle w:val="HTMLCode"/>
+        </w:rPr>
+        <w:t>foreach</w:t>
+      </w:r>
+      <w:proofErr w:type="spellEnd"/>
+      <w:r>
+        <w:t xml:space="preserve">, and </w:t>
+      </w:r>
+      <w:r>
+        <w:rPr>
+          <w:rStyle w:val="HTMLCode"/>
+        </w:rPr>
+        <w:t>@switch</w:t>
+      </w:r>
+      <w:r>
+        <w:t xml:space="preserve"> to create dynamic lists or conditional content.</w:t>
+      </w:r>
+    </w:p>
+    <w:p>
+      <w:pPr>
+        <w:pStyle w:val="Heading3"/>
+        <w:numPr>
+          <w:ilvl w:val="0"/>
+          <w:numId w:val="49"/>
+        </w:numPr>
+      </w:pPr>
+      <w:r>
+        <w:t>Layout View (_</w:t>
+      </w:r>
+      <w:proofErr w:type="spellStart"/>
+      <w:r>
+        <w:t>Layout.cshtml</w:t>
+      </w:r>
+      <w:proofErr w:type="spellEnd"/>
+      <w:r>
+        <w:t>)</w:t>
+      </w:r>
+    </w:p>
+    <w:p>
+      <w:pPr>
+        <w:ind w:left="360"/>
+      </w:pPr>
+      <w:r>
+        <w:t>In a real website, the Header, Footer, and Navigation Bar stay the same on every page. You don't want to copy-paste that code 100 times.</w:t>
+      </w:r>
+    </w:p>
+    <w:p>
+      <w:pPr>
+        <w:ind w:left="360"/>
+        <w:rPr>
+          <w:rFonts w:cstheme="minorHAnsi"/>
+        </w:rPr>
+      </w:pPr>
+      <w:r>
+        <w:rPr>
+          <w:rFonts w:cstheme="minorHAnsi"/>
+          <w:color w:val="000000"/>
+          <w:sz w:val="23"/>
+          <w:szCs w:val="23"/>
+          <w:shd w:val="clear" w:color="auto" w:fill="FFFFFF"/>
+        </w:rPr>
+        <w:t xml:space="preserve">The </w:t>
+      </w:r>
+      <w:r>
+        <w:rPr>
+          <w:rFonts w:cstheme="minorHAnsi"/>
+          <w:color w:val="000000"/>
+          <w:sz w:val="23"/>
+          <w:szCs w:val="23"/>
+          <w:shd w:val="clear" w:color="auto" w:fill="FFFFFF"/>
+        </w:rPr>
+        <w:t xml:space="preserve">Layout View is a shared template or master page that can be used across different views within your application to maintain consistent looks and feels. </w:t>
+      </w:r>
+    </w:p>
+    <w:p>
+      <w:pPr>
+        <w:pStyle w:val="NormalWeb"/>
+        <w:numPr>
+          <w:ilvl w:val="0"/>
+          <w:numId w:val="52"/>
+        </w:numPr>
+      </w:pPr>
+      <w:r>
+        <w:rPr>
+          <w:b/>
+          <w:bCs/>
+        </w:rPr>
+        <w:t>The Solution:</w:t>
+      </w:r>
+      <w:r>
+        <w:t xml:space="preserve"> The </w:t>
+      </w:r>
+      <w:r>
+        <w:rPr>
+          <w:b/>
+          <w:bCs/>
+        </w:rPr>
+        <w:t>Layout View</w:t>
+      </w:r>
+      <w:r>
+        <w:t>. It acts as a "Template" or "Master Page."</w:t>
+      </w:r>
+    </w:p>
+    <w:p>
+      <w:pPr>
+        <w:pStyle w:val="NormalWeb"/>
+        <w:numPr>
+          <w:ilvl w:val="0"/>
+          <w:numId w:val="52"/>
+        </w:numPr>
+      </w:pPr>
+      <w:proofErr w:type="gramStart"/>
+      <w:r>
+        <w:rPr>
+          <w:rStyle w:val="HTMLCode"/>
+          <w:b/>
+          <w:bCs/>
+        </w:rPr>
+        <w:t>@</w:t>
+      </w:r>
+      <w:proofErr w:type="spellStart"/>
+      <w:r>
+        <w:rPr>
+          <w:rStyle w:val="HTMLCode"/>
+          <w:b/>
+          <w:bCs/>
+        </w:rPr>
+        <w:t>RenderBody</w:t>
+      </w:r>
+      <w:proofErr w:type="spellEnd"/>
+      <w:r>
+        <w:rPr>
+          <w:rStyle w:val="HTMLCode"/>
+          <w:b/>
+          <w:bCs/>
+        </w:rPr>
+        <w:t>(</w:t>
+      </w:r>
+      <w:proofErr w:type="gramEnd"/>
+      <w:r>
+        <w:rPr>
+          <w:rStyle w:val="HTMLCode"/>
+          <w:b/>
+          <w:bCs/>
+        </w:rPr>
+        <w:t>)</w:t>
+      </w:r>
+      <w:r>
+        <w:t xml:space="preserve">: This is a placeholder inside the Layout file. When a specific View (like </w:t>
+      </w:r>
+      <w:proofErr w:type="spellStart"/>
+      <w:r>
+        <w:t>Index.cshtml</w:t>
+      </w:r>
+      <w:proofErr w:type="spellEnd"/>
+      <w:r>
+        <w:t xml:space="preserve">) is loaded, its content is "injected" exactly where </w:t>
+      </w:r>
+      <w:proofErr w:type="gramStart"/>
+      <w:r>
+        <w:rPr>
+          <w:rStyle w:val="HTMLCode"/>
+        </w:rPr>
+        <w:t>@</w:t>
+      </w:r>
+      <w:proofErr w:type="spellStart"/>
+      <w:r>
+        <w:rPr>
+          <w:rStyle w:val="HTMLCode"/>
+        </w:rPr>
+        <w:t>RenderBody</w:t>
+      </w:r>
+      <w:proofErr w:type="spellEnd"/>
+      <w:r>
+        <w:rPr>
+          <w:rStyle w:val="HTMLCode"/>
+        </w:rPr>
+        <w:t>(</w:t>
+      </w:r>
+      <w:proofErr w:type="gramEnd"/>
+      <w:r>
+        <w:rPr>
+          <w:rStyle w:val="HTMLCode"/>
+        </w:rPr>
+        <w:t>)</w:t>
+      </w:r>
+      <w:r>
+        <w:t xml:space="preserve"> is placed.</w:t>
+      </w:r>
+    </w:p>
+    <w:p>
+      <w:pPr>
+        <w:rPr>
+          <w:rFonts w:ascii="Courier New" w:hAnsi="Courier New" w:cs="Courier New"/>
+        </w:rPr>
+      </w:pPr>
+      <w:r>
+        <w:rPr>
+          <w:rFonts w:ascii="Courier New" w:hAnsi="Courier New" w:cs="Courier New"/>
+        </w:rPr>
+        <w:lastRenderedPageBreak/>
+        <w:t>@{</w:t>
+      </w:r>
+    </w:p>
+    <w:p>
+      <w:pPr>
+        <w:rPr>
+          <w:rFonts w:ascii="Courier New" w:hAnsi="Courier New" w:cs="Courier New"/>
+        </w:rPr>
+      </w:pPr>
+      <w:r>
+        <w:rPr>
+          <w:rFonts w:ascii="Courier New" w:hAnsi="Courier New" w:cs="Courier New"/>
+        </w:rPr>
+        <w:t>Layout = "~/Views/Shared/_</w:t>
+      </w:r>
+      <w:proofErr w:type="spellStart"/>
+      <w:r>
+        <w:rPr>
+          <w:rFonts w:ascii="Courier New" w:hAnsi="Courier New" w:cs="Courier New"/>
+        </w:rPr>
+        <w:t>Layout.cshtml</w:t>
+      </w:r>
+      <w:proofErr w:type="spellEnd"/>
+      <w:r>
+        <w:rPr>
+          <w:rFonts w:ascii="Courier New" w:hAnsi="Courier New" w:cs="Courier New"/>
+        </w:rPr>
+        <w:t>";</w:t>
+      </w:r>
+    </w:p>
+    <w:p>
+      <w:pPr>
+        <w:rPr>
+          <w:rFonts w:ascii="Courier New" w:hAnsi="Courier New" w:cs="Courier New"/>
+        </w:rPr>
+      </w:pPr>
+      <w:r>
+        <w:rPr>
+          <w:rFonts w:ascii="Courier New" w:hAnsi="Courier New" w:cs="Courier New"/>
+        </w:rPr>
+        <w:t>}</w:t>
+      </w:r>
+    </w:p>
+    <w:p>
+      <w:pPr>
+        <w:pStyle w:val="NormalWeb"/>
+        <w:numPr>
+          <w:ilvl w:val="0"/>
+          <w:numId w:val="52"/>
+        </w:numPr>
+      </w:pPr>
+    </w:p>
+    <w:p>
+      <w:pPr>
+        <w:spacing w:before="100" w:beforeAutospacing="1" w:after="100" w:afterAutospacing="1" w:line="240" w:lineRule="auto"/>
+        <w:ind w:left="720"/>
+        <w:rPr>
+          <w:rFonts w:ascii="Times New Roman" w:eastAsia="Times New Roman" w:hAnsi="Times New Roman" w:cs="Times New Roman"/>
+          <w:szCs w:val="22"/>
+        </w:rPr>
+      </w:pPr>
+      <w:r>
+        <w:rPr>
+          <w:noProof/>
+        </w:rPr>
+        <w:drawing>
+          <wp:anchor distT="0" distB="0" distL="114300" distR="114300" simplePos="0" relativeHeight="251658240" behindDoc="0" locked="0" layoutInCell="1" allowOverlap="1" wp14:anchorId="1F99C546" wp14:editId="6931E292">
+            <wp:simplePos x="0" y="0"/>
+            <wp:positionH relativeFrom="column">
+              <wp:posOffset>713740</wp:posOffset>
+            </wp:positionH>
+            <wp:positionV relativeFrom="paragraph">
+              <wp:posOffset>0</wp:posOffset>
+            </wp:positionV>
+            <wp:extent cx="4472940" cy="2346960"/>
+            <wp:effectExtent l="0" t="0" r="3810" b="0"/>
+            <wp:wrapSquare wrapText="bothSides"/>
+            <wp:docPr id="6" name="Picture 6" descr="Structure of Layout View in ASP.NET Core MVC"/>
+            <wp:cNvGraphicFramePr>
+              <a:graphicFrameLocks xmlns:a="http://schemas.openxmlformats.org/drawingml/2006/main" noChangeAspect="1"/>
+            </wp:cNvGraphicFramePr>
+            <a:graphic xmlns:a="http://schemas.openxmlformats.org/drawingml/2006/main">
+              <a:graphicData uri="http://schemas.openxmlformats.org/drawingml/2006/picture">
+                <pic:pic xmlns:pic="http://schemas.openxmlformats.org/drawingml/2006/picture">
+                  <pic:nvPicPr>
+                    <pic:cNvPr id="0" name="Picture 36" descr="Structure of Layout View in ASP.NET Core MVC"/>
+                    <pic:cNvPicPr>
+                      <a:picLocks noChangeAspect="1" noChangeArrowheads="1"/>
+                    </pic:cNvPicPr>
+                  </pic:nvPicPr>
+                  <pic:blipFill>
+                    <a:blip r:embed="rId11">
+                      <a:extLst>
+                        <a:ext uri="{28A0092B-C50C-407E-A947-70E740481C1C}">
+                          <a14:useLocalDpi xmlns:a14="http://schemas.microsoft.com/office/drawing/2010/main" val="0"/>
+                        </a:ext>
+                      </a:extLst>
+                    </a:blip>
+                    <a:srcRect/>
+                    <a:stretch>
+                      <a:fillRect/>
+                    </a:stretch>
+                  </pic:blipFill>
+                  <pic:spPr bwMode="auto">
+                    <a:xfrm>
+                      <a:off x="0" y="0"/>
+                      <a:ext cx="4472940" cy="2346960"/>
+                    </a:xfrm>
+                    <a:prstGeom prst="rect">
+                      <a:avLst/>
+                    </a:prstGeom>
+                    <a:noFill/>
+                    <a:ln>
+                      <a:noFill/>
+                    </a:ln>
+                  </pic:spPr>
+                </pic:pic>
+              </a:graphicData>
+            </a:graphic>
+            <wp14:sizeRelV relativeFrom="margin">
+              <wp14:pctHeight>0</wp14:pctHeight>
+            </wp14:sizeRelV>
+          </wp:anchor>
+        </w:drawing>
+      </w:r>
+    </w:p>
+    <w:p/>
+    <w:p/>
+    <w:p>
+      <w:pPr>
+        <w:pStyle w:val="NormalWeb"/>
+        <w:shd w:val="clear" w:color="auto" w:fill="FFFFFF"/>
+        <w:spacing w:before="0" w:beforeAutospacing="0" w:after="0" w:afterAutospacing="0"/>
+        <w:ind w:left="720"/>
+        <w:jc w:val="both"/>
+        <w:textAlignment w:val="baseline"/>
+        <w:rPr>
+          <w:rFonts w:ascii="Arial" w:hAnsi="Arial" w:cs="Arial"/>
+          <w:color w:val="000000"/>
+          <w:sz w:val="23"/>
+          <w:szCs w:val="23"/>
+          <w:bdr w:val="none" w:sz="0" w:space="0" w:color="auto" w:frame="1"/>
+        </w:rPr>
+      </w:pPr>
+    </w:p>
+    <w:p>
+      <w:pPr>
+        <w:pStyle w:val="NormalWeb"/>
+        <w:shd w:val="clear" w:color="auto" w:fill="FFFFFF"/>
+        <w:spacing w:before="0" w:beforeAutospacing="0" w:after="0" w:afterAutospacing="0"/>
+        <w:ind w:left="720"/>
+        <w:jc w:val="both"/>
+        <w:textAlignment w:val="baseline"/>
+        <w:rPr>
+          <w:rFonts w:ascii="Segoe UI" w:hAnsi="Segoe UI" w:cs="Segoe UI"/>
+          <w:color w:val="3A3A3A"/>
+          <w:sz w:val="23"/>
+          <w:szCs w:val="23"/>
+        </w:rPr>
+      </w:pPr>
+    </w:p>
+    <w:p>
+      <w:pPr>
         <w:rPr>
           <w:rFonts w:ascii="Times New Roman" w:hAnsi="Times New Roman" w:cs="Times New Roman"/>
           <w:sz w:val="24"/>
           <w:szCs w:val="24"/>
         </w:rPr>
       </w:pPr>
-      <w:bookmarkStart w:id="4" w:name="_GoBack"/>
-      <w:bookmarkEnd w:id="4"/>
+    </w:p>
+    <w:p>
+      <w:pPr>
+        <w:rPr>
+          <w:rFonts w:ascii="Times New Roman" w:hAnsi="Times New Roman" w:cs="Times New Roman"/>
+          <w:sz w:val="24"/>
+          <w:szCs w:val="24"/>
+        </w:rPr>
+      </w:pPr>
+    </w:p>
+    <w:p>
+      <w:pPr>
+        <w:rPr>
+          <w:rFonts w:ascii="Times New Roman" w:hAnsi="Times New Roman" w:cs="Times New Roman"/>
+          <w:sz w:val="24"/>
+          <w:szCs w:val="24"/>
+        </w:rPr>
+      </w:pPr>
+    </w:p>
+    <w:p>
+      <w:pPr>
+        <w:rPr>
+          <w:rFonts w:ascii="Times New Roman" w:hAnsi="Times New Roman" w:cs="Times New Roman"/>
+          <w:sz w:val="24"/>
+          <w:szCs w:val="24"/>
+        </w:rPr>
+      </w:pPr>
+    </w:p>
+    <w:p>
+      <w:pPr>
+        <w:rPr>
+          <w:rFonts w:ascii="Times New Roman" w:hAnsi="Times New Roman" w:cs="Times New Roman"/>
+          <w:sz w:val="24"/>
+          <w:szCs w:val="24"/>
+        </w:rPr>
+      </w:pPr>
+    </w:p>
+    <w:p>
+      <w:pPr>
+        <w:pStyle w:val="Heading3"/>
+        <w:numPr>
+          <w:ilvl w:val="0"/>
+          <w:numId w:val="49"/>
+        </w:numPr>
+      </w:pPr>
+      <w:proofErr w:type="spellStart"/>
+      <w:r>
+        <w:t>ViewStart</w:t>
+      </w:r>
+      <w:proofErr w:type="spellEnd"/>
+      <w:r>
+        <w:t xml:space="preserve"> (_</w:t>
+      </w:r>
+      <w:proofErr w:type="spellStart"/>
+      <w:r>
+        <w:t>ViewStart.cshtml</w:t>
+      </w:r>
+      <w:proofErr w:type="spellEnd"/>
+      <w:r>
+        <w:t>)</w:t>
+      </w:r>
+    </w:p>
+    <w:p>
+      <w:pPr>
+        <w:pStyle w:val="NormalWeb"/>
+      </w:pPr>
+      <w:r>
+        <w:t xml:space="preserve">If you have 50 views, you don't want to manually type </w:t>
+      </w:r>
+      <w:r>
+        <w:rPr>
+          <w:rStyle w:val="HTMLCode"/>
+        </w:rPr>
+        <w:t>Layout = "_Layout";</w:t>
+      </w:r>
+      <w:r>
+        <w:t xml:space="preserve"> at the top of every single one.</w:t>
+      </w:r>
+    </w:p>
+    <w:p>
+      <w:pPr>
+        <w:pStyle w:val="NormalWeb"/>
+        <w:numPr>
+          <w:ilvl w:val="0"/>
+          <w:numId w:val="53"/>
+        </w:numPr>
+      </w:pPr>
+      <w:r>
+        <w:rPr>
+          <w:b/>
+          <w:bCs/>
+        </w:rPr>
+        <w:t>The Concept:</w:t>
+      </w:r>
+      <w:r>
+        <w:t xml:space="preserve"> </w:t>
+      </w:r>
+      <w:r>
+        <w:rPr>
+          <w:rStyle w:val="HTMLCode"/>
+        </w:rPr>
+        <w:t>_</w:t>
+      </w:r>
+      <w:proofErr w:type="spellStart"/>
+      <w:r>
+        <w:rPr>
+          <w:rStyle w:val="HTMLCode"/>
+        </w:rPr>
+        <w:t>ViewStart.cshtml</w:t>
+      </w:r>
+      <w:proofErr w:type="spellEnd"/>
+      <w:r>
+        <w:t xml:space="preserve"> runs </w:t>
+      </w:r>
+      <w:r>
+        <w:rPr>
+          <w:b/>
+          <w:bCs/>
+        </w:rPr>
+        <w:t>before</w:t>
+      </w:r>
+      <w:r>
+        <w:t xml:space="preserve"> any other view in that folder.</w:t>
+      </w:r>
+    </w:p>
+    <w:p>
+      <w:pPr>
+        <w:pStyle w:val="NormalWeb"/>
+        <w:numPr>
+          <w:ilvl w:val="0"/>
+          <w:numId w:val="53"/>
+        </w:numPr>
+      </w:pPr>
+      <w:r>
+        <w:rPr>
+          <w:b/>
+          <w:bCs/>
+        </w:rPr>
+        <w:t>The Usage:</w:t>
+      </w:r>
+      <w:r>
+        <w:t xml:space="preserve"> It typically contains one line of code:</w:t>
+      </w:r>
+    </w:p>
+    <w:p>
+      <w:pPr>
+        <w:pStyle w:val="NormalWeb"/>
+        <w:numPr>
+          <w:ilvl w:val="0"/>
+          <w:numId w:val="53"/>
+        </w:numPr>
+      </w:pPr>
+      <w:r>
+        <w:rPr>
+          <w:b/>
+          <w:bCs/>
+        </w:rPr>
+        <w:t>Benefit:</w:t>
+      </w:r>
+      <w:r>
+        <w:t xml:space="preserve"> It ensures a consistent look across the entire app automatically. If you want to change the layout for the whole site, you only change it in this one file.</w:t>
+      </w:r>
+    </w:p>
+    <w:p>
+      <w:pPr>
+        <w:pStyle w:val="Heading3"/>
+        <w:numPr>
+          <w:ilvl w:val="0"/>
+          <w:numId w:val="49"/>
+        </w:numPr>
+      </w:pPr>
+      <w:r>
+        <w:t>_</w:t>
+      </w:r>
+      <w:proofErr w:type="spellStart"/>
+      <w:r>
+        <w:t>ViewImports.cshtml</w:t>
+      </w:r>
+      <w:proofErr w:type="spellEnd"/>
+    </w:p>
+    <w:p>
+      <w:pPr>
+        <w:pStyle w:val="NormalWeb"/>
+      </w:pPr>
+      <w:r>
+        <w:t xml:space="preserve">Think of this file as the </w:t>
+      </w:r>
+      <w:r>
+        <w:rPr>
+          <w:b/>
+          <w:bCs/>
+        </w:rPr>
+        <w:t>Global Namespace Manager</w:t>
+      </w:r>
+      <w:r>
+        <w:t xml:space="preserve">. In a standard C# class, you write </w:t>
+      </w:r>
+      <w:r>
+        <w:rPr>
+          <w:rStyle w:val="HTMLCode"/>
+        </w:rPr>
+        <w:t>using System;</w:t>
+      </w:r>
+      <w:r>
+        <w:t xml:space="preserve"> at the top. In a View, you would normally have to do the same.</w:t>
+      </w:r>
+    </w:p>
+    <w:p>
+      <w:pPr>
+        <w:pStyle w:val="NormalWeb"/>
+        <w:numPr>
+          <w:ilvl w:val="0"/>
+          <w:numId w:val="54"/>
+        </w:numPr>
+      </w:pPr>
+      <w:r>
+        <w:rPr>
+          <w:b/>
+          <w:bCs/>
+        </w:rPr>
+        <w:t>The Problem:</w:t>
+      </w:r>
+      <w:r>
+        <w:t xml:space="preserve"> If you have 50 views, and they all use the </w:t>
+      </w:r>
+      <w:r>
+        <w:rPr>
+          <w:rStyle w:val="HTMLCode"/>
+        </w:rPr>
+        <w:t>Student</w:t>
+      </w:r>
+      <w:r>
+        <w:t xml:space="preserve"> model, you would have to write </w:t>
+      </w:r>
+      <w:r>
+        <w:rPr>
+          <w:rStyle w:val="HTMLCode"/>
+        </w:rPr>
+        <w:t xml:space="preserve">@using </w:t>
+      </w:r>
+      <w:proofErr w:type="spellStart"/>
+      <w:r>
+        <w:rPr>
+          <w:rStyle w:val="HTMLCode"/>
+        </w:rPr>
+        <w:t>MyProject.Models</w:t>
+      </w:r>
+      <w:proofErr w:type="spellEnd"/>
+      <w:r>
+        <w:t xml:space="preserve"> at the top of all 50 files.</w:t>
+      </w:r>
+    </w:p>
+    <w:p>
+      <w:pPr>
+        <w:pStyle w:val="NormalWeb"/>
+        <w:numPr>
+          <w:ilvl w:val="0"/>
+          <w:numId w:val="54"/>
+        </w:numPr>
+      </w:pPr>
+      <w:r>
+        <w:rPr>
+          <w:b/>
+          <w:bCs/>
+        </w:rPr>
+        <w:t>The Solution:</w:t>
+      </w:r>
+      <w:r>
+        <w:t xml:space="preserve"> You put that </w:t>
+      </w:r>
+      <w:r>
+        <w:rPr>
+          <w:rStyle w:val="HTMLCode"/>
+        </w:rPr>
+        <w:t>using</w:t>
+      </w:r>
+      <w:r>
+        <w:t xml:space="preserve"> statement inside </w:t>
+      </w:r>
+      <w:r>
+        <w:rPr>
+          <w:rStyle w:val="HTMLCode"/>
+        </w:rPr>
+        <w:t>_</w:t>
+      </w:r>
+      <w:proofErr w:type="spellStart"/>
+      <w:r>
+        <w:rPr>
+          <w:rStyle w:val="HTMLCode"/>
+        </w:rPr>
+        <w:t>ViewImports.cshtml</w:t>
+      </w:r>
+      <w:proofErr w:type="spellEnd"/>
+      <w:r>
+        <w:t xml:space="preserve"> once.</w:t>
+      </w:r>
+    </w:p>
+    <w:p>
+      <w:pPr>
+        <w:pStyle w:val="NormalWeb"/>
+        <w:numPr>
+          <w:ilvl w:val="0"/>
+          <w:numId w:val="54"/>
+        </w:numPr>
+      </w:pPr>
+      <w:r>
+        <w:rPr>
+          <w:b/>
+          <w:bCs/>
+        </w:rPr>
+        <w:t>What it contains:</w:t>
+      </w:r>
+    </w:p>
+    <w:p>
+      <w:pPr>
+        <w:pStyle w:val="NormalWeb"/>
+        <w:numPr>
+          <w:ilvl w:val="1"/>
+          <w:numId w:val="54"/>
+        </w:numPr>
+      </w:pPr>
+      <w:r>
+        <w:rPr>
+          <w:rStyle w:val="HTMLCode"/>
+        </w:rPr>
+        <w:t>@using</w:t>
+      </w:r>
+      <w:r>
+        <w:t>: To import namespaces.</w:t>
+      </w:r>
+    </w:p>
+    <w:p>
+      <w:pPr>
+        <w:pStyle w:val="NormalWeb"/>
+        <w:numPr>
+          <w:ilvl w:val="1"/>
+          <w:numId w:val="54"/>
+        </w:numPr>
+      </w:pPr>
+      <w:r>
+        <w:rPr>
+          <w:rStyle w:val="HTMLCode"/>
+        </w:rPr>
+        <w:t>@</w:t>
+      </w:r>
+      <w:proofErr w:type="spellStart"/>
+      <w:r>
+        <w:rPr>
+          <w:rStyle w:val="HTMLCode"/>
+        </w:rPr>
+        <w:t>addTagHelper</w:t>
+      </w:r>
+      <w:proofErr w:type="spellEnd"/>
+      <w:r>
+        <w:t xml:space="preserve">: To enable Tag Helpers (like </w:t>
+      </w:r>
+      <w:r>
+        <w:rPr>
+          <w:rStyle w:val="HTMLCode"/>
+        </w:rPr>
+        <w:t>asp-for</w:t>
+      </w:r>
+      <w:r>
+        <w:t xml:space="preserve"> or </w:t>
+      </w:r>
+      <w:r>
+        <w:rPr>
+          <w:rStyle w:val="HTMLCode"/>
+        </w:rPr>
+        <w:t>asp-action</w:t>
+      </w:r>
+      <w:r>
+        <w:t>).</w:t>
+      </w:r>
+    </w:p>
+    <w:p>
+      <w:pPr>
+        <w:pStyle w:val="NormalWeb"/>
+        <w:numPr>
+          <w:ilvl w:val="1"/>
+          <w:numId w:val="54"/>
+        </w:numPr>
+      </w:pPr>
+      <w:r>
+        <w:rPr>
+          <w:rStyle w:val="HTMLCode"/>
+        </w:rPr>
+        <w:t>@model</w:t>
+      </w:r>
+      <w:r>
+        <w:t>: Rarely used here, but possible for a global model.</w:t>
+      </w:r>
+    </w:p>
+    <w:p>
+      <w:r>
+        <w:lastRenderedPageBreak/>
+        <w:pict>
+          <v:rect id="_x0000_i1049" style="width:0;height:1.5pt" o:hralign="center" o:hrstd="t" o:hr="t" fillcolor="#a0a0a0" stroked="f"/>
+        </w:pict>
+      </w:r>
+    </w:p>
+    <w:p>
+      <w:pPr>
+        <w:pStyle w:val="Heading3"/>
+        <w:numPr>
+          <w:ilvl w:val="0"/>
+          <w:numId w:val="49"/>
+        </w:numPr>
+      </w:pPr>
+      <w:r>
+        <w:t>Partial Views</w:t>
+      </w:r>
+    </w:p>
+    <w:p>
+      <w:pPr>
+        <w:pStyle w:val="NormalWeb"/>
+      </w:pPr>
+      <w:r>
+        <w:t xml:space="preserve">A </w:t>
+      </w:r>
+      <w:r>
+        <w:rPr>
+          <w:b/>
+          <w:bCs/>
+        </w:rPr>
+        <w:t>Partial View</w:t>
+      </w:r>
+      <w:r>
+        <w:t xml:space="preserve"> is a "Mini-View" that doesn't have a Layout. It is a reusable chunk of HTML that you can plug into other views.</w:t>
+      </w:r>
+    </w:p>
+    <w:p>
+      <w:pPr>
+        <w:pStyle w:val="NormalWeb"/>
+        <w:numPr>
+          <w:ilvl w:val="0"/>
+          <w:numId w:val="55"/>
+        </w:numPr>
+      </w:pPr>
+      <w:r>
+        <w:rPr>
+          <w:b/>
+          <w:bCs/>
+        </w:rPr>
+        <w:t>The Analogy:</w:t>
+      </w:r>
+      <w:r>
+        <w:t xml:space="preserve"> If the </w:t>
+      </w:r>
+      <w:r>
+        <w:rPr>
+          <w:b/>
+          <w:bCs/>
+        </w:rPr>
+        <w:t>Layout</w:t>
+      </w:r>
+      <w:r>
+        <w:t xml:space="preserve"> is the "Frame" of the house, and the </w:t>
+      </w:r>
+      <w:r>
+        <w:rPr>
+          <w:b/>
+          <w:bCs/>
+        </w:rPr>
+        <w:t>View</w:t>
+      </w:r>
+      <w:r>
+        <w:t xml:space="preserve"> is the "Room," then the </w:t>
+      </w:r>
+      <w:r>
+        <w:rPr>
+          <w:b/>
+          <w:bCs/>
+        </w:rPr>
+        <w:t>Partial View</w:t>
+      </w:r>
+      <w:r>
+        <w:t xml:space="preserve"> is a "Piece of Furniture" (like a chair) that you can move from the living room to the bedroom.</w:t>
+      </w:r>
+    </w:p>
+    <w:p>
+      <w:pPr>
+        <w:pStyle w:val="NormalWeb"/>
+        <w:numPr>
+          <w:ilvl w:val="0"/>
+          <w:numId w:val="55"/>
+        </w:numPr>
+      </w:pPr>
+      <w:r>
+        <w:rPr>
+          <w:b/>
+          <w:bCs/>
+        </w:rPr>
+        <w:t>Naming Convention:</w:t>
+      </w:r>
+      <w:r>
+        <w:t xml:space="preserve"> By custom, partial view filenames start with an underscore (e.g., </w:t>
+      </w:r>
+      <w:r>
+        <w:rPr>
+          <w:rStyle w:val="HTMLCode"/>
+        </w:rPr>
+        <w:t>_</w:t>
+      </w:r>
+      <w:proofErr w:type="spellStart"/>
+      <w:r>
+        <w:rPr>
+          <w:rStyle w:val="HTMLCode"/>
+        </w:rPr>
+        <w:t>StudentCard.cshtml</w:t>
+      </w:r>
+      <w:proofErr w:type="spellEnd"/>
+      <w:r>
+        <w:t>).</w:t>
+      </w:r>
+    </w:p>
+    <w:p>
+      <w:pPr>
+        <w:pStyle w:val="NormalWeb"/>
+        <w:numPr>
+          <w:ilvl w:val="0"/>
+          <w:numId w:val="55"/>
+        </w:numPr>
+      </w:pPr>
+      <w:r>
+        <w:rPr>
+          <w:b/>
+          <w:bCs/>
+        </w:rPr>
+        <w:t>How to call it:</w:t>
+      </w:r>
+      <w:r>
+        <w:t xml:space="preserve"> ```razor &lt;partial name="_</w:t>
+      </w:r>
+      <w:proofErr w:type="spellStart"/>
+      <w:r>
+        <w:t>StudentCard</w:t>
+      </w:r>
+      <w:proofErr w:type="spellEnd"/>
+      <w:r>
+        <w:t>" model="</w:t>
+      </w:r>
+      <w:proofErr w:type="spellStart"/>
+      <w:r>
+        <w:t>studentObject</w:t>
+      </w:r>
+      <w:proofErr w:type="spellEnd"/>
+      <w:r>
+        <w:t>" /&gt;</w:t>
+      </w:r>
+    </w:p>
+    <w:p>
+      <w:pPr>
+        <w:tabs>
+          <w:tab w:val="left" w:pos="2795"/>
+        </w:tabs>
+        <w:rPr>
+          <w:rFonts w:ascii="Times New Roman" w:hAnsi="Times New Roman" w:cs="Times New Roman"/>
+          <w:sz w:val="24"/>
+          <w:szCs w:val="24"/>
+        </w:rPr>
+      </w:pPr>
+      <w:bookmarkStart w:id="7" w:name="_GoBack"/>
+      <w:bookmarkEnd w:id="7"/>
     </w:p>
     <w:sectPr>
       <w:pgSz w:w="12240" w:h="15840"/>
@@ -15639,6 +17221,92 @@
     </w:lvl>
   </w:abstractNum>
   <w:abstractNum w:abstractNumId="4">
+    <w:nsid w:val="0D9F336D"/>
+    <w:multiLevelType w:val="hybridMultilevel"/>
+    <w:tmpl w:val="1678385E"/>
+    <w:lvl w:ilvl="0" w:tplc="0409000F">
+      <w:start w:val="1"/>
+      <w:numFmt w:val="decimal"/>
+      <w:lvlText w:val="%1."/>
+      <w:lvlJc w:val="left"/>
+      <w:pPr>
+        <w:ind w:left="720" w:hanging="360"/>
+      </w:pPr>
+    </w:lvl>
+    <w:lvl w:ilvl="1" w:tplc="04090019" w:tentative="1">
+      <w:start w:val="1"/>
+      <w:numFmt w:val="lowerLetter"/>
+      <w:lvlText w:val="%2."/>
+      <w:lvlJc w:val="left"/>
+      <w:pPr>
+        <w:ind w:left="1440" w:hanging="360"/>
+      </w:pPr>
+    </w:lvl>
+    <w:lvl w:ilvl="2" w:tplc="0409001B" w:tentative="1">
+      <w:start w:val="1"/>
+      <w:numFmt w:val="lowerRoman"/>
+      <w:lvlText w:val="%3."/>
+      <w:lvlJc w:val="right"/>
+      <w:pPr>
+        <w:ind w:left="2160" w:hanging="180"/>
+      </w:pPr>
+    </w:lvl>
+    <w:lvl w:ilvl="3" w:tplc="0409000F" w:tentative="1">
+      <w:start w:val="1"/>
+      <w:numFmt w:val="decimal"/>
+      <w:lvlText w:val="%4."/>
+      <w:lvlJc w:val="left"/>
+      <w:pPr>
+        <w:ind w:left="2880" w:hanging="360"/>
+      </w:pPr>
+    </w:lvl>
+    <w:lvl w:ilvl="4" w:tplc="04090019" w:tentative="1">
+      <w:start w:val="1"/>
+      <w:numFmt w:val="lowerLetter"/>
+      <w:lvlText w:val="%5."/>
+      <w:lvlJc w:val="left"/>
+      <w:pPr>
+        <w:ind w:left="3600" w:hanging="360"/>
+      </w:pPr>
+    </w:lvl>
+    <w:lvl w:ilvl="5" w:tplc="0409001B" w:tentative="1">
+      <w:start w:val="1"/>
+      <w:numFmt w:val="lowerRoman"/>
+      <w:lvlText w:val="%6."/>
+      <w:lvlJc w:val="right"/>
+      <w:pPr>
+        <w:ind w:left="4320" w:hanging="180"/>
+      </w:pPr>
+    </w:lvl>
+    <w:lvl w:ilvl="6" w:tplc="0409000F" w:tentative="1">
+      <w:start w:val="1"/>
+      <w:numFmt w:val="decimal"/>
+      <w:lvlText w:val="%7."/>
+      <w:lvlJc w:val="left"/>
+      <w:pPr>
+        <w:ind w:left="5040" w:hanging="360"/>
+      </w:pPr>
+    </w:lvl>
+    <w:lvl w:ilvl="7" w:tplc="04090019" w:tentative="1">
+      <w:start w:val="1"/>
+      <w:numFmt w:val="lowerLetter"/>
+      <w:lvlText w:val="%8."/>
+      <w:lvlJc w:val="left"/>
+      <w:pPr>
+        <w:ind w:left="5760" w:hanging="360"/>
+      </w:pPr>
+    </w:lvl>
+    <w:lvl w:ilvl="8" w:tplc="0409001B" w:tentative="1">
+      <w:start w:val="1"/>
+      <w:numFmt w:val="lowerRoman"/>
+      <w:lvlText w:val="%9."/>
+      <w:lvlJc w:val="right"/>
+      <w:pPr>
+        <w:ind w:left="6480" w:hanging="180"/>
+      </w:pPr>
+    </w:lvl>
+  </w:abstractNum>
+  <w:abstractNum w:abstractNumId="5">
     <w:nsid w:val="0E674137"/>
     <w:multiLevelType w:val="multilevel"/>
     <w:tmpl w:val="1D883BD6"/>
@@ -15787,7 +17455,7 @@
       </w:rPr>
     </w:lvl>
   </w:abstractNum>
-  <w:abstractNum w:abstractNumId="5">
+  <w:abstractNum w:abstractNumId="6">
     <w:nsid w:val="0F4D37DE"/>
     <w:multiLevelType w:val="multilevel"/>
     <w:tmpl w:val="D808426E"/>
@@ -15936,7 +17604,7 @@
       </w:rPr>
     </w:lvl>
   </w:abstractNum>
-  <w:abstractNum w:abstractNumId="6">
+  <w:abstractNum w:abstractNumId="7">
     <w:nsid w:val="0F7538F8"/>
     <w:multiLevelType w:val="multilevel"/>
     <w:tmpl w:val="672A35FA"/>
@@ -16085,7 +17753,7 @@
       </w:rPr>
     </w:lvl>
   </w:abstractNum>
-  <w:abstractNum w:abstractNumId="7">
+  <w:abstractNum w:abstractNumId="8">
     <w:nsid w:val="13916144"/>
     <w:multiLevelType w:val="multilevel"/>
     <w:tmpl w:val="9358352A"/>
@@ -16234,7 +17902,7 @@
       </w:rPr>
     </w:lvl>
   </w:abstractNum>
-  <w:abstractNum w:abstractNumId="8">
+  <w:abstractNum w:abstractNumId="9">
     <w:nsid w:val="140C340F"/>
     <w:multiLevelType w:val="multilevel"/>
     <w:tmpl w:val="AE84B244"/>
@@ -16383,7 +18051,7 @@
       </w:rPr>
     </w:lvl>
   </w:abstractNum>
-  <w:abstractNum w:abstractNumId="9">
+  <w:abstractNum w:abstractNumId="10">
     <w:nsid w:val="156F7505"/>
     <w:multiLevelType w:val="multilevel"/>
     <w:tmpl w:val="05C22DBE"/>
@@ -16496,7 +18164,7 @@
       </w:pPr>
     </w:lvl>
   </w:abstractNum>
-  <w:abstractNum w:abstractNumId="10">
+  <w:abstractNum w:abstractNumId="11">
     <w:nsid w:val="16B73202"/>
     <w:multiLevelType w:val="multilevel"/>
     <w:tmpl w:val="683EB2DE"/>
@@ -16645,7 +18313,7 @@
       </w:rPr>
     </w:lvl>
   </w:abstractNum>
-  <w:abstractNum w:abstractNumId="11">
+  <w:abstractNum w:abstractNumId="12">
     <w:nsid w:val="18577943"/>
     <w:multiLevelType w:val="multilevel"/>
     <w:tmpl w:val="E19CB13A"/>
@@ -16794,7 +18462,7 @@
       </w:rPr>
     </w:lvl>
   </w:abstractNum>
-  <w:abstractNum w:abstractNumId="12">
+  <w:abstractNum w:abstractNumId="13">
     <w:nsid w:val="18691E73"/>
     <w:multiLevelType w:val="multilevel"/>
     <w:tmpl w:val="CB203536"/>
@@ -16943,7 +18611,7 @@
       </w:rPr>
     </w:lvl>
   </w:abstractNum>
-  <w:abstractNum w:abstractNumId="13">
+  <w:abstractNum w:abstractNumId="14">
     <w:nsid w:val="1E653F86"/>
     <w:multiLevelType w:val="multilevel"/>
     <w:tmpl w:val="769CDEEA"/>
@@ -17092,7 +18760,156 @@
       </w:rPr>
     </w:lvl>
   </w:abstractNum>
-  <w:abstractNum w:abstractNumId="14">
+  <w:abstractNum w:abstractNumId="15">
+    <w:nsid w:val="1FBF2B14"/>
+    <w:multiLevelType w:val="multilevel"/>
+    <w:tmpl w:val="9F0C2BD4"/>
+    <w:lvl w:ilvl="0">
+      <w:start w:val="1"/>
+      <w:numFmt w:val="bullet"/>
+      <w:lvlText w:val=""/>
+      <w:lvlJc w:val="left"/>
+      <w:pPr>
+        <w:tabs>
+          <w:tab w:val="num" w:pos="720"/>
+        </w:tabs>
+        <w:ind w:left="720" w:hanging="360"/>
+      </w:pPr>
+      <w:rPr>
+        <w:rFonts w:ascii="Symbol" w:hAnsi="Symbol" w:hint="default"/>
+        <w:sz w:val="20"/>
+      </w:rPr>
+    </w:lvl>
+    <w:lvl w:ilvl="1" w:tentative="1">
+      <w:start w:val="1"/>
+      <w:numFmt w:val="bullet"/>
+      <w:lvlText w:val="o"/>
+      <w:lvlJc w:val="left"/>
+      <w:pPr>
+        <w:tabs>
+          <w:tab w:val="num" w:pos="1440"/>
+        </w:tabs>
+        <w:ind w:left="1440" w:hanging="360"/>
+      </w:pPr>
+      <w:rPr>
+        <w:rFonts w:ascii="Courier New" w:hAnsi="Courier New" w:hint="default"/>
+        <w:sz w:val="20"/>
+      </w:rPr>
+    </w:lvl>
+    <w:lvl w:ilvl="2" w:tentative="1">
+      <w:start w:val="1"/>
+      <w:numFmt w:val="bullet"/>
+      <w:lvlText w:val=""/>
+      <w:lvlJc w:val="left"/>
+      <w:pPr>
+        <w:tabs>
+          <w:tab w:val="num" w:pos="2160"/>
+        </w:tabs>
+        <w:ind w:left="2160" w:hanging="360"/>
+      </w:pPr>
+      <w:rPr>
+        <w:rFonts w:ascii="Wingdings" w:hAnsi="Wingdings" w:hint="default"/>
+        <w:sz w:val="20"/>
+      </w:rPr>
+    </w:lvl>
+    <w:lvl w:ilvl="3" w:tentative="1">
+      <w:start w:val="1"/>
+      <w:numFmt w:val="bullet"/>
+      <w:lvlText w:val=""/>
+      <w:lvlJc w:val="left"/>
+      <w:pPr>
+        <w:tabs>
+          <w:tab w:val="num" w:pos="2880"/>
+        </w:tabs>
+        <w:ind w:left="2880" w:hanging="360"/>
+      </w:pPr>
+      <w:rPr>
+        <w:rFonts w:ascii="Wingdings" w:hAnsi="Wingdings" w:hint="default"/>
+        <w:sz w:val="20"/>
+      </w:rPr>
+    </w:lvl>
+    <w:lvl w:ilvl="4" w:tentative="1">
+      <w:start w:val="1"/>
+      <w:numFmt w:val="bullet"/>
+      <w:lvlText w:val=""/>
+      <w:lvlJc w:val="left"/>
+      <w:pPr>
+        <w:tabs>
+          <w:tab w:val="num" w:pos="3600"/>
+        </w:tabs>
+        <w:ind w:left="3600" w:hanging="360"/>
+      </w:pPr>
+      <w:rPr>
+        <w:rFonts w:ascii="Wingdings" w:hAnsi="Wingdings" w:hint="default"/>
+        <w:sz w:val="20"/>
+      </w:rPr>
+    </w:lvl>
+    <w:lvl w:ilvl="5" w:tentative="1">
+      <w:start w:val="1"/>
+      <w:numFmt w:val="bullet"/>
+      <w:lvlText w:val=""/>
+      <w:lvlJc w:val="left"/>
+      <w:pPr>
+        <w:tabs>
+          <w:tab w:val="num" w:pos="4320"/>
+        </w:tabs>
+        <w:ind w:left="4320" w:hanging="360"/>
+      </w:pPr>
+      <w:rPr>
+        <w:rFonts w:ascii="Wingdings" w:hAnsi="Wingdings" w:hint="default"/>
+        <w:sz w:val="20"/>
+      </w:rPr>
+    </w:lvl>
+    <w:lvl w:ilvl="6" w:tentative="1">
+      <w:start w:val="1"/>
+      <w:numFmt w:val="bullet"/>
+      <w:lvlText w:val=""/>
+      <w:lvlJc w:val="left"/>
+      <w:pPr>
+        <w:tabs>
+          <w:tab w:val="num" w:pos="5040"/>
+        </w:tabs>
+        <w:ind w:left="5040" w:hanging="360"/>
+      </w:pPr>
+      <w:rPr>
+        <w:rFonts w:ascii="Wingdings" w:hAnsi="Wingdings" w:hint="default"/>
+        <w:sz w:val="20"/>
+      </w:rPr>
+    </w:lvl>
+    <w:lvl w:ilvl="7" w:tentative="1">
+      <w:start w:val="1"/>
+      <w:numFmt w:val="bullet"/>
+      <w:lvlText w:val=""/>
+      <w:lvlJc w:val="left"/>
+      <w:pPr>
+        <w:tabs>
+          <w:tab w:val="num" w:pos="5760"/>
+        </w:tabs>
+        <w:ind w:left="5760" w:hanging="360"/>
+      </w:pPr>
+      <w:rPr>
+        <w:rFonts w:ascii="Wingdings" w:hAnsi="Wingdings" w:hint="default"/>
+        <w:sz w:val="20"/>
+      </w:rPr>
+    </w:lvl>
+    <w:lvl w:ilvl="8" w:tentative="1">
+      <w:start w:val="1"/>
+      <w:numFmt w:val="bullet"/>
+      <w:lvlText w:val=""/>
+      <w:lvlJc w:val="left"/>
+      <w:pPr>
+        <w:tabs>
+          <w:tab w:val="num" w:pos="6480"/>
+        </w:tabs>
+        <w:ind w:left="6480" w:hanging="360"/>
+      </w:pPr>
+      <w:rPr>
+        <w:rFonts w:ascii="Wingdings" w:hAnsi="Wingdings" w:hint="default"/>
+        <w:sz w:val="20"/>
+      </w:rPr>
+    </w:lvl>
+  </w:abstractNum>
+  <w:abstractNum w:abstractNumId="16">
     <w:nsid w:val="27FA6A4F"/>
     <w:multiLevelType w:val="multilevel"/>
     <w:tmpl w:val="31F2A00C"/>
@@ -17241,7 +19058,7 @@
       </w:rPr>
     </w:lvl>
   </w:abstractNum>
-  <w:abstractNum w:abstractNumId="15">
+  <w:abstractNum w:abstractNumId="17">
     <w:nsid w:val="28DF2524"/>
     <w:multiLevelType w:val="multilevel"/>
     <w:tmpl w:val="1E0868EC"/>
@@ -17390,7 +19207,7 @@
       </w:rPr>
     </w:lvl>
   </w:abstractNum>
-  <w:abstractNum w:abstractNumId="16">
+  <w:abstractNum w:abstractNumId="18">
     <w:nsid w:val="29C35D81"/>
     <w:multiLevelType w:val="multilevel"/>
     <w:tmpl w:val="B0449668"/>
@@ -17539,7 +19356,7 @@
       </w:rPr>
     </w:lvl>
   </w:abstractNum>
-  <w:abstractNum w:abstractNumId="17">
+  <w:abstractNum w:abstractNumId="19">
     <w:nsid w:val="2A7F0ED7"/>
     <w:multiLevelType w:val="hybridMultilevel"/>
     <w:tmpl w:val="D6700A40"/>
@@ -17652,7 +19469,7 @@
       </w:rPr>
     </w:lvl>
   </w:abstractNum>
-  <w:abstractNum w:abstractNumId="18">
+  <w:abstractNum w:abstractNumId="20">
     <w:nsid w:val="2ADD1104"/>
     <w:multiLevelType w:val="multilevel"/>
     <w:tmpl w:val="0E4CCE06"/>
@@ -17765,7 +19582,7 @@
       </w:pPr>
     </w:lvl>
   </w:abstractNum>
-  <w:abstractNum w:abstractNumId="19">
+  <w:abstractNum w:abstractNumId="21">
     <w:nsid w:val="2E4A7731"/>
     <w:multiLevelType w:val="hybridMultilevel"/>
     <w:tmpl w:val="0ED2F472"/>
@@ -17878,7 +19695,305 @@
       </w:rPr>
     </w:lvl>
   </w:abstractNum>
-  <w:abstractNum w:abstractNumId="20">
+  <w:abstractNum w:abstractNumId="22">
+    <w:nsid w:val="2F161916"/>
+    <w:multiLevelType w:val="multilevel"/>
+    <w:tmpl w:val="2E9A1EDC"/>
+    <w:lvl w:ilvl="0">
+      <w:start w:val="1"/>
+      <w:numFmt w:val="bullet"/>
+      <w:lvlText w:val=""/>
+      <w:lvlJc w:val="left"/>
+      <w:pPr>
+        <w:tabs>
+          <w:tab w:val="num" w:pos="720"/>
+        </w:tabs>
+        <w:ind w:left="720" w:hanging="360"/>
+      </w:pPr>
+      <w:rPr>
+        <w:rFonts w:ascii="Symbol" w:hAnsi="Symbol" w:hint="default"/>
+        <w:sz w:val="20"/>
+      </w:rPr>
+    </w:lvl>
+    <w:lvl w:ilvl="1" w:tentative="1">
+      <w:start w:val="1"/>
+      <w:numFmt w:val="bullet"/>
+      <w:lvlText w:val="o"/>
+      <w:lvlJc w:val="left"/>
+      <w:pPr>
+        <w:tabs>
+          <w:tab w:val="num" w:pos="1440"/>
+        </w:tabs>
+        <w:ind w:left="1440" w:hanging="360"/>
+      </w:pPr>
+      <w:rPr>
+        <w:rFonts w:ascii="Courier New" w:hAnsi="Courier New" w:hint="default"/>
+        <w:sz w:val="20"/>
+      </w:rPr>
+    </w:lvl>
+    <w:lvl w:ilvl="2" w:tentative="1">
+      <w:start w:val="1"/>
+      <w:numFmt w:val="bullet"/>
+      <w:lvlText w:val=""/>
+      <w:lvlJc w:val="left"/>
+      <w:pPr>
+        <w:tabs>
+          <w:tab w:val="num" w:pos="2160"/>
+        </w:tabs>
+        <w:ind w:left="2160" w:hanging="360"/>
+      </w:pPr>
+      <w:rPr>
+        <w:rFonts w:ascii="Wingdings" w:hAnsi="Wingdings" w:hint="default"/>
+        <w:sz w:val="20"/>
+      </w:rPr>
+    </w:lvl>
+    <w:lvl w:ilvl="3" w:tentative="1">
+      <w:start w:val="1"/>
+      <w:numFmt w:val="bullet"/>
+      <w:lvlText w:val=""/>
+      <w:lvlJc w:val="left"/>
+      <w:pPr>
+        <w:tabs>
+          <w:tab w:val="num" w:pos="2880"/>
+        </w:tabs>
+        <w:ind w:left="2880" w:hanging="360"/>
+      </w:pPr>
+      <w:rPr>
+        <w:rFonts w:ascii="Wingdings" w:hAnsi="Wingdings" w:hint="default"/>
+        <w:sz w:val="20"/>
+      </w:rPr>
+    </w:lvl>
+    <w:lvl w:ilvl="4" w:tentative="1">
+      <w:start w:val="1"/>
+      <w:numFmt w:val="bullet"/>
+      <w:lvlText w:val=""/>
+      <w:lvlJc w:val="left"/>
+      <w:pPr>
+        <w:tabs>
+          <w:tab w:val="num" w:pos="3600"/>
+        </w:tabs>
+        <w:ind w:left="3600" w:hanging="360"/>
+      </w:pPr>
+      <w:rPr>
+        <w:rFonts w:ascii="Wingdings" w:hAnsi="Wingdings" w:hint="default"/>
+        <w:sz w:val="20"/>
+      </w:rPr>
+    </w:lvl>
+    <w:lvl w:ilvl="5" w:tentative="1">
+      <w:start w:val="1"/>
+      <w:numFmt w:val="bullet"/>
+      <w:lvlText w:val=""/>
+      <w:lvlJc w:val="left"/>
+      <w:pPr>
+        <w:tabs>
+          <w:tab w:val="num" w:pos="4320"/>
+        </w:tabs>
+        <w:ind w:left="4320" w:hanging="360"/>
+      </w:pPr>
+      <w:rPr>
+        <w:rFonts w:ascii="Wingdings" w:hAnsi="Wingdings" w:hint="default"/>
+        <w:sz w:val="20"/>
+      </w:rPr>
+    </w:lvl>
+    <w:lvl w:ilvl="6" w:tentative="1">
+      <w:start w:val="1"/>
+      <w:numFmt w:val="bullet"/>
+      <w:lvlText w:val=""/>
+      <w:lvlJc w:val="left"/>
+      <w:pPr>
+        <w:tabs>
+          <w:tab w:val="num" w:pos="5040"/>
+        </w:tabs>
+        <w:ind w:left="5040" w:hanging="360"/>
+      </w:pPr>
+      <w:rPr>
+        <w:rFonts w:ascii="Wingdings" w:hAnsi="Wingdings" w:hint="default"/>
+        <w:sz w:val="20"/>
+      </w:rPr>
+    </w:lvl>
+    <w:lvl w:ilvl="7" w:tentative="1">
+      <w:start w:val="1"/>
+      <w:numFmt w:val="bullet"/>
+      <w:lvlText w:val=""/>
+      <w:lvlJc w:val="left"/>
+      <w:pPr>
+        <w:tabs>
+          <w:tab w:val="num" w:pos="5760"/>
+        </w:tabs>
+        <w:ind w:left="5760" w:hanging="360"/>
+      </w:pPr>
+      <w:rPr>
+        <w:rFonts w:ascii="Wingdings" w:hAnsi="Wingdings" w:hint="default"/>
+        <w:sz w:val="20"/>
+      </w:rPr>
+    </w:lvl>
+    <w:lvl w:ilvl="8" w:tentative="1">
+      <w:start w:val="1"/>
+      <w:numFmt w:val="bullet"/>
+      <w:lvlText w:val=""/>
+      <w:lvlJc w:val="left"/>
+      <w:pPr>
+        <w:tabs>
+          <w:tab w:val="num" w:pos="6480"/>
+        </w:tabs>
+        <w:ind w:left="6480" w:hanging="360"/>
+      </w:pPr>
+      <w:rPr>
+        <w:rFonts w:ascii="Wingdings" w:hAnsi="Wingdings" w:hint="default"/>
+        <w:sz w:val="20"/>
+      </w:rPr>
+    </w:lvl>
+  </w:abstractNum>
+  <w:abstractNum w:abstractNumId="23">
+    <w:nsid w:val="3378517B"/>
+    <w:multiLevelType w:val="multilevel"/>
+    <w:tmpl w:val="643CF018"/>
+    <w:lvl w:ilvl="0">
+      <w:start w:val="1"/>
+      <w:numFmt w:val="bullet"/>
+      <w:lvlText w:val=""/>
+      <w:lvlJc w:val="left"/>
+      <w:pPr>
+        <w:tabs>
+          <w:tab w:val="num" w:pos="720"/>
+        </w:tabs>
+        <w:ind w:left="720" w:hanging="360"/>
+      </w:pPr>
+      <w:rPr>
+        <w:rFonts w:ascii="Symbol" w:hAnsi="Symbol" w:hint="default"/>
+        <w:sz w:val="20"/>
+      </w:rPr>
+    </w:lvl>
+    <w:lvl w:ilvl="1" w:tentative="1">
+      <w:start w:val="1"/>
+      <w:numFmt w:val="bullet"/>
+      <w:lvlText w:val="o"/>
+      <w:lvlJc w:val="left"/>
+      <w:pPr>
+        <w:tabs>
+          <w:tab w:val="num" w:pos="1440"/>
+        </w:tabs>
+        <w:ind w:left="1440" w:hanging="360"/>
+      </w:pPr>
+      <w:rPr>
+        <w:rFonts w:ascii="Courier New" w:hAnsi="Courier New" w:hint="default"/>
+        <w:sz w:val="20"/>
+      </w:rPr>
+    </w:lvl>
+    <w:lvl w:ilvl="2" w:tentative="1">
+      <w:start w:val="1"/>
+      <w:numFmt w:val="bullet"/>
+      <w:lvlText w:val=""/>
+      <w:lvlJc w:val="left"/>
+      <w:pPr>
+        <w:tabs>
+          <w:tab w:val="num" w:pos="2160"/>
+        </w:tabs>
+        <w:ind w:left="2160" w:hanging="360"/>
+      </w:pPr>
+      <w:rPr>
+        <w:rFonts w:ascii="Wingdings" w:hAnsi="Wingdings" w:hint="default"/>
+        <w:sz w:val="20"/>
+      </w:rPr>
+    </w:lvl>
+    <w:lvl w:ilvl="3" w:tentative="1">
+      <w:start w:val="1"/>
+      <w:numFmt w:val="bullet"/>
+      <w:lvlText w:val=""/>
+      <w:lvlJc w:val="left"/>
+      <w:pPr>
+        <w:tabs>
+          <w:tab w:val="num" w:pos="2880"/>
+        </w:tabs>
+        <w:ind w:left="2880" w:hanging="360"/>
+      </w:pPr>
+      <w:rPr>
+        <w:rFonts w:ascii="Wingdings" w:hAnsi="Wingdings" w:hint="default"/>
+        <w:sz w:val="20"/>
+      </w:rPr>
+    </w:lvl>
+    <w:lvl w:ilvl="4" w:tentative="1">
+      <w:start w:val="1"/>
+      <w:numFmt w:val="bullet"/>
+      <w:lvlText w:val=""/>
+      <w:lvlJc w:val="left"/>
+      <w:pPr>
+        <w:tabs>
+          <w:tab w:val="num" w:pos="3600"/>
+        </w:tabs>
+        <w:ind w:left="3600" w:hanging="360"/>
+      </w:pPr>
+      <w:rPr>
+        <w:rFonts w:ascii="Wingdings" w:hAnsi="Wingdings" w:hint="default"/>
+        <w:sz w:val="20"/>
+      </w:rPr>
+    </w:lvl>
+    <w:lvl w:ilvl="5" w:tentative="1">
+      <w:start w:val="1"/>
+      <w:numFmt w:val="bullet"/>
+      <w:lvlText w:val=""/>
+      <w:lvlJc w:val="left"/>
+      <w:pPr>
+        <w:tabs>
+          <w:tab w:val="num" w:pos="4320"/>
+        </w:tabs>
+        <w:ind w:left="4320" w:hanging="360"/>
+      </w:pPr>
+      <w:rPr>
+        <w:rFonts w:ascii="Wingdings" w:hAnsi="Wingdings" w:hint="default"/>
+        <w:sz w:val="20"/>
+      </w:rPr>
+    </w:lvl>
+    <w:lvl w:ilvl="6" w:tentative="1">
+      <w:start w:val="1"/>
+      <w:numFmt w:val="bullet"/>
+      <w:lvlText w:val=""/>
+      <w:lvlJc w:val="left"/>
+      <w:pPr>
+        <w:tabs>
+          <w:tab w:val="num" w:pos="5040"/>
+        </w:tabs>
+        <w:ind w:left="5040" w:hanging="360"/>
+      </w:pPr>
+      <w:rPr>
+        <w:rFonts w:ascii="Wingdings" w:hAnsi="Wingdings" w:hint="default"/>
+        <w:sz w:val="20"/>
+      </w:rPr>
+    </w:lvl>
+    <w:lvl w:ilvl="7" w:tentative="1">
+      <w:start w:val="1"/>
+      <w:numFmt w:val="bullet"/>
+      <w:lvlText w:val=""/>
+      <w:lvlJc w:val="left"/>
+      <w:pPr>
+        <w:tabs>
+          <w:tab w:val="num" w:pos="5760"/>
+        </w:tabs>
+        <w:ind w:left="5760" w:hanging="360"/>
+      </w:pPr>
+      <w:rPr>
+        <w:rFonts w:ascii="Wingdings" w:hAnsi="Wingdings" w:hint="default"/>
+        <w:sz w:val="20"/>
+      </w:rPr>
+    </w:lvl>
+    <w:lvl w:ilvl="8" w:tentative="1">
+      <w:start w:val="1"/>
+      <w:numFmt w:val="bullet"/>
+      <w:lvlText w:val=""/>
+      <w:lvlJc w:val="left"/>
+      <w:pPr>
+        <w:tabs>
+          <w:tab w:val="num" w:pos="6480"/>
+        </w:tabs>
+        <w:ind w:left="6480" w:hanging="360"/>
+      </w:pPr>
+      <w:rPr>
+        <w:rFonts w:ascii="Wingdings" w:hAnsi="Wingdings" w:hint="default"/>
+        <w:sz w:val="20"/>
+      </w:rPr>
+    </w:lvl>
+  </w:abstractNum>
+  <w:abstractNum w:abstractNumId="24">
     <w:nsid w:val="38F72DB3"/>
     <w:multiLevelType w:val="multilevel"/>
     <w:tmpl w:val="D48822A4"/>
@@ -18027,7 +20142,7 @@
       </w:rPr>
     </w:lvl>
   </w:abstractNum>
-  <w:abstractNum w:abstractNumId="21">
+  <w:abstractNum w:abstractNumId="25">
     <w:nsid w:val="3E6D119B"/>
     <w:multiLevelType w:val="multilevel"/>
     <w:tmpl w:val="467C58F6"/>
@@ -18176,7 +20291,7 @@
       </w:rPr>
     </w:lvl>
   </w:abstractNum>
-  <w:abstractNum w:abstractNumId="22">
+  <w:abstractNum w:abstractNumId="26">
     <w:nsid w:val="403E4474"/>
     <w:multiLevelType w:val="multilevel"/>
     <w:tmpl w:val="C1E27BBC"/>
@@ -18325,7 +20440,120 @@
       </w:rPr>
     </w:lvl>
   </w:abstractNum>
-  <w:abstractNum w:abstractNumId="23">
+  <w:abstractNum w:abstractNumId="27">
+    <w:nsid w:val="40570112"/>
+    <w:multiLevelType w:val="hybridMultilevel"/>
+    <w:tmpl w:val="1D2A3ABA"/>
+    <w:lvl w:ilvl="0" w:tplc="04090001">
+      <w:start w:val="1"/>
+      <w:numFmt w:val="bullet"/>
+      <w:lvlText w:val=""/>
+      <w:lvlJc w:val="left"/>
+      <w:pPr>
+        <w:ind w:left="720" w:hanging="360"/>
+      </w:pPr>
+      <w:rPr>
+        <w:rFonts w:ascii="Symbol" w:hAnsi="Symbol" w:hint="default"/>
+      </w:rPr>
+    </w:lvl>
+    <w:lvl w:ilvl="1" w:tplc="04090003" w:tentative="1">
+      <w:start w:val="1"/>
+      <w:numFmt w:val="bullet"/>
+      <w:lvlText w:val="o"/>
+      <w:lvlJc w:val="left"/>
+      <w:pPr>
+        <w:ind w:left="1440" w:hanging="360"/>
+      </w:pPr>
+      <w:rPr>
+        <w:rFonts w:ascii="Courier New" w:hAnsi="Courier New" w:cs="Courier New" w:hint="default"/>
+      </w:rPr>
+    </w:lvl>
+    <w:lvl w:ilvl="2" w:tplc="04090005" w:tentative="1">
+      <w:start w:val="1"/>
+      <w:numFmt w:val="bullet"/>
+      <w:lvlText w:val=""/>
+      <w:lvlJc w:val="left"/>
+      <w:pPr>
+        <w:ind w:left="2160" w:hanging="360"/>
+      </w:pPr>
+      <w:rPr>
+        <w:rFonts w:ascii="Wingdings" w:hAnsi="Wingdings" w:hint="default"/>
+      </w:rPr>
+    </w:lvl>
+    <w:lvl w:ilvl="3" w:tplc="04090001" w:tentative="1">
+      <w:start w:val="1"/>
+      <w:numFmt w:val="bullet"/>
+      <w:lvlText w:val=""/>
+      <w:lvlJc w:val="left"/>
+      <w:pPr>
+        <w:ind w:left="2880" w:hanging="360"/>
+      </w:pPr>
+      <w:rPr>
+        <w:rFonts w:ascii="Symbol" w:hAnsi="Symbol" w:hint="default"/>
+      </w:rPr>
+    </w:lvl>
+    <w:lvl w:ilvl="4" w:tplc="04090003" w:tentative="1">
+      <w:start w:val="1"/>
+      <w:numFmt w:val="bullet"/>
+      <w:lvlText w:val="o"/>
+      <w:lvlJc w:val="left"/>
+      <w:pPr>
+        <w:ind w:left="3600" w:hanging="360"/>
+      </w:pPr>
+      <w:rPr>
+        <w:rFonts w:ascii="Courier New" w:hAnsi="Courier New" w:cs="Courier New" w:hint="default"/>
+      </w:rPr>
+    </w:lvl>
+    <w:lvl w:ilvl="5" w:tplc="04090005" w:tentative="1">
+      <w:start w:val="1"/>
+      <w:numFmt w:val="bullet"/>
+      <w:lvlText w:val=""/>
+      <w:lvlJc w:val="left"/>
+      <w:pPr>
+        <w:ind w:left="4320" w:hanging="360"/>
+      </w:pPr>
+      <w:rPr>
+        <w:rFonts w:ascii="Wingdings" w:hAnsi="Wingdings" w:hint="default"/>
+      </w:rPr>
+    </w:lvl>
+    <w:lvl w:ilvl="6" w:tplc="04090001" w:tentative="1">
+      <w:start w:val="1"/>
+      <w:numFmt w:val="bullet"/>
+      <w:lvlText w:val=""/>
+      <w:lvlJc w:val="left"/>
+      <w:pPr>
+        <w:ind w:left="5040" w:hanging="360"/>
+      </w:pPr>
+      <w:rPr>
+        <w:rFonts w:ascii="Symbol" w:hAnsi="Symbol" w:hint="default"/>
+      </w:rPr>
+    </w:lvl>
+    <w:lvl w:ilvl="7" w:tplc="04090003" w:tentative="1">
+      <w:start w:val="1"/>
+      <w:numFmt w:val="bullet"/>
+      <w:lvlText w:val="o"/>
+      <w:lvlJc w:val="left"/>
+      <w:pPr>
+        <w:ind w:left="5760" w:hanging="360"/>
+      </w:pPr>
+      <w:rPr>
+        <w:rFonts w:ascii="Courier New" w:hAnsi="Courier New" w:cs="Courier New" w:hint="default"/>
+      </w:rPr>
+    </w:lvl>
+    <w:lvl w:ilvl="8" w:tplc="04090005" w:tentative="1">
+      <w:start w:val="1"/>
+      <w:numFmt w:val="bullet"/>
+      <w:lvlText w:val=""/>
+      <w:lvlJc w:val="left"/>
+      <w:pPr>
+        <w:ind w:left="6480" w:hanging="360"/>
+      </w:pPr>
+      <w:rPr>
+        <w:rFonts w:ascii="Wingdings" w:hAnsi="Wingdings" w:hint="default"/>
+      </w:rPr>
+    </w:lvl>
+  </w:abstractNum>
+  <w:abstractNum w:abstractNumId="28">
     <w:nsid w:val="416E5CAD"/>
     <w:multiLevelType w:val="multilevel"/>
     <w:tmpl w:val="44B8B942"/>
@@ -18474,7 +20702,7 @@
       </w:rPr>
     </w:lvl>
   </w:abstractNum>
-  <w:abstractNum w:abstractNumId="24">
+  <w:abstractNum w:abstractNumId="29">
     <w:nsid w:val="437C23E1"/>
     <w:multiLevelType w:val="multilevel"/>
     <w:tmpl w:val="3AFE85D8"/>
@@ -18623,7 +20851,7 @@
       </w:rPr>
     </w:lvl>
   </w:abstractNum>
-  <w:abstractNum w:abstractNumId="25">
+  <w:abstractNum w:abstractNumId="30">
     <w:nsid w:val="469211FC"/>
     <w:multiLevelType w:val="hybridMultilevel"/>
     <w:tmpl w:val="5FCCA29E"/>
@@ -18736,7 +20964,7 @@
       </w:rPr>
     </w:lvl>
   </w:abstractNum>
-  <w:abstractNum w:abstractNumId="26">
+  <w:abstractNum w:abstractNumId="31">
     <w:nsid w:val="47F65C07"/>
     <w:multiLevelType w:val="multilevel"/>
     <w:tmpl w:val="81784CF0"/>
@@ -18885,7 +21113,156 @@
       </w:rPr>
     </w:lvl>
   </w:abstractNum>
-  <w:abstractNum w:abstractNumId="27">
+  <w:abstractNum w:abstractNumId="32">
+    <w:nsid w:val="4B3877E3"/>
+    <w:multiLevelType w:val="multilevel"/>
+    <w:tmpl w:val="242E7E78"/>
+    <w:lvl w:ilvl="0">
+      <w:start w:val="1"/>
+      <w:numFmt w:val="bullet"/>
+      <w:lvlText w:val=""/>
+      <w:lvlJc w:val="left"/>
+      <w:pPr>
+        <w:tabs>
+          <w:tab w:val="num" w:pos="720"/>
+        </w:tabs>
+        <w:ind w:left="720" w:hanging="360"/>
+      </w:pPr>
+      <w:rPr>
+        <w:rFonts w:ascii="Symbol" w:hAnsi="Symbol" w:hint="default"/>
+        <w:sz w:val="20"/>
+      </w:rPr>
+    </w:lvl>
+    <w:lvl w:ilvl="1">
+      <w:start w:val="1"/>
+      <w:numFmt w:val="bullet"/>
+      <w:lvlText w:val="o"/>
+      <w:lvlJc w:val="left"/>
+      <w:pPr>
+        <w:tabs>
+          <w:tab w:val="num" w:pos="1440"/>
+        </w:tabs>
+        <w:ind w:left="1440" w:hanging="360"/>
+      </w:pPr>
+      <w:rPr>
+        <w:rFonts w:ascii="Courier New" w:hAnsi="Courier New" w:hint="default"/>
+        <w:sz w:val="20"/>
+      </w:rPr>
+    </w:lvl>
+    <w:lvl w:ilvl="2" w:tentative="1">
+      <w:start w:val="1"/>
+      <w:numFmt w:val="bullet"/>
+      <w:lvlText w:val=""/>
+      <w:lvlJc w:val="left"/>
+      <w:pPr>
+        <w:tabs>
+          <w:tab w:val="num" w:pos="2160"/>
+        </w:tabs>
+        <w:ind w:left="2160" w:hanging="360"/>
+      </w:pPr>
+      <w:rPr>
+        <w:rFonts w:ascii="Wingdings" w:hAnsi="Wingdings" w:hint="default"/>
+        <w:sz w:val="20"/>
+      </w:rPr>
+    </w:lvl>
+    <w:lvl w:ilvl="3" w:tentative="1">
+      <w:start w:val="1"/>
+      <w:numFmt w:val="bullet"/>
+      <w:lvlText w:val=""/>
+      <w:lvlJc w:val="left"/>
+      <w:pPr>
+        <w:tabs>
+          <w:tab w:val="num" w:pos="2880"/>
+        </w:tabs>
+        <w:ind w:left="2880" w:hanging="360"/>
+      </w:pPr>
+      <w:rPr>
+        <w:rFonts w:ascii="Wingdings" w:hAnsi="Wingdings" w:hint="default"/>
+        <w:sz w:val="20"/>
+      </w:rPr>
+    </w:lvl>
+    <w:lvl w:ilvl="4" w:tentative="1">
+      <w:start w:val="1"/>
+      <w:numFmt w:val="bullet"/>
+      <w:lvlText w:val=""/>
+      <w:lvlJc w:val="left"/>
+      <w:pPr>
+        <w:tabs>
+          <w:tab w:val="num" w:pos="3600"/>
+        </w:tabs>
+        <w:ind w:left="3600" w:hanging="360"/>
+      </w:pPr>
+      <w:rPr>
+        <w:rFonts w:ascii="Wingdings" w:hAnsi="Wingdings" w:hint="default"/>
+        <w:sz w:val="20"/>
+      </w:rPr>
+    </w:lvl>
+    <w:lvl w:ilvl="5" w:tentative="1">
+      <w:start w:val="1"/>
+      <w:numFmt w:val="bullet"/>
+      <w:lvlText w:val=""/>
+      <w:lvlJc w:val="left"/>
+      <w:pPr>
+        <w:tabs>
+          <w:tab w:val="num" w:pos="4320"/>
+        </w:tabs>
+        <w:ind w:left="4320" w:hanging="360"/>
+      </w:pPr>
+      <w:rPr>
+        <w:rFonts w:ascii="Wingdings" w:hAnsi="Wingdings" w:hint="default"/>
+        <w:sz w:val="20"/>
+      </w:rPr>
+    </w:lvl>
+    <w:lvl w:ilvl="6" w:tentative="1">
+      <w:start w:val="1"/>
+      <w:numFmt w:val="bullet"/>
+      <w:lvlText w:val=""/>
+      <w:lvlJc w:val="left"/>
+      <w:pPr>
+        <w:tabs>
+          <w:tab w:val="num" w:pos="5040"/>
+        </w:tabs>
+        <w:ind w:left="5040" w:hanging="360"/>
+      </w:pPr>
+      <w:rPr>
+        <w:rFonts w:ascii="Wingdings" w:hAnsi="Wingdings" w:hint="default"/>
+        <w:sz w:val="20"/>
+      </w:rPr>
+    </w:lvl>
+    <w:lvl w:ilvl="7" w:tentative="1">
+      <w:start w:val="1"/>
+      <w:numFmt w:val="bullet"/>
+      <w:lvlText w:val=""/>
+      <w:lvlJc w:val="left"/>
+      <w:pPr>
+        <w:tabs>
+          <w:tab w:val="num" w:pos="5760"/>
+        </w:tabs>
+        <w:ind w:left="5760" w:hanging="360"/>
+      </w:pPr>
+      <w:rPr>
+        <w:rFonts w:ascii="Wingdings" w:hAnsi="Wingdings" w:hint="default"/>
+        <w:sz w:val="20"/>
+      </w:rPr>
+    </w:lvl>
+    <w:lvl w:ilvl="8" w:tentative="1">
+      <w:start w:val="1"/>
+      <w:numFmt w:val="bullet"/>
+      <w:lvlText w:val=""/>
+      <w:lvlJc w:val="left"/>
+      <w:pPr>
+        <w:tabs>
+          <w:tab w:val="num" w:pos="6480"/>
+        </w:tabs>
+        <w:ind w:left="6480" w:hanging="360"/>
+      </w:pPr>
+      <w:rPr>
+        <w:rFonts w:ascii="Wingdings" w:hAnsi="Wingdings" w:hint="default"/>
+        <w:sz w:val="20"/>
+      </w:rPr>
+    </w:lvl>
+  </w:abstractNum>
+  <w:abstractNum w:abstractNumId="33">
     <w:nsid w:val="50DD0001"/>
     <w:multiLevelType w:val="multilevel"/>
     <w:tmpl w:val="91141AF8"/>
@@ -18998,7 +21375,7 @@
       </w:pPr>
     </w:lvl>
   </w:abstractNum>
-  <w:abstractNum w:abstractNumId="28">
+  <w:abstractNum w:abstractNumId="34">
     <w:nsid w:val="54A7570E"/>
     <w:multiLevelType w:val="hybridMultilevel"/>
     <w:tmpl w:val="D2B88774"/>
@@ -19084,7 +21461,7 @@
       </w:pPr>
     </w:lvl>
   </w:abstractNum>
-  <w:abstractNum w:abstractNumId="29">
+  <w:abstractNum w:abstractNumId="35">
     <w:nsid w:val="565C400C"/>
     <w:multiLevelType w:val="hybridMultilevel"/>
     <w:tmpl w:val="E92E0CBC"/>
@@ -19197,7 +21574,7 @@
       </w:rPr>
     </w:lvl>
   </w:abstractNum>
-  <w:abstractNum w:abstractNumId="30">
+  <w:abstractNum w:abstractNumId="36">
     <w:nsid w:val="5A301BB9"/>
     <w:multiLevelType w:val="multilevel"/>
     <w:tmpl w:val="62085AD6"/>
@@ -19310,7 +21687,7 @@
       </w:pPr>
     </w:lvl>
   </w:abstractNum>
-  <w:abstractNum w:abstractNumId="31">
+  <w:abstractNum w:abstractNumId="37">
     <w:nsid w:val="5D944889"/>
     <w:multiLevelType w:val="multilevel"/>
     <w:tmpl w:val="C5666068"/>
@@ -19459,7 +21836,7 @@
       </w:rPr>
     </w:lvl>
   </w:abstractNum>
-  <w:abstractNum w:abstractNumId="32">
+  <w:abstractNum w:abstractNumId="38">
     <w:nsid w:val="5EE36464"/>
     <w:multiLevelType w:val="multilevel"/>
     <w:tmpl w:val="45124588"/>
@@ -19572,7 +21949,7 @@
       </w:pPr>
     </w:lvl>
   </w:abstractNum>
-  <w:abstractNum w:abstractNumId="33">
+  <w:abstractNum w:abstractNumId="39">
     <w:nsid w:val="66DD7697"/>
     <w:multiLevelType w:val="multilevel"/>
     <w:tmpl w:val="8C005646"/>
@@ -19721,7 +22098,7 @@
       </w:rPr>
     </w:lvl>
   </w:abstractNum>
-  <w:abstractNum w:abstractNumId="34">
+  <w:abstractNum w:abstractNumId="40">
     <w:nsid w:val="67A31FBD"/>
     <w:multiLevelType w:val="multilevel"/>
     <w:tmpl w:val="8BB2A172"/>
@@ -19870,7 +22247,7 @@
       </w:rPr>
     </w:lvl>
   </w:abstractNum>
-  <w:abstractNum w:abstractNumId="35">
+  <w:abstractNum w:abstractNumId="41">
     <w:nsid w:val="69FC3A97"/>
     <w:multiLevelType w:val="hybridMultilevel"/>
     <w:tmpl w:val="7CA08FF0"/>
@@ -19983,7 +22360,156 @@
       </w:rPr>
     </w:lvl>
   </w:abstractNum>
-  <w:abstractNum w:abstractNumId="36">
+  <w:abstractNum w:abstractNumId="42">
+    <w:nsid w:val="6A3364B1"/>
+    <w:multiLevelType w:val="multilevel"/>
+    <w:tmpl w:val="61740C72"/>
+    <w:lvl w:ilvl="0">
+      <w:start w:val="1"/>
+      <w:numFmt w:val="bullet"/>
+      <w:lvlText w:val=""/>
+      <w:lvlJc w:val="left"/>
+      <w:pPr>
+        <w:tabs>
+          <w:tab w:val="num" w:pos="720"/>
+        </w:tabs>
+        <w:ind w:left="720" w:hanging="360"/>
+      </w:pPr>
+      <w:rPr>
+        <w:rFonts w:ascii="Symbol" w:hAnsi="Symbol" w:hint="default"/>
+        <w:sz w:val="20"/>
+      </w:rPr>
+    </w:lvl>
+    <w:lvl w:ilvl="1" w:tentative="1">
+      <w:start w:val="1"/>
+      <w:numFmt w:val="bullet"/>
+      <w:lvlText w:val="o"/>
+      <w:lvlJc w:val="left"/>
+      <w:pPr>
+        <w:tabs>
+          <w:tab w:val="num" w:pos="1440"/>
+        </w:tabs>
+        <w:ind w:left="1440" w:hanging="360"/>
+      </w:pPr>
+      <w:rPr>
+        <w:rFonts w:ascii="Courier New" w:hAnsi="Courier New" w:hint="default"/>
+        <w:sz w:val="20"/>
+      </w:rPr>
+    </w:lvl>
+    <w:lvl w:ilvl="2" w:tentative="1">
+      <w:start w:val="1"/>
+      <w:numFmt w:val="bullet"/>
+      <w:lvlText w:val=""/>
+      <w:lvlJc w:val="left"/>
+      <w:pPr>
+        <w:tabs>
+          <w:tab w:val="num" w:pos="2160"/>
+        </w:tabs>
+        <w:ind w:left="2160" w:hanging="360"/>
+      </w:pPr>
+      <w:rPr>
+        <w:rFonts w:ascii="Wingdings" w:hAnsi="Wingdings" w:hint="default"/>
+        <w:sz w:val="20"/>
+      </w:rPr>
+    </w:lvl>
+    <w:lvl w:ilvl="3" w:tentative="1">
+      <w:start w:val="1"/>
+      <w:numFmt w:val="bullet"/>
+      <w:lvlText w:val=""/>
+      <w:lvlJc w:val="left"/>
+      <w:pPr>
+        <w:tabs>
+          <w:tab w:val="num" w:pos="2880"/>
+        </w:tabs>
+        <w:ind w:left="2880" w:hanging="360"/>
+      </w:pPr>
+      <w:rPr>
+        <w:rFonts w:ascii="Wingdings" w:hAnsi="Wingdings" w:hint="default"/>
+        <w:sz w:val="20"/>
+      </w:rPr>
+    </w:lvl>
+    <w:lvl w:ilvl="4" w:tentative="1">
+      <w:start w:val="1"/>
+      <w:numFmt w:val="bullet"/>
+      <w:lvlText w:val=""/>
+      <w:lvlJc w:val="left"/>
+      <w:pPr>
+        <w:tabs>
+          <w:tab w:val="num" w:pos="3600"/>
+        </w:tabs>
+        <w:ind w:left="3600" w:hanging="360"/>
+      </w:pPr>
+      <w:rPr>
+        <w:rFonts w:ascii="Wingdings" w:hAnsi="Wingdings" w:hint="default"/>
+        <w:sz w:val="20"/>
+      </w:rPr>
+    </w:lvl>
+    <w:lvl w:ilvl="5" w:tentative="1">
+      <w:start w:val="1"/>
+      <w:numFmt w:val="bullet"/>
+      <w:lvlText w:val=""/>
+      <w:lvlJc w:val="left"/>
+      <w:pPr>
+        <w:tabs>
+          <w:tab w:val="num" w:pos="4320"/>
+        </w:tabs>
+        <w:ind w:left="4320" w:hanging="360"/>
+      </w:pPr>
+      <w:rPr>
+        <w:rFonts w:ascii="Wingdings" w:hAnsi="Wingdings" w:hint="default"/>
+        <w:sz w:val="20"/>
+      </w:rPr>
+    </w:lvl>
+    <w:lvl w:ilvl="6" w:tentative="1">
+      <w:start w:val="1"/>
+      <w:numFmt w:val="bullet"/>
+      <w:lvlText w:val=""/>
+      <w:lvlJc w:val="left"/>
+      <w:pPr>
+        <w:tabs>
+          <w:tab w:val="num" w:pos="5040"/>
+        </w:tabs>
+        <w:ind w:left="5040" w:hanging="360"/>
+      </w:pPr>
+      <w:rPr>
+        <w:rFonts w:ascii="Wingdings" w:hAnsi="Wingdings" w:hint="default"/>
+        <w:sz w:val="20"/>
+      </w:rPr>
+    </w:lvl>
+    <w:lvl w:ilvl="7" w:tentative="1">
+      <w:start w:val="1"/>
+      <w:numFmt w:val="bullet"/>
+      <w:lvlText w:val=""/>
+      <w:lvlJc w:val="left"/>
+      <w:pPr>
+        <w:tabs>
+          <w:tab w:val="num" w:pos="5760"/>
+        </w:tabs>
+        <w:ind w:left="5760" w:hanging="360"/>
+      </w:pPr>
+      <w:rPr>
+        <w:rFonts w:ascii="Wingdings" w:hAnsi="Wingdings" w:hint="default"/>
+        <w:sz w:val="20"/>
+      </w:rPr>
+    </w:lvl>
+    <w:lvl w:ilvl="8" w:tentative="1">
+      <w:start w:val="1"/>
+      <w:numFmt w:val="bullet"/>
+      <w:lvlText w:val=""/>
+      <w:lvlJc w:val="left"/>
+      <w:pPr>
+        <w:tabs>
+          <w:tab w:val="num" w:pos="6480"/>
+        </w:tabs>
+        <w:ind w:left="6480" w:hanging="360"/>
+      </w:pPr>
+      <w:rPr>
+        <w:rFonts w:ascii="Wingdings" w:hAnsi="Wingdings" w:hint="default"/>
+        <w:sz w:val="20"/>
+      </w:rPr>
+    </w:lvl>
+  </w:abstractNum>
+  <w:abstractNum w:abstractNumId="43">
     <w:nsid w:val="6AAC1B9C"/>
     <w:multiLevelType w:val="hybridMultilevel"/>
     <w:tmpl w:val="C8FE349A"/>
@@ -20096,7 +22622,7 @@
       </w:rPr>
     </w:lvl>
   </w:abstractNum>
-  <w:abstractNum w:abstractNumId="37">
+  <w:abstractNum w:abstractNumId="44">
     <w:nsid w:val="6C21799D"/>
     <w:multiLevelType w:val="multilevel"/>
     <w:tmpl w:val="B75CDC5A"/>
@@ -20245,7 +22771,7 @@
       </w:rPr>
     </w:lvl>
   </w:abstractNum>
-  <w:abstractNum w:abstractNumId="38">
+  <w:abstractNum w:abstractNumId="45">
     <w:nsid w:val="6D03573C"/>
     <w:multiLevelType w:val="multilevel"/>
     <w:tmpl w:val="C2920CFE"/>
@@ -20390,7 +22916,7 @@
       </w:rPr>
     </w:lvl>
   </w:abstractNum>
-  <w:abstractNum w:abstractNumId="39">
+  <w:abstractNum w:abstractNumId="46">
     <w:nsid w:val="6FC34E4B"/>
     <w:multiLevelType w:val="multilevel"/>
     <w:tmpl w:val="8D6276FC"/>
@@ -20503,7 +23029,7 @@
       </w:pPr>
     </w:lvl>
   </w:abstractNum>
-  <w:abstractNum w:abstractNumId="40">
+  <w:abstractNum w:abstractNumId="47">
     <w:nsid w:val="723814D0"/>
     <w:multiLevelType w:val="multilevel"/>
     <w:tmpl w:val="45961502"/>
@@ -20616,7 +23142,7 @@
       </w:pPr>
     </w:lvl>
   </w:abstractNum>
-  <w:abstractNum w:abstractNumId="41">
+  <w:abstractNum w:abstractNumId="48">
     <w:nsid w:val="733F0FCC"/>
     <w:multiLevelType w:val="multilevel"/>
     <w:tmpl w:val="69D8ED1E"/>
@@ -20765,10 +23291,10 @@
       </w:rPr>
     </w:lvl>
   </w:abstractNum>
-  <w:abstractNum w:abstractNumId="42">
+  <w:abstractNum w:abstractNumId="49">
     <w:nsid w:val="74F642F4"/>
     <w:multiLevelType w:val="hybridMultilevel"/>
-    <w:tmpl w:val="D2B88774"/>
+    <w:tmpl w:val="2CB6C5FE"/>
     <w:lvl w:ilvl="0" w:tplc="0409000F">
       <w:start w:val="1"/>
       <w:numFmt w:val="decimal"/>
@@ -20851,7 +23377,7 @@
       </w:pPr>
     </w:lvl>
   </w:abstractNum>
-  <w:abstractNum w:abstractNumId="43">
+  <w:abstractNum w:abstractNumId="50">
     <w:nsid w:val="76BD1057"/>
     <w:multiLevelType w:val="multilevel"/>
     <w:tmpl w:val="35EAA51E"/>
@@ -21000,7 +23526,156 @@
       </w:rPr>
     </w:lvl>
   </w:abstractNum>
-  <w:abstractNum w:abstractNumId="44">
+  <w:abstractNum w:abstractNumId="51">
+    <w:nsid w:val="76EA2F86"/>
+    <w:multiLevelType w:val="multilevel"/>
+    <w:tmpl w:val="EAD6C1A2"/>
+    <w:lvl w:ilvl="0">
+      <w:start w:val="1"/>
+      <w:numFmt w:val="bullet"/>
+      <w:lvlText w:val=""/>
+      <w:lvlJc w:val="left"/>
+      <w:pPr>
+        <w:tabs>
+          <w:tab w:val="num" w:pos="720"/>
+        </w:tabs>
+        <w:ind w:left="720" w:hanging="360"/>
+      </w:pPr>
+      <w:rPr>
+        <w:rFonts w:ascii="Symbol" w:hAnsi="Symbol" w:hint="default"/>
+        <w:sz w:val="20"/>
+      </w:rPr>
+    </w:lvl>
+    <w:lvl w:ilvl="1" w:tentative="1">
+      <w:start w:val="1"/>
+      <w:numFmt w:val="bullet"/>
+      <w:lvlText w:val="o"/>
+      <w:lvlJc w:val="left"/>
+      <w:pPr>
+        <w:tabs>
+          <w:tab w:val="num" w:pos="1440"/>
+        </w:tabs>
+        <w:ind w:left="1440" w:hanging="360"/>
+      </w:pPr>
+      <w:rPr>
+        <w:rFonts w:ascii="Courier New" w:hAnsi="Courier New" w:hint="default"/>
+        <w:sz w:val="20"/>
+      </w:rPr>
+    </w:lvl>
+    <w:lvl w:ilvl="2" w:tentative="1">
+      <w:start w:val="1"/>
+      <w:numFmt w:val="bullet"/>
+      <w:lvlText w:val=""/>
+      <w:lvlJc w:val="left"/>
+      <w:pPr>
+        <w:tabs>
+          <w:tab w:val="num" w:pos="2160"/>
+        </w:tabs>
+        <w:ind w:left="2160" w:hanging="360"/>
+      </w:pPr>
+      <w:rPr>
+        <w:rFonts w:ascii="Wingdings" w:hAnsi="Wingdings" w:hint="default"/>
+        <w:sz w:val="20"/>
+      </w:rPr>
+    </w:lvl>
+    <w:lvl w:ilvl="3" w:tentative="1">
+      <w:start w:val="1"/>
+      <w:numFmt w:val="bullet"/>
+      <w:lvlText w:val=""/>
+      <w:lvlJc w:val="left"/>
+      <w:pPr>
+        <w:tabs>
+          <w:tab w:val="num" w:pos="2880"/>
+        </w:tabs>
+        <w:ind w:left="2880" w:hanging="360"/>
+      </w:pPr>
+      <w:rPr>
+        <w:rFonts w:ascii="Wingdings" w:hAnsi="Wingdings" w:hint="default"/>
+        <w:sz w:val="20"/>
+      </w:rPr>
+    </w:lvl>
+    <w:lvl w:ilvl="4" w:tentative="1">
+      <w:start w:val="1"/>
+      <w:numFmt w:val="bullet"/>
+      <w:lvlText w:val=""/>
+      <w:lvlJc w:val="left"/>
+      <w:pPr>
+        <w:tabs>
+          <w:tab w:val="num" w:pos="3600"/>
+        </w:tabs>
+        <w:ind w:left="3600" w:hanging="360"/>
+      </w:pPr>
+      <w:rPr>
+        <w:rFonts w:ascii="Wingdings" w:hAnsi="Wingdings" w:hint="default"/>
+        <w:sz w:val="20"/>
+      </w:rPr>
+    </w:lvl>
+    <w:lvl w:ilvl="5" w:tentative="1">
+      <w:start w:val="1"/>
+      <w:numFmt w:val="bullet"/>
+      <w:lvlText w:val=""/>
+      <w:lvlJc w:val="left"/>
+      <w:pPr>
+        <w:tabs>
+          <w:tab w:val="num" w:pos="4320"/>
+        </w:tabs>
+        <w:ind w:left="4320" w:hanging="360"/>
+      </w:pPr>
+      <w:rPr>
+        <w:rFonts w:ascii="Wingdings" w:hAnsi="Wingdings" w:hint="default"/>
+        <w:sz w:val="20"/>
+      </w:rPr>
+    </w:lvl>
+    <w:lvl w:ilvl="6" w:tentative="1">
+      <w:start w:val="1"/>
+      <w:numFmt w:val="bullet"/>
+      <w:lvlText w:val=""/>
+      <w:lvlJc w:val="left"/>
+      <w:pPr>
+        <w:tabs>
+          <w:tab w:val="num" w:pos="5040"/>
+        </w:tabs>
+        <w:ind w:left="5040" w:hanging="360"/>
+      </w:pPr>
+      <w:rPr>
+        <w:rFonts w:ascii="Wingdings" w:hAnsi="Wingdings" w:hint="default"/>
+        <w:sz w:val="20"/>
+      </w:rPr>
+    </w:lvl>
+    <w:lvl w:ilvl="7" w:tentative="1">
+      <w:start w:val="1"/>
+      <w:numFmt w:val="bullet"/>
+      <w:lvlText w:val=""/>
+      <w:lvlJc w:val="left"/>
+      <w:pPr>
+        <w:tabs>
+          <w:tab w:val="num" w:pos="5760"/>
+        </w:tabs>
+        <w:ind w:left="5760" w:hanging="360"/>
+      </w:pPr>
+      <w:rPr>
+        <w:rFonts w:ascii="Wingdings" w:hAnsi="Wingdings" w:hint="default"/>
+        <w:sz w:val="20"/>
+      </w:rPr>
+    </w:lvl>
+    <w:lvl w:ilvl="8" w:tentative="1">
+      <w:start w:val="1"/>
+      <w:numFmt w:val="bullet"/>
+      <w:lvlText w:val=""/>
+      <w:lvlJc w:val="left"/>
+      <w:pPr>
+        <w:tabs>
+          <w:tab w:val="num" w:pos="6480"/>
+        </w:tabs>
+        <w:ind w:left="6480" w:hanging="360"/>
+      </w:pPr>
+      <w:rPr>
+        <w:rFonts w:ascii="Wingdings" w:hAnsi="Wingdings" w:hint="default"/>
+        <w:sz w:val="20"/>
+      </w:rPr>
+    </w:lvl>
+  </w:abstractNum>
+  <w:abstractNum w:abstractNumId="52">
     <w:nsid w:val="77054F17"/>
     <w:multiLevelType w:val="multilevel"/>
     <w:tmpl w:val="C2BE77BA"/>
@@ -21113,7 +23788,7 @@
       </w:pPr>
     </w:lvl>
   </w:abstractNum>
-  <w:abstractNum w:abstractNumId="45">
+  <w:abstractNum w:abstractNumId="53">
     <w:nsid w:val="796E3AF1"/>
     <w:multiLevelType w:val="multilevel"/>
     <w:tmpl w:val="E5929A64"/>
@@ -21230,7 +23905,7 @@
       </w:pPr>
     </w:lvl>
   </w:abstractNum>
-  <w:abstractNum w:abstractNumId="46">
+  <w:abstractNum w:abstractNumId="54">
     <w:nsid w:val="79F875BF"/>
     <w:multiLevelType w:val="multilevel"/>
     <w:tmpl w:val="FD70627E"/>
@@ -21380,147 +24055,171 @@
     </w:lvl>
   </w:abstractNum>
   <w:num w:numId="1">
-    <w:abstractNumId w:val="36"/>
+    <w:abstractNumId w:val="43"/>
   </w:num>
   <w:num w:numId="2">
-    <w:abstractNumId w:val="11"/>
+    <w:abstractNumId w:val="12"/>
   </w:num>
   <w:num w:numId="3">
-    <w:abstractNumId w:val="33"/>
+    <w:abstractNumId w:val="39"/>
   </w:num>
   <w:num w:numId="4">
-    <w:abstractNumId w:val="35"/>
+    <w:abstractNumId w:val="41"/>
   </w:num>
   <w:num w:numId="5">
-    <w:abstractNumId w:val="37"/>
+    <w:abstractNumId w:val="44"/>
   </w:num>
   <w:num w:numId="6">
-    <w:abstractNumId w:val="41"/>
+    <w:abstractNumId w:val="48"/>
   </w:num>
   <w:num w:numId="7">
-    <w:abstractNumId w:val="12"/>
+    <w:abstractNumId w:val="13"/>
   </w:num>
   <w:num w:numId="8">
-    <w:abstractNumId w:val="18"/>
+    <w:abstractNumId w:val="20"/>
   </w:num>
   <w:num w:numId="9">
-    <w:abstractNumId w:val="43"/>
+    <w:abstractNumId w:val="50"/>
   </w:num>
   <w:num w:numId="10">
-    <w:abstractNumId w:val="6"/>
+    <w:abstractNumId w:val="7"/>
   </w:num>
   <w:num w:numId="11">
     <w:abstractNumId w:val="0"/>
   </w:num>
   <w:num w:numId="12">
-    <w:abstractNumId w:val="16"/>
+    <w:abstractNumId w:val="18"/>
   </w:num>
   <w:num w:numId="13">
     <w:abstractNumId w:val="1"/>
   </w:num>
   <w:num w:numId="14">
-    <w:abstractNumId w:val="40"/>
+    <w:abstractNumId w:val="47"/>
   </w:num>
   <w:num w:numId="15">
-    <w:abstractNumId w:val="13"/>
+    <w:abstractNumId w:val="14"/>
   </w:num>
   <w:num w:numId="16">
-    <w:abstractNumId w:val="15"/>
+    <w:abstractNumId w:val="17"/>
   </w:num>
   <w:num w:numId="17">
-    <w:abstractNumId w:val="31"/>
+    <w:abstractNumId w:val="37"/>
   </w:num>
   <w:num w:numId="18">
-    <w:abstractNumId w:val="39"/>
+    <w:abstractNumId w:val="46"/>
   </w:num>
   <w:num w:numId="19">
-    <w:abstractNumId w:val="7"/>
+    <w:abstractNumId w:val="8"/>
   </w:num>
   <w:num w:numId="20">
-    <w:abstractNumId w:val="44"/>
+    <w:abstractNumId w:val="52"/>
   </w:num>
   <w:num w:numId="21">
+    <w:abstractNumId w:val="45"/>
+  </w:num>
+  <w:num w:numId="22">
+    <w:abstractNumId w:val="53"/>
+  </w:num>
+  <w:num w:numId="23">
     <w:abstractNumId w:val="38"/>
   </w:num>
-  <w:num w:numId="22">
-    <w:abstractNumId w:val="45"/>
-  </w:num>
-  <w:num w:numId="23">
-    <w:abstractNumId w:val="32"/>
-  </w:num>
   <w:num w:numId="24">
-    <w:abstractNumId w:val="21"/>
+    <w:abstractNumId w:val="25"/>
   </w:num>
   <w:num w:numId="25">
     <w:abstractNumId w:val="2"/>
   </w:num>
   <w:num w:numId="26">
+    <w:abstractNumId w:val="36"/>
+  </w:num>
+  <w:num w:numId="27">
+    <w:abstractNumId w:val="16"/>
+  </w:num>
+  <w:num w:numId="28">
+    <w:abstractNumId w:val="26"/>
+  </w:num>
+  <w:num w:numId="29">
+    <w:abstractNumId w:val="34"/>
+  </w:num>
+  <w:num w:numId="30">
+    <w:abstractNumId w:val="28"/>
+  </w:num>
+  <w:num w:numId="31">
     <w:abstractNumId w:val="30"/>
   </w:num>
-  <w:num w:numId="27">
-    <w:abstractNumId w:val="14"/>
-  </w:num>
-  <w:num w:numId="28">
-    <w:abstractNumId w:val="22"/>
-  </w:num>
-  <w:num w:numId="29">
-    <w:abstractNumId w:val="28"/>
-  </w:num>
-  <w:num w:numId="30">
-    <w:abstractNumId w:val="23"/>
-  </w:num>
-  <w:num w:numId="31">
-    <w:abstractNumId w:val="25"/>
-  </w:num>
   <w:num w:numId="32">
-    <w:abstractNumId w:val="10"/>
+    <w:abstractNumId w:val="11"/>
   </w:num>
   <w:num w:numId="33">
-    <w:abstractNumId w:val="26"/>
+    <w:abstractNumId w:val="31"/>
   </w:num>
   <w:num w:numId="34">
-    <w:abstractNumId w:val="8"/>
+    <w:abstractNumId w:val="9"/>
   </w:num>
   <w:num w:numId="35">
-    <w:abstractNumId w:val="24"/>
+    <w:abstractNumId w:val="29"/>
   </w:num>
   <w:num w:numId="36">
     <w:abstractNumId w:val="3"/>
   </w:num>
   <w:num w:numId="37">
-    <w:abstractNumId w:val="29"/>
+    <w:abstractNumId w:val="35"/>
   </w:num>
   <w:num w:numId="38">
-    <w:abstractNumId w:val="20"/>
+    <w:abstractNumId w:val="24"/>
   </w:num>
   <w:num w:numId="39">
-    <w:abstractNumId w:val="9"/>
+    <w:abstractNumId w:val="10"/>
   </w:num>
   <w:num w:numId="40">
+    <w:abstractNumId w:val="5"/>
+  </w:num>
+  <w:num w:numId="41">
+    <w:abstractNumId w:val="54"/>
+  </w:num>
+  <w:num w:numId="42">
+    <w:abstractNumId w:val="21"/>
+  </w:num>
+  <w:num w:numId="43">
+    <w:abstractNumId w:val="49"/>
+  </w:num>
+  <w:num w:numId="44">
+    <w:abstractNumId w:val="33"/>
+  </w:num>
+  <w:num w:numId="45">
+    <w:abstractNumId w:val="19"/>
+  </w:num>
+  <w:num w:numId="46">
+    <w:abstractNumId w:val="6"/>
+  </w:num>
+  <w:num w:numId="47">
+    <w:abstractNumId w:val="40"/>
+  </w:num>
+  <w:num w:numId="48">
+    <w:abstractNumId w:val="27"/>
+  </w:num>
+  <w:num w:numId="49">
     <w:abstractNumId w:val="4"/>
   </w:num>
-  <w:num w:numId="41">
-    <w:abstractNumId w:val="46"/>
+  <w:num w:numId="50">
+    <w:abstractNumId w:val="23"/>
   </w:num>
-  <w:num w:numId="42">
-    <w:abstractNumId w:val="19"/>
-  </w:num>
-  <w:num w:numId="43">
+  <w:num w:numId="51">
     <w:abstractNumId w:val="42"/>
   </w:num>
-  <w:num w:numId="44">
-    <w:abstractNumId w:val="27"/>
+  <w:num w:numId="52">
+    <w:abstractNumId w:val="51"/>
   </w:num>
-  <w:num w:numId="45">
-    <w:abstractNumId w:val="17"/>
+  <w:num w:numId="53">
+    <w:abstractNumId w:val="15"/>
   </w:num>
-  <w:num w:numId="46">
-    <w:abstractNumId w:val="5"/>
+  <w:num w:numId="54">
+    <w:abstractNumId w:val="32"/>
   </w:num>
-  <w:num w:numId="47">
-    <w:abstractNumId w:val="34"/>
+  <w:num w:numId="55">
+    <w:abstractNumId w:val="22"/>
   </w:num>
-  <w:numIdMacAtCleanup w:val="47"/>
+  <w:numIdMacAtCleanup w:val="55"/>
 </w:numbering>
 </file>
 

--- a/ASP.NET.docx
+++ b/ASP.NET.docx
@@ -16550,17 +16550,4136 @@
     </w:p>
     <w:p>
       <w:pPr>
-        <w:tabs>
-          <w:tab w:val="left" w:pos="2795"/>
-        </w:tabs>
+        <w:pStyle w:val="Heading3"/>
+      </w:pPr>
+      <w:r>
+        <w:t>The Interview Aspect</w:t>
+      </w:r>
+    </w:p>
+    <w:p>
+      <w:pPr>
+        <w:pStyle w:val="Heading4"/>
+      </w:pPr>
+      <w:r>
+        <w:t>Q1: Why use a Partial View instead of just writing the code in the main View?</w:t>
+      </w:r>
+    </w:p>
+    <w:p>
+      <w:pPr>
+        <w:pStyle w:val="NormalWeb"/>
+      </w:pPr>
+      <w:r>
+        <w:rPr>
+          <w:b/>
+          <w:bCs/>
+        </w:rPr>
+        <w:t>Answer:</w:t>
+      </w:r>
+      <w:r>
+        <w:t xml:space="preserve"> "Two reasons: </w:t>
+      </w:r>
+      <w:r>
+        <w:rPr>
+          <w:b/>
+          <w:bCs/>
+        </w:rPr>
+        <w:t>Reusability</w:t>
+      </w:r>
+      <w:r>
+        <w:t xml:space="preserve"> and </w:t>
+      </w:r>
+      <w:r>
+        <w:rPr>
+          <w:b/>
+          <w:bCs/>
+        </w:rPr>
+        <w:t>Maintainability</w:t>
+      </w:r>
+      <w:r>
+        <w:t xml:space="preserve">. If I have a 'Newsletter Signup' box on five different pages, I should put it in a Partial View. If I need to change the button color, I change it in </w:t>
+      </w:r>
+      <w:r>
+        <w:rPr>
+          <w:i/>
+          <w:iCs/>
+        </w:rPr>
+        <w:t>one</w:t>
+      </w:r>
+      <w:r>
+        <w:t xml:space="preserve"> file instead of five."</w:t>
+      </w:r>
+    </w:p>
+    <w:p>
+      <w:pPr>
+        <w:pStyle w:val="Heading4"/>
+      </w:pPr>
+      <w:r>
+        <w:t xml:space="preserve">Q2: What is the benefit of </w:t>
+      </w:r>
+      <w:r>
+        <w:rPr>
+          <w:rStyle w:val="HTMLCode"/>
+          <w:rFonts w:eastAsiaTheme="majorEastAsia"/>
+          <w:b/>
+          <w:bCs/>
+        </w:rPr>
+        <w:t>_</w:t>
+      </w:r>
+      <w:proofErr w:type="spellStart"/>
+      <w:r>
+        <w:rPr>
+          <w:rStyle w:val="HTMLCode"/>
+          <w:rFonts w:eastAsiaTheme="majorEastAsia"/>
+          <w:b/>
+          <w:bCs/>
+        </w:rPr>
+        <w:t>ViewImports.cshtml</w:t>
+      </w:r>
+      <w:proofErr w:type="spellEnd"/>
+      <w:r>
+        <w:t>?</w:t>
+      </w:r>
+    </w:p>
+    <w:p>
+      <w:pPr>
+        <w:pStyle w:val="NormalWeb"/>
+      </w:pPr>
+      <w:r>
+        <w:rPr>
+          <w:b/>
+          <w:bCs/>
+        </w:rPr>
+        <w:t>Answer:</w:t>
+      </w:r>
+      <w:r>
+        <w:t xml:space="preserve"> "It follows the </w:t>
+      </w:r>
+      <w:r>
+        <w:rPr>
+          <w:b/>
+          <w:bCs/>
+        </w:rPr>
+        <w:t>DRY (Don't Repeat Yourself)</w:t>
+      </w:r>
+      <w:r>
+        <w:t xml:space="preserve"> principle. It centralizes namespaces and </w:t>
+      </w:r>
+      <w:proofErr w:type="spellStart"/>
+      <w:r>
+        <w:t>TagHelper</w:t>
+      </w:r>
+      <w:proofErr w:type="spellEnd"/>
+      <w:r>
+        <w:t xml:space="preserve"> registrations, making individual views cleaner and easier to read."</w:t>
+      </w:r>
+    </w:p>
+    <w:p>
+      <w:pPr>
+        <w:pStyle w:val="Heading4"/>
+      </w:pPr>
+      <w:r>
+        <w:t>Q3: Can a Partial View have its own logic?</w:t>
+      </w:r>
+    </w:p>
+    <w:p>
+      <w:pPr>
+        <w:pStyle w:val="NormalWeb"/>
+      </w:pPr>
+      <w:r>
+        <w:rPr>
+          <w:b/>
+          <w:bCs/>
+        </w:rPr>
+        <w:t>Answer:</w:t>
+      </w:r>
+      <w:r>
+        <w:t xml:space="preserve"> "Yes, you can pass a model to a partial view. However, if the partial view needs complex data-fetching logic (like 'Top 5 Trending Products'), a </w:t>
+      </w:r>
+      <w:r>
+        <w:rPr>
+          <w:b/>
+          <w:bCs/>
+        </w:rPr>
+        <w:t>View Component</w:t>
+      </w:r>
+      <w:r>
+        <w:t xml:space="preserve"> is usually a better choice than a Partial View."</w:t>
+      </w:r>
+    </w:p>
+    <w:p>
+      <w:pPr>
+        <w:pStyle w:val="Heading4"/>
+      </w:pPr>
+      <w:r>
+        <w:t>Q4.</w:t>
+      </w:r>
+      <w:r>
+        <w:t xml:space="preserve">What happens if you return </w:t>
+      </w:r>
+      <w:proofErr w:type="gramStart"/>
+      <w:r>
+        <w:rPr>
+          <w:rStyle w:val="HTMLCode"/>
+          <w:rFonts w:eastAsiaTheme="majorEastAsia"/>
+        </w:rPr>
+        <w:t>View(</w:t>
+      </w:r>
+      <w:proofErr w:type="gramEnd"/>
+      <w:r>
+        <w:rPr>
+          <w:rStyle w:val="HTMLCode"/>
+          <w:rFonts w:eastAsiaTheme="majorEastAsia"/>
+        </w:rPr>
+        <w:t>)</w:t>
+      </w:r>
+      <w:r>
+        <w:t xml:space="preserve"> without a name?</w:t>
+      </w:r>
+    </w:p>
+    <w:p>
+      <w:pPr>
+        <w:pStyle w:val="NormalWeb"/>
+      </w:pPr>
+      <w:r>
+        <w:rPr>
+          <w:b/>
+          <w:bCs/>
+        </w:rPr>
+        <w:t>Answer:</w:t>
+      </w:r>
+      <w:r>
+        <w:t xml:space="preserve"> The engine looks for a file with the </w:t>
+      </w:r>
+      <w:r>
+        <w:rPr>
+          <w:b/>
+          <w:bCs/>
+        </w:rPr>
+        <w:t>exact same name</w:t>
+      </w:r>
+      <w:r>
+        <w:t xml:space="preserve"> as the Action method. If the method is </w:t>
+      </w:r>
+      <w:r>
+        <w:rPr>
+          <w:rStyle w:val="HTMLCode"/>
+        </w:rPr>
+        <w:t xml:space="preserve">public </w:t>
+      </w:r>
+      <w:proofErr w:type="spellStart"/>
+      <w:r>
+        <w:rPr>
+          <w:rStyle w:val="HTMLCode"/>
+        </w:rPr>
+        <w:t>IActionResult</w:t>
+      </w:r>
+      <w:proofErr w:type="spellEnd"/>
+      <w:r>
+        <w:rPr>
+          <w:rStyle w:val="HTMLCode"/>
+        </w:rPr>
+        <w:t xml:space="preserve"> </w:t>
+      </w:r>
+      <w:proofErr w:type="gramStart"/>
+      <w:r>
+        <w:rPr>
+          <w:rStyle w:val="HTMLCode"/>
+        </w:rPr>
+        <w:t>Details(</w:t>
+      </w:r>
+      <w:proofErr w:type="gramEnd"/>
+      <w:r>
+        <w:rPr>
+          <w:rStyle w:val="HTMLCode"/>
+        </w:rPr>
+        <w:t>)</w:t>
+      </w:r>
+      <w:r>
+        <w:t xml:space="preserve">, it looks for </w:t>
+      </w:r>
+      <w:proofErr w:type="spellStart"/>
+      <w:r>
+        <w:rPr>
+          <w:rStyle w:val="HTMLCode"/>
+        </w:rPr>
+        <w:t>Details.cshtml</w:t>
+      </w:r>
+      <w:proofErr w:type="spellEnd"/>
+      <w:r>
+        <w:t>.</w:t>
+      </w:r>
+    </w:p>
+    <w:p>
+      <w:pPr>
+        <w:pStyle w:val="Heading2"/>
+      </w:pPr>
+      <w:bookmarkStart w:id="7" w:name="_Toc220940757"/>
+      <w:r>
+        <w:t>V</w:t>
+      </w:r>
+      <w:r>
+        <w:t>arious ways to pass d</w:t>
+      </w:r>
+      <w:r>
+        <w:t>ata from a Controller to a View</w:t>
+      </w:r>
+      <w:bookmarkEnd w:id="7"/>
+    </w:p>
+    <w:p>
+      <w:pPr>
+        <w:pStyle w:val="Heading3"/>
+        <w:numPr>
+          <w:ilvl w:val="0"/>
+          <w:numId w:val="56"/>
+        </w:numPr>
+      </w:pPr>
+      <w:bookmarkStart w:id="8" w:name="_Toc220940758"/>
+      <w:proofErr w:type="spellStart"/>
+      <w:r>
+        <w:t>ViewData</w:t>
+      </w:r>
+      <w:bookmarkEnd w:id="8"/>
+      <w:proofErr w:type="spellEnd"/>
+    </w:p>
+    <w:p>
+      <w:pPr>
+        <w:pStyle w:val="NormalWeb"/>
+      </w:pPr>
+      <w:proofErr w:type="spellStart"/>
+      <w:r>
+        <w:rPr>
+          <w:b/>
+          <w:bCs/>
+        </w:rPr>
+        <w:t>ViewData</w:t>
+      </w:r>
+      <w:proofErr w:type="spellEnd"/>
+      <w:r>
+        <w:t xml:space="preserve"> is one of the built-in mechanisms used to move small amounts of data from a </w:t>
+      </w:r>
+      <w:r>
+        <w:rPr>
+          <w:b/>
+          <w:bCs/>
+        </w:rPr>
+        <w:t>Controller</w:t>
+      </w:r>
+      <w:r>
+        <w:t xml:space="preserve"> to a </w:t>
+      </w:r>
+      <w:r>
+        <w:rPr>
+          <w:b/>
+          <w:bCs/>
+        </w:rPr>
+        <w:t>View</w:t>
+      </w:r>
+      <w:r>
+        <w:t>.</w:t>
+      </w:r>
+    </w:p>
+    <w:p>
+      <w:pPr>
+        <w:pStyle w:val="NormalWeb"/>
+      </w:pPr>
+      <w:r>
+        <w:t xml:space="preserve">It is officially defined as a </w:t>
+      </w:r>
+      <w:proofErr w:type="spellStart"/>
+      <w:r>
+        <w:rPr>
+          <w:rStyle w:val="HTMLCode"/>
+        </w:rPr>
+        <w:t>ViewDataDictionary</w:t>
+      </w:r>
+      <w:proofErr w:type="spellEnd"/>
+      <w:r>
+        <w:t xml:space="preserve"> object, which means it works exactly like a </w:t>
+      </w:r>
+      <w:r>
+        <w:rPr>
+          <w:b/>
+          <w:bCs/>
+        </w:rPr>
+        <w:t>Key-Value pair</w:t>
+      </w:r>
+      <w:r>
+        <w:t xml:space="preserve"> system (a Dictionary).</w:t>
+      </w:r>
+    </w:p>
+    <w:p>
+      <w:pPr>
+        <w:pStyle w:val="NormalWeb"/>
+        <w:rPr>
+          <w:rFonts w:ascii="Courier New" w:hAnsi="Courier New" w:cs="Courier New"/>
+        </w:rPr>
+      </w:pPr>
+      <w:r>
+        <w:rPr>
+          <w:rStyle w:val="Strong"/>
+          <w:rFonts w:ascii="Courier New" w:hAnsi="Courier New" w:cs="Courier New"/>
+        </w:rPr>
+        <w:lastRenderedPageBreak/>
+        <w:t>Controller</w:t>
+      </w:r>
+    </w:p>
+    <w:p>
+      <w:pPr>
+        <w:pStyle w:val="HTMLPreformatted"/>
+        <w:rPr>
+          <w:rStyle w:val="HTMLCode"/>
+        </w:rPr>
+      </w:pPr>
+      <w:proofErr w:type="gramStart"/>
+      <w:r>
+        <w:rPr>
+          <w:rStyle w:val="hljs-keyword"/>
+        </w:rPr>
+        <w:t>public</w:t>
+      </w:r>
+      <w:proofErr w:type="gramEnd"/>
+      <w:r>
+        <w:rPr>
+          <w:rStyle w:val="HTMLCode"/>
+        </w:rPr>
+        <w:t xml:space="preserve"> </w:t>
+      </w:r>
+      <w:proofErr w:type="spellStart"/>
+      <w:r>
+        <w:rPr>
+          <w:rStyle w:val="HTMLCode"/>
+        </w:rPr>
+        <w:t>IActionResult</w:t>
+      </w:r>
+      <w:proofErr w:type="spellEnd"/>
+      <w:r>
+        <w:rPr>
+          <w:rStyle w:val="HTMLCode"/>
+        </w:rPr>
+        <w:t xml:space="preserve"> </w:t>
+      </w:r>
+      <w:r>
+        <w:rPr>
+          <w:rStyle w:val="hljs-title"/>
+        </w:rPr>
+        <w:t>Index</w:t>
+      </w:r>
+      <w:r>
+        <w:rPr>
+          <w:rStyle w:val="HTMLCode"/>
+        </w:rPr>
+        <w:t>()</w:t>
+      </w:r>
+    </w:p>
+    <w:p>
+      <w:pPr>
+        <w:pStyle w:val="HTMLPreformatted"/>
+        <w:rPr>
+          <w:rStyle w:val="HTMLCode"/>
+        </w:rPr>
+      </w:pPr>
+      <w:r>
+        <w:rPr>
+          <w:rStyle w:val="HTMLCode"/>
+        </w:rPr>
+        <w:t>{</w:t>
+      </w:r>
+    </w:p>
+    <w:p>
+      <w:pPr>
+        <w:pStyle w:val="HTMLPreformatted"/>
+        <w:rPr>
+          <w:rStyle w:val="HTMLCode"/>
+        </w:rPr>
+      </w:pPr>
+      <w:r>
+        <w:rPr>
+          <w:rStyle w:val="HTMLCode"/>
+        </w:rPr>
+        <w:t xml:space="preserve">    </w:t>
+      </w:r>
+      <w:proofErr w:type="spellStart"/>
+      <w:proofErr w:type="gramStart"/>
+      <w:r>
+        <w:rPr>
+          <w:rStyle w:val="HTMLCode"/>
+        </w:rPr>
+        <w:t>ViewData</w:t>
+      </w:r>
+      <w:proofErr w:type="spellEnd"/>
+      <w:r>
+        <w:rPr>
+          <w:rStyle w:val="HTMLCode"/>
+        </w:rPr>
+        <w:t>[</w:t>
+      </w:r>
+      <w:proofErr w:type="gramEnd"/>
+      <w:r>
+        <w:rPr>
+          <w:rStyle w:val="hljs-string"/>
+        </w:rPr>
+        <w:t>"</w:t>
+      </w:r>
+      <w:proofErr w:type="spellStart"/>
+      <w:r>
+        <w:rPr>
+          <w:rStyle w:val="hljs-string"/>
+        </w:rPr>
+        <w:t>Msg</w:t>
+      </w:r>
+      <w:proofErr w:type="spellEnd"/>
+      <w:r>
+        <w:rPr>
+          <w:rStyle w:val="hljs-string"/>
+        </w:rPr>
+        <w:t>"</w:t>
+      </w:r>
+      <w:r>
+        <w:rPr>
+          <w:rStyle w:val="HTMLCode"/>
+        </w:rPr>
+        <w:t xml:space="preserve">] = </w:t>
+      </w:r>
+      <w:r>
+        <w:rPr>
+          <w:rStyle w:val="hljs-string"/>
+        </w:rPr>
+        <w:t>"Welcome"</w:t>
+      </w:r>
+      <w:r>
+        <w:rPr>
+          <w:rStyle w:val="HTMLCode"/>
+        </w:rPr>
+        <w:t>;</w:t>
+      </w:r>
+    </w:p>
+    <w:p>
+      <w:pPr>
+        <w:pStyle w:val="HTMLPreformatted"/>
+        <w:rPr>
+          <w:rStyle w:val="HTMLCode"/>
+        </w:rPr>
+      </w:pPr>
+      <w:r>
+        <w:rPr>
+          <w:rStyle w:val="HTMLCode"/>
+        </w:rPr>
+        <w:t xml:space="preserve">    </w:t>
+      </w:r>
+      <w:proofErr w:type="gramStart"/>
+      <w:r>
+        <w:rPr>
+          <w:rStyle w:val="hljs-keyword"/>
+        </w:rPr>
+        <w:t>return</w:t>
+      </w:r>
+      <w:proofErr w:type="gramEnd"/>
+      <w:r>
+        <w:rPr>
+          <w:rStyle w:val="HTMLCode"/>
+        </w:rPr>
+        <w:t xml:space="preserve"> View();</w:t>
+      </w:r>
+    </w:p>
+    <w:p>
+      <w:pPr>
+        <w:pStyle w:val="HTMLPreformatted"/>
+        <w:rPr>
+          <w:rStyle w:val="HTMLCode"/>
+        </w:rPr>
+      </w:pPr>
+      <w:r>
+        <w:rPr>
+          <w:rStyle w:val="HTMLCode"/>
+        </w:rPr>
+        <w:t>}</w:t>
+      </w:r>
+    </w:p>
+    <w:p>
+      <w:pPr>
+        <w:pStyle w:val="HTMLPreformatted"/>
+      </w:pPr>
+      <w:r>
+        <w:rPr>
+          <w:rStyle w:val="Strong"/>
+          <w:rFonts w:eastAsiaTheme="majorEastAsia"/>
+        </w:rPr>
+        <w:t>Typecasting is required</w:t>
+      </w:r>
+      <w:r>
+        <w:t xml:space="preserve"> because </w:t>
+      </w:r>
+      <w:proofErr w:type="spellStart"/>
+      <w:r>
+        <w:t>ViewData</w:t>
+      </w:r>
+      <w:proofErr w:type="spellEnd"/>
+      <w:r>
+        <w:t xml:space="preserve"> stores values as </w:t>
+      </w:r>
+      <w:r>
+        <w:rPr>
+          <w:rStyle w:val="HTMLCode"/>
+        </w:rPr>
+        <w:t>object</w:t>
+      </w:r>
+      <w:r>
+        <w:t>.</w:t>
+      </w:r>
+    </w:p>
+    <w:p>
+      <w:pPr>
+        <w:rPr>
+          <w:rFonts w:ascii="Courier New" w:hAnsi="Courier New" w:cs="Courier New"/>
+        </w:rPr>
+      </w:pPr>
+      <w:r>
+        <w:rPr>
+          <w:rFonts w:ascii="Courier New" w:hAnsi="Courier New" w:cs="Courier New"/>
+        </w:rPr>
+        <w:t>&lt;p&gt;</w:t>
+      </w:r>
+      <w:proofErr w:type="gramStart"/>
+      <w:r>
+        <w:rPr>
+          <w:rFonts w:ascii="Courier New" w:hAnsi="Courier New" w:cs="Courier New"/>
+        </w:rPr>
+        <w:t>@(</w:t>
+      </w:r>
+      <w:proofErr w:type="spellStart"/>
+      <w:proofErr w:type="gramEnd"/>
+      <w:r>
+        <w:rPr>
+          <w:rFonts w:ascii="Courier New" w:hAnsi="Courier New" w:cs="Courier New"/>
+        </w:rPr>
+        <w:t>int</w:t>
+      </w:r>
+      <w:proofErr w:type="spellEnd"/>
+      <w:r>
+        <w:rPr>
+          <w:rFonts w:ascii="Courier New" w:hAnsi="Courier New" w:cs="Courier New"/>
+        </w:rPr>
+        <w:t>)</w:t>
+      </w:r>
+      <w:proofErr w:type="spellStart"/>
+      <w:r>
+        <w:rPr>
+          <w:rFonts w:ascii="Courier New" w:hAnsi="Courier New" w:cs="Courier New"/>
+        </w:rPr>
+        <w:t>ViewData</w:t>
+      </w:r>
+      <w:proofErr w:type="spellEnd"/>
+      <w:r>
+        <w:rPr>
+          <w:rFonts w:ascii="Courier New" w:hAnsi="Courier New" w:cs="Courier New"/>
+        </w:rPr>
+        <w:t>["Age"]&lt;/p&gt;</w:t>
+      </w:r>
+    </w:p>
+    <w:p>
+      <w:pPr>
+        <w:rPr>
+          <w:rFonts w:ascii="Courier New" w:hAnsi="Courier New" w:cs="Courier New"/>
+        </w:rPr>
+      </w:pPr>
+    </w:p>
+    <w:p>
+      <w:pPr>
+        <w:pStyle w:val="Heading4"/>
+      </w:pPr>
+      <w:r>
+        <w:t>1. How it Works</w:t>
+      </w:r>
+    </w:p>
+    <w:p>
+      <w:pPr>
+        <w:pStyle w:val="NormalWeb"/>
+        <w:numPr>
+          <w:ilvl w:val="0"/>
+          <w:numId w:val="57"/>
+        </w:numPr>
+      </w:pPr>
+      <w:r>
+        <w:rPr>
+          <w:b/>
+          <w:bCs/>
+        </w:rPr>
+        <w:t>The Controller:</w:t>
+      </w:r>
+      <w:r>
+        <w:t xml:space="preserve"> You assign a value to a unique "Key" (a string).</w:t>
+      </w:r>
+    </w:p>
+    <w:p>
+      <w:pPr>
+        <w:pStyle w:val="NormalWeb"/>
+        <w:numPr>
+          <w:ilvl w:val="0"/>
+          <w:numId w:val="57"/>
+        </w:numPr>
+      </w:pPr>
+      <w:r>
+        <w:rPr>
+          <w:b/>
+          <w:bCs/>
+        </w:rPr>
+        <w:t>The View:</w:t>
+      </w:r>
+      <w:r>
+        <w:t xml:space="preserve"> You pull the value out using that same "Key."</w:t>
+      </w:r>
+    </w:p>
+    <w:p>
+      <w:pPr>
+        <w:pStyle w:val="NormalWeb"/>
+        <w:numPr>
+          <w:ilvl w:val="0"/>
+          <w:numId w:val="57"/>
+        </w:numPr>
+      </w:pPr>
+      <w:r>
+        <w:rPr>
+          <w:b/>
+          <w:bCs/>
+        </w:rPr>
+        <w:t>The Lifetime:</w:t>
+      </w:r>
+      <w:r>
+        <w:t xml:space="preserve"> It only exists for the </w:t>
+      </w:r>
+      <w:r>
+        <w:rPr>
+          <w:b/>
+          <w:bCs/>
+        </w:rPr>
+        <w:t>current HTTP request</w:t>
+      </w:r>
+      <w:r>
+        <w:t xml:space="preserve">. If you redirect to another page, the data in </w:t>
+      </w:r>
+      <w:proofErr w:type="spellStart"/>
+      <w:r>
+        <w:rPr>
+          <w:rStyle w:val="HTMLCode"/>
+        </w:rPr>
+        <w:t>ViewData</w:t>
+      </w:r>
+      <w:proofErr w:type="spellEnd"/>
+      <w:r>
+        <w:t xml:space="preserve"> is wiped out.</w:t>
+      </w:r>
+    </w:p>
+    <w:p>
+      <w:r>
+        <w:pict>
+          <v:rect id="_x0000_i1050" style="width:0;height:1.5pt" o:hralign="center" o:hrstd="t" o:hr="t" fillcolor="#a0a0a0" stroked="f"/>
+        </w:pict>
+      </w:r>
+    </w:p>
+    <w:p>
+      <w:pPr>
+        <w:pStyle w:val="Heading4"/>
+      </w:pPr>
+      <w:r>
+        <w:t>2. The Code Syntax</w:t>
+      </w:r>
+    </w:p>
+    <w:p>
+      <w:pPr>
+        <w:pStyle w:val="NormalWeb"/>
+      </w:pPr>
+      <w:r>
+        <w:rPr>
+          <w:b/>
+          <w:bCs/>
+        </w:rPr>
+        <w:t>In the Controller:</w:t>
+      </w:r>
+    </w:p>
+    <w:p>
+      <w:pPr>
+        <w:pStyle w:val="NormalWeb"/>
+      </w:pPr>
+      <w:r>
+        <w:rPr>
+          <w:b/>
+          <w:bCs/>
+        </w:rPr>
+        <w:t>In the Razor View (.</w:t>
+      </w:r>
+      <w:proofErr w:type="spellStart"/>
+      <w:r>
+        <w:rPr>
+          <w:b/>
+          <w:bCs/>
+        </w:rPr>
+        <w:t>cshtml</w:t>
+      </w:r>
+      <w:proofErr w:type="spellEnd"/>
+      <w:r>
+        <w:rPr>
+          <w:b/>
+          <w:bCs/>
+        </w:rPr>
+        <w:t>):</w:t>
+      </w:r>
+    </w:p>
+    <w:p>
+      <w:r>
+        <w:pict>
+          <v:rect id="_x0000_i1051" style="width:0;height:1.5pt" o:hralign="center" o:hrstd="t" o:hr="t" fillcolor="#a0a0a0" stroked="f"/>
+        </w:pict>
+      </w:r>
+    </w:p>
+    <w:p>
+      <w:pPr>
+        <w:pStyle w:val="Heading4"/>
+      </w:pPr>
+      <w:r>
+        <w:t>3. The "Catch": Type Casting</w:t>
+      </w:r>
+    </w:p>
+    <w:p>
+      <w:pPr>
+        <w:pStyle w:val="NormalWeb"/>
+      </w:pPr>
+      <w:r>
+        <w:t xml:space="preserve">Because </w:t>
+      </w:r>
+      <w:proofErr w:type="spellStart"/>
+      <w:r>
+        <w:rPr>
+          <w:rStyle w:val="HTMLCode"/>
+        </w:rPr>
+        <w:t>ViewData</w:t>
+      </w:r>
+      <w:proofErr w:type="spellEnd"/>
+      <w:r>
+        <w:t xml:space="preserve"> stores everything as an </w:t>
+      </w:r>
+      <w:r>
+        <w:rPr>
+          <w:b/>
+          <w:bCs/>
+        </w:rPr>
+        <w:t>Object</w:t>
+      </w:r>
+      <w:r>
+        <w:t xml:space="preserve">, the View doesn't know if the data is a string, an integer, or a </w:t>
+      </w:r>
+      <w:proofErr w:type="spellStart"/>
+      <w:proofErr w:type="gramStart"/>
+      <w:r>
+        <w:t>boolean</w:t>
+      </w:r>
+      <w:proofErr w:type="spellEnd"/>
+      <w:proofErr w:type="gramEnd"/>
+      <w:r>
+        <w:t>.</w:t>
+      </w:r>
+    </w:p>
+    <w:p>
+      <w:pPr>
+        <w:pStyle w:val="NormalWeb"/>
+        <w:numPr>
+          <w:ilvl w:val="0"/>
+          <w:numId w:val="58"/>
+        </w:numPr>
+      </w:pPr>
+      <w:r>
+        <w:rPr>
+          <w:b/>
+          <w:bCs/>
+        </w:rPr>
+        <w:t>Simple Strings:</w:t>
+      </w:r>
+      <w:r>
+        <w:t xml:space="preserve"> Razor can usually handle these automatically.</w:t>
+      </w:r>
+    </w:p>
+    <w:p>
+      <w:pPr>
+        <w:pStyle w:val="NormalWeb"/>
+        <w:numPr>
+          <w:ilvl w:val="0"/>
+          <w:numId w:val="58"/>
+        </w:numPr>
+      </w:pPr>
+      <w:r>
+        <w:rPr>
+          <w:b/>
+          <w:bCs/>
+        </w:rPr>
+        <w:t>Complex Types/Logic:</w:t>
+      </w:r>
+      <w:r>
+        <w:t xml:space="preserve"> You </w:t>
+      </w:r>
+      <w:r>
+        <w:rPr>
+          <w:b/>
+          <w:bCs/>
+        </w:rPr>
+        <w:t>must</w:t>
+      </w:r>
+      <w:r>
+        <w:t xml:space="preserve"> manually "Cast" (tell C# what the type is) if you want to perform logic on it.</w:t>
+      </w:r>
+    </w:p>
+    <w:p>
+      <w:pPr>
+        <w:pStyle w:val="NormalWeb"/>
+        <w:numPr>
+          <w:ilvl w:val="1"/>
+          <w:numId w:val="58"/>
+        </w:numPr>
+      </w:pPr>
+      <w:r>
+        <w:rPr>
+          <w:i/>
+          <w:iCs/>
+        </w:rPr>
+        <w:t>Correct:</w:t>
+      </w:r>
+      <w:r>
+        <w:t xml:space="preserve"> </w:t>
+      </w:r>
+      <w:r>
+        <w:rPr>
+          <w:rStyle w:val="HTMLCode"/>
+        </w:rPr>
+        <w:t>(</w:t>
+      </w:r>
+      <w:proofErr w:type="spellStart"/>
+      <w:r>
+        <w:rPr>
+          <w:rStyle w:val="HTMLCode"/>
+        </w:rPr>
+        <w:t>int</w:t>
+      </w:r>
+      <w:proofErr w:type="spellEnd"/>
+      <w:r>
+        <w:rPr>
+          <w:rStyle w:val="HTMLCode"/>
+        </w:rPr>
+        <w:t>)</w:t>
+      </w:r>
+      <w:proofErr w:type="spellStart"/>
+      <w:r>
+        <w:rPr>
+          <w:rStyle w:val="HTMLCode"/>
+        </w:rPr>
+        <w:t>ViewData</w:t>
+      </w:r>
+      <w:proofErr w:type="spellEnd"/>
+      <w:r>
+        <w:rPr>
+          <w:rStyle w:val="HTMLCode"/>
+        </w:rPr>
+        <w:t>["Age"] &gt; 18</w:t>
+      </w:r>
+    </w:p>
+    <w:p>
+      <w:pPr>
+        <w:pStyle w:val="NormalWeb"/>
+        <w:numPr>
+          <w:ilvl w:val="1"/>
+          <w:numId w:val="58"/>
+        </w:numPr>
+      </w:pPr>
+      <w:r>
+        <w:rPr>
+          <w:i/>
+          <w:iCs/>
+        </w:rPr>
+        <w:t>Incorrect:</w:t>
+      </w:r>
+      <w:r>
+        <w:t xml:space="preserve"> </w:t>
+      </w:r>
+      <w:proofErr w:type="spellStart"/>
+      <w:proofErr w:type="gramStart"/>
+      <w:r>
+        <w:rPr>
+          <w:rStyle w:val="HTMLCode"/>
+        </w:rPr>
+        <w:t>ViewData</w:t>
+      </w:r>
+      <w:proofErr w:type="spellEnd"/>
+      <w:r>
+        <w:rPr>
+          <w:rStyle w:val="HTMLCode"/>
+        </w:rPr>
+        <w:t>[</w:t>
+      </w:r>
+      <w:proofErr w:type="gramEnd"/>
+      <w:r>
+        <w:rPr>
+          <w:rStyle w:val="HTMLCode"/>
+        </w:rPr>
+        <w:t>"Age"] &gt; 18</w:t>
+      </w:r>
+      <w:r>
+        <w:t xml:space="preserve"> (This will cause an error).</w:t>
+      </w:r>
+    </w:p>
+    <w:p>
+      <w:pPr>
+        <w:pStyle w:val="Heading2"/>
+      </w:pPr>
+    </w:p>
+    <w:p>
+      <w:pPr>
+        <w:pStyle w:val="Heading3"/>
+        <w:numPr>
+          <w:ilvl w:val="0"/>
+          <w:numId w:val="56"/>
+        </w:numPr>
+      </w:pPr>
+      <w:proofErr w:type="spellStart"/>
+      <w:r>
+        <w:t>ViewBag</w:t>
+      </w:r>
+      <w:proofErr w:type="spellEnd"/>
+    </w:p>
+    <w:p/>
+    <w:p>
+      <w:pPr>
+        <w:pStyle w:val="ListParagraph"/>
+        <w:numPr>
+          <w:ilvl w:val="0"/>
+          <w:numId w:val="59"/>
+        </w:numPr>
+      </w:pPr>
+      <w:proofErr w:type="spellStart"/>
+      <w:r>
+        <w:rPr>
+          <w:b/>
+          <w:bCs/>
+        </w:rPr>
+        <w:t>ViewBag</w:t>
+      </w:r>
+      <w:proofErr w:type="spellEnd"/>
+      <w:r>
+        <w:t xml:space="preserve"> is a dynamic property used to pass small amounts of data from a </w:t>
+      </w:r>
+      <w:r>
+        <w:rPr>
+          <w:b/>
+          <w:bCs/>
+        </w:rPr>
+        <w:t>Controller</w:t>
+      </w:r>
+      <w:r>
+        <w:t xml:space="preserve"> to a </w:t>
+      </w:r>
+      <w:r>
+        <w:rPr>
+          <w:b/>
+          <w:bCs/>
+        </w:rPr>
+        <w:t>View</w:t>
+      </w:r>
+      <w:r>
+        <w:t>.</w:t>
+      </w:r>
+    </w:p>
+    <w:p>
+      <w:pPr>
+        <w:pStyle w:val="ListParagraph"/>
+        <w:numPr>
+          <w:ilvl w:val="0"/>
+          <w:numId w:val="59"/>
+        </w:numPr>
+      </w:pPr>
+      <w:r>
+        <w:t xml:space="preserve">It was introduced as a "wrapper" around </w:t>
+      </w:r>
+      <w:proofErr w:type="spellStart"/>
+      <w:r>
+        <w:rPr>
+          <w:rStyle w:val="HTMLCode"/>
+          <w:rFonts w:eastAsiaTheme="minorHAnsi"/>
+        </w:rPr>
+        <w:t>ViewData</w:t>
+      </w:r>
+      <w:proofErr w:type="spellEnd"/>
+      <w:r>
+        <w:t xml:space="preserve"> to make the syntax cleaner. Instead of using strings and brackets like a dictionary, you use </w:t>
+      </w:r>
+      <w:r>
+        <w:rPr>
+          <w:b/>
+          <w:bCs/>
+        </w:rPr>
+        <w:t>dot notation</w:t>
+      </w:r>
+      <w:r>
+        <w:t xml:space="preserve"> like a standard object.</w:t>
+      </w:r>
+    </w:p>
+    <w:p>
+      <w:pPr>
+        <w:pStyle w:val="ListParagraph"/>
+      </w:pPr>
+    </w:p>
+    <w:p>
+      <w:pPr>
+        <w:rPr>
+          <w:rFonts w:ascii="Courier New" w:hAnsi="Courier New" w:cs="Courier New"/>
+        </w:rPr>
+      </w:pPr>
+      <w:proofErr w:type="gramStart"/>
+      <w:r>
+        <w:rPr>
+          <w:rFonts w:ascii="Courier New" w:hAnsi="Courier New" w:cs="Courier New"/>
+        </w:rPr>
+        <w:lastRenderedPageBreak/>
+        <w:t>public</w:t>
+      </w:r>
+      <w:proofErr w:type="gramEnd"/>
+      <w:r>
+        <w:rPr>
+          <w:rFonts w:ascii="Courier New" w:hAnsi="Courier New" w:cs="Courier New"/>
+        </w:rPr>
+        <w:t xml:space="preserve"> </w:t>
+      </w:r>
+      <w:proofErr w:type="spellStart"/>
+      <w:r>
+        <w:rPr>
+          <w:rFonts w:ascii="Courier New" w:hAnsi="Courier New" w:cs="Courier New"/>
+        </w:rPr>
+        <w:t>IActionResult</w:t>
+      </w:r>
+      <w:proofErr w:type="spellEnd"/>
+      <w:r>
+        <w:rPr>
+          <w:rFonts w:ascii="Courier New" w:hAnsi="Courier New" w:cs="Courier New"/>
+        </w:rPr>
+        <w:t xml:space="preserve"> Index()</w:t>
+      </w:r>
+    </w:p>
+    <w:p>
+      <w:pPr>
+        <w:rPr>
+          <w:rFonts w:ascii="Courier New" w:hAnsi="Courier New" w:cs="Courier New"/>
+        </w:rPr>
+      </w:pPr>
+      <w:r>
+        <w:rPr>
+          <w:rFonts w:ascii="Courier New" w:hAnsi="Courier New" w:cs="Courier New"/>
+        </w:rPr>
+        <w:t>{</w:t>
+      </w:r>
+    </w:p>
+    <w:p>
+      <w:pPr>
+        <w:rPr>
+          <w:rFonts w:ascii="Courier New" w:hAnsi="Courier New" w:cs="Courier New"/>
+        </w:rPr>
+      </w:pPr>
+      <w:r>
+        <w:rPr>
+          <w:rFonts w:ascii="Courier New" w:hAnsi="Courier New" w:cs="Courier New"/>
+        </w:rPr>
+        <w:t xml:space="preserve">    </w:t>
+      </w:r>
+      <w:proofErr w:type="spellStart"/>
+      <w:r>
+        <w:rPr>
+          <w:rFonts w:ascii="Courier New" w:hAnsi="Courier New" w:cs="Courier New"/>
+        </w:rPr>
+        <w:t>ViewBag.Message</w:t>
+      </w:r>
+      <w:proofErr w:type="spellEnd"/>
+      <w:r>
+        <w:rPr>
+          <w:rFonts w:ascii="Courier New" w:hAnsi="Courier New" w:cs="Courier New"/>
+        </w:rPr>
+        <w:t xml:space="preserve"> = "Hello World";</w:t>
+      </w:r>
+    </w:p>
+    <w:p>
+      <w:pPr>
+        <w:rPr>
+          <w:rFonts w:ascii="Courier New" w:hAnsi="Courier New" w:cs="Courier New"/>
+        </w:rPr>
+      </w:pPr>
+      <w:r>
+        <w:rPr>
+          <w:rFonts w:ascii="Courier New" w:hAnsi="Courier New" w:cs="Courier New"/>
+        </w:rPr>
+        <w:t xml:space="preserve">    </w:t>
+      </w:r>
+      <w:proofErr w:type="gramStart"/>
+      <w:r>
+        <w:rPr>
+          <w:rFonts w:ascii="Courier New" w:hAnsi="Courier New" w:cs="Courier New"/>
+        </w:rPr>
+        <w:t>return</w:t>
+      </w:r>
+      <w:proofErr w:type="gramEnd"/>
+      <w:r>
+        <w:rPr>
+          <w:rFonts w:ascii="Courier New" w:hAnsi="Courier New" w:cs="Courier New"/>
+        </w:rPr>
+        <w:t xml:space="preserve"> View();</w:t>
+      </w:r>
+    </w:p>
+    <w:p>
+      <w:pPr>
+        <w:rPr>
+          <w:rFonts w:ascii="Courier New" w:hAnsi="Courier New" w:cs="Courier New"/>
+        </w:rPr>
+      </w:pPr>
+      <w:r>
+        <w:rPr>
+          <w:rFonts w:ascii="Courier New" w:hAnsi="Courier New" w:cs="Courier New"/>
+        </w:rPr>
+        <w:t>}</w:t>
+      </w:r>
+    </w:p>
+    <w:p>
+      <w:pPr>
+        <w:rPr>
+          <w:rFonts w:ascii="Courier New" w:hAnsi="Courier New" w:cs="Courier New"/>
+        </w:rPr>
+      </w:pPr>
+      <w:r>
+        <w:rPr>
+          <w:rFonts w:ascii="Courier New" w:hAnsi="Courier New" w:cs="Courier New"/>
+        </w:rPr>
+        <w:t>View</w:t>
+      </w:r>
+    </w:p>
+    <w:p>
+      <w:pPr>
+        <w:rPr>
+          <w:rFonts w:ascii="Courier New" w:hAnsi="Courier New" w:cs="Courier New"/>
+        </w:rPr>
+      </w:pPr>
+      <w:r>
+        <w:rPr>
+          <w:rFonts w:ascii="Courier New" w:hAnsi="Courier New" w:cs="Courier New"/>
+        </w:rPr>
+        <w:t>&lt;p&gt;@</w:t>
+      </w:r>
+      <w:proofErr w:type="spellStart"/>
+      <w:r>
+        <w:rPr>
+          <w:rFonts w:ascii="Courier New" w:hAnsi="Courier New" w:cs="Courier New"/>
+        </w:rPr>
+        <w:t>ViewBag.Message</w:t>
+      </w:r>
+      <w:proofErr w:type="spellEnd"/>
+      <w:r>
+        <w:rPr>
+          <w:rFonts w:ascii="Courier New" w:hAnsi="Courier New" w:cs="Courier New"/>
+        </w:rPr>
+        <w:t>&lt;/p&gt;</w:t>
+      </w:r>
+    </w:p>
+    <w:p>
+      <w:pPr>
+        <w:pStyle w:val="HTMLPreformatted"/>
+        <w:numPr>
+          <w:ilvl w:val="0"/>
+          <w:numId w:val="59"/>
+        </w:numPr>
+        <w:rPr>
+          <w:rStyle w:val="HTMLCode"/>
+          <w:rFonts w:asciiTheme="majorBidi" w:eastAsiaTheme="majorEastAsia" w:hAnsiTheme="majorBidi" w:cstheme="majorBidi"/>
+        </w:rPr>
+      </w:pPr>
+    </w:p>
+    <w:p/>
+    <w:p>
+      <w:pPr>
+        <w:pStyle w:val="Heading4"/>
+        <w:rPr>
+          <w:b/>
+          <w:bCs/>
+        </w:rPr>
+      </w:pPr>
+    </w:p>
+    <w:p>
+      <w:pPr>
+        <w:pStyle w:val="Heading4"/>
+        <w:rPr>
+          <w:b/>
+          <w:bCs/>
+        </w:rPr>
+      </w:pPr>
+    </w:p>
+    <w:p>
+      <w:pPr>
+        <w:pStyle w:val="Heading4"/>
+      </w:pPr>
+      <w:r>
+        <w:rPr>
+          <w:b/>
+          <w:bCs/>
+        </w:rPr>
+        <w:t>Interviewer:</w:t>
+      </w:r>
+      <w:r>
+        <w:t xml:space="preserve"> "If </w:t>
+      </w:r>
+      <w:proofErr w:type="spellStart"/>
+      <w:r>
+        <w:t>ViewBag</w:t>
+      </w:r>
+      <w:proofErr w:type="spellEnd"/>
+      <w:r>
+        <w:t xml:space="preserve"> is easier to write than </w:t>
+      </w:r>
+      <w:proofErr w:type="spellStart"/>
+      <w:r>
+        <w:t>ViewData</w:t>
+      </w:r>
+      <w:proofErr w:type="spellEnd"/>
+      <w:r>
+        <w:t>, why don't we use it for everything?"</w:t>
+      </w:r>
+    </w:p>
+    <w:p>
+      <w:pPr>
+        <w:pStyle w:val="NormalWeb"/>
+      </w:pPr>
+      <w:r>
+        <w:rPr>
+          <w:b/>
+          <w:bCs/>
+        </w:rPr>
+        <w:t>The "</w:t>
+      </w:r>
+      <w:proofErr w:type="gramStart"/>
+      <w:r>
+        <w:rPr>
+          <w:b/>
+          <w:bCs/>
+        </w:rPr>
+        <w:t>Senior</w:t>
+      </w:r>
+      <w:proofErr w:type="gramEnd"/>
+      <w:r>
+        <w:rPr>
+          <w:b/>
+          <w:bCs/>
+        </w:rPr>
+        <w:t>" Answer:</w:t>
+      </w:r>
+    </w:p>
+    <w:p>
+      <w:pPr>
+        <w:pStyle w:val="NormalWeb"/>
+      </w:pPr>
+      <w:r>
+        <w:t xml:space="preserve">"The biggest risk with </w:t>
+      </w:r>
+      <w:proofErr w:type="spellStart"/>
+      <w:r>
+        <w:rPr>
+          <w:rStyle w:val="HTMLCode"/>
+        </w:rPr>
+        <w:t>ViewBag</w:t>
+      </w:r>
+      <w:proofErr w:type="spellEnd"/>
+      <w:r>
+        <w:t xml:space="preserve"> is the </w:t>
+      </w:r>
+      <w:r>
+        <w:rPr>
+          <w:b/>
+          <w:bCs/>
+        </w:rPr>
+        <w:t>lack of Compile-time checking</w:t>
+      </w:r>
+      <w:r>
+        <w:t xml:space="preserve">. Because it is dynamic, IntelliSense won't help you. If I type </w:t>
+      </w:r>
+      <w:proofErr w:type="spellStart"/>
+      <w:r>
+        <w:rPr>
+          <w:rStyle w:val="HTMLCode"/>
+        </w:rPr>
+        <w:t>ViewBag.UserName</w:t>
+      </w:r>
+      <w:proofErr w:type="spellEnd"/>
+      <w:r>
+        <w:t xml:space="preserve"> in the Controller but accidentally type </w:t>
+      </w:r>
+      <w:r>
+        <w:rPr>
+          <w:rStyle w:val="HTMLCode"/>
+        </w:rPr>
+        <w:t>@</w:t>
+      </w:r>
+      <w:proofErr w:type="spellStart"/>
+      <w:r>
+        <w:rPr>
+          <w:rStyle w:val="HTMLCode"/>
+        </w:rPr>
+        <w:t>ViewBag.UsrName</w:t>
+      </w:r>
+      <w:proofErr w:type="spellEnd"/>
+      <w:r>
+        <w:t xml:space="preserve"> in the View, the compiler won't show an error. The page will simply render an empty space or crash at </w:t>
+      </w:r>
+      <w:r>
+        <w:rPr>
+          <w:b/>
+          <w:bCs/>
+        </w:rPr>
+        <w:t>runtime</w:t>
+      </w:r>
+      <w:r>
+        <w:t xml:space="preserve">. For any data that is central to the page, I prefer </w:t>
+      </w:r>
+      <w:r>
+        <w:rPr>
+          <w:b/>
+          <w:bCs/>
+        </w:rPr>
+        <w:t>Strongly Typed Models</w:t>
+      </w:r>
+      <w:r>
+        <w:t xml:space="preserve"> for safety."</w:t>
+      </w:r>
+    </w:p>
+    <w:p>
+      <w:pPr>
+        <w:pStyle w:val="NormalWeb"/>
+        <w:spacing w:before="0" w:beforeAutospacing="0" w:after="0" w:afterAutospacing="0"/>
+        <w:rPr>
+          <w:rFonts w:hAnsi="Symbol"/>
+          <w:sz w:val="18"/>
+          <w:szCs w:val="18"/>
+        </w:rPr>
+      </w:pPr>
+    </w:p>
+    <w:p>
+      <w:pPr>
+        <w:pStyle w:val="NormalWeb"/>
+        <w:spacing w:before="0" w:beforeAutospacing="0" w:after="0" w:afterAutospacing="0"/>
+        <w:rPr>
+          <w:rFonts w:hAnsi="Symbol"/>
+          <w:sz w:val="18"/>
+          <w:szCs w:val="18"/>
+        </w:rPr>
+      </w:pPr>
+    </w:p>
+    <w:p>
+      <w:pPr>
+        <w:pStyle w:val="NormalWeb"/>
+        <w:spacing w:before="0" w:beforeAutospacing="0" w:after="0" w:afterAutospacing="0"/>
+        <w:rPr>
+          <w:sz w:val="22"/>
+          <w:szCs w:val="22"/>
+        </w:rPr>
+      </w:pPr>
+      <w:proofErr w:type="gramStart"/>
+      <w:r>
+        <w:rPr>
+          <w:rFonts w:hAnsi="Symbol"/>
+          <w:sz w:val="22"/>
+          <w:szCs w:val="22"/>
+        </w:rPr>
+        <w:t></w:t>
+      </w:r>
+      <w:r>
+        <w:rPr>
+          <w:sz w:val="22"/>
+          <w:szCs w:val="22"/>
+        </w:rPr>
+        <w:t xml:space="preserve">  </w:t>
+      </w:r>
+      <w:proofErr w:type="spellStart"/>
+      <w:r>
+        <w:rPr>
+          <w:rStyle w:val="citation-178"/>
+          <w:b/>
+          <w:bCs/>
+          <w:sz w:val="22"/>
+          <w:szCs w:val="22"/>
+        </w:rPr>
+        <w:t>ViewData</w:t>
+      </w:r>
+      <w:proofErr w:type="spellEnd"/>
+      <w:proofErr w:type="gramEnd"/>
+      <w:r>
+        <w:rPr>
+          <w:rStyle w:val="citation-178"/>
+          <w:b/>
+          <w:bCs/>
+          <w:sz w:val="22"/>
+          <w:szCs w:val="22"/>
+        </w:rPr>
+        <w:t>:</w:t>
+      </w:r>
+      <w:r>
+        <w:rPr>
+          <w:rStyle w:val="citation-178"/>
+          <w:sz w:val="22"/>
+          <w:szCs w:val="22"/>
+        </w:rPr>
+        <w:t xml:space="preserve"> </w:t>
+      </w:r>
+      <w:r>
+        <w:rPr>
+          <w:rStyle w:val="citation-178"/>
+          <w:b/>
+          <w:bCs/>
+          <w:sz w:val="22"/>
+          <w:szCs w:val="22"/>
+        </w:rPr>
+        <w:t>YES</w:t>
+      </w:r>
+      <w:r>
+        <w:rPr>
+          <w:rStyle w:val="citation-178"/>
+          <w:sz w:val="22"/>
+          <w:szCs w:val="22"/>
+        </w:rPr>
+        <w:t>, casting is usually needed.</w:t>
+      </w:r>
+    </w:p>
+    <w:p>
+      <w:pPr>
+        <w:pStyle w:val="NormalWeb"/>
+        <w:spacing w:before="0" w:beforeAutospacing="0" w:after="0" w:afterAutospacing="0"/>
+        <w:rPr>
+          <w:sz w:val="22"/>
+          <w:szCs w:val="22"/>
+        </w:rPr>
+      </w:pPr>
+      <w:proofErr w:type="gramStart"/>
+      <w:r>
+        <w:rPr>
+          <w:rFonts w:hAnsi="Symbol"/>
+          <w:sz w:val="22"/>
+          <w:szCs w:val="22"/>
+        </w:rPr>
+        <w:t></w:t>
+      </w:r>
+      <w:r>
+        <w:rPr>
+          <w:sz w:val="22"/>
+          <w:szCs w:val="22"/>
+        </w:rPr>
+        <w:t xml:space="preserve">  </w:t>
+      </w:r>
+      <w:proofErr w:type="spellStart"/>
+      <w:r>
+        <w:rPr>
+          <w:b/>
+          <w:bCs/>
+          <w:sz w:val="22"/>
+          <w:szCs w:val="22"/>
+        </w:rPr>
+        <w:t>ViewBag</w:t>
+      </w:r>
+      <w:proofErr w:type="spellEnd"/>
+      <w:proofErr w:type="gramEnd"/>
+      <w:r>
+        <w:rPr>
+          <w:b/>
+          <w:bCs/>
+          <w:sz w:val="22"/>
+          <w:szCs w:val="22"/>
+        </w:rPr>
+        <w:t>:</w:t>
+      </w:r>
+      <w:r>
+        <w:rPr>
+          <w:sz w:val="22"/>
+          <w:szCs w:val="22"/>
+        </w:rPr>
+        <w:t xml:space="preserve"> </w:t>
+      </w:r>
+      <w:r>
+        <w:rPr>
+          <w:b/>
+          <w:bCs/>
+          <w:sz w:val="22"/>
+          <w:szCs w:val="22"/>
+        </w:rPr>
+        <w:t>NO</w:t>
+      </w:r>
+      <w:r>
+        <w:rPr>
+          <w:sz w:val="22"/>
+          <w:szCs w:val="22"/>
+        </w:rPr>
+        <w:t xml:space="preserve">, casting is not needed (because it’s </w:t>
+      </w:r>
+      <w:r>
+        <w:rPr>
+          <w:rStyle w:val="HTMLCode"/>
+          <w:sz w:val="22"/>
+          <w:szCs w:val="22"/>
+        </w:rPr>
+        <w:t>dynamic</w:t>
+      </w:r>
+      <w:r>
+        <w:rPr>
+          <w:sz w:val="22"/>
+          <w:szCs w:val="22"/>
+        </w:rPr>
+        <w:t>).</w:t>
+      </w:r>
+    </w:p>
+    <w:p>
+      <w:pPr>
+        <w:pStyle w:val="NormalWeb"/>
+        <w:spacing w:before="0" w:beforeAutospacing="0" w:after="0" w:afterAutospacing="0"/>
+        <w:rPr>
+          <w:sz w:val="22"/>
+          <w:szCs w:val="22"/>
+        </w:rPr>
+      </w:pPr>
+      <w:proofErr w:type="gramStart"/>
+      <w:r>
+        <w:rPr>
+          <w:rFonts w:hAnsi="Symbol"/>
+          <w:sz w:val="22"/>
+          <w:szCs w:val="22"/>
+        </w:rPr>
+        <w:t></w:t>
+      </w:r>
+      <w:r>
+        <w:rPr>
+          <w:sz w:val="22"/>
+          <w:szCs w:val="22"/>
+        </w:rPr>
+        <w:t xml:space="preserve">  </w:t>
+      </w:r>
+      <w:r>
+        <w:rPr>
+          <w:b/>
+          <w:bCs/>
+          <w:sz w:val="22"/>
+          <w:szCs w:val="22"/>
+        </w:rPr>
+        <w:t>Strongly</w:t>
+      </w:r>
+      <w:proofErr w:type="gramEnd"/>
+      <w:r>
+        <w:rPr>
+          <w:b/>
+          <w:bCs/>
+          <w:sz w:val="22"/>
+          <w:szCs w:val="22"/>
+        </w:rPr>
+        <w:t xml:space="preserve"> Typed (@model):</w:t>
+      </w:r>
+      <w:r>
+        <w:rPr>
+          <w:sz w:val="22"/>
+          <w:szCs w:val="22"/>
+        </w:rPr>
+        <w:t xml:space="preserve"> </w:t>
+      </w:r>
+      <w:r>
+        <w:rPr>
+          <w:b/>
+          <w:bCs/>
+          <w:sz w:val="22"/>
+          <w:szCs w:val="22"/>
+        </w:rPr>
+        <w:t>NO</w:t>
+      </w:r>
+      <w:r>
+        <w:rPr>
+          <w:sz w:val="22"/>
+          <w:szCs w:val="22"/>
+        </w:rPr>
+        <w:t>, casting is not needed.</w:t>
+      </w:r>
+    </w:p>
+    <w:p/>
+    <w:p/>
+    <w:p>
+      <w:pPr>
+        <w:pStyle w:val="Heading3"/>
+        <w:numPr>
+          <w:ilvl w:val="0"/>
+          <w:numId w:val="56"/>
+        </w:numPr>
+      </w:pPr>
+      <w:proofErr w:type="spellStart"/>
+      <w:r>
+        <w:t>TempData</w:t>
+      </w:r>
+      <w:proofErr w:type="spellEnd"/>
+    </w:p>
+    <w:p>
+      <w:pPr>
+        <w:pStyle w:val="NormalWeb"/>
+        <w:numPr>
+          <w:ilvl w:val="0"/>
+          <w:numId w:val="60"/>
+        </w:numPr>
+      </w:pPr>
+      <w:proofErr w:type="spellStart"/>
+      <w:r>
+        <w:rPr>
+          <w:b/>
+          <w:bCs/>
+        </w:rPr>
+        <w:t>TempData</w:t>
+      </w:r>
+      <w:proofErr w:type="spellEnd"/>
+      <w:r>
+        <w:t xml:space="preserve"> is a dictionary object used to pass data from one request to the </w:t>
+      </w:r>
+      <w:r>
+        <w:rPr>
+          <w:b/>
+          <w:bCs/>
+        </w:rPr>
+        <w:t>next</w:t>
+      </w:r>
+      <w:r>
+        <w:t xml:space="preserve"> request. It is the only "short-term" data vehicle that survives a </w:t>
+      </w:r>
+      <w:r>
+        <w:rPr>
+          <w:b/>
+          <w:bCs/>
+        </w:rPr>
+        <w:t>Redirect</w:t>
+      </w:r>
+      <w:r>
+        <w:t>.</w:t>
+      </w:r>
+    </w:p>
+    <w:p>
+      <w:pPr>
+        <w:pStyle w:val="NormalWeb"/>
+        <w:numPr>
+          <w:ilvl w:val="0"/>
+          <w:numId w:val="60"/>
+        </w:numPr>
+      </w:pPr>
+      <w:r>
+        <w:t xml:space="preserve">In a real application, you use it almost exclusively for </w:t>
+      </w:r>
+      <w:r>
+        <w:rPr>
+          <w:b/>
+          <w:bCs/>
+        </w:rPr>
+        <w:t>one-time notifications</w:t>
+      </w:r>
+      <w:r>
+        <w:t xml:space="preserve"> (Success/Error messages) after a user submits a form.</w:t>
+      </w:r>
+    </w:p>
+    <w:p>
+      <w:pPr>
+        <w:pStyle w:val="NormalWeb"/>
+        <w:rPr>
+          <w:rFonts w:ascii="Courier New" w:hAnsi="Courier New" w:cs="Courier New"/>
+        </w:rPr>
+      </w:pPr>
+      <w:r>
+        <w:rPr>
+          <w:rStyle w:val="Strong"/>
+          <w:rFonts w:ascii="Courier New" w:hAnsi="Courier New" w:cs="Courier New"/>
+        </w:rPr>
+        <w:t>Controller</w:t>
+      </w:r>
+    </w:p>
+    <w:p>
+      <w:pPr>
+        <w:pStyle w:val="HTMLPreformatted"/>
+        <w:rPr>
+          <w:rStyle w:val="HTMLCode"/>
+          <w:rFonts w:eastAsiaTheme="majorEastAsia"/>
+        </w:rPr>
+      </w:pPr>
+      <w:proofErr w:type="gramStart"/>
+      <w:r>
+        <w:rPr>
+          <w:rStyle w:val="hljs-keyword"/>
+        </w:rPr>
+        <w:t>public</w:t>
+      </w:r>
+      <w:proofErr w:type="gramEnd"/>
+      <w:r>
+        <w:rPr>
+          <w:rStyle w:val="HTMLCode"/>
+          <w:rFonts w:eastAsiaTheme="majorEastAsia"/>
+        </w:rPr>
+        <w:t xml:space="preserve"> </w:t>
+      </w:r>
+      <w:proofErr w:type="spellStart"/>
+      <w:r>
+        <w:rPr>
+          <w:rStyle w:val="HTMLCode"/>
+          <w:rFonts w:eastAsiaTheme="majorEastAsia"/>
+        </w:rPr>
+        <w:t>IActionResult</w:t>
+      </w:r>
+      <w:proofErr w:type="spellEnd"/>
+      <w:r>
+        <w:rPr>
+          <w:rStyle w:val="HTMLCode"/>
+          <w:rFonts w:eastAsiaTheme="majorEastAsia"/>
+        </w:rPr>
+        <w:t xml:space="preserve"> </w:t>
+      </w:r>
+      <w:r>
+        <w:rPr>
+          <w:rStyle w:val="hljs-title"/>
+        </w:rPr>
+        <w:t>Save</w:t>
+      </w:r>
+      <w:r>
+        <w:rPr>
+          <w:rStyle w:val="HTMLCode"/>
+          <w:rFonts w:eastAsiaTheme="majorEastAsia"/>
+        </w:rPr>
+        <w:t>()</w:t>
+      </w:r>
+    </w:p>
+    <w:p>
+      <w:pPr>
+        <w:pStyle w:val="HTMLPreformatted"/>
+        <w:rPr>
+          <w:rStyle w:val="HTMLCode"/>
+          <w:rFonts w:eastAsiaTheme="majorEastAsia"/>
+        </w:rPr>
+      </w:pPr>
+      <w:r>
+        <w:rPr>
+          <w:rStyle w:val="HTMLCode"/>
+          <w:rFonts w:eastAsiaTheme="majorEastAsia"/>
+        </w:rPr>
+        <w:t>{</w:t>
+      </w:r>
+    </w:p>
+    <w:p>
+      <w:pPr>
+        <w:pStyle w:val="HTMLPreformatted"/>
+        <w:rPr>
+          <w:rStyle w:val="HTMLCode"/>
+          <w:rFonts w:eastAsiaTheme="majorEastAsia"/>
+        </w:rPr>
+      </w:pPr>
+      <w:r>
+        <w:rPr>
+          <w:rStyle w:val="HTMLCode"/>
+          <w:rFonts w:eastAsiaTheme="majorEastAsia"/>
+        </w:rPr>
+        <w:t xml:space="preserve">    </w:t>
+      </w:r>
+      <w:proofErr w:type="spellStart"/>
+      <w:proofErr w:type="gramStart"/>
+      <w:r>
+        <w:rPr>
+          <w:rStyle w:val="HTMLCode"/>
+          <w:rFonts w:eastAsiaTheme="majorEastAsia"/>
+        </w:rPr>
+        <w:t>TempData</w:t>
+      </w:r>
+      <w:proofErr w:type="spellEnd"/>
+      <w:r>
+        <w:rPr>
+          <w:rStyle w:val="HTMLCode"/>
+          <w:rFonts w:eastAsiaTheme="majorEastAsia"/>
+        </w:rPr>
+        <w:t>[</w:t>
+      </w:r>
+      <w:proofErr w:type="gramEnd"/>
+      <w:r>
+        <w:rPr>
+          <w:rStyle w:val="hljs-string"/>
+        </w:rPr>
+        <w:t>"Success"</w:t>
+      </w:r>
+      <w:r>
+        <w:rPr>
+          <w:rStyle w:val="HTMLCode"/>
+          <w:rFonts w:eastAsiaTheme="majorEastAsia"/>
+        </w:rPr>
+        <w:t xml:space="preserve">] = </w:t>
+      </w:r>
+      <w:r>
+        <w:rPr>
+          <w:rStyle w:val="hljs-string"/>
+        </w:rPr>
+        <w:t>"Saved Successfully"</w:t>
+      </w:r>
+      <w:r>
+        <w:rPr>
+          <w:rStyle w:val="HTMLCode"/>
+          <w:rFonts w:eastAsiaTheme="majorEastAsia"/>
+        </w:rPr>
+        <w:t>;</w:t>
+      </w:r>
+    </w:p>
+    <w:p>
+      <w:pPr>
+        <w:pStyle w:val="HTMLPreformatted"/>
+        <w:rPr>
+          <w:rStyle w:val="HTMLCode"/>
+          <w:rFonts w:eastAsiaTheme="majorEastAsia"/>
+        </w:rPr>
+      </w:pPr>
+      <w:r>
+        <w:rPr>
+          <w:rStyle w:val="HTMLCode"/>
+          <w:rFonts w:eastAsiaTheme="majorEastAsia"/>
+        </w:rPr>
+        <w:t xml:space="preserve">    </w:t>
+      </w:r>
+      <w:proofErr w:type="gramStart"/>
+      <w:r>
+        <w:rPr>
+          <w:rStyle w:val="hljs-keyword"/>
+        </w:rPr>
+        <w:t>return</w:t>
+      </w:r>
+      <w:proofErr w:type="gramEnd"/>
+      <w:r>
+        <w:rPr>
+          <w:rStyle w:val="HTMLCode"/>
+          <w:rFonts w:eastAsiaTheme="majorEastAsia"/>
+        </w:rPr>
+        <w:t xml:space="preserve"> </w:t>
+      </w:r>
+      <w:proofErr w:type="spellStart"/>
+      <w:r>
+        <w:rPr>
+          <w:rStyle w:val="HTMLCode"/>
+          <w:rFonts w:eastAsiaTheme="majorEastAsia"/>
+        </w:rPr>
+        <w:t>RedirectToAction</w:t>
+      </w:r>
+      <w:proofErr w:type="spellEnd"/>
+      <w:r>
+        <w:rPr>
+          <w:rStyle w:val="HTMLCode"/>
+          <w:rFonts w:eastAsiaTheme="majorEastAsia"/>
+        </w:rPr>
+        <w:t>(</w:t>
+      </w:r>
+      <w:r>
+        <w:rPr>
+          <w:rStyle w:val="hljs-string"/>
+        </w:rPr>
+        <w:t>"Index"</w:t>
+      </w:r>
+      <w:r>
+        <w:rPr>
+          <w:rStyle w:val="HTMLCode"/>
+          <w:rFonts w:eastAsiaTheme="majorEastAsia"/>
+        </w:rPr>
+        <w:t>);</w:t>
+      </w:r>
+    </w:p>
+    <w:p>
+      <w:pPr>
+        <w:pStyle w:val="HTMLPreformatted"/>
+        <w:rPr>
+          <w:rStyle w:val="HTMLCode"/>
+          <w:rFonts w:eastAsiaTheme="majorEastAsia"/>
+        </w:rPr>
+      </w:pPr>
+      <w:r>
+        <w:rPr>
+          <w:rStyle w:val="HTMLCode"/>
+          <w:rFonts w:eastAsiaTheme="majorEastAsia"/>
+        </w:rPr>
+        <w:lastRenderedPageBreak/>
+        <w:t>}</w:t>
+      </w:r>
+    </w:p>
+    <w:p>
+      <w:pPr>
+        <w:pStyle w:val="NormalWeb"/>
+        <w:rPr>
+          <w:rFonts w:ascii="Courier New" w:hAnsi="Courier New" w:cs="Courier New"/>
+        </w:rPr>
+      </w:pPr>
+      <w:r>
+        <w:rPr>
+          <w:rStyle w:val="Strong"/>
+          <w:rFonts w:ascii="Courier New" w:hAnsi="Courier New" w:cs="Courier New"/>
+        </w:rPr>
+        <w:t>View</w:t>
+      </w:r>
+    </w:p>
+    <w:p>
+      <w:pPr>
+        <w:pStyle w:val="HTMLPreformatted"/>
+        <w:rPr>
+          <w:rStyle w:val="HTMLCode"/>
+          <w:rFonts w:eastAsiaTheme="majorEastAsia"/>
+        </w:rPr>
+      </w:pPr>
+      <w:r>
+        <w:rPr>
+          <w:rStyle w:val="HTMLCode"/>
+          <w:rFonts w:eastAsiaTheme="majorEastAsia"/>
+        </w:rPr>
+        <w:t>&lt;p&gt;@</w:t>
+      </w:r>
+      <w:proofErr w:type="spellStart"/>
+      <w:r>
+        <w:rPr>
+          <w:rStyle w:val="HTMLCode"/>
+          <w:rFonts w:eastAsiaTheme="majorEastAsia"/>
+        </w:rPr>
+        <w:t>TempData</w:t>
+      </w:r>
+      <w:proofErr w:type="spellEnd"/>
+      <w:r>
+        <w:rPr>
+          <w:rStyle w:val="HTMLCode"/>
+          <w:rFonts w:eastAsiaTheme="majorEastAsia"/>
+        </w:rPr>
+        <w:t>[</w:t>
+      </w:r>
+      <w:r>
+        <w:rPr>
+          <w:rStyle w:val="hljs-string"/>
+        </w:rPr>
+        <w:t>"Success"</w:t>
+      </w:r>
+      <w:r>
+        <w:rPr>
+          <w:rStyle w:val="HTMLCode"/>
+          <w:rFonts w:eastAsiaTheme="majorEastAsia"/>
+        </w:rPr>
+        <w:t>]&lt;/p&gt;</w:t>
+      </w:r>
+    </w:p>
+    <w:p>
+      <w:pPr>
+        <w:pStyle w:val="HTMLPreformatted"/>
+        <w:rPr>
+          <w:rStyle w:val="HTMLCode"/>
+          <w:rFonts w:eastAsiaTheme="majorEastAsia"/>
+        </w:rPr>
+      </w:pPr>
+    </w:p>
+    <w:p>
+      <w:pPr>
+        <w:pStyle w:val="HTMLPreformatted"/>
+        <w:rPr>
+          <w:rStyle w:val="HTMLCode"/>
+          <w:rFonts w:eastAsiaTheme="majorEastAsia"/>
+        </w:rPr>
+      </w:pPr>
+    </w:p>
+    <w:p>
+      <w:pPr>
+        <w:pStyle w:val="HTMLPreformatted"/>
+        <w:rPr>
+          <w:rStyle w:val="HTMLCode"/>
+          <w:rFonts w:eastAsiaTheme="majorEastAsia"/>
+        </w:rPr>
+      </w:pPr>
+    </w:p>
+    <w:p>
+      <w:pPr>
+        <w:pStyle w:val="HTMLPreformatted"/>
+        <w:rPr>
+          <w:rStyle w:val="HTMLCode"/>
+          <w:rFonts w:eastAsiaTheme="majorEastAsia"/>
+        </w:rPr>
+      </w:pPr>
+    </w:p>
+    <w:p>
+      <w:pPr>
+        <w:pStyle w:val="HTMLPreformatted"/>
+        <w:rPr>
+          <w:rStyle w:val="HTMLCode"/>
+          <w:rFonts w:eastAsiaTheme="majorEastAsia"/>
+        </w:rPr>
+      </w:pPr>
+    </w:p>
+    <w:p>
+      <w:pPr>
+        <w:pStyle w:val="HTMLPreformatted"/>
+        <w:rPr>
+          <w:rStyle w:val="HTMLCode"/>
+          <w:rFonts w:eastAsiaTheme="majorEastAsia"/>
+        </w:rPr>
+      </w:pPr>
+    </w:p>
+    <w:p>
+      <w:pPr>
+        <w:pStyle w:val="HTMLPreformatted"/>
+      </w:pPr>
+    </w:p>
+    <w:p>
+      <w:pPr>
+        <w:pStyle w:val="Heading3"/>
+      </w:pPr>
+      <w:r>
+        <w:t>The Interview Aspect: Under the Hood</w:t>
+      </w:r>
+    </w:p>
+    <w:p>
+      <w:pPr>
+        <w:pStyle w:val="NormalWeb"/>
+      </w:pPr>
+      <w:r>
+        <w:rPr>
+          <w:b/>
+          <w:bCs/>
+        </w:rPr>
+        <w:t>Interviewer:</w:t>
+      </w:r>
+      <w:r>
+        <w:t xml:space="preserve"> </w:t>
+      </w:r>
+      <w:r>
+        <w:rPr>
+          <w:i/>
+          <w:iCs/>
+        </w:rPr>
+        <w:t xml:space="preserve">"Where is </w:t>
+      </w:r>
+      <w:proofErr w:type="spellStart"/>
+      <w:r>
+        <w:rPr>
+          <w:i/>
+          <w:iCs/>
+        </w:rPr>
+        <w:t>TempData</w:t>
+      </w:r>
+      <w:proofErr w:type="spellEnd"/>
+      <w:r>
+        <w:rPr>
+          <w:i/>
+          <w:iCs/>
+        </w:rPr>
+        <w:t xml:space="preserve"> actually stored?"</w:t>
+      </w:r>
+    </w:p>
+    <w:p>
+      <w:pPr>
+        <w:pStyle w:val="NormalWeb"/>
+      </w:pPr>
+      <w:r>
+        <w:rPr>
+          <w:b/>
+          <w:bCs/>
+        </w:rPr>
+        <w:t>The "</w:t>
+      </w:r>
+      <w:proofErr w:type="gramStart"/>
+      <w:r>
+        <w:rPr>
+          <w:b/>
+          <w:bCs/>
+        </w:rPr>
+        <w:t>Senior</w:t>
+      </w:r>
+      <w:proofErr w:type="gramEnd"/>
+      <w:r>
+        <w:rPr>
+          <w:b/>
+          <w:bCs/>
+        </w:rPr>
+        <w:t>" Answer:</w:t>
+      </w:r>
+    </w:p>
+    <w:p>
+      <w:pPr>
+        <w:pStyle w:val="NormalWeb"/>
+      </w:pPr>
+      <w:r>
+        <w:t xml:space="preserve">"By default, ASP.NET Core uses </w:t>
+      </w:r>
+      <w:r>
+        <w:rPr>
+          <w:b/>
+          <w:bCs/>
+        </w:rPr>
+        <w:t>Cookie-based provider</w:t>
+      </w:r>
+      <w:r>
+        <w:t xml:space="preserve"> for </w:t>
+      </w:r>
+      <w:proofErr w:type="spellStart"/>
+      <w:r>
+        <w:t>TempData</w:t>
+      </w:r>
+      <w:proofErr w:type="spellEnd"/>
+      <w:r>
+        <w:t xml:space="preserve">. This means the data is encrypted and stored in a cookie on the user's browser. However, it can also be configured to use </w:t>
+      </w:r>
+      <w:r>
+        <w:rPr>
+          <w:b/>
+          <w:bCs/>
+        </w:rPr>
+        <w:t>Session State</w:t>
+      </w:r>
+      <w:r>
+        <w:t xml:space="preserve"> if the data is too large for a cookie. The most important thing to remember is that it's designed for 'transient' data—once it's read, it’s gone, keeping the server memory clean."</w:t>
+      </w:r>
+    </w:p>
+    <w:p>
+      <w:pPr>
+        <w:pStyle w:val="NormalWeb"/>
+      </w:pPr>
+      <w:proofErr w:type="gramStart"/>
+      <w:r>
+        <w:rPr>
+          <w:rFonts w:hAnsi="Symbol"/>
+        </w:rPr>
+        <w:t></w:t>
+      </w:r>
+      <w:r>
+        <w:t xml:space="preserve">  </w:t>
+      </w:r>
+      <w:r>
+        <w:rPr>
+          <w:b/>
+          <w:bCs/>
+        </w:rPr>
+        <w:t>Purpose</w:t>
+      </w:r>
+      <w:proofErr w:type="gramEnd"/>
+      <w:r>
+        <w:rPr>
+          <w:b/>
+          <w:bCs/>
+        </w:rPr>
+        <w:t>:</w:t>
+      </w:r>
+      <w:r>
+        <w:t xml:space="preserve"> Passing data during </w:t>
+      </w:r>
+      <w:proofErr w:type="spellStart"/>
+      <w:r>
+        <w:rPr>
+          <w:rStyle w:val="HTMLCode"/>
+        </w:rPr>
+        <w:t>RedirectToAction</w:t>
+      </w:r>
+      <w:proofErr w:type="spellEnd"/>
+      <w:r>
+        <w:t>.</w:t>
+      </w:r>
+    </w:p>
+    <w:p>
+      <w:pPr>
+        <w:pStyle w:val="NormalWeb"/>
+      </w:pPr>
+      <w:proofErr w:type="gramStart"/>
+      <w:r>
+        <w:rPr>
+          <w:rFonts w:hAnsi="Symbol"/>
+        </w:rPr>
+        <w:t></w:t>
+      </w:r>
+      <w:r>
+        <w:t xml:space="preserve">  </w:t>
+      </w:r>
+      <w:r>
+        <w:rPr>
+          <w:b/>
+          <w:bCs/>
+        </w:rPr>
+        <w:t>Format</w:t>
+      </w:r>
+      <w:proofErr w:type="gramEnd"/>
+      <w:r>
+        <w:rPr>
+          <w:b/>
+          <w:bCs/>
+        </w:rPr>
+        <w:t>:</w:t>
+      </w:r>
+      <w:r>
+        <w:t xml:space="preserve"> </w:t>
+      </w:r>
+      <w:proofErr w:type="spellStart"/>
+      <w:r>
+        <w:rPr>
+          <w:rStyle w:val="HTMLCode"/>
+        </w:rPr>
+        <w:t>TempData</w:t>
+      </w:r>
+      <w:proofErr w:type="spellEnd"/>
+      <w:r>
+        <w:rPr>
+          <w:rStyle w:val="HTMLCode"/>
+        </w:rPr>
+        <w:t>["Key"] = "Value";</w:t>
+      </w:r>
+    </w:p>
+    <w:p>
+      <w:pPr>
+        <w:pStyle w:val="NormalWeb"/>
+      </w:pPr>
+      <w:proofErr w:type="gramStart"/>
+      <w:r>
+        <w:rPr>
+          <w:rFonts w:hAnsi="Symbol"/>
+        </w:rPr>
+        <w:t></w:t>
+      </w:r>
+      <w:r>
+        <w:t xml:space="preserve">  </w:t>
+      </w:r>
+      <w:r>
+        <w:rPr>
+          <w:b/>
+          <w:bCs/>
+        </w:rPr>
+        <w:t>Behavior</w:t>
+      </w:r>
+      <w:proofErr w:type="gramEnd"/>
+      <w:r>
+        <w:rPr>
+          <w:b/>
+          <w:bCs/>
+        </w:rPr>
+        <w:t>:</w:t>
+      </w:r>
+      <w:r>
+        <w:t xml:space="preserve"> Read once, then it's deleted.</w:t>
+      </w:r>
+    </w:p>
+    <w:p>
+      <w:pPr>
+        <w:pStyle w:val="NormalWeb"/>
+      </w:pPr>
+      <w:proofErr w:type="gramStart"/>
+      <w:r>
+        <w:rPr>
+          <w:rFonts w:hAnsi="Symbol"/>
+        </w:rPr>
+        <w:t></w:t>
+      </w:r>
+      <w:r>
+        <w:t xml:space="preserve">  </w:t>
+      </w:r>
+      <w:r>
+        <w:rPr>
+          <w:b/>
+          <w:bCs/>
+        </w:rPr>
+        <w:t>Casting</w:t>
+      </w:r>
+      <w:proofErr w:type="gramEnd"/>
+      <w:r>
+        <w:rPr>
+          <w:b/>
+          <w:bCs/>
+        </w:rPr>
+        <w:t>:</w:t>
+      </w:r>
+      <w:r>
+        <w:t xml:space="preserve"> Just like </w:t>
+      </w:r>
+      <w:proofErr w:type="spellStart"/>
+      <w:r>
+        <w:rPr>
+          <w:rStyle w:val="HTMLCode"/>
+        </w:rPr>
+        <w:t>ViewData</w:t>
+      </w:r>
+      <w:proofErr w:type="spellEnd"/>
+      <w:r>
+        <w:t xml:space="preserve">, it stores objects, so </w:t>
+      </w:r>
+      <w:r>
+        <w:rPr>
+          <w:b/>
+          <w:bCs/>
+        </w:rPr>
+        <w:t>casting is required</w:t>
+      </w:r>
+      <w:r>
+        <w:t xml:space="preserve"> for logic (e.g., </w:t>
+      </w:r>
+      <w:r>
+        <w:rPr>
+          <w:rStyle w:val="HTMLCode"/>
+        </w:rPr>
+        <w:t>(</w:t>
+      </w:r>
+      <w:proofErr w:type="spellStart"/>
+      <w:r>
+        <w:rPr>
+          <w:rStyle w:val="HTMLCode"/>
+        </w:rPr>
+        <w:t>int</w:t>
+      </w:r>
+      <w:proofErr w:type="spellEnd"/>
+      <w:r>
+        <w:rPr>
+          <w:rStyle w:val="HTMLCode"/>
+        </w:rPr>
+        <w:t>)</w:t>
+      </w:r>
+      <w:proofErr w:type="spellStart"/>
+      <w:r>
+        <w:rPr>
+          <w:rStyle w:val="HTMLCode"/>
+        </w:rPr>
+        <w:t>TempData</w:t>
+      </w:r>
+      <w:proofErr w:type="spellEnd"/>
+      <w:r>
+        <w:rPr>
+          <w:rStyle w:val="HTMLCode"/>
+        </w:rPr>
+        <w:t>["Id"]</w:t>
+      </w:r>
+      <w:r>
+        <w:t>).</w:t>
+      </w:r>
+    </w:p>
+    <w:p>
+      <w:pPr>
+        <w:pStyle w:val="NormalWeb"/>
+      </w:pPr>
+      <w:r>
+        <w:rPr>
+          <w:b/>
+          <w:bCs/>
+        </w:rPr>
+        <w:t xml:space="preserve">Why use </w:t>
+      </w:r>
+      <w:proofErr w:type="spellStart"/>
+      <w:r>
+        <w:rPr>
+          <w:rStyle w:val="HTMLCode"/>
+          <w:b/>
+          <w:bCs/>
+        </w:rPr>
+        <w:t>IEnumerable</w:t>
+      </w:r>
+      <w:proofErr w:type="spellEnd"/>
+      <w:r>
+        <w:rPr>
+          <w:b/>
+          <w:bCs/>
+        </w:rPr>
+        <w:t xml:space="preserve"> instead of </w:t>
+      </w:r>
+      <w:r>
+        <w:rPr>
+          <w:rStyle w:val="HTMLCode"/>
+          <w:b/>
+          <w:bCs/>
+        </w:rPr>
+        <w:t>List</w:t>
+      </w:r>
+      <w:r>
+        <w:rPr>
+          <w:b/>
+          <w:bCs/>
+        </w:rPr>
+        <w:t>?</w:t>
+      </w:r>
+    </w:p>
+    <w:p>
+      <w:pPr>
+        <w:pStyle w:val="NormalWeb"/>
+      </w:pPr>
+      <w:r>
+        <w:rPr>
+          <w:b/>
+          <w:bCs/>
+        </w:rPr>
+        <w:t>Senior Tip:</w:t>
+      </w:r>
+      <w:r>
+        <w:t xml:space="preserve"> </w:t>
+      </w:r>
+      <w:proofErr w:type="spellStart"/>
+      <w:r>
+        <w:rPr>
+          <w:rStyle w:val="HTMLCode"/>
+        </w:rPr>
+        <w:t>IEnumerable</w:t>
+      </w:r>
+      <w:proofErr w:type="spellEnd"/>
+      <w:r>
+        <w:t xml:space="preserve"> is "Read-Only." Using it tells the View: </w:t>
+      </w:r>
+      <w:r>
+        <w:rPr>
+          <w:i/>
+          <w:iCs/>
+        </w:rPr>
+        <w:t>"You are only allowed to look at this data and loop through it; you aren't allowed to add or remove items from the list."</w:t>
+      </w:r>
+      <w:r>
+        <w:t xml:space="preserve"> It’s a safer way to protect your data.</w:t>
+      </w:r>
+    </w:p>
+    <w:p/>
+    <w:p/>
+    <w:p>
+      <w:pPr>
+        <w:pStyle w:val="Heading1"/>
+        <w:rPr>
+          <w:rStyle w:val="Strong"/>
+          <w:b w:val="0"/>
+          <w:bCs w:val="0"/>
+        </w:rPr>
+      </w:pPr>
+      <w:bookmarkStart w:id="9" w:name="_Toc220940766"/>
+      <w:r>
+        <w:rPr>
+          <w:rStyle w:val="Strong"/>
+          <w:b w:val="0"/>
+          <w:bCs w:val="0"/>
+        </w:rPr>
+        <w:t>Strongly Typed View</w:t>
+      </w:r>
+      <w:bookmarkEnd w:id="9"/>
+    </w:p>
+    <w:p>
+      <w:pPr>
+        <w:numPr>
+          <w:ilvl w:val="0"/>
+          <w:numId w:val="61"/>
+        </w:numPr>
+        <w:shd w:val="clear" w:color="auto" w:fill="FFFFFF"/>
+        <w:spacing w:after="0" w:line="240" w:lineRule="auto"/>
+        <w:jc w:val="both"/>
+        <w:textAlignment w:val="baseline"/>
+        <w:rPr>
+          <w:rFonts w:ascii="Segoe UI" w:eastAsia="Times New Roman" w:hAnsi="Segoe UI" w:cs="Segoe UI"/>
+          <w:color w:val="3A3A3A"/>
+          <w:sz w:val="23"/>
+          <w:szCs w:val="23"/>
+        </w:rPr>
+      </w:pPr>
+      <w:r>
+        <w:rPr>
+          <w:rFonts w:ascii="Arial" w:eastAsia="Times New Roman" w:hAnsi="Arial" w:cs="Arial"/>
+          <w:color w:val="000000"/>
+          <w:sz w:val="23"/>
+          <w:szCs w:val="23"/>
+          <w:bdr w:val="none" w:sz="0" w:space="0" w:color="auto" w:frame="1"/>
+        </w:rPr>
+        <w:t>The View declares the type of model it expects via the @model directive at the top of the Razor view.</w:t>
+      </w:r>
+    </w:p>
+    <w:p>
+      <w:pPr>
+        <w:numPr>
+          <w:ilvl w:val="0"/>
+          <w:numId w:val="61"/>
+        </w:numPr>
+        <w:shd w:val="clear" w:color="auto" w:fill="FFFFFF"/>
+        <w:spacing w:after="0" w:line="240" w:lineRule="auto"/>
+        <w:jc w:val="both"/>
+        <w:textAlignment w:val="baseline"/>
+        <w:rPr>
+          <w:rFonts w:ascii="Segoe UI" w:eastAsia="Times New Roman" w:hAnsi="Segoe UI" w:cs="Segoe UI"/>
+          <w:color w:val="3A3A3A"/>
+          <w:sz w:val="23"/>
+          <w:szCs w:val="23"/>
+        </w:rPr>
+      </w:pPr>
+      <w:r>
+        <w:rPr>
+          <w:rFonts w:ascii="Arial" w:eastAsia="Times New Roman" w:hAnsi="Arial" w:cs="Arial"/>
+          <w:color w:val="000000"/>
+          <w:sz w:val="23"/>
+          <w:szCs w:val="23"/>
+          <w:bdr w:val="none" w:sz="0" w:space="0" w:color="auto" w:frame="1"/>
+        </w:rPr>
+        <w:t>This means you can directly access the model’s properties without casting within the view.</w:t>
+      </w:r>
+    </w:p>
+    <w:p>
+      <w:pPr>
+        <w:numPr>
+          <w:ilvl w:val="0"/>
+          <w:numId w:val="61"/>
+        </w:numPr>
+        <w:shd w:val="clear" w:color="auto" w:fill="FFFFFF"/>
+        <w:spacing w:after="0" w:line="240" w:lineRule="auto"/>
+        <w:jc w:val="both"/>
+        <w:textAlignment w:val="baseline"/>
+        <w:rPr>
+          <w:rFonts w:ascii="Segoe UI" w:eastAsia="Times New Roman" w:hAnsi="Segoe UI" w:cs="Segoe UI"/>
+          <w:color w:val="3A3A3A"/>
+          <w:sz w:val="23"/>
+          <w:szCs w:val="23"/>
+        </w:rPr>
+      </w:pPr>
+      <w:r>
+        <w:rPr>
+          <w:rFonts w:ascii="Arial" w:eastAsia="Times New Roman" w:hAnsi="Arial" w:cs="Arial"/>
+          <w:color w:val="000000"/>
+          <w:sz w:val="23"/>
+          <w:szCs w:val="23"/>
+          <w:bdr w:val="none" w:sz="0" w:space="0" w:color="auto" w:frame="1"/>
+        </w:rPr>
+        <w:lastRenderedPageBreak/>
+        <w:t>Strongly typed Views improve code clarity, maintainability, and reduce runtime errors.</w:t>
+      </w:r>
+    </w:p>
+    <w:p>
+      <w:pPr>
+        <w:pStyle w:val="Heading3"/>
+        <w:rPr>
+          <w:rFonts w:asciiTheme="majorBidi" w:hAnsiTheme="majorBidi"/>
+        </w:rPr>
+      </w:pPr>
+      <w:bookmarkStart w:id="10" w:name="_Toc220940767"/>
+      <w:r>
+        <w:rPr>
+          <w:rFonts w:asciiTheme="majorBidi" w:hAnsiTheme="majorBidi"/>
+        </w:rPr>
+        <w:t>E</w:t>
+      </w:r>
+      <w:r>
+        <w:rPr>
+          <w:rFonts w:asciiTheme="majorBidi" w:hAnsiTheme="majorBidi"/>
+        </w:rPr>
+        <w:t>xample</w:t>
+      </w:r>
+      <w:bookmarkEnd w:id="10"/>
+    </w:p>
+    <w:p>
+      <w:pPr>
+        <w:pStyle w:val="NormalWeb"/>
+        <w:rPr>
+          <w:rStyle w:val="Strong"/>
+          <w:rFonts w:asciiTheme="majorBidi" w:hAnsiTheme="majorBidi" w:cstheme="majorBidi"/>
+        </w:rPr>
+      </w:pPr>
+    </w:p>
+    <w:p>
+      <w:pPr>
+        <w:pStyle w:val="Heading3"/>
+        <w:rPr>
+          <w:rFonts w:asciiTheme="majorBidi" w:hAnsiTheme="majorBidi"/>
+        </w:rPr>
+      </w:pPr>
+      <w:bookmarkStart w:id="11" w:name="_Toc220940768"/>
+      <w:r>
+        <w:rPr>
+          <w:rFonts w:asciiTheme="majorBidi" w:hAnsiTheme="majorBidi"/>
+        </w:rPr>
+        <w:t>Model</w:t>
+      </w:r>
+      <w:bookmarkEnd w:id="11"/>
+    </w:p>
+    <w:p>
+      <w:pPr>
+        <w:pStyle w:val="HTMLPreformatted"/>
+        <w:rPr>
+          <w:rStyle w:val="HTMLCode"/>
+        </w:rPr>
+      </w:pPr>
+      <w:proofErr w:type="gramStart"/>
+      <w:r>
+        <w:rPr>
+          <w:rStyle w:val="hljs-keyword"/>
+        </w:rPr>
+        <w:t>public</w:t>
+      </w:r>
+      <w:proofErr w:type="gramEnd"/>
+      <w:r>
+        <w:rPr>
+          <w:rStyle w:val="HTMLCode"/>
+        </w:rPr>
+        <w:t xml:space="preserve"> </w:t>
+      </w:r>
+      <w:r>
+        <w:rPr>
+          <w:rStyle w:val="hljs-keyword"/>
+        </w:rPr>
+        <w:t>class</w:t>
+      </w:r>
+      <w:r>
+        <w:rPr>
+          <w:rStyle w:val="HTMLCode"/>
+        </w:rPr>
+        <w:t xml:space="preserve"> </w:t>
+      </w:r>
+      <w:r>
+        <w:rPr>
+          <w:rStyle w:val="hljs-title"/>
+          <w:rFonts w:eastAsiaTheme="majorEastAsia"/>
+        </w:rPr>
+        <w:t>Student</w:t>
+      </w:r>
+    </w:p>
+    <w:p>
+      <w:pPr>
+        <w:pStyle w:val="HTMLPreformatted"/>
+        <w:rPr>
+          <w:rStyle w:val="HTMLCode"/>
+        </w:rPr>
+      </w:pPr>
+      <w:r>
+        <w:rPr>
+          <w:rStyle w:val="HTMLCode"/>
+        </w:rPr>
+        <w:t>{</w:t>
+      </w:r>
+    </w:p>
+    <w:p>
+      <w:pPr>
+        <w:pStyle w:val="HTMLPreformatted"/>
+        <w:rPr>
+          <w:rStyle w:val="HTMLCode"/>
+        </w:rPr>
+      </w:pPr>
+      <w:r>
+        <w:rPr>
+          <w:rStyle w:val="HTMLCode"/>
+        </w:rPr>
+        <w:t xml:space="preserve">    </w:t>
+      </w:r>
+      <w:proofErr w:type="gramStart"/>
+      <w:r>
+        <w:rPr>
+          <w:rStyle w:val="hljs-keyword"/>
+        </w:rPr>
+        <w:t>public</w:t>
+      </w:r>
+      <w:proofErr w:type="gramEnd"/>
+      <w:r>
+        <w:rPr>
+          <w:rStyle w:val="HTMLCode"/>
+        </w:rPr>
+        <w:t xml:space="preserve"> </w:t>
+      </w:r>
+      <w:proofErr w:type="spellStart"/>
+      <w:r>
+        <w:rPr>
+          <w:rStyle w:val="hljs-builtin"/>
+          <w:rFonts w:eastAsiaTheme="majorEastAsia"/>
+        </w:rPr>
+        <w:t>int</w:t>
+      </w:r>
+      <w:proofErr w:type="spellEnd"/>
+      <w:r>
+        <w:rPr>
+          <w:rStyle w:val="HTMLCode"/>
+        </w:rPr>
+        <w:t xml:space="preserve"> Id { </w:t>
+      </w:r>
+      <w:r>
+        <w:rPr>
+          <w:rStyle w:val="hljs-keyword"/>
+        </w:rPr>
+        <w:t>get</w:t>
+      </w:r>
+      <w:r>
+        <w:rPr>
+          <w:rStyle w:val="HTMLCode"/>
+        </w:rPr>
+        <w:t xml:space="preserve">; </w:t>
+      </w:r>
+      <w:r>
+        <w:rPr>
+          <w:rStyle w:val="hljs-keyword"/>
+        </w:rPr>
+        <w:t>set</w:t>
+      </w:r>
+      <w:r>
+        <w:rPr>
+          <w:rStyle w:val="HTMLCode"/>
+        </w:rPr>
+        <w:t>; }</w:t>
+      </w:r>
+    </w:p>
+    <w:p>
+      <w:pPr>
+        <w:pStyle w:val="HTMLPreformatted"/>
+        <w:rPr>
+          <w:rStyle w:val="HTMLCode"/>
+        </w:rPr>
+      </w:pPr>
+      <w:r>
+        <w:rPr>
+          <w:rStyle w:val="HTMLCode"/>
+        </w:rPr>
+        <w:t xml:space="preserve">    </w:t>
+      </w:r>
+      <w:proofErr w:type="gramStart"/>
+      <w:r>
+        <w:rPr>
+          <w:rStyle w:val="hljs-keyword"/>
+        </w:rPr>
+        <w:t>public</w:t>
+      </w:r>
+      <w:proofErr w:type="gramEnd"/>
+      <w:r>
+        <w:rPr>
+          <w:rStyle w:val="HTMLCode"/>
+        </w:rPr>
+        <w:t xml:space="preserve"> </w:t>
+      </w:r>
+      <w:r>
+        <w:rPr>
+          <w:rStyle w:val="hljs-builtin"/>
+          <w:rFonts w:eastAsiaTheme="majorEastAsia"/>
+        </w:rPr>
+        <w:t>string</w:t>
+      </w:r>
+      <w:r>
+        <w:rPr>
+          <w:rStyle w:val="HTMLCode"/>
+        </w:rPr>
+        <w:t xml:space="preserve"> Name { </w:t>
+      </w:r>
+      <w:r>
+        <w:rPr>
+          <w:rStyle w:val="hljs-keyword"/>
+        </w:rPr>
+        <w:t>get</w:t>
+      </w:r>
+      <w:r>
+        <w:rPr>
+          <w:rStyle w:val="HTMLCode"/>
+        </w:rPr>
+        <w:t xml:space="preserve">; </w:t>
+      </w:r>
+      <w:r>
+        <w:rPr>
+          <w:rStyle w:val="hljs-keyword"/>
+        </w:rPr>
+        <w:t>set</w:t>
+      </w:r>
+      <w:r>
+        <w:rPr>
+          <w:rStyle w:val="HTMLCode"/>
+        </w:rPr>
+        <w:t>; }</w:t>
+      </w:r>
+    </w:p>
+    <w:p>
+      <w:pPr>
+        <w:pStyle w:val="HTMLPreformatted"/>
+        <w:rPr>
+          <w:rStyle w:val="HTMLCode"/>
+        </w:rPr>
+      </w:pPr>
+      <w:r>
+        <w:rPr>
+          <w:rStyle w:val="HTMLCode"/>
+        </w:rPr>
+        <w:t>}</w:t>
+      </w:r>
+    </w:p>
+    <w:p>
+      <w:pPr>
+        <w:rPr>
+          <w:rFonts w:asciiTheme="majorBidi" w:hAnsiTheme="majorBidi" w:cstheme="majorBidi"/>
+        </w:rPr>
+      </w:pPr>
+      <w:r>
+        <w:rPr>
+          <w:rFonts w:asciiTheme="majorBidi" w:hAnsiTheme="majorBidi" w:cstheme="majorBidi"/>
+        </w:rPr>
+        <w:pict>
+          <v:rect id="_x0000_i1052" style="width:0;height:1.5pt" o:hralign="center" o:hrstd="t" o:hr="t" fillcolor="#a0a0a0" stroked="f"/>
+        </w:pict>
+      </w:r>
+    </w:p>
+    <w:p>
+      <w:pPr>
+        <w:pStyle w:val="Heading2"/>
+        <w:rPr>
+          <w:rFonts w:asciiTheme="majorBidi" w:hAnsiTheme="majorBidi"/>
+        </w:rPr>
+      </w:pPr>
+      <w:bookmarkStart w:id="12" w:name="_Toc220940769"/>
+      <w:r>
+        <w:rPr>
+          <w:rFonts w:asciiTheme="majorBidi" w:hAnsiTheme="majorBidi"/>
+        </w:rPr>
+        <w:t xml:space="preserve">1. Passing a List from Controller </w:t>
+      </w:r>
+      <w:r>
         <w:rPr>
           <w:rFonts w:ascii="Times New Roman" w:hAnsi="Times New Roman" w:cs="Times New Roman"/>
-          <w:sz w:val="24"/>
-          <w:szCs w:val="24"/>
-        </w:rPr>
-      </w:pPr>
-      <w:bookmarkStart w:id="7" w:name="_GoBack"/>
-      <w:bookmarkEnd w:id="7"/>
+        </w:rPr>
+        <w:t>→</w:t>
+      </w:r>
+      <w:r>
+        <w:rPr>
+          <w:rFonts w:asciiTheme="majorBidi" w:hAnsiTheme="majorBidi"/>
+        </w:rPr>
+        <w:t xml:space="preserve"> View</w:t>
+      </w:r>
+      <w:bookmarkEnd w:id="12"/>
+    </w:p>
+    <w:p>
+      <w:pPr>
+        <w:pStyle w:val="Heading3"/>
+        <w:rPr>
+          <w:rFonts w:asciiTheme="majorBidi" w:hAnsiTheme="majorBidi"/>
+        </w:rPr>
+      </w:pPr>
+      <w:bookmarkStart w:id="13" w:name="_Toc220940770"/>
+      <w:r>
+        <w:rPr>
+          <w:rFonts w:asciiTheme="majorBidi" w:hAnsiTheme="majorBidi"/>
+        </w:rPr>
+        <w:t>Controller</w:t>
+      </w:r>
+      <w:bookmarkEnd w:id="13"/>
+    </w:p>
+    <w:p>
+      <w:pPr>
+        <w:pStyle w:val="HTMLPreformatted"/>
+        <w:rPr>
+          <w:rStyle w:val="HTMLCode"/>
+        </w:rPr>
+      </w:pPr>
+      <w:proofErr w:type="gramStart"/>
+      <w:r>
+        <w:rPr>
+          <w:rStyle w:val="hljs-keyword"/>
+        </w:rPr>
+        <w:t>public</w:t>
+      </w:r>
+      <w:proofErr w:type="gramEnd"/>
+      <w:r>
+        <w:rPr>
+          <w:rStyle w:val="HTMLCode"/>
+        </w:rPr>
+        <w:t xml:space="preserve"> </w:t>
+      </w:r>
+      <w:proofErr w:type="spellStart"/>
+      <w:r>
+        <w:rPr>
+          <w:rStyle w:val="HTMLCode"/>
+        </w:rPr>
+        <w:t>IActionResult</w:t>
+      </w:r>
+      <w:proofErr w:type="spellEnd"/>
+      <w:r>
+        <w:rPr>
+          <w:rStyle w:val="HTMLCode"/>
+        </w:rPr>
+        <w:t xml:space="preserve"> </w:t>
+      </w:r>
+      <w:r>
+        <w:rPr>
+          <w:rStyle w:val="hljs-title"/>
+          <w:rFonts w:eastAsiaTheme="majorEastAsia"/>
+        </w:rPr>
+        <w:t>Index</w:t>
+      </w:r>
+      <w:r>
+        <w:rPr>
+          <w:rStyle w:val="HTMLCode"/>
+        </w:rPr>
+        <w:t>()</w:t>
+      </w:r>
+    </w:p>
+    <w:p>
+      <w:pPr>
+        <w:pStyle w:val="HTMLPreformatted"/>
+        <w:rPr>
+          <w:rStyle w:val="HTMLCode"/>
+        </w:rPr>
+      </w:pPr>
+      <w:r>
+        <w:rPr>
+          <w:rStyle w:val="HTMLCode"/>
+        </w:rPr>
+        <w:t>{</w:t>
+      </w:r>
+    </w:p>
+    <w:p>
+      <w:pPr>
+        <w:pStyle w:val="HTMLPreformatted"/>
+        <w:rPr>
+          <w:rStyle w:val="HTMLCode"/>
+        </w:rPr>
+      </w:pPr>
+      <w:r>
+        <w:rPr>
+          <w:rStyle w:val="HTMLCode"/>
+        </w:rPr>
+        <w:t xml:space="preserve">    List&lt;Student&gt; students = </w:t>
+      </w:r>
+      <w:r>
+        <w:rPr>
+          <w:rStyle w:val="hljs-keyword"/>
+        </w:rPr>
+        <w:t>new</w:t>
+      </w:r>
+      <w:r>
+        <w:rPr>
+          <w:rStyle w:val="HTMLCode"/>
+        </w:rPr>
+        <w:t xml:space="preserve"> List&lt;Student&gt;</w:t>
+      </w:r>
+    </w:p>
+    <w:p>
+      <w:pPr>
+        <w:pStyle w:val="HTMLPreformatted"/>
+        <w:rPr>
+          <w:rStyle w:val="HTMLCode"/>
+        </w:rPr>
+      </w:pPr>
+      <w:r>
+        <w:rPr>
+          <w:rStyle w:val="HTMLCode"/>
+        </w:rPr>
+        <w:t xml:space="preserve">    {</w:t>
+      </w:r>
+    </w:p>
+    <w:p>
+      <w:pPr>
+        <w:pStyle w:val="HTMLPreformatted"/>
+        <w:rPr>
+          <w:rStyle w:val="HTMLCode"/>
+        </w:rPr>
+      </w:pPr>
+      <w:r>
+        <w:rPr>
+          <w:rStyle w:val="HTMLCode"/>
+        </w:rPr>
+        <w:t xml:space="preserve">        </w:t>
+      </w:r>
+      <w:proofErr w:type="gramStart"/>
+      <w:r>
+        <w:rPr>
+          <w:rStyle w:val="hljs-keyword"/>
+        </w:rPr>
+        <w:t>new</w:t>
+      </w:r>
+      <w:proofErr w:type="gramEnd"/>
+      <w:r>
+        <w:rPr>
+          <w:rStyle w:val="HTMLCode"/>
+        </w:rPr>
+        <w:t xml:space="preserve"> Student { Id = </w:t>
+      </w:r>
+      <w:r>
+        <w:rPr>
+          <w:rStyle w:val="hljs-number"/>
+          <w:rFonts w:eastAsiaTheme="majorEastAsia"/>
+        </w:rPr>
+        <w:t>1</w:t>
+      </w:r>
+      <w:r>
+        <w:rPr>
+          <w:rStyle w:val="HTMLCode"/>
+        </w:rPr>
+        <w:t xml:space="preserve">, Name = </w:t>
+      </w:r>
+      <w:r>
+        <w:rPr>
+          <w:rStyle w:val="hljs-string"/>
+        </w:rPr>
+        <w:t>"Ram"</w:t>
+      </w:r>
+      <w:r>
+        <w:rPr>
+          <w:rStyle w:val="HTMLCode"/>
+        </w:rPr>
+        <w:t xml:space="preserve"> },</w:t>
+      </w:r>
+    </w:p>
+    <w:p>
+      <w:pPr>
+        <w:pStyle w:val="HTMLPreformatted"/>
+        <w:rPr>
+          <w:rStyle w:val="HTMLCode"/>
+        </w:rPr>
+      </w:pPr>
+      <w:r>
+        <w:rPr>
+          <w:rStyle w:val="HTMLCode"/>
+        </w:rPr>
+        <w:t xml:space="preserve">        </w:t>
+      </w:r>
+      <w:proofErr w:type="gramStart"/>
+      <w:r>
+        <w:rPr>
+          <w:rStyle w:val="hljs-keyword"/>
+        </w:rPr>
+        <w:t>new</w:t>
+      </w:r>
+      <w:proofErr w:type="gramEnd"/>
+      <w:r>
+        <w:rPr>
+          <w:rStyle w:val="HTMLCode"/>
+        </w:rPr>
+        <w:t xml:space="preserve"> Student { Id = </w:t>
+      </w:r>
+      <w:r>
+        <w:rPr>
+          <w:rStyle w:val="hljs-number"/>
+          <w:rFonts w:eastAsiaTheme="majorEastAsia"/>
+        </w:rPr>
+        <w:t>2</w:t>
+      </w:r>
+      <w:r>
+        <w:rPr>
+          <w:rStyle w:val="HTMLCode"/>
+        </w:rPr>
+        <w:t xml:space="preserve">, Name = </w:t>
+      </w:r>
+      <w:r>
+        <w:rPr>
+          <w:rStyle w:val="hljs-string"/>
+        </w:rPr>
+        <w:t>"</w:t>
+      </w:r>
+      <w:proofErr w:type="spellStart"/>
+      <w:r>
+        <w:rPr>
+          <w:rStyle w:val="hljs-string"/>
+        </w:rPr>
+        <w:t>Shyam</w:t>
+      </w:r>
+      <w:proofErr w:type="spellEnd"/>
+      <w:r>
+        <w:rPr>
+          <w:rStyle w:val="hljs-string"/>
+        </w:rPr>
+        <w:t>"</w:t>
+      </w:r>
+      <w:r>
+        <w:rPr>
+          <w:rStyle w:val="HTMLCode"/>
+        </w:rPr>
+        <w:t xml:space="preserve"> }</w:t>
+      </w:r>
+    </w:p>
+    <w:p>
+      <w:pPr>
+        <w:pStyle w:val="HTMLPreformatted"/>
+        <w:rPr>
+          <w:rStyle w:val="HTMLCode"/>
+        </w:rPr>
+      </w:pPr>
+      <w:r>
+        <w:rPr>
+          <w:rStyle w:val="HTMLCode"/>
+        </w:rPr>
+        <w:t xml:space="preserve">    };</w:t>
+      </w:r>
+    </w:p>
+    <w:p>
+      <w:pPr>
+        <w:pStyle w:val="HTMLPreformatted"/>
+        <w:rPr>
+          <w:rStyle w:val="HTMLCode"/>
+        </w:rPr>
+      </w:pPr>
+    </w:p>
+    <w:p>
+      <w:pPr>
+        <w:pStyle w:val="HTMLPreformatted"/>
+        <w:rPr>
+          <w:rStyle w:val="HTMLCode"/>
+        </w:rPr>
+      </w:pPr>
+      <w:r>
+        <w:rPr>
+          <w:rStyle w:val="HTMLCode"/>
+        </w:rPr>
+        <w:t xml:space="preserve">    </w:t>
+      </w:r>
+      <w:proofErr w:type="gramStart"/>
+      <w:r>
+        <w:rPr>
+          <w:rStyle w:val="hljs-keyword"/>
+        </w:rPr>
+        <w:t>return</w:t>
+      </w:r>
+      <w:proofErr w:type="gramEnd"/>
+      <w:r>
+        <w:rPr>
+          <w:rStyle w:val="HTMLCode"/>
+        </w:rPr>
+        <w:t xml:space="preserve"> View(students);</w:t>
+      </w:r>
+    </w:p>
+    <w:p>
+      <w:pPr>
+        <w:pStyle w:val="HTMLPreformatted"/>
+        <w:rPr>
+          <w:rStyle w:val="HTMLCode"/>
+        </w:rPr>
+      </w:pPr>
+      <w:r>
+        <w:rPr>
+          <w:rStyle w:val="HTMLCode"/>
+        </w:rPr>
+        <w:t>}</w:t>
+      </w:r>
+    </w:p>
+    <w:p>
+      <w:pPr>
+        <w:pStyle w:val="Heading3"/>
+        <w:rPr>
+          <w:rFonts w:asciiTheme="majorBidi" w:hAnsiTheme="majorBidi"/>
+        </w:rPr>
+      </w:pPr>
+      <w:bookmarkStart w:id="14" w:name="_Toc220940771"/>
+      <w:r>
+        <w:rPr>
+          <w:rFonts w:asciiTheme="majorBidi" w:hAnsiTheme="majorBidi"/>
+        </w:rPr>
+        <w:t>View (Strongly Typed List)</w:t>
+      </w:r>
+      <w:bookmarkEnd w:id="14"/>
+    </w:p>
+    <w:p>
+      <w:pPr>
+        <w:pStyle w:val="HTMLPreformatted"/>
+        <w:rPr>
+          <w:rStyle w:val="HTMLCode"/>
+        </w:rPr>
+      </w:pPr>
+      <w:r>
+        <w:rPr>
+          <w:rStyle w:val="HTMLCode"/>
+        </w:rPr>
+        <w:t>@model List&lt;Student&gt;</w:t>
+      </w:r>
+    </w:p>
+    <w:p>
+      <w:pPr>
+        <w:pStyle w:val="HTMLPreformatted"/>
+        <w:rPr>
+          <w:rStyle w:val="HTMLCode"/>
+        </w:rPr>
+      </w:pPr>
+    </w:p>
+    <w:p>
+      <w:pPr>
+        <w:pStyle w:val="HTMLPreformatted"/>
+        <w:rPr>
+          <w:rStyle w:val="HTMLCode"/>
+        </w:rPr>
+      </w:pPr>
+      <w:r>
+        <w:rPr>
+          <w:rStyle w:val="HTMLCode"/>
+        </w:rPr>
+        <w:t>@</w:t>
+      </w:r>
+      <w:proofErr w:type="spellStart"/>
+      <w:r>
+        <w:rPr>
+          <w:rStyle w:val="HTMLCode"/>
+        </w:rPr>
+        <w:t>foreach</w:t>
+      </w:r>
+      <w:proofErr w:type="spellEnd"/>
+      <w:r>
+        <w:rPr>
+          <w:rStyle w:val="HTMLCode"/>
+        </w:rPr>
+        <w:t xml:space="preserve"> (</w:t>
+      </w:r>
+      <w:proofErr w:type="spellStart"/>
+      <w:r>
+        <w:rPr>
+          <w:rStyle w:val="hljs-keyword"/>
+        </w:rPr>
+        <w:t>var</w:t>
+      </w:r>
+      <w:proofErr w:type="spellEnd"/>
+      <w:r>
+        <w:rPr>
+          <w:rStyle w:val="HTMLCode"/>
+        </w:rPr>
+        <w:t xml:space="preserve"> s </w:t>
+      </w:r>
+      <w:r>
+        <w:rPr>
+          <w:rStyle w:val="hljs-keyword"/>
+        </w:rPr>
+        <w:t>in</w:t>
+      </w:r>
+      <w:r>
+        <w:rPr>
+          <w:rStyle w:val="HTMLCode"/>
+        </w:rPr>
+        <w:t xml:space="preserve"> Model)</w:t>
+      </w:r>
+    </w:p>
+    <w:p>
+      <w:pPr>
+        <w:pStyle w:val="HTMLPreformatted"/>
+        <w:rPr>
+          <w:rStyle w:val="HTMLCode"/>
+        </w:rPr>
+      </w:pPr>
+      <w:r>
+        <w:rPr>
+          <w:rStyle w:val="HTMLCode"/>
+        </w:rPr>
+        <w:t>{</w:t>
+      </w:r>
+    </w:p>
+    <w:p>
+      <w:pPr>
+        <w:pStyle w:val="HTMLPreformatted"/>
+        <w:rPr>
+          <w:rStyle w:val="HTMLCode"/>
+        </w:rPr>
+      </w:pPr>
+      <w:r>
+        <w:rPr>
+          <w:rStyle w:val="HTMLCode"/>
+        </w:rPr>
+        <w:t xml:space="preserve">    &lt;p&gt;@</w:t>
+      </w:r>
+      <w:proofErr w:type="spellStart"/>
+      <w:r>
+        <w:rPr>
+          <w:rStyle w:val="HTMLCode"/>
+        </w:rPr>
+        <w:t>s.Id</w:t>
+      </w:r>
+      <w:proofErr w:type="spellEnd"/>
+      <w:r>
+        <w:rPr>
+          <w:rStyle w:val="HTMLCode"/>
+        </w:rPr>
+        <w:t xml:space="preserve"> - @</w:t>
+      </w:r>
+      <w:proofErr w:type="spellStart"/>
+      <w:r>
+        <w:rPr>
+          <w:rStyle w:val="HTMLCode"/>
+        </w:rPr>
+        <w:t>s.Name</w:t>
+      </w:r>
+      <w:proofErr w:type="spellEnd"/>
+      <w:r>
+        <w:rPr>
+          <w:rStyle w:val="HTMLCode"/>
+        </w:rPr>
+        <w:t>&lt;/p&gt;</w:t>
+      </w:r>
+    </w:p>
+    <w:p>
+      <w:pPr>
+        <w:pStyle w:val="HTMLPreformatted"/>
+        <w:rPr>
+          <w:rStyle w:val="HTMLCode"/>
+        </w:rPr>
+      </w:pPr>
+      <w:r>
+        <w:rPr>
+          <w:rStyle w:val="HTMLCode"/>
+        </w:rPr>
+        <w:t>}</w:t>
+      </w:r>
+    </w:p>
+    <w:p>
+      <w:pPr>
+        <w:pStyle w:val="Heading4"/>
+      </w:pPr>
+      <w:r>
+        <w:t xml:space="preserve">Why is this better than </w:t>
+      </w:r>
+      <w:proofErr w:type="spellStart"/>
+      <w:r>
+        <w:t>ViewBag</w:t>
+      </w:r>
+      <w:proofErr w:type="spellEnd"/>
+      <w:r>
+        <w:t>/</w:t>
+      </w:r>
+      <w:proofErr w:type="spellStart"/>
+      <w:r>
+        <w:t>ViewData</w:t>
+      </w:r>
+      <w:proofErr w:type="spellEnd"/>
+      <w:r>
+        <w:t>?</w:t>
+      </w:r>
+    </w:p>
+    <w:p>
+      <w:pPr>
+        <w:pStyle w:val="NormalWeb"/>
+        <w:numPr>
+          <w:ilvl w:val="0"/>
+          <w:numId w:val="62"/>
+        </w:numPr>
+      </w:pPr>
+      <w:r>
+        <w:rPr>
+          <w:b/>
+          <w:bCs/>
+        </w:rPr>
+        <w:t>Compile-Time Safety:</w:t>
+      </w:r>
+      <w:r>
+        <w:t xml:space="preserve"> If you rename </w:t>
+      </w:r>
+      <w:r>
+        <w:rPr>
+          <w:rStyle w:val="HTMLCode"/>
+        </w:rPr>
+        <w:t>Name</w:t>
+      </w:r>
+      <w:r>
+        <w:t xml:space="preserve"> to </w:t>
+      </w:r>
+      <w:proofErr w:type="spellStart"/>
+      <w:r>
+        <w:rPr>
+          <w:rStyle w:val="HTMLCode"/>
+        </w:rPr>
+        <w:t>FullName</w:t>
+      </w:r>
+      <w:proofErr w:type="spellEnd"/>
+      <w:r>
+        <w:t xml:space="preserve"> in your C# class, the view will show an error immediately. The project won't even build until you fix it.</w:t>
+      </w:r>
+    </w:p>
+    <w:p>
+      <w:pPr>
+        <w:pStyle w:val="NormalWeb"/>
+        <w:numPr>
+          <w:ilvl w:val="0"/>
+          <w:numId w:val="62"/>
+        </w:numPr>
+      </w:pPr>
+      <w:r>
+        <w:rPr>
+          <w:b/>
+          <w:bCs/>
+        </w:rPr>
+        <w:t>IntelliSense:</w:t>
+      </w:r>
+      <w:r>
+        <w:t xml:space="preserve"> When you type </w:t>
+      </w:r>
+      <w:r>
+        <w:rPr>
+          <w:rStyle w:val="HTMLCode"/>
+        </w:rPr>
+        <w:t>@Model.</w:t>
+      </w:r>
+      <w:r>
+        <w:t xml:space="preserve"> </w:t>
+      </w:r>
+      <w:proofErr w:type="gramStart"/>
+      <w:r>
+        <w:t>in</w:t>
+      </w:r>
+      <w:proofErr w:type="gramEnd"/>
+      <w:r>
+        <w:t xml:space="preserve"> the view, Visual Studio gives you a dropdown list of all available properties. You don't have to memorize them.</w:t>
+      </w:r>
+    </w:p>
+    <w:p>
+      <w:pPr>
+        <w:pStyle w:val="NormalWeb"/>
+        <w:numPr>
+          <w:ilvl w:val="0"/>
+          <w:numId w:val="62"/>
+        </w:numPr>
+      </w:pPr>
+      <w:r>
+        <w:rPr>
+          <w:b/>
+          <w:bCs/>
+        </w:rPr>
+        <w:t>No Casting:</w:t>
+      </w:r>
+      <w:r>
+        <w:t xml:space="preserve"> You don't need to write </w:t>
+      </w:r>
+      <w:r>
+        <w:rPr>
+          <w:rStyle w:val="HTMLCode"/>
+        </w:rPr>
+        <w:t>(</w:t>
+      </w:r>
+      <w:proofErr w:type="spellStart"/>
+      <w:r>
+        <w:rPr>
+          <w:rStyle w:val="HTMLCode"/>
+        </w:rPr>
+        <w:t>int</w:t>
+      </w:r>
+      <w:proofErr w:type="spellEnd"/>
+      <w:r>
+        <w:rPr>
+          <w:rStyle w:val="HTMLCode"/>
+        </w:rPr>
+        <w:t>)</w:t>
+      </w:r>
+      <w:r>
+        <w:t xml:space="preserve"> or </w:t>
+      </w:r>
+      <w:r>
+        <w:rPr>
+          <w:rStyle w:val="HTMLCode"/>
+        </w:rPr>
+        <w:t>(string)</w:t>
+      </w:r>
+      <w:r>
+        <w:t xml:space="preserve">. The view already knows </w:t>
+      </w:r>
+      <w:r>
+        <w:rPr>
+          <w:rStyle w:val="HTMLCode"/>
+        </w:rPr>
+        <w:t>Id</w:t>
+      </w:r>
+      <w:r>
+        <w:t xml:space="preserve"> is an integer and </w:t>
+      </w:r>
+      <w:r>
+        <w:rPr>
+          <w:rStyle w:val="HTMLCode"/>
+        </w:rPr>
+        <w:t>Name</w:t>
+      </w:r>
+      <w:r>
+        <w:t xml:space="preserve"> is a string.</w:t>
+      </w:r>
+    </w:p>
+    <w:p>
+      <w:pPr>
+        <w:pStyle w:val="NormalWeb"/>
+        <w:ind w:left="720"/>
+      </w:pPr>
+    </w:p>
+    <w:p/>
+    <w:p>
+      <w:pPr>
+        <w:pStyle w:val="Heading4"/>
+      </w:pPr>
+      <w:r>
+        <w:lastRenderedPageBreak/>
+        <w:t xml:space="preserve">The Interview Aspect: "model" </w:t>
+      </w:r>
+      <w:proofErr w:type="spellStart"/>
+      <w:r>
+        <w:t>vs</w:t>
+      </w:r>
+      <w:proofErr w:type="spellEnd"/>
+      <w:r>
+        <w:t xml:space="preserve"> "Model"</w:t>
+      </w:r>
+    </w:p>
+    <w:p>
+      <w:pPr>
+        <w:pStyle w:val="NormalWeb"/>
+      </w:pPr>
+      <w:r>
+        <w:t>This is a classic "test of experience" question.</w:t>
+      </w:r>
+    </w:p>
+    <w:p>
+      <w:pPr>
+        <w:pStyle w:val="NormalWeb"/>
+      </w:pPr>
+      <w:r>
+        <w:rPr>
+          <w:b/>
+          <w:bCs/>
+        </w:rPr>
+        <w:t>Interviewer:</w:t>
+      </w:r>
+      <w:r>
+        <w:t xml:space="preserve"> </w:t>
+      </w:r>
+      <w:r>
+        <w:rPr>
+          <w:i/>
+          <w:iCs/>
+        </w:rPr>
+        <w:t>"What is the difference between @model and @Model?"</w:t>
+      </w:r>
+    </w:p>
+    <w:p>
+      <w:pPr>
+        <w:pStyle w:val="NormalWeb"/>
+      </w:pPr>
+      <w:r>
+        <w:rPr>
+          <w:b/>
+          <w:bCs/>
+        </w:rPr>
+        <w:t>The Answer:</w:t>
+      </w:r>
+    </w:p>
+    <w:p>
+      <w:pPr>
+        <w:pStyle w:val="NormalWeb"/>
+      </w:pPr>
+      <w:r>
+        <w:t>"</w:t>
+      </w:r>
+      <w:r>
+        <w:rPr>
+          <w:rStyle w:val="HTMLCode"/>
+        </w:rPr>
+        <w:t>@model</w:t>
+      </w:r>
+      <w:r>
+        <w:t xml:space="preserve"> (lowercase) is a </w:t>
+      </w:r>
+      <w:r>
+        <w:rPr>
+          <w:b/>
+          <w:bCs/>
+        </w:rPr>
+        <w:t>directive</w:t>
+      </w:r>
+      <w:r>
+        <w:t xml:space="preserve"> used only once at the top of the file to tell the view what type of object to expect. </w:t>
+      </w:r>
+      <w:r>
+        <w:rPr>
+          <w:rStyle w:val="HTMLCode"/>
+        </w:rPr>
+        <w:t>@Model</w:t>
+      </w:r>
+      <w:r>
+        <w:t xml:space="preserve"> (uppercase) is a </w:t>
+      </w:r>
+      <w:r>
+        <w:rPr>
+          <w:b/>
+          <w:bCs/>
+        </w:rPr>
+        <w:t>property</w:t>
+      </w:r>
+      <w:r>
+        <w:t xml:space="preserve"> of the view that holds the actual data sent from the controller. You use </w:t>
+      </w:r>
+      <w:r>
+        <w:rPr>
+          <w:rStyle w:val="HTMLCode"/>
+        </w:rPr>
+        <w:t>@Model</w:t>
+      </w:r>
+      <w:r>
+        <w:t xml:space="preserve"> throughout the HTML to display the values."</w:t>
+      </w:r>
+    </w:p>
+    <w:p>
+      <w:pPr>
+        <w:pStyle w:val="Heading1"/>
+        <w:rPr>
+          <w:rStyle w:val="Strong"/>
+          <w:b w:val="0"/>
+          <w:bCs w:val="0"/>
+        </w:rPr>
+      </w:pPr>
+      <w:bookmarkStart w:id="15" w:name="_Toc220940772"/>
+      <w:r>
+        <w:rPr>
+          <w:rStyle w:val="Strong"/>
+          <w:b w:val="0"/>
+          <w:bCs w:val="0"/>
+        </w:rPr>
+        <w:t>Model in ASP.NET Core MVC</w:t>
+      </w:r>
+      <w:bookmarkEnd w:id="15"/>
+    </w:p>
+    <w:p/>
+    <w:p>
+      <w:pPr>
+        <w:pStyle w:val="ListParagraph"/>
+        <w:numPr>
+          <w:ilvl w:val="0"/>
+          <w:numId w:val="63"/>
+        </w:numPr>
+      </w:pPr>
+      <w:r>
+        <w:rPr>
+          <w:rFonts w:ascii="Arial" w:hAnsi="Arial" w:cs="Arial"/>
+          <w:color w:val="000000"/>
+          <w:sz w:val="23"/>
+          <w:szCs w:val="23"/>
+          <w:shd w:val="clear" w:color="auto" w:fill="FFFFFF"/>
+        </w:rPr>
+        <w:t>In the ASP.NET Core MVC application, a model is a class with a .</w:t>
+      </w:r>
+      <w:proofErr w:type="spellStart"/>
+      <w:r>
+        <w:rPr>
+          <w:rFonts w:ascii="Arial" w:hAnsi="Arial" w:cs="Arial"/>
+          <w:color w:val="000000"/>
+          <w:sz w:val="23"/>
+          <w:szCs w:val="23"/>
+          <w:shd w:val="clear" w:color="auto" w:fill="FFFFFF"/>
+        </w:rPr>
+        <w:t>cs</w:t>
+      </w:r>
+      <w:proofErr w:type="spellEnd"/>
+      <w:r>
+        <w:rPr>
+          <w:rFonts w:ascii="Arial" w:hAnsi="Arial" w:cs="Arial"/>
+          <w:color w:val="000000"/>
+          <w:sz w:val="23"/>
+          <w:szCs w:val="23"/>
+          <w:shd w:val="clear" w:color="auto" w:fill="FFFFFF"/>
+        </w:rPr>
+        <w:t xml:space="preserve"> (for C#) extension that defines the Properties and behaviors of the data entities in your application. </w:t>
+      </w:r>
+    </w:p>
+    <w:p>
+      <w:pPr>
+        <w:pStyle w:val="Heading3"/>
+      </w:pPr>
+      <w:r>
+        <w:t>Key Responsibilities:</w:t>
+      </w:r>
+    </w:p>
+    <w:p>
+      <w:pPr>
+        <w:pStyle w:val="NormalWeb"/>
+        <w:numPr>
+          <w:ilvl w:val="0"/>
+          <w:numId w:val="64"/>
+        </w:numPr>
+      </w:pPr>
+      <w:r>
+        <w:rPr>
+          <w:b/>
+          <w:bCs/>
+        </w:rPr>
+        <w:t>State Management:</w:t>
+      </w:r>
+      <w:r>
+        <w:t xml:space="preserve"> Holding the data (Properties) currently in use by the application.</w:t>
+      </w:r>
+    </w:p>
+    <w:p>
+      <w:pPr>
+        <w:pStyle w:val="NormalWeb"/>
+        <w:numPr>
+          <w:ilvl w:val="0"/>
+          <w:numId w:val="64"/>
+        </w:numPr>
+      </w:pPr>
+      <w:r>
+        <w:rPr>
+          <w:b/>
+          <w:bCs/>
+        </w:rPr>
+        <w:t>Business Logic:</w:t>
+      </w:r>
+      <w:r>
+        <w:t xml:space="preserve"> Internal rules (e.g., a "Product" model might have a method to calculate tax).</w:t>
+      </w:r>
+    </w:p>
+    <w:p>
+      <w:pPr>
+        <w:pStyle w:val="NormalWeb"/>
+        <w:numPr>
+          <w:ilvl w:val="0"/>
+          <w:numId w:val="64"/>
+        </w:numPr>
+      </w:pPr>
+      <w:r>
+        <w:rPr>
+          <w:b/>
+          <w:bCs/>
+        </w:rPr>
+        <w:t>Data Validation:</w:t>
+      </w:r>
+      <w:r>
+        <w:t xml:space="preserve"> Ensuring the data is correct before it reaches the database (using </w:t>
+      </w:r>
+      <w:r>
+        <w:rPr>
+          <w:b/>
+          <w:bCs/>
+        </w:rPr>
+        <w:t>Data Annotations</w:t>
+      </w:r>
+      <w:r>
+        <w:t>).</w:t>
+      </w:r>
+    </w:p>
+    <w:p>
+      <w:pPr>
+        <w:rPr>
+          <w:rFonts w:ascii="Courier New" w:hAnsi="Courier New" w:cs="Courier New"/>
+        </w:rPr>
+      </w:pPr>
+      <w:proofErr w:type="gramStart"/>
+      <w:r>
+        <w:rPr>
+          <w:rFonts w:ascii="Courier New" w:hAnsi="Courier New" w:cs="Courier New"/>
+        </w:rPr>
+        <w:t>namespace</w:t>
+      </w:r>
+      <w:proofErr w:type="gramEnd"/>
+      <w:r>
+        <w:rPr>
+          <w:rFonts w:ascii="Courier New" w:hAnsi="Courier New" w:cs="Courier New"/>
+        </w:rPr>
+        <w:t xml:space="preserve"> </w:t>
+      </w:r>
+      <w:proofErr w:type="spellStart"/>
+      <w:r>
+        <w:rPr>
+          <w:rFonts w:ascii="Courier New" w:hAnsi="Courier New" w:cs="Courier New"/>
+        </w:rPr>
+        <w:t>FirstCoreMVCWebApplication.Models</w:t>
+      </w:r>
+      <w:proofErr w:type="spellEnd"/>
+    </w:p>
+    <w:p>
+      <w:pPr>
+        <w:rPr>
+          <w:rFonts w:ascii="Courier New" w:hAnsi="Courier New" w:cs="Courier New"/>
+        </w:rPr>
+      </w:pPr>
+      <w:r>
+        <w:rPr>
+          <w:rFonts w:ascii="Courier New" w:hAnsi="Courier New" w:cs="Courier New"/>
+        </w:rPr>
+        <w:t xml:space="preserve">{   </w:t>
+      </w:r>
+      <w:proofErr w:type="gramStart"/>
+      <w:r>
+        <w:rPr>
+          <w:rFonts w:ascii="Courier New" w:hAnsi="Courier New" w:cs="Courier New"/>
+        </w:rPr>
+        <w:t>public</w:t>
+      </w:r>
+      <w:proofErr w:type="gramEnd"/>
+      <w:r>
+        <w:rPr>
+          <w:rFonts w:ascii="Courier New" w:hAnsi="Courier New" w:cs="Courier New"/>
+        </w:rPr>
+        <w:t xml:space="preserve"> class Student</w:t>
+      </w:r>
+    </w:p>
+    <w:p>
+      <w:pPr>
+        <w:rPr>
+          <w:rFonts w:ascii="Courier New" w:hAnsi="Courier New" w:cs="Courier New"/>
+        </w:rPr>
+      </w:pPr>
+      <w:r>
+        <w:rPr>
+          <w:rFonts w:ascii="Courier New" w:hAnsi="Courier New" w:cs="Courier New"/>
+        </w:rPr>
+        <w:t xml:space="preserve">    {</w:t>
+      </w:r>
+    </w:p>
+    <w:p>
+      <w:pPr>
+        <w:rPr>
+          <w:rFonts w:ascii="Courier New" w:hAnsi="Courier New" w:cs="Courier New"/>
+        </w:rPr>
+      </w:pPr>
+      <w:r>
+        <w:rPr>
+          <w:rFonts w:ascii="Courier New" w:hAnsi="Courier New" w:cs="Courier New"/>
+        </w:rPr>
+        <w:t xml:space="preserve">        </w:t>
+      </w:r>
+      <w:proofErr w:type="gramStart"/>
+      <w:r>
+        <w:rPr>
+          <w:rFonts w:ascii="Courier New" w:hAnsi="Courier New" w:cs="Courier New"/>
+        </w:rPr>
+        <w:t>public</w:t>
+      </w:r>
+      <w:proofErr w:type="gramEnd"/>
+      <w:r>
+        <w:rPr>
+          <w:rFonts w:ascii="Courier New" w:hAnsi="Courier New" w:cs="Courier New"/>
+        </w:rPr>
+        <w:t xml:space="preserve"> </w:t>
+      </w:r>
+      <w:proofErr w:type="spellStart"/>
+      <w:r>
+        <w:rPr>
+          <w:rFonts w:ascii="Courier New" w:hAnsi="Courier New" w:cs="Courier New"/>
+        </w:rPr>
+        <w:t>int</w:t>
+      </w:r>
+      <w:proofErr w:type="spellEnd"/>
+      <w:r>
+        <w:rPr>
+          <w:rFonts w:ascii="Courier New" w:hAnsi="Courier New" w:cs="Courier New"/>
+        </w:rPr>
+        <w:t xml:space="preserve"> </w:t>
+      </w:r>
+      <w:proofErr w:type="spellStart"/>
+      <w:r>
+        <w:rPr>
+          <w:rFonts w:ascii="Courier New" w:hAnsi="Courier New" w:cs="Courier New"/>
+        </w:rPr>
+        <w:t>StudentId</w:t>
+      </w:r>
+      <w:proofErr w:type="spellEnd"/>
+      <w:r>
+        <w:rPr>
+          <w:rFonts w:ascii="Courier New" w:hAnsi="Courier New" w:cs="Courier New"/>
+        </w:rPr>
+        <w:t xml:space="preserve"> { get; set; }</w:t>
+      </w:r>
+    </w:p>
+    <w:p>
+      <w:pPr>
+        <w:rPr>
+          <w:rFonts w:ascii="Courier New" w:hAnsi="Courier New" w:cs="Courier New"/>
+        </w:rPr>
+      </w:pPr>
+      <w:r>
+        <w:rPr>
+          <w:rFonts w:ascii="Courier New" w:hAnsi="Courier New" w:cs="Courier New"/>
+        </w:rPr>
+        <w:t xml:space="preserve">        </w:t>
+      </w:r>
+      <w:proofErr w:type="gramStart"/>
+      <w:r>
+        <w:rPr>
+          <w:rFonts w:ascii="Courier New" w:hAnsi="Courier New" w:cs="Courier New"/>
+        </w:rPr>
+        <w:t>public</w:t>
+      </w:r>
+      <w:proofErr w:type="gramEnd"/>
+      <w:r>
+        <w:rPr>
+          <w:rFonts w:ascii="Courier New" w:hAnsi="Courier New" w:cs="Courier New"/>
+        </w:rPr>
+        <w:t xml:space="preserve"> string? Name </w:t>
+      </w:r>
+      <w:proofErr w:type="gramStart"/>
+      <w:r>
+        <w:rPr>
+          <w:rFonts w:ascii="Courier New" w:hAnsi="Courier New" w:cs="Courier New"/>
+        </w:rPr>
+        <w:t>{ get</w:t>
+      </w:r>
+      <w:proofErr w:type="gramEnd"/>
+      <w:r>
+        <w:rPr>
+          <w:rFonts w:ascii="Courier New" w:hAnsi="Courier New" w:cs="Courier New"/>
+        </w:rPr>
+        <w:t>; set; }</w:t>
+      </w:r>
+    </w:p>
+    <w:p>
+      <w:pPr>
+        <w:rPr>
+          <w:rFonts w:ascii="Courier New" w:hAnsi="Courier New" w:cs="Courier New"/>
+        </w:rPr>
+      </w:pPr>
+      <w:r>
+        <w:rPr>
+          <w:rFonts w:ascii="Courier New" w:hAnsi="Courier New" w:cs="Courier New"/>
+        </w:rPr>
+        <w:t xml:space="preserve">        </w:t>
+      </w:r>
+      <w:proofErr w:type="gramStart"/>
+      <w:r>
+        <w:rPr>
+          <w:rFonts w:ascii="Courier New" w:hAnsi="Courier New" w:cs="Courier New"/>
+        </w:rPr>
+        <w:t>public</w:t>
+      </w:r>
+      <w:proofErr w:type="gramEnd"/>
+      <w:r>
+        <w:rPr>
+          <w:rFonts w:ascii="Courier New" w:hAnsi="Courier New" w:cs="Courier New"/>
+        </w:rPr>
+        <w:t xml:space="preserve"> string? Branch </w:t>
+      </w:r>
+      <w:proofErr w:type="gramStart"/>
+      <w:r>
+        <w:rPr>
+          <w:rFonts w:ascii="Courier New" w:hAnsi="Courier New" w:cs="Courier New"/>
+        </w:rPr>
+        <w:t>{ get</w:t>
+      </w:r>
+      <w:proofErr w:type="gramEnd"/>
+      <w:r>
+        <w:rPr>
+          <w:rFonts w:ascii="Courier New" w:hAnsi="Courier New" w:cs="Courier New"/>
+        </w:rPr>
+        <w:t>; set; }</w:t>
+      </w:r>
+    </w:p>
+    <w:p>
+      <w:pPr>
+        <w:rPr>
+          <w:rFonts w:ascii="Courier New" w:hAnsi="Courier New" w:cs="Courier New"/>
+        </w:rPr>
+      </w:pPr>
+      <w:r>
+        <w:rPr>
+          <w:rFonts w:ascii="Courier New" w:hAnsi="Courier New" w:cs="Courier New"/>
+        </w:rPr>
+        <w:t xml:space="preserve">        </w:t>
+      </w:r>
+      <w:proofErr w:type="gramStart"/>
+      <w:r>
+        <w:rPr>
+          <w:rFonts w:ascii="Courier New" w:hAnsi="Courier New" w:cs="Courier New"/>
+        </w:rPr>
+        <w:t>public</w:t>
+      </w:r>
+      <w:proofErr w:type="gramEnd"/>
+      <w:r>
+        <w:rPr>
+          <w:rFonts w:ascii="Courier New" w:hAnsi="Courier New" w:cs="Courier New"/>
+        </w:rPr>
+        <w:t xml:space="preserve"> string? Section </w:t>
+      </w:r>
+      <w:proofErr w:type="gramStart"/>
+      <w:r>
+        <w:rPr>
+          <w:rFonts w:ascii="Courier New" w:hAnsi="Courier New" w:cs="Courier New"/>
+        </w:rPr>
+        <w:t>{ get</w:t>
+      </w:r>
+      <w:proofErr w:type="gramEnd"/>
+      <w:r>
+        <w:rPr>
+          <w:rFonts w:ascii="Courier New" w:hAnsi="Courier New" w:cs="Courier New"/>
+        </w:rPr>
+        <w:t>; set; }</w:t>
+      </w:r>
+    </w:p>
+    <w:p>
+      <w:pPr>
+        <w:rPr>
+          <w:rFonts w:ascii="Courier New" w:hAnsi="Courier New" w:cs="Courier New"/>
+        </w:rPr>
+      </w:pPr>
+      <w:r>
+        <w:rPr>
+          <w:rFonts w:ascii="Courier New" w:hAnsi="Courier New" w:cs="Courier New"/>
+        </w:rPr>
+        <w:t xml:space="preserve">        </w:t>
+      </w:r>
+      <w:proofErr w:type="gramStart"/>
+      <w:r>
+        <w:rPr>
+          <w:rFonts w:ascii="Courier New" w:hAnsi="Courier New" w:cs="Courier New"/>
+        </w:rPr>
+        <w:t>public</w:t>
+      </w:r>
+      <w:proofErr w:type="gramEnd"/>
+      <w:r>
+        <w:rPr>
+          <w:rFonts w:ascii="Courier New" w:hAnsi="Courier New" w:cs="Courier New"/>
+        </w:rPr>
+        <w:t xml:space="preserve"> string? Gender </w:t>
+      </w:r>
+      <w:proofErr w:type="gramStart"/>
+      <w:r>
+        <w:rPr>
+          <w:rFonts w:ascii="Courier New" w:hAnsi="Courier New" w:cs="Courier New"/>
+        </w:rPr>
+        <w:t>{ get</w:t>
+      </w:r>
+      <w:proofErr w:type="gramEnd"/>
+      <w:r>
+        <w:rPr>
+          <w:rFonts w:ascii="Courier New" w:hAnsi="Courier New" w:cs="Courier New"/>
+        </w:rPr>
+        <w:t>; set; }</w:t>
+      </w:r>
+    </w:p>
+    <w:p>
+      <w:pPr>
+        <w:rPr>
+          <w:rFonts w:ascii="Courier New" w:hAnsi="Courier New" w:cs="Courier New"/>
+        </w:rPr>
+      </w:pPr>
+      <w:r>
+        <w:rPr>
+          <w:rFonts w:ascii="Courier New" w:hAnsi="Courier New" w:cs="Courier New"/>
+        </w:rPr>
+        <w:t xml:space="preserve">    }</w:t>
+      </w:r>
+    </w:p>
+    <w:p>
+      <w:pPr>
+        <w:rPr>
+          <w:rFonts w:ascii="Courier New" w:hAnsi="Courier New" w:cs="Courier New"/>
+        </w:rPr>
+      </w:pPr>
+      <w:r>
+        <w:rPr>
+          <w:rFonts w:ascii="Courier New" w:hAnsi="Courier New" w:cs="Courier New"/>
+        </w:rPr>
+        <w:t>}</w:t>
+      </w:r>
+    </w:p>
+    <w:p>
+      <w:pPr>
+        <w:rPr>
+          <w:rFonts w:ascii="Courier New" w:hAnsi="Courier New" w:cs="Courier New"/>
+        </w:rPr>
+      </w:pPr>
+    </w:p>
+    <w:p>
+      <w:pPr>
+        <w:rPr>
+          <w:rFonts w:ascii="Courier New" w:hAnsi="Courier New" w:cs="Courier New"/>
+        </w:rPr>
+      </w:pPr>
+    </w:p>
+    <w:p>
+      <w:pPr>
+        <w:pStyle w:val="Heading4"/>
+      </w:pPr>
+      <w:r>
+        <w:lastRenderedPageBreak/>
+        <w:t>Q1</w:t>
+      </w:r>
+      <w:r>
+        <w:t>: "If the View displays data, why do we need the Model?"</w:t>
+      </w:r>
+    </w:p>
+    <w:p>
+      <w:pPr>
+        <w:pStyle w:val="NormalWeb"/>
+      </w:pPr>
+      <w:r>
+        <w:rPr>
+          <w:b/>
+          <w:bCs/>
+        </w:rPr>
+        <w:t>The Answer:</w:t>
+      </w:r>
+      <w:r>
+        <w:t xml:space="preserve"> "The View is just the 'Face.' The Model is the 'Brain' and 'Memory.' Without the Model, the View has no data to display, and the Controller has no data to process. The Model ensures that data is structured, validated, and consistent across the whole application."</w:t>
+      </w:r>
+    </w:p>
+    <w:p>
+      <w:pPr>
+        <w:rPr>
+          <w:rFonts w:ascii="Courier New" w:hAnsi="Courier New" w:cs="Courier New"/>
+        </w:rPr>
+      </w:pPr>
+    </w:p>
+    <w:p>
+      <w:pPr>
+        <w:rPr>
+          <w:rFonts w:ascii="Courier New" w:hAnsi="Courier New" w:cs="Courier New"/>
+        </w:rPr>
+      </w:pPr>
+      <w:bookmarkStart w:id="16" w:name="_GoBack"/>
+      <w:bookmarkEnd w:id="16"/>
     </w:p>
     <w:sectPr>
       <w:pgSz w:w="12240" w:h="15840"/>
@@ -16774,6 +20893,119 @@
     </w:lvl>
   </w:abstractNum>
   <w:abstractNum w:abstractNumId="1">
+    <w:nsid w:val="06F4013E"/>
+    <w:multiLevelType w:val="hybridMultilevel"/>
+    <w:tmpl w:val="BD4EF958"/>
+    <w:lvl w:ilvl="0" w:tplc="04090001">
+      <w:start w:val="1"/>
+      <w:numFmt w:val="bullet"/>
+      <w:lvlText w:val=""/>
+      <w:lvlJc w:val="left"/>
+      <w:pPr>
+        <w:ind w:left="720" w:hanging="360"/>
+      </w:pPr>
+      <w:rPr>
+        <w:rFonts w:ascii="Symbol" w:hAnsi="Symbol" w:hint="default"/>
+      </w:rPr>
+    </w:lvl>
+    <w:lvl w:ilvl="1" w:tplc="04090003" w:tentative="1">
+      <w:start w:val="1"/>
+      <w:numFmt w:val="bullet"/>
+      <w:lvlText w:val="o"/>
+      <w:lvlJc w:val="left"/>
+      <w:pPr>
+        <w:ind w:left="1440" w:hanging="360"/>
+      </w:pPr>
+      <w:rPr>
+        <w:rFonts w:ascii="Courier New" w:hAnsi="Courier New" w:cs="Courier New" w:hint="default"/>
+      </w:rPr>
+    </w:lvl>
+    <w:lvl w:ilvl="2" w:tplc="04090005" w:tentative="1">
+      <w:start w:val="1"/>
+      <w:numFmt w:val="bullet"/>
+      <w:lvlText w:val=""/>
+      <w:lvlJc w:val="left"/>
+      <w:pPr>
+        <w:ind w:left="2160" w:hanging="360"/>
+      </w:pPr>
+      <w:rPr>
+        <w:rFonts w:ascii="Wingdings" w:hAnsi="Wingdings" w:hint="default"/>
+      </w:rPr>
+    </w:lvl>
+    <w:lvl w:ilvl="3" w:tplc="04090001" w:tentative="1">
+      <w:start w:val="1"/>
+      <w:numFmt w:val="bullet"/>
+      <w:lvlText w:val=""/>
+      <w:lvlJc w:val="left"/>
+      <w:pPr>
+        <w:ind w:left="2880" w:hanging="360"/>
+      </w:pPr>
+      <w:rPr>
+        <w:rFonts w:ascii="Symbol" w:hAnsi="Symbol" w:hint="default"/>
+      </w:rPr>
+    </w:lvl>
+    <w:lvl w:ilvl="4" w:tplc="04090003" w:tentative="1">
+      <w:start w:val="1"/>
+      <w:numFmt w:val="bullet"/>
+      <w:lvlText w:val="o"/>
+      <w:lvlJc w:val="left"/>
+      <w:pPr>
+        <w:ind w:left="3600" w:hanging="360"/>
+      </w:pPr>
+      <w:rPr>
+        <w:rFonts w:ascii="Courier New" w:hAnsi="Courier New" w:cs="Courier New" w:hint="default"/>
+      </w:rPr>
+    </w:lvl>
+    <w:lvl w:ilvl="5" w:tplc="04090005" w:tentative="1">
+      <w:start w:val="1"/>
+      <w:numFmt w:val="bullet"/>
+      <w:lvlText w:val=""/>
+      <w:lvlJc w:val="left"/>
+      <w:pPr>
+        <w:ind w:left="4320" w:hanging="360"/>
+      </w:pPr>
+      <w:rPr>
+        <w:rFonts w:ascii="Wingdings" w:hAnsi="Wingdings" w:hint="default"/>
+      </w:rPr>
+    </w:lvl>
+    <w:lvl w:ilvl="6" w:tplc="04090001" w:tentative="1">
+      <w:start w:val="1"/>
+      <w:numFmt w:val="bullet"/>
+      <w:lvlText w:val=""/>
+      <w:lvlJc w:val="left"/>
+      <w:pPr>
+        <w:ind w:left="5040" w:hanging="360"/>
+      </w:pPr>
+      <w:rPr>
+        <w:rFonts w:ascii="Symbol" w:hAnsi="Symbol" w:hint="default"/>
+      </w:rPr>
+    </w:lvl>
+    <w:lvl w:ilvl="7" w:tplc="04090003" w:tentative="1">
+      <w:start w:val="1"/>
+      <w:numFmt w:val="bullet"/>
+      <w:lvlText w:val="o"/>
+      <w:lvlJc w:val="left"/>
+      <w:pPr>
+        <w:ind w:left="5760" w:hanging="360"/>
+      </w:pPr>
+      <w:rPr>
+        <w:rFonts w:ascii="Courier New" w:hAnsi="Courier New" w:cs="Courier New" w:hint="default"/>
+      </w:rPr>
+    </w:lvl>
+    <w:lvl w:ilvl="8" w:tplc="04090005" w:tentative="1">
+      <w:start w:val="1"/>
+      <w:numFmt w:val="bullet"/>
+      <w:lvlText w:val=""/>
+      <w:lvlJc w:val="left"/>
+      <w:pPr>
+        <w:ind w:left="6480" w:hanging="360"/>
+      </w:pPr>
+      <w:rPr>
+        <w:rFonts w:ascii="Wingdings" w:hAnsi="Wingdings" w:hint="default"/>
+      </w:rPr>
+    </w:lvl>
+  </w:abstractNum>
+  <w:abstractNum w:abstractNumId="2">
     <w:nsid w:val="080A1D73"/>
     <w:multiLevelType w:val="multilevel"/>
     <w:tmpl w:val="1096C56E"/>
@@ -16922,7 +21154,7 @@
       </w:rPr>
     </w:lvl>
   </w:abstractNum>
-  <w:abstractNum w:abstractNumId="2">
+  <w:abstractNum w:abstractNumId="3">
     <w:nsid w:val="08887D14"/>
     <w:multiLevelType w:val="multilevel"/>
     <w:tmpl w:val="8C3C7264"/>
@@ -17071,7 +21303,7 @@
       </w:rPr>
     </w:lvl>
   </w:abstractNum>
-  <w:abstractNum w:abstractNumId="3">
+  <w:abstractNum w:abstractNumId="4">
     <w:nsid w:val="08997408"/>
     <w:multiLevelType w:val="multilevel"/>
     <w:tmpl w:val="73E821DE"/>
@@ -17220,10 +21452,10 @@
       </w:rPr>
     </w:lvl>
   </w:abstractNum>
-  <w:abstractNum w:abstractNumId="4">
+  <w:abstractNum w:abstractNumId="5">
     <w:nsid w:val="0D9F336D"/>
     <w:multiLevelType w:val="hybridMultilevel"/>
-    <w:tmpl w:val="1678385E"/>
+    <w:tmpl w:val="A73ACC7E"/>
     <w:lvl w:ilvl="0" w:tplc="0409000F">
       <w:start w:val="1"/>
       <w:numFmt w:val="decimal"/>
@@ -17306,7 +21538,7 @@
       </w:pPr>
     </w:lvl>
   </w:abstractNum>
-  <w:abstractNum w:abstractNumId="5">
+  <w:abstractNum w:abstractNumId="6">
     <w:nsid w:val="0E674137"/>
     <w:multiLevelType w:val="multilevel"/>
     <w:tmpl w:val="1D883BD6"/>
@@ -17455,7 +21687,7 @@
       </w:rPr>
     </w:lvl>
   </w:abstractNum>
-  <w:abstractNum w:abstractNumId="6">
+  <w:abstractNum w:abstractNumId="7">
     <w:nsid w:val="0F4D37DE"/>
     <w:multiLevelType w:val="multilevel"/>
     <w:tmpl w:val="D808426E"/>
@@ -17604,7 +21836,7 @@
       </w:rPr>
     </w:lvl>
   </w:abstractNum>
-  <w:abstractNum w:abstractNumId="7">
+  <w:abstractNum w:abstractNumId="8">
     <w:nsid w:val="0F7538F8"/>
     <w:multiLevelType w:val="multilevel"/>
     <w:tmpl w:val="672A35FA"/>
@@ -17753,7 +21985,156 @@
       </w:rPr>
     </w:lvl>
   </w:abstractNum>
-  <w:abstractNum w:abstractNumId="8">
+  <w:abstractNum w:abstractNumId="9">
+    <w:nsid w:val="119110C9"/>
+    <w:multiLevelType w:val="multilevel"/>
+    <w:tmpl w:val="541E5ADE"/>
+    <w:lvl w:ilvl="0">
+      <w:start w:val="1"/>
+      <w:numFmt w:val="bullet"/>
+      <w:lvlText w:val=""/>
+      <w:lvlJc w:val="left"/>
+      <w:pPr>
+        <w:tabs>
+          <w:tab w:val="num" w:pos="720"/>
+        </w:tabs>
+        <w:ind w:left="720" w:hanging="360"/>
+      </w:pPr>
+      <w:rPr>
+        <w:rFonts w:ascii="Symbol" w:hAnsi="Symbol" w:hint="default"/>
+        <w:sz w:val="20"/>
+      </w:rPr>
+    </w:lvl>
+    <w:lvl w:ilvl="1" w:tentative="1">
+      <w:start w:val="1"/>
+      <w:numFmt w:val="bullet"/>
+      <w:lvlText w:val="o"/>
+      <w:lvlJc w:val="left"/>
+      <w:pPr>
+        <w:tabs>
+          <w:tab w:val="num" w:pos="1440"/>
+        </w:tabs>
+        <w:ind w:left="1440" w:hanging="360"/>
+      </w:pPr>
+      <w:rPr>
+        <w:rFonts w:ascii="Courier New" w:hAnsi="Courier New" w:hint="default"/>
+        <w:sz w:val="20"/>
+      </w:rPr>
+    </w:lvl>
+    <w:lvl w:ilvl="2" w:tentative="1">
+      <w:start w:val="1"/>
+      <w:numFmt w:val="bullet"/>
+      <w:lvlText w:val=""/>
+      <w:lvlJc w:val="left"/>
+      <w:pPr>
+        <w:tabs>
+          <w:tab w:val="num" w:pos="2160"/>
+        </w:tabs>
+        <w:ind w:left="2160" w:hanging="360"/>
+      </w:pPr>
+      <w:rPr>
+        <w:rFonts w:ascii="Wingdings" w:hAnsi="Wingdings" w:hint="default"/>
+        <w:sz w:val="20"/>
+      </w:rPr>
+    </w:lvl>
+    <w:lvl w:ilvl="3" w:tentative="1">
+      <w:start w:val="1"/>
+      <w:numFmt w:val="bullet"/>
+      <w:lvlText w:val=""/>
+      <w:lvlJc w:val="left"/>
+      <w:pPr>
+        <w:tabs>
+          <w:tab w:val="num" w:pos="2880"/>
+        </w:tabs>
+        <w:ind w:left="2880" w:hanging="360"/>
+      </w:pPr>
+      <w:rPr>
+        <w:rFonts w:ascii="Wingdings" w:hAnsi="Wingdings" w:hint="default"/>
+        <w:sz w:val="20"/>
+      </w:rPr>
+    </w:lvl>
+    <w:lvl w:ilvl="4" w:tentative="1">
+      <w:start w:val="1"/>
+      <w:numFmt w:val="bullet"/>
+      <w:lvlText w:val=""/>
+      <w:lvlJc w:val="left"/>
+      <w:pPr>
+        <w:tabs>
+          <w:tab w:val="num" w:pos="3600"/>
+        </w:tabs>
+        <w:ind w:left="3600" w:hanging="360"/>
+      </w:pPr>
+      <w:rPr>
+        <w:rFonts w:ascii="Wingdings" w:hAnsi="Wingdings" w:hint="default"/>
+        <w:sz w:val="20"/>
+      </w:rPr>
+    </w:lvl>
+    <w:lvl w:ilvl="5" w:tentative="1">
+      <w:start w:val="1"/>
+      <w:numFmt w:val="bullet"/>
+      <w:lvlText w:val=""/>
+      <w:lvlJc w:val="left"/>
+      <w:pPr>
+        <w:tabs>
+          <w:tab w:val="num" w:pos="4320"/>
+        </w:tabs>
+        <w:ind w:left="4320" w:hanging="360"/>
+      </w:pPr>
+      <w:rPr>
+        <w:rFonts w:ascii="Wingdings" w:hAnsi="Wingdings" w:hint="default"/>
+        <w:sz w:val="20"/>
+      </w:rPr>
+    </w:lvl>
+    <w:lvl w:ilvl="6" w:tentative="1">
+      <w:start w:val="1"/>
+      <w:numFmt w:val="bullet"/>
+      <w:lvlText w:val=""/>
+      <w:lvlJc w:val="left"/>
+      <w:pPr>
+        <w:tabs>
+          <w:tab w:val="num" w:pos="5040"/>
+        </w:tabs>
+        <w:ind w:left="5040" w:hanging="360"/>
+      </w:pPr>
+      <w:rPr>
+        <w:rFonts w:ascii="Wingdings" w:hAnsi="Wingdings" w:hint="default"/>
+        <w:sz w:val="20"/>
+      </w:rPr>
+    </w:lvl>
+    <w:lvl w:ilvl="7" w:tentative="1">
+      <w:start w:val="1"/>
+      <w:numFmt w:val="bullet"/>
+      <w:lvlText w:val=""/>
+      <w:lvlJc w:val="left"/>
+      <w:pPr>
+        <w:tabs>
+          <w:tab w:val="num" w:pos="5760"/>
+        </w:tabs>
+        <w:ind w:left="5760" w:hanging="360"/>
+      </w:pPr>
+      <w:rPr>
+        <w:rFonts w:ascii="Wingdings" w:hAnsi="Wingdings" w:hint="default"/>
+        <w:sz w:val="20"/>
+      </w:rPr>
+    </w:lvl>
+    <w:lvl w:ilvl="8" w:tentative="1">
+      <w:start w:val="1"/>
+      <w:numFmt w:val="bullet"/>
+      <w:lvlText w:val=""/>
+      <w:lvlJc w:val="left"/>
+      <w:pPr>
+        <w:tabs>
+          <w:tab w:val="num" w:pos="6480"/>
+        </w:tabs>
+        <w:ind w:left="6480" w:hanging="360"/>
+      </w:pPr>
+      <w:rPr>
+        <w:rFonts w:ascii="Wingdings" w:hAnsi="Wingdings" w:hint="default"/>
+        <w:sz w:val="20"/>
+      </w:rPr>
+    </w:lvl>
+  </w:abstractNum>
+  <w:abstractNum w:abstractNumId="10">
     <w:nsid w:val="13916144"/>
     <w:multiLevelType w:val="multilevel"/>
     <w:tmpl w:val="9358352A"/>
@@ -17902,7 +22283,7 @@
       </w:rPr>
     </w:lvl>
   </w:abstractNum>
-  <w:abstractNum w:abstractNumId="9">
+  <w:abstractNum w:abstractNumId="11">
     <w:nsid w:val="140C340F"/>
     <w:multiLevelType w:val="multilevel"/>
     <w:tmpl w:val="AE84B244"/>
@@ -18051,7 +22432,7 @@
       </w:rPr>
     </w:lvl>
   </w:abstractNum>
-  <w:abstractNum w:abstractNumId="10">
+  <w:abstractNum w:abstractNumId="12">
     <w:nsid w:val="156F7505"/>
     <w:multiLevelType w:val="multilevel"/>
     <w:tmpl w:val="05C22DBE"/>
@@ -18164,7 +22545,7 @@
       </w:pPr>
     </w:lvl>
   </w:abstractNum>
-  <w:abstractNum w:abstractNumId="11">
+  <w:abstractNum w:abstractNumId="13">
     <w:nsid w:val="16B73202"/>
     <w:multiLevelType w:val="multilevel"/>
     <w:tmpl w:val="683EB2DE"/>
@@ -18313,7 +22694,7 @@
       </w:rPr>
     </w:lvl>
   </w:abstractNum>
-  <w:abstractNum w:abstractNumId="12">
+  <w:abstractNum w:abstractNumId="14">
     <w:nsid w:val="18577943"/>
     <w:multiLevelType w:val="multilevel"/>
     <w:tmpl w:val="E19CB13A"/>
@@ -18462,7 +22843,7 @@
       </w:rPr>
     </w:lvl>
   </w:abstractNum>
-  <w:abstractNum w:abstractNumId="13">
+  <w:abstractNum w:abstractNumId="15">
     <w:nsid w:val="18691E73"/>
     <w:multiLevelType w:val="multilevel"/>
     <w:tmpl w:val="CB203536"/>
@@ -18611,7 +22992,156 @@
       </w:rPr>
     </w:lvl>
   </w:abstractNum>
-  <w:abstractNum w:abstractNumId="14">
+  <w:abstractNum w:abstractNumId="16">
+    <w:nsid w:val="1BC51C35"/>
+    <w:multiLevelType w:val="multilevel"/>
+    <w:tmpl w:val="B602FC20"/>
+    <w:lvl w:ilvl="0">
+      <w:start w:val="1"/>
+      <w:numFmt w:val="bullet"/>
+      <w:lvlText w:val=""/>
+      <w:lvlJc w:val="left"/>
+      <w:pPr>
+        <w:tabs>
+          <w:tab w:val="num" w:pos="720"/>
+        </w:tabs>
+        <w:ind w:left="720" w:hanging="360"/>
+      </w:pPr>
+      <w:rPr>
+        <w:rFonts w:ascii="Symbol" w:hAnsi="Symbol" w:hint="default"/>
+        <w:sz w:val="20"/>
+      </w:rPr>
+    </w:lvl>
+    <w:lvl w:ilvl="1">
+      <w:start w:val="1"/>
+      <w:numFmt w:val="bullet"/>
+      <w:lvlText w:val="o"/>
+      <w:lvlJc w:val="left"/>
+      <w:pPr>
+        <w:tabs>
+          <w:tab w:val="num" w:pos="1440"/>
+        </w:tabs>
+        <w:ind w:left="1440" w:hanging="360"/>
+      </w:pPr>
+      <w:rPr>
+        <w:rFonts w:ascii="Courier New" w:hAnsi="Courier New" w:hint="default"/>
+        <w:sz w:val="20"/>
+      </w:rPr>
+    </w:lvl>
+    <w:lvl w:ilvl="2" w:tentative="1">
+      <w:start w:val="1"/>
+      <w:numFmt w:val="bullet"/>
+      <w:lvlText w:val=""/>
+      <w:lvlJc w:val="left"/>
+      <w:pPr>
+        <w:tabs>
+          <w:tab w:val="num" w:pos="2160"/>
+        </w:tabs>
+        <w:ind w:left="2160" w:hanging="360"/>
+      </w:pPr>
+      <w:rPr>
+        <w:rFonts w:ascii="Wingdings" w:hAnsi="Wingdings" w:hint="default"/>
+        <w:sz w:val="20"/>
+      </w:rPr>
+    </w:lvl>
+    <w:lvl w:ilvl="3" w:tentative="1">
+      <w:start w:val="1"/>
+      <w:numFmt w:val="bullet"/>
+      <w:lvlText w:val=""/>
+      <w:lvlJc w:val="left"/>
+      <w:pPr>
+        <w:tabs>
+          <w:tab w:val="num" w:pos="2880"/>
+        </w:tabs>
+        <w:ind w:left="2880" w:hanging="360"/>
+      </w:pPr>
+      <w:rPr>
+        <w:rFonts w:ascii="Wingdings" w:hAnsi="Wingdings" w:hint="default"/>
+        <w:sz w:val="20"/>
+      </w:rPr>
+    </w:lvl>
+    <w:lvl w:ilvl="4" w:tentative="1">
+      <w:start w:val="1"/>
+      <w:numFmt w:val="bullet"/>
+      <w:lvlText w:val=""/>
+      <w:lvlJc w:val="left"/>
+      <w:pPr>
+        <w:tabs>
+          <w:tab w:val="num" w:pos="3600"/>
+        </w:tabs>
+        <w:ind w:left="3600" w:hanging="360"/>
+      </w:pPr>
+      <w:rPr>
+        <w:rFonts w:ascii="Wingdings" w:hAnsi="Wingdings" w:hint="default"/>
+        <w:sz w:val="20"/>
+      </w:rPr>
+    </w:lvl>
+    <w:lvl w:ilvl="5" w:tentative="1">
+      <w:start w:val="1"/>
+      <w:numFmt w:val="bullet"/>
+      <w:lvlText w:val=""/>
+      <w:lvlJc w:val="left"/>
+      <w:pPr>
+        <w:tabs>
+          <w:tab w:val="num" w:pos="4320"/>
+        </w:tabs>
+        <w:ind w:left="4320" w:hanging="360"/>
+      </w:pPr>
+      <w:rPr>
+        <w:rFonts w:ascii="Wingdings" w:hAnsi="Wingdings" w:hint="default"/>
+        <w:sz w:val="20"/>
+      </w:rPr>
+    </w:lvl>
+    <w:lvl w:ilvl="6" w:tentative="1">
+      <w:start w:val="1"/>
+      <w:numFmt w:val="bullet"/>
+      <w:lvlText w:val=""/>
+      <w:lvlJc w:val="left"/>
+      <w:pPr>
+        <w:tabs>
+          <w:tab w:val="num" w:pos="5040"/>
+        </w:tabs>
+        <w:ind w:left="5040" w:hanging="360"/>
+      </w:pPr>
+      <w:rPr>
+        <w:rFonts w:ascii="Wingdings" w:hAnsi="Wingdings" w:hint="default"/>
+        <w:sz w:val="20"/>
+      </w:rPr>
+    </w:lvl>
+    <w:lvl w:ilvl="7" w:tentative="1">
+      <w:start w:val="1"/>
+      <w:numFmt w:val="bullet"/>
+      <w:lvlText w:val=""/>
+      <w:lvlJc w:val="left"/>
+      <w:pPr>
+        <w:tabs>
+          <w:tab w:val="num" w:pos="5760"/>
+        </w:tabs>
+        <w:ind w:left="5760" w:hanging="360"/>
+      </w:pPr>
+      <w:rPr>
+        <w:rFonts w:ascii="Wingdings" w:hAnsi="Wingdings" w:hint="default"/>
+        <w:sz w:val="20"/>
+      </w:rPr>
+    </w:lvl>
+    <w:lvl w:ilvl="8" w:tentative="1">
+      <w:start w:val="1"/>
+      <w:numFmt w:val="bullet"/>
+      <w:lvlText w:val=""/>
+      <w:lvlJc w:val="left"/>
+      <w:pPr>
+        <w:tabs>
+          <w:tab w:val="num" w:pos="6480"/>
+        </w:tabs>
+        <w:ind w:left="6480" w:hanging="360"/>
+      </w:pPr>
+      <w:rPr>
+        <w:rFonts w:ascii="Wingdings" w:hAnsi="Wingdings" w:hint="default"/>
+        <w:sz w:val="20"/>
+      </w:rPr>
+    </w:lvl>
+  </w:abstractNum>
+  <w:abstractNum w:abstractNumId="17">
     <w:nsid w:val="1E653F86"/>
     <w:multiLevelType w:val="multilevel"/>
     <w:tmpl w:val="769CDEEA"/>
@@ -18760,7 +23290,7 @@
       </w:rPr>
     </w:lvl>
   </w:abstractNum>
-  <w:abstractNum w:abstractNumId="15">
+  <w:abstractNum w:abstractNumId="18">
     <w:nsid w:val="1FBF2B14"/>
     <w:multiLevelType w:val="multilevel"/>
     <w:tmpl w:val="9F0C2BD4"/>
@@ -18909,7 +23439,305 @@
       </w:rPr>
     </w:lvl>
   </w:abstractNum>
-  <w:abstractNum w:abstractNumId="16">
+  <w:abstractNum w:abstractNumId="19">
+    <w:nsid w:val="222B7D20"/>
+    <w:multiLevelType w:val="multilevel"/>
+    <w:tmpl w:val="2DB2899A"/>
+    <w:lvl w:ilvl="0">
+      <w:start w:val="1"/>
+      <w:numFmt w:val="bullet"/>
+      <w:lvlText w:val=""/>
+      <w:lvlJc w:val="left"/>
+      <w:pPr>
+        <w:tabs>
+          <w:tab w:val="num" w:pos="720"/>
+        </w:tabs>
+        <w:ind w:left="720" w:hanging="360"/>
+      </w:pPr>
+      <w:rPr>
+        <w:rFonts w:ascii="Symbol" w:hAnsi="Symbol" w:hint="default"/>
+        <w:sz w:val="20"/>
+      </w:rPr>
+    </w:lvl>
+    <w:lvl w:ilvl="1" w:tentative="1">
+      <w:start w:val="1"/>
+      <w:numFmt w:val="bullet"/>
+      <w:lvlText w:val="o"/>
+      <w:lvlJc w:val="left"/>
+      <w:pPr>
+        <w:tabs>
+          <w:tab w:val="num" w:pos="1440"/>
+        </w:tabs>
+        <w:ind w:left="1440" w:hanging="360"/>
+      </w:pPr>
+      <w:rPr>
+        <w:rFonts w:ascii="Courier New" w:hAnsi="Courier New" w:hint="default"/>
+        <w:sz w:val="20"/>
+      </w:rPr>
+    </w:lvl>
+    <w:lvl w:ilvl="2" w:tentative="1">
+      <w:start w:val="1"/>
+      <w:numFmt w:val="bullet"/>
+      <w:lvlText w:val=""/>
+      <w:lvlJc w:val="left"/>
+      <w:pPr>
+        <w:tabs>
+          <w:tab w:val="num" w:pos="2160"/>
+        </w:tabs>
+        <w:ind w:left="2160" w:hanging="360"/>
+      </w:pPr>
+      <w:rPr>
+        <w:rFonts w:ascii="Wingdings" w:hAnsi="Wingdings" w:hint="default"/>
+        <w:sz w:val="20"/>
+      </w:rPr>
+    </w:lvl>
+    <w:lvl w:ilvl="3" w:tentative="1">
+      <w:start w:val="1"/>
+      <w:numFmt w:val="bullet"/>
+      <w:lvlText w:val=""/>
+      <w:lvlJc w:val="left"/>
+      <w:pPr>
+        <w:tabs>
+          <w:tab w:val="num" w:pos="2880"/>
+        </w:tabs>
+        <w:ind w:left="2880" w:hanging="360"/>
+      </w:pPr>
+      <w:rPr>
+        <w:rFonts w:ascii="Wingdings" w:hAnsi="Wingdings" w:hint="default"/>
+        <w:sz w:val="20"/>
+      </w:rPr>
+    </w:lvl>
+    <w:lvl w:ilvl="4" w:tentative="1">
+      <w:start w:val="1"/>
+      <w:numFmt w:val="bullet"/>
+      <w:lvlText w:val=""/>
+      <w:lvlJc w:val="left"/>
+      <w:pPr>
+        <w:tabs>
+          <w:tab w:val="num" w:pos="3600"/>
+        </w:tabs>
+        <w:ind w:left="3600" w:hanging="360"/>
+      </w:pPr>
+      <w:rPr>
+        <w:rFonts w:ascii="Wingdings" w:hAnsi="Wingdings" w:hint="default"/>
+        <w:sz w:val="20"/>
+      </w:rPr>
+    </w:lvl>
+    <w:lvl w:ilvl="5" w:tentative="1">
+      <w:start w:val="1"/>
+      <w:numFmt w:val="bullet"/>
+      <w:lvlText w:val=""/>
+      <w:lvlJc w:val="left"/>
+      <w:pPr>
+        <w:tabs>
+          <w:tab w:val="num" w:pos="4320"/>
+        </w:tabs>
+        <w:ind w:left="4320" w:hanging="360"/>
+      </w:pPr>
+      <w:rPr>
+        <w:rFonts w:ascii="Wingdings" w:hAnsi="Wingdings" w:hint="default"/>
+        <w:sz w:val="20"/>
+      </w:rPr>
+    </w:lvl>
+    <w:lvl w:ilvl="6" w:tentative="1">
+      <w:start w:val="1"/>
+      <w:numFmt w:val="bullet"/>
+      <w:lvlText w:val=""/>
+      <w:lvlJc w:val="left"/>
+      <w:pPr>
+        <w:tabs>
+          <w:tab w:val="num" w:pos="5040"/>
+        </w:tabs>
+        <w:ind w:left="5040" w:hanging="360"/>
+      </w:pPr>
+      <w:rPr>
+        <w:rFonts w:ascii="Wingdings" w:hAnsi="Wingdings" w:hint="default"/>
+        <w:sz w:val="20"/>
+      </w:rPr>
+    </w:lvl>
+    <w:lvl w:ilvl="7" w:tentative="1">
+      <w:start w:val="1"/>
+      <w:numFmt w:val="bullet"/>
+      <w:lvlText w:val=""/>
+      <w:lvlJc w:val="left"/>
+      <w:pPr>
+        <w:tabs>
+          <w:tab w:val="num" w:pos="5760"/>
+        </w:tabs>
+        <w:ind w:left="5760" w:hanging="360"/>
+      </w:pPr>
+      <w:rPr>
+        <w:rFonts w:ascii="Wingdings" w:hAnsi="Wingdings" w:hint="default"/>
+        <w:sz w:val="20"/>
+      </w:rPr>
+    </w:lvl>
+    <w:lvl w:ilvl="8" w:tentative="1">
+      <w:start w:val="1"/>
+      <w:numFmt w:val="bullet"/>
+      <w:lvlText w:val=""/>
+      <w:lvlJc w:val="left"/>
+      <w:pPr>
+        <w:tabs>
+          <w:tab w:val="num" w:pos="6480"/>
+        </w:tabs>
+        <w:ind w:left="6480" w:hanging="360"/>
+      </w:pPr>
+      <w:rPr>
+        <w:rFonts w:ascii="Wingdings" w:hAnsi="Wingdings" w:hint="default"/>
+        <w:sz w:val="20"/>
+      </w:rPr>
+    </w:lvl>
+  </w:abstractNum>
+  <w:abstractNum w:abstractNumId="20">
+    <w:nsid w:val="23BF2042"/>
+    <w:multiLevelType w:val="multilevel"/>
+    <w:tmpl w:val="7F4E5564"/>
+    <w:lvl w:ilvl="0">
+      <w:start w:val="1"/>
+      <w:numFmt w:val="bullet"/>
+      <w:lvlText w:val=""/>
+      <w:lvlJc w:val="left"/>
+      <w:pPr>
+        <w:tabs>
+          <w:tab w:val="num" w:pos="720"/>
+        </w:tabs>
+        <w:ind w:left="720" w:hanging="360"/>
+      </w:pPr>
+      <w:rPr>
+        <w:rFonts w:ascii="Symbol" w:hAnsi="Symbol" w:hint="default"/>
+        <w:sz w:val="20"/>
+      </w:rPr>
+    </w:lvl>
+    <w:lvl w:ilvl="1" w:tentative="1">
+      <w:start w:val="1"/>
+      <w:numFmt w:val="bullet"/>
+      <w:lvlText w:val=""/>
+      <w:lvlJc w:val="left"/>
+      <w:pPr>
+        <w:tabs>
+          <w:tab w:val="num" w:pos="1440"/>
+        </w:tabs>
+        <w:ind w:left="1440" w:hanging="360"/>
+      </w:pPr>
+      <w:rPr>
+        <w:rFonts w:ascii="Symbol" w:hAnsi="Symbol" w:hint="default"/>
+        <w:sz w:val="20"/>
+      </w:rPr>
+    </w:lvl>
+    <w:lvl w:ilvl="2" w:tentative="1">
+      <w:start w:val="1"/>
+      <w:numFmt w:val="bullet"/>
+      <w:lvlText w:val=""/>
+      <w:lvlJc w:val="left"/>
+      <w:pPr>
+        <w:tabs>
+          <w:tab w:val="num" w:pos="2160"/>
+        </w:tabs>
+        <w:ind w:left="2160" w:hanging="360"/>
+      </w:pPr>
+      <w:rPr>
+        <w:rFonts w:ascii="Symbol" w:hAnsi="Symbol" w:hint="default"/>
+        <w:sz w:val="20"/>
+      </w:rPr>
+    </w:lvl>
+    <w:lvl w:ilvl="3" w:tentative="1">
+      <w:start w:val="1"/>
+      <w:numFmt w:val="bullet"/>
+      <w:lvlText w:val=""/>
+      <w:lvlJc w:val="left"/>
+      <w:pPr>
+        <w:tabs>
+          <w:tab w:val="num" w:pos="2880"/>
+        </w:tabs>
+        <w:ind w:left="2880" w:hanging="360"/>
+      </w:pPr>
+      <w:rPr>
+        <w:rFonts w:ascii="Symbol" w:hAnsi="Symbol" w:hint="default"/>
+        <w:sz w:val="20"/>
+      </w:rPr>
+    </w:lvl>
+    <w:lvl w:ilvl="4" w:tentative="1">
+      <w:start w:val="1"/>
+      <w:numFmt w:val="bullet"/>
+      <w:lvlText w:val=""/>
+      <w:lvlJc w:val="left"/>
+      <w:pPr>
+        <w:tabs>
+          <w:tab w:val="num" w:pos="3600"/>
+        </w:tabs>
+        <w:ind w:left="3600" w:hanging="360"/>
+      </w:pPr>
+      <w:rPr>
+        <w:rFonts w:ascii="Symbol" w:hAnsi="Symbol" w:hint="default"/>
+        <w:sz w:val="20"/>
+      </w:rPr>
+    </w:lvl>
+    <w:lvl w:ilvl="5" w:tentative="1">
+      <w:start w:val="1"/>
+      <w:numFmt w:val="bullet"/>
+      <w:lvlText w:val=""/>
+      <w:lvlJc w:val="left"/>
+      <w:pPr>
+        <w:tabs>
+          <w:tab w:val="num" w:pos="4320"/>
+        </w:tabs>
+        <w:ind w:left="4320" w:hanging="360"/>
+      </w:pPr>
+      <w:rPr>
+        <w:rFonts w:ascii="Symbol" w:hAnsi="Symbol" w:hint="default"/>
+        <w:sz w:val="20"/>
+      </w:rPr>
+    </w:lvl>
+    <w:lvl w:ilvl="6" w:tentative="1">
+      <w:start w:val="1"/>
+      <w:numFmt w:val="bullet"/>
+      <w:lvlText w:val=""/>
+      <w:lvlJc w:val="left"/>
+      <w:pPr>
+        <w:tabs>
+          <w:tab w:val="num" w:pos="5040"/>
+        </w:tabs>
+        <w:ind w:left="5040" w:hanging="360"/>
+      </w:pPr>
+      <w:rPr>
+        <w:rFonts w:ascii="Symbol" w:hAnsi="Symbol" w:hint="default"/>
+        <w:sz w:val="20"/>
+      </w:rPr>
+    </w:lvl>
+    <w:lvl w:ilvl="7" w:tentative="1">
+      <w:start w:val="1"/>
+      <w:numFmt w:val="bullet"/>
+      <w:lvlText w:val=""/>
+      <w:lvlJc w:val="left"/>
+      <w:pPr>
+        <w:tabs>
+          <w:tab w:val="num" w:pos="5760"/>
+        </w:tabs>
+        <w:ind w:left="5760" w:hanging="360"/>
+      </w:pPr>
+      <w:rPr>
+        <w:rFonts w:ascii="Symbol" w:hAnsi="Symbol" w:hint="default"/>
+        <w:sz w:val="20"/>
+      </w:rPr>
+    </w:lvl>
+    <w:lvl w:ilvl="8" w:tentative="1">
+      <w:start w:val="1"/>
+      <w:numFmt w:val="bullet"/>
+      <w:lvlText w:val=""/>
+      <w:lvlJc w:val="left"/>
+      <w:pPr>
+        <w:tabs>
+          <w:tab w:val="num" w:pos="6480"/>
+        </w:tabs>
+        <w:ind w:left="6480" w:hanging="360"/>
+      </w:pPr>
+      <w:rPr>
+        <w:rFonts w:ascii="Symbol" w:hAnsi="Symbol" w:hint="default"/>
+        <w:sz w:val="20"/>
+      </w:rPr>
+    </w:lvl>
+  </w:abstractNum>
+  <w:abstractNum w:abstractNumId="21">
     <w:nsid w:val="27FA6A4F"/>
     <w:multiLevelType w:val="multilevel"/>
     <w:tmpl w:val="31F2A00C"/>
@@ -19058,7 +23886,7 @@
       </w:rPr>
     </w:lvl>
   </w:abstractNum>
-  <w:abstractNum w:abstractNumId="17">
+  <w:abstractNum w:abstractNumId="22">
     <w:nsid w:val="28DF2524"/>
     <w:multiLevelType w:val="multilevel"/>
     <w:tmpl w:val="1E0868EC"/>
@@ -19207,7 +24035,7 @@
       </w:rPr>
     </w:lvl>
   </w:abstractNum>
-  <w:abstractNum w:abstractNumId="18">
+  <w:abstractNum w:abstractNumId="23">
     <w:nsid w:val="29C35D81"/>
     <w:multiLevelType w:val="multilevel"/>
     <w:tmpl w:val="B0449668"/>
@@ -19356,7 +24184,7 @@
       </w:rPr>
     </w:lvl>
   </w:abstractNum>
-  <w:abstractNum w:abstractNumId="19">
+  <w:abstractNum w:abstractNumId="24">
     <w:nsid w:val="2A7F0ED7"/>
     <w:multiLevelType w:val="hybridMultilevel"/>
     <w:tmpl w:val="D6700A40"/>
@@ -19469,7 +24297,7 @@
       </w:rPr>
     </w:lvl>
   </w:abstractNum>
-  <w:abstractNum w:abstractNumId="20">
+  <w:abstractNum w:abstractNumId="25">
     <w:nsid w:val="2ADD1104"/>
     <w:multiLevelType w:val="multilevel"/>
     <w:tmpl w:val="0E4CCE06"/>
@@ -19582,7 +24410,7 @@
       </w:pPr>
     </w:lvl>
   </w:abstractNum>
-  <w:abstractNum w:abstractNumId="21">
+  <w:abstractNum w:abstractNumId="26">
     <w:nsid w:val="2E4A7731"/>
     <w:multiLevelType w:val="hybridMultilevel"/>
     <w:tmpl w:val="0ED2F472"/>
@@ -19695,7 +24523,7 @@
       </w:rPr>
     </w:lvl>
   </w:abstractNum>
-  <w:abstractNum w:abstractNumId="22">
+  <w:abstractNum w:abstractNumId="27">
     <w:nsid w:val="2F161916"/>
     <w:multiLevelType w:val="multilevel"/>
     <w:tmpl w:val="2E9A1EDC"/>
@@ -19844,7 +24672,7 @@
       </w:rPr>
     </w:lvl>
   </w:abstractNum>
-  <w:abstractNum w:abstractNumId="23">
+  <w:abstractNum w:abstractNumId="28">
     <w:nsid w:val="3378517B"/>
     <w:multiLevelType w:val="multilevel"/>
     <w:tmpl w:val="643CF018"/>
@@ -19993,7 +24821,7 @@
       </w:rPr>
     </w:lvl>
   </w:abstractNum>
-  <w:abstractNum w:abstractNumId="24">
+  <w:abstractNum w:abstractNumId="29">
     <w:nsid w:val="38F72DB3"/>
     <w:multiLevelType w:val="multilevel"/>
     <w:tmpl w:val="D48822A4"/>
@@ -20142,7 +24970,93 @@
       </w:rPr>
     </w:lvl>
   </w:abstractNum>
-  <w:abstractNum w:abstractNumId="25">
+  <w:abstractNum w:abstractNumId="30">
+    <w:nsid w:val="3B294E21"/>
+    <w:multiLevelType w:val="hybridMultilevel"/>
+    <w:tmpl w:val="40AEA53C"/>
+    <w:lvl w:ilvl="0" w:tplc="0409000F">
+      <w:start w:val="1"/>
+      <w:numFmt w:val="decimal"/>
+      <w:lvlText w:val="%1."/>
+      <w:lvlJc w:val="left"/>
+      <w:pPr>
+        <w:ind w:left="720" w:hanging="360"/>
+      </w:pPr>
+    </w:lvl>
+    <w:lvl w:ilvl="1" w:tplc="04090019" w:tentative="1">
+      <w:start w:val="1"/>
+      <w:numFmt w:val="lowerLetter"/>
+      <w:lvlText w:val="%2."/>
+      <w:lvlJc w:val="left"/>
+      <w:pPr>
+        <w:ind w:left="1440" w:hanging="360"/>
+      </w:pPr>
+    </w:lvl>
+    <w:lvl w:ilvl="2" w:tplc="0409001B" w:tentative="1">
+      <w:start w:val="1"/>
+      <w:numFmt w:val="lowerRoman"/>
+      <w:lvlText w:val="%3."/>
+      <w:lvlJc w:val="right"/>
+      <w:pPr>
+        <w:ind w:left="2160" w:hanging="180"/>
+      </w:pPr>
+    </w:lvl>
+    <w:lvl w:ilvl="3" w:tplc="0409000F" w:tentative="1">
+      <w:start w:val="1"/>
+      <w:numFmt w:val="decimal"/>
+      <w:lvlText w:val="%4."/>
+      <w:lvlJc w:val="left"/>
+      <w:pPr>
+        <w:ind w:left="2880" w:hanging="360"/>
+      </w:pPr>
+    </w:lvl>
+    <w:lvl w:ilvl="4" w:tplc="04090019" w:tentative="1">
+      <w:start w:val="1"/>
+      <w:numFmt w:val="lowerLetter"/>
+      <w:lvlText w:val="%5."/>
+      <w:lvlJc w:val="left"/>
+      <w:pPr>
+        <w:ind w:left="3600" w:hanging="360"/>
+      </w:pPr>
+    </w:lvl>
+    <w:lvl w:ilvl="5" w:tplc="0409001B" w:tentative="1">
+      <w:start w:val="1"/>
+      <w:numFmt w:val="lowerRoman"/>
+      <w:lvlText w:val="%6."/>
+      <w:lvlJc w:val="right"/>
+      <w:pPr>
+        <w:ind w:left="4320" w:hanging="180"/>
+      </w:pPr>
+    </w:lvl>
+    <w:lvl w:ilvl="6" w:tplc="0409000F" w:tentative="1">
+      <w:start w:val="1"/>
+      <w:numFmt w:val="decimal"/>
+      <w:lvlText w:val="%7."/>
+      <w:lvlJc w:val="left"/>
+      <w:pPr>
+        <w:ind w:left="5040" w:hanging="360"/>
+      </w:pPr>
+    </w:lvl>
+    <w:lvl w:ilvl="7" w:tplc="04090019" w:tentative="1">
+      <w:start w:val="1"/>
+      <w:numFmt w:val="lowerLetter"/>
+      <w:lvlText w:val="%8."/>
+      <w:lvlJc w:val="left"/>
+      <w:pPr>
+        <w:ind w:left="5760" w:hanging="360"/>
+      </w:pPr>
+    </w:lvl>
+    <w:lvl w:ilvl="8" w:tplc="0409001B" w:tentative="1">
+      <w:start w:val="1"/>
+      <w:numFmt w:val="lowerRoman"/>
+      <w:lvlText w:val="%9."/>
+      <w:lvlJc w:val="right"/>
+      <w:pPr>
+        <w:ind w:left="6480" w:hanging="180"/>
+      </w:pPr>
+    </w:lvl>
+  </w:abstractNum>
+  <w:abstractNum w:abstractNumId="31">
     <w:nsid w:val="3E6D119B"/>
     <w:multiLevelType w:val="multilevel"/>
     <w:tmpl w:val="467C58F6"/>
@@ -20291,7 +25205,7 @@
       </w:rPr>
     </w:lvl>
   </w:abstractNum>
-  <w:abstractNum w:abstractNumId="26">
+  <w:abstractNum w:abstractNumId="32">
     <w:nsid w:val="403E4474"/>
     <w:multiLevelType w:val="multilevel"/>
     <w:tmpl w:val="C1E27BBC"/>
@@ -20440,7 +25354,7 @@
       </w:rPr>
     </w:lvl>
   </w:abstractNum>
-  <w:abstractNum w:abstractNumId="27">
+  <w:abstractNum w:abstractNumId="33">
     <w:nsid w:val="40570112"/>
     <w:multiLevelType w:val="hybridMultilevel"/>
     <w:tmpl w:val="1D2A3ABA"/>
@@ -20553,7 +25467,7 @@
       </w:rPr>
     </w:lvl>
   </w:abstractNum>
-  <w:abstractNum w:abstractNumId="28">
+  <w:abstractNum w:abstractNumId="34">
     <w:nsid w:val="416E5CAD"/>
     <w:multiLevelType w:val="multilevel"/>
     <w:tmpl w:val="44B8B942"/>
@@ -20702,7 +25616,7 @@
       </w:rPr>
     </w:lvl>
   </w:abstractNum>
-  <w:abstractNum w:abstractNumId="29">
+  <w:abstractNum w:abstractNumId="35">
     <w:nsid w:val="437C23E1"/>
     <w:multiLevelType w:val="multilevel"/>
     <w:tmpl w:val="3AFE85D8"/>
@@ -20851,7 +25765,7 @@
       </w:rPr>
     </w:lvl>
   </w:abstractNum>
-  <w:abstractNum w:abstractNumId="30">
+  <w:abstractNum w:abstractNumId="36">
     <w:nsid w:val="469211FC"/>
     <w:multiLevelType w:val="hybridMultilevel"/>
     <w:tmpl w:val="5FCCA29E"/>
@@ -20964,7 +25878,7 @@
       </w:rPr>
     </w:lvl>
   </w:abstractNum>
-  <w:abstractNum w:abstractNumId="31">
+  <w:abstractNum w:abstractNumId="37">
     <w:nsid w:val="47F65C07"/>
     <w:multiLevelType w:val="multilevel"/>
     <w:tmpl w:val="81784CF0"/>
@@ -21113,7 +26027,7 @@
       </w:rPr>
     </w:lvl>
   </w:abstractNum>
-  <w:abstractNum w:abstractNumId="32">
+  <w:abstractNum w:abstractNumId="38">
     <w:nsid w:val="4B3877E3"/>
     <w:multiLevelType w:val="multilevel"/>
     <w:tmpl w:val="242E7E78"/>
@@ -21262,7 +26176,7 @@
       </w:rPr>
     </w:lvl>
   </w:abstractNum>
-  <w:abstractNum w:abstractNumId="33">
+  <w:abstractNum w:abstractNumId="39">
     <w:nsid w:val="50DD0001"/>
     <w:multiLevelType w:val="multilevel"/>
     <w:tmpl w:val="91141AF8"/>
@@ -21375,7 +26289,7 @@
       </w:pPr>
     </w:lvl>
   </w:abstractNum>
-  <w:abstractNum w:abstractNumId="34">
+  <w:abstractNum w:abstractNumId="40">
     <w:nsid w:val="54A7570E"/>
     <w:multiLevelType w:val="hybridMultilevel"/>
     <w:tmpl w:val="D2B88774"/>
@@ -21461,7 +26375,7 @@
       </w:pPr>
     </w:lvl>
   </w:abstractNum>
-  <w:abstractNum w:abstractNumId="35">
+  <w:abstractNum w:abstractNumId="41">
     <w:nsid w:val="565C400C"/>
     <w:multiLevelType w:val="hybridMultilevel"/>
     <w:tmpl w:val="E92E0CBC"/>
@@ -21574,7 +26488,7 @@
       </w:rPr>
     </w:lvl>
   </w:abstractNum>
-  <w:abstractNum w:abstractNumId="36">
+  <w:abstractNum w:abstractNumId="42">
     <w:nsid w:val="5A301BB9"/>
     <w:multiLevelType w:val="multilevel"/>
     <w:tmpl w:val="62085AD6"/>
@@ -21687,7 +26601,7 @@
       </w:pPr>
     </w:lvl>
   </w:abstractNum>
-  <w:abstractNum w:abstractNumId="37">
+  <w:abstractNum w:abstractNumId="43">
     <w:nsid w:val="5D944889"/>
     <w:multiLevelType w:val="multilevel"/>
     <w:tmpl w:val="C5666068"/>
@@ -21836,7 +26750,7 @@
       </w:rPr>
     </w:lvl>
   </w:abstractNum>
-  <w:abstractNum w:abstractNumId="38">
+  <w:abstractNum w:abstractNumId="44">
     <w:nsid w:val="5EE36464"/>
     <w:multiLevelType w:val="multilevel"/>
     <w:tmpl w:val="45124588"/>
@@ -21949,7 +26863,7 @@
       </w:pPr>
     </w:lvl>
   </w:abstractNum>
-  <w:abstractNum w:abstractNumId="39">
+  <w:abstractNum w:abstractNumId="45">
     <w:nsid w:val="66DD7697"/>
     <w:multiLevelType w:val="multilevel"/>
     <w:tmpl w:val="8C005646"/>
@@ -22098,7 +27012,7 @@
       </w:rPr>
     </w:lvl>
   </w:abstractNum>
-  <w:abstractNum w:abstractNumId="40">
+  <w:abstractNum w:abstractNumId="46">
     <w:nsid w:val="67A31FBD"/>
     <w:multiLevelType w:val="multilevel"/>
     <w:tmpl w:val="8BB2A172"/>
@@ -22247,7 +27161,120 @@
       </w:rPr>
     </w:lvl>
   </w:abstractNum>
-  <w:abstractNum w:abstractNumId="41">
+  <w:abstractNum w:abstractNumId="47">
+    <w:nsid w:val="682E78BB"/>
+    <w:multiLevelType w:val="hybridMultilevel"/>
+    <w:tmpl w:val="5268CF5C"/>
+    <w:lvl w:ilvl="0" w:tplc="04090001">
+      <w:start w:val="1"/>
+      <w:numFmt w:val="bullet"/>
+      <w:lvlText w:val=""/>
+      <w:lvlJc w:val="left"/>
+      <w:pPr>
+        <w:ind w:left="720" w:hanging="360"/>
+      </w:pPr>
+      <w:rPr>
+        <w:rFonts w:ascii="Symbol" w:hAnsi="Symbol" w:hint="default"/>
+      </w:rPr>
+    </w:lvl>
+    <w:lvl w:ilvl="1" w:tplc="04090003" w:tentative="1">
+      <w:start w:val="1"/>
+      <w:numFmt w:val="bullet"/>
+      <w:lvlText w:val="o"/>
+      <w:lvlJc w:val="left"/>
+      <w:pPr>
+        <w:ind w:left="1440" w:hanging="360"/>
+      </w:pPr>
+      <w:rPr>
+        <w:rFonts w:ascii="Courier New" w:hAnsi="Courier New" w:cs="Courier New" w:hint="default"/>
+      </w:rPr>
+    </w:lvl>
+    <w:lvl w:ilvl="2" w:tplc="04090005" w:tentative="1">
+      <w:start w:val="1"/>
+      <w:numFmt w:val="bullet"/>
+      <w:lvlText w:val=""/>
+      <w:lvlJc w:val="left"/>
+      <w:pPr>
+        <w:ind w:left="2160" w:hanging="360"/>
+      </w:pPr>
+      <w:rPr>
+        <w:rFonts w:ascii="Wingdings" w:hAnsi="Wingdings" w:hint="default"/>
+      </w:rPr>
+    </w:lvl>
+    <w:lvl w:ilvl="3" w:tplc="04090001" w:tentative="1">
+      <w:start w:val="1"/>
+      <w:numFmt w:val="bullet"/>
+      <w:lvlText w:val=""/>
+      <w:lvlJc w:val="left"/>
+      <w:pPr>
+        <w:ind w:left="2880" w:hanging="360"/>
+      </w:pPr>
+      <w:rPr>
+        <w:rFonts w:ascii="Symbol" w:hAnsi="Symbol" w:hint="default"/>
+      </w:rPr>
+    </w:lvl>
+    <w:lvl w:ilvl="4" w:tplc="04090003" w:tentative="1">
+      <w:start w:val="1"/>
+      <w:numFmt w:val="bullet"/>
+      <w:lvlText w:val="o"/>
+      <w:lvlJc w:val="left"/>
+      <w:pPr>
+        <w:ind w:left="3600" w:hanging="360"/>
+      </w:pPr>
+      <w:rPr>
+        <w:rFonts w:ascii="Courier New" w:hAnsi="Courier New" w:cs="Courier New" w:hint="default"/>
+      </w:rPr>
+    </w:lvl>
+    <w:lvl w:ilvl="5" w:tplc="04090005" w:tentative="1">
+      <w:start w:val="1"/>
+      <w:numFmt w:val="bullet"/>
+      <w:lvlText w:val=""/>
+      <w:lvlJc w:val="left"/>
+      <w:pPr>
+        <w:ind w:left="4320" w:hanging="360"/>
+      </w:pPr>
+      <w:rPr>
+        <w:rFonts w:ascii="Wingdings" w:hAnsi="Wingdings" w:hint="default"/>
+      </w:rPr>
+    </w:lvl>
+    <w:lvl w:ilvl="6" w:tplc="04090001" w:tentative="1">
+      <w:start w:val="1"/>
+      <w:numFmt w:val="bullet"/>
+      <w:lvlText w:val=""/>
+      <w:lvlJc w:val="left"/>
+      <w:pPr>
+        <w:ind w:left="5040" w:hanging="360"/>
+      </w:pPr>
+      <w:rPr>
+        <w:rFonts w:ascii="Symbol" w:hAnsi="Symbol" w:hint="default"/>
+      </w:rPr>
+    </w:lvl>
+    <w:lvl w:ilvl="7" w:tplc="04090003" w:tentative="1">
+      <w:start w:val="1"/>
+      <w:numFmt w:val="bullet"/>
+      <w:lvlText w:val="o"/>
+      <w:lvlJc w:val="left"/>
+      <w:pPr>
+        <w:ind w:left="5760" w:hanging="360"/>
+      </w:pPr>
+      <w:rPr>
+        <w:rFonts w:ascii="Courier New" w:hAnsi="Courier New" w:cs="Courier New" w:hint="default"/>
+      </w:rPr>
+    </w:lvl>
+    <w:lvl w:ilvl="8" w:tplc="04090005" w:tentative="1">
+      <w:start w:val="1"/>
+      <w:numFmt w:val="bullet"/>
+      <w:lvlText w:val=""/>
+      <w:lvlJc w:val="left"/>
+      <w:pPr>
+        <w:ind w:left="6480" w:hanging="360"/>
+      </w:pPr>
+      <w:rPr>
+        <w:rFonts w:ascii="Wingdings" w:hAnsi="Wingdings" w:hint="default"/>
+      </w:rPr>
+    </w:lvl>
+  </w:abstractNum>
+  <w:abstractNum w:abstractNumId="48">
     <w:nsid w:val="69FC3A97"/>
     <w:multiLevelType w:val="hybridMultilevel"/>
     <w:tmpl w:val="7CA08FF0"/>
@@ -22360,7 +27387,7 @@
       </w:rPr>
     </w:lvl>
   </w:abstractNum>
-  <w:abstractNum w:abstractNumId="42">
+  <w:abstractNum w:abstractNumId="49">
     <w:nsid w:val="6A3364B1"/>
     <w:multiLevelType w:val="multilevel"/>
     <w:tmpl w:val="61740C72"/>
@@ -22509,7 +27536,96 @@
       </w:rPr>
     </w:lvl>
   </w:abstractNum>
-  <w:abstractNum w:abstractNumId="43">
+  <w:abstractNum w:abstractNumId="50">
+    <w:nsid w:val="6A5A52CA"/>
+    <w:multiLevelType w:val="hybridMultilevel"/>
+    <w:tmpl w:val="9BAA3374"/>
+    <w:lvl w:ilvl="0" w:tplc="04090001">
+      <w:start w:val="1"/>
+      <w:numFmt w:val="bullet"/>
+      <w:lvlText w:val=""/>
+      <w:lvlJc w:val="left"/>
+      <w:pPr>
+        <w:ind w:left="720" w:hanging="360"/>
+      </w:pPr>
+      <w:rPr>
+        <w:rFonts w:ascii="Symbol" w:hAnsi="Symbol" w:hint="default"/>
+      </w:rPr>
+    </w:lvl>
+    <w:lvl w:ilvl="1" w:tplc="04090019" w:tentative="1">
+      <w:start w:val="1"/>
+      <w:numFmt w:val="lowerLetter"/>
+      <w:lvlText w:val="%2."/>
+      <w:lvlJc w:val="left"/>
+      <w:pPr>
+        <w:ind w:left="1440" w:hanging="360"/>
+      </w:pPr>
+    </w:lvl>
+    <w:lvl w:ilvl="2" w:tplc="0409001B" w:tentative="1">
+      <w:start w:val="1"/>
+      <w:numFmt w:val="lowerRoman"/>
+      <w:lvlText w:val="%3."/>
+      <w:lvlJc w:val="right"/>
+      <w:pPr>
+        <w:ind w:left="2160" w:hanging="180"/>
+      </w:pPr>
+    </w:lvl>
+    <w:lvl w:ilvl="3" w:tplc="0409000F" w:tentative="1">
+      <w:start w:val="1"/>
+      <w:numFmt w:val="decimal"/>
+      <w:lvlText w:val="%4."/>
+      <w:lvlJc w:val="left"/>
+      <w:pPr>
+        <w:ind w:left="2880" w:hanging="360"/>
+      </w:pPr>
+    </w:lvl>
+    <w:lvl w:ilvl="4" w:tplc="04090019" w:tentative="1">
+      <w:start w:val="1"/>
+      <w:numFmt w:val="lowerLetter"/>
+      <w:lvlText w:val="%5."/>
+      <w:lvlJc w:val="left"/>
+      <w:pPr>
+        <w:ind w:left="3600" w:hanging="360"/>
+      </w:pPr>
+    </w:lvl>
+    <w:lvl w:ilvl="5" w:tplc="0409001B" w:tentative="1">
+      <w:start w:val="1"/>
+      <w:numFmt w:val="lowerRoman"/>
+      <w:lvlText w:val="%6."/>
+      <w:lvlJc w:val="right"/>
+      <w:pPr>
+        <w:ind w:left="4320" w:hanging="180"/>
+      </w:pPr>
+    </w:lvl>
+    <w:lvl w:ilvl="6" w:tplc="0409000F" w:tentative="1">
+      <w:start w:val="1"/>
+      <w:numFmt w:val="decimal"/>
+      <w:lvlText w:val="%7."/>
+      <w:lvlJc w:val="left"/>
+      <w:pPr>
+        <w:ind w:left="5040" w:hanging="360"/>
+      </w:pPr>
+    </w:lvl>
+    <w:lvl w:ilvl="7" w:tplc="04090019" w:tentative="1">
+      <w:start w:val="1"/>
+      <w:numFmt w:val="lowerLetter"/>
+      <w:lvlText w:val="%8."/>
+      <w:lvlJc w:val="left"/>
+      <w:pPr>
+        <w:ind w:left="5760" w:hanging="360"/>
+      </w:pPr>
+    </w:lvl>
+    <w:lvl w:ilvl="8" w:tplc="0409001B" w:tentative="1">
+      <w:start w:val="1"/>
+      <w:numFmt w:val="lowerRoman"/>
+      <w:lvlText w:val="%9."/>
+      <w:lvlJc w:val="right"/>
+      <w:pPr>
+        <w:ind w:left="6480" w:hanging="180"/>
+      </w:pPr>
+    </w:lvl>
+  </w:abstractNum>
+  <w:abstractNum w:abstractNumId="51">
     <w:nsid w:val="6AAC1B9C"/>
     <w:multiLevelType w:val="hybridMultilevel"/>
     <w:tmpl w:val="C8FE349A"/>
@@ -22622,7 +27738,7 @@
       </w:rPr>
     </w:lvl>
   </w:abstractNum>
-  <w:abstractNum w:abstractNumId="44">
+  <w:abstractNum w:abstractNumId="52">
     <w:nsid w:val="6C21799D"/>
     <w:multiLevelType w:val="multilevel"/>
     <w:tmpl w:val="B75CDC5A"/>
@@ -22771,7 +27887,7 @@
       </w:rPr>
     </w:lvl>
   </w:abstractNum>
-  <w:abstractNum w:abstractNumId="45">
+  <w:abstractNum w:abstractNumId="53">
     <w:nsid w:val="6D03573C"/>
     <w:multiLevelType w:val="multilevel"/>
     <w:tmpl w:val="C2920CFE"/>
@@ -22916,7 +28032,7 @@
       </w:rPr>
     </w:lvl>
   </w:abstractNum>
-  <w:abstractNum w:abstractNumId="46">
+  <w:abstractNum w:abstractNumId="54">
     <w:nsid w:val="6FC34E4B"/>
     <w:multiLevelType w:val="multilevel"/>
     <w:tmpl w:val="8D6276FC"/>
@@ -23029,7 +28145,7 @@
       </w:pPr>
     </w:lvl>
   </w:abstractNum>
-  <w:abstractNum w:abstractNumId="47">
+  <w:abstractNum w:abstractNumId="55">
     <w:nsid w:val="723814D0"/>
     <w:multiLevelType w:val="multilevel"/>
     <w:tmpl w:val="45961502"/>
@@ -23142,7 +28258,7 @@
       </w:pPr>
     </w:lvl>
   </w:abstractNum>
-  <w:abstractNum w:abstractNumId="48">
+  <w:abstractNum w:abstractNumId="56">
     <w:nsid w:val="733F0FCC"/>
     <w:multiLevelType w:val="multilevel"/>
     <w:tmpl w:val="69D8ED1E"/>
@@ -23291,7 +28407,7 @@
       </w:rPr>
     </w:lvl>
   </w:abstractNum>
-  <w:abstractNum w:abstractNumId="49">
+  <w:abstractNum w:abstractNumId="57">
     <w:nsid w:val="74F642F4"/>
     <w:multiLevelType w:val="hybridMultilevel"/>
     <w:tmpl w:val="2CB6C5FE"/>
@@ -23377,7 +28493,7 @@
       </w:pPr>
     </w:lvl>
   </w:abstractNum>
-  <w:abstractNum w:abstractNumId="50">
+  <w:abstractNum w:abstractNumId="58">
     <w:nsid w:val="76BD1057"/>
     <w:multiLevelType w:val="multilevel"/>
     <w:tmpl w:val="35EAA51E"/>
@@ -23526,7 +28642,7 @@
       </w:rPr>
     </w:lvl>
   </w:abstractNum>
-  <w:abstractNum w:abstractNumId="51">
+  <w:abstractNum w:abstractNumId="59">
     <w:nsid w:val="76EA2F86"/>
     <w:multiLevelType w:val="multilevel"/>
     <w:tmpl w:val="EAD6C1A2"/>
@@ -23675,7 +28791,7 @@
       </w:rPr>
     </w:lvl>
   </w:abstractNum>
-  <w:abstractNum w:abstractNumId="52">
+  <w:abstractNum w:abstractNumId="60">
     <w:nsid w:val="77054F17"/>
     <w:multiLevelType w:val="multilevel"/>
     <w:tmpl w:val="C2BE77BA"/>
@@ -23788,7 +28904,156 @@
       </w:pPr>
     </w:lvl>
   </w:abstractNum>
-  <w:abstractNum w:abstractNumId="53">
+  <w:abstractNum w:abstractNumId="61">
+    <w:nsid w:val="78BF1BB1"/>
+    <w:multiLevelType w:val="multilevel"/>
+    <w:tmpl w:val="0852985A"/>
+    <w:lvl w:ilvl="0">
+      <w:start w:val="1"/>
+      <w:numFmt w:val="bullet"/>
+      <w:lvlText w:val=""/>
+      <w:lvlJc w:val="left"/>
+      <w:pPr>
+        <w:tabs>
+          <w:tab w:val="num" w:pos="720"/>
+        </w:tabs>
+        <w:ind w:left="720" w:hanging="360"/>
+      </w:pPr>
+      <w:rPr>
+        <w:rFonts w:ascii="Symbol" w:hAnsi="Symbol" w:hint="default"/>
+        <w:sz w:val="20"/>
+      </w:rPr>
+    </w:lvl>
+    <w:lvl w:ilvl="1" w:tentative="1">
+      <w:start w:val="1"/>
+      <w:numFmt w:val="bullet"/>
+      <w:lvlText w:val="o"/>
+      <w:lvlJc w:val="left"/>
+      <w:pPr>
+        <w:tabs>
+          <w:tab w:val="num" w:pos="1440"/>
+        </w:tabs>
+        <w:ind w:left="1440" w:hanging="360"/>
+      </w:pPr>
+      <w:rPr>
+        <w:rFonts w:ascii="Courier New" w:hAnsi="Courier New" w:hint="default"/>
+        <w:sz w:val="20"/>
+      </w:rPr>
+    </w:lvl>
+    <w:lvl w:ilvl="2" w:tentative="1">
+      <w:start w:val="1"/>
+      <w:numFmt w:val="bullet"/>
+      <w:lvlText w:val=""/>
+      <w:lvlJc w:val="left"/>
+      <w:pPr>
+        <w:tabs>
+          <w:tab w:val="num" w:pos="2160"/>
+        </w:tabs>
+        <w:ind w:left="2160" w:hanging="360"/>
+      </w:pPr>
+      <w:rPr>
+        <w:rFonts w:ascii="Wingdings" w:hAnsi="Wingdings" w:hint="default"/>
+        <w:sz w:val="20"/>
+      </w:rPr>
+    </w:lvl>
+    <w:lvl w:ilvl="3" w:tentative="1">
+      <w:start w:val="1"/>
+      <w:numFmt w:val="bullet"/>
+      <w:lvlText w:val=""/>
+      <w:lvlJc w:val="left"/>
+      <w:pPr>
+        <w:tabs>
+          <w:tab w:val="num" w:pos="2880"/>
+        </w:tabs>
+        <w:ind w:left="2880" w:hanging="360"/>
+      </w:pPr>
+      <w:rPr>
+        <w:rFonts w:ascii="Wingdings" w:hAnsi="Wingdings" w:hint="default"/>
+        <w:sz w:val="20"/>
+      </w:rPr>
+    </w:lvl>
+    <w:lvl w:ilvl="4" w:tentative="1">
+      <w:start w:val="1"/>
+      <w:numFmt w:val="bullet"/>
+      <w:lvlText w:val=""/>
+      <w:lvlJc w:val="left"/>
+      <w:pPr>
+        <w:tabs>
+          <w:tab w:val="num" w:pos="3600"/>
+        </w:tabs>
+        <w:ind w:left="3600" w:hanging="360"/>
+      </w:pPr>
+      <w:rPr>
+        <w:rFonts w:ascii="Wingdings" w:hAnsi="Wingdings" w:hint="default"/>
+        <w:sz w:val="20"/>
+      </w:rPr>
+    </w:lvl>
+    <w:lvl w:ilvl="5" w:tentative="1">
+      <w:start w:val="1"/>
+      <w:numFmt w:val="bullet"/>
+      <w:lvlText w:val=""/>
+      <w:lvlJc w:val="left"/>
+      <w:pPr>
+        <w:tabs>
+          <w:tab w:val="num" w:pos="4320"/>
+        </w:tabs>
+        <w:ind w:left="4320" w:hanging="360"/>
+      </w:pPr>
+      <w:rPr>
+        <w:rFonts w:ascii="Wingdings" w:hAnsi="Wingdings" w:hint="default"/>
+        <w:sz w:val="20"/>
+      </w:rPr>
+    </w:lvl>
+    <w:lvl w:ilvl="6" w:tentative="1">
+      <w:start w:val="1"/>
+      <w:numFmt w:val="bullet"/>
+      <w:lvlText w:val=""/>
+      <w:lvlJc w:val="left"/>
+      <w:pPr>
+        <w:tabs>
+          <w:tab w:val="num" w:pos="5040"/>
+        </w:tabs>
+        <w:ind w:left="5040" w:hanging="360"/>
+      </w:pPr>
+      <w:rPr>
+        <w:rFonts w:ascii="Wingdings" w:hAnsi="Wingdings" w:hint="default"/>
+        <w:sz w:val="20"/>
+      </w:rPr>
+    </w:lvl>
+    <w:lvl w:ilvl="7" w:tentative="1">
+      <w:start w:val="1"/>
+      <w:numFmt w:val="bullet"/>
+      <w:lvlText w:val=""/>
+      <w:lvlJc w:val="left"/>
+      <w:pPr>
+        <w:tabs>
+          <w:tab w:val="num" w:pos="5760"/>
+        </w:tabs>
+        <w:ind w:left="5760" w:hanging="360"/>
+      </w:pPr>
+      <w:rPr>
+        <w:rFonts w:ascii="Wingdings" w:hAnsi="Wingdings" w:hint="default"/>
+        <w:sz w:val="20"/>
+      </w:rPr>
+    </w:lvl>
+    <w:lvl w:ilvl="8" w:tentative="1">
+      <w:start w:val="1"/>
+      <w:numFmt w:val="bullet"/>
+      <w:lvlText w:val=""/>
+      <w:lvlJc w:val="left"/>
+      <w:pPr>
+        <w:tabs>
+          <w:tab w:val="num" w:pos="6480"/>
+        </w:tabs>
+        <w:ind w:left="6480" w:hanging="360"/>
+      </w:pPr>
+      <w:rPr>
+        <w:rFonts w:ascii="Wingdings" w:hAnsi="Wingdings" w:hint="default"/>
+        <w:sz w:val="20"/>
+      </w:rPr>
+    </w:lvl>
+  </w:abstractNum>
+  <w:abstractNum w:abstractNumId="62">
     <w:nsid w:val="796E3AF1"/>
     <w:multiLevelType w:val="multilevel"/>
     <w:tmpl w:val="E5929A64"/>
@@ -23905,7 +29170,7 @@
       </w:pPr>
     </w:lvl>
   </w:abstractNum>
-  <w:abstractNum w:abstractNumId="54">
+  <w:abstractNum w:abstractNumId="63">
     <w:nsid w:val="79F875BF"/>
     <w:multiLevelType w:val="multilevel"/>
     <w:tmpl w:val="FD70627E"/>
@@ -24055,171 +29320,198 @@
     </w:lvl>
   </w:abstractNum>
   <w:num w:numId="1">
-    <w:abstractNumId w:val="43"/>
+    <w:abstractNumId w:val="51"/>
   </w:num>
   <w:num w:numId="2">
-    <w:abstractNumId w:val="12"/>
+    <w:abstractNumId w:val="14"/>
   </w:num>
   <w:num w:numId="3">
-    <w:abstractNumId w:val="39"/>
+    <w:abstractNumId w:val="45"/>
   </w:num>
   <w:num w:numId="4">
-    <w:abstractNumId w:val="41"/>
+    <w:abstractNumId w:val="48"/>
   </w:num>
   <w:num w:numId="5">
-    <w:abstractNumId w:val="44"/>
+    <w:abstractNumId w:val="52"/>
   </w:num>
   <w:num w:numId="6">
-    <w:abstractNumId w:val="48"/>
+    <w:abstractNumId w:val="56"/>
   </w:num>
   <w:num w:numId="7">
-    <w:abstractNumId w:val="13"/>
+    <w:abstractNumId w:val="15"/>
   </w:num>
   <w:num w:numId="8">
-    <w:abstractNumId w:val="20"/>
+    <w:abstractNumId w:val="25"/>
   </w:num>
   <w:num w:numId="9">
-    <w:abstractNumId w:val="50"/>
+    <w:abstractNumId w:val="58"/>
   </w:num>
   <w:num w:numId="10">
-    <w:abstractNumId w:val="7"/>
+    <w:abstractNumId w:val="8"/>
   </w:num>
   <w:num w:numId="11">
     <w:abstractNumId w:val="0"/>
   </w:num>
   <w:num w:numId="12">
+    <w:abstractNumId w:val="23"/>
+  </w:num>
+  <w:num w:numId="13">
+    <w:abstractNumId w:val="2"/>
+  </w:num>
+  <w:num w:numId="14">
+    <w:abstractNumId w:val="55"/>
+  </w:num>
+  <w:num w:numId="15">
+    <w:abstractNumId w:val="17"/>
+  </w:num>
+  <w:num w:numId="16">
+    <w:abstractNumId w:val="22"/>
+  </w:num>
+  <w:num w:numId="17">
+    <w:abstractNumId w:val="43"/>
+  </w:num>
+  <w:num w:numId="18">
+    <w:abstractNumId w:val="54"/>
+  </w:num>
+  <w:num w:numId="19">
+    <w:abstractNumId w:val="10"/>
+  </w:num>
+  <w:num w:numId="20">
+    <w:abstractNumId w:val="60"/>
+  </w:num>
+  <w:num w:numId="21">
+    <w:abstractNumId w:val="53"/>
+  </w:num>
+  <w:num w:numId="22">
+    <w:abstractNumId w:val="62"/>
+  </w:num>
+  <w:num w:numId="23">
+    <w:abstractNumId w:val="44"/>
+  </w:num>
+  <w:num w:numId="24">
+    <w:abstractNumId w:val="31"/>
+  </w:num>
+  <w:num w:numId="25">
+    <w:abstractNumId w:val="3"/>
+  </w:num>
+  <w:num w:numId="26">
+    <w:abstractNumId w:val="42"/>
+  </w:num>
+  <w:num w:numId="27">
+    <w:abstractNumId w:val="21"/>
+  </w:num>
+  <w:num w:numId="28">
+    <w:abstractNumId w:val="32"/>
+  </w:num>
+  <w:num w:numId="29">
+    <w:abstractNumId w:val="40"/>
+  </w:num>
+  <w:num w:numId="30">
+    <w:abstractNumId w:val="34"/>
+  </w:num>
+  <w:num w:numId="31">
+    <w:abstractNumId w:val="36"/>
+  </w:num>
+  <w:num w:numId="32">
+    <w:abstractNumId w:val="13"/>
+  </w:num>
+  <w:num w:numId="33">
+    <w:abstractNumId w:val="37"/>
+  </w:num>
+  <w:num w:numId="34">
+    <w:abstractNumId w:val="11"/>
+  </w:num>
+  <w:num w:numId="35">
+    <w:abstractNumId w:val="35"/>
+  </w:num>
+  <w:num w:numId="36">
+    <w:abstractNumId w:val="4"/>
+  </w:num>
+  <w:num w:numId="37">
+    <w:abstractNumId w:val="41"/>
+  </w:num>
+  <w:num w:numId="38">
+    <w:abstractNumId w:val="29"/>
+  </w:num>
+  <w:num w:numId="39">
+    <w:abstractNumId w:val="12"/>
+  </w:num>
+  <w:num w:numId="40">
+    <w:abstractNumId w:val="6"/>
+  </w:num>
+  <w:num w:numId="41">
+    <w:abstractNumId w:val="63"/>
+  </w:num>
+  <w:num w:numId="42">
+    <w:abstractNumId w:val="26"/>
+  </w:num>
+  <w:num w:numId="43">
+    <w:abstractNumId w:val="57"/>
+  </w:num>
+  <w:num w:numId="44">
+    <w:abstractNumId w:val="39"/>
+  </w:num>
+  <w:num w:numId="45">
+    <w:abstractNumId w:val="24"/>
+  </w:num>
+  <w:num w:numId="46">
+    <w:abstractNumId w:val="7"/>
+  </w:num>
+  <w:num w:numId="47">
+    <w:abstractNumId w:val="46"/>
+  </w:num>
+  <w:num w:numId="48">
+    <w:abstractNumId w:val="33"/>
+  </w:num>
+  <w:num w:numId="49">
+    <w:abstractNumId w:val="5"/>
+  </w:num>
+  <w:num w:numId="50">
+    <w:abstractNumId w:val="28"/>
+  </w:num>
+  <w:num w:numId="51">
+    <w:abstractNumId w:val="49"/>
+  </w:num>
+  <w:num w:numId="52">
+    <w:abstractNumId w:val="59"/>
+  </w:num>
+  <w:num w:numId="53">
     <w:abstractNumId w:val="18"/>
   </w:num>
-  <w:num w:numId="13">
+  <w:num w:numId="54">
+    <w:abstractNumId w:val="38"/>
+  </w:num>
+  <w:num w:numId="55">
+    <w:abstractNumId w:val="27"/>
+  </w:num>
+  <w:num w:numId="56">
+    <w:abstractNumId w:val="30"/>
+  </w:num>
+  <w:num w:numId="57">
+    <w:abstractNumId w:val="61"/>
+  </w:num>
+  <w:num w:numId="58">
+    <w:abstractNumId w:val="16"/>
+  </w:num>
+  <w:num w:numId="59">
+    <w:abstractNumId w:val="47"/>
+  </w:num>
+  <w:num w:numId="60">
+    <w:abstractNumId w:val="50"/>
+  </w:num>
+  <w:num w:numId="61">
+    <w:abstractNumId w:val="20"/>
+  </w:num>
+  <w:num w:numId="62">
+    <w:abstractNumId w:val="9"/>
+  </w:num>
+  <w:num w:numId="63">
     <w:abstractNumId w:val="1"/>
   </w:num>
-  <w:num w:numId="14">
-    <w:abstractNumId w:val="47"/>
-  </w:num>
-  <w:num w:numId="15">
-    <w:abstractNumId w:val="14"/>
-  </w:num>
-  <w:num w:numId="16">
-    <w:abstractNumId w:val="17"/>
-  </w:num>
-  <w:num w:numId="17">
-    <w:abstractNumId w:val="37"/>
-  </w:num>
-  <w:num w:numId="18">
-    <w:abstractNumId w:val="46"/>
-  </w:num>
-  <w:num w:numId="19">
-    <w:abstractNumId w:val="8"/>
-  </w:num>
-  <w:num w:numId="20">
-    <w:abstractNumId w:val="52"/>
-  </w:num>
-  <w:num w:numId="21">
-    <w:abstractNumId w:val="45"/>
-  </w:num>
-  <w:num w:numId="22">
-    <w:abstractNumId w:val="53"/>
-  </w:num>
-  <w:num w:numId="23">
-    <w:abstractNumId w:val="38"/>
-  </w:num>
-  <w:num w:numId="24">
-    <w:abstractNumId w:val="25"/>
-  </w:num>
-  <w:num w:numId="25">
-    <w:abstractNumId w:val="2"/>
-  </w:num>
-  <w:num w:numId="26">
-    <w:abstractNumId w:val="36"/>
-  </w:num>
-  <w:num w:numId="27">
-    <w:abstractNumId w:val="16"/>
-  </w:num>
-  <w:num w:numId="28">
-    <w:abstractNumId w:val="26"/>
-  </w:num>
-  <w:num w:numId="29">
-    <w:abstractNumId w:val="34"/>
-  </w:num>
-  <w:num w:numId="30">
-    <w:abstractNumId w:val="28"/>
-  </w:num>
-  <w:num w:numId="31">
-    <w:abstractNumId w:val="30"/>
-  </w:num>
-  <w:num w:numId="32">
-    <w:abstractNumId w:val="11"/>
-  </w:num>
-  <w:num w:numId="33">
-    <w:abstractNumId w:val="31"/>
-  </w:num>
-  <w:num w:numId="34">
-    <w:abstractNumId w:val="9"/>
-  </w:num>
-  <w:num w:numId="35">
-    <w:abstractNumId w:val="29"/>
-  </w:num>
-  <w:num w:numId="36">
-    <w:abstractNumId w:val="3"/>
-  </w:num>
-  <w:num w:numId="37">
-    <w:abstractNumId w:val="35"/>
-  </w:num>
-  <w:num w:numId="38">
-    <w:abstractNumId w:val="24"/>
-  </w:num>
-  <w:num w:numId="39">
-    <w:abstractNumId w:val="10"/>
-  </w:num>
-  <w:num w:numId="40">
-    <w:abstractNumId w:val="5"/>
-  </w:num>
-  <w:num w:numId="41">
-    <w:abstractNumId w:val="54"/>
-  </w:num>
-  <w:num w:numId="42">
-    <w:abstractNumId w:val="21"/>
-  </w:num>
-  <w:num w:numId="43">
-    <w:abstractNumId w:val="49"/>
-  </w:num>
-  <w:num w:numId="44">
-    <w:abstractNumId w:val="33"/>
-  </w:num>
-  <w:num w:numId="45">
+  <w:num w:numId="64">
     <w:abstractNumId w:val="19"/>
   </w:num>
-  <w:num w:numId="46">
-    <w:abstractNumId w:val="6"/>
-  </w:num>
-  <w:num w:numId="47">
-    <w:abstractNumId w:val="40"/>
-  </w:num>
-  <w:num w:numId="48">
-    <w:abstractNumId w:val="27"/>
-  </w:num>
-  <w:num w:numId="49">
-    <w:abstractNumId w:val="4"/>
-  </w:num>
-  <w:num w:numId="50">
-    <w:abstractNumId w:val="23"/>
-  </w:num>
-  <w:num w:numId="51">
-    <w:abstractNumId w:val="42"/>
-  </w:num>
-  <w:num w:numId="52">
-    <w:abstractNumId w:val="51"/>
-  </w:num>
-  <w:num w:numId="53">
-    <w:abstractNumId w:val="15"/>
-  </w:num>
-  <w:num w:numId="54">
-    <w:abstractNumId w:val="32"/>
-  </w:num>
-  <w:num w:numId="55">
-    <w:abstractNumId w:val="22"/>
-  </w:num>
-  <w:numIdMacAtCleanup w:val="55"/>
+  <w:numIdMacAtCleanup w:val="64"/>
 </w:numbering>
 </file>
 
@@ -24681,6 +29973,28 @@
       <w:szCs w:val="21"/>
     </w:rPr>
   </w:style>
+  <w:style w:type="paragraph" w:styleId="Heading4">
+    <w:name w:val="heading 4"/>
+    <w:basedOn w:val="Normal"/>
+    <w:next w:val="Normal"/>
+    <w:link w:val="Heading4Char"/>
+    <w:uiPriority w:val="9"/>
+    <w:unhideWhenUsed/>
+    <w:qFormat/>
+    <w:rsid w:val="00141D7E"/>
+    <w:pPr>
+      <w:keepNext/>
+      <w:keepLines/>
+      <w:spacing w:before="40" w:after="0"/>
+      <w:outlineLvl w:val="3"/>
+    </w:pPr>
+    <w:rPr>
+      <w:rFonts w:asciiTheme="majorHAnsi" w:eastAsiaTheme="majorEastAsia" w:hAnsiTheme="majorHAnsi" w:cstheme="majorBidi"/>
+      <w:i/>
+      <w:iCs/>
+      <w:color w:val="2E74B5" w:themeColor="accent1" w:themeShade="BF"/>
+    </w:rPr>
+  </w:style>
   <w:style w:type="character" w:default="1" w:styleId="DefaultParagraphFont">
     <w:name w:val="Default Paragraph Font"/>
     <w:uiPriority w:val="1"/>
@@ -24712,7 +30026,6 @@
     <w:name w:val="Normal (Web)"/>
     <w:basedOn w:val="Normal"/>
     <w:uiPriority w:val="99"/>
-    <w:semiHidden/>
     <w:unhideWhenUsed/>
     <w:rsid w:val="008C19AA"/>
     <w:pPr>
@@ -25002,6 +30315,29 @@
     <w:basedOn w:val="DefaultParagraphFont"/>
     <w:rsid w:val="00CA789D"/>
   </w:style>
+  <w:style w:type="character" w:customStyle="1" w:styleId="Heading4Char">
+    <w:name w:val="Heading 4 Char"/>
+    <w:basedOn w:val="DefaultParagraphFont"/>
+    <w:link w:val="Heading4"/>
+    <w:uiPriority w:val="9"/>
+    <w:rsid w:val="00141D7E"/>
+    <w:rPr>
+      <w:rFonts w:asciiTheme="majorHAnsi" w:eastAsiaTheme="majorEastAsia" w:hAnsiTheme="majorHAnsi" w:cstheme="majorBidi"/>
+      <w:i/>
+      <w:iCs/>
+      <w:color w:val="2E74B5" w:themeColor="accent1" w:themeShade="BF"/>
+    </w:rPr>
+  </w:style>
+  <w:style w:type="character" w:customStyle="1" w:styleId="citation-178">
+    <w:name w:val="citation-178"/>
+    <w:basedOn w:val="DefaultParagraphFont"/>
+    <w:rsid w:val="00BA4C78"/>
+  </w:style>
+  <w:style w:type="character" w:customStyle="1" w:styleId="hljs-number">
+    <w:name w:val="hljs-number"/>
+    <w:basedOn w:val="DefaultParagraphFont"/>
+    <w:rsid w:val="00C70595"/>
+  </w:style>
 </w:styles>
 </file>
 

--- a/ASP.NET.docx
+++ b/ASP.NET.docx
@@ -28452,13 +28452,7 @@
         <w:rPr>
           <w:rFonts w:ascii="Courier New" w:hAnsi="Courier New" w:cs="Courier New"/>
         </w:rPr>
-        <w:t xml:space="preserve"> </w:t>
-      </w:r>
-      <w:r>
-        <w:rPr>
-          <w:rFonts w:ascii="Courier New" w:hAnsi="Courier New" w:cs="Courier New"/>
-        </w:rPr>
-        <w:t>builder.Services.AddDbContext&lt;TodoDbContext&gt;(options =&gt; options.UseSqlServer(builder.Configuration.GetConnectionString(</w:t>
+        <w:t xml:space="preserve"> builder.Services.AddDbContext&lt;TodoDbContext&gt;(options =&gt; options.UseSqlServer(builder.Configuration.GetConnectionString(</w:t>
       </w:r>
       <w:r>
         <w:rPr>
@@ -28887,13 +28881,7 @@
         <w:t>Migrations</w:t>
       </w:r>
       <w:r>
-        <w:t xml:space="preserve"> </w:t>
-      </w:r>
-      <w:r>
-        <w:t xml:space="preserve">are the tool that keeps </w:t>
-      </w:r>
-      <w:r>
-        <w:t>our SQL database in sync with those C# changes without deleting your existing data.</w:t>
+        <w:t xml:space="preserve"> are the tool that keeps our SQL database in sync with those C# changes without deleting your existing data.</w:t>
       </w:r>
     </w:p>
     <w:p>
@@ -29330,10 +29318,7 @@
       </w:r>
       <w:bookmarkEnd w:id="27"/>
     </w:p>
-    <w:p>
-      <w:bookmarkStart w:id="28" w:name="_GoBack"/>
-      <w:bookmarkEnd w:id="28"/>
-    </w:p>
+    <w:p/>
     <w:p>
       <w:pPr>
         <w:pStyle w:val="Heading3"/>
@@ -29800,6 +29785,2777 @@
     </w:tbl>
     <w:p>
       <w:pPr>
+        <w:pStyle w:val="Heading1"/>
+      </w:pPr>
+      <w:r>
+        <w:lastRenderedPageBreak/>
+        <w:t>Session</w:t>
+      </w:r>
+    </w:p>
+    <w:p>
+      <w:pPr>
+        <w:pStyle w:val="NormalWeb"/>
+      </w:pPr>
+      <w:r>
+        <w:t xml:space="preserve">A </w:t>
+      </w:r>
+      <w:r>
+        <w:rPr>
+          <w:b/>
+          <w:bCs/>
+        </w:rPr>
+        <w:t>Session</w:t>
+      </w:r>
+      <w:r>
+        <w:t xml:space="preserve"> is a way to store user data on the </w:t>
+      </w:r>
+      <w:r>
+        <w:rPr>
+          <w:b/>
+          <w:bCs/>
+        </w:rPr>
+        <w:t>Server</w:t>
+      </w:r>
+      <w:r>
+        <w:t xml:space="preserve"> while the user is browsing your site.</w:t>
+      </w:r>
+    </w:p>
+    <w:p>
+      <w:pPr>
+        <w:pStyle w:val="NormalWeb"/>
+        <w:numPr>
+          <w:ilvl w:val="0"/>
+          <w:numId w:val="96"/>
+        </w:numPr>
+      </w:pPr>
+      <w:r>
+        <w:t xml:space="preserve">The server gives the user a unique </w:t>
+      </w:r>
+      <w:r>
+        <w:rPr>
+          <w:b/>
+          <w:bCs/>
+        </w:rPr>
+        <w:t>Session ID</w:t>
+      </w:r>
+      <w:r>
+        <w:t xml:space="preserve"> (stored in a cookie).</w:t>
+      </w:r>
+    </w:p>
+    <w:p>
+      <w:pPr>
+        <w:pStyle w:val="NormalWeb"/>
+        <w:numPr>
+          <w:ilvl w:val="0"/>
+          <w:numId w:val="96"/>
+        </w:numPr>
+      </w:pPr>
+      <w:r>
+        <w:t>Every time the user clicks a link, they send that ID back.</w:t>
+      </w:r>
+    </w:p>
+    <w:p>
+      <w:pPr>
+        <w:pStyle w:val="NormalWeb"/>
+        <w:numPr>
+          <w:ilvl w:val="0"/>
+          <w:numId w:val="96"/>
+        </w:numPr>
+      </w:pPr>
+      <w:r>
+        <w:t>The server looks at the ID and says, "Oh, this is Shiva! He is already logged in."</w:t>
+      </w:r>
+    </w:p>
+    <w:p>
+      <w:pPr>
+        <w:pStyle w:val="NormalWeb"/>
+        <w:numPr>
+          <w:ilvl w:val="0"/>
+          <w:numId w:val="96"/>
+        </w:numPr>
+      </w:pPr>
+      <w:r>
+        <w:t xml:space="preserve">A </w:t>
+      </w:r>
+      <w:r>
+        <w:rPr>
+          <w:b/>
+          <w:bCs/>
+        </w:rPr>
+        <w:t>Session</w:t>
+      </w:r>
+      <w:r>
+        <w:t xml:space="preserve"> stores data on the </w:t>
+      </w:r>
+      <w:r>
+        <w:rPr>
+          <w:b/>
+          <w:bCs/>
+        </w:rPr>
+        <w:t>Server</w:t>
+      </w:r>
+      <w:r>
+        <w:t xml:space="preserve"> only for the duration of the user's active visit. As soon as the user closes the browser or stays inactive for too long (timeout), the server "forgets" that specific data.</w:t>
+      </w:r>
+    </w:p>
+    <w:p>
+      <w:pPr>
+        <w:pStyle w:val="Heading2"/>
+      </w:pPr>
+      <w:r>
+        <w:t>The Real-World Analogy</w:t>
+      </w:r>
+    </w:p>
+    <w:p>
+      <w:pPr>
+        <w:pStyle w:val="NormalWeb"/>
+      </w:pPr>
+      <w:r>
+        <w:t xml:space="preserve">Imagine a </w:t>
+      </w:r>
+      <w:r>
+        <w:rPr>
+          <w:b/>
+          <w:bCs/>
+        </w:rPr>
+        <w:t>Gym</w:t>
+      </w:r>
+      <w:r>
+        <w:t>:</w:t>
+      </w:r>
+    </w:p>
+    <w:p>
+      <w:pPr>
+        <w:pStyle w:val="NormalWeb"/>
+        <w:numPr>
+          <w:ilvl w:val="0"/>
+          <w:numId w:val="97"/>
+        </w:numPr>
+      </w:pPr>
+      <w:r>
+        <w:rPr>
+          <w:b/>
+          <w:bCs/>
+        </w:rPr>
+        <w:t>The Login Form:</w:t>
+      </w:r>
+      <w:r>
+        <w:t xml:space="preserve"> The reception desk where you show your ID card and sign in.</w:t>
+      </w:r>
+    </w:p>
+    <w:p>
+      <w:pPr>
+        <w:pStyle w:val="NormalWeb"/>
+        <w:numPr>
+          <w:ilvl w:val="0"/>
+          <w:numId w:val="97"/>
+        </w:numPr>
+      </w:pPr>
+      <w:r>
+        <w:rPr>
+          <w:b/>
+          <w:bCs/>
+        </w:rPr>
+        <w:t>The Session:</w:t>
+      </w:r>
+      <w:r>
+        <w:t xml:space="preserve"> The </w:t>
+      </w:r>
+      <w:r>
+        <w:rPr>
+          <w:b/>
+          <w:bCs/>
+        </w:rPr>
+        <w:t>Locker</w:t>
+      </w:r>
+      <w:r>
+        <w:t xml:space="preserve"> they give you. You put your bag inside, and as long as you have the key (Session ID), the gym knows which stuff belongs to you while you are inside. When you leave (Logout), you empty the locker.</w:t>
+      </w:r>
+    </w:p>
+    <w:p>
+      <w:pPr>
+        <w:pStyle w:val="Heading2"/>
+      </w:pPr>
+      <w:r>
+        <w:t>The "Handshake" (How it stays alive)</w:t>
+      </w:r>
+    </w:p>
+    <w:p>
+      <w:pPr>
+        <w:pStyle w:val="NormalWeb"/>
+      </w:pPr>
+      <w:r>
+        <w:t>When a user visits your site, a "silent conversation" happens:</w:t>
+      </w:r>
+    </w:p>
+    <w:p>
+      <w:pPr>
+        <w:pStyle w:val="NormalWeb"/>
+        <w:numPr>
+          <w:ilvl w:val="0"/>
+          <w:numId w:val="98"/>
+        </w:numPr>
+      </w:pPr>
+      <w:r>
+        <w:rPr>
+          <w:b/>
+          <w:bCs/>
+        </w:rPr>
+        <w:t>The Server:</w:t>
+      </w:r>
+      <w:r>
+        <w:t xml:space="preserve"> Creates a small memory space for that user and generates a </w:t>
+      </w:r>
+      <w:r>
+        <w:rPr>
+          <w:b/>
+          <w:bCs/>
+        </w:rPr>
+        <w:t>Session ID</w:t>
+      </w:r>
+      <w:r>
+        <w:t xml:space="preserve"> (a long, random string).</w:t>
+      </w:r>
+    </w:p>
+    <w:p>
+      <w:pPr>
+        <w:pStyle w:val="NormalWeb"/>
+        <w:numPr>
+          <w:ilvl w:val="0"/>
+          <w:numId w:val="98"/>
+        </w:numPr>
+      </w:pPr>
+      <w:r>
+        <w:rPr>
+          <w:rStyle w:val="citation-1"/>
+          <w:b/>
+          <w:bCs/>
+        </w:rPr>
+        <w:t>The Browser:</w:t>
+      </w:r>
+      <w:r>
+        <w:rPr>
+          <w:rStyle w:val="citation-1"/>
+        </w:rPr>
+        <w:t xml:space="preserve"> Receives that ID and stores it in a </w:t>
+      </w:r>
+      <w:r>
+        <w:rPr>
+          <w:rStyle w:val="citation-1"/>
+          <w:b/>
+          <w:bCs/>
+        </w:rPr>
+        <w:t>Cookie</w:t>
+      </w:r>
+      <w:r>
+        <w:rPr>
+          <w:rStyle w:val="citation-1"/>
+        </w:rPr>
+        <w:t>.</w:t>
+      </w:r>
+    </w:p>
+    <w:p>
+      <w:pPr>
+        <w:pStyle w:val="NormalWeb"/>
+        <w:numPr>
+          <w:ilvl w:val="0"/>
+          <w:numId w:val="98"/>
+        </w:numPr>
+      </w:pPr>
+      <w:r>
+        <w:rPr>
+          <w:b/>
+          <w:bCs/>
+        </w:rPr>
+        <w:t>The Running Site:</w:t>
+      </w:r>
+      <w:r>
+        <w:t xml:space="preserve"> Every time the user clicks a link, the browser automatically attaches that Cookie. The server sees the ID, looks in its memory, and says, "Welcome back, I still have your data."</w:t>
+      </w:r>
+    </w:p>
+    <w:p>
+      <w:pPr>
+        <w:pStyle w:val="Heading2"/>
+      </w:pPr>
+      <w:r>
+        <w:t xml:space="preserve">2. Setting Up Sessions in </w:t>
+      </w:r>
+      <w:r>
+        <w:rPr>
+          <w:rStyle w:val="HTMLCode"/>
+          <w:rFonts w:eastAsiaTheme="majorEastAsia"/>
+        </w:rPr>
+        <w:t>Program.cs</w:t>
+      </w:r>
+    </w:p>
+    <w:p>
+      <w:pPr>
+        <w:pStyle w:val="NormalWeb"/>
+      </w:pPr>
+      <w:r>
+        <w:t>Before you can use sessions, you must "turn them on" in your application pipeline.</w:t>
+      </w:r>
+    </w:p>
+    <w:p>
+      <w:pPr>
+        <w:pStyle w:val="HTMLPreformatted"/>
+        <w:rPr>
+          <w:rStyle w:val="HTMLCode"/>
+        </w:rPr>
+      </w:pPr>
+      <w:r>
+        <w:rPr>
+          <w:rStyle w:val="hljs-keyword"/>
+        </w:rPr>
+        <w:t>using</w:t>
+      </w:r>
+      <w:r>
+        <w:rPr>
+          <w:rStyle w:val="HTMLCode"/>
+        </w:rPr>
+        <w:t xml:space="preserve"> Microsoft.EntityFrameworkCore;</w:t>
+      </w:r>
+    </w:p>
+    <w:p>
+      <w:pPr>
+        <w:pStyle w:val="HTMLPreformatted"/>
+        <w:rPr>
+          <w:rStyle w:val="HTMLCode"/>
+        </w:rPr>
+      </w:pPr>
+      <w:r>
+        <w:rPr>
+          <w:rStyle w:val="hljs-keyword"/>
+        </w:rPr>
+        <w:t>using</w:t>
+      </w:r>
+      <w:r>
+        <w:rPr>
+          <w:rStyle w:val="HTMLCode"/>
+        </w:rPr>
+        <w:t xml:space="preserve"> TodoTutorial.Data; </w:t>
+      </w:r>
+      <w:r>
+        <w:rPr>
+          <w:rStyle w:val="hljs-comment"/>
+          <w:rFonts w:eastAsiaTheme="majorEastAsia"/>
+        </w:rPr>
+        <w:t>// Replace with your actual namespace</w:t>
+      </w:r>
+    </w:p>
+    <w:p>
+      <w:pPr>
+        <w:pStyle w:val="HTMLPreformatted"/>
+        <w:rPr>
+          <w:rStyle w:val="HTMLCode"/>
+        </w:rPr>
+      </w:pPr>
+    </w:p>
+    <w:p>
+      <w:pPr>
+        <w:pStyle w:val="HTMLPreformatted"/>
+        <w:rPr>
+          <w:rStyle w:val="HTMLCode"/>
+        </w:rPr>
+      </w:pPr>
+      <w:r>
+        <w:rPr>
+          <w:rStyle w:val="hljs-keyword"/>
+        </w:rPr>
+        <w:t>var</w:t>
+      </w:r>
+      <w:r>
+        <w:rPr>
+          <w:rStyle w:val="HTMLCode"/>
+        </w:rPr>
+        <w:t xml:space="preserve"> builder = WebApplication.CreateBuilder(args);</w:t>
+      </w:r>
+    </w:p>
+    <w:p>
+      <w:pPr>
+        <w:pStyle w:val="HTMLPreformatted"/>
+        <w:rPr>
+          <w:rStyle w:val="HTMLCode"/>
+        </w:rPr>
+      </w:pPr>
+    </w:p>
+    <w:p>
+      <w:pPr>
+        <w:pStyle w:val="HTMLPreformatted"/>
+        <w:rPr>
+          <w:rStyle w:val="HTMLCode"/>
+        </w:rPr>
+      </w:pPr>
+      <w:r>
+        <w:rPr>
+          <w:rStyle w:val="hljs-comment"/>
+          <w:rFonts w:eastAsiaTheme="majorEastAsia"/>
+        </w:rPr>
+        <w:t>// --- 1. ADD SERVICES TO THE CONTAINER ---</w:t>
+      </w:r>
+    </w:p>
+    <w:p>
+      <w:pPr>
+        <w:pStyle w:val="HTMLPreformatted"/>
+        <w:rPr>
+          <w:rStyle w:val="HTMLCode"/>
+        </w:rPr>
+      </w:pPr>
+    </w:p>
+    <w:p>
+      <w:pPr>
+        <w:pStyle w:val="HTMLPreformatted"/>
+        <w:rPr>
+          <w:rStyle w:val="HTMLCode"/>
+        </w:rPr>
+      </w:pPr>
+      <w:r>
+        <w:rPr>
+          <w:rStyle w:val="hljs-comment"/>
+          <w:rFonts w:eastAsiaTheme="majorEastAsia"/>
+        </w:rPr>
+        <w:t>// Add MVC with Views</w:t>
+      </w:r>
+    </w:p>
+    <w:p>
+      <w:pPr>
+        <w:pStyle w:val="HTMLPreformatted"/>
+        <w:rPr>
+          <w:rStyle w:val="HTMLCode"/>
+        </w:rPr>
+      </w:pPr>
+      <w:r>
+        <w:rPr>
+          <w:rStyle w:val="HTMLCode"/>
+        </w:rPr>
+        <w:t>builder.Services.AddControllersWithViews();</w:t>
+      </w:r>
+    </w:p>
+    <w:p>
+      <w:pPr>
+        <w:pStyle w:val="HTMLPreformatted"/>
+        <w:rPr>
+          <w:rStyle w:val="HTMLCode"/>
+        </w:rPr>
+      </w:pPr>
+    </w:p>
+    <w:p>
+      <w:pPr>
+        <w:pStyle w:val="HTMLPreformatted"/>
+        <w:rPr>
+          <w:rStyle w:val="HTMLCode"/>
+        </w:rPr>
+      </w:pPr>
+      <w:r>
+        <w:rPr>
+          <w:rStyle w:val="hljs-comment"/>
+          <w:rFonts w:eastAsiaTheme="majorEastAsia"/>
+        </w:rPr>
+        <w:t>// [NEW] Required for Session: The Storage (RAM)</w:t>
+      </w:r>
+    </w:p>
+    <w:p>
+      <w:pPr>
+        <w:pStyle w:val="HTMLPreformatted"/>
+        <w:rPr>
+          <w:rStyle w:val="HTMLCode"/>
+        </w:rPr>
+      </w:pPr>
+      <w:r>
+        <w:rPr>
+          <w:rStyle w:val="HTMLCode"/>
+        </w:rPr>
+        <w:t>builder.Services.AddDistributedMemoryCache();</w:t>
+      </w:r>
+    </w:p>
+    <w:p>
+      <w:pPr>
+        <w:pStyle w:val="HTMLPreformatted"/>
+        <w:rPr>
+          <w:rStyle w:val="HTMLCode"/>
+        </w:rPr>
+      </w:pPr>
+    </w:p>
+    <w:p>
+      <w:pPr>
+        <w:pStyle w:val="HTMLPreformatted"/>
+        <w:rPr>
+          <w:rStyle w:val="HTMLCode"/>
+        </w:rPr>
+      </w:pPr>
+      <w:r>
+        <w:rPr>
+          <w:rStyle w:val="hljs-comment"/>
+          <w:rFonts w:eastAsiaTheme="majorEastAsia"/>
+        </w:rPr>
+        <w:t>// [NEW] Required for Session: The Logic &amp; Settings</w:t>
+      </w:r>
+    </w:p>
+    <w:p>
+      <w:pPr>
+        <w:pStyle w:val="HTMLPreformatted"/>
+        <w:rPr>
+          <w:rStyle w:val="HTMLCode"/>
+        </w:rPr>
+      </w:pPr>
+      <w:r>
+        <w:rPr>
+          <w:rStyle w:val="HTMLCode"/>
+        </w:rPr>
+        <w:t>builder.Services.AddSession(options =&gt;</w:t>
+      </w:r>
+    </w:p>
+    <w:p>
+      <w:pPr>
+        <w:pStyle w:val="HTMLPreformatted"/>
+        <w:rPr>
+          <w:rStyle w:val="HTMLCode"/>
+        </w:rPr>
+      </w:pPr>
+      <w:r>
+        <w:rPr>
+          <w:rStyle w:val="HTMLCode"/>
+        </w:rPr>
+        <w:t>{</w:t>
+      </w:r>
+    </w:p>
+    <w:p>
+      <w:pPr>
+        <w:pStyle w:val="HTMLPreformatted"/>
+        <w:rPr>
+          <w:rStyle w:val="HTMLCode"/>
+        </w:rPr>
+      </w:pPr>
+      <w:r>
+        <w:rPr>
+          <w:rStyle w:val="HTMLCode"/>
+        </w:rPr>
+        <w:t xml:space="preserve">    options.IdleTimeout = TimeSpan.FromMinutes(</w:t>
+      </w:r>
+      <w:r>
+        <w:rPr>
+          <w:rStyle w:val="hljs-number"/>
+          <w:rFonts w:eastAsiaTheme="majorEastAsia"/>
+        </w:rPr>
+        <w:t>30</w:t>
+      </w:r>
+      <w:r>
+        <w:rPr>
+          <w:rStyle w:val="HTMLCode"/>
+        </w:rPr>
+        <w:t xml:space="preserve">); </w:t>
+      </w:r>
+      <w:r>
+        <w:rPr>
+          <w:rStyle w:val="hljs-comment"/>
+          <w:rFonts w:eastAsiaTheme="majorEastAsia"/>
+        </w:rPr>
+        <w:t>// Session expires after 30 mins</w:t>
+      </w:r>
+    </w:p>
+    <w:p>
+      <w:pPr>
+        <w:pStyle w:val="HTMLPreformatted"/>
+        <w:rPr>
+          <w:rStyle w:val="HTMLCode"/>
+        </w:rPr>
+      </w:pPr>
+      <w:r>
+        <w:rPr>
+          <w:rStyle w:val="HTMLCode"/>
+        </w:rPr>
+        <w:t xml:space="preserve">    options.Cookie.HttpOnly = </w:t>
+      </w:r>
+      <w:r>
+        <w:rPr>
+          <w:rStyle w:val="hljs-literal"/>
+        </w:rPr>
+        <w:t>true</w:t>
+      </w:r>
+      <w:r>
+        <w:rPr>
+          <w:rStyle w:val="HTMLCode"/>
+        </w:rPr>
+        <w:t xml:space="preserve">;                </w:t>
+      </w:r>
+      <w:r>
+        <w:rPr>
+          <w:rStyle w:val="hljs-comment"/>
+          <w:rFonts w:eastAsiaTheme="majorEastAsia"/>
+        </w:rPr>
+        <w:t>// Security: Prevents JS access to cookie</w:t>
+      </w:r>
+    </w:p>
+    <w:p>
+      <w:pPr>
+        <w:pStyle w:val="HTMLPreformatted"/>
+        <w:rPr>
+          <w:rStyle w:val="HTMLCode"/>
+        </w:rPr>
+      </w:pPr>
+      <w:r>
+        <w:rPr>
+          <w:rStyle w:val="HTMLCode"/>
+        </w:rPr>
+        <w:t xml:space="preserve">    options.Cookie.IsEssential = </w:t>
+      </w:r>
+      <w:r>
+        <w:rPr>
+          <w:rStyle w:val="hljs-literal"/>
+        </w:rPr>
+        <w:t>true</w:t>
+      </w:r>
+      <w:r>
+        <w:rPr>
+          <w:rStyle w:val="HTMLCode"/>
+        </w:rPr>
+        <w:t xml:space="preserve">;             </w:t>
+      </w:r>
+      <w:r>
+        <w:rPr>
+          <w:rStyle w:val="hljs-comment"/>
+          <w:rFonts w:eastAsiaTheme="majorEastAsia"/>
+        </w:rPr>
+        <w:t>// Required for the app to function</w:t>
+      </w:r>
+    </w:p>
+    <w:p>
+      <w:pPr>
+        <w:pStyle w:val="HTMLPreformatted"/>
+        <w:rPr>
+          <w:rStyle w:val="HTMLCode"/>
+        </w:rPr>
+      </w:pPr>
+      <w:r>
+        <w:rPr>
+          <w:rStyle w:val="HTMLCode"/>
+        </w:rPr>
+        <w:t>});</w:t>
+      </w:r>
+    </w:p>
+    <w:p>
+      <w:pPr>
+        <w:pStyle w:val="HTMLPreformatted"/>
+        <w:rPr>
+          <w:rStyle w:val="HTMLCode"/>
+        </w:rPr>
+      </w:pPr>
+    </w:p>
+    <w:p>
+      <w:pPr>
+        <w:pStyle w:val="HTMLPreformatted"/>
+        <w:rPr>
+          <w:rStyle w:val="HTMLCode"/>
+        </w:rPr>
+      </w:pPr>
+      <w:r>
+        <w:rPr>
+          <w:rStyle w:val="hljs-comment"/>
+          <w:rFonts w:eastAsiaTheme="majorEastAsia"/>
+        </w:rPr>
+        <w:t>// [DAY 23 RECAP] Configure Database Context (EF Core)</w:t>
+      </w:r>
+    </w:p>
+    <w:p>
+      <w:pPr>
+        <w:pStyle w:val="HTMLPreformatted"/>
+        <w:rPr>
+          <w:rStyle w:val="HTMLCode"/>
+        </w:rPr>
+      </w:pPr>
+      <w:r>
+        <w:rPr>
+          <w:rStyle w:val="HTMLCode"/>
+        </w:rPr>
+        <w:t>builder.Services.AddDbContext&lt;TodoDbContext&gt;(options =&gt;</w:t>
+      </w:r>
+    </w:p>
+    <w:p>
+      <w:pPr>
+        <w:pStyle w:val="HTMLPreformatted"/>
+        <w:rPr>
+          <w:rStyle w:val="HTMLCode"/>
+        </w:rPr>
+      </w:pPr>
+      <w:r>
+        <w:rPr>
+          <w:rStyle w:val="HTMLCode"/>
+        </w:rPr>
+        <w:t xml:space="preserve">    options.UseSqlServer(builder.Configuration.GetConnectionString(</w:t>
+      </w:r>
+      <w:r>
+        <w:rPr>
+          <w:rStyle w:val="hljs-string"/>
+        </w:rPr>
+        <w:t>"DefaultConnection"</w:t>
+      </w:r>
+      <w:r>
+        <w:rPr>
+          <w:rStyle w:val="HTMLCode"/>
+        </w:rPr>
+        <w:t>)));</w:t>
+      </w:r>
+    </w:p>
+    <w:p>
+      <w:pPr>
+        <w:pStyle w:val="HTMLPreformatted"/>
+        <w:rPr>
+          <w:rStyle w:val="HTMLCode"/>
+        </w:rPr>
+      </w:pPr>
+    </w:p>
+    <w:p>
+      <w:pPr>
+        <w:pStyle w:val="HTMLPreformatted"/>
+        <w:rPr>
+          <w:rStyle w:val="HTMLCode"/>
+        </w:rPr>
+      </w:pPr>
+      <w:r>
+        <w:rPr>
+          <w:rStyle w:val="hljs-keyword"/>
+        </w:rPr>
+        <w:t>var</w:t>
+      </w:r>
+      <w:r>
+        <w:rPr>
+          <w:rStyle w:val="HTMLCode"/>
+        </w:rPr>
+        <w:t xml:space="preserve"> app = builder.Build();</w:t>
+      </w:r>
+    </w:p>
+    <w:p>
+      <w:pPr>
+        <w:pStyle w:val="HTMLPreformatted"/>
+        <w:rPr>
+          <w:rStyle w:val="HTMLCode"/>
+        </w:rPr>
+      </w:pPr>
+    </w:p>
+    <w:p>
+      <w:pPr>
+        <w:pStyle w:val="HTMLPreformatted"/>
+        <w:rPr>
+          <w:rStyle w:val="HTMLCode"/>
+        </w:rPr>
+      </w:pPr>
+      <w:r>
+        <w:rPr>
+          <w:rStyle w:val="hljs-comment"/>
+          <w:rFonts w:eastAsiaTheme="majorEastAsia"/>
+        </w:rPr>
+        <w:t>// --- 2. CONFIGURE THE HTTP REQUEST PIPELINE ---</w:t>
+      </w:r>
+    </w:p>
+    <w:p>
+      <w:pPr>
+        <w:pStyle w:val="HTMLPreformatted"/>
+        <w:rPr>
+          <w:rStyle w:val="HTMLCode"/>
+        </w:rPr>
+      </w:pPr>
+    </w:p>
+    <w:p>
+      <w:pPr>
+        <w:pStyle w:val="HTMLPreformatted"/>
+        <w:rPr>
+          <w:rStyle w:val="HTMLCode"/>
+        </w:rPr>
+      </w:pPr>
+      <w:r>
+        <w:rPr>
+          <w:rStyle w:val="hljs-keyword"/>
+        </w:rPr>
+        <w:t>if</w:t>
+      </w:r>
+      <w:r>
+        <w:rPr>
+          <w:rStyle w:val="HTMLCode"/>
+        </w:rPr>
+        <w:t xml:space="preserve"> (!app.Environment.IsDevelopment())</w:t>
+      </w:r>
+    </w:p>
+    <w:p>
+      <w:pPr>
+        <w:pStyle w:val="HTMLPreformatted"/>
+        <w:rPr>
+          <w:rStyle w:val="HTMLCode"/>
+        </w:rPr>
+      </w:pPr>
+      <w:r>
+        <w:rPr>
+          <w:rStyle w:val="HTMLCode"/>
+        </w:rPr>
+        <w:t>{</w:t>
+      </w:r>
+    </w:p>
+    <w:p>
+      <w:pPr>
+        <w:pStyle w:val="HTMLPreformatted"/>
+        <w:rPr>
+          <w:rStyle w:val="HTMLCode"/>
+        </w:rPr>
+      </w:pPr>
+      <w:r>
+        <w:rPr>
+          <w:rStyle w:val="HTMLCode"/>
+        </w:rPr>
+        <w:t xml:space="preserve">    app.UseExceptionHandler(</w:t>
+      </w:r>
+      <w:r>
+        <w:rPr>
+          <w:rStyle w:val="hljs-string"/>
+        </w:rPr>
+        <w:t>"/Home/Error"</w:t>
+      </w:r>
+      <w:r>
+        <w:rPr>
+          <w:rStyle w:val="HTMLCode"/>
+        </w:rPr>
+        <w:t>);</w:t>
+      </w:r>
+    </w:p>
+    <w:p>
+      <w:pPr>
+        <w:pStyle w:val="HTMLPreformatted"/>
+        <w:rPr>
+          <w:rStyle w:val="HTMLCode"/>
+        </w:rPr>
+      </w:pPr>
+      <w:r>
+        <w:rPr>
+          <w:rStyle w:val="HTMLCode"/>
+        </w:rPr>
+        <w:t xml:space="preserve">    app.UseHsts();</w:t>
+      </w:r>
+    </w:p>
+    <w:p>
+      <w:pPr>
+        <w:pStyle w:val="HTMLPreformatted"/>
+        <w:rPr>
+          <w:rStyle w:val="HTMLCode"/>
+        </w:rPr>
+      </w:pPr>
+      <w:r>
+        <w:rPr>
+          <w:rStyle w:val="HTMLCode"/>
+        </w:rPr>
+        <w:t>}</w:t>
+      </w:r>
+    </w:p>
+    <w:p>
+      <w:pPr>
+        <w:pStyle w:val="HTMLPreformatted"/>
+        <w:rPr>
+          <w:rStyle w:val="HTMLCode"/>
+        </w:rPr>
+      </w:pPr>
+    </w:p>
+    <w:p>
+      <w:pPr>
+        <w:pStyle w:val="HTMLPreformatted"/>
+        <w:rPr>
+          <w:rStyle w:val="HTMLCode"/>
+        </w:rPr>
+      </w:pPr>
+      <w:r>
+        <w:rPr>
+          <w:rStyle w:val="HTMLCode"/>
+        </w:rPr>
+        <w:t>app.UseHttpsRedirection();</w:t>
+      </w:r>
+    </w:p>
+    <w:p>
+      <w:pPr>
+        <w:pStyle w:val="HTMLPreformatted"/>
+        <w:rPr>
+          <w:rStyle w:val="HTMLCode"/>
+        </w:rPr>
+      </w:pPr>
+      <w:r>
+        <w:rPr>
+          <w:rStyle w:val="HTMLCode"/>
+        </w:rPr>
+        <w:t>app.UseStaticFiles();</w:t>
+      </w:r>
+    </w:p>
+    <w:p>
+      <w:pPr>
+        <w:pStyle w:val="HTMLPreformatted"/>
+        <w:rPr>
+          <w:rStyle w:val="HTMLCode"/>
+        </w:rPr>
+      </w:pPr>
+    </w:p>
+    <w:p>
+      <w:pPr>
+        <w:pStyle w:val="HTMLPreformatted"/>
+        <w:rPr>
+          <w:rStyle w:val="HTMLCode"/>
+        </w:rPr>
+      </w:pPr>
+      <w:r>
+        <w:rPr>
+          <w:rStyle w:val="HTMLCode"/>
+        </w:rPr>
+        <w:t>app.UseRouting();</w:t>
+      </w:r>
+    </w:p>
+    <w:p>
+      <w:pPr>
+        <w:pStyle w:val="HTMLPreformatted"/>
+        <w:rPr>
+          <w:rStyle w:val="HTMLCode"/>
+        </w:rPr>
+      </w:pPr>
+    </w:p>
+    <w:p>
+      <w:pPr>
+        <w:pStyle w:val="HTMLPreformatted"/>
+        <w:rPr>
+          <w:rStyle w:val="HTMLCode"/>
+        </w:rPr>
+      </w:pPr>
+      <w:r>
+        <w:rPr>
+          <w:rStyle w:val="hljs-comment"/>
+          <w:rFonts w:eastAsiaTheme="majorEastAsia"/>
+        </w:rPr>
+        <w:t>// [NEW] ACTIVATE SESSION MIDDLEWARE</w:t>
+      </w:r>
+    </w:p>
+    <w:p>
+      <w:pPr>
+        <w:pStyle w:val="HTMLPreformatted"/>
+        <w:rPr>
+          <w:rStyle w:val="HTMLCode"/>
+        </w:rPr>
+      </w:pPr>
+      <w:r>
+        <w:rPr>
+          <w:rStyle w:val="hljs-comment"/>
+          <w:rFonts w:eastAsiaTheme="majorEastAsia"/>
+        </w:rPr>
+        <w:t>// Important: Place this AFTER UseRouting and BEFORE UseAuthorization</w:t>
+      </w:r>
+    </w:p>
+    <w:p>
+      <w:pPr>
+        <w:pStyle w:val="HTMLPreformatted"/>
+        <w:rPr>
+          <w:rStyle w:val="HTMLCode"/>
+        </w:rPr>
+      </w:pPr>
+      <w:r>
+        <w:rPr>
+          <w:rStyle w:val="HTMLCode"/>
+        </w:rPr>
+        <w:t xml:space="preserve">app.UseSession(); </w:t>
+      </w:r>
+    </w:p>
+    <w:p>
+      <w:pPr>
+        <w:pStyle w:val="HTMLPreformatted"/>
+        <w:rPr>
+          <w:rStyle w:val="HTMLCode"/>
+        </w:rPr>
+      </w:pPr>
+    </w:p>
+    <w:p>
+      <w:pPr>
+        <w:pStyle w:val="HTMLPreformatted"/>
+        <w:rPr>
+          <w:rStyle w:val="HTMLCode"/>
+        </w:rPr>
+      </w:pPr>
+      <w:r>
+        <w:rPr>
+          <w:rStyle w:val="HTMLCode"/>
+        </w:rPr>
+        <w:t>app.UseAuthorization();</w:t>
+      </w:r>
+    </w:p>
+    <w:p>
+      <w:pPr>
+        <w:pStyle w:val="HTMLPreformatted"/>
+        <w:rPr>
+          <w:rStyle w:val="HTMLCode"/>
+        </w:rPr>
+      </w:pPr>
+    </w:p>
+    <w:p>
+      <w:pPr>
+        <w:pStyle w:val="HTMLPreformatted"/>
+        <w:rPr>
+          <w:rStyle w:val="HTMLCode"/>
+        </w:rPr>
+      </w:pPr>
+      <w:r>
+        <w:rPr>
+          <w:rStyle w:val="HTMLCode"/>
+        </w:rPr>
+        <w:t>app.MapControllerRoute(</w:t>
+      </w:r>
+    </w:p>
+    <w:p>
+      <w:pPr>
+        <w:pStyle w:val="HTMLPreformatted"/>
+        <w:rPr>
+          <w:rStyle w:val="HTMLCode"/>
+        </w:rPr>
+      </w:pPr>
+      <w:r>
+        <w:rPr>
+          <w:rStyle w:val="HTMLCode"/>
+        </w:rPr>
+        <w:t xml:space="preserve">    name: </w:t>
+      </w:r>
+      <w:r>
+        <w:rPr>
+          <w:rStyle w:val="hljs-string"/>
+        </w:rPr>
+        <w:t>"default"</w:t>
+      </w:r>
+      <w:r>
+        <w:rPr>
+          <w:rStyle w:val="HTMLCode"/>
+        </w:rPr>
+        <w:t>,</w:t>
+      </w:r>
+    </w:p>
+    <w:p>
+      <w:pPr>
+        <w:pStyle w:val="HTMLPreformatted"/>
+        <w:rPr>
+          <w:rStyle w:val="HTMLCode"/>
+        </w:rPr>
+      </w:pPr>
+      <w:r>
+        <w:rPr>
+          <w:rStyle w:val="HTMLCode"/>
+        </w:rPr>
+        <w:t xml:space="preserve">    pattern: </w:t>
+      </w:r>
+      <w:r>
+        <w:rPr>
+          <w:rStyle w:val="hljs-string"/>
+        </w:rPr>
+        <w:t>"{controller=Home}/{action=Index}/{id?}"</w:t>
+      </w:r>
+      <w:r>
+        <w:rPr>
+          <w:rStyle w:val="HTMLCode"/>
+        </w:rPr>
+        <w:t>);</w:t>
+      </w:r>
+    </w:p>
+    <w:p>
+      <w:pPr>
+        <w:pStyle w:val="HTMLPreformatted"/>
+        <w:rPr>
+          <w:rStyle w:val="HTMLCode"/>
+        </w:rPr>
+      </w:pPr>
+    </w:p>
+    <w:p>
+      <w:pPr>
+        <w:pStyle w:val="HTMLPreformatted"/>
+        <w:rPr>
+          <w:rStyle w:val="HTMLCode"/>
+        </w:rPr>
+      </w:pPr>
+      <w:r>
+        <w:rPr>
+          <w:rStyle w:val="HTMLCode"/>
+        </w:rPr>
+        <w:t>app.Run();</w:t>
+      </w:r>
+    </w:p>
+    <w:p>
+      <w:r>
+        <w:pict>
+          <v:rect id="_x0000_i1077" style="width:0;height:1.5pt" o:hralign="center" o:hrstd="t" o:hr="t" fillcolor="#a0a0a0" stroked="f"/>
+        </w:pict>
+      </w:r>
+    </w:p>
+    <w:p>
+      <w:r>
+        <w:pict>
+          <v:rect id="_x0000_i1074" style="width:0;height:1.5pt" o:hralign="center" o:hrstd="t" o:hr="t" fillcolor="#a0a0a0" stroked="f"/>
+        </w:pict>
+      </w:r>
+    </w:p>
+    <w:p>
+      <w:pPr>
+        <w:pStyle w:val="Heading3"/>
+      </w:pPr>
+      <w:r>
+        <w:t>3. The Login Logic (Step-by-Step)</w:t>
+      </w:r>
+    </w:p>
+    <w:p>
+      <w:pPr>
+        <w:pStyle w:val="NormalWeb"/>
+      </w:pPr>
+      <w:r>
+        <w:t>To create a login form with a database and sessions, follow this workflow:</w:t>
+      </w:r>
+    </w:p>
+    <w:p>
+      <w:pPr>
+        <w:pStyle w:val="Heading4"/>
+      </w:pPr>
+      <w:r>
+        <w:t>Step A: The Login View Model</w:t>
+      </w:r>
+    </w:p>
+    <w:p>
+      <w:pPr>
+        <w:pStyle w:val="NormalWeb"/>
+      </w:pPr>
+      <w:r>
+        <w:t xml:space="preserve">Don't use your Database Entity for the login form. Create a simple </w:t>
+      </w:r>
+      <w:r>
+        <w:rPr>
+          <w:rStyle w:val="HTMLCode"/>
+        </w:rPr>
+        <w:t>LoginViewModel</w:t>
+      </w:r>
+      <w:r>
+        <w:t>.</w:t>
+      </w:r>
+    </w:p>
+    <w:p>
+      <w:r>
+        <w:rPr>
+          <w:rStyle w:val="ng-tns-c1837689526-71"/>
+        </w:rPr>
+        <w:lastRenderedPageBreak/>
+        <w:t>C#</w:t>
+      </w:r>
+    </w:p>
+    <w:p>
+      <w:pPr>
+        <w:pStyle w:val="HTMLPreformatted"/>
+        <w:rPr>
+          <w:rStyle w:val="HTMLCode"/>
+        </w:rPr>
+      </w:pPr>
+      <w:r>
+        <w:rPr>
+          <w:rStyle w:val="hljs-keyword"/>
+        </w:rPr>
+        <w:t>public</w:t>
+      </w:r>
+      <w:r>
+        <w:rPr>
+          <w:rStyle w:val="HTMLCode"/>
+        </w:rPr>
+        <w:t xml:space="preserve"> </w:t>
+      </w:r>
+      <w:r>
+        <w:rPr>
+          <w:rStyle w:val="hljs-keyword"/>
+        </w:rPr>
+        <w:t>class</w:t>
+      </w:r>
+      <w:r>
+        <w:rPr>
+          <w:rStyle w:val="HTMLCode"/>
+        </w:rPr>
+        <w:t xml:space="preserve"> </w:t>
+      </w:r>
+      <w:r>
+        <w:rPr>
+          <w:rStyle w:val="hljs-title"/>
+        </w:rPr>
+        <w:t>LoginViewModel</w:t>
+      </w:r>
+      <w:r>
+        <w:rPr>
+          <w:rStyle w:val="HTMLCode"/>
+        </w:rPr>
+        <w:t xml:space="preserve"> {</w:t>
+      </w:r>
+    </w:p>
+    <w:p>
+      <w:pPr>
+        <w:pStyle w:val="HTMLPreformatted"/>
+        <w:rPr>
+          <w:rStyle w:val="HTMLCode"/>
+        </w:rPr>
+      </w:pPr>
+      <w:r>
+        <w:rPr>
+          <w:rStyle w:val="HTMLCode"/>
+        </w:rPr>
+        <w:t xml:space="preserve">    [</w:t>
+      </w:r>
+      <w:r>
+        <w:rPr>
+          <w:rStyle w:val="hljs-meta"/>
+        </w:rPr>
+        <w:t>Required</w:t>
+      </w:r>
+      <w:r>
+        <w:rPr>
+          <w:rStyle w:val="HTMLCode"/>
+        </w:rPr>
+        <w:t>]</w:t>
+      </w:r>
+    </w:p>
+    <w:p>
+      <w:pPr>
+        <w:pStyle w:val="HTMLPreformatted"/>
+        <w:rPr>
+          <w:rStyle w:val="HTMLCode"/>
+        </w:rPr>
+      </w:pPr>
+      <w:r>
+        <w:rPr>
+          <w:rStyle w:val="HTMLCode"/>
+        </w:rPr>
+        <w:t xml:space="preserve">    </w:t>
+      </w:r>
+      <w:r>
+        <w:rPr>
+          <w:rStyle w:val="hljs-keyword"/>
+        </w:rPr>
+        <w:t>public</w:t>
+      </w:r>
+      <w:r>
+        <w:rPr>
+          <w:rStyle w:val="HTMLCode"/>
+        </w:rPr>
+        <w:t xml:space="preserve"> </w:t>
+      </w:r>
+      <w:r>
+        <w:rPr>
+          <w:rStyle w:val="hljs-builtin"/>
+        </w:rPr>
+        <w:t>string</w:t>
+      </w:r>
+      <w:r>
+        <w:rPr>
+          <w:rStyle w:val="HTMLCode"/>
+        </w:rPr>
+        <w:t xml:space="preserve"> Email { </w:t>
+      </w:r>
+      <w:r>
+        <w:rPr>
+          <w:rStyle w:val="hljs-keyword"/>
+        </w:rPr>
+        <w:t>get</w:t>
+      </w:r>
+      <w:r>
+        <w:rPr>
+          <w:rStyle w:val="HTMLCode"/>
+        </w:rPr>
+        <w:t xml:space="preserve">; </w:t>
+      </w:r>
+      <w:r>
+        <w:rPr>
+          <w:rStyle w:val="hljs-keyword"/>
+        </w:rPr>
+        <w:t>set</w:t>
+      </w:r>
+      <w:r>
+        <w:rPr>
+          <w:rStyle w:val="HTMLCode"/>
+        </w:rPr>
+        <w:t>; }</w:t>
+      </w:r>
+    </w:p>
+    <w:p>
+      <w:pPr>
+        <w:pStyle w:val="HTMLPreformatted"/>
+        <w:rPr>
+          <w:rStyle w:val="HTMLCode"/>
+        </w:rPr>
+      </w:pPr>
+      <w:r>
+        <w:rPr>
+          <w:rStyle w:val="HTMLCode"/>
+        </w:rPr>
+        <w:t xml:space="preserve">    [</w:t>
+      </w:r>
+      <w:r>
+        <w:rPr>
+          <w:rStyle w:val="hljs-meta"/>
+        </w:rPr>
+        <w:t>Required, DataType(DataType.Password)</w:t>
+      </w:r>
+      <w:r>
+        <w:rPr>
+          <w:rStyle w:val="HTMLCode"/>
+        </w:rPr>
+        <w:t>]</w:t>
+      </w:r>
+    </w:p>
+    <w:p>
+      <w:pPr>
+        <w:pStyle w:val="HTMLPreformatted"/>
+        <w:rPr>
+          <w:rStyle w:val="HTMLCode"/>
+        </w:rPr>
+      </w:pPr>
+      <w:r>
+        <w:rPr>
+          <w:rStyle w:val="HTMLCode"/>
+        </w:rPr>
+        <w:t xml:space="preserve">    </w:t>
+      </w:r>
+      <w:r>
+        <w:rPr>
+          <w:rStyle w:val="hljs-keyword"/>
+        </w:rPr>
+        <w:t>public</w:t>
+      </w:r>
+      <w:r>
+        <w:rPr>
+          <w:rStyle w:val="HTMLCode"/>
+        </w:rPr>
+        <w:t xml:space="preserve"> </w:t>
+      </w:r>
+      <w:r>
+        <w:rPr>
+          <w:rStyle w:val="hljs-builtin"/>
+        </w:rPr>
+        <w:t>string</w:t>
+      </w:r>
+      <w:r>
+        <w:rPr>
+          <w:rStyle w:val="HTMLCode"/>
+        </w:rPr>
+        <w:t xml:space="preserve"> Password { </w:t>
+      </w:r>
+      <w:r>
+        <w:rPr>
+          <w:rStyle w:val="hljs-keyword"/>
+        </w:rPr>
+        <w:t>get</w:t>
+      </w:r>
+      <w:r>
+        <w:rPr>
+          <w:rStyle w:val="HTMLCode"/>
+        </w:rPr>
+        <w:t xml:space="preserve">; </w:t>
+      </w:r>
+      <w:r>
+        <w:rPr>
+          <w:rStyle w:val="hljs-keyword"/>
+        </w:rPr>
+        <w:t>set</w:t>
+      </w:r>
+      <w:r>
+        <w:rPr>
+          <w:rStyle w:val="HTMLCode"/>
+        </w:rPr>
+        <w:t>; }</w:t>
+      </w:r>
+    </w:p>
+    <w:p>
+      <w:pPr>
+        <w:pStyle w:val="HTMLPreformatted"/>
+        <w:rPr>
+          <w:rStyle w:val="HTMLCode"/>
+        </w:rPr>
+      </w:pPr>
+      <w:r>
+        <w:rPr>
+          <w:rStyle w:val="HTMLCode"/>
+        </w:rPr>
+        <w:t>}</w:t>
+      </w:r>
+    </w:p>
+    <w:p>
+      <w:pPr>
+        <w:pStyle w:val="Heading4"/>
+      </w:pPr>
+      <w:r>
+        <w:t>Step B: The Controller (The "Check")</w:t>
+      </w:r>
+    </w:p>
+    <w:p>
+      <w:pPr>
+        <w:pStyle w:val="NormalWeb"/>
+      </w:pPr>
+      <w:r>
+        <w:t>This is where the magic happens. You check the database, and if the user exists, you save their ID into the Session.</w:t>
+      </w:r>
+    </w:p>
+    <w:p>
+      <w:r>
+        <w:rPr>
+          <w:rStyle w:val="ng-tns-c1837689526-72"/>
+        </w:rPr>
+        <w:t>C#</w:t>
+      </w:r>
+    </w:p>
+    <w:p>
+      <w:pPr>
+        <w:pStyle w:val="HTMLPreformatted"/>
+        <w:rPr>
+          <w:rStyle w:val="HTMLCode"/>
+        </w:rPr>
+      </w:pPr>
+      <w:r>
+        <w:rPr>
+          <w:rStyle w:val="HTMLCode"/>
+        </w:rPr>
+        <w:t>[</w:t>
+      </w:r>
+      <w:r>
+        <w:rPr>
+          <w:rStyle w:val="hljs-meta"/>
+        </w:rPr>
+        <w:t>HttpPost</w:t>
+      </w:r>
+      <w:r>
+        <w:rPr>
+          <w:rStyle w:val="HTMLCode"/>
+        </w:rPr>
+        <w:t>]</w:t>
+      </w:r>
+    </w:p>
+    <w:p>
+      <w:pPr>
+        <w:pStyle w:val="HTMLPreformatted"/>
+        <w:rPr>
+          <w:rStyle w:val="HTMLCode"/>
+        </w:rPr>
+      </w:pPr>
+      <w:r>
+        <w:rPr>
+          <w:rStyle w:val="hljs-keyword"/>
+        </w:rPr>
+        <w:t>public</w:t>
+      </w:r>
+      <w:r>
+        <w:rPr>
+          <w:rStyle w:val="hljs-function"/>
+        </w:rPr>
+        <w:t xml:space="preserve"> IActionResult </w:t>
+      </w:r>
+      <w:r>
+        <w:rPr>
+          <w:rStyle w:val="hljs-title"/>
+        </w:rPr>
+        <w:t>Login</w:t>
+      </w:r>
+      <w:r>
+        <w:rPr>
+          <w:rStyle w:val="hljs-function"/>
+        </w:rPr>
+        <w:t>(</w:t>
+      </w:r>
+      <w:r>
+        <w:rPr>
+          <w:rStyle w:val="hljs-params"/>
+        </w:rPr>
+        <w:t>LoginViewModel model</w:t>
+      </w:r>
+      <w:r>
+        <w:rPr>
+          <w:rStyle w:val="hljs-function"/>
+        </w:rPr>
+        <w:t>)</w:t>
+      </w:r>
+      <w:r>
+        <w:rPr>
+          <w:rStyle w:val="HTMLCode"/>
+        </w:rPr>
+        <w:t xml:space="preserve"> {</w:t>
+      </w:r>
+    </w:p>
+    <w:p>
+      <w:pPr>
+        <w:pStyle w:val="HTMLPreformatted"/>
+        <w:rPr>
+          <w:rStyle w:val="HTMLCode"/>
+        </w:rPr>
+      </w:pPr>
+      <w:r>
+        <w:rPr>
+          <w:rStyle w:val="HTMLCode"/>
+        </w:rPr>
+        <w:t xml:space="preserve">    </w:t>
+      </w:r>
+      <w:r>
+        <w:rPr>
+          <w:rStyle w:val="hljs-keyword"/>
+        </w:rPr>
+        <w:t>if</w:t>
+      </w:r>
+      <w:r>
+        <w:rPr>
+          <w:rStyle w:val="HTMLCode"/>
+        </w:rPr>
+        <w:t xml:space="preserve"> (ModelState.IsValid) {</w:t>
+      </w:r>
+    </w:p>
+    <w:p>
+      <w:pPr>
+        <w:pStyle w:val="HTMLPreformatted"/>
+        <w:rPr>
+          <w:rStyle w:val="HTMLCode"/>
+        </w:rPr>
+      </w:pPr>
+      <w:r>
+        <w:rPr>
+          <w:rStyle w:val="HTMLCode"/>
+        </w:rPr>
+        <w:t xml:space="preserve">        </w:t>
+      </w:r>
+      <w:r>
+        <w:rPr>
+          <w:rStyle w:val="hljs-comment"/>
+        </w:rPr>
+        <w:t>// 1. Check database for user</w:t>
+      </w:r>
+    </w:p>
+    <w:p>
+      <w:pPr>
+        <w:pStyle w:val="HTMLPreformatted"/>
+        <w:rPr>
+          <w:rStyle w:val="HTMLCode"/>
+        </w:rPr>
+      </w:pPr>
+      <w:r>
+        <w:rPr>
+          <w:rStyle w:val="HTMLCode"/>
+        </w:rPr>
+        <w:t xml:space="preserve">        </w:t>
+      </w:r>
+      <w:r>
+        <w:rPr>
+          <w:rStyle w:val="hljs-keyword"/>
+        </w:rPr>
+        <w:t>var</w:t>
+      </w:r>
+      <w:r>
+        <w:rPr>
+          <w:rStyle w:val="HTMLCode"/>
+        </w:rPr>
+        <w:t xml:space="preserve"> user = _context.Users.FirstOrDefault(u =&gt; u.Email == model.Email &amp;&amp; u.Password == model.Password);</w:t>
+      </w:r>
+    </w:p>
+    <w:p>
+      <w:pPr>
+        <w:pStyle w:val="HTMLPreformatted"/>
+        <w:rPr>
+          <w:rStyle w:val="HTMLCode"/>
+        </w:rPr>
+      </w:pPr>
+    </w:p>
+    <w:p>
+      <w:pPr>
+        <w:pStyle w:val="HTMLPreformatted"/>
+        <w:rPr>
+          <w:rStyle w:val="HTMLCode"/>
+        </w:rPr>
+      </w:pPr>
+      <w:r>
+        <w:rPr>
+          <w:rStyle w:val="HTMLCode"/>
+        </w:rPr>
+        <w:t xml:space="preserve">        </w:t>
+      </w:r>
+      <w:r>
+        <w:rPr>
+          <w:rStyle w:val="hljs-keyword"/>
+        </w:rPr>
+        <w:t>if</w:t>
+      </w:r>
+      <w:r>
+        <w:rPr>
+          <w:rStyle w:val="HTMLCode"/>
+        </w:rPr>
+        <w:t xml:space="preserve"> (user != </w:t>
+      </w:r>
+      <w:r>
+        <w:rPr>
+          <w:rStyle w:val="hljs-literal"/>
+          <w:rFonts w:eastAsiaTheme="majorEastAsia"/>
+        </w:rPr>
+        <w:t>null</w:t>
+      </w:r>
+      <w:r>
+        <w:rPr>
+          <w:rStyle w:val="HTMLCode"/>
+        </w:rPr>
+        <w:t>) {</w:t>
+      </w:r>
+    </w:p>
+    <w:p>
+      <w:pPr>
+        <w:pStyle w:val="HTMLPreformatted"/>
+        <w:rPr>
+          <w:rStyle w:val="HTMLCode"/>
+        </w:rPr>
+      </w:pPr>
+      <w:r>
+        <w:rPr>
+          <w:rStyle w:val="HTMLCode"/>
+        </w:rPr>
+        <w:t xml:space="preserve">            </w:t>
+      </w:r>
+      <w:r>
+        <w:rPr>
+          <w:rStyle w:val="hljs-comment"/>
+        </w:rPr>
+        <w:t>// 2. SUCCESS: Create the Session</w:t>
+      </w:r>
+    </w:p>
+    <w:p>
+      <w:pPr>
+        <w:pStyle w:val="HTMLPreformatted"/>
+        <w:rPr>
+          <w:rStyle w:val="HTMLCode"/>
+        </w:rPr>
+      </w:pPr>
+      <w:r>
+        <w:rPr>
+          <w:rStyle w:val="HTMLCode"/>
+        </w:rPr>
+        <w:t xml:space="preserve">            HttpContext.Session.SetString(</w:t>
+      </w:r>
+      <w:r>
+        <w:rPr>
+          <w:rStyle w:val="hljs-string"/>
+        </w:rPr>
+        <w:t>"UserEmail"</w:t>
+      </w:r>
+      <w:r>
+        <w:rPr>
+          <w:rStyle w:val="HTMLCode"/>
+        </w:rPr>
+        <w:t>, user.Email);</w:t>
+      </w:r>
+    </w:p>
+    <w:p>
+      <w:pPr>
+        <w:pStyle w:val="HTMLPreformatted"/>
+        <w:rPr>
+          <w:rStyle w:val="HTMLCode"/>
+        </w:rPr>
+      </w:pPr>
+      <w:r>
+        <w:rPr>
+          <w:rStyle w:val="HTMLCode"/>
+        </w:rPr>
+        <w:t xml:space="preserve">            HttpContext.Session.SetInt32(</w:t>
+      </w:r>
+      <w:r>
+        <w:rPr>
+          <w:rStyle w:val="hljs-string"/>
+        </w:rPr>
+        <w:t>"UserId"</w:t>
+      </w:r>
+      <w:r>
+        <w:rPr>
+          <w:rStyle w:val="HTMLCode"/>
+        </w:rPr>
+        <w:t>, user.Id);</w:t>
+      </w:r>
+    </w:p>
+    <w:p>
+      <w:pPr>
+        <w:pStyle w:val="HTMLPreformatted"/>
+        <w:rPr>
+          <w:rStyle w:val="HTMLCode"/>
+        </w:rPr>
+      </w:pPr>
+      <w:r>
+        <w:rPr>
+          <w:rStyle w:val="HTMLCode"/>
+        </w:rPr>
+        <w:t xml:space="preserve">            </w:t>
+      </w:r>
+    </w:p>
+    <w:p>
+      <w:pPr>
+        <w:pStyle w:val="HTMLPreformatted"/>
+        <w:rPr>
+          <w:rStyle w:val="HTMLCode"/>
+        </w:rPr>
+      </w:pPr>
+      <w:r>
+        <w:rPr>
+          <w:rStyle w:val="HTMLCode"/>
+        </w:rPr>
+        <w:t xml:space="preserve">            </w:t>
+      </w:r>
+      <w:r>
+        <w:rPr>
+          <w:rStyle w:val="hljs-keyword"/>
+        </w:rPr>
+        <w:t>return</w:t>
+      </w:r>
+      <w:r>
+        <w:rPr>
+          <w:rStyle w:val="HTMLCode"/>
+        </w:rPr>
+        <w:t xml:space="preserve"> RedirectToAction(</w:t>
+      </w:r>
+      <w:r>
+        <w:rPr>
+          <w:rStyle w:val="hljs-string"/>
+        </w:rPr>
+        <w:t>"Dashboard"</w:t>
+      </w:r>
+      <w:r>
+        <w:rPr>
+          <w:rStyle w:val="HTMLCode"/>
+        </w:rPr>
+        <w:t xml:space="preserve">, </w:t>
+      </w:r>
+      <w:r>
+        <w:rPr>
+          <w:rStyle w:val="hljs-string"/>
+        </w:rPr>
+        <w:t>"Home"</w:t>
+      </w:r>
+      <w:r>
+        <w:rPr>
+          <w:rStyle w:val="HTMLCode"/>
+        </w:rPr>
+        <w:t>);</w:t>
+      </w:r>
+    </w:p>
+    <w:p>
+      <w:pPr>
+        <w:pStyle w:val="HTMLPreformatted"/>
+        <w:rPr>
+          <w:rStyle w:val="HTMLCode"/>
+        </w:rPr>
+      </w:pPr>
+      <w:r>
+        <w:rPr>
+          <w:rStyle w:val="HTMLCode"/>
+        </w:rPr>
+        <w:t xml:space="preserve">        }</w:t>
+      </w:r>
+    </w:p>
+    <w:p>
+      <w:pPr>
+        <w:pStyle w:val="HTMLPreformatted"/>
+        <w:rPr>
+          <w:rStyle w:val="HTMLCode"/>
+        </w:rPr>
+      </w:pPr>
+      <w:r>
+        <w:rPr>
+          <w:rStyle w:val="HTMLCode"/>
+        </w:rPr>
+        <w:t xml:space="preserve">        </w:t>
+      </w:r>
+    </w:p>
+    <w:p>
+      <w:pPr>
+        <w:pStyle w:val="HTMLPreformatted"/>
+        <w:rPr>
+          <w:rStyle w:val="HTMLCode"/>
+        </w:rPr>
+      </w:pPr>
+      <w:r>
+        <w:rPr>
+          <w:rStyle w:val="HTMLCode"/>
+        </w:rPr>
+        <w:t xml:space="preserve">        ModelState.AddModelError(</w:t>
+      </w:r>
+      <w:r>
+        <w:rPr>
+          <w:rStyle w:val="hljs-string"/>
+        </w:rPr>
+        <w:t>""</w:t>
+      </w:r>
+      <w:r>
+        <w:rPr>
+          <w:rStyle w:val="HTMLCode"/>
+        </w:rPr>
+        <w:t xml:space="preserve">, </w:t>
+      </w:r>
+      <w:r>
+        <w:rPr>
+          <w:rStyle w:val="hljs-string"/>
+        </w:rPr>
+        <w:t>"Invalid email or password."</w:t>
+      </w:r>
+      <w:r>
+        <w:rPr>
+          <w:rStyle w:val="HTMLCode"/>
+        </w:rPr>
+        <w:t>);</w:t>
+      </w:r>
+    </w:p>
+    <w:p>
+      <w:pPr>
+        <w:pStyle w:val="HTMLPreformatted"/>
+        <w:rPr>
+          <w:rStyle w:val="HTMLCode"/>
+        </w:rPr>
+      </w:pPr>
+      <w:r>
+        <w:rPr>
+          <w:rStyle w:val="HTMLCode"/>
+        </w:rPr>
+        <w:t xml:space="preserve">    }</w:t>
+      </w:r>
+    </w:p>
+    <w:p>
+      <w:pPr>
+        <w:pStyle w:val="HTMLPreformatted"/>
+        <w:rPr>
+          <w:rStyle w:val="HTMLCode"/>
+        </w:rPr>
+      </w:pPr>
+      <w:r>
+        <w:rPr>
+          <w:rStyle w:val="HTMLCode"/>
+        </w:rPr>
+        <w:t xml:space="preserve">    </w:t>
+      </w:r>
+      <w:r>
+        <w:rPr>
+          <w:rStyle w:val="hljs-keyword"/>
+        </w:rPr>
+        <w:t>return</w:t>
+      </w:r>
+      <w:r>
+        <w:rPr>
+          <w:rStyle w:val="HTMLCode"/>
+        </w:rPr>
+        <w:t xml:space="preserve"> View(model);</w:t>
+      </w:r>
+    </w:p>
+    <w:p>
+      <w:pPr>
+        <w:pStyle w:val="HTMLPreformatted"/>
+        <w:rPr>
+          <w:rStyle w:val="HTMLCode"/>
+        </w:rPr>
+      </w:pPr>
+      <w:r>
+        <w:rPr>
+          <w:rStyle w:val="HTMLCode"/>
+        </w:rPr>
+        <w:t>}</w:t>
+      </w:r>
+    </w:p>
+    <w:p>
+      <w:pPr>
+        <w:pStyle w:val="Heading4"/>
+      </w:pPr>
+      <w:r>
+        <w:t>Step C: Protecting the Dashboard</w:t>
+      </w:r>
+    </w:p>
+    <w:p>
+      <w:pPr>
+        <w:pStyle w:val="NormalWeb"/>
+      </w:pPr>
+      <w:r>
+        <w:t>On your private pages, check if the session exists.</w:t>
+      </w:r>
+    </w:p>
+    <w:p>
+      <w:r>
+        <w:rPr>
+          <w:rStyle w:val="ng-tns-c1837689526-73"/>
+        </w:rPr>
+        <w:t>C#</w:t>
+      </w:r>
+    </w:p>
+    <w:p>
+      <w:pPr>
+        <w:pStyle w:val="HTMLPreformatted"/>
+        <w:rPr>
+          <w:rStyle w:val="HTMLCode"/>
+        </w:rPr>
+      </w:pPr>
+      <w:r>
+        <w:rPr>
+          <w:rStyle w:val="hljs-keyword"/>
+        </w:rPr>
+        <w:t>public</w:t>
+      </w:r>
+      <w:r>
+        <w:rPr>
+          <w:rStyle w:val="hljs-function"/>
+        </w:rPr>
+        <w:t xml:space="preserve"> IActionResult </w:t>
+      </w:r>
+      <w:r>
+        <w:rPr>
+          <w:rStyle w:val="hljs-title"/>
+        </w:rPr>
+        <w:t>Dashboard</w:t>
+      </w:r>
+      <w:r>
+        <w:rPr>
+          <w:rStyle w:val="hljs-function"/>
+        </w:rPr>
+        <w:t>()</w:t>
+      </w:r>
+      <w:r>
+        <w:rPr>
+          <w:rStyle w:val="HTMLCode"/>
+        </w:rPr>
+        <w:t xml:space="preserve"> {</w:t>
+      </w:r>
+    </w:p>
+    <w:p>
+      <w:pPr>
+        <w:pStyle w:val="HTMLPreformatted"/>
+        <w:rPr>
+          <w:rStyle w:val="HTMLCode"/>
+        </w:rPr>
+      </w:pPr>
+      <w:r>
+        <w:rPr>
+          <w:rStyle w:val="HTMLCode"/>
+        </w:rPr>
+        <w:t xml:space="preserve">    </w:t>
+      </w:r>
+      <w:r>
+        <w:rPr>
+          <w:rStyle w:val="hljs-keyword"/>
+        </w:rPr>
+        <w:t>var</w:t>
+      </w:r>
+      <w:r>
+        <w:rPr>
+          <w:rStyle w:val="HTMLCode"/>
+        </w:rPr>
+        <w:t xml:space="preserve"> email = HttpContext.Session.GetString(</w:t>
+      </w:r>
+      <w:r>
+        <w:rPr>
+          <w:rStyle w:val="hljs-string"/>
+        </w:rPr>
+        <w:t>"UserEmail"</w:t>
+      </w:r>
+      <w:r>
+        <w:rPr>
+          <w:rStyle w:val="HTMLCode"/>
+        </w:rPr>
+        <w:t>);</w:t>
+      </w:r>
+    </w:p>
+    <w:p>
+      <w:pPr>
+        <w:pStyle w:val="HTMLPreformatted"/>
+        <w:rPr>
+          <w:rStyle w:val="HTMLCode"/>
+        </w:rPr>
+      </w:pPr>
+      <w:r>
+        <w:rPr>
+          <w:rStyle w:val="HTMLCode"/>
+        </w:rPr>
+        <w:t xml:space="preserve">    </w:t>
+      </w:r>
+    </w:p>
+    <w:p>
+      <w:pPr>
+        <w:pStyle w:val="HTMLPreformatted"/>
+        <w:rPr>
+          <w:rStyle w:val="HTMLCode"/>
+        </w:rPr>
+      </w:pPr>
+      <w:r>
+        <w:rPr>
+          <w:rStyle w:val="HTMLCode"/>
+        </w:rPr>
+        <w:t xml:space="preserve">    </w:t>
+      </w:r>
+      <w:r>
+        <w:rPr>
+          <w:rStyle w:val="hljs-keyword"/>
+        </w:rPr>
+        <w:t>if</w:t>
+      </w:r>
+      <w:r>
+        <w:rPr>
+          <w:rStyle w:val="HTMLCode"/>
+        </w:rPr>
+        <w:t xml:space="preserve"> (</w:t>
+      </w:r>
+      <w:r>
+        <w:rPr>
+          <w:rStyle w:val="hljs-builtin"/>
+        </w:rPr>
+        <w:t>string</w:t>
+      </w:r>
+      <w:r>
+        <w:rPr>
+          <w:rStyle w:val="HTMLCode"/>
+        </w:rPr>
+        <w:t>.IsNullOrEmpty(email)) {</w:t>
+      </w:r>
+    </w:p>
+    <w:p>
+      <w:pPr>
+        <w:pStyle w:val="HTMLPreformatted"/>
+        <w:rPr>
+          <w:rStyle w:val="HTMLCode"/>
+        </w:rPr>
+      </w:pPr>
+      <w:r>
+        <w:rPr>
+          <w:rStyle w:val="HTMLCode"/>
+        </w:rPr>
+        <w:t xml:space="preserve">        </w:t>
+      </w:r>
+      <w:r>
+        <w:rPr>
+          <w:rStyle w:val="hljs-keyword"/>
+        </w:rPr>
+        <w:t>return</w:t>
+      </w:r>
+      <w:r>
+        <w:rPr>
+          <w:rStyle w:val="HTMLCode"/>
+        </w:rPr>
+        <w:t xml:space="preserve"> RedirectToAction(</w:t>
+      </w:r>
+      <w:r>
+        <w:rPr>
+          <w:rStyle w:val="hljs-string"/>
+        </w:rPr>
+        <w:t>"Login"</w:t>
+      </w:r>
+      <w:r>
+        <w:rPr>
+          <w:rStyle w:val="HTMLCode"/>
+        </w:rPr>
+        <w:t xml:space="preserve">); </w:t>
+      </w:r>
+      <w:r>
+        <w:rPr>
+          <w:rStyle w:val="hljs-comment"/>
+        </w:rPr>
+        <w:t>// Not logged in! Send them away.</w:t>
+      </w:r>
+    </w:p>
+    <w:p>
+      <w:pPr>
+        <w:pStyle w:val="HTMLPreformatted"/>
+        <w:rPr>
+          <w:rStyle w:val="HTMLCode"/>
+        </w:rPr>
+      </w:pPr>
+      <w:r>
+        <w:rPr>
+          <w:rStyle w:val="HTMLCode"/>
+        </w:rPr>
+        <w:t xml:space="preserve">    }</w:t>
+      </w:r>
+    </w:p>
+    <w:p>
+      <w:pPr>
+        <w:pStyle w:val="HTMLPreformatted"/>
+        <w:rPr>
+          <w:rStyle w:val="HTMLCode"/>
+        </w:rPr>
+      </w:pPr>
+      <w:r>
+        <w:rPr>
+          <w:rStyle w:val="HTMLCode"/>
+        </w:rPr>
+        <w:t xml:space="preserve">    </w:t>
+      </w:r>
+    </w:p>
+    <w:p>
+      <w:pPr>
+        <w:pStyle w:val="HTMLPreformatted"/>
+        <w:rPr>
+          <w:rStyle w:val="HTMLCode"/>
+        </w:rPr>
+      </w:pPr>
+      <w:r>
+        <w:rPr>
+          <w:rStyle w:val="HTMLCode"/>
+        </w:rPr>
+        <w:t xml:space="preserve">    </w:t>
+      </w:r>
+      <w:r>
+        <w:rPr>
+          <w:rStyle w:val="hljs-keyword"/>
+        </w:rPr>
+        <w:t>return</w:t>
+      </w:r>
+      <w:r>
+        <w:rPr>
+          <w:rStyle w:val="HTMLCode"/>
+        </w:rPr>
+        <w:t xml:space="preserve"> View();</w:t>
+      </w:r>
+    </w:p>
+    <w:p>
+      <w:pPr>
+        <w:pStyle w:val="HTMLPreformatted"/>
+        <w:rPr>
+          <w:rStyle w:val="HTMLCode"/>
+        </w:rPr>
+      </w:pPr>
+      <w:r>
+        <w:rPr>
+          <w:rStyle w:val="HTMLCode"/>
+        </w:rPr>
+        <w:t>}</w:t>
+      </w:r>
+    </w:p>
+    <w:p>
+      <w:r>
+        <w:pict>
+          <v:rect id="_x0000_i1075" style="width:0;height:1.5pt" o:hralign="center" o:hrstd="t" o:hr="t" fillcolor="#a0a0a0" stroked="f"/>
+        </w:pict>
+      </w:r>
+    </w:p>
+    <w:p>
+      <w:pPr>
+        <w:pStyle w:val="Heading3"/>
+      </w:pPr>
+      <w:r>
+        <w:rPr>
+          <w:rFonts w:ascii="Segoe UI Symbol" w:hAnsi="Segoe UI Symbol" w:cs="Segoe UI Symbol"/>
+        </w:rPr>
+        <w:lastRenderedPageBreak/>
+        <w:t>📊</w:t>
+      </w:r>
+      <w:r>
+        <w:t xml:space="preserve"> Summary Table: Session Methods</w:t>
+      </w:r>
+    </w:p>
+    <w:tbl>
+      <w:tblPr>
+        <w:tblW w:w="0" w:type="auto"/>
+        <w:tblCellSpacing w:w="15" w:type="dxa"/>
+        <w:tblCellMar>
+          <w:top w:w="15" w:type="dxa"/>
+          <w:left w:w="15" w:type="dxa"/>
+          <w:bottom w:w="15" w:type="dxa"/>
+          <w:right w:w="15" w:type="dxa"/>
+        </w:tblCellMar>
+        <w:tblLook w:val="04A0" w:firstRow="1" w:lastRow="0" w:firstColumn="1" w:lastColumn="0" w:noHBand="0" w:noVBand="1"/>
+      </w:tblPr>
+      <w:tblGrid>
+        <w:gridCol w:w="2626"/>
+        <w:gridCol w:w="3972"/>
+      </w:tblGrid>
+      <w:tr>
+        <w:trPr>
+          <w:tblHeader/>
+          <w:tblCellSpacing w:w="15" w:type="dxa"/>
+        </w:trPr>
+        <w:tc>
+          <w:tcPr>
+            <w:tcW w:w="0" w:type="auto"/>
+            <w:tcBorders>
+              <w:top w:val="single" w:sz="6" w:space="0" w:color="auto"/>
+              <w:left w:val="single" w:sz="6" w:space="0" w:color="auto"/>
+              <w:bottom w:val="single" w:sz="6" w:space="0" w:color="auto"/>
+              <w:right w:val="single" w:sz="6" w:space="0" w:color="auto"/>
+            </w:tcBorders>
+            <w:vAlign w:val="center"/>
+            <w:hideMark/>
+          </w:tcPr>
+          <w:p>
+            <w:pPr>
+              <w:spacing w:after="480"/>
+            </w:pPr>
+            <w:r>
+              <w:rPr>
+                <w:rStyle w:val="Strong"/>
+              </w:rPr>
+              <w:t>Method</w:t>
+            </w:r>
+          </w:p>
+        </w:tc>
+        <w:tc>
+          <w:tcPr>
+            <w:tcW w:w="0" w:type="auto"/>
+            <w:tcBorders>
+              <w:top w:val="single" w:sz="6" w:space="0" w:color="auto"/>
+              <w:left w:val="single" w:sz="6" w:space="0" w:color="auto"/>
+              <w:bottom w:val="single" w:sz="6" w:space="0" w:color="auto"/>
+              <w:right w:val="single" w:sz="6" w:space="0" w:color="auto"/>
+            </w:tcBorders>
+            <w:vAlign w:val="center"/>
+            <w:hideMark/>
+          </w:tcPr>
+          <w:p>
+            <w:pPr>
+              <w:spacing w:after="480"/>
+            </w:pPr>
+            <w:r>
+              <w:rPr>
+                <w:rStyle w:val="Strong"/>
+              </w:rPr>
+              <w:t>Use Case</w:t>
+            </w:r>
+          </w:p>
+        </w:tc>
+      </w:tr>
+      <w:tr>
+        <w:trPr>
+          <w:tblCellSpacing w:w="15" w:type="dxa"/>
+        </w:trPr>
+        <w:tc>
+          <w:tcPr>
+            <w:tcW w:w="0" w:type="auto"/>
+            <w:tcBorders>
+              <w:top w:val="single" w:sz="6" w:space="0" w:color="auto"/>
+              <w:left w:val="single" w:sz="6" w:space="0" w:color="auto"/>
+              <w:bottom w:val="single" w:sz="6" w:space="0" w:color="auto"/>
+              <w:right w:val="single" w:sz="6" w:space="0" w:color="auto"/>
+            </w:tcBorders>
+            <w:vAlign w:val="center"/>
+            <w:hideMark/>
+          </w:tcPr>
+          <w:p>
+            <w:pPr>
+              <w:spacing w:after="480"/>
+            </w:pPr>
+            <w:r>
+              <w:rPr>
+                <w:rStyle w:val="HTMLCode"/>
+                <w:rFonts w:eastAsiaTheme="minorHAnsi"/>
+                <w:b/>
+                <w:bCs/>
+              </w:rPr>
+              <w:t>SetString(key, value)</w:t>
+            </w:r>
+          </w:p>
+        </w:tc>
+        <w:tc>
+          <w:tcPr>
+            <w:tcW w:w="0" w:type="auto"/>
+            <w:tcBorders>
+              <w:top w:val="single" w:sz="6" w:space="0" w:color="auto"/>
+              <w:left w:val="single" w:sz="6" w:space="0" w:color="auto"/>
+              <w:bottom w:val="single" w:sz="6" w:space="0" w:color="auto"/>
+              <w:right w:val="single" w:sz="6" w:space="0" w:color="auto"/>
+            </w:tcBorders>
+            <w:vAlign w:val="center"/>
+            <w:hideMark/>
+          </w:tcPr>
+          <w:p>
+            <w:pPr>
+              <w:spacing w:after="480"/>
+            </w:pPr>
+            <w:r>
+              <w:t>Saving text like Email or Username.</w:t>
+            </w:r>
+          </w:p>
+        </w:tc>
+      </w:tr>
+      <w:tr>
+        <w:trPr>
+          <w:tblCellSpacing w:w="15" w:type="dxa"/>
+        </w:trPr>
+        <w:tc>
+          <w:tcPr>
+            <w:tcW w:w="0" w:type="auto"/>
+            <w:tcBorders>
+              <w:top w:val="single" w:sz="6" w:space="0" w:color="auto"/>
+              <w:left w:val="single" w:sz="6" w:space="0" w:color="auto"/>
+              <w:bottom w:val="single" w:sz="6" w:space="0" w:color="auto"/>
+              <w:right w:val="single" w:sz="6" w:space="0" w:color="auto"/>
+            </w:tcBorders>
+            <w:vAlign w:val="center"/>
+            <w:hideMark/>
+          </w:tcPr>
+          <w:p>
+            <w:pPr>
+              <w:spacing w:after="480"/>
+            </w:pPr>
+            <w:r>
+              <w:rPr>
+                <w:rStyle w:val="HTMLCode"/>
+                <w:rFonts w:eastAsiaTheme="minorHAnsi"/>
+                <w:b/>
+                <w:bCs/>
+              </w:rPr>
+              <w:t>SetInt32(key, value)</w:t>
+            </w:r>
+          </w:p>
+        </w:tc>
+        <w:tc>
+          <w:tcPr>
+            <w:tcW w:w="0" w:type="auto"/>
+            <w:tcBorders>
+              <w:top w:val="single" w:sz="6" w:space="0" w:color="auto"/>
+              <w:left w:val="single" w:sz="6" w:space="0" w:color="auto"/>
+              <w:bottom w:val="single" w:sz="6" w:space="0" w:color="auto"/>
+              <w:right w:val="single" w:sz="6" w:space="0" w:color="auto"/>
+            </w:tcBorders>
+            <w:vAlign w:val="center"/>
+            <w:hideMark/>
+          </w:tcPr>
+          <w:p>
+            <w:pPr>
+              <w:spacing w:after="480"/>
+            </w:pPr>
+            <w:r>
+              <w:t>Saving the User Primary Key (ID).</w:t>
+            </w:r>
+          </w:p>
+        </w:tc>
+      </w:tr>
+      <w:tr>
+        <w:trPr>
+          <w:tblCellSpacing w:w="15" w:type="dxa"/>
+        </w:trPr>
+        <w:tc>
+          <w:tcPr>
+            <w:tcW w:w="0" w:type="auto"/>
+            <w:tcBorders>
+              <w:top w:val="single" w:sz="6" w:space="0" w:color="auto"/>
+              <w:left w:val="single" w:sz="6" w:space="0" w:color="auto"/>
+              <w:bottom w:val="single" w:sz="6" w:space="0" w:color="auto"/>
+              <w:right w:val="single" w:sz="6" w:space="0" w:color="auto"/>
+            </w:tcBorders>
+            <w:vAlign w:val="center"/>
+            <w:hideMark/>
+          </w:tcPr>
+          <w:p>
+            <w:pPr>
+              <w:spacing w:after="480"/>
+            </w:pPr>
+            <w:r>
+              <w:rPr>
+                <w:rStyle w:val="HTMLCode"/>
+                <w:rFonts w:eastAsiaTheme="minorHAnsi"/>
+                <w:b/>
+                <w:bCs/>
+              </w:rPr>
+              <w:t>GetString(key)</w:t>
+            </w:r>
+          </w:p>
+        </w:tc>
+        <w:tc>
+          <w:tcPr>
+            <w:tcW w:w="0" w:type="auto"/>
+            <w:tcBorders>
+              <w:top w:val="single" w:sz="6" w:space="0" w:color="auto"/>
+              <w:left w:val="single" w:sz="6" w:space="0" w:color="auto"/>
+              <w:bottom w:val="single" w:sz="6" w:space="0" w:color="auto"/>
+              <w:right w:val="single" w:sz="6" w:space="0" w:color="auto"/>
+            </w:tcBorders>
+            <w:vAlign w:val="center"/>
+            <w:hideMark/>
+          </w:tcPr>
+          <w:p>
+            <w:pPr>
+              <w:spacing w:after="480"/>
+            </w:pPr>
+            <w:r>
+              <w:t>Retrieving the saved text.</w:t>
+            </w:r>
+          </w:p>
+        </w:tc>
+      </w:tr>
+      <w:tr>
+        <w:trPr>
+          <w:tblCellSpacing w:w="15" w:type="dxa"/>
+        </w:trPr>
+        <w:tc>
+          <w:tcPr>
+            <w:tcW w:w="0" w:type="auto"/>
+            <w:tcBorders>
+              <w:top w:val="single" w:sz="6" w:space="0" w:color="auto"/>
+              <w:left w:val="single" w:sz="6" w:space="0" w:color="auto"/>
+              <w:bottom w:val="single" w:sz="6" w:space="0" w:color="auto"/>
+              <w:right w:val="single" w:sz="6" w:space="0" w:color="auto"/>
+            </w:tcBorders>
+            <w:vAlign w:val="center"/>
+            <w:hideMark/>
+          </w:tcPr>
+          <w:p>
+            <w:pPr>
+              <w:spacing w:after="480"/>
+            </w:pPr>
+            <w:r>
+              <w:rPr>
+                <w:rStyle w:val="HTMLCode"/>
+                <w:rFonts w:eastAsiaTheme="minorHAnsi"/>
+                <w:b/>
+                <w:bCs/>
+              </w:rPr>
+              <w:t>Clear()</w:t>
+            </w:r>
+          </w:p>
+        </w:tc>
+        <w:tc>
+          <w:tcPr>
+            <w:tcW w:w="0" w:type="auto"/>
+            <w:tcBorders>
+              <w:top w:val="single" w:sz="6" w:space="0" w:color="auto"/>
+              <w:left w:val="single" w:sz="6" w:space="0" w:color="auto"/>
+              <w:bottom w:val="single" w:sz="6" w:space="0" w:color="auto"/>
+              <w:right w:val="single" w:sz="6" w:space="0" w:color="auto"/>
+            </w:tcBorders>
+            <w:vAlign w:val="center"/>
+            <w:hideMark/>
+          </w:tcPr>
+          <w:p>
+            <w:pPr>
+              <w:spacing w:after="480"/>
+            </w:pPr>
+            <w:r>
+              <w:t xml:space="preserve">Used for </w:t>
+            </w:r>
+            <w:r>
+              <w:rPr>
+                <w:b/>
+                <w:bCs/>
+              </w:rPr>
+              <w:t>Logout</w:t>
+            </w:r>
+            <w:r>
+              <w:t xml:space="preserve"> to destroy all session data.</w:t>
+            </w:r>
+          </w:p>
+        </w:tc>
+      </w:tr>
+    </w:tbl>
+    <w:p>
+      <w:pPr>
+        <w:spacing w:after="0"/>
+      </w:pPr>
+      <w:r>
+        <w:pict>
+          <v:rect id="_x0000_i1076" style="width:0;height:1.5pt" o:hralign="center" o:hrstd="t" o:hr="t" fillcolor="#a0a0a0" stroked="f"/>
+        </w:pict>
+      </w:r>
+    </w:p>
+    <w:p>
+      <w:pPr>
+        <w:pStyle w:val="Heading3"/>
+      </w:pPr>
+      <w:r>
+        <w:rPr>
+          <w:rFonts w:ascii="Segoe UI Symbol" w:hAnsi="Segoe UI Symbol" w:cs="Segoe UI Symbol"/>
+        </w:rPr>
+        <w:t>📌</w:t>
+      </w:r>
+      <w:r>
+        <w:t xml:space="preserve"> Interview Aspect: Session Security</w:t>
+      </w:r>
+    </w:p>
+    <w:p>
+      <w:pPr>
+        <w:pStyle w:val="NormalWeb"/>
+      </w:pPr>
+      <w:r>
+        <w:rPr>
+          <w:b/>
+          <w:bCs/>
+        </w:rPr>
+        <w:t>Interviewer: "Why store the User ID in a Session instead of a Cookie?"</w:t>
+      </w:r>
+    </w:p>
+    <w:p>
+      <w:pPr>
+        <w:pStyle w:val="NormalWeb"/>
+      </w:pPr>
+      <w:r>
+        <w:rPr>
+          <w:b/>
+          <w:bCs/>
+        </w:rPr>
+        <w:t>The Answer:</w:t>
+      </w:r>
+    </w:p>
+    <w:p>
+      <w:pPr>
+        <w:pStyle w:val="NormalWeb"/>
+      </w:pPr>
+      <w:r>
+        <w:t xml:space="preserve">"Data in a </w:t>
+      </w:r>
+      <w:r>
+        <w:rPr>
+          <w:b/>
+          <w:bCs/>
+        </w:rPr>
+        <w:t>Cookie</w:t>
+      </w:r>
+      <w:r>
+        <w:t xml:space="preserve"> is stored on the user's computer and can be easily edited or stolen by a hacker. Data in a </w:t>
+      </w:r>
+      <w:r>
+        <w:rPr>
+          <w:b/>
+          <w:bCs/>
+        </w:rPr>
+        <w:t>Session</w:t>
+      </w:r>
+      <w:r>
+        <w:t xml:space="preserve"> is stored safely on the </w:t>
+      </w:r>
+      <w:r>
+        <w:rPr>
+          <w:b/>
+          <w:bCs/>
+        </w:rPr>
+        <w:t>Server</w:t>
+      </w:r>
+      <w:r>
+        <w:t>. The user only holds a 'Key' (the Session ID). This makes Sessions much more secure for sensitive info like login status."</w:t>
+      </w:r>
+    </w:p>
+    <w:p>
+      <w:pPr>
+        <w:pStyle w:val="NormalWeb"/>
+      </w:pPr>
+      <w:r>
+        <w:rPr>
+          <w:b/>
+          <w:bCs/>
+        </w:rPr>
+        <w:t>Interviewer: "What is the downside of using Sessions?"</w:t>
+      </w:r>
+    </w:p>
+    <w:p>
+      <w:pPr>
+        <w:pStyle w:val="NormalWeb"/>
+      </w:pPr>
+      <w:r>
+        <w:t xml:space="preserve">"Sessions use </w:t>
+      </w:r>
+      <w:r>
+        <w:rPr>
+          <w:b/>
+          <w:bCs/>
+        </w:rPr>
+        <w:t>Server Memory (RAM)</w:t>
+      </w:r>
+      <w:r>
+        <w:t>. If you have 1 million users logged in at once, your server might run out of memory. For massive scale, we use 'Distributed Cache' (like Redis) or JWT tokens instead of standard memory sessions."</w:t>
+      </w:r>
+    </w:p>
+    <w:p>
+      <w:pPr>
+        <w:pStyle w:val="Heading3"/>
+      </w:pPr>
+      <w:r>
+        <w:rPr>
+          <w:rFonts w:ascii="Segoe UI Symbol" w:hAnsi="Segoe UI Symbol" w:cs="Segoe UI Symbol"/>
+        </w:rPr>
+        <w:t>📌</w:t>
+      </w:r>
+      <w:r>
+        <w:t xml:space="preserve"> Interview Aspect: Middleware Order</w:t>
+      </w:r>
+    </w:p>
+    <w:p>
+      <w:pPr>
+        <w:pStyle w:val="NormalWeb"/>
+      </w:pPr>
+      <w:r>
+        <w:rPr>
+          <w:b/>
+          <w:bCs/>
+        </w:rPr>
+        <w:t xml:space="preserve">Interviewer: "What happens if I put </w:t>
+      </w:r>
+      <w:r>
+        <w:rPr>
+          <w:rStyle w:val="HTMLCode"/>
+          <w:b/>
+          <w:bCs/>
+        </w:rPr>
+        <w:t>app.UseSession()</w:t>
+      </w:r>
+      <w:r>
+        <w:rPr>
+          <w:b/>
+          <w:bCs/>
+        </w:rPr>
+        <w:t xml:space="preserve"> after </w:t>
+      </w:r>
+      <w:r>
+        <w:rPr>
+          <w:rStyle w:val="HTMLCode"/>
+          <w:b/>
+          <w:bCs/>
+        </w:rPr>
+        <w:t>app.MapControllerRoute()</w:t>
+      </w:r>
+      <w:r>
+        <w:rPr>
+          <w:b/>
+          <w:bCs/>
+        </w:rPr>
+        <w:t>?"</w:t>
+      </w:r>
+    </w:p>
+    <w:p>
+      <w:pPr>
+        <w:pStyle w:val="NormalWeb"/>
+      </w:pPr>
+      <w:r>
+        <w:rPr>
+          <w:b/>
+          <w:bCs/>
+        </w:rPr>
+        <w:t>The Answer:</w:t>
+      </w:r>
+    </w:p>
+    <w:p>
+      <w:pPr>
+        <w:pStyle w:val="NormalWeb"/>
+      </w:pPr>
+      <w:r>
+        <w:t xml:space="preserve">"The code will fail. The request will reach the Controller action first, but when you try to call </w:t>
+      </w:r>
+      <w:r>
+        <w:rPr>
+          <w:rStyle w:val="HTMLCode"/>
+        </w:rPr>
+        <w:t>HttpContext.Session.SetString()</w:t>
+      </w:r>
+      <w:r>
+        <w:t>, it will throw an error because the Session middleware hasn't 'started' the session yet. Middleware must be configured in the order that the request travels."</w:t>
+      </w:r>
+    </w:p>
+    <w:p>
+      <w:pPr>
+        <w:pStyle w:val="NormalWeb"/>
+      </w:pPr>
+      <w:bookmarkStart w:id="28" w:name="_GoBack"/>
+      <w:bookmarkEnd w:id="28"/>
+      <w:r>
+        <w:lastRenderedPageBreak/>
+        <w:pict>
+          <v:rect id="_x0000_i1079" style="width:0;height:1.5pt" o:hralign="center" o:hrstd="t" o:hr="t" fillcolor="#a0a0a0" stroked="f"/>
+        </w:pict>
+      </w:r>
+    </w:p>
+    <w:p>
+      <w:pPr>
+        <w:pStyle w:val="NormalWeb"/>
+      </w:pPr>
+      <w:r>
+        <w:t xml:space="preserve">If you switch to </w:t>
+      </w:r>
+      <w:r>
+        <w:rPr>
+          <w:b/>
+          <w:bCs/>
+        </w:rPr>
+        <w:t>JWT (JSON Web Tokens)</w:t>
+      </w:r>
+      <w:r>
+        <w:t xml:space="preserve">, you no longer need </w:t>
+      </w:r>
+      <w:r>
+        <w:rPr>
+          <w:rStyle w:val="HTMLCode"/>
+        </w:rPr>
+        <w:t>AddDistributedMemoryCache</w:t>
+      </w:r>
+      <w:r>
+        <w:t xml:space="preserve"> or </w:t>
+      </w:r>
+      <w:r>
+        <w:rPr>
+          <w:rStyle w:val="HTMLCode"/>
+        </w:rPr>
+        <w:t>AddSession</w:t>
+      </w:r>
+      <w:r>
+        <w:t xml:space="preserve"> for authentication purposes.</w:t>
+      </w:r>
+    </w:p>
+    <w:p>
+      <w:r>
+        <w:pict>
+          <v:rect id="_x0000_i1078" style="width:0;height:1.5pt" o:hralign="center" o:hrstd="t" o:hr="t" fillcolor="#a0a0a0" stroked="f"/>
+        </w:pict>
+      </w:r>
+    </w:p>
+    <w:p>
+      <w:pPr>
+        <w:pStyle w:val="Heading3"/>
+      </w:pPr>
+      <w:r>
+        <w:t>1. Why JWT doesn't need a Cache</w:t>
+      </w:r>
+    </w:p>
+    <w:p>
+      <w:pPr>
+        <w:pStyle w:val="NormalWeb"/>
+      </w:pPr>
+      <w:r>
+        <w:t xml:space="preserve">JWT is </w:t>
+      </w:r>
+      <w:r>
+        <w:rPr>
+          <w:b/>
+          <w:bCs/>
+        </w:rPr>
+        <w:t>Stateless</w:t>
+      </w:r>
+      <w:r>
+        <w:t>. Here is the difference in how they "remember" you:</w:t>
+      </w:r>
+    </w:p>
+    <w:p>
+      <w:pPr>
+        <w:pStyle w:val="NormalWeb"/>
+        <w:numPr>
+          <w:ilvl w:val="0"/>
+          <w:numId w:val="99"/>
+        </w:numPr>
+      </w:pPr>
+      <w:r>
+        <w:rPr>
+          <w:b/>
+          <w:bCs/>
+        </w:rPr>
+        <w:t>Sessions:</w:t>
+      </w:r>
+      <w:r>
+        <w:t xml:space="preserve"> The server holds a "file" in RAM (the Cache) and gives you a key (Cookie). The server does the work of remembering.</w:t>
+      </w:r>
+    </w:p>
+    <w:p>
+      <w:pPr>
+        <w:pStyle w:val="NormalWeb"/>
+        <w:numPr>
+          <w:ilvl w:val="0"/>
+          <w:numId w:val="99"/>
+        </w:numPr>
+      </w:pPr>
+      <w:r>
+        <w:rPr>
+          <w:b/>
+          <w:bCs/>
+        </w:rPr>
+        <w:t>JWT:</w:t>
+      </w:r>
+      <w:r>
+        <w:t xml:space="preserve"> The server gives you a "signed passport" (the Token). </w:t>
+      </w:r>
+      <w:r>
+        <w:rPr>
+          <w:b/>
+          <w:bCs/>
+        </w:rPr>
+        <w:t>The user carries the data.</w:t>
+      </w:r>
+      <w:r>
+        <w:t xml:space="preserve"> Every time you make a request, you show the passport. The server just checks if the signature is valid—it doesn't need to look anything up in its own memory.</w:t>
+      </w:r>
+    </w:p>
+    <w:p>
+      <w:pPr>
         <w:spacing w:line="276" w:lineRule="auto"/>
         <w:rPr>
           <w:rFonts w:ascii="Times New Roman" w:hAnsi="Times New Roman" w:cs="Times New Roman"/>
@@ -31026,6 +33782,155 @@
     </w:lvl>
   </w:abstractNum>
   <w:abstractNum w:abstractNumId="8">
+    <w:nsid w:val="0C9C766B"/>
+    <w:multiLevelType w:val="multilevel"/>
+    <w:tmpl w:val="8F8098CE"/>
+    <w:lvl w:ilvl="0">
+      <w:start w:val="1"/>
+      <w:numFmt w:val="bullet"/>
+      <w:lvlText w:val=""/>
+      <w:lvlJc w:val="left"/>
+      <w:pPr>
+        <w:tabs>
+          <w:tab w:val="num" w:pos="720"/>
+        </w:tabs>
+        <w:ind w:left="720" w:hanging="360"/>
+      </w:pPr>
+      <w:rPr>
+        <w:rFonts w:ascii="Symbol" w:hAnsi="Symbol" w:hint="default"/>
+        <w:sz w:val="20"/>
+      </w:rPr>
+    </w:lvl>
+    <w:lvl w:ilvl="1" w:tentative="1">
+      <w:start w:val="1"/>
+      <w:numFmt w:val="bullet"/>
+      <w:lvlText w:val="o"/>
+      <w:lvlJc w:val="left"/>
+      <w:pPr>
+        <w:tabs>
+          <w:tab w:val="num" w:pos="1440"/>
+        </w:tabs>
+        <w:ind w:left="1440" w:hanging="360"/>
+      </w:pPr>
+      <w:rPr>
+        <w:rFonts w:ascii="Courier New" w:hAnsi="Courier New" w:hint="default"/>
+        <w:sz w:val="20"/>
+      </w:rPr>
+    </w:lvl>
+    <w:lvl w:ilvl="2" w:tentative="1">
+      <w:start w:val="1"/>
+      <w:numFmt w:val="bullet"/>
+      <w:lvlText w:val=""/>
+      <w:lvlJc w:val="left"/>
+      <w:pPr>
+        <w:tabs>
+          <w:tab w:val="num" w:pos="2160"/>
+        </w:tabs>
+        <w:ind w:left="2160" w:hanging="360"/>
+      </w:pPr>
+      <w:rPr>
+        <w:rFonts w:ascii="Wingdings" w:hAnsi="Wingdings" w:hint="default"/>
+        <w:sz w:val="20"/>
+      </w:rPr>
+    </w:lvl>
+    <w:lvl w:ilvl="3" w:tentative="1">
+      <w:start w:val="1"/>
+      <w:numFmt w:val="bullet"/>
+      <w:lvlText w:val=""/>
+      <w:lvlJc w:val="left"/>
+      <w:pPr>
+        <w:tabs>
+          <w:tab w:val="num" w:pos="2880"/>
+        </w:tabs>
+        <w:ind w:left="2880" w:hanging="360"/>
+      </w:pPr>
+      <w:rPr>
+        <w:rFonts w:ascii="Wingdings" w:hAnsi="Wingdings" w:hint="default"/>
+        <w:sz w:val="20"/>
+      </w:rPr>
+    </w:lvl>
+    <w:lvl w:ilvl="4" w:tentative="1">
+      <w:start w:val="1"/>
+      <w:numFmt w:val="bullet"/>
+      <w:lvlText w:val=""/>
+      <w:lvlJc w:val="left"/>
+      <w:pPr>
+        <w:tabs>
+          <w:tab w:val="num" w:pos="3600"/>
+        </w:tabs>
+        <w:ind w:left="3600" w:hanging="360"/>
+      </w:pPr>
+      <w:rPr>
+        <w:rFonts w:ascii="Wingdings" w:hAnsi="Wingdings" w:hint="default"/>
+        <w:sz w:val="20"/>
+      </w:rPr>
+    </w:lvl>
+    <w:lvl w:ilvl="5" w:tentative="1">
+      <w:start w:val="1"/>
+      <w:numFmt w:val="bullet"/>
+      <w:lvlText w:val=""/>
+      <w:lvlJc w:val="left"/>
+      <w:pPr>
+        <w:tabs>
+          <w:tab w:val="num" w:pos="4320"/>
+        </w:tabs>
+        <w:ind w:left="4320" w:hanging="360"/>
+      </w:pPr>
+      <w:rPr>
+        <w:rFonts w:ascii="Wingdings" w:hAnsi="Wingdings" w:hint="default"/>
+        <w:sz w:val="20"/>
+      </w:rPr>
+    </w:lvl>
+    <w:lvl w:ilvl="6" w:tentative="1">
+      <w:start w:val="1"/>
+      <w:numFmt w:val="bullet"/>
+      <w:lvlText w:val=""/>
+      <w:lvlJc w:val="left"/>
+      <w:pPr>
+        <w:tabs>
+          <w:tab w:val="num" w:pos="5040"/>
+        </w:tabs>
+        <w:ind w:left="5040" w:hanging="360"/>
+      </w:pPr>
+      <w:rPr>
+        <w:rFonts w:ascii="Wingdings" w:hAnsi="Wingdings" w:hint="default"/>
+        <w:sz w:val="20"/>
+      </w:rPr>
+    </w:lvl>
+    <w:lvl w:ilvl="7" w:tentative="1">
+      <w:start w:val="1"/>
+      <w:numFmt w:val="bullet"/>
+      <w:lvlText w:val=""/>
+      <w:lvlJc w:val="left"/>
+      <w:pPr>
+        <w:tabs>
+          <w:tab w:val="num" w:pos="5760"/>
+        </w:tabs>
+        <w:ind w:left="5760" w:hanging="360"/>
+      </w:pPr>
+      <w:rPr>
+        <w:rFonts w:ascii="Wingdings" w:hAnsi="Wingdings" w:hint="default"/>
+        <w:sz w:val="20"/>
+      </w:rPr>
+    </w:lvl>
+    <w:lvl w:ilvl="8" w:tentative="1">
+      <w:start w:val="1"/>
+      <w:numFmt w:val="bullet"/>
+      <w:lvlText w:val=""/>
+      <w:lvlJc w:val="left"/>
+      <w:pPr>
+        <w:tabs>
+          <w:tab w:val="num" w:pos="6480"/>
+        </w:tabs>
+        <w:ind w:left="6480" w:hanging="360"/>
+      </w:pPr>
+      <w:rPr>
+        <w:rFonts w:ascii="Wingdings" w:hAnsi="Wingdings" w:hint="default"/>
+        <w:sz w:val="20"/>
+      </w:rPr>
+    </w:lvl>
+  </w:abstractNum>
+  <w:abstractNum w:abstractNumId="9">
     <w:nsid w:val="0D9F336D"/>
     <w:multiLevelType w:val="hybridMultilevel"/>
     <w:tmpl w:val="A73ACC7E"/>
@@ -31111,7 +34016,7 @@
       </w:pPr>
     </w:lvl>
   </w:abstractNum>
-  <w:abstractNum w:abstractNumId="9">
+  <w:abstractNum w:abstractNumId="10">
     <w:nsid w:val="0E674137"/>
     <w:multiLevelType w:val="multilevel"/>
     <w:tmpl w:val="1D883BD6"/>
@@ -31260,7 +34165,7 @@
       </w:rPr>
     </w:lvl>
   </w:abstractNum>
-  <w:abstractNum w:abstractNumId="10">
+  <w:abstractNum w:abstractNumId="11">
     <w:nsid w:val="0F4D37DE"/>
     <w:multiLevelType w:val="multilevel"/>
     <w:tmpl w:val="D808426E"/>
@@ -31409,7 +34314,7 @@
       </w:rPr>
     </w:lvl>
   </w:abstractNum>
-  <w:abstractNum w:abstractNumId="11">
+  <w:abstractNum w:abstractNumId="12">
     <w:nsid w:val="0F7538F8"/>
     <w:multiLevelType w:val="multilevel"/>
     <w:tmpl w:val="672A35FA"/>
@@ -31558,7 +34463,7 @@
       </w:rPr>
     </w:lvl>
   </w:abstractNum>
-  <w:abstractNum w:abstractNumId="12">
+  <w:abstractNum w:abstractNumId="13">
     <w:nsid w:val="10891A4E"/>
     <w:multiLevelType w:val="multilevel"/>
     <w:tmpl w:val="41A6FC5C"/>
@@ -31647,7 +34552,7 @@
       </w:pPr>
     </w:lvl>
   </w:abstractNum>
-  <w:abstractNum w:abstractNumId="13">
+  <w:abstractNum w:abstractNumId="14">
     <w:nsid w:val="119110C9"/>
     <w:multiLevelType w:val="multilevel"/>
     <w:tmpl w:val="541E5ADE"/>
@@ -31796,7 +34701,7 @@
       </w:rPr>
     </w:lvl>
   </w:abstractNum>
-  <w:abstractNum w:abstractNumId="14">
+  <w:abstractNum w:abstractNumId="15">
     <w:nsid w:val="13916144"/>
     <w:multiLevelType w:val="multilevel"/>
     <w:tmpl w:val="9358352A"/>
@@ -31945,7 +34850,7 @@
       </w:rPr>
     </w:lvl>
   </w:abstractNum>
-  <w:abstractNum w:abstractNumId="15">
+  <w:abstractNum w:abstractNumId="16">
     <w:nsid w:val="140C340F"/>
     <w:multiLevelType w:val="multilevel"/>
     <w:tmpl w:val="AE84B244"/>
@@ -32094,7 +34999,7 @@
       </w:rPr>
     </w:lvl>
   </w:abstractNum>
-  <w:abstractNum w:abstractNumId="16">
+  <w:abstractNum w:abstractNumId="17">
     <w:nsid w:val="156F7505"/>
     <w:multiLevelType w:val="multilevel"/>
     <w:tmpl w:val="05C22DBE"/>
@@ -32207,7 +35112,7 @@
       </w:pPr>
     </w:lvl>
   </w:abstractNum>
-  <w:abstractNum w:abstractNumId="17">
+  <w:abstractNum w:abstractNumId="18">
     <w:nsid w:val="15FD5153"/>
     <w:multiLevelType w:val="multilevel"/>
     <w:tmpl w:val="2C123AB0"/>
@@ -32356,7 +35261,7 @@
       </w:rPr>
     </w:lvl>
   </w:abstractNum>
-  <w:abstractNum w:abstractNumId="18">
+  <w:abstractNum w:abstractNumId="19">
     <w:nsid w:val="16B73202"/>
     <w:multiLevelType w:val="multilevel"/>
     <w:tmpl w:val="683EB2DE"/>
@@ -32505,7 +35410,7 @@
       </w:rPr>
     </w:lvl>
   </w:abstractNum>
-  <w:abstractNum w:abstractNumId="19">
+  <w:abstractNum w:abstractNumId="20">
     <w:nsid w:val="18577943"/>
     <w:multiLevelType w:val="multilevel"/>
     <w:tmpl w:val="E19CB13A"/>
@@ -32654,7 +35559,7 @@
       </w:rPr>
     </w:lvl>
   </w:abstractNum>
-  <w:abstractNum w:abstractNumId="20">
+  <w:abstractNum w:abstractNumId="21">
     <w:nsid w:val="18691E73"/>
     <w:multiLevelType w:val="multilevel"/>
     <w:tmpl w:val="CB203536"/>
@@ -32803,7 +35708,7 @@
       </w:rPr>
     </w:lvl>
   </w:abstractNum>
-  <w:abstractNum w:abstractNumId="21">
+  <w:abstractNum w:abstractNumId="22">
     <w:nsid w:val="1BC51C35"/>
     <w:multiLevelType w:val="multilevel"/>
     <w:tmpl w:val="B602FC20"/>
@@ -32952,7 +35857,7 @@
       </w:rPr>
     </w:lvl>
   </w:abstractNum>
-  <w:abstractNum w:abstractNumId="22">
+  <w:abstractNum w:abstractNumId="23">
     <w:nsid w:val="1E653F86"/>
     <w:multiLevelType w:val="multilevel"/>
     <w:tmpl w:val="769CDEEA"/>
@@ -33101,7 +36006,7 @@
       </w:rPr>
     </w:lvl>
   </w:abstractNum>
-  <w:abstractNum w:abstractNumId="23">
+  <w:abstractNum w:abstractNumId="24">
     <w:nsid w:val="1FBF2B14"/>
     <w:multiLevelType w:val="multilevel"/>
     <w:tmpl w:val="9F0C2BD4"/>
@@ -33250,7 +36155,7 @@
       </w:rPr>
     </w:lvl>
   </w:abstractNum>
-  <w:abstractNum w:abstractNumId="24">
+  <w:abstractNum w:abstractNumId="25">
     <w:nsid w:val="222B7D20"/>
     <w:multiLevelType w:val="multilevel"/>
     <w:tmpl w:val="2DB2899A"/>
@@ -33399,7 +36304,7 @@
       </w:rPr>
     </w:lvl>
   </w:abstractNum>
-  <w:abstractNum w:abstractNumId="25">
+  <w:abstractNum w:abstractNumId="26">
     <w:nsid w:val="23BF2042"/>
     <w:multiLevelType w:val="multilevel"/>
     <w:tmpl w:val="7F4E5564"/>
@@ -33548,7 +36453,7 @@
       </w:rPr>
     </w:lvl>
   </w:abstractNum>
-  <w:abstractNum w:abstractNumId="26">
+  <w:abstractNum w:abstractNumId="27">
     <w:nsid w:val="24DF3E6E"/>
     <w:multiLevelType w:val="multilevel"/>
     <w:tmpl w:val="A314C160"/>
@@ -33661,7 +36566,7 @@
       </w:pPr>
     </w:lvl>
   </w:abstractNum>
-  <w:abstractNum w:abstractNumId="27">
+  <w:abstractNum w:abstractNumId="28">
     <w:nsid w:val="257774E3"/>
     <w:multiLevelType w:val="hybridMultilevel"/>
     <w:tmpl w:val="06E868E0"/>
@@ -33774,7 +36679,7 @@
       </w:rPr>
     </w:lvl>
   </w:abstractNum>
-  <w:abstractNum w:abstractNumId="28">
+  <w:abstractNum w:abstractNumId="29">
     <w:nsid w:val="27FA6A4F"/>
     <w:multiLevelType w:val="multilevel"/>
     <w:tmpl w:val="31F2A00C"/>
@@ -33923,7 +36828,7 @@
       </w:rPr>
     </w:lvl>
   </w:abstractNum>
-  <w:abstractNum w:abstractNumId="29">
+  <w:abstractNum w:abstractNumId="30">
     <w:nsid w:val="28DF2524"/>
     <w:multiLevelType w:val="multilevel"/>
     <w:tmpl w:val="1E0868EC"/>
@@ -34072,7 +36977,7 @@
       </w:rPr>
     </w:lvl>
   </w:abstractNum>
-  <w:abstractNum w:abstractNumId="30">
+  <w:abstractNum w:abstractNumId="31">
     <w:nsid w:val="29C35D81"/>
     <w:multiLevelType w:val="multilevel"/>
     <w:tmpl w:val="B0449668"/>
@@ -34221,7 +37126,7 @@
       </w:rPr>
     </w:lvl>
   </w:abstractNum>
-  <w:abstractNum w:abstractNumId="31">
+  <w:abstractNum w:abstractNumId="32">
     <w:nsid w:val="2A7F0ED7"/>
     <w:multiLevelType w:val="hybridMultilevel"/>
     <w:tmpl w:val="D6700A40"/>
@@ -34334,7 +37239,156 @@
       </w:rPr>
     </w:lvl>
   </w:abstractNum>
-  <w:abstractNum w:abstractNumId="32">
+  <w:abstractNum w:abstractNumId="33">
+    <w:nsid w:val="2ACC0DC6"/>
+    <w:multiLevelType w:val="multilevel"/>
+    <w:tmpl w:val="25F80B50"/>
+    <w:lvl w:ilvl="0">
+      <w:start w:val="1"/>
+      <w:numFmt w:val="bullet"/>
+      <w:lvlText w:val=""/>
+      <w:lvlJc w:val="left"/>
+      <w:pPr>
+        <w:tabs>
+          <w:tab w:val="num" w:pos="720"/>
+        </w:tabs>
+        <w:ind w:left="720" w:hanging="360"/>
+      </w:pPr>
+      <w:rPr>
+        <w:rFonts w:ascii="Symbol" w:hAnsi="Symbol" w:hint="default"/>
+        <w:sz w:val="20"/>
+      </w:rPr>
+    </w:lvl>
+    <w:lvl w:ilvl="1" w:tentative="1">
+      <w:start w:val="1"/>
+      <w:numFmt w:val="bullet"/>
+      <w:lvlText w:val="o"/>
+      <w:lvlJc w:val="left"/>
+      <w:pPr>
+        <w:tabs>
+          <w:tab w:val="num" w:pos="1440"/>
+        </w:tabs>
+        <w:ind w:left="1440" w:hanging="360"/>
+      </w:pPr>
+      <w:rPr>
+        <w:rFonts w:ascii="Courier New" w:hAnsi="Courier New" w:hint="default"/>
+        <w:sz w:val="20"/>
+      </w:rPr>
+    </w:lvl>
+    <w:lvl w:ilvl="2" w:tentative="1">
+      <w:start w:val="1"/>
+      <w:numFmt w:val="bullet"/>
+      <w:lvlText w:val=""/>
+      <w:lvlJc w:val="left"/>
+      <w:pPr>
+        <w:tabs>
+          <w:tab w:val="num" w:pos="2160"/>
+        </w:tabs>
+        <w:ind w:left="2160" w:hanging="360"/>
+      </w:pPr>
+      <w:rPr>
+        <w:rFonts w:ascii="Wingdings" w:hAnsi="Wingdings" w:hint="default"/>
+        <w:sz w:val="20"/>
+      </w:rPr>
+    </w:lvl>
+    <w:lvl w:ilvl="3" w:tentative="1">
+      <w:start w:val="1"/>
+      <w:numFmt w:val="bullet"/>
+      <w:lvlText w:val=""/>
+      <w:lvlJc w:val="left"/>
+      <w:pPr>
+        <w:tabs>
+          <w:tab w:val="num" w:pos="2880"/>
+        </w:tabs>
+        <w:ind w:left="2880" w:hanging="360"/>
+      </w:pPr>
+      <w:rPr>
+        <w:rFonts w:ascii="Wingdings" w:hAnsi="Wingdings" w:hint="default"/>
+        <w:sz w:val="20"/>
+      </w:rPr>
+    </w:lvl>
+    <w:lvl w:ilvl="4" w:tentative="1">
+      <w:start w:val="1"/>
+      <w:numFmt w:val="bullet"/>
+      <w:lvlText w:val=""/>
+      <w:lvlJc w:val="left"/>
+      <w:pPr>
+        <w:tabs>
+          <w:tab w:val="num" w:pos="3600"/>
+        </w:tabs>
+        <w:ind w:left="3600" w:hanging="360"/>
+      </w:pPr>
+      <w:rPr>
+        <w:rFonts w:ascii="Wingdings" w:hAnsi="Wingdings" w:hint="default"/>
+        <w:sz w:val="20"/>
+      </w:rPr>
+    </w:lvl>
+    <w:lvl w:ilvl="5" w:tentative="1">
+      <w:start w:val="1"/>
+      <w:numFmt w:val="bullet"/>
+      <w:lvlText w:val=""/>
+      <w:lvlJc w:val="left"/>
+      <w:pPr>
+        <w:tabs>
+          <w:tab w:val="num" w:pos="4320"/>
+        </w:tabs>
+        <w:ind w:left="4320" w:hanging="360"/>
+      </w:pPr>
+      <w:rPr>
+        <w:rFonts w:ascii="Wingdings" w:hAnsi="Wingdings" w:hint="default"/>
+        <w:sz w:val="20"/>
+      </w:rPr>
+    </w:lvl>
+    <w:lvl w:ilvl="6" w:tentative="1">
+      <w:start w:val="1"/>
+      <w:numFmt w:val="bullet"/>
+      <w:lvlText w:val=""/>
+      <w:lvlJc w:val="left"/>
+      <w:pPr>
+        <w:tabs>
+          <w:tab w:val="num" w:pos="5040"/>
+        </w:tabs>
+        <w:ind w:left="5040" w:hanging="360"/>
+      </w:pPr>
+      <w:rPr>
+        <w:rFonts w:ascii="Wingdings" w:hAnsi="Wingdings" w:hint="default"/>
+        <w:sz w:val="20"/>
+      </w:rPr>
+    </w:lvl>
+    <w:lvl w:ilvl="7" w:tentative="1">
+      <w:start w:val="1"/>
+      <w:numFmt w:val="bullet"/>
+      <w:lvlText w:val=""/>
+      <w:lvlJc w:val="left"/>
+      <w:pPr>
+        <w:tabs>
+          <w:tab w:val="num" w:pos="5760"/>
+        </w:tabs>
+        <w:ind w:left="5760" w:hanging="360"/>
+      </w:pPr>
+      <w:rPr>
+        <w:rFonts w:ascii="Wingdings" w:hAnsi="Wingdings" w:hint="default"/>
+        <w:sz w:val="20"/>
+      </w:rPr>
+    </w:lvl>
+    <w:lvl w:ilvl="8" w:tentative="1">
+      <w:start w:val="1"/>
+      <w:numFmt w:val="bullet"/>
+      <w:lvlText w:val=""/>
+      <w:lvlJc w:val="left"/>
+      <w:pPr>
+        <w:tabs>
+          <w:tab w:val="num" w:pos="6480"/>
+        </w:tabs>
+        <w:ind w:left="6480" w:hanging="360"/>
+      </w:pPr>
+      <w:rPr>
+        <w:rFonts w:ascii="Wingdings" w:hAnsi="Wingdings" w:hint="default"/>
+        <w:sz w:val="20"/>
+      </w:rPr>
+    </w:lvl>
+  </w:abstractNum>
+  <w:abstractNum w:abstractNumId="34">
     <w:nsid w:val="2ADD1104"/>
     <w:multiLevelType w:val="multilevel"/>
     <w:tmpl w:val="0E4CCE06"/>
@@ -34447,7 +37501,7 @@
       </w:pPr>
     </w:lvl>
   </w:abstractNum>
-  <w:abstractNum w:abstractNumId="33">
+  <w:abstractNum w:abstractNumId="35">
     <w:nsid w:val="2E0C2ECE"/>
     <w:multiLevelType w:val="multilevel"/>
     <w:tmpl w:val="E19CB13A"/>
@@ -34596,7 +37650,7 @@
       </w:rPr>
     </w:lvl>
   </w:abstractNum>
-  <w:abstractNum w:abstractNumId="34">
+  <w:abstractNum w:abstractNumId="36">
     <w:nsid w:val="2E4A7731"/>
     <w:multiLevelType w:val="hybridMultilevel"/>
     <w:tmpl w:val="0ED2F472"/>
@@ -34709,7 +37763,7 @@
       </w:rPr>
     </w:lvl>
   </w:abstractNum>
-  <w:abstractNum w:abstractNumId="35">
+  <w:abstractNum w:abstractNumId="37">
     <w:nsid w:val="2F161916"/>
     <w:multiLevelType w:val="multilevel"/>
     <w:tmpl w:val="2E9A1EDC"/>
@@ -34858,7 +37912,7 @@
       </w:rPr>
     </w:lvl>
   </w:abstractNum>
-  <w:abstractNum w:abstractNumId="36">
+  <w:abstractNum w:abstractNumId="38">
     <w:nsid w:val="3378517B"/>
     <w:multiLevelType w:val="multilevel"/>
     <w:tmpl w:val="643CF018"/>
@@ -35007,7 +38061,7 @@
       </w:rPr>
     </w:lvl>
   </w:abstractNum>
-  <w:abstractNum w:abstractNumId="37">
+  <w:abstractNum w:abstractNumId="39">
     <w:nsid w:val="38F72DB3"/>
     <w:multiLevelType w:val="multilevel"/>
     <w:tmpl w:val="D48822A4"/>
@@ -35156,7 +38210,156 @@
       </w:rPr>
     </w:lvl>
   </w:abstractNum>
-  <w:abstractNum w:abstractNumId="38">
+  <w:abstractNum w:abstractNumId="40">
+    <w:nsid w:val="39983D2E"/>
+    <w:multiLevelType w:val="multilevel"/>
+    <w:tmpl w:val="AF0E3684"/>
+    <w:lvl w:ilvl="0">
+      <w:start w:val="1"/>
+      <w:numFmt w:val="bullet"/>
+      <w:lvlText w:val=""/>
+      <w:lvlJc w:val="left"/>
+      <w:pPr>
+        <w:tabs>
+          <w:tab w:val="num" w:pos="720"/>
+        </w:tabs>
+        <w:ind w:left="720" w:hanging="360"/>
+      </w:pPr>
+      <w:rPr>
+        <w:rFonts w:ascii="Symbol" w:hAnsi="Symbol" w:hint="default"/>
+        <w:sz w:val="20"/>
+      </w:rPr>
+    </w:lvl>
+    <w:lvl w:ilvl="1" w:tentative="1">
+      <w:start w:val="1"/>
+      <w:numFmt w:val="bullet"/>
+      <w:lvlText w:val="o"/>
+      <w:lvlJc w:val="left"/>
+      <w:pPr>
+        <w:tabs>
+          <w:tab w:val="num" w:pos="1440"/>
+        </w:tabs>
+        <w:ind w:left="1440" w:hanging="360"/>
+      </w:pPr>
+      <w:rPr>
+        <w:rFonts w:ascii="Courier New" w:hAnsi="Courier New" w:hint="default"/>
+        <w:sz w:val="20"/>
+      </w:rPr>
+    </w:lvl>
+    <w:lvl w:ilvl="2" w:tentative="1">
+      <w:start w:val="1"/>
+      <w:numFmt w:val="bullet"/>
+      <w:lvlText w:val=""/>
+      <w:lvlJc w:val="left"/>
+      <w:pPr>
+        <w:tabs>
+          <w:tab w:val="num" w:pos="2160"/>
+        </w:tabs>
+        <w:ind w:left="2160" w:hanging="360"/>
+      </w:pPr>
+      <w:rPr>
+        <w:rFonts w:ascii="Wingdings" w:hAnsi="Wingdings" w:hint="default"/>
+        <w:sz w:val="20"/>
+      </w:rPr>
+    </w:lvl>
+    <w:lvl w:ilvl="3" w:tentative="1">
+      <w:start w:val="1"/>
+      <w:numFmt w:val="bullet"/>
+      <w:lvlText w:val=""/>
+      <w:lvlJc w:val="left"/>
+      <w:pPr>
+        <w:tabs>
+          <w:tab w:val="num" w:pos="2880"/>
+        </w:tabs>
+        <w:ind w:left="2880" w:hanging="360"/>
+      </w:pPr>
+      <w:rPr>
+        <w:rFonts w:ascii="Wingdings" w:hAnsi="Wingdings" w:hint="default"/>
+        <w:sz w:val="20"/>
+      </w:rPr>
+    </w:lvl>
+    <w:lvl w:ilvl="4" w:tentative="1">
+      <w:start w:val="1"/>
+      <w:numFmt w:val="bullet"/>
+      <w:lvlText w:val=""/>
+      <w:lvlJc w:val="left"/>
+      <w:pPr>
+        <w:tabs>
+          <w:tab w:val="num" w:pos="3600"/>
+        </w:tabs>
+        <w:ind w:left="3600" w:hanging="360"/>
+      </w:pPr>
+      <w:rPr>
+        <w:rFonts w:ascii="Wingdings" w:hAnsi="Wingdings" w:hint="default"/>
+        <w:sz w:val="20"/>
+      </w:rPr>
+    </w:lvl>
+    <w:lvl w:ilvl="5" w:tentative="1">
+      <w:start w:val="1"/>
+      <w:numFmt w:val="bullet"/>
+      <w:lvlText w:val=""/>
+      <w:lvlJc w:val="left"/>
+      <w:pPr>
+        <w:tabs>
+          <w:tab w:val="num" w:pos="4320"/>
+        </w:tabs>
+        <w:ind w:left="4320" w:hanging="360"/>
+      </w:pPr>
+      <w:rPr>
+        <w:rFonts w:ascii="Wingdings" w:hAnsi="Wingdings" w:hint="default"/>
+        <w:sz w:val="20"/>
+      </w:rPr>
+    </w:lvl>
+    <w:lvl w:ilvl="6" w:tentative="1">
+      <w:start w:val="1"/>
+      <w:numFmt w:val="bullet"/>
+      <w:lvlText w:val=""/>
+      <w:lvlJc w:val="left"/>
+      <w:pPr>
+        <w:tabs>
+          <w:tab w:val="num" w:pos="5040"/>
+        </w:tabs>
+        <w:ind w:left="5040" w:hanging="360"/>
+      </w:pPr>
+      <w:rPr>
+        <w:rFonts w:ascii="Wingdings" w:hAnsi="Wingdings" w:hint="default"/>
+        <w:sz w:val="20"/>
+      </w:rPr>
+    </w:lvl>
+    <w:lvl w:ilvl="7" w:tentative="1">
+      <w:start w:val="1"/>
+      <w:numFmt w:val="bullet"/>
+      <w:lvlText w:val=""/>
+      <w:lvlJc w:val="left"/>
+      <w:pPr>
+        <w:tabs>
+          <w:tab w:val="num" w:pos="5760"/>
+        </w:tabs>
+        <w:ind w:left="5760" w:hanging="360"/>
+      </w:pPr>
+      <w:rPr>
+        <w:rFonts w:ascii="Wingdings" w:hAnsi="Wingdings" w:hint="default"/>
+        <w:sz w:val="20"/>
+      </w:rPr>
+    </w:lvl>
+    <w:lvl w:ilvl="8" w:tentative="1">
+      <w:start w:val="1"/>
+      <w:numFmt w:val="bullet"/>
+      <w:lvlText w:val=""/>
+      <w:lvlJc w:val="left"/>
+      <w:pPr>
+        <w:tabs>
+          <w:tab w:val="num" w:pos="6480"/>
+        </w:tabs>
+        <w:ind w:left="6480" w:hanging="360"/>
+      </w:pPr>
+      <w:rPr>
+        <w:rFonts w:ascii="Wingdings" w:hAnsi="Wingdings" w:hint="default"/>
+        <w:sz w:val="20"/>
+      </w:rPr>
+    </w:lvl>
+  </w:abstractNum>
+  <w:abstractNum w:abstractNumId="41">
     <w:nsid w:val="3ABA3F88"/>
     <w:multiLevelType w:val="multilevel"/>
     <w:tmpl w:val="F0D0E58A"/>
@@ -35305,7 +38508,7 @@
       </w:rPr>
     </w:lvl>
   </w:abstractNum>
-  <w:abstractNum w:abstractNumId="39">
+  <w:abstractNum w:abstractNumId="42">
     <w:nsid w:val="3B294E21"/>
     <w:multiLevelType w:val="hybridMultilevel"/>
     <w:tmpl w:val="40AEA53C"/>
@@ -35391,7 +38594,7 @@
       </w:pPr>
     </w:lvl>
   </w:abstractNum>
-  <w:abstractNum w:abstractNumId="40">
+  <w:abstractNum w:abstractNumId="43">
     <w:nsid w:val="3E6D119B"/>
     <w:multiLevelType w:val="multilevel"/>
     <w:tmpl w:val="467C58F6"/>
@@ -35540,7 +38743,7 @@
       </w:rPr>
     </w:lvl>
   </w:abstractNum>
-  <w:abstractNum w:abstractNumId="41">
+  <w:abstractNum w:abstractNumId="44">
     <w:nsid w:val="403E4474"/>
     <w:multiLevelType w:val="multilevel"/>
     <w:tmpl w:val="C1E27BBC"/>
@@ -35689,7 +38892,7 @@
       </w:rPr>
     </w:lvl>
   </w:abstractNum>
-  <w:abstractNum w:abstractNumId="42">
+  <w:abstractNum w:abstractNumId="45">
     <w:nsid w:val="40570112"/>
     <w:multiLevelType w:val="hybridMultilevel"/>
     <w:tmpl w:val="1D2A3ABA"/>
@@ -35802,7 +39005,7 @@
       </w:rPr>
     </w:lvl>
   </w:abstractNum>
-  <w:abstractNum w:abstractNumId="43">
+  <w:abstractNum w:abstractNumId="46">
     <w:nsid w:val="40EF5323"/>
     <w:multiLevelType w:val="multilevel"/>
     <w:tmpl w:val="403218A6"/>
@@ -35951,7 +39154,7 @@
       </w:rPr>
     </w:lvl>
   </w:abstractNum>
-  <w:abstractNum w:abstractNumId="44">
+  <w:abstractNum w:abstractNumId="47">
     <w:nsid w:val="416E5CAD"/>
     <w:multiLevelType w:val="multilevel"/>
     <w:tmpl w:val="44B8B942"/>
@@ -36100,7 +39303,7 @@
       </w:rPr>
     </w:lvl>
   </w:abstractNum>
-  <w:abstractNum w:abstractNumId="45">
+  <w:abstractNum w:abstractNumId="48">
     <w:nsid w:val="437C23E1"/>
     <w:multiLevelType w:val="multilevel"/>
     <w:tmpl w:val="3AFE85D8"/>
@@ -36249,7 +39452,7 @@
       </w:rPr>
     </w:lvl>
   </w:abstractNum>
-  <w:abstractNum w:abstractNumId="46">
+  <w:abstractNum w:abstractNumId="49">
     <w:nsid w:val="45615EE3"/>
     <w:multiLevelType w:val="multilevel"/>
     <w:tmpl w:val="0BF865F6"/>
@@ -36366,7 +39569,7 @@
       </w:pPr>
     </w:lvl>
   </w:abstractNum>
-  <w:abstractNum w:abstractNumId="47">
+  <w:abstractNum w:abstractNumId="50">
     <w:nsid w:val="469211FC"/>
     <w:multiLevelType w:val="hybridMultilevel"/>
     <w:tmpl w:val="5FCCA29E"/>
@@ -36479,7 +39682,7 @@
       </w:rPr>
     </w:lvl>
   </w:abstractNum>
-  <w:abstractNum w:abstractNumId="48">
+  <w:abstractNum w:abstractNumId="51">
     <w:nsid w:val="47EC71F4"/>
     <w:multiLevelType w:val="multilevel"/>
     <w:tmpl w:val="D5B65F0A"/>
@@ -36592,7 +39795,7 @@
       </w:pPr>
     </w:lvl>
   </w:abstractNum>
-  <w:abstractNum w:abstractNumId="49">
+  <w:abstractNum w:abstractNumId="52">
     <w:nsid w:val="47F65C07"/>
     <w:multiLevelType w:val="multilevel"/>
     <w:tmpl w:val="81784CF0"/>
@@ -36741,7 +39944,7 @@
       </w:rPr>
     </w:lvl>
   </w:abstractNum>
-  <w:abstractNum w:abstractNumId="50">
+  <w:abstractNum w:abstractNumId="53">
     <w:nsid w:val="4AD63A01"/>
     <w:multiLevelType w:val="multilevel"/>
     <w:tmpl w:val="0756C94A"/>
@@ -36890,7 +40093,7 @@
       </w:rPr>
     </w:lvl>
   </w:abstractNum>
-  <w:abstractNum w:abstractNumId="51">
+  <w:abstractNum w:abstractNumId="54">
     <w:nsid w:val="4AE17034"/>
     <w:multiLevelType w:val="multilevel"/>
     <w:tmpl w:val="9364CAF4"/>
@@ -37039,7 +40242,7 @@
       </w:rPr>
     </w:lvl>
   </w:abstractNum>
-  <w:abstractNum w:abstractNumId="52">
+  <w:abstractNum w:abstractNumId="55">
     <w:nsid w:val="4B3877E3"/>
     <w:multiLevelType w:val="multilevel"/>
     <w:tmpl w:val="242E7E78"/>
@@ -37188,7 +40391,7 @@
       </w:rPr>
     </w:lvl>
   </w:abstractNum>
-  <w:abstractNum w:abstractNumId="53">
+  <w:abstractNum w:abstractNumId="56">
     <w:nsid w:val="4CB743E9"/>
     <w:multiLevelType w:val="hybridMultilevel"/>
     <w:tmpl w:val="2EA4BEF8"/>
@@ -37301,7 +40504,7 @@
       </w:rPr>
     </w:lvl>
   </w:abstractNum>
-  <w:abstractNum w:abstractNumId="54">
+  <w:abstractNum w:abstractNumId="57">
     <w:nsid w:val="4CDF50C5"/>
     <w:multiLevelType w:val="multilevel"/>
     <w:tmpl w:val="E19CB13A"/>
@@ -37450,7 +40653,7 @@
       </w:rPr>
     </w:lvl>
   </w:abstractNum>
-  <w:abstractNum w:abstractNumId="55">
+  <w:abstractNum w:abstractNumId="58">
     <w:nsid w:val="50DD0001"/>
     <w:multiLevelType w:val="multilevel"/>
     <w:tmpl w:val="91141AF8"/>
@@ -37563,7 +40766,7 @@
       </w:pPr>
     </w:lvl>
   </w:abstractNum>
-  <w:abstractNum w:abstractNumId="56">
+  <w:abstractNum w:abstractNumId="59">
     <w:nsid w:val="54A7570E"/>
     <w:multiLevelType w:val="hybridMultilevel"/>
     <w:tmpl w:val="D2B88774"/>
@@ -37649,7 +40852,7 @@
       </w:pPr>
     </w:lvl>
   </w:abstractNum>
-  <w:abstractNum w:abstractNumId="57">
+  <w:abstractNum w:abstractNumId="60">
     <w:nsid w:val="55014EDA"/>
     <w:multiLevelType w:val="multilevel"/>
     <w:tmpl w:val="E19CB13A"/>
@@ -37798,7 +41001,7 @@
       </w:rPr>
     </w:lvl>
   </w:abstractNum>
-  <w:abstractNum w:abstractNumId="58">
+  <w:abstractNum w:abstractNumId="61">
     <w:nsid w:val="551E2C3C"/>
     <w:multiLevelType w:val="multilevel"/>
     <w:tmpl w:val="645E02D6"/>
@@ -37911,7 +41114,7 @@
       </w:pPr>
     </w:lvl>
   </w:abstractNum>
-  <w:abstractNum w:abstractNumId="59">
+  <w:abstractNum w:abstractNumId="62">
     <w:nsid w:val="565C400C"/>
     <w:multiLevelType w:val="hybridMultilevel"/>
     <w:tmpl w:val="E92E0CBC"/>
@@ -38024,7 +41227,7 @@
       </w:rPr>
     </w:lvl>
   </w:abstractNum>
-  <w:abstractNum w:abstractNumId="60">
+  <w:abstractNum w:abstractNumId="63">
     <w:nsid w:val="57AA66AD"/>
     <w:multiLevelType w:val="multilevel"/>
     <w:tmpl w:val="A920BA36"/>
@@ -38173,7 +41376,120 @@
       </w:rPr>
     </w:lvl>
   </w:abstractNum>
-  <w:abstractNum w:abstractNumId="61">
+  <w:abstractNum w:abstractNumId="64">
+    <w:nsid w:val="59D05A70"/>
+    <w:multiLevelType w:val="multilevel"/>
+    <w:tmpl w:val="8CA62B80"/>
+    <w:lvl w:ilvl="0">
+      <w:start w:val="1"/>
+      <w:numFmt w:val="decimal"/>
+      <w:lvlText w:val="%1."/>
+      <w:lvlJc w:val="left"/>
+      <w:pPr>
+        <w:tabs>
+          <w:tab w:val="num" w:pos="720"/>
+        </w:tabs>
+        <w:ind w:left="720" w:hanging="360"/>
+      </w:pPr>
+    </w:lvl>
+    <w:lvl w:ilvl="1" w:tentative="1">
+      <w:start w:val="1"/>
+      <w:numFmt w:val="decimal"/>
+      <w:lvlText w:val="%2."/>
+      <w:lvlJc w:val="left"/>
+      <w:pPr>
+        <w:tabs>
+          <w:tab w:val="num" w:pos="1440"/>
+        </w:tabs>
+        <w:ind w:left="1440" w:hanging="360"/>
+      </w:pPr>
+    </w:lvl>
+    <w:lvl w:ilvl="2" w:tentative="1">
+      <w:start w:val="1"/>
+      <w:numFmt w:val="decimal"/>
+      <w:lvlText w:val="%3."/>
+      <w:lvlJc w:val="left"/>
+      <w:pPr>
+        <w:tabs>
+          <w:tab w:val="num" w:pos="2160"/>
+        </w:tabs>
+        <w:ind w:left="2160" w:hanging="360"/>
+      </w:pPr>
+    </w:lvl>
+    <w:lvl w:ilvl="3" w:tentative="1">
+      <w:start w:val="1"/>
+      <w:numFmt w:val="decimal"/>
+      <w:lvlText w:val="%4."/>
+      <w:lvlJc w:val="left"/>
+      <w:pPr>
+        <w:tabs>
+          <w:tab w:val="num" w:pos="2880"/>
+        </w:tabs>
+        <w:ind w:left="2880" w:hanging="360"/>
+      </w:pPr>
+    </w:lvl>
+    <w:lvl w:ilvl="4" w:tentative="1">
+      <w:start w:val="1"/>
+      <w:numFmt w:val="decimal"/>
+      <w:lvlText w:val="%5."/>
+      <w:lvlJc w:val="left"/>
+      <w:pPr>
+        <w:tabs>
+          <w:tab w:val="num" w:pos="3600"/>
+        </w:tabs>
+        <w:ind w:left="3600" w:hanging="360"/>
+      </w:pPr>
+    </w:lvl>
+    <w:lvl w:ilvl="5" w:tentative="1">
+      <w:start w:val="1"/>
+      <w:numFmt w:val="decimal"/>
+      <w:lvlText w:val="%6."/>
+      <w:lvlJc w:val="left"/>
+      <w:pPr>
+        <w:tabs>
+          <w:tab w:val="num" w:pos="4320"/>
+        </w:tabs>
+        <w:ind w:left="4320" w:hanging="360"/>
+      </w:pPr>
+    </w:lvl>
+    <w:lvl w:ilvl="6" w:tentative="1">
+      <w:start w:val="1"/>
+      <w:numFmt w:val="decimal"/>
+      <w:lvlText w:val="%7."/>
+      <w:lvlJc w:val="left"/>
+      <w:pPr>
+        <w:tabs>
+          <w:tab w:val="num" w:pos="5040"/>
+        </w:tabs>
+        <w:ind w:left="5040" w:hanging="360"/>
+      </w:pPr>
+    </w:lvl>
+    <w:lvl w:ilvl="7" w:tentative="1">
+      <w:start w:val="1"/>
+      <w:numFmt w:val="decimal"/>
+      <w:lvlText w:val="%8."/>
+      <w:lvlJc w:val="left"/>
+      <w:pPr>
+        <w:tabs>
+          <w:tab w:val="num" w:pos="5760"/>
+        </w:tabs>
+        <w:ind w:left="5760" w:hanging="360"/>
+      </w:pPr>
+    </w:lvl>
+    <w:lvl w:ilvl="8" w:tentative="1">
+      <w:start w:val="1"/>
+      <w:numFmt w:val="decimal"/>
+      <w:lvlText w:val="%9."/>
+      <w:lvlJc w:val="left"/>
+      <w:pPr>
+        <w:tabs>
+          <w:tab w:val="num" w:pos="6480"/>
+        </w:tabs>
+        <w:ind w:left="6480" w:hanging="360"/>
+      </w:pPr>
+    </w:lvl>
+  </w:abstractNum>
+  <w:abstractNum w:abstractNumId="65">
     <w:nsid w:val="5A301BB9"/>
     <w:multiLevelType w:val="multilevel"/>
     <w:tmpl w:val="62085AD6"/>
@@ -38286,7 +41602,7 @@
       </w:pPr>
     </w:lvl>
   </w:abstractNum>
-  <w:abstractNum w:abstractNumId="62">
+  <w:abstractNum w:abstractNumId="66">
     <w:nsid w:val="5D944889"/>
     <w:multiLevelType w:val="multilevel"/>
     <w:tmpl w:val="C5666068"/>
@@ -38435,7 +41751,7 @@
       </w:rPr>
     </w:lvl>
   </w:abstractNum>
-  <w:abstractNum w:abstractNumId="63">
+  <w:abstractNum w:abstractNumId="67">
     <w:nsid w:val="5EE36464"/>
     <w:multiLevelType w:val="multilevel"/>
     <w:tmpl w:val="45124588"/>
@@ -38548,7 +41864,7 @@
       </w:pPr>
     </w:lvl>
   </w:abstractNum>
-  <w:abstractNum w:abstractNumId="64">
+  <w:abstractNum w:abstractNumId="68">
     <w:nsid w:val="62C60AAC"/>
     <w:multiLevelType w:val="hybridMultilevel"/>
     <w:tmpl w:val="4B4AE49A"/>
@@ -38661,7 +41977,7 @@
       </w:rPr>
     </w:lvl>
   </w:abstractNum>
-  <w:abstractNum w:abstractNumId="65">
+  <w:abstractNum w:abstractNumId="69">
     <w:nsid w:val="66DD7697"/>
     <w:multiLevelType w:val="multilevel"/>
     <w:tmpl w:val="8C005646"/>
@@ -38810,7 +42126,7 @@
       </w:rPr>
     </w:lvl>
   </w:abstractNum>
-  <w:abstractNum w:abstractNumId="66">
+  <w:abstractNum w:abstractNumId="70">
     <w:nsid w:val="66FA4B40"/>
     <w:multiLevelType w:val="multilevel"/>
     <w:tmpl w:val="4B3EEC2E"/>
@@ -38926,7 +42242,7 @@
       </w:pPr>
     </w:lvl>
   </w:abstractNum>
-  <w:abstractNum w:abstractNumId="67">
+  <w:abstractNum w:abstractNumId="71">
     <w:nsid w:val="67A31FBD"/>
     <w:multiLevelType w:val="multilevel"/>
     <w:tmpl w:val="8BB2A172"/>
@@ -39075,7 +42391,7 @@
       </w:rPr>
     </w:lvl>
   </w:abstractNum>
-  <w:abstractNum w:abstractNumId="68">
+  <w:abstractNum w:abstractNumId="72">
     <w:nsid w:val="682E78BB"/>
     <w:multiLevelType w:val="hybridMultilevel"/>
     <w:tmpl w:val="5268CF5C"/>
@@ -39188,7 +42504,7 @@
       </w:rPr>
     </w:lvl>
   </w:abstractNum>
-  <w:abstractNum w:abstractNumId="69">
+  <w:abstractNum w:abstractNumId="73">
     <w:nsid w:val="69FC3A97"/>
     <w:multiLevelType w:val="hybridMultilevel"/>
     <w:tmpl w:val="7CA08FF0"/>
@@ -39301,7 +42617,7 @@
       </w:rPr>
     </w:lvl>
   </w:abstractNum>
-  <w:abstractNum w:abstractNumId="70">
+  <w:abstractNum w:abstractNumId="74">
     <w:nsid w:val="6A3364B1"/>
     <w:multiLevelType w:val="multilevel"/>
     <w:tmpl w:val="61740C72"/>
@@ -39450,7 +42766,7 @@
       </w:rPr>
     </w:lvl>
   </w:abstractNum>
-  <w:abstractNum w:abstractNumId="71">
+  <w:abstractNum w:abstractNumId="75">
     <w:nsid w:val="6A5A52CA"/>
     <w:multiLevelType w:val="hybridMultilevel"/>
     <w:tmpl w:val="9BAA3374"/>
@@ -39539,7 +42855,7 @@
       </w:pPr>
     </w:lvl>
   </w:abstractNum>
-  <w:abstractNum w:abstractNumId="72">
+  <w:abstractNum w:abstractNumId="76">
     <w:nsid w:val="6AAC1B9C"/>
     <w:multiLevelType w:val="hybridMultilevel"/>
     <w:tmpl w:val="C8FE349A"/>
@@ -39652,7 +42968,7 @@
       </w:rPr>
     </w:lvl>
   </w:abstractNum>
-  <w:abstractNum w:abstractNumId="73">
+  <w:abstractNum w:abstractNumId="77">
     <w:nsid w:val="6C21799D"/>
     <w:multiLevelType w:val="multilevel"/>
     <w:tmpl w:val="B75CDC5A"/>
@@ -39801,7 +43117,7 @@
       </w:rPr>
     </w:lvl>
   </w:abstractNum>
-  <w:abstractNum w:abstractNumId="74">
+  <w:abstractNum w:abstractNumId="78">
     <w:nsid w:val="6D03573C"/>
     <w:multiLevelType w:val="multilevel"/>
     <w:tmpl w:val="C2920CFE"/>
@@ -39946,7 +43262,7 @@
       </w:rPr>
     </w:lvl>
   </w:abstractNum>
-  <w:abstractNum w:abstractNumId="75">
+  <w:abstractNum w:abstractNumId="79">
     <w:nsid w:val="6DB33798"/>
     <w:multiLevelType w:val="multilevel"/>
     <w:tmpl w:val="0DEC999C"/>
@@ -40095,7 +43411,7 @@
       </w:rPr>
     </w:lvl>
   </w:abstractNum>
-  <w:abstractNum w:abstractNumId="76">
+  <w:abstractNum w:abstractNumId="80">
     <w:nsid w:val="6FC34E4B"/>
     <w:multiLevelType w:val="multilevel"/>
     <w:tmpl w:val="8D6276FC"/>
@@ -40208,7 +43524,7 @@
       </w:pPr>
     </w:lvl>
   </w:abstractNum>
-  <w:abstractNum w:abstractNumId="77">
+  <w:abstractNum w:abstractNumId="81">
     <w:nsid w:val="723814D0"/>
     <w:multiLevelType w:val="multilevel"/>
     <w:tmpl w:val="45961502"/>
@@ -40321,7 +43637,7 @@
       </w:pPr>
     </w:lvl>
   </w:abstractNum>
-  <w:abstractNum w:abstractNumId="78">
+  <w:abstractNum w:abstractNumId="82">
     <w:nsid w:val="733F0FCC"/>
     <w:multiLevelType w:val="multilevel"/>
     <w:tmpl w:val="69D8ED1E"/>
@@ -40470,7 +43786,7 @@
       </w:rPr>
     </w:lvl>
   </w:abstractNum>
-  <w:abstractNum w:abstractNumId="79">
+  <w:abstractNum w:abstractNumId="83">
     <w:nsid w:val="73D511B3"/>
     <w:multiLevelType w:val="hybridMultilevel"/>
     <w:tmpl w:val="CFB27BA0"/>
@@ -40583,7 +43899,7 @@
       </w:rPr>
     </w:lvl>
   </w:abstractNum>
-  <w:abstractNum w:abstractNumId="80">
+  <w:abstractNum w:abstractNumId="84">
     <w:nsid w:val="74163F70"/>
     <w:multiLevelType w:val="multilevel"/>
     <w:tmpl w:val="CA9AF5E8"/>
@@ -40696,7 +44012,7 @@
       </w:pPr>
     </w:lvl>
   </w:abstractNum>
-  <w:abstractNum w:abstractNumId="81">
+  <w:abstractNum w:abstractNumId="85">
     <w:nsid w:val="74F47FA3"/>
     <w:multiLevelType w:val="multilevel"/>
     <w:tmpl w:val="D0386E40"/>
@@ -40845,7 +44161,7 @@
       </w:rPr>
     </w:lvl>
   </w:abstractNum>
-  <w:abstractNum w:abstractNumId="82">
+  <w:abstractNum w:abstractNumId="86">
     <w:nsid w:val="74F642F4"/>
     <w:multiLevelType w:val="hybridMultilevel"/>
     <w:tmpl w:val="2CB6C5FE"/>
@@ -40931,7 +44247,7 @@
       </w:pPr>
     </w:lvl>
   </w:abstractNum>
-  <w:abstractNum w:abstractNumId="83">
+  <w:abstractNum w:abstractNumId="87">
     <w:nsid w:val="7504772C"/>
     <w:multiLevelType w:val="multilevel"/>
     <w:tmpl w:val="43EE9338"/>
@@ -41044,7 +44360,7 @@
       </w:pPr>
     </w:lvl>
   </w:abstractNum>
-  <w:abstractNum w:abstractNumId="84">
+  <w:abstractNum w:abstractNumId="88">
     <w:nsid w:val="769C1DDC"/>
     <w:multiLevelType w:val="multilevel"/>
     <w:tmpl w:val="6164AA7A"/>
@@ -41193,7 +44509,7 @@
       </w:rPr>
     </w:lvl>
   </w:abstractNum>
-  <w:abstractNum w:abstractNumId="85">
+  <w:abstractNum w:abstractNumId="89">
     <w:nsid w:val="76BD1057"/>
     <w:multiLevelType w:val="multilevel"/>
     <w:tmpl w:val="35EAA51E"/>
@@ -41342,7 +44658,7 @@
       </w:rPr>
     </w:lvl>
   </w:abstractNum>
-  <w:abstractNum w:abstractNumId="86">
+  <w:abstractNum w:abstractNumId="90">
     <w:nsid w:val="76EA2F86"/>
     <w:multiLevelType w:val="multilevel"/>
     <w:tmpl w:val="EAD6C1A2"/>
@@ -41491,7 +44807,7 @@
       </w:rPr>
     </w:lvl>
   </w:abstractNum>
-  <w:abstractNum w:abstractNumId="87">
+  <w:abstractNum w:abstractNumId="91">
     <w:nsid w:val="77054F17"/>
     <w:multiLevelType w:val="multilevel"/>
     <w:tmpl w:val="C2BE77BA"/>
@@ -41604,7 +44920,7 @@
       </w:pPr>
     </w:lvl>
   </w:abstractNum>
-  <w:abstractNum w:abstractNumId="88">
+  <w:abstractNum w:abstractNumId="92">
     <w:nsid w:val="78BF1BB1"/>
     <w:multiLevelType w:val="multilevel"/>
     <w:tmpl w:val="0852985A"/>
@@ -41753,7 +45069,7 @@
       </w:rPr>
     </w:lvl>
   </w:abstractNum>
-  <w:abstractNum w:abstractNumId="89">
+  <w:abstractNum w:abstractNumId="93">
     <w:nsid w:val="796E3AF1"/>
     <w:multiLevelType w:val="multilevel"/>
     <w:tmpl w:val="E5929A64"/>
@@ -41870,7 +45186,7 @@
       </w:pPr>
     </w:lvl>
   </w:abstractNum>
-  <w:abstractNum w:abstractNumId="90">
+  <w:abstractNum w:abstractNumId="94">
     <w:nsid w:val="79F875BF"/>
     <w:multiLevelType w:val="multilevel"/>
     <w:tmpl w:val="FD70627E"/>
@@ -42019,7 +45335,7 @@
       </w:rPr>
     </w:lvl>
   </w:abstractNum>
-  <w:abstractNum w:abstractNumId="91">
+  <w:abstractNum w:abstractNumId="95">
     <w:nsid w:val="7A305CF3"/>
     <w:multiLevelType w:val="multilevel"/>
     <w:tmpl w:val="43EE9338"/>
@@ -42132,7 +45448,7 @@
       </w:pPr>
     </w:lvl>
   </w:abstractNum>
-  <w:abstractNum w:abstractNumId="92">
+  <w:abstractNum w:abstractNumId="96">
     <w:nsid w:val="7AC361D2"/>
     <w:multiLevelType w:val="multilevel"/>
     <w:tmpl w:val="E5CC4CB0"/>
@@ -42245,7 +45561,7 @@
       </w:pPr>
     </w:lvl>
   </w:abstractNum>
-  <w:abstractNum w:abstractNumId="93">
+  <w:abstractNum w:abstractNumId="97">
     <w:nsid w:val="7EC6431B"/>
     <w:multiLevelType w:val="multilevel"/>
     <w:tmpl w:val="3A2638A2"/>
@@ -42394,7 +45710,7 @@
       </w:rPr>
     </w:lvl>
   </w:abstractNum>
-  <w:abstractNum w:abstractNumId="94">
+  <w:abstractNum w:abstractNumId="98">
     <w:nsid w:val="7F570E49"/>
     <w:multiLevelType w:val="multilevel"/>
     <w:tmpl w:val="89A4F2DA"/>
@@ -42544,289 +45860,301 @@
     </w:lvl>
   </w:abstractNum>
   <w:num w:numId="1">
-    <w:abstractNumId w:val="72"/>
+    <w:abstractNumId w:val="76"/>
   </w:num>
   <w:num w:numId="2">
-    <w:abstractNumId w:val="19"/>
+    <w:abstractNumId w:val="20"/>
   </w:num>
   <w:num w:numId="3">
-    <w:abstractNumId w:val="65"/>
+    <w:abstractNumId w:val="69"/>
   </w:num>
   <w:num w:numId="4">
-    <w:abstractNumId w:val="69"/>
+    <w:abstractNumId w:val="73"/>
   </w:num>
   <w:num w:numId="5">
-    <w:abstractNumId w:val="73"/>
+    <w:abstractNumId w:val="77"/>
   </w:num>
   <w:num w:numId="6">
-    <w:abstractNumId w:val="78"/>
+    <w:abstractNumId w:val="82"/>
   </w:num>
   <w:num w:numId="7">
-    <w:abstractNumId w:val="20"/>
+    <w:abstractNumId w:val="21"/>
   </w:num>
   <w:num w:numId="8">
-    <w:abstractNumId w:val="32"/>
+    <w:abstractNumId w:val="34"/>
   </w:num>
   <w:num w:numId="9">
-    <w:abstractNumId w:val="85"/>
+    <w:abstractNumId w:val="89"/>
   </w:num>
   <w:num w:numId="10">
-    <w:abstractNumId w:val="11"/>
+    <w:abstractNumId w:val="12"/>
   </w:num>
   <w:num w:numId="11">
     <w:abstractNumId w:val="1"/>
   </w:num>
   <w:num w:numId="12">
-    <w:abstractNumId w:val="30"/>
+    <w:abstractNumId w:val="31"/>
   </w:num>
   <w:num w:numId="13">
     <w:abstractNumId w:val="5"/>
   </w:num>
   <w:num w:numId="14">
-    <w:abstractNumId w:val="77"/>
+    <w:abstractNumId w:val="81"/>
   </w:num>
   <w:num w:numId="15">
-    <w:abstractNumId w:val="22"/>
+    <w:abstractNumId w:val="23"/>
   </w:num>
   <w:num w:numId="16">
-    <w:abstractNumId w:val="29"/>
+    <w:abstractNumId w:val="30"/>
   </w:num>
   <w:num w:numId="17">
-    <w:abstractNumId w:val="62"/>
+    <w:abstractNumId w:val="66"/>
   </w:num>
   <w:num w:numId="18">
-    <w:abstractNumId w:val="76"/>
+    <w:abstractNumId w:val="80"/>
   </w:num>
   <w:num w:numId="19">
-    <w:abstractNumId w:val="14"/>
+    <w:abstractNumId w:val="15"/>
   </w:num>
   <w:num w:numId="20">
-    <w:abstractNumId w:val="87"/>
+    <w:abstractNumId w:val="91"/>
   </w:num>
   <w:num w:numId="21">
-    <w:abstractNumId w:val="74"/>
+    <w:abstractNumId w:val="78"/>
   </w:num>
   <w:num w:numId="22">
-    <w:abstractNumId w:val="89"/>
+    <w:abstractNumId w:val="93"/>
   </w:num>
   <w:num w:numId="23">
-    <w:abstractNumId w:val="63"/>
+    <w:abstractNumId w:val="67"/>
   </w:num>
   <w:num w:numId="24">
-    <w:abstractNumId w:val="40"/>
+    <w:abstractNumId w:val="43"/>
   </w:num>
   <w:num w:numId="25">
     <w:abstractNumId w:val="6"/>
   </w:num>
   <w:num w:numId="26">
-    <w:abstractNumId w:val="61"/>
+    <w:abstractNumId w:val="65"/>
   </w:num>
   <w:num w:numId="27">
-    <w:abstractNumId w:val="28"/>
+    <w:abstractNumId w:val="29"/>
   </w:num>
   <w:num w:numId="28">
-    <w:abstractNumId w:val="41"/>
+    <w:abstractNumId w:val="44"/>
   </w:num>
   <w:num w:numId="29">
-    <w:abstractNumId w:val="56"/>
+    <w:abstractNumId w:val="59"/>
   </w:num>
   <w:num w:numId="30">
-    <w:abstractNumId w:val="44"/>
+    <w:abstractNumId w:val="47"/>
   </w:num>
   <w:num w:numId="31">
-    <w:abstractNumId w:val="47"/>
+    <w:abstractNumId w:val="50"/>
   </w:num>
   <w:num w:numId="32">
-    <w:abstractNumId w:val="18"/>
+    <w:abstractNumId w:val="19"/>
   </w:num>
   <w:num w:numId="33">
-    <w:abstractNumId w:val="49"/>
+    <w:abstractNumId w:val="52"/>
   </w:num>
   <w:num w:numId="34">
-    <w:abstractNumId w:val="15"/>
+    <w:abstractNumId w:val="16"/>
   </w:num>
   <w:num w:numId="35">
-    <w:abstractNumId w:val="45"/>
+    <w:abstractNumId w:val="48"/>
   </w:num>
   <w:num w:numId="36">
     <w:abstractNumId w:val="7"/>
   </w:num>
   <w:num w:numId="37">
-    <w:abstractNumId w:val="59"/>
+    <w:abstractNumId w:val="62"/>
   </w:num>
   <w:num w:numId="38">
+    <w:abstractNumId w:val="39"/>
+  </w:num>
+  <w:num w:numId="39">
+    <w:abstractNumId w:val="17"/>
+  </w:num>
+  <w:num w:numId="40">
+    <w:abstractNumId w:val="10"/>
+  </w:num>
+  <w:num w:numId="41">
+    <w:abstractNumId w:val="94"/>
+  </w:num>
+  <w:num w:numId="42">
+    <w:abstractNumId w:val="36"/>
+  </w:num>
+  <w:num w:numId="43">
+    <w:abstractNumId w:val="86"/>
+  </w:num>
+  <w:num w:numId="44">
+    <w:abstractNumId w:val="58"/>
+  </w:num>
+  <w:num w:numId="45">
+    <w:abstractNumId w:val="32"/>
+  </w:num>
+  <w:num w:numId="46">
+    <w:abstractNumId w:val="11"/>
+  </w:num>
+  <w:num w:numId="47">
+    <w:abstractNumId w:val="71"/>
+  </w:num>
+  <w:num w:numId="48">
+    <w:abstractNumId w:val="45"/>
+  </w:num>
+  <w:num w:numId="49">
+    <w:abstractNumId w:val="9"/>
+  </w:num>
+  <w:num w:numId="50">
+    <w:abstractNumId w:val="38"/>
+  </w:num>
+  <w:num w:numId="51">
+    <w:abstractNumId w:val="74"/>
+  </w:num>
+  <w:num w:numId="52">
+    <w:abstractNumId w:val="90"/>
+  </w:num>
+  <w:num w:numId="53">
+    <w:abstractNumId w:val="24"/>
+  </w:num>
+  <w:num w:numId="54">
+    <w:abstractNumId w:val="55"/>
+  </w:num>
+  <w:num w:numId="55">
     <w:abstractNumId w:val="37"/>
   </w:num>
-  <w:num w:numId="39">
-    <w:abstractNumId w:val="16"/>
-  </w:num>
-  <w:num w:numId="40">
-    <w:abstractNumId w:val="9"/>
-  </w:num>
-  <w:num w:numId="41">
-    <w:abstractNumId w:val="90"/>
-  </w:num>
-  <w:num w:numId="42">
-    <w:abstractNumId w:val="34"/>
-  </w:num>
-  <w:num w:numId="43">
-    <w:abstractNumId w:val="82"/>
-  </w:num>
-  <w:num w:numId="44">
-    <w:abstractNumId w:val="55"/>
-  </w:num>
-  <w:num w:numId="45">
-    <w:abstractNumId w:val="31"/>
-  </w:num>
-  <w:num w:numId="46">
-    <w:abstractNumId w:val="10"/>
-  </w:num>
-  <w:num w:numId="47">
-    <w:abstractNumId w:val="67"/>
-  </w:num>
-  <w:num w:numId="48">
+  <w:num w:numId="56">
     <w:abstractNumId w:val="42"/>
   </w:num>
-  <w:num w:numId="49">
-    <w:abstractNumId w:val="8"/>
-  </w:num>
-  <w:num w:numId="50">
-    <w:abstractNumId w:val="36"/>
-  </w:num>
-  <w:num w:numId="51">
-    <w:abstractNumId w:val="70"/>
-  </w:num>
-  <w:num w:numId="52">
-    <w:abstractNumId w:val="86"/>
-  </w:num>
-  <w:num w:numId="53">
-    <w:abstractNumId w:val="23"/>
-  </w:num>
-  <w:num w:numId="54">
-    <w:abstractNumId w:val="52"/>
-  </w:num>
-  <w:num w:numId="55">
-    <w:abstractNumId w:val="35"/>
-  </w:num>
-  <w:num w:numId="56">
-    <w:abstractNumId w:val="39"/>
-  </w:num>
   <w:num w:numId="57">
-    <w:abstractNumId w:val="88"/>
+    <w:abstractNumId w:val="92"/>
   </w:num>
   <w:num w:numId="58">
-    <w:abstractNumId w:val="21"/>
+    <w:abstractNumId w:val="22"/>
   </w:num>
   <w:num w:numId="59">
-    <w:abstractNumId w:val="68"/>
+    <w:abstractNumId w:val="72"/>
   </w:num>
   <w:num w:numId="60">
-    <w:abstractNumId w:val="71"/>
+    <w:abstractNumId w:val="75"/>
   </w:num>
   <w:num w:numId="61">
-    <w:abstractNumId w:val="25"/>
+    <w:abstractNumId w:val="26"/>
   </w:num>
   <w:num w:numId="62">
-    <w:abstractNumId w:val="13"/>
+    <w:abstractNumId w:val="14"/>
   </w:num>
   <w:num w:numId="63">
     <w:abstractNumId w:val="3"/>
   </w:num>
   <w:num w:numId="64">
-    <w:abstractNumId w:val="24"/>
+    <w:abstractNumId w:val="25"/>
   </w:num>
   <w:num w:numId="65">
-    <w:abstractNumId w:val="64"/>
+    <w:abstractNumId w:val="68"/>
   </w:num>
   <w:num w:numId="66">
-    <w:abstractNumId w:val="50"/>
+    <w:abstractNumId w:val="53"/>
   </w:num>
   <w:num w:numId="67">
-    <w:abstractNumId w:val="38"/>
+    <w:abstractNumId w:val="41"/>
   </w:num>
   <w:num w:numId="68">
     <w:abstractNumId w:val="0"/>
   </w:num>
   <w:num w:numId="69">
-    <w:abstractNumId w:val="46"/>
+    <w:abstractNumId w:val="49"/>
   </w:num>
   <w:num w:numId="70">
-    <w:abstractNumId w:val="94"/>
+    <w:abstractNumId w:val="98"/>
   </w:num>
   <w:num w:numId="71">
-    <w:abstractNumId w:val="26"/>
+    <w:abstractNumId w:val="27"/>
   </w:num>
   <w:num w:numId="72">
     <w:abstractNumId w:val="2"/>
   </w:num>
   <w:num w:numId="73">
-    <w:abstractNumId w:val="60"/>
+    <w:abstractNumId w:val="63"/>
   </w:num>
   <w:num w:numId="74">
-    <w:abstractNumId w:val="84"/>
+    <w:abstractNumId w:val="88"/>
   </w:num>
   <w:num w:numId="75">
-    <w:abstractNumId w:val="58"/>
+    <w:abstractNumId w:val="61"/>
   </w:num>
   <w:num w:numId="76">
     <w:abstractNumId w:val="4"/>
   </w:num>
   <w:num w:numId="77">
+    <w:abstractNumId w:val="54"/>
+  </w:num>
+  <w:num w:numId="78">
+    <w:abstractNumId w:val="46"/>
+  </w:num>
+  <w:num w:numId="79">
+    <w:abstractNumId w:val="18"/>
+  </w:num>
+  <w:num w:numId="80">
+    <w:abstractNumId w:val="84"/>
+  </w:num>
+  <w:num w:numId="81">
+    <w:abstractNumId w:val="97"/>
+  </w:num>
+  <w:num w:numId="82">
+    <w:abstractNumId w:val="85"/>
+  </w:num>
+  <w:num w:numId="83">
+    <w:abstractNumId w:val="56"/>
+  </w:num>
+  <w:num w:numId="84">
+    <w:abstractNumId w:val="87"/>
+  </w:num>
+  <w:num w:numId="85">
+    <w:abstractNumId w:val="57"/>
+  </w:num>
+  <w:num w:numId="86">
+    <w:abstractNumId w:val="60"/>
+  </w:num>
+  <w:num w:numId="87">
     <w:abstractNumId w:val="51"/>
   </w:num>
-  <w:num w:numId="78">
-    <w:abstractNumId w:val="43"/>
+  <w:num w:numId="88">
+    <w:abstractNumId w:val="35"/>
   </w:num>
-  <w:num w:numId="79">
-    <w:abstractNumId w:val="17"/>
-  </w:num>
-  <w:num w:numId="80">
-    <w:abstractNumId w:val="80"/>
-  </w:num>
-  <w:num w:numId="81">
-    <w:abstractNumId w:val="93"/>
-  </w:num>
-  <w:num w:numId="82">
-    <w:abstractNumId w:val="81"/>
-  </w:num>
-  <w:num w:numId="83">
-    <w:abstractNumId w:val="53"/>
-  </w:num>
-  <w:num w:numId="84">
+  <w:num w:numId="89">
     <w:abstractNumId w:val="83"/>
   </w:num>
-  <w:num w:numId="85">
-    <w:abstractNumId w:val="54"/>
+  <w:num w:numId="90">
+    <w:abstractNumId w:val="96"/>
   </w:num>
-  <w:num w:numId="86">
-    <w:abstractNumId w:val="57"/>
+  <w:num w:numId="91">
+    <w:abstractNumId w:val="13"/>
   </w:num>
-  <w:num w:numId="87">
-    <w:abstractNumId w:val="48"/>
+  <w:num w:numId="92">
+    <w:abstractNumId w:val="70"/>
   </w:num>
-  <w:num w:numId="88">
-    <w:abstractNumId w:val="33"/>
+  <w:num w:numId="93">
+    <w:abstractNumId w:val="28"/>
   </w:num>
-  <w:num w:numId="89">
+  <w:num w:numId="94">
+    <w:abstractNumId w:val="95"/>
+  </w:num>
+  <w:num w:numId="95">
     <w:abstractNumId w:val="79"/>
   </w:num>
-  <w:num w:numId="90">
-    <w:abstractNumId w:val="92"/>
+  <w:num w:numId="96">
+    <w:abstractNumId w:val="8"/>
   </w:num>
-  <w:num w:numId="91">
-    <w:abstractNumId w:val="12"/>
+  <w:num w:numId="97">
+    <w:abstractNumId w:val="40"/>
   </w:num>
-  <w:num w:numId="92">
-    <w:abstractNumId w:val="66"/>
+  <w:num w:numId="98">
+    <w:abstractNumId w:val="64"/>
   </w:num>
-  <w:num w:numId="93">
-    <w:abstractNumId w:val="27"/>
-  </w:num>
-  <w:num w:numId="94">
-    <w:abstractNumId w:val="91"/>
-  </w:num>
-  <w:num w:numId="95">
-    <w:abstractNumId w:val="75"/>
+  <w:num w:numId="99">
+    <w:abstractNumId w:val="33"/>
   </w:num>
   <w:numIdMacAtCleanup w:val="95"/>
 </w:numbering>
@@ -43807,6 +47135,36 @@
     <w:basedOn w:val="DefaultParagraphFont"/>
     <w:rsid w:val="00A52A44"/>
   </w:style>
+  <w:style w:type="character" w:customStyle="1" w:styleId="citation-1">
+    <w:name w:val="citation-1"/>
+    <w:basedOn w:val="DefaultParagraphFont"/>
+    <w:rsid w:val="006068AE"/>
+  </w:style>
+  <w:style w:type="character" w:customStyle="1" w:styleId="ng-tns-c1837689526-70">
+    <w:name w:val="ng-tns-c1837689526-70"/>
+    <w:basedOn w:val="DefaultParagraphFont"/>
+    <w:rsid w:val="006068AE"/>
+  </w:style>
+  <w:style w:type="character" w:customStyle="1" w:styleId="ng-tns-c1837689526-71">
+    <w:name w:val="ng-tns-c1837689526-71"/>
+    <w:basedOn w:val="DefaultParagraphFont"/>
+    <w:rsid w:val="006068AE"/>
+  </w:style>
+  <w:style w:type="character" w:customStyle="1" w:styleId="ng-tns-c1837689526-72">
+    <w:name w:val="ng-tns-c1837689526-72"/>
+    <w:basedOn w:val="DefaultParagraphFont"/>
+    <w:rsid w:val="006068AE"/>
+  </w:style>
+  <w:style w:type="character" w:customStyle="1" w:styleId="ng-tns-c1837689526-73">
+    <w:name w:val="ng-tns-c1837689526-73"/>
+    <w:basedOn w:val="DefaultParagraphFont"/>
+    <w:rsid w:val="006068AE"/>
+  </w:style>
+  <w:style w:type="character" w:customStyle="1" w:styleId="ng-tns-c1837689526-113">
+    <w:name w:val="ng-tns-c1837689526-113"/>
+    <w:basedOn w:val="DefaultParagraphFont"/>
+    <w:rsid w:val="00E65EE4"/>
+  </w:style>
 </w:styles>
 </file>
 

--- a/ASP.NET.docx
+++ b/ASP.NET.docx
@@ -32428,8 +32428,6 @@
       <w:pPr>
         <w:pStyle w:val="NormalWeb"/>
       </w:pPr>
-      <w:bookmarkStart w:id="28" w:name="_GoBack"/>
-      <w:bookmarkEnd w:id="28"/>
       <w:r>
         <w:lastRenderedPageBreak/>
         <w:pict>
@@ -32556,12 +32554,3613 @@
     </w:p>
     <w:p>
       <w:pPr>
-        <w:spacing w:line="276" w:lineRule="auto"/>
+        <w:pStyle w:val="NormalWeb"/>
+      </w:pPr>
+    </w:p>
+    <w:p>
+      <w:pPr>
+        <w:pStyle w:val="Heading1"/>
+      </w:pPr>
+      <w:r>
+        <w:t xml:space="preserve">API </w:t>
+      </w:r>
+    </w:p>
+    <w:p>
+      <w:pPr>
         <w:rPr>
           <w:rFonts w:ascii="Times New Roman" w:hAnsi="Times New Roman" w:cs="Times New Roman"/>
-          <w:szCs w:val="22"/>
-        </w:rPr>
-      </w:pPr>
+        </w:rPr>
+      </w:pPr>
+      <w:r>
+        <w:rPr>
+          <w:rFonts w:ascii="Times New Roman" w:hAnsi="Times New Roman" w:cs="Times New Roman"/>
+        </w:rPr>
+        <w:t>A</w:t>
+      </w:r>
+      <w:r>
+        <w:rPr>
+          <w:rFonts w:ascii="Times New Roman" w:hAnsi="Times New Roman" w:cs="Times New Roman"/>
+        </w:rPr>
+        <w:t xml:space="preserve">n </w:t>
+      </w:r>
+      <w:r>
+        <w:rPr>
+          <w:rFonts w:ascii="Times New Roman" w:hAnsi="Times New Roman" w:cs="Times New Roman"/>
+          <w:b/>
+          <w:bCs/>
+        </w:rPr>
+        <w:t>API (Application Programming Interface)</w:t>
+      </w:r>
+      <w:r>
+        <w:rPr>
+          <w:rFonts w:ascii="Times New Roman" w:hAnsi="Times New Roman" w:cs="Times New Roman"/>
+        </w:rPr>
+        <w:t xml:space="preserve"> is a "messenger" that allows two different software programs to talk to each other.</w:t>
+      </w:r>
+    </w:p>
+    <w:p>
+      <w:pPr>
+        <w:rPr>
+          <w:rFonts w:ascii="Times New Roman" w:hAnsi="Times New Roman" w:cs="Times New Roman"/>
+        </w:rPr>
+      </w:pPr>
+      <w:r>
+        <w:rPr>
+          <w:rFonts w:ascii="Times New Roman" w:hAnsi="Times New Roman" w:cs="Times New Roman"/>
+        </w:rPr>
+        <w:t>An API (</w:t>
+      </w:r>
+      <w:hyperlink r:id="rId13" w:history="1">
+        <w:r>
+          <w:rPr>
+            <w:rStyle w:val="Hyperlink"/>
+            <w:rFonts w:ascii="Times New Roman" w:hAnsi="Times New Roman" w:cs="Times New Roman"/>
+          </w:rPr>
+          <w:t>Application Programming Interface</w:t>
+        </w:r>
+      </w:hyperlink>
+      <w:r>
+        <w:rPr>
+          <w:rFonts w:ascii="Times New Roman" w:hAnsi="Times New Roman" w:cs="Times New Roman"/>
+        </w:rPr>
+        <w:t>) is a set of rules, protocols, and tools that allows different software applications to communicate, exchange data, and share functionality.</w:t>
+      </w:r>
+    </w:p>
+    <w:p>
+      <w:pPr>
+        <w:pStyle w:val="Heading3"/>
+        <w:rPr>
+          <w:rFonts w:ascii="Times New Roman" w:hAnsi="Times New Roman" w:cs="Times New Roman"/>
+        </w:rPr>
+      </w:pPr>
+      <w:r>
+        <w:rPr>
+          <w:rFonts w:ascii="Times New Roman" w:hAnsi="Times New Roman" w:cs="Times New Roman"/>
+        </w:rPr>
+        <w:t>Login with Google / Facebook</w:t>
+      </w:r>
+    </w:p>
+    <w:p>
+      <w:pPr>
+        <w:pStyle w:val="NormalWeb"/>
+      </w:pPr>
+      <w:r>
+        <w:t xml:space="preserve">When you visit a new website and click </w:t>
+      </w:r>
+      <w:r>
+        <w:rPr>
+          <w:b/>
+          <w:bCs/>
+        </w:rPr>
+        <w:t>"Sign in with Google"</w:t>
+      </w:r>
+      <w:r>
+        <w:t xml:space="preserve"> instead of creating a new account:</w:t>
+      </w:r>
+    </w:p>
+    <w:p>
+      <w:pPr>
+        <w:pStyle w:val="NormalWeb"/>
+        <w:numPr>
+          <w:ilvl w:val="0"/>
+          <w:numId w:val="100"/>
+        </w:numPr>
+      </w:pPr>
+      <w:r>
+        <w:rPr>
+          <w:b/>
+          <w:bCs/>
+        </w:rPr>
+        <w:t>The Website:</w:t>
+      </w:r>
+      <w:r>
+        <w:t xml:space="preserve"> Wants to know who you are but doesn't want to store your password.</w:t>
+      </w:r>
+    </w:p>
+    <w:p>
+      <w:pPr>
+        <w:pStyle w:val="NormalWeb"/>
+        <w:numPr>
+          <w:ilvl w:val="0"/>
+          <w:numId w:val="100"/>
+        </w:numPr>
+      </w:pPr>
+      <w:r>
+        <w:rPr>
+          <w:b/>
+          <w:bCs/>
+        </w:rPr>
+        <w:t>Google:</w:t>
+      </w:r>
+      <w:r>
+        <w:t xml:space="preserve"> Has all your data and security.</w:t>
+      </w:r>
+    </w:p>
+    <w:p>
+      <w:pPr>
+        <w:pStyle w:val="NormalWeb"/>
+        <w:numPr>
+          <w:ilvl w:val="0"/>
+          <w:numId w:val="100"/>
+        </w:numPr>
+      </w:pPr>
+      <w:r>
+        <w:rPr>
+          <w:b/>
+          <w:bCs/>
+        </w:rPr>
+        <w:t>The API:</w:t>
+      </w:r>
+      <w:r>
+        <w:t xml:space="preserve"> The website sends a request to Google’s API: "Is this user Shiva?" Google checks and sends back a "Yes" along with your name and profile picture.</w:t>
+      </w:r>
+    </w:p>
+    <w:p>
+      <w:pPr>
+        <w:pStyle w:val="NormalWeb"/>
+        <w:numPr>
+          <w:ilvl w:val="1"/>
+          <w:numId w:val="100"/>
+        </w:numPr>
+      </w:pPr>
+      <w:r>
+        <w:rPr>
+          <w:i/>
+          <w:iCs/>
+        </w:rPr>
+        <w:t>Why it's an API:</w:t>
+      </w:r>
+      <w:r>
+        <w:t xml:space="preserve"> The website never sees your Google password. It only gets the specific data Google's API chooses to share.</w:t>
+      </w:r>
+    </w:p>
+    <w:p>
+      <w:pPr>
+        <w:rPr>
+          <w:rFonts w:ascii="Times New Roman" w:hAnsi="Times New Roman" w:cs="Times New Roman"/>
+        </w:rPr>
+      </w:pPr>
+      <w:r>
+        <w:rPr>
+          <w:rFonts w:ascii="Times New Roman" w:hAnsi="Times New Roman" w:cs="Times New Roman"/>
+        </w:rPr>
+        <w:pict>
+          <v:rect id="_x0000_i1080" style="width:0;height:1.5pt" o:hralign="center" o:hrstd="t" o:hr="t" fillcolor="#a0a0a0" stroked="f"/>
+        </w:pict>
+      </w:r>
+    </w:p>
+    <w:p>
+      <w:pPr>
+        <w:pStyle w:val="Heading3"/>
+        <w:rPr>
+          <w:rFonts w:ascii="Times New Roman" w:eastAsia="Times New Roman" w:hAnsi="Times New Roman" w:cs="Times New Roman"/>
+        </w:rPr>
+      </w:pPr>
+      <w:r>
+        <w:rPr>
+          <w:rFonts w:ascii="Times New Roman" w:eastAsia="Times New Roman" w:hAnsi="Times New Roman" w:cs="Times New Roman"/>
+        </w:rPr>
+        <w:t>Example</w:t>
+      </w:r>
+    </w:p>
+    <w:p>
+      <w:pPr>
+        <w:pStyle w:val="ListParagraph"/>
+        <w:numPr>
+          <w:ilvl w:val="0"/>
+          <w:numId w:val="100"/>
+        </w:numPr>
+        <w:spacing w:before="100" w:beforeAutospacing="1" w:after="100" w:afterAutospacing="1" w:line="240" w:lineRule="auto"/>
+        <w:rPr>
+          <w:rFonts w:ascii="Times New Roman" w:eastAsia="Times New Roman" w:hAnsi="Times New Roman" w:cs="Times New Roman"/>
+          <w:sz w:val="24"/>
+          <w:szCs w:val="24"/>
+        </w:rPr>
+      </w:pPr>
+      <w:r>
+        <w:rPr>
+          <w:rFonts w:ascii="Times New Roman" w:eastAsia="Times New Roman" w:hAnsi="Times New Roman" w:cs="Times New Roman"/>
+          <w:b/>
+          <w:bCs/>
+          <w:sz w:val="24"/>
+          <w:szCs w:val="24"/>
+        </w:rPr>
+        <w:t>The Bike Company</w:t>
+      </w:r>
+      <w:r>
+        <w:rPr>
+          <w:rFonts w:ascii="Times New Roman" w:eastAsia="Times New Roman" w:hAnsi="Times New Roman" w:cs="Times New Roman"/>
+          <w:sz w:val="24"/>
+          <w:szCs w:val="24"/>
+        </w:rPr>
+        <w:t xml:space="preserve"> = Your </w:t>
+      </w:r>
+      <w:r>
+        <w:rPr>
+          <w:rFonts w:ascii="Times New Roman" w:eastAsia="Times New Roman" w:hAnsi="Times New Roman" w:cs="Times New Roman"/>
+          <w:b/>
+          <w:bCs/>
+          <w:sz w:val="24"/>
+          <w:szCs w:val="24"/>
+        </w:rPr>
+        <w:t>Frontend</w:t>
+      </w:r>
+      <w:r>
+        <w:rPr>
+          <w:rFonts w:ascii="Times New Roman" w:eastAsia="Times New Roman" w:hAnsi="Times New Roman" w:cs="Times New Roman"/>
+          <w:sz w:val="24"/>
+          <w:szCs w:val="24"/>
+        </w:rPr>
+        <w:t xml:space="preserve"> (the website/mobile app).</w:t>
+      </w:r>
+    </w:p>
+    <w:p>
+      <w:pPr>
+        <w:pStyle w:val="ListParagraph"/>
+        <w:numPr>
+          <w:ilvl w:val="0"/>
+          <w:numId w:val="100"/>
+        </w:numPr>
+        <w:spacing w:before="100" w:beforeAutospacing="1" w:after="100" w:afterAutospacing="1" w:line="240" w:lineRule="auto"/>
+        <w:rPr>
+          <w:rFonts w:ascii="Times New Roman" w:eastAsia="Times New Roman" w:hAnsi="Times New Roman" w:cs="Times New Roman"/>
+          <w:sz w:val="24"/>
+          <w:szCs w:val="24"/>
+        </w:rPr>
+      </w:pPr>
+      <w:r>
+        <w:rPr>
+          <w:rFonts w:ascii="Times New Roman" w:eastAsia="Times New Roman" w:hAnsi="Times New Roman" w:cs="Times New Roman"/>
+          <w:b/>
+          <w:bCs/>
+          <w:sz w:val="24"/>
+          <w:szCs w:val="24"/>
+        </w:rPr>
+        <w:t>The Tire Company</w:t>
+      </w:r>
+      <w:r>
+        <w:rPr>
+          <w:rFonts w:ascii="Times New Roman" w:eastAsia="Times New Roman" w:hAnsi="Times New Roman" w:cs="Times New Roman"/>
+          <w:sz w:val="24"/>
+          <w:szCs w:val="24"/>
+        </w:rPr>
+        <w:t xml:space="preserve"> = Your </w:t>
+      </w:r>
+      <w:r>
+        <w:rPr>
+          <w:rFonts w:ascii="Times New Roman" w:eastAsia="Times New Roman" w:hAnsi="Times New Roman" w:cs="Times New Roman"/>
+          <w:b/>
+          <w:bCs/>
+          <w:sz w:val="24"/>
+          <w:szCs w:val="24"/>
+        </w:rPr>
+        <w:t>Backend</w:t>
+      </w:r>
+      <w:r>
+        <w:rPr>
+          <w:rFonts w:ascii="Times New Roman" w:eastAsia="Times New Roman" w:hAnsi="Times New Roman" w:cs="Times New Roman"/>
+          <w:sz w:val="24"/>
+          <w:szCs w:val="24"/>
+        </w:rPr>
+        <w:t xml:space="preserve"> (the SQL database and logic).</w:t>
+      </w:r>
+    </w:p>
+    <w:p>
+      <w:pPr>
+        <w:pStyle w:val="ListParagraph"/>
+        <w:numPr>
+          <w:ilvl w:val="0"/>
+          <w:numId w:val="100"/>
+        </w:numPr>
+        <w:spacing w:before="100" w:beforeAutospacing="1" w:after="100" w:afterAutospacing="1" w:line="240" w:lineRule="auto"/>
+        <w:rPr>
+          <w:rFonts w:ascii="Times New Roman" w:eastAsia="Times New Roman" w:hAnsi="Times New Roman" w:cs="Times New Roman"/>
+          <w:sz w:val="24"/>
+          <w:szCs w:val="24"/>
+        </w:rPr>
+      </w:pPr>
+      <w:r>
+        <w:rPr>
+          <w:rFonts w:ascii="Times New Roman" w:eastAsia="Times New Roman" w:hAnsi="Times New Roman" w:cs="Times New Roman"/>
+          <w:b/>
+          <w:bCs/>
+          <w:sz w:val="24"/>
+          <w:szCs w:val="24"/>
+        </w:rPr>
+        <w:t>The Phone Call</w:t>
+      </w:r>
+      <w:r>
+        <w:rPr>
+          <w:rFonts w:ascii="Times New Roman" w:eastAsia="Times New Roman" w:hAnsi="Times New Roman" w:cs="Times New Roman"/>
+          <w:sz w:val="24"/>
+          <w:szCs w:val="24"/>
+        </w:rPr>
+        <w:t xml:space="preserve"> = The </w:t>
+      </w:r>
+      <w:r>
+        <w:rPr>
+          <w:rFonts w:ascii="Times New Roman" w:eastAsia="Times New Roman" w:hAnsi="Times New Roman" w:cs="Times New Roman"/>
+          <w:b/>
+          <w:bCs/>
+          <w:sz w:val="24"/>
+          <w:szCs w:val="24"/>
+        </w:rPr>
+        <w:t>Web API</w:t>
+      </w:r>
+      <w:r>
+        <w:rPr>
+          <w:rFonts w:ascii="Times New Roman" w:eastAsia="Times New Roman" w:hAnsi="Times New Roman" w:cs="Times New Roman"/>
+          <w:sz w:val="24"/>
+          <w:szCs w:val="24"/>
+        </w:rPr>
+        <w:t xml:space="preserve"> (the URL like </w:t>
+      </w:r>
+      <w:r>
+        <w:rPr>
+          <w:rFonts w:ascii="Times New Roman" w:eastAsia="Times New Roman" w:hAnsi="Times New Roman" w:cs="Times New Roman"/>
+          <w:sz w:val="20"/>
+        </w:rPr>
+        <w:t>api/orders</w:t>
+      </w:r>
+      <w:r>
+        <w:rPr>
+          <w:rFonts w:ascii="Times New Roman" w:eastAsia="Times New Roman" w:hAnsi="Times New Roman" w:cs="Times New Roman"/>
+          <w:sz w:val="24"/>
+          <w:szCs w:val="24"/>
+        </w:rPr>
+        <w:t>).</w:t>
+      </w:r>
+    </w:p>
+    <w:p>
+      <w:pPr>
+        <w:pStyle w:val="Heading1"/>
+      </w:pPr>
+      <w:r>
+        <w:lastRenderedPageBreak/>
+        <w:t>REST API (Representational State Transfer API)</w:t>
+      </w:r>
+    </w:p>
+    <w:p>
+      <w:pPr>
+        <w:rPr>
+          <w:rFonts w:ascii="Times New Roman" w:hAnsi="Times New Roman" w:cs="Times New Roman"/>
+        </w:rPr>
+      </w:pPr>
+      <w:r>
+        <w:rPr>
+          <w:rFonts w:ascii="Times New Roman" w:hAnsi="Times New Roman" w:cs="Times New Roman"/>
+        </w:rPr>
+        <w:t>A REST API (Representational State Transfer API) enables communication between client and server over HTTP. It exchanges data typically in JSON format using standard web protocols.</w:t>
+      </w:r>
+    </w:p>
+    <w:p>
+      <w:pPr>
+        <w:spacing w:after="0" w:line="240" w:lineRule="auto"/>
+        <w:rPr>
+          <w:rStyle w:val="Normal"/>
+          <w:rFonts w:ascii="Times New Roman" w:eastAsia="Times New Roman" w:hAnsi="Times New Roman" w:cs="Times New Roman"/>
+          <w:snapToGrid w:val="0"/>
+          <w:color w:val="000000"/>
+          <w:w w:val="0"/>
+          <w:sz w:val="0"/>
+          <w:szCs w:val="0"/>
+          <w:u w:color="000000"/>
+          <w:bdr w:val="none" w:sz="0" w:space="0" w:color="000000"/>
+          <w:shd w:val="clear" w:color="000000" w:fill="000000"/>
+          <w:lang w:val="x-none" w:eastAsia="x-none" w:bidi="x-none"/>
+        </w:rPr>
+      </w:pPr>
+      <w:r>
+        <w:rPr>
+          <w:noProof/>
+        </w:rPr>
+        <mc:AlternateContent>
+          <mc:Choice Requires="wps">
+            <w:drawing>
+              <wp:inline distT="0" distB="0" distL="0" distR="0">
+                <wp:extent cx="304800" cy="304800"/>
+                <wp:effectExtent l="0" t="0" r="0" b="0"/>
+                <wp:docPr id="4" name="Rectangle 4" descr=", AI generated"/>
+                <wp:cNvGraphicFramePr>
+                  <a:graphicFrameLocks xmlns:a="http://schemas.openxmlformats.org/drawingml/2006/main" noChangeAspect="1"/>
+                </wp:cNvGraphicFramePr>
+                <a:graphic xmlns:a="http://schemas.openxmlformats.org/drawingml/2006/main">
+                  <a:graphicData uri="http://schemas.microsoft.com/office/word/2010/wordprocessingShape">
+                    <wps:wsp>
+                      <wps:cNvSpPr>
+                        <a:spLocks noChangeAspect="1" noChangeArrowheads="1"/>
+                      </wps:cNvSpPr>
+                      <wps:spPr bwMode="auto">
+                        <a:xfrm>
+                          <a:off x="0" y="0"/>
+                          <a:ext cx="304800" cy="304800"/>
+                        </a:xfrm>
+                        <a:prstGeom prst="rect">
+                          <a:avLst/>
+                        </a:prstGeom>
+                        <a:noFill/>
+                        <a:ln>
+                          <a:noFill/>
+                        </a:ln>
+                        <a:extLst>
+                          <a:ext uri="{909E8E84-426E-40DD-AFC4-6F175D3DCCD1}">
+                            <a14:hiddenFill xmlns:a14="http://schemas.microsoft.com/office/drawing/2010/main">
+                              <a:solidFill>
+                                <a:srgbClr val="FFFFFF"/>
+                              </a:solidFill>
+                            </a14:hiddenFill>
+                          </a:ext>
+                          <a:ext uri="{91240B29-F687-4F45-9708-019B960494DF}">
+                            <a14:hiddenLine xmlns:a14="http://schemas.microsoft.com/office/drawing/2010/main" w="9525">
+                              <a:solidFill>
+                                <a:srgbClr val="000000"/>
+                              </a:solidFill>
+                              <a:miter lim="800000"/>
+                              <a:headEnd/>
+                              <a:tailEnd/>
+                            </a14:hiddenLine>
+                          </a:ext>
+                        </a:extLst>
+                      </wps:spPr>
+                      <wps:bodyPr rot="0" vert="horz" wrap="square" lIns="91440" tIns="45720" rIns="91440" bIns="45720" anchor="t" anchorCtr="0" upright="1">
+                        <a:noAutofit/>
+                      </wps:bodyPr>
+                    </wps:wsp>
+                  </a:graphicData>
+                </a:graphic>
+              </wp:inline>
+            </w:drawing>
+          </mc:Choice>
+          <mc:Fallback>
+            <w:pict>
+              <v:rect w14:anchorId="2683E8A1" id="Rectangle 4" o:spid="_x0000_s1026" alt=", AI generated" style="width:24pt;height:24pt;visibility:visible;mso-wrap-style:square;mso-left-percent:-10001;mso-top-percent:-10001;mso-position-horizontal:absolute;mso-position-horizontal-relative:char;mso-position-vertical:absolute;mso-position-vertical-relative:line;mso-left-percent:-10001;mso-top-percent:-10001;v-text-anchor:top" o:gfxdata="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" filled="f" stroked="f">
+                <o:lock v:ext="edit" aspectratio="t"/>
+                <w10:anchorlock/>
+              </v:rect>
+            </w:pict>
+          </mc:Fallback>
+        </mc:AlternateContent>
+      </w:r>
+      <w:r>
+        <w:rPr>
+          <w:rStyle w:val="Normal"/>
+          <w:rFonts w:ascii="Times New Roman" w:eastAsia="Times New Roman" w:hAnsi="Times New Roman" w:cs="Times New Roman"/>
+          <w:snapToGrid w:val="0"/>
+          <w:color w:val="000000"/>
+          <w:w w:val="0"/>
+          <w:sz w:val="0"/>
+          <w:szCs w:val="0"/>
+          <w:u w:color="000000"/>
+          <w:bdr w:val="none" w:sz="0" w:space="0" w:color="000000"/>
+          <w:shd w:val="clear" w:color="000000" w:fill="000000"/>
+          <w:lang w:val="x-none" w:eastAsia="x-none" w:bidi="x-none"/>
+        </w:rPr>
+        <w:t xml:space="preserve"> </w:t>
+      </w:r>
+      <w:r>
+        <w:rPr>
+          <w:rFonts w:ascii="Times New Roman" w:eastAsia="Times New Roman" w:hAnsi="Times New Roman" w:cs="Times New Roman"/>
+          <w:noProof/>
+          <w:sz w:val="24"/>
+          <w:szCs w:val="24"/>
+        </w:rPr>
+        <w:drawing>
+          <wp:inline distT="0" distB="0" distL="0" distR="0">
+            <wp:extent cx="5265099" cy="1625600"/>
+            <wp:effectExtent l="0" t="0" r="0" b="0"/>
+            <wp:docPr id="7" name="Picture 7" descr="C:\Users\shiva bishwokarma\Documents\httprequest.jpg"/>
+            <wp:cNvGraphicFramePr>
+              <a:graphicFrameLocks xmlns:a="http://schemas.openxmlformats.org/drawingml/2006/main" noChangeAspect="1"/>
+            </wp:cNvGraphicFramePr>
+            <a:graphic xmlns:a="http://schemas.openxmlformats.org/drawingml/2006/main">
+              <a:graphicData uri="http://schemas.openxmlformats.org/drawingml/2006/picture">
+                <pic:pic xmlns:pic="http://schemas.openxmlformats.org/drawingml/2006/picture">
+                  <pic:nvPicPr>
+                    <pic:cNvPr id="0" name="Picture 80" descr="C:\Users\shiva bishwokarma\Documents\httprequest.jpg"/>
+                    <pic:cNvPicPr>
+                      <a:picLocks noChangeAspect="1" noChangeArrowheads="1"/>
+                    </pic:cNvPicPr>
+                  </pic:nvPicPr>
+                  <pic:blipFill>
+                    <a:blip r:embed="rId14" cstate="print">
+                      <a:extLst>
+                        <a:ext uri="{28A0092B-C50C-407E-A947-70E740481C1C}">
+                          <a14:useLocalDpi xmlns:a14="http://schemas.microsoft.com/office/drawing/2010/main" val="0"/>
+                        </a:ext>
+                      </a:extLst>
+                    </a:blip>
+                    <a:srcRect/>
+                    <a:stretch>
+                      <a:fillRect/>
+                    </a:stretch>
+                  </pic:blipFill>
+                  <pic:spPr bwMode="auto">
+                    <a:xfrm>
+                      <a:off x="0" y="0"/>
+                      <a:ext cx="5268969" cy="1626795"/>
+                    </a:xfrm>
+                    <a:prstGeom prst="rect">
+                      <a:avLst/>
+                    </a:prstGeom>
+                    <a:noFill/>
+                    <a:ln>
+                      <a:noFill/>
+                    </a:ln>
+                  </pic:spPr>
+                </pic:pic>
+              </a:graphicData>
+            </a:graphic>
+          </wp:inline>
+        </w:drawing>
+      </w:r>
+    </w:p>
+    <w:p>
+      <w:pPr>
+        <w:spacing w:after="0" w:line="240" w:lineRule="auto"/>
+        <w:rPr>
+          <w:rStyle w:val="Normal"/>
+          <w:rFonts w:ascii="Times New Roman" w:eastAsia="Times New Roman" w:hAnsi="Times New Roman" w:cs="Times New Roman"/>
+          <w:snapToGrid w:val="0"/>
+          <w:color w:val="000000"/>
+          <w:w w:val="0"/>
+          <w:sz w:val="0"/>
+          <w:szCs w:val="0"/>
+          <w:u w:color="000000"/>
+          <w:bdr w:val="none" w:sz="0" w:space="0" w:color="000000"/>
+          <w:shd w:val="clear" w:color="000000" w:fill="000000"/>
+          <w:lang w:val="x-none" w:eastAsia="x-none" w:bidi="x-none"/>
+        </w:rPr>
+      </w:pPr>
+    </w:p>
+    <w:p>
+      <w:pPr>
+        <w:spacing w:after="0" w:line="240" w:lineRule="auto"/>
+        <w:rPr>
+          <w:rStyle w:val="Normal"/>
+          <w:rFonts w:ascii="Times New Roman" w:eastAsia="Times New Roman" w:hAnsi="Times New Roman" w:cs="Times New Roman"/>
+          <w:snapToGrid w:val="0"/>
+          <w:color w:val="000000"/>
+          <w:w w:val="0"/>
+          <w:sz w:val="0"/>
+          <w:szCs w:val="0"/>
+          <w:u w:color="000000"/>
+          <w:bdr w:val="none" w:sz="0" w:space="0" w:color="000000"/>
+          <w:shd w:val="clear" w:color="000000" w:fill="000000"/>
+          <w:lang w:val="x-none" w:eastAsia="x-none" w:bidi="x-none"/>
+        </w:rPr>
+      </w:pPr>
+    </w:p>
+    <w:p>
+      <w:pPr>
+        <w:spacing w:after="0" w:line="240" w:lineRule="auto"/>
+        <w:rPr>
+          <w:rStyle w:val="Normal"/>
+          <w:rFonts w:ascii="Times New Roman" w:eastAsia="Times New Roman" w:hAnsi="Times New Roman" w:cs="Times New Roman"/>
+          <w:snapToGrid w:val="0"/>
+          <w:color w:val="000000"/>
+          <w:w w:val="0"/>
+          <w:sz w:val="0"/>
+          <w:szCs w:val="0"/>
+          <w:u w:color="000000"/>
+          <w:bdr w:val="none" w:sz="0" w:space="0" w:color="000000"/>
+          <w:shd w:val="clear" w:color="000000" w:fill="000000"/>
+          <w:lang w:val="x-none" w:eastAsia="x-none" w:bidi="x-none"/>
+        </w:rPr>
+      </w:pPr>
+    </w:p>
+    <w:p>
+      <w:pPr>
+        <w:spacing w:after="0" w:line="240" w:lineRule="auto"/>
+        <w:rPr>
+          <w:rStyle w:val="Normal"/>
+          <w:rFonts w:ascii="Times New Roman" w:eastAsia="Times New Roman" w:hAnsi="Times New Roman" w:cs="Times New Roman"/>
+          <w:snapToGrid w:val="0"/>
+          <w:color w:val="000000"/>
+          <w:w w:val="0"/>
+          <w:sz w:val="0"/>
+          <w:szCs w:val="0"/>
+          <w:u w:color="000000"/>
+          <w:bdr w:val="none" w:sz="0" w:space="0" w:color="000000"/>
+          <w:shd w:val="clear" w:color="000000" w:fill="000000"/>
+          <w:lang w:val="x-none" w:eastAsia="x-none" w:bidi="x-none"/>
+        </w:rPr>
+      </w:pPr>
+    </w:p>
+    <w:p>
+      <w:pPr>
+        <w:spacing w:after="0" w:line="240" w:lineRule="auto"/>
+        <w:rPr>
+          <w:rStyle w:val="Normal"/>
+          <w:rFonts w:ascii="Times New Roman" w:eastAsia="Times New Roman" w:hAnsi="Times New Roman" w:cs="Times New Roman"/>
+          <w:snapToGrid w:val="0"/>
+          <w:color w:val="000000"/>
+          <w:w w:val="0"/>
+          <w:sz w:val="0"/>
+          <w:szCs w:val="0"/>
+          <w:u w:color="000000"/>
+          <w:bdr w:val="none" w:sz="0" w:space="0" w:color="000000"/>
+          <w:shd w:val="clear" w:color="000000" w:fill="000000"/>
+          <w:lang w:val="x-none" w:eastAsia="x-none" w:bidi="x-none"/>
+        </w:rPr>
+      </w:pPr>
+    </w:p>
+    <w:p>
+      <w:pPr>
+        <w:spacing w:after="0" w:line="240" w:lineRule="auto"/>
+        <w:rPr>
+          <w:rStyle w:val="Normal"/>
+          <w:rFonts w:ascii="Times New Roman" w:eastAsia="Times New Roman" w:hAnsi="Times New Roman" w:cs="Times New Roman"/>
+          <w:snapToGrid w:val="0"/>
+          <w:color w:val="000000"/>
+          <w:w w:val="0"/>
+          <w:sz w:val="0"/>
+          <w:szCs w:val="0"/>
+          <w:u w:color="000000"/>
+          <w:bdr w:val="none" w:sz="0" w:space="0" w:color="000000"/>
+          <w:shd w:val="clear" w:color="000000" w:fill="000000"/>
+          <w:lang w:val="x-none" w:eastAsia="x-none" w:bidi="x-none"/>
+        </w:rPr>
+      </w:pPr>
+    </w:p>
+    <w:p>
+      <w:pPr>
+        <w:spacing w:after="0" w:line="240" w:lineRule="auto"/>
+        <w:rPr>
+          <w:rFonts w:ascii="Times New Roman" w:eastAsia="Times New Roman" w:hAnsi="Times New Roman" w:cs="Times New Roman"/>
+          <w:sz w:val="24"/>
+          <w:szCs w:val="24"/>
+        </w:rPr>
+      </w:pPr>
+    </w:p>
+    <w:p>
+      <w:pPr>
+        <w:pStyle w:val="ListParagraph"/>
+        <w:numPr>
+          <w:ilvl w:val="0"/>
+          <w:numId w:val="106"/>
+        </w:numPr>
+        <w:rPr>
+          <w:rFonts w:ascii="Times New Roman" w:hAnsi="Times New Roman" w:cs="Times New Roman"/>
+        </w:rPr>
+      </w:pPr>
+      <w:r>
+        <w:rPr>
+          <w:noProof/>
+        </w:rPr>
+        <w:drawing>
+          <wp:inline distT="0" distB="0" distL="0" distR="0" wp14:anchorId="38BD6A94" wp14:editId="55AE93A5">
+            <wp:extent cx="3403600" cy="1914292"/>
+            <wp:effectExtent l="0" t="0" r="6350" b="0"/>
+            <wp:docPr id="10" name="Picture 10" descr="Restful Api In dotnet Core Using Ef Core And Postgres"/>
+            <wp:cNvGraphicFramePr>
+              <a:graphicFrameLocks xmlns:a="http://schemas.openxmlformats.org/drawingml/2006/main" noChangeAspect="1"/>
+            </wp:cNvGraphicFramePr>
+            <a:graphic xmlns:a="http://schemas.openxmlformats.org/drawingml/2006/main">
+              <a:graphicData uri="http://schemas.openxmlformats.org/drawingml/2006/picture">
+                <pic:pic xmlns:pic="http://schemas.openxmlformats.org/drawingml/2006/picture">
+                  <pic:nvPicPr>
+                    <pic:cNvPr id="0" name="Picture 56" descr="Restful Api In dotnet Core Using Ef Core And Postgres"/>
+                    <pic:cNvPicPr>
+                      <a:picLocks noChangeAspect="1" noChangeArrowheads="1"/>
+                    </pic:cNvPicPr>
+                  </pic:nvPicPr>
+                  <pic:blipFill>
+                    <a:blip r:embed="rId15" cstate="print">
+                      <a:extLst>
+                        <a:ext uri="{28A0092B-C50C-407E-A947-70E740481C1C}">
+                          <a14:useLocalDpi xmlns:a14="http://schemas.microsoft.com/office/drawing/2010/main" val="0"/>
+                        </a:ext>
+                      </a:extLst>
+                    </a:blip>
+                    <a:srcRect/>
+                    <a:stretch>
+                      <a:fillRect/>
+                    </a:stretch>
+                  </pic:blipFill>
+                  <pic:spPr bwMode="auto">
+                    <a:xfrm>
+                      <a:off x="0" y="0"/>
+                      <a:ext cx="3426480" cy="1927161"/>
+                    </a:xfrm>
+                    <a:prstGeom prst="rect">
+                      <a:avLst/>
+                    </a:prstGeom>
+                    <a:noFill/>
+                    <a:ln>
+                      <a:noFill/>
+                    </a:ln>
+                  </pic:spPr>
+                </pic:pic>
+              </a:graphicData>
+            </a:graphic>
+          </wp:inline>
+        </w:drawing>
+      </w:r>
+    </w:p>
+    <w:p>
+      <w:pPr>
+        <w:pStyle w:val="ListParagraph"/>
+        <w:numPr>
+          <w:ilvl w:val="0"/>
+          <w:numId w:val="106"/>
+        </w:numPr>
+        <w:rPr>
+          <w:rFonts w:ascii="Times New Roman" w:hAnsi="Times New Roman" w:cs="Times New Roman"/>
+        </w:rPr>
+      </w:pPr>
+      <w:r>
+        <w:rPr>
+          <w:rFonts w:ascii="Times New Roman" w:hAnsi="Times New Roman" w:cs="Times New Roman"/>
+        </w:rPr>
+        <w:t>Uses HTTP methods like GET, POST, PUT, PATCH, and DELETE.</w:t>
+      </w:r>
+    </w:p>
+    <w:p>
+      <w:pPr>
+        <w:pStyle w:val="ListParagraph"/>
+        <w:numPr>
+          <w:ilvl w:val="0"/>
+          <w:numId w:val="106"/>
+        </w:numPr>
+        <w:rPr>
+          <w:rFonts w:ascii="Times New Roman" w:hAnsi="Times New Roman" w:cs="Times New Roman"/>
+        </w:rPr>
+      </w:pPr>
+      <w:r>
+        <w:rPr>
+          <w:rFonts w:ascii="Times New Roman" w:hAnsi="Times New Roman" w:cs="Times New Roman"/>
+        </w:rPr>
+        <w:t>Client sends requests to server endpoints (URLs).</w:t>
+      </w:r>
+    </w:p>
+    <w:p>
+      <w:pPr>
+        <w:pStyle w:val="ListParagraph"/>
+        <w:numPr>
+          <w:ilvl w:val="0"/>
+          <w:numId w:val="106"/>
+        </w:numPr>
+        <w:rPr>
+          <w:rFonts w:ascii="Times New Roman" w:hAnsi="Times New Roman" w:cs="Times New Roman"/>
+        </w:rPr>
+      </w:pPr>
+      <w:r>
+        <w:rPr>
+          <w:rFonts w:ascii="Times New Roman" w:hAnsi="Times New Roman" w:cs="Times New Roman"/>
+        </w:rPr>
+        <w:t>Server returns responses such as JSON, XML, HTML, or images.</w:t>
+      </w:r>
+    </w:p>
+    <w:p>
+      <w:pPr>
+        <w:pStyle w:val="ListParagraph"/>
+        <w:numPr>
+          <w:ilvl w:val="0"/>
+          <w:numId w:val="106"/>
+        </w:numPr>
+        <w:rPr>
+          <w:rFonts w:ascii="Times New Roman" w:hAnsi="Times New Roman" w:cs="Times New Roman"/>
+        </w:rPr>
+      </w:pPr>
+      <w:r>
+        <w:rPr>
+          <w:rFonts w:ascii="Times New Roman" w:hAnsi="Times New Roman" w:cs="Times New Roman"/>
+        </w:rPr>
+        <w:t>Maps HTTP methods to CRUD operations (Create, Read, Update, Delete).</w:t>
+      </w:r>
+    </w:p>
+    <w:p>
+      <w:pPr>
+        <w:spacing w:line="240" w:lineRule="auto"/>
+        <w:textAlignment w:val="baseline"/>
+        <w:rPr>
+          <w:rFonts w:ascii="Arial" w:eastAsia="Times New Roman" w:hAnsi="Arial" w:cs="Arial"/>
+          <w:i/>
+          <w:iCs/>
+          <w:color w:val="FFFFFF"/>
+          <w:sz w:val="27"/>
+          <w:szCs w:val="27"/>
+        </w:rPr>
+      </w:pPr>
+      <w:r>
+        <w:rPr>
+          <w:rFonts w:ascii="Arial" w:eastAsia="Times New Roman" w:hAnsi="Arial" w:cs="Arial"/>
+          <w:b/>
+          <w:bCs/>
+          <w:i/>
+          <w:iCs/>
+          <w:color w:val="FFFFFF"/>
+          <w:sz w:val="27"/>
+          <w:szCs w:val="27"/>
+          <w:bdr w:val="none" w:sz="0" w:space="0" w:color="auto" w:frame="1"/>
+        </w:rPr>
+        <w:t xml:space="preserve">Note: </w:t>
+      </w:r>
+      <w:r>
+        <w:rPr>
+          <w:rFonts w:ascii="Arial" w:eastAsia="Times New Roman" w:hAnsi="Arial" w:cs="Arial"/>
+          <w:i/>
+          <w:iCs/>
+          <w:color w:val="FFFFFF"/>
+          <w:sz w:val="27"/>
+          <w:szCs w:val="27"/>
+        </w:rPr>
+        <w:t>REST is an architectural style that defines how APIs should be designed, whereas HTTP is the protocol used to transfer data between client and server. They work together, but they are not the same.</w:t>
+      </w:r>
+    </w:p>
+    <w:p>
+      <w:pPr>
+        <w:pStyle w:val="Heading3"/>
+      </w:pPr>
+      <w:r>
+        <w:t>A. The 4 Pillars of REST</w:t>
+      </w:r>
+    </w:p>
+    <w:p>
+      <w:pPr>
+        <w:pStyle w:val="NormalWeb"/>
+      </w:pPr>
+      <w:r>
+        <w:t>To be truly "RESTful," your API must follow these four ideas:</w:t>
+      </w:r>
+    </w:p>
+    <w:p>
+      <w:pPr>
+        <w:pStyle w:val="NormalWeb"/>
+        <w:numPr>
+          <w:ilvl w:val="0"/>
+          <w:numId w:val="101"/>
+        </w:numPr>
+      </w:pPr>
+      <w:r>
+        <w:rPr>
+          <w:b/>
+          <w:bCs/>
+        </w:rPr>
+        <w:t>Statelessness:</w:t>
+      </w:r>
+      <w:r>
+        <w:t xml:space="preserve"> The server does not remember you. Every single request must contain all the "ID papers" (Tokens) and data needed to finish the task.</w:t>
+      </w:r>
+    </w:p>
+    <w:p>
+      <w:pPr>
+        <w:pStyle w:val="NormalWeb"/>
+        <w:numPr>
+          <w:ilvl w:val="0"/>
+          <w:numId w:val="101"/>
+        </w:numPr>
+      </w:pPr>
+      <w:r>
+        <w:rPr>
+          <w:b/>
+          <w:bCs/>
+        </w:rPr>
+        <w:t>Client-Server:</w:t>
+      </w:r>
+      <w:r>
+        <w:t xml:space="preserve"> The Frontend (Mobile App) and Backend (C# API) are separate. You can change your database from SQL to MongoDB, and the Mobile App won't care as long as the API URL stays the same.</w:t>
+      </w:r>
+    </w:p>
+    <w:p>
+      <w:pPr>
+        <w:pStyle w:val="NormalWeb"/>
+        <w:numPr>
+          <w:ilvl w:val="0"/>
+          <w:numId w:val="101"/>
+        </w:numPr>
+      </w:pPr>
+      <w:r>
+        <w:rPr>
+          <w:b/>
+          <w:bCs/>
+        </w:rPr>
+        <w:t>Uniform Interface:</w:t>
+      </w:r>
+      <w:r>
+        <w:t xml:space="preserve"> You use the same "language" for everything. You always use </w:t>
+      </w:r>
+      <w:r>
+        <w:rPr>
+          <w:rStyle w:val="HTMLCode"/>
+        </w:rPr>
+        <w:t>GET</w:t>
+      </w:r>
+      <w:r>
+        <w:t xml:space="preserve"> to read and </w:t>
+      </w:r>
+      <w:r>
+        <w:rPr>
+          <w:rStyle w:val="HTMLCode"/>
+        </w:rPr>
+        <w:t>POST</w:t>
+      </w:r>
+      <w:r>
+        <w:t xml:space="preserve"> to create.</w:t>
+      </w:r>
+    </w:p>
+    <w:p>
+      <w:pPr>
+        <w:pStyle w:val="NormalWeb"/>
+        <w:numPr>
+          <w:ilvl w:val="0"/>
+          <w:numId w:val="101"/>
+        </w:numPr>
+      </w:pPr>
+      <w:r>
+        <w:rPr>
+          <w:b/>
+          <w:bCs/>
+        </w:rPr>
+        <w:lastRenderedPageBreak/>
+        <w:t>JSON Data:</w:t>
+      </w:r>
+      <w:r>
+        <w:t xml:space="preserve"> Instead of sending a whole webpage, the API sends a "Data Package" in JSON format, which is lightweight and easy for any programming language to read.</w:t>
+      </w:r>
+    </w:p>
+    <w:p>
+      <w:pPr>
+        <w:rPr>
+          <w:rFonts w:ascii="Times New Roman" w:hAnsi="Times New Roman" w:cs="Times New Roman"/>
+          <w:sz w:val="24"/>
+          <w:szCs w:val="24"/>
+        </w:rPr>
+      </w:pPr>
+    </w:p>
+    <w:p>
+      <w:pPr>
+        <w:pStyle w:val="Heading3"/>
+      </w:pPr>
+      <w:r>
+        <w:t>B. The Request-Response Cycle</w:t>
+      </w:r>
+    </w:p>
+    <w:p>
+      <w:pPr>
+        <w:pStyle w:val="NormalWeb"/>
+      </w:pPr>
+      <w:r>
+        <w:t>Every interaction follows this 3-step loop:</w:t>
+      </w:r>
+    </w:p>
+    <w:p>
+      <w:pPr>
+        <w:pStyle w:val="NormalWeb"/>
+        <w:numPr>
+          <w:ilvl w:val="0"/>
+          <w:numId w:val="102"/>
+        </w:numPr>
+      </w:pPr>
+      <w:r>
+        <w:rPr>
+          <w:b/>
+          <w:bCs/>
+        </w:rPr>
+        <w:t>The Request:</w:t>
+      </w:r>
+      <w:r>
+        <w:t xml:space="preserve"> The client sends a verb and a URL.</w:t>
+      </w:r>
+    </w:p>
+    <w:p>
+      <w:pPr>
+        <w:pStyle w:val="NormalWeb"/>
+        <w:numPr>
+          <w:ilvl w:val="1"/>
+          <w:numId w:val="102"/>
+        </w:numPr>
+      </w:pPr>
+      <w:r>
+        <w:rPr>
+          <w:i/>
+          <w:iCs/>
+        </w:rPr>
+        <w:t>Example:</w:t>
+      </w:r>
+      <w:r>
+        <w:t xml:space="preserve"> </w:t>
+      </w:r>
+      <w:r>
+        <w:rPr>
+          <w:rStyle w:val="HTMLCode"/>
+        </w:rPr>
+        <w:t>GET https://foodiego.com/api/menu</w:t>
+      </w:r>
+    </w:p>
+    <w:p>
+      <w:pPr>
+        <w:pStyle w:val="NormalWeb"/>
+        <w:numPr>
+          <w:ilvl w:val="0"/>
+          <w:numId w:val="102"/>
+        </w:numPr>
+      </w:pPr>
+      <w:r>
+        <w:rPr>
+          <w:b/>
+          <w:bCs/>
+        </w:rPr>
+        <w:t>The Processing:</w:t>
+      </w:r>
+      <w:r>
+        <w:t xml:space="preserve"> The API (your C# code) receives the request, talks to the Database, and prepares the data.</w:t>
+      </w:r>
+    </w:p>
+    <w:p>
+      <w:pPr>
+        <w:pStyle w:val="NormalWeb"/>
+        <w:numPr>
+          <w:ilvl w:val="0"/>
+          <w:numId w:val="102"/>
+        </w:numPr>
+      </w:pPr>
+      <w:r>
+        <w:rPr>
+          <w:b/>
+          <w:bCs/>
+        </w:rPr>
+        <w:t>The Response:</w:t>
+      </w:r>
+      <w:r>
+        <w:t xml:space="preserve"> The API sends back a </w:t>
+      </w:r>
+      <w:r>
+        <w:rPr>
+          <w:b/>
+          <w:bCs/>
+        </w:rPr>
+        <w:t>Status Code</w:t>
+      </w:r>
+      <w:r>
+        <w:t xml:space="preserve"> (like 200 OK) and the </w:t>
+      </w:r>
+      <w:r>
+        <w:rPr>
+          <w:b/>
+          <w:bCs/>
+        </w:rPr>
+        <w:t>JSON Data</w:t>
+      </w:r>
+      <w:r>
+        <w:t>.</w:t>
+      </w:r>
+    </w:p>
+    <w:p>
+      <w:r>
+        <w:pict>
+          <v:rect id="_x0000_i1081" style="width:0;height:1.5pt" o:hralign="center" o:hrstd="t" o:hr="t" fillcolor="#a0a0a0" stroked="f"/>
+        </w:pict>
+      </w:r>
+    </w:p>
+    <w:p>
+      <w:pPr>
+        <w:pStyle w:val="Heading3"/>
+      </w:pPr>
+    </w:p>
+    <w:p>
+      <w:pPr>
+        <w:pStyle w:val="Heading3"/>
+      </w:pPr>
+    </w:p>
+    <w:p>
+      <w:pPr>
+        <w:pStyle w:val="Heading3"/>
+      </w:pPr>
+      <w:r>
+        <w:t>2. The Action Table (The "How-To")</w:t>
+      </w:r>
+    </w:p>
+    <w:tbl>
+      <w:tblPr>
+        <w:tblW w:w="0" w:type="auto"/>
+        <w:tblCellSpacing w:w="15" w:type="dxa"/>
+        <w:tblCellMar>
+          <w:top w:w="15" w:type="dxa"/>
+          <w:left w:w="15" w:type="dxa"/>
+          <w:bottom w:w="15" w:type="dxa"/>
+          <w:right w:w="15" w:type="dxa"/>
+        </w:tblCellMar>
+        <w:tblLook w:val="04A0" w:firstRow="1" w:lastRow="0" w:firstColumn="1" w:lastColumn="0" w:noHBand="0" w:noVBand="1"/>
+      </w:tblPr>
+      <w:tblGrid>
+        <w:gridCol w:w="839"/>
+        <w:gridCol w:w="1763"/>
+        <w:gridCol w:w="1277"/>
+        <w:gridCol w:w="585"/>
+        <w:gridCol w:w="3251"/>
+      </w:tblGrid>
+      <w:tr>
+        <w:trPr>
+          <w:tblHeader/>
+          <w:tblCellSpacing w:w="15" w:type="dxa"/>
+        </w:trPr>
+        <w:tc>
+          <w:tcPr>
+            <w:tcW w:w="0" w:type="auto"/>
+            <w:tcBorders>
+              <w:top w:val="single" w:sz="6" w:space="0" w:color="auto"/>
+              <w:left w:val="single" w:sz="6" w:space="0" w:color="auto"/>
+              <w:bottom w:val="single" w:sz="6" w:space="0" w:color="auto"/>
+              <w:right w:val="single" w:sz="6" w:space="0" w:color="auto"/>
+            </w:tcBorders>
+            <w:vAlign w:val="center"/>
+            <w:hideMark/>
+          </w:tcPr>
+          <w:p>
+            <w:pPr>
+              <w:spacing w:after="480"/>
+            </w:pPr>
+            <w:r>
+              <w:rPr>
+                <w:rStyle w:val="Strong"/>
+              </w:rPr>
+              <w:t>Method</w:t>
+            </w:r>
+          </w:p>
+        </w:tc>
+        <w:tc>
+          <w:tcPr>
+            <w:tcW w:w="0" w:type="auto"/>
+            <w:tcBorders>
+              <w:top w:val="single" w:sz="6" w:space="0" w:color="auto"/>
+              <w:left w:val="single" w:sz="6" w:space="0" w:color="auto"/>
+              <w:bottom w:val="single" w:sz="6" w:space="0" w:color="auto"/>
+              <w:right w:val="single" w:sz="6" w:space="0" w:color="auto"/>
+            </w:tcBorders>
+            <w:vAlign w:val="center"/>
+            <w:hideMark/>
+          </w:tcPr>
+          <w:p>
+            <w:pPr>
+              <w:spacing w:after="480"/>
+            </w:pPr>
+            <w:r>
+              <w:rPr>
+                <w:rStyle w:val="Strong"/>
+              </w:rPr>
+              <w:t>Conceptual Action</w:t>
+            </w:r>
+          </w:p>
+        </w:tc>
+        <w:tc>
+          <w:tcPr>
+            <w:tcW w:w="0" w:type="auto"/>
+            <w:tcBorders>
+              <w:top w:val="single" w:sz="6" w:space="0" w:color="auto"/>
+              <w:left w:val="single" w:sz="6" w:space="0" w:color="auto"/>
+              <w:bottom w:val="single" w:sz="6" w:space="0" w:color="auto"/>
+              <w:right w:val="single" w:sz="6" w:space="0" w:color="auto"/>
+            </w:tcBorders>
+            <w:vAlign w:val="center"/>
+            <w:hideMark/>
+          </w:tcPr>
+          <w:p>
+            <w:pPr>
+              <w:spacing w:after="480"/>
+            </w:pPr>
+            <w:r>
+              <w:rPr>
+                <w:rStyle w:val="Strong"/>
+              </w:rPr>
+              <w:t>Idempotent?</w:t>
+            </w:r>
+          </w:p>
+        </w:tc>
+        <w:tc>
+          <w:tcPr>
+            <w:tcW w:w="0" w:type="auto"/>
+            <w:tcBorders>
+              <w:top w:val="single" w:sz="6" w:space="0" w:color="auto"/>
+              <w:left w:val="single" w:sz="6" w:space="0" w:color="auto"/>
+              <w:bottom w:val="single" w:sz="6" w:space="0" w:color="auto"/>
+              <w:right w:val="single" w:sz="6" w:space="0" w:color="auto"/>
+            </w:tcBorders>
+            <w:vAlign w:val="center"/>
+            <w:hideMark/>
+          </w:tcPr>
+          <w:p>
+            <w:pPr>
+              <w:spacing w:after="480"/>
+            </w:pPr>
+            <w:r>
+              <w:rPr>
+                <w:rStyle w:val="Strong"/>
+              </w:rPr>
+              <w:t>Safe?</w:t>
+            </w:r>
+          </w:p>
+        </w:tc>
+        <w:tc>
+          <w:tcPr>
+            <w:tcW w:w="0" w:type="auto"/>
+            <w:tcBorders>
+              <w:top w:val="single" w:sz="6" w:space="0" w:color="auto"/>
+              <w:left w:val="single" w:sz="6" w:space="0" w:color="auto"/>
+              <w:bottom w:val="single" w:sz="6" w:space="0" w:color="auto"/>
+              <w:right w:val="single" w:sz="6" w:space="0" w:color="auto"/>
+            </w:tcBorders>
+            <w:vAlign w:val="center"/>
+            <w:hideMark/>
+          </w:tcPr>
+          <w:p>
+            <w:pPr>
+              <w:spacing w:after="480"/>
+            </w:pPr>
+            <w:r>
+              <w:rPr>
+                <w:rStyle w:val="Strong"/>
+              </w:rPr>
+              <w:t>Real-World Example (FoodieGo)</w:t>
+            </w:r>
+          </w:p>
+        </w:tc>
+      </w:tr>
+      <w:tr>
+        <w:trPr>
+          <w:tblCellSpacing w:w="15" w:type="dxa"/>
+        </w:trPr>
+        <w:tc>
+          <w:tcPr>
+            <w:tcW w:w="0" w:type="auto"/>
+            <w:tcBorders>
+              <w:top w:val="single" w:sz="6" w:space="0" w:color="auto"/>
+              <w:left w:val="single" w:sz="6" w:space="0" w:color="auto"/>
+              <w:bottom w:val="single" w:sz="6" w:space="0" w:color="auto"/>
+              <w:right w:val="single" w:sz="6" w:space="0" w:color="auto"/>
+            </w:tcBorders>
+            <w:vAlign w:val="center"/>
+            <w:hideMark/>
+          </w:tcPr>
+          <w:p>
+            <w:pPr>
+              <w:spacing w:after="480"/>
+            </w:pPr>
+            <w:r>
+              <w:rPr>
+                <w:b/>
+                <w:bCs/>
+              </w:rPr>
+              <w:t>GET</w:t>
+            </w:r>
+          </w:p>
+        </w:tc>
+        <w:tc>
+          <w:tcPr>
+            <w:tcW w:w="0" w:type="auto"/>
+            <w:tcBorders>
+              <w:top w:val="single" w:sz="6" w:space="0" w:color="auto"/>
+              <w:left w:val="single" w:sz="6" w:space="0" w:color="auto"/>
+              <w:bottom w:val="single" w:sz="6" w:space="0" w:color="auto"/>
+              <w:right w:val="single" w:sz="6" w:space="0" w:color="auto"/>
+            </w:tcBorders>
+            <w:vAlign w:val="center"/>
+            <w:hideMark/>
+          </w:tcPr>
+          <w:p>
+            <w:pPr>
+              <w:spacing w:after="480"/>
+            </w:pPr>
+            <w:r>
+              <w:rPr>
+                <w:b/>
+                <w:bCs/>
+              </w:rPr>
+              <w:t>Fetch</w:t>
+            </w:r>
+          </w:p>
+        </w:tc>
+        <w:tc>
+          <w:tcPr>
+            <w:tcW w:w="0" w:type="auto"/>
+            <w:tcBorders>
+              <w:top w:val="single" w:sz="6" w:space="0" w:color="auto"/>
+              <w:left w:val="single" w:sz="6" w:space="0" w:color="auto"/>
+              <w:bottom w:val="single" w:sz="6" w:space="0" w:color="auto"/>
+              <w:right w:val="single" w:sz="6" w:space="0" w:color="auto"/>
+            </w:tcBorders>
+            <w:vAlign w:val="center"/>
+            <w:hideMark/>
+          </w:tcPr>
+          <w:p>
+            <w:pPr>
+              <w:spacing w:after="480"/>
+            </w:pPr>
+            <w:r>
+              <w:rPr>
+                <w:b/>
+                <w:bCs/>
+              </w:rPr>
+              <w:t>Yes</w:t>
+            </w:r>
+          </w:p>
+        </w:tc>
+        <w:tc>
+          <w:tcPr>
+            <w:tcW w:w="0" w:type="auto"/>
+            <w:tcBorders>
+              <w:top w:val="single" w:sz="6" w:space="0" w:color="auto"/>
+              <w:left w:val="single" w:sz="6" w:space="0" w:color="auto"/>
+              <w:bottom w:val="single" w:sz="6" w:space="0" w:color="auto"/>
+              <w:right w:val="single" w:sz="6" w:space="0" w:color="auto"/>
+            </w:tcBorders>
+            <w:vAlign w:val="center"/>
+            <w:hideMark/>
+          </w:tcPr>
+          <w:p>
+            <w:pPr>
+              <w:spacing w:after="480"/>
+            </w:pPr>
+            <w:r>
+              <w:rPr>
+                <w:b/>
+                <w:bCs/>
+              </w:rPr>
+              <w:t>Yes</w:t>
+            </w:r>
+          </w:p>
+        </w:tc>
+        <w:tc>
+          <w:tcPr>
+            <w:tcW w:w="0" w:type="auto"/>
+            <w:tcBorders>
+              <w:top w:val="single" w:sz="6" w:space="0" w:color="auto"/>
+              <w:left w:val="single" w:sz="6" w:space="0" w:color="auto"/>
+              <w:bottom w:val="single" w:sz="6" w:space="0" w:color="auto"/>
+              <w:right w:val="single" w:sz="6" w:space="0" w:color="auto"/>
+            </w:tcBorders>
+            <w:vAlign w:val="center"/>
+            <w:hideMark/>
+          </w:tcPr>
+          <w:p>
+            <w:pPr>
+              <w:spacing w:after="480"/>
+            </w:pPr>
+            <w:r>
+              <w:t>Viewing the menu.</w:t>
+            </w:r>
+          </w:p>
+        </w:tc>
+      </w:tr>
+      <w:tr>
+        <w:trPr>
+          <w:tblCellSpacing w:w="15" w:type="dxa"/>
+        </w:trPr>
+        <w:tc>
+          <w:tcPr>
+            <w:tcW w:w="0" w:type="auto"/>
+            <w:tcBorders>
+              <w:top w:val="single" w:sz="6" w:space="0" w:color="auto"/>
+              <w:left w:val="single" w:sz="6" w:space="0" w:color="auto"/>
+              <w:bottom w:val="single" w:sz="6" w:space="0" w:color="auto"/>
+              <w:right w:val="single" w:sz="6" w:space="0" w:color="auto"/>
+            </w:tcBorders>
+            <w:vAlign w:val="center"/>
+            <w:hideMark/>
+          </w:tcPr>
+          <w:p>
+            <w:pPr>
+              <w:spacing w:after="480"/>
+            </w:pPr>
+            <w:r>
+              <w:rPr>
+                <w:b/>
+                <w:bCs/>
+              </w:rPr>
+              <w:t>POST</w:t>
+            </w:r>
+          </w:p>
+        </w:tc>
+        <w:tc>
+          <w:tcPr>
+            <w:tcW w:w="0" w:type="auto"/>
+            <w:tcBorders>
+              <w:top w:val="single" w:sz="6" w:space="0" w:color="auto"/>
+              <w:left w:val="single" w:sz="6" w:space="0" w:color="auto"/>
+              <w:bottom w:val="single" w:sz="6" w:space="0" w:color="auto"/>
+              <w:right w:val="single" w:sz="6" w:space="0" w:color="auto"/>
+            </w:tcBorders>
+            <w:vAlign w:val="center"/>
+            <w:hideMark/>
+          </w:tcPr>
+          <w:p>
+            <w:pPr>
+              <w:spacing w:after="480"/>
+            </w:pPr>
+            <w:r>
+              <w:rPr>
+                <w:b/>
+                <w:bCs/>
+              </w:rPr>
+              <w:t>Add</w:t>
+            </w:r>
+          </w:p>
+        </w:tc>
+        <w:tc>
+          <w:tcPr>
+            <w:tcW w:w="0" w:type="auto"/>
+            <w:tcBorders>
+              <w:top w:val="single" w:sz="6" w:space="0" w:color="auto"/>
+              <w:left w:val="single" w:sz="6" w:space="0" w:color="auto"/>
+              <w:bottom w:val="single" w:sz="6" w:space="0" w:color="auto"/>
+              <w:right w:val="single" w:sz="6" w:space="0" w:color="auto"/>
+            </w:tcBorders>
+            <w:vAlign w:val="center"/>
+            <w:hideMark/>
+          </w:tcPr>
+          <w:p>
+            <w:pPr>
+              <w:spacing w:after="480"/>
+            </w:pPr>
+            <w:r>
+              <w:rPr>
+                <w:b/>
+                <w:bCs/>
+              </w:rPr>
+              <w:t>No</w:t>
+            </w:r>
+          </w:p>
+        </w:tc>
+        <w:tc>
+          <w:tcPr>
+            <w:tcW w:w="0" w:type="auto"/>
+            <w:tcBorders>
+              <w:top w:val="single" w:sz="6" w:space="0" w:color="auto"/>
+              <w:left w:val="single" w:sz="6" w:space="0" w:color="auto"/>
+              <w:bottom w:val="single" w:sz="6" w:space="0" w:color="auto"/>
+              <w:right w:val="single" w:sz="6" w:space="0" w:color="auto"/>
+            </w:tcBorders>
+            <w:vAlign w:val="center"/>
+            <w:hideMark/>
+          </w:tcPr>
+          <w:p>
+            <w:pPr>
+              <w:spacing w:after="480"/>
+            </w:pPr>
+            <w:r>
+              <w:rPr>
+                <w:b/>
+                <w:bCs/>
+              </w:rPr>
+              <w:t>No</w:t>
+            </w:r>
+          </w:p>
+        </w:tc>
+        <w:tc>
+          <w:tcPr>
+            <w:tcW w:w="0" w:type="auto"/>
+            <w:tcBorders>
+              <w:top w:val="single" w:sz="6" w:space="0" w:color="auto"/>
+              <w:left w:val="single" w:sz="6" w:space="0" w:color="auto"/>
+              <w:bottom w:val="single" w:sz="6" w:space="0" w:color="auto"/>
+              <w:right w:val="single" w:sz="6" w:space="0" w:color="auto"/>
+            </w:tcBorders>
+            <w:vAlign w:val="center"/>
+            <w:hideMark/>
+          </w:tcPr>
+          <w:p>
+            <w:pPr>
+              <w:spacing w:after="480"/>
+            </w:pPr>
+            <w:r>
+              <w:t>Placing a new order.</w:t>
+            </w:r>
+          </w:p>
+        </w:tc>
+      </w:tr>
+      <w:tr>
+        <w:trPr>
+          <w:tblCellSpacing w:w="15" w:type="dxa"/>
+        </w:trPr>
+        <w:tc>
+          <w:tcPr>
+            <w:tcW w:w="0" w:type="auto"/>
+            <w:tcBorders>
+              <w:top w:val="single" w:sz="6" w:space="0" w:color="auto"/>
+              <w:left w:val="single" w:sz="6" w:space="0" w:color="auto"/>
+              <w:bottom w:val="single" w:sz="6" w:space="0" w:color="auto"/>
+              <w:right w:val="single" w:sz="6" w:space="0" w:color="auto"/>
+            </w:tcBorders>
+            <w:vAlign w:val="center"/>
+            <w:hideMark/>
+          </w:tcPr>
+          <w:p>
+            <w:pPr>
+              <w:spacing w:after="480"/>
+            </w:pPr>
+            <w:r>
+              <w:rPr>
+                <w:b/>
+                <w:bCs/>
+              </w:rPr>
+              <w:t>PUT</w:t>
+            </w:r>
+          </w:p>
+        </w:tc>
+        <w:tc>
+          <w:tcPr>
+            <w:tcW w:w="0" w:type="auto"/>
+            <w:tcBorders>
+              <w:top w:val="single" w:sz="6" w:space="0" w:color="auto"/>
+              <w:left w:val="single" w:sz="6" w:space="0" w:color="auto"/>
+              <w:bottom w:val="single" w:sz="6" w:space="0" w:color="auto"/>
+              <w:right w:val="single" w:sz="6" w:space="0" w:color="auto"/>
+            </w:tcBorders>
+            <w:vAlign w:val="center"/>
+            <w:hideMark/>
+          </w:tcPr>
+          <w:p>
+            <w:pPr>
+              <w:spacing w:after="480"/>
+            </w:pPr>
+            <w:r>
+              <w:rPr>
+                <w:b/>
+                <w:bCs/>
+              </w:rPr>
+              <w:t>Replace</w:t>
+            </w:r>
+          </w:p>
+        </w:tc>
+        <w:tc>
+          <w:tcPr>
+            <w:tcW w:w="0" w:type="auto"/>
+            <w:tcBorders>
+              <w:top w:val="single" w:sz="6" w:space="0" w:color="auto"/>
+              <w:left w:val="single" w:sz="6" w:space="0" w:color="auto"/>
+              <w:bottom w:val="single" w:sz="6" w:space="0" w:color="auto"/>
+              <w:right w:val="single" w:sz="6" w:space="0" w:color="auto"/>
+            </w:tcBorders>
+            <w:vAlign w:val="center"/>
+            <w:hideMark/>
+          </w:tcPr>
+          <w:p>
+            <w:pPr>
+              <w:spacing w:after="480"/>
+            </w:pPr>
+            <w:r>
+              <w:rPr>
+                <w:b/>
+                <w:bCs/>
+              </w:rPr>
+              <w:t>Yes</w:t>
+            </w:r>
+          </w:p>
+        </w:tc>
+        <w:tc>
+          <w:tcPr>
+            <w:tcW w:w="0" w:type="auto"/>
+            <w:tcBorders>
+              <w:top w:val="single" w:sz="6" w:space="0" w:color="auto"/>
+              <w:left w:val="single" w:sz="6" w:space="0" w:color="auto"/>
+              <w:bottom w:val="single" w:sz="6" w:space="0" w:color="auto"/>
+              <w:right w:val="single" w:sz="6" w:space="0" w:color="auto"/>
+            </w:tcBorders>
+            <w:vAlign w:val="center"/>
+            <w:hideMark/>
+          </w:tcPr>
+          <w:p>
+            <w:pPr>
+              <w:spacing w:after="480"/>
+            </w:pPr>
+            <w:r>
+              <w:rPr>
+                <w:b/>
+                <w:bCs/>
+              </w:rPr>
+              <w:t>No</w:t>
+            </w:r>
+          </w:p>
+        </w:tc>
+        <w:tc>
+          <w:tcPr>
+            <w:tcW w:w="0" w:type="auto"/>
+            <w:tcBorders>
+              <w:top w:val="single" w:sz="6" w:space="0" w:color="auto"/>
+              <w:left w:val="single" w:sz="6" w:space="0" w:color="auto"/>
+              <w:bottom w:val="single" w:sz="6" w:space="0" w:color="auto"/>
+              <w:right w:val="single" w:sz="6" w:space="0" w:color="auto"/>
+            </w:tcBorders>
+            <w:vAlign w:val="center"/>
+            <w:hideMark/>
+          </w:tcPr>
+          <w:p>
+            <w:pPr>
+              <w:spacing w:after="480"/>
+            </w:pPr>
+            <w:r>
+              <w:t>Updating your entire profile info.</w:t>
+            </w:r>
+          </w:p>
+        </w:tc>
+      </w:tr>
+      <w:tr>
+        <w:trPr>
+          <w:tblCellSpacing w:w="15" w:type="dxa"/>
+        </w:trPr>
+        <w:tc>
+          <w:tcPr>
+            <w:tcW w:w="0" w:type="auto"/>
+            <w:tcBorders>
+              <w:top w:val="single" w:sz="6" w:space="0" w:color="auto"/>
+              <w:left w:val="single" w:sz="6" w:space="0" w:color="auto"/>
+              <w:bottom w:val="single" w:sz="6" w:space="0" w:color="auto"/>
+              <w:right w:val="single" w:sz="6" w:space="0" w:color="auto"/>
+            </w:tcBorders>
+            <w:vAlign w:val="center"/>
+            <w:hideMark/>
+          </w:tcPr>
+          <w:p>
+            <w:pPr>
+              <w:spacing w:after="480"/>
+            </w:pPr>
+            <w:r>
+              <w:rPr>
+                <w:b/>
+                <w:bCs/>
+              </w:rPr>
+              <w:t>PATCH</w:t>
+            </w:r>
+          </w:p>
+        </w:tc>
+        <w:tc>
+          <w:tcPr>
+            <w:tcW w:w="0" w:type="auto"/>
+            <w:tcBorders>
+              <w:top w:val="single" w:sz="6" w:space="0" w:color="auto"/>
+              <w:left w:val="single" w:sz="6" w:space="0" w:color="auto"/>
+              <w:bottom w:val="single" w:sz="6" w:space="0" w:color="auto"/>
+              <w:right w:val="single" w:sz="6" w:space="0" w:color="auto"/>
+            </w:tcBorders>
+            <w:vAlign w:val="center"/>
+            <w:hideMark/>
+          </w:tcPr>
+          <w:p>
+            <w:pPr>
+              <w:spacing w:after="480"/>
+            </w:pPr>
+            <w:r>
+              <w:rPr>
+                <w:b/>
+                <w:bCs/>
+              </w:rPr>
+              <w:t>Modify</w:t>
+            </w:r>
+          </w:p>
+        </w:tc>
+        <w:tc>
+          <w:tcPr>
+            <w:tcW w:w="0" w:type="auto"/>
+            <w:tcBorders>
+              <w:top w:val="single" w:sz="6" w:space="0" w:color="auto"/>
+              <w:left w:val="single" w:sz="6" w:space="0" w:color="auto"/>
+              <w:bottom w:val="single" w:sz="6" w:space="0" w:color="auto"/>
+              <w:right w:val="single" w:sz="6" w:space="0" w:color="auto"/>
+            </w:tcBorders>
+            <w:vAlign w:val="center"/>
+            <w:hideMark/>
+          </w:tcPr>
+          <w:p>
+            <w:pPr>
+              <w:spacing w:after="480"/>
+            </w:pPr>
+            <w:r>
+              <w:rPr>
+                <w:b/>
+                <w:bCs/>
+              </w:rPr>
+              <w:t>No</w:t>
+            </w:r>
+          </w:p>
+        </w:tc>
+        <w:tc>
+          <w:tcPr>
+            <w:tcW w:w="0" w:type="auto"/>
+            <w:tcBorders>
+              <w:top w:val="single" w:sz="6" w:space="0" w:color="auto"/>
+              <w:left w:val="single" w:sz="6" w:space="0" w:color="auto"/>
+              <w:bottom w:val="single" w:sz="6" w:space="0" w:color="auto"/>
+              <w:right w:val="single" w:sz="6" w:space="0" w:color="auto"/>
+            </w:tcBorders>
+            <w:vAlign w:val="center"/>
+            <w:hideMark/>
+          </w:tcPr>
+          <w:p>
+            <w:pPr>
+              <w:spacing w:after="480"/>
+            </w:pPr>
+            <w:r>
+              <w:rPr>
+                <w:b/>
+                <w:bCs/>
+              </w:rPr>
+              <w:t>No</w:t>
+            </w:r>
+          </w:p>
+        </w:tc>
+        <w:tc>
+          <w:tcPr>
+            <w:tcW w:w="0" w:type="auto"/>
+            <w:tcBorders>
+              <w:top w:val="single" w:sz="6" w:space="0" w:color="auto"/>
+              <w:left w:val="single" w:sz="6" w:space="0" w:color="auto"/>
+              <w:bottom w:val="single" w:sz="6" w:space="0" w:color="auto"/>
+              <w:right w:val="single" w:sz="6" w:space="0" w:color="auto"/>
+            </w:tcBorders>
+            <w:vAlign w:val="center"/>
+            <w:hideMark/>
+          </w:tcPr>
+          <w:p>
+            <w:pPr>
+              <w:spacing w:after="480"/>
+            </w:pPr>
+            <w:r>
+              <w:t xml:space="preserve">Changing </w:t>
+            </w:r>
+            <w:r>
+              <w:rPr>
+                <w:i/>
+                <w:iCs/>
+              </w:rPr>
+              <w:t>only</w:t>
+            </w:r>
+            <w:r>
+              <w:t xml:space="preserve"> your phone number.</w:t>
+            </w:r>
+          </w:p>
+        </w:tc>
+      </w:tr>
+      <w:tr>
+        <w:trPr>
+          <w:tblCellSpacing w:w="15" w:type="dxa"/>
+        </w:trPr>
+        <w:tc>
+          <w:tcPr>
+            <w:tcW w:w="0" w:type="auto"/>
+            <w:tcBorders>
+              <w:top w:val="single" w:sz="6" w:space="0" w:color="auto"/>
+              <w:left w:val="single" w:sz="6" w:space="0" w:color="auto"/>
+              <w:bottom w:val="single" w:sz="6" w:space="0" w:color="auto"/>
+              <w:right w:val="single" w:sz="6" w:space="0" w:color="auto"/>
+            </w:tcBorders>
+            <w:vAlign w:val="center"/>
+            <w:hideMark/>
+          </w:tcPr>
+          <w:p>
+            <w:pPr>
+              <w:spacing w:after="480"/>
+            </w:pPr>
+            <w:r>
+              <w:rPr>
+                <w:b/>
+                <w:bCs/>
+              </w:rPr>
+              <w:t>DELETE</w:t>
+            </w:r>
+          </w:p>
+        </w:tc>
+        <w:tc>
+          <w:tcPr>
+            <w:tcW w:w="0" w:type="auto"/>
+            <w:tcBorders>
+              <w:top w:val="single" w:sz="6" w:space="0" w:color="auto"/>
+              <w:left w:val="single" w:sz="6" w:space="0" w:color="auto"/>
+              <w:bottom w:val="single" w:sz="6" w:space="0" w:color="auto"/>
+              <w:right w:val="single" w:sz="6" w:space="0" w:color="auto"/>
+            </w:tcBorders>
+            <w:vAlign w:val="center"/>
+            <w:hideMark/>
+          </w:tcPr>
+          <w:p>
+            <w:pPr>
+              <w:spacing w:after="480"/>
+            </w:pPr>
+            <w:r>
+              <w:rPr>
+                <w:b/>
+                <w:bCs/>
+              </w:rPr>
+              <w:t>Remove</w:t>
+            </w:r>
+          </w:p>
+        </w:tc>
+        <w:tc>
+          <w:tcPr>
+            <w:tcW w:w="0" w:type="auto"/>
+            <w:tcBorders>
+              <w:top w:val="single" w:sz="6" w:space="0" w:color="auto"/>
+              <w:left w:val="single" w:sz="6" w:space="0" w:color="auto"/>
+              <w:bottom w:val="single" w:sz="6" w:space="0" w:color="auto"/>
+              <w:right w:val="single" w:sz="6" w:space="0" w:color="auto"/>
+            </w:tcBorders>
+            <w:vAlign w:val="center"/>
+            <w:hideMark/>
+          </w:tcPr>
+          <w:p>
+            <w:pPr>
+              <w:spacing w:after="480"/>
+            </w:pPr>
+            <w:r>
+              <w:rPr>
+                <w:b/>
+                <w:bCs/>
+              </w:rPr>
+              <w:t>Yes</w:t>
+            </w:r>
+          </w:p>
+        </w:tc>
+        <w:tc>
+          <w:tcPr>
+            <w:tcW w:w="0" w:type="auto"/>
+            <w:tcBorders>
+              <w:top w:val="single" w:sz="6" w:space="0" w:color="auto"/>
+              <w:left w:val="single" w:sz="6" w:space="0" w:color="auto"/>
+              <w:bottom w:val="single" w:sz="6" w:space="0" w:color="auto"/>
+              <w:right w:val="single" w:sz="6" w:space="0" w:color="auto"/>
+            </w:tcBorders>
+            <w:vAlign w:val="center"/>
+            <w:hideMark/>
+          </w:tcPr>
+          <w:p>
+            <w:pPr>
+              <w:spacing w:after="480"/>
+            </w:pPr>
+            <w:r>
+              <w:rPr>
+                <w:b/>
+                <w:bCs/>
+              </w:rPr>
+              <w:t>No</w:t>
+            </w:r>
+          </w:p>
+        </w:tc>
+        <w:tc>
+          <w:tcPr>
+            <w:tcW w:w="0" w:type="auto"/>
+            <w:tcBorders>
+              <w:top w:val="single" w:sz="6" w:space="0" w:color="auto"/>
+              <w:left w:val="single" w:sz="6" w:space="0" w:color="auto"/>
+              <w:bottom w:val="single" w:sz="6" w:space="0" w:color="auto"/>
+              <w:right w:val="single" w:sz="6" w:space="0" w:color="auto"/>
+            </w:tcBorders>
+            <w:vAlign w:val="center"/>
+            <w:hideMark/>
+          </w:tcPr>
+          <w:p>
+            <w:pPr>
+              <w:spacing w:after="480"/>
+            </w:pPr>
+            <w:r>
+              <w:t>Deleting an old address.</w:t>
+            </w:r>
+          </w:p>
+        </w:tc>
+      </w:tr>
+    </w:tbl>
+    <w:p>
+      <w:pPr>
+        <w:spacing w:after="0"/>
+      </w:pPr>
+      <w:r>
+        <w:pict>
+          <v:rect id="_x0000_i1082" style="width:0;height:1.5pt" o:hralign="center" o:hrstd="t" o:hr="t" fillcolor="#a0a0a0" stroked="f"/>
+        </w:pict>
+      </w:r>
+    </w:p>
+    <w:p>
+      <w:pPr>
+        <w:pStyle w:val="Heading3"/>
+      </w:pPr>
+      <w:r>
+        <w:t>3. Deep Dive: Idempotency &amp; Safety</w:t>
+      </w:r>
+    </w:p>
+    <w:p>
+      <w:pPr>
+        <w:pStyle w:val="NormalWeb"/>
+      </w:pPr>
+      <w:r>
+        <w:t>This is the "trick" question often asked in .NET interviews.</w:t>
+      </w:r>
+    </w:p>
+    <w:p>
+      <w:pPr>
+        <w:pStyle w:val="NormalWeb"/>
+        <w:numPr>
+          <w:ilvl w:val="0"/>
+          <w:numId w:val="103"/>
+        </w:numPr>
+      </w:pPr>
+      <w:r>
+        <w:rPr>
+          <w:b/>
+          <w:bCs/>
+        </w:rPr>
+        <w:t>Safe Methods (GET):</w:t>
+      </w:r>
+      <w:r>
+        <w:t xml:space="preserve"> These do not change any data. They are "read-only." You can call them a million times, and the database remains exactly the same.</w:t>
+      </w:r>
+    </w:p>
+    <w:p>
+      <w:pPr>
+        <w:pStyle w:val="NormalWeb"/>
+        <w:numPr>
+          <w:ilvl w:val="0"/>
+          <w:numId w:val="103"/>
+        </w:numPr>
+      </w:pPr>
+      <w:r>
+        <w:rPr>
+          <w:b/>
+          <w:bCs/>
+        </w:rPr>
+        <w:lastRenderedPageBreak/>
+        <w:t>Idempotent Methods (PUT, DELETE):</w:t>
+      </w:r>
+      <w:r>
+        <w:t xml:space="preserve"> If you perform the action once or ten times, the </w:t>
+      </w:r>
+      <w:r>
+        <w:rPr>
+          <w:b/>
+          <w:bCs/>
+        </w:rPr>
+        <w:t>end result</w:t>
+      </w:r>
+      <w:r>
+        <w:t xml:space="preserve"> is the same.</w:t>
+      </w:r>
+    </w:p>
+    <w:p>
+      <w:pPr>
+        <w:pStyle w:val="NormalWeb"/>
+        <w:numPr>
+          <w:ilvl w:val="1"/>
+          <w:numId w:val="103"/>
+        </w:numPr>
+      </w:pPr>
+      <w:r>
+        <w:rPr>
+          <w:i/>
+          <w:iCs/>
+        </w:rPr>
+        <w:t>Example:</w:t>
+      </w:r>
+      <w:r>
+        <w:t xml:space="preserve"> If you "DELETE User 5," the first time the user is gone. The second time, they are still gone. The state of the server doesn't change further.</w:t>
+      </w:r>
+    </w:p>
+    <w:p>
+      <w:pPr>
+        <w:pStyle w:val="NormalWeb"/>
+        <w:numPr>
+          <w:ilvl w:val="0"/>
+          <w:numId w:val="103"/>
+        </w:numPr>
+      </w:pPr>
+      <w:r>
+        <w:rPr>
+          <w:b/>
+          <w:bCs/>
+        </w:rPr>
+        <w:t>Non-Idempotent (POST):</w:t>
+      </w:r>
+      <w:r>
+        <w:t xml:space="preserve"> If you call "POST /orders" five times, you will create </w:t>
+      </w:r>
+      <w:r>
+        <w:rPr>
+          <w:b/>
+          <w:bCs/>
+        </w:rPr>
+        <w:t>five different orders</w:t>
+      </w:r>
+      <w:r>
+        <w:t xml:space="preserve"> and charge the customer five times!</w:t>
+      </w:r>
+    </w:p>
+    <w:p>
+      <w:r>
+        <w:pict>
+          <v:rect id="_x0000_i1083" style="width:0;height:1.5pt" o:hralign="center" o:hrstd="t" o:hr="t" fillcolor="#a0a0a0" stroked="f"/>
+        </w:pict>
+      </w:r>
+    </w:p>
+    <w:p>
+      <w:pPr>
+        <w:pStyle w:val="Heading3"/>
+      </w:pPr>
+      <w:r>
+        <w:t>4. PUT vs. PATCH (The "Surgery" Analogy)</w:t>
+      </w:r>
+    </w:p>
+    <w:p>
+      <w:pPr>
+        <w:pStyle w:val="NormalWeb"/>
+      </w:pPr>
+      <w:r>
+        <w:t>Imagine a patient in a hospital:</w:t>
+      </w:r>
+    </w:p>
+    <w:p>
+      <w:pPr>
+        <w:pStyle w:val="NormalWeb"/>
+        <w:numPr>
+          <w:ilvl w:val="0"/>
+          <w:numId w:val="104"/>
+        </w:numPr>
+      </w:pPr>
+      <w:r>
+        <w:rPr>
+          <w:b/>
+          <w:bCs/>
+        </w:rPr>
+        <w:t>PUT (The Replacement):</w:t>
+      </w:r>
+      <w:r>
+        <w:t xml:space="preserve"> You replace the </w:t>
+      </w:r>
+      <w:r>
+        <w:rPr>
+          <w:i/>
+          <w:iCs/>
+        </w:rPr>
+        <w:t>entire</w:t>
+      </w:r>
+      <w:r>
+        <w:t xml:space="preserve"> patient with a new person in that bed. You must provide all details (Name, Age, Blood Type). If you leave "Age" blank, the patient's age becomes null/blank in the record.</w:t>
+      </w:r>
+    </w:p>
+    <w:p>
+      <w:pPr>
+        <w:pStyle w:val="NormalWeb"/>
+        <w:numPr>
+          <w:ilvl w:val="0"/>
+          <w:numId w:val="104"/>
+        </w:numPr>
+      </w:pPr>
+      <w:r>
+        <w:rPr>
+          <w:b/>
+          <w:bCs/>
+        </w:rPr>
+        <w:t>PATCH (The Surgery):</w:t>
+      </w:r>
+      <w:r>
+        <w:t xml:space="preserve"> you only fix the specific part that is broken (e.g., the broken arm). You don't touch the Name or Blood Type.</w:t>
+      </w:r>
+    </w:p>
+    <w:p>
+      <w:r>
+        <w:pict>
+          <v:rect id="_x0000_i1084" style="width:0;height:1.5pt" o:hralign="center" o:hrstd="t" o:hr="t" fillcolor="#a0a0a0" stroked="f"/>
+        </w:pict>
+      </w:r>
+    </w:p>
+    <w:p>
+      <w:pPr>
+        <w:pStyle w:val="Heading3"/>
+      </w:pPr>
+      <w:r>
+        <w:t>5. Status Codes: The API's "Reply"</w:t>
+      </w:r>
+    </w:p>
+    <w:p>
+      <w:pPr>
+        <w:pStyle w:val="NormalWeb"/>
+      </w:pPr>
+      <w:r>
+        <w:t>A RESTful API doesn't just send data; it sends a "Success Level."</w:t>
+      </w:r>
+    </w:p>
+    <w:p>
+      <w:pPr>
+        <w:pStyle w:val="NormalWeb"/>
+        <w:numPr>
+          <w:ilvl w:val="0"/>
+          <w:numId w:val="105"/>
+        </w:numPr>
+      </w:pPr>
+      <w:r>
+        <w:rPr>
+          <w:b/>
+          <w:bCs/>
+        </w:rPr>
+        <w:t>200 OK:</w:t>
+      </w:r>
+      <w:r>
+        <w:t xml:space="preserve"> "Here is the data you fetched."</w:t>
+      </w:r>
+    </w:p>
+    <w:p>
+      <w:pPr>
+        <w:pStyle w:val="NormalWeb"/>
+        <w:numPr>
+          <w:ilvl w:val="0"/>
+          <w:numId w:val="105"/>
+        </w:numPr>
+      </w:pPr>
+      <w:r>
+        <w:rPr>
+          <w:b/>
+          <w:bCs/>
+        </w:rPr>
+        <w:t>201 Created:</w:t>
+      </w:r>
+      <w:r>
+        <w:t xml:space="preserve"> "I have successfully added the new resource" (Used after </w:t>
+      </w:r>
+      <w:r>
+        <w:rPr>
+          <w:b/>
+          <w:bCs/>
+        </w:rPr>
+        <w:t>POST</w:t>
+      </w:r>
+      <w:r>
+        <w:t>).</w:t>
+      </w:r>
+    </w:p>
+    <w:p>
+      <w:pPr>
+        <w:pStyle w:val="NormalWeb"/>
+        <w:numPr>
+          <w:ilvl w:val="0"/>
+          <w:numId w:val="105"/>
+        </w:numPr>
+      </w:pPr>
+      <w:r>
+        <w:rPr>
+          <w:b/>
+          <w:bCs/>
+        </w:rPr>
+        <w:t>204 No Content:</w:t>
+      </w:r>
+      <w:r>
+        <w:t xml:space="preserve"> "I deleted it/updated it successfully, but I have nothing to show you."</w:t>
+      </w:r>
+    </w:p>
+    <w:p>
+      <w:pPr>
+        <w:pStyle w:val="NormalWeb"/>
+        <w:numPr>
+          <w:ilvl w:val="0"/>
+          <w:numId w:val="105"/>
+        </w:numPr>
+      </w:pPr>
+      <w:r>
+        <w:rPr>
+          <w:b/>
+          <w:bCs/>
+        </w:rPr>
+        <w:t>400 Bad Request:</w:t>
+      </w:r>
+      <w:r>
+        <w:t xml:space="preserve"> "Your data is formatted wrong."</w:t>
+      </w:r>
+    </w:p>
+    <w:p>
+      <w:pPr>
+        <w:pStyle w:val="NormalWeb"/>
+        <w:numPr>
+          <w:ilvl w:val="0"/>
+          <w:numId w:val="105"/>
+        </w:numPr>
+      </w:pPr>
+      <w:r>
+        <w:rPr>
+          <w:b/>
+          <w:bCs/>
+        </w:rPr>
+        <w:t>401 Unauthorized:</w:t>
+      </w:r>
+      <w:r>
+        <w:t xml:space="preserve"> "You forgot your JWT token or Login."</w:t>
+      </w:r>
+    </w:p>
+    <w:p>
+      <w:pPr>
+        <w:pStyle w:val="NormalWeb"/>
+        <w:numPr>
+          <w:ilvl w:val="0"/>
+          <w:numId w:val="105"/>
+        </w:numPr>
+      </w:pPr>
+      <w:r>
+        <w:rPr>
+          <w:b/>
+          <w:bCs/>
+        </w:rPr>
+        <w:t>404 Not Found:</w:t>
+      </w:r>
+      <w:r>
+        <w:t xml:space="preserve"> "That Movie/Food item doesn't exist."</w:t>
+      </w:r>
+    </w:p>
+    <w:p>
+      <w:pPr>
+        <w:pStyle w:val="Heading2"/>
+      </w:pPr>
+      <w:r>
+        <w:t>Swagger in ASP.NET Core</w:t>
+      </w:r>
+    </w:p>
+    <w:p>
+      <w:pPr>
+        <w:pStyle w:val="NormalWeb"/>
+      </w:pPr>
+      <w:r>
+        <w:rPr>
+          <w:b/>
+          <w:bCs/>
+        </w:rPr>
+        <w:t>Swagger</w:t>
+      </w:r>
+      <w:r>
+        <w:t xml:space="preserve"> is an open-source suite of tools built on the </w:t>
+      </w:r>
+      <w:r>
+        <w:rPr>
+          <w:b/>
+          <w:bCs/>
+        </w:rPr>
+        <w:t>OpenAPI Specification</w:t>
+      </w:r>
+      <w:r>
+        <w:t>. In the world of ASP.NET Core, it acts as a "bridge" that reads your C# code and automatically generates an interactive, visual documentation page.</w:t>
+      </w:r>
+    </w:p>
+    <w:p>
+      <w:pPr>
+        <w:pStyle w:val="NormalWeb"/>
+      </w:pPr>
+      <w:r>
+        <w:rPr>
+          <w:b/>
+          <w:bCs/>
+        </w:rPr>
+        <w:t>In short:</w:t>
+      </w:r>
+      <w:r>
+        <w:t xml:space="preserve"> It is the </w:t>
+      </w:r>
+      <w:r>
+        <w:rPr>
+          <w:b/>
+          <w:bCs/>
+        </w:rPr>
+        <w:t>UI (User Interface)</w:t>
+      </w:r>
+      <w:r>
+        <w:t xml:space="preserve"> for your </w:t>
+      </w:r>
+      <w:r>
+        <w:rPr>
+          <w:b/>
+          <w:bCs/>
+        </w:rPr>
+        <w:t>API</w:t>
+      </w:r>
+      <w:r>
+        <w:t>. It allows you to visualize and interact with the API’s resources without needing any frontend code or third-party tools like Postman.</w:t>
+      </w:r>
+    </w:p>
+    <w:p>
+      <w:pPr>
+        <w:pStyle w:val="NoSpacing"/>
+        <w:rPr>
+          <w:i/>
+          <w:iCs/>
+          <w:sz w:val="28"/>
+          <w:szCs w:val="28"/>
+        </w:rPr>
+      </w:pPr>
+      <w:r>
+        <w:rPr>
+          <w:i/>
+          <w:iCs/>
+          <w:sz w:val="28"/>
+          <w:szCs w:val="28"/>
+        </w:rPr>
+        <w:t>Sw</w:t>
+      </w:r>
+      <w:r>
+        <w:rPr>
+          <w:i/>
+          <w:iCs/>
+          <w:sz w:val="28"/>
+          <w:szCs w:val="28"/>
+        </w:rPr>
+        <w:t>ashbuckle.AspNetCore.SwaggerGen</w:t>
+      </w:r>
+    </w:p>
+    <w:p>
+      <w:pPr>
+        <w:pStyle w:val="NoSpacing"/>
+        <w:rPr>
+          <w:i/>
+          <w:iCs/>
+          <w:sz w:val="28"/>
+          <w:szCs w:val="28"/>
+        </w:rPr>
+      </w:pPr>
+      <w:r>
+        <w:rPr>
+          <w:i/>
+          <w:iCs/>
+          <w:sz w:val="28"/>
+          <w:szCs w:val="28"/>
+        </w:rPr>
+        <w:t>Swashbuckle.AspNetCore.SwaggerUI</w:t>
+      </w:r>
+    </w:p>
+    <w:p>
+      <w:pPr>
+        <w:pStyle w:val="NoSpacing"/>
+        <w:rPr>
+          <w:i/>
+          <w:iCs/>
+          <w:sz w:val="28"/>
+          <w:szCs w:val="28"/>
+        </w:rPr>
+      </w:pPr>
+      <w:r>
+        <w:rPr>
+          <w:i/>
+          <w:iCs/>
+          <w:sz w:val="28"/>
+          <w:szCs w:val="28"/>
+        </w:rPr>
+        <w:t>Swashbuckle.AspNetCore.Swagger</w:t>
+      </w:r>
+    </w:p>
+    <w:p>
+      <w:pPr>
+        <w:pStyle w:val="Heading3"/>
+        <w:rPr>
+          <w:rFonts w:ascii="Segoe UI Symbol" w:hAnsi="Segoe UI Symbol" w:cs="Segoe UI Symbol"/>
+        </w:rPr>
+      </w:pPr>
+    </w:p>
+    <w:p>
+      <w:pPr>
+        <w:pStyle w:val="Heading3"/>
+      </w:pPr>
+      <w:r>
+        <w:rPr>
+          <w:rFonts w:ascii="Segoe UI Symbol" w:hAnsi="Segoe UI Symbol" w:cs="Segoe UI Symbol"/>
+        </w:rPr>
+        <w:t>💡</w:t>
+      </w:r>
+      <w:r>
+        <w:t xml:space="preserve"> Pro-Tip for your Interview</w:t>
+      </w:r>
+    </w:p>
+    <w:p>
+      <w:pPr>
+        <w:pStyle w:val="NormalWeb"/>
+      </w:pPr>
+      <w:r>
+        <w:rPr>
+          <w:b/>
+          <w:bCs/>
+        </w:rPr>
+        <w:t>In short:</w:t>
+      </w:r>
+      <w:r>
+        <w:t xml:space="preserve"> It is the </w:t>
+      </w:r>
+      <w:r>
+        <w:rPr>
+          <w:b/>
+          <w:bCs/>
+        </w:rPr>
+        <w:t>UI (User Interface)</w:t>
+      </w:r>
+      <w:r>
+        <w:t xml:space="preserve"> for your </w:t>
+      </w:r>
+      <w:r>
+        <w:rPr>
+          <w:b/>
+          <w:bCs/>
+        </w:rPr>
+        <w:t>API</w:t>
+      </w:r>
+      <w:r>
+        <w:t>. It allows you to visualize and interact with the API’s resources without needing any frontend code or third-party tools like Postman.</w:t>
+      </w:r>
+    </w:p>
+    <w:p>
+      <w:r>
+        <w:t xml:space="preserve">If an interviewer asks: </w:t>
+      </w:r>
+      <w:r>
+        <w:rPr>
+          <w:i/>
+          <w:iCs/>
+        </w:rPr>
+        <w:t>"Is Swagger only for C#?"</w:t>
+      </w:r>
+      <w:r>
+        <w:t xml:space="preserve"> </w:t>
+      </w:r>
+      <w:r>
+        <w:rPr>
+          <w:b/>
+          <w:bCs/>
+        </w:rPr>
+        <w:t>Your Answer:</w:t>
+      </w:r>
+      <w:r>
+        <w:t xml:space="preserve"> &gt; "No! Swagger is based on the </w:t>
+      </w:r>
+      <w:r>
+        <w:rPr>
+          <w:b/>
+          <w:bCs/>
+        </w:rPr>
+        <w:t>OpenAPI</w:t>
+      </w:r>
+      <w:r>
+        <w:t xml:space="preserve"> standard, which is language-independent. Whether the API is written in </w:t>
+      </w:r>
+      <w:r>
+        <w:rPr>
+          <w:b/>
+          <w:bCs/>
+        </w:rPr>
+        <w:t>ASP.NET Core</w:t>
+      </w:r>
+      <w:r>
+        <w:t xml:space="preserve">, </w:t>
+      </w:r>
+      <w:r>
+        <w:rPr>
+          <w:b/>
+          <w:bCs/>
+        </w:rPr>
+        <w:t>Node.js</w:t>
+      </w:r>
+      <w:r>
+        <w:t xml:space="preserve">, or </w:t>
+      </w:r>
+      <w:r>
+        <w:rPr>
+          <w:b/>
+          <w:bCs/>
+        </w:rPr>
+        <w:t>Python</w:t>
+      </w:r>
+      <w:r>
+        <w:t>, Swagger provides a universal way to document and test them. It's the industry standard for RESTful services."</w:t>
+      </w:r>
+    </w:p>
+    <w:p/>
+    <w:p>
+      <w:pPr>
+        <w:pStyle w:val="Heading1"/>
+        <w:rPr>
+          <w:rStyle w:val="HTMLCode"/>
+          <w:rFonts w:asciiTheme="majorHAnsi" w:eastAsiaTheme="majorEastAsia" w:hAnsiTheme="majorHAnsi" w:cstheme="majorBidi"/>
+          <w:sz w:val="32"/>
+          <w:szCs w:val="29"/>
+        </w:rPr>
+      </w:pPr>
+    </w:p>
+    <w:p>
+      <w:pPr>
+        <w:pStyle w:val="Heading1"/>
+        <w:rPr>
+          <w:rStyle w:val="HTMLCode"/>
+          <w:rFonts w:asciiTheme="majorHAnsi" w:eastAsiaTheme="majorEastAsia" w:hAnsiTheme="majorHAnsi" w:cstheme="majorBidi"/>
+          <w:sz w:val="32"/>
+          <w:szCs w:val="29"/>
+        </w:rPr>
+      </w:pPr>
+      <w:r>
+        <w:rPr>
+          <w:rStyle w:val="HTMLCode"/>
+          <w:rFonts w:asciiTheme="majorHAnsi" w:eastAsiaTheme="majorEastAsia" w:hAnsiTheme="majorHAnsi" w:cstheme="majorBidi"/>
+          <w:sz w:val="32"/>
+          <w:szCs w:val="29"/>
+        </w:rPr>
+        <w:t>ControllerBase</w:t>
+      </w:r>
+    </w:p>
+    <w:p>
+      <w:pPr>
+        <w:pStyle w:val="NormalWeb"/>
+      </w:pPr>
+      <w:r>
+        <w:rPr>
+          <w:rStyle w:val="HTMLCode"/>
+          <w:b/>
+          <w:bCs/>
+        </w:rPr>
+        <w:t>ControllerBase</w:t>
+      </w:r>
+      <w:r>
+        <w:t xml:space="preserve"> is a built-in class in the </w:t>
+      </w:r>
+      <w:r>
+        <w:rPr>
+          <w:rStyle w:val="HTMLCode"/>
+        </w:rPr>
+        <w:t>Microsoft.AspNetCore.Mvc</w:t>
+      </w:r>
+      <w:r>
+        <w:t xml:space="preserve"> namespace. It provides the core properties and methods needed to handle HTTP requests and return HTTP responses </w:t>
+      </w:r>
+      <w:r>
+        <w:rPr>
+          <w:b/>
+          <w:bCs/>
+        </w:rPr>
+        <w:t>without</w:t>
+      </w:r>
+      <w:r>
+        <w:t xml:space="preserve"> the overhead of supporting Views (HTML).</w:t>
+      </w:r>
+    </w:p>
+    <w:p>
+      <w:pPr>
+        <w:pStyle w:val="Heading3"/>
+      </w:pPr>
+      <w:r>
+        <w:t xml:space="preserve">2. Why use it instead of </w:t>
+      </w:r>
+      <w:r>
+        <w:rPr>
+          <w:rStyle w:val="HTMLCode"/>
+          <w:rFonts w:eastAsiaTheme="majorEastAsia"/>
+        </w:rPr>
+        <w:t>Controller</w:t>
+      </w:r>
+      <w:r>
+        <w:t>?</w:t>
+      </w:r>
+    </w:p>
+    <w:p>
+      <w:pPr>
+        <w:pStyle w:val="NormalWeb"/>
+      </w:pPr>
+      <w:r>
+        <w:t xml:space="preserve">In your previous days, you used the </w:t>
+      </w:r>
+      <w:r>
+        <w:rPr>
+          <w:rStyle w:val="HTMLCode"/>
+        </w:rPr>
+        <w:t>Controller</w:t>
+      </w:r>
+      <w:r>
+        <w:t xml:space="preserve"> class for MVC. Here is the key difference:</w:t>
+      </w:r>
+    </w:p>
+    <w:p>
+      <w:pPr>
+        <w:pStyle w:val="NormalWeb"/>
+        <w:numPr>
+          <w:ilvl w:val="0"/>
+          <w:numId w:val="107"/>
+        </w:numPr>
+      </w:pPr>
+      <w:r>
+        <w:rPr>
+          <w:rStyle w:val="HTMLCode"/>
+          <w:b/>
+          <w:bCs/>
+        </w:rPr>
+        <w:t>Controller</w:t>
+      </w:r>
+      <w:r>
+        <w:t xml:space="preserve">: Inherits from </w:t>
+      </w:r>
+      <w:r>
+        <w:rPr>
+          <w:rStyle w:val="HTMLCode"/>
+        </w:rPr>
+        <w:t>ControllerBase</w:t>
+      </w:r>
+      <w:r>
+        <w:t xml:space="preserve"> and adds support for </w:t>
+      </w:r>
+      <w:r>
+        <w:rPr>
+          <w:b/>
+          <w:bCs/>
+        </w:rPr>
+        <w:t>Views</w:t>
+      </w:r>
+      <w:r>
+        <w:t xml:space="preserve"> (like </w:t>
+      </w:r>
+      <w:r>
+        <w:rPr>
+          <w:rStyle w:val="HTMLCode"/>
+        </w:rPr>
+        <w:t>return View()</w:t>
+      </w:r>
+      <w:r>
+        <w:t>). Use this for websites where you want to show HTML.</w:t>
+      </w:r>
+    </w:p>
+    <w:p>
+      <w:pPr>
+        <w:pStyle w:val="NormalWeb"/>
+        <w:numPr>
+          <w:ilvl w:val="0"/>
+          <w:numId w:val="107"/>
+        </w:numPr>
+      </w:pPr>
+      <w:r>
+        <w:rPr>
+          <w:rStyle w:val="HTMLCode"/>
+          <w:b/>
+          <w:bCs/>
+        </w:rPr>
+        <w:t>ControllerBase</w:t>
+      </w:r>
+      <w:r>
+        <w:t xml:space="preserve">: The "lightweight" version. It does </w:t>
+      </w:r>
+      <w:r>
+        <w:rPr>
+          <w:b/>
+          <w:bCs/>
+        </w:rPr>
+        <w:t>not</w:t>
+      </w:r>
+      <w:r>
+        <w:t xml:space="preserve"> support Views. Use this for </w:t>
+      </w:r>
+      <w:r>
+        <w:rPr>
+          <w:b/>
+          <w:bCs/>
+        </w:rPr>
+        <w:t>Web APIs</w:t>
+      </w:r>
+      <w:r>
+        <w:t xml:space="preserve"> (like </w:t>
+      </w:r>
+      <w:r>
+        <w:rPr>
+          <w:b/>
+          <w:bCs/>
+        </w:rPr>
+        <w:t>CineXHub</w:t>
+      </w:r>
+      <w:r>
+        <w:t xml:space="preserve"> or </w:t>
+      </w:r>
+      <w:r>
+        <w:rPr>
+          <w:b/>
+          <w:bCs/>
+        </w:rPr>
+        <w:t>FoodieGo</w:t>
+      </w:r>
+      <w:r>
+        <w:t>) because APIs return raw data (JSON/XML), not web pages.</w:t>
+      </w:r>
+    </w:p>
+    <w:p>
+      <w:r>
+        <w:pict>
+          <v:rect id="_x0000_i1085" style="width:0;height:1.5pt" o:hralign="center" o:hrstd="t" o:hr="t" fillcolor="#a0a0a0" stroked="f"/>
+        </w:pict>
+      </w:r>
+    </w:p>
+    <w:p>
+      <w:pPr>
+        <w:pStyle w:val="Heading3"/>
+      </w:pPr>
+      <w:r>
+        <w:t>3. What does it give you?</w:t>
+      </w:r>
+    </w:p>
+    <w:p>
+      <w:pPr>
+        <w:pStyle w:val="NormalWeb"/>
+      </w:pPr>
+      <w:r>
+        <w:t xml:space="preserve">When your class inherits from </w:t>
+      </w:r>
+      <w:r>
+        <w:rPr>
+          <w:rStyle w:val="HTMLCode"/>
+        </w:rPr>
+        <w:t>ControllerBase</w:t>
+      </w:r>
+      <w:r>
+        <w:t xml:space="preserve">, you get access to these helper methods (called </w:t>
+      </w:r>
+      <w:r>
+        <w:rPr>
+          <w:b/>
+          <w:bCs/>
+        </w:rPr>
+        <w:t>Action Results</w:t>
+      </w:r>
+      <w:r>
+        <w:t>) that make your API follow REST standards:</w:t>
+      </w:r>
+    </w:p>
+    <w:p>
+      <w:pPr>
+        <w:pStyle w:val="NormalWeb"/>
+        <w:numPr>
+          <w:ilvl w:val="0"/>
+          <w:numId w:val="108"/>
+        </w:numPr>
+      </w:pPr>
+      <w:r>
+        <w:rPr>
+          <w:rStyle w:val="HTMLCode"/>
+          <w:b/>
+          <w:bCs/>
+        </w:rPr>
+        <w:t>Ok()</w:t>
+      </w:r>
+      <w:r>
+        <w:t>: Returns an HTTP 200 (Success) with your data.</w:t>
+      </w:r>
+    </w:p>
+    <w:p>
+      <w:pPr>
+        <w:pStyle w:val="NormalWeb"/>
+        <w:numPr>
+          <w:ilvl w:val="0"/>
+          <w:numId w:val="108"/>
+        </w:numPr>
+      </w:pPr>
+      <w:r>
+        <w:rPr>
+          <w:rStyle w:val="HTMLCode"/>
+          <w:b/>
+          <w:bCs/>
+        </w:rPr>
+        <w:t>NotFound()</w:t>
+      </w:r>
+      <w:r>
+        <w:t>: Returns an HTTP 404 (Resource doesn't exist).</w:t>
+      </w:r>
+    </w:p>
+    <w:p>
+      <w:pPr>
+        <w:pStyle w:val="NormalWeb"/>
+        <w:numPr>
+          <w:ilvl w:val="0"/>
+          <w:numId w:val="108"/>
+        </w:numPr>
+      </w:pPr>
+      <w:r>
+        <w:rPr>
+          <w:rStyle w:val="HTMLCode"/>
+          <w:b/>
+          <w:bCs/>
+        </w:rPr>
+        <w:t>BadRequest()</w:t>
+      </w:r>
+      <w:r>
+        <w:t>: Returns an HTTP 400 (The data sent by the user is wrong).</w:t>
+      </w:r>
+    </w:p>
+    <w:p>
+      <w:pPr>
+        <w:pStyle w:val="NormalWeb"/>
+        <w:numPr>
+          <w:ilvl w:val="0"/>
+          <w:numId w:val="108"/>
+        </w:numPr>
+      </w:pPr>
+      <w:r>
+        <w:rPr>
+          <w:rStyle w:val="HTMLCode"/>
+          <w:b/>
+          <w:bCs/>
+        </w:rPr>
+        <w:t>CreatedAtAction()</w:t>
+      </w:r>
+      <w:r>
+        <w:t>: Returns an HTTP 201 (Successfully added/created).</w:t>
+      </w:r>
+    </w:p>
+    <w:p>
+      <w:pPr>
+        <w:pStyle w:val="NormalWeb"/>
+        <w:numPr>
+          <w:ilvl w:val="0"/>
+          <w:numId w:val="108"/>
+        </w:numPr>
+      </w:pPr>
+      <w:r>
+        <w:rPr>
+          <w:rStyle w:val="HTMLCode"/>
+          <w:b/>
+          <w:bCs/>
+        </w:rPr>
+        <w:t>User</w:t>
+      </w:r>
+      <w:r>
+        <w:rPr>
+          <w:b/>
+          <w:bCs/>
+        </w:rPr>
+        <w:t xml:space="preserve"> &amp; </w:t>
+      </w:r>
+      <w:r>
+        <w:rPr>
+          <w:rStyle w:val="HTMLCode"/>
+          <w:b/>
+          <w:bCs/>
+        </w:rPr>
+        <w:t>Request</w:t>
+      </w:r>
+      <w:r>
+        <w:t>: Access to information about the person calling the API.</w:t>
+      </w:r>
+    </w:p>
+    <w:p>
+      <w:r>
+        <w:pict>
+          <v:rect id="_x0000_i1086" style="width:0;height:1.5pt" o:hralign="center" o:hrstd="t" o:hr="t" fillcolor="#a0a0a0" stroked="f"/>
+        </w:pict>
+      </w:r>
+    </w:p>
+    <w:p>
+      <w:pPr>
+        <w:pStyle w:val="Heading3"/>
+      </w:pPr>
+      <w:r>
+        <w:rPr>
+          <w:rFonts w:ascii="Segoe UI Symbol" w:hAnsi="Segoe UI Symbol" w:cs="Segoe UI Symbol"/>
+        </w:rPr>
+        <w:lastRenderedPageBreak/>
+        <w:t>📌</w:t>
+      </w:r>
+      <w:r>
+        <w:t xml:space="preserve"> Interview Aspect: The "Why" Question</w:t>
+      </w:r>
+    </w:p>
+    <w:p>
+      <w:pPr>
+        <w:pStyle w:val="NormalWeb"/>
+      </w:pPr>
+      <w:r>
+        <w:rPr>
+          <w:b/>
+          <w:bCs/>
+        </w:rPr>
+        <w:t xml:space="preserve">Interviewer: "Why shouldn't I just use the regular </w:t>
+      </w:r>
+      <w:r>
+        <w:rPr>
+          <w:rStyle w:val="HTMLCode"/>
+          <w:b/>
+          <w:bCs/>
+        </w:rPr>
+        <w:t>Controller</w:t>
+      </w:r>
+      <w:r>
+        <w:rPr>
+          <w:b/>
+          <w:bCs/>
+        </w:rPr>
+        <w:t xml:space="preserve"> class for my Web API?"</w:t>
+      </w:r>
+    </w:p>
+    <w:p>
+      <w:pPr>
+        <w:pStyle w:val="NormalWeb"/>
+      </w:pPr>
+      <w:r>
+        <w:rPr>
+          <w:b/>
+          <w:bCs/>
+        </w:rPr>
+        <w:t>The Answer:</w:t>
+      </w:r>
+    </w:p>
+    <w:p>
+      <w:pPr>
+        <w:pStyle w:val="NormalWeb"/>
+      </w:pPr>
+      <w:r>
+        <w:rPr>
+          <w:noProof/>
+        </w:rPr>
+        <w:drawing>
+          <wp:anchor distT="0" distB="0" distL="114300" distR="114300" simplePos="0" relativeHeight="251660288" behindDoc="1" locked="0" layoutInCell="1" allowOverlap="1" wp14:anchorId="02B815F4" wp14:editId="6B2ED5E7">
+            <wp:simplePos x="0" y="0"/>
+            <wp:positionH relativeFrom="margin">
+              <wp:align>left</wp:align>
+            </wp:positionH>
+            <wp:positionV relativeFrom="page">
+              <wp:posOffset>2851150</wp:posOffset>
+            </wp:positionV>
+            <wp:extent cx="2362200" cy="2927350"/>
+            <wp:effectExtent l="0" t="0" r="0" b="6350"/>
+            <wp:wrapTight wrapText="bothSides">
+              <wp:wrapPolygon edited="0">
+                <wp:start x="0" y="0"/>
+                <wp:lineTo x="0" y="21506"/>
+                <wp:lineTo x="21426" y="21506"/>
+                <wp:lineTo x="21426" y="0"/>
+                <wp:lineTo x="0" y="0"/>
+              </wp:wrapPolygon>
+            </wp:wrapTight>
+            <wp:docPr id="11" name="Picture 11" descr="Difference between controller and controllerbase"/>
+            <wp:cNvGraphicFramePr>
+              <a:graphicFrameLocks xmlns:a="http://schemas.openxmlformats.org/drawingml/2006/main" noChangeAspect="1"/>
+            </wp:cNvGraphicFramePr>
+            <a:graphic xmlns:a="http://schemas.openxmlformats.org/drawingml/2006/main">
+              <a:graphicData uri="http://schemas.openxmlformats.org/drawingml/2006/picture">
+                <pic:pic xmlns:pic="http://schemas.openxmlformats.org/drawingml/2006/picture">
+                  <pic:nvPicPr>
+                    <pic:cNvPr id="0" name="Picture 58" descr="Difference between controller and controllerbase"/>
+                    <pic:cNvPicPr>
+                      <a:picLocks noChangeAspect="1" noChangeArrowheads="1"/>
+                    </pic:cNvPicPr>
+                  </pic:nvPicPr>
+                  <pic:blipFill>
+                    <a:blip r:embed="rId16" cstate="print">
+                      <a:extLst>
+                        <a:ext uri="{28A0092B-C50C-407E-A947-70E740481C1C}">
+                          <a14:useLocalDpi xmlns:a14="http://schemas.microsoft.com/office/drawing/2010/main" val="0"/>
+                        </a:ext>
+                      </a:extLst>
+                    </a:blip>
+                    <a:srcRect/>
+                    <a:stretch>
+                      <a:fillRect/>
+                    </a:stretch>
+                  </pic:blipFill>
+                  <pic:spPr bwMode="auto">
+                    <a:xfrm>
+                      <a:off x="0" y="0"/>
+                      <a:ext cx="2362200" cy="2927350"/>
+                    </a:xfrm>
+                    <a:prstGeom prst="rect">
+                      <a:avLst/>
+                    </a:prstGeom>
+                    <a:noFill/>
+                    <a:ln>
+                      <a:noFill/>
+                    </a:ln>
+                  </pic:spPr>
+                </pic:pic>
+              </a:graphicData>
+            </a:graphic>
+            <wp14:sizeRelH relativeFrom="margin">
+              <wp14:pctWidth>0</wp14:pctWidth>
+            </wp14:sizeRelH>
+            <wp14:sizeRelV relativeFrom="margin">
+              <wp14:pctHeight>0</wp14:pctHeight>
+            </wp14:sizeRelV>
+          </wp:anchor>
+        </w:drawing>
+      </w:r>
+      <w:r>
+        <w:t xml:space="preserve">"While a Web API </w:t>
+      </w:r>
+      <w:r>
+        <w:rPr>
+          <w:i/>
+          <w:iCs/>
+        </w:rPr>
+        <w:t>can</w:t>
+      </w:r>
+      <w:r>
+        <w:t xml:space="preserve"> work using the </w:t>
+      </w:r>
+      <w:r>
+        <w:rPr>
+          <w:rStyle w:val="HTMLCode"/>
+        </w:rPr>
+        <w:t>Controller</w:t>
+      </w:r>
+      <w:r>
+        <w:t xml:space="preserve"> class, it is not best practice. </w:t>
+      </w:r>
+      <w:r>
+        <w:rPr>
+          <w:rStyle w:val="HTMLCode"/>
+        </w:rPr>
+        <w:t>Controller</w:t>
+      </w:r>
+      <w:r>
+        <w:t xml:space="preserve"> includes extra logic for </w:t>
+      </w:r>
+      <w:r>
+        <w:rPr>
+          <w:b/>
+          <w:bCs/>
+        </w:rPr>
+        <w:t>Views</w:t>
+      </w:r>
+      <w:r>
+        <w:t xml:space="preserve"> and </w:t>
+      </w:r>
+      <w:r>
+        <w:rPr>
+          <w:b/>
+          <w:bCs/>
+        </w:rPr>
+        <w:t>TempData</w:t>
+      </w:r>
+      <w:r>
+        <w:t xml:space="preserve"> that an API doesn't need. By using </w:t>
+      </w:r>
+      <w:r>
+        <w:rPr>
+          <w:rStyle w:val="HTMLCode"/>
+          <w:b/>
+          <w:bCs/>
+        </w:rPr>
+        <w:t>ControllerBase</w:t>
+      </w:r>
+      <w:r>
+        <w:t>, we keep the API lightweight and follow the architectural principle of 'Separation of Concerns'—the API handles data, not design."</w:t>
+      </w:r>
+    </w:p>
+    <w:p/>
+    <w:p/>
+    <w:p/>
+    <w:p/>
+    <w:p/>
+    <w:p/>
+    <w:p/>
+    <w:p/>
+    <w:p/>
+    <w:p/>
+    <w:p/>
+    <w:p/>
+    <w:p>
+      <w:pPr>
+        <w:pStyle w:val="NormalWeb"/>
+      </w:pPr>
+    </w:p>
+    <w:p>
+      <w:pPr>
+        <w:pStyle w:val="NormalWeb"/>
+      </w:pPr>
+    </w:p>
+    <w:p>
+      <w:pPr>
+        <w:pStyle w:val="NormalWeb"/>
+      </w:pPr>
+    </w:p>
+    <w:p>
+      <w:pPr>
+        <w:pStyle w:val="NormalWeb"/>
+      </w:pPr>
+    </w:p>
+    <w:p>
+      <w:pPr>
+        <w:pStyle w:val="NormalWeb"/>
+      </w:pPr>
+    </w:p>
+    <w:p>
+      <w:pPr>
+        <w:pStyle w:val="NormalWeb"/>
+      </w:pPr>
+    </w:p>
+    <w:p>
+      <w:pPr>
+        <w:pStyle w:val="NormalWeb"/>
+      </w:pPr>
+    </w:p>
+    <w:p>
+      <w:pPr>
+        <w:pStyle w:val="NormalWeb"/>
+      </w:pPr>
+    </w:p>
+    <w:p>
+      <w:pPr>
+        <w:pStyle w:val="Heading1"/>
+      </w:pPr>
+      <w:r>
+        <w:lastRenderedPageBreak/>
+        <w:t>[ApiController]</w:t>
+      </w:r>
+    </w:p>
+    <w:p>
+      <w:pPr>
+        <w:pStyle w:val="NormalWeb"/>
+        <w:rPr>
+          <w:rFonts w:ascii="Courier New" w:hAnsi="Courier New" w:cs="Courier New"/>
+          <w:b/>
+          <w:bCs/>
+          <w:sz w:val="20"/>
+          <w:szCs w:val="20"/>
+        </w:rPr>
+      </w:pPr>
+      <w:r>
+        <w:t xml:space="preserve">The </w:t>
+      </w:r>
+      <w:r>
+        <w:rPr>
+          <w:rStyle w:val="HTMLCode"/>
+          <w:b/>
+          <w:bCs/>
+        </w:rPr>
+        <w:t>[ApiController]</w:t>
+      </w:r>
+      <w:r>
+        <w:t xml:space="preserve"> attribute is a decorator applied to a controller class to enable several </w:t>
+      </w:r>
+      <w:r>
+        <w:rPr>
+          <w:b/>
+          <w:bCs/>
+        </w:rPr>
+        <w:t>API-specific behaviors</w:t>
+      </w:r>
+      <w:r>
+        <w:t xml:space="preserve"> that make development easier and your code cleaner. It is usually paired with </w:t>
+      </w:r>
+      <w:r>
+        <w:rPr>
+          <w:rStyle w:val="HTMLCode"/>
+        </w:rPr>
+        <w:t>ControllerBase</w:t>
+      </w:r>
+      <w:r>
+        <w:t>.</w:t>
+      </w:r>
+    </w:p>
+    <w:p>
+      <w:r>
+        <w:pict>
+          <v:rect id="_x0000_i1087" style="width:0;height:1.5pt" o:hralign="center" o:hrstd="t" o:hr="t" fillcolor="#a0a0a0" stroked="f"/>
+        </w:pict>
+      </w:r>
+    </w:p>
+    <w:p>
+      <w:pPr>
+        <w:pStyle w:val="Heading2"/>
+      </w:pPr>
+      <w:r>
+        <w:t>2. What does it actually DO? (The 4 Big Benefits)</w:t>
+      </w:r>
+    </w:p>
+    <w:p>
+      <w:pPr>
+        <w:pStyle w:val="Heading3"/>
+      </w:pPr>
+      <w:r>
+        <w:t xml:space="preserve">A. Automatic Model Validation (No more </w:t>
+      </w:r>
+      <w:r>
+        <w:rPr>
+          <w:rStyle w:val="HTMLCode"/>
+          <w:rFonts w:eastAsiaTheme="majorEastAsia"/>
+        </w:rPr>
+        <w:t>if(!ModelState.IsValid)</w:t>
+      </w:r>
+      <w:r>
+        <w:t>)</w:t>
+      </w:r>
+    </w:p>
+    <w:p>
+      <w:pPr>
+        <w:pStyle w:val="NormalWeb"/>
+      </w:pPr>
+      <w:r>
+        <w:t>In regular MVC, you always had to check if the user sent valid data.</w:t>
+      </w:r>
+    </w:p>
+    <w:p>
+      <w:pPr>
+        <w:pStyle w:val="NormalWeb"/>
+        <w:numPr>
+          <w:ilvl w:val="0"/>
+          <w:numId w:val="109"/>
+        </w:numPr>
+      </w:pPr>
+      <w:r>
+        <w:rPr>
+          <w:b/>
+          <w:bCs/>
+        </w:rPr>
+        <w:t xml:space="preserve">Without </w:t>
+      </w:r>
+      <w:r>
+        <w:rPr>
+          <w:rStyle w:val="HTMLCode"/>
+          <w:b/>
+          <w:bCs/>
+        </w:rPr>
+        <w:t>[ApiController]</w:t>
+      </w:r>
+      <w:r>
+        <w:rPr>
+          <w:b/>
+          <w:bCs/>
+        </w:rPr>
+        <w:t>:</w:t>
+      </w:r>
+      <w:r>
+        <w:t xml:space="preserve"> You had to write </w:t>
+      </w:r>
+      <w:r>
+        <w:rPr>
+          <w:rStyle w:val="HTMLCode"/>
+        </w:rPr>
+        <w:t>if (!ModelState.IsValid) return BadRequest();</w:t>
+      </w:r>
+      <w:r>
+        <w:t xml:space="preserve"> in every method.</w:t>
+      </w:r>
+    </w:p>
+    <w:p>
+      <w:pPr>
+        <w:pStyle w:val="NormalWeb"/>
+        <w:numPr>
+          <w:ilvl w:val="0"/>
+          <w:numId w:val="109"/>
+        </w:numPr>
+      </w:pPr>
+      <w:r>
+        <w:rPr>
+          <w:b/>
+          <w:bCs/>
+        </w:rPr>
+        <w:t xml:space="preserve">With </w:t>
+      </w:r>
+      <w:r>
+        <w:rPr>
+          <w:rStyle w:val="HTMLCode"/>
+          <w:b/>
+          <w:bCs/>
+        </w:rPr>
+        <w:t>[ApiController]</w:t>
+      </w:r>
+      <w:r>
+        <w:rPr>
+          <w:b/>
+          <w:bCs/>
+        </w:rPr>
+        <w:t>:</w:t>
+      </w:r>
+      <w:r>
+        <w:t xml:space="preserve"> The framework does this for you. If the user sends a "Pizza" without a name, the API automatically sends back a </w:t>
+      </w:r>
+      <w:r>
+        <w:rPr>
+          <w:b/>
+          <w:bCs/>
+        </w:rPr>
+        <w:t>400 Bad Request</w:t>
+      </w:r>
+      <w:r>
+        <w:t xml:space="preserve"> with a detailed list of errors.</w:t>
+      </w:r>
+    </w:p>
+    <w:p>
+      <w:pPr>
+        <w:pStyle w:val="Heading3"/>
+      </w:pPr>
+      <w:r>
+        <w:t>B. Attribute Routing Requirement</w:t>
+      </w:r>
+    </w:p>
+    <w:p>
+      <w:pPr>
+        <w:pStyle w:val="NormalWeb"/>
+      </w:pPr>
+      <w:r>
+        <w:t xml:space="preserve">It forces you to use </w:t>
+      </w:r>
+      <w:r>
+        <w:rPr>
+          <w:b/>
+          <w:bCs/>
+        </w:rPr>
+        <w:t>Attribute Routing</w:t>
+      </w:r>
+      <w:r>
+        <w:t xml:space="preserve"> (like </w:t>
+      </w:r>
+      <w:r>
+        <w:rPr>
+          <w:rStyle w:val="HTMLCode"/>
+        </w:rPr>
+        <w:t>[Route("api/[controller]")]</w:t>
+      </w:r>
+      <w:r>
+        <w:t>). This is standard for RESTful APIs because it makes the URLs very clear and predictable.</w:t>
+      </w:r>
+    </w:p>
+    <w:p>
+      <w:pPr>
+        <w:pStyle w:val="Heading3"/>
+      </w:pPr>
+      <w:r>
+        <w:t>C. Smart Parameter Binding (The "Source" Inference)</w:t>
+      </w:r>
+    </w:p>
+    <w:p>
+      <w:pPr>
+        <w:pStyle w:val="NormalWeb"/>
+      </w:pPr>
+      <w:r>
+        <w:t>The attribute "guesses" where your data is coming from so you don't have to tell it.</w:t>
+      </w:r>
+    </w:p>
+    <w:p>
+      <w:pPr>
+        <w:pStyle w:val="NormalWeb"/>
+        <w:numPr>
+          <w:ilvl w:val="0"/>
+          <w:numId w:val="110"/>
+        </w:numPr>
+      </w:pPr>
+      <w:r>
+        <w:rPr>
+          <w:b/>
+          <w:bCs/>
+        </w:rPr>
+        <w:t>Objects/Collections:</w:t>
+      </w:r>
+      <w:r>
+        <w:t xml:space="preserve"> Assumed to come from the </w:t>
+      </w:r>
+      <w:r>
+        <w:rPr>
+          <w:b/>
+          <w:bCs/>
+        </w:rPr>
+        <w:t>Request Body</w:t>
+      </w:r>
+      <w:r>
+        <w:t xml:space="preserve"> (</w:t>
+      </w:r>
+      <w:r>
+        <w:rPr>
+          <w:rStyle w:val="HTMLCode"/>
+        </w:rPr>
+        <w:t>[FromBody]</w:t>
+      </w:r>
+      <w:r>
+        <w:t>).</w:t>
+      </w:r>
+    </w:p>
+    <w:p>
+      <w:pPr>
+        <w:pStyle w:val="NormalWeb"/>
+        <w:numPr>
+          <w:ilvl w:val="0"/>
+          <w:numId w:val="110"/>
+        </w:numPr>
+      </w:pPr>
+      <w:r>
+        <w:rPr>
+          <w:b/>
+          <w:bCs/>
+        </w:rPr>
+        <w:t>Simple Types (int, string):</w:t>
+      </w:r>
+      <w:r>
+        <w:t xml:space="preserve"> Assumed to come from the </w:t>
+      </w:r>
+      <w:r>
+        <w:rPr>
+          <w:b/>
+          <w:bCs/>
+        </w:rPr>
+        <w:t>URL Path</w:t>
+      </w:r>
+      <w:r>
+        <w:t xml:space="preserve"> or </w:t>
+      </w:r>
+      <w:r>
+        <w:rPr>
+          <w:b/>
+          <w:bCs/>
+        </w:rPr>
+        <w:t>Query String</w:t>
+      </w:r>
+      <w:r>
+        <w:t>.</w:t>
+      </w:r>
+    </w:p>
+    <w:p>
+      <w:pPr>
+        <w:pStyle w:val="NormalWeb"/>
+        <w:numPr>
+          <w:ilvl w:val="0"/>
+          <w:numId w:val="110"/>
+        </w:numPr>
+      </w:pPr>
+      <w:r>
+        <w:rPr>
+          <w:b/>
+          <w:bCs/>
+        </w:rPr>
+        <w:t>Files:</w:t>
+      </w:r>
+      <w:r>
+        <w:t xml:space="preserve"> Assumed to come from </w:t>
+      </w:r>
+      <w:r>
+        <w:rPr>
+          <w:b/>
+          <w:bCs/>
+        </w:rPr>
+        <w:t>Form Data</w:t>
+      </w:r>
+      <w:r>
+        <w:t>.</w:t>
+      </w:r>
+    </w:p>
+    <w:p>
+      <w:pPr>
+        <w:pStyle w:val="Heading3"/>
+      </w:pPr>
+      <w:r>
+        <w:t>D. Problem Details for Error Responses</w:t>
+      </w:r>
+    </w:p>
+    <w:p>
+      <w:pPr>
+        <w:pStyle w:val="NormalWeb"/>
+      </w:pPr>
+      <w:r>
+        <w:t xml:space="preserve">When something goes wrong, the </w:t>
+      </w:r>
+      <w:r>
+        <w:rPr>
+          <w:rStyle w:val="HTMLCode"/>
+        </w:rPr>
+        <w:t>[ApiController]</w:t>
+      </w:r>
+      <w:r>
+        <w:t xml:space="preserve"> ensures the error is returned in a standardized format called </w:t>
+      </w:r>
+      <w:r>
+        <w:rPr>
+          <w:b/>
+          <w:bCs/>
+        </w:rPr>
+        <w:t>Problem Details</w:t>
+      </w:r>
+      <w:r>
+        <w:t xml:space="preserve"> (RFC 7807). This gives the frontend developer a clear "Type," "Title," and "Status" for the error.</w:t>
+      </w:r>
+    </w:p>
+    <w:p>
+      <w:pPr>
+        <w:pStyle w:val="NormalWeb"/>
+      </w:pPr>
+    </w:p>
+    <w:p>
+      <w:pPr>
+        <w:pStyle w:val="NormalWeb"/>
+      </w:pPr>
+    </w:p>
+    <w:p>
+      <w:pPr>
+        <w:pStyle w:val="Heading3"/>
+      </w:pPr>
+      <w:r>
+        <w:rPr>
+          <w:rFonts w:ascii="Segoe UI Symbol" w:hAnsi="Segoe UI Symbol" w:cs="Segoe UI Symbol"/>
+        </w:rPr>
+        <w:lastRenderedPageBreak/>
+        <w:t>📌</w:t>
+      </w:r>
+      <w:r>
+        <w:t xml:space="preserve"> Interview Aspect: "Why is it better?"</w:t>
+      </w:r>
+    </w:p>
+    <w:p>
+      <w:pPr>
+        <w:pStyle w:val="NormalWeb"/>
+      </w:pPr>
+      <w:r>
+        <w:rPr>
+          <w:b/>
+          <w:bCs/>
+        </w:rPr>
+        <w:t xml:space="preserve">Interviewer: "What is the biggest advantage of the </w:t>
+      </w:r>
+      <w:r>
+        <w:rPr>
+          <w:rStyle w:val="HTMLCode"/>
+          <w:b/>
+          <w:bCs/>
+        </w:rPr>
+        <w:t>[ApiController]</w:t>
+      </w:r>
+      <w:r>
+        <w:rPr>
+          <w:b/>
+          <w:bCs/>
+        </w:rPr>
+        <w:t xml:space="preserve"> attribute?"</w:t>
+      </w:r>
+    </w:p>
+    <w:p>
+      <w:pPr>
+        <w:pStyle w:val="NormalWeb"/>
+      </w:pPr>
+      <w:r>
+        <w:rPr>
+          <w:b/>
+          <w:bCs/>
+        </w:rPr>
+        <w:t>The Answer:</w:t>
+      </w:r>
+    </w:p>
+    <w:p>
+      <w:pPr>
+        <w:pStyle w:val="NormalWeb"/>
+      </w:pPr>
+      <w:r>
+        <w:t xml:space="preserve">"The biggest advantage is </w:t>
+      </w:r>
+      <w:r>
+        <w:rPr>
+          <w:b/>
+          <w:bCs/>
+        </w:rPr>
+        <w:t>cleaner code</w:t>
+      </w:r>
+      <w:r>
+        <w:t xml:space="preserve">. It removes the 'Boilerplate' logic. By handling </w:t>
+      </w:r>
+      <w:r>
+        <w:rPr>
+          <w:b/>
+          <w:bCs/>
+        </w:rPr>
+        <w:t>Model Validation</w:t>
+      </w:r>
+      <w:r>
+        <w:t xml:space="preserve"> and </w:t>
+      </w:r>
+      <w:r>
+        <w:rPr>
+          <w:b/>
+          <w:bCs/>
+        </w:rPr>
+        <w:t>Binding Inference</w:t>
+      </w:r>
+      <w:r>
+        <w:t xml:space="preserve"> automatically, it allows the developer to focus on the business logic instead of writing repetitive 'if' statements to check for errors or specifying where the data is coming from."</w:t>
+      </w:r>
+    </w:p>
+    <w:p>
+      <w:pPr>
+        <w:ind w:firstLine="720"/>
+      </w:pPr>
+      <w:bookmarkStart w:id="28" w:name="_GoBack"/>
+      <w:bookmarkEnd w:id="28"/>
     </w:p>
     <w:sectPr>
       <w:pgSz w:w="12240" w:h="15840"/>
@@ -32775,6 +36374,155 @@
     </w:lvl>
   </w:abstractNum>
   <w:abstractNum w:abstractNumId="1">
+    <w:nsid w:val="03324B25"/>
+    <w:multiLevelType w:val="multilevel"/>
+    <w:tmpl w:val="275E8C30"/>
+    <w:lvl w:ilvl="0">
+      <w:start w:val="1"/>
+      <w:numFmt w:val="bullet"/>
+      <w:lvlText w:val=""/>
+      <w:lvlJc w:val="left"/>
+      <w:pPr>
+        <w:tabs>
+          <w:tab w:val="num" w:pos="720"/>
+        </w:tabs>
+        <w:ind w:left="720" w:hanging="360"/>
+      </w:pPr>
+      <w:rPr>
+        <w:rFonts w:ascii="Symbol" w:hAnsi="Symbol" w:hint="default"/>
+        <w:sz w:val="20"/>
+      </w:rPr>
+    </w:lvl>
+    <w:lvl w:ilvl="1">
+      <w:start w:val="1"/>
+      <w:numFmt w:val="bullet"/>
+      <w:lvlText w:val="o"/>
+      <w:lvlJc w:val="left"/>
+      <w:pPr>
+        <w:tabs>
+          <w:tab w:val="num" w:pos="1440"/>
+        </w:tabs>
+        <w:ind w:left="1440" w:hanging="360"/>
+      </w:pPr>
+      <w:rPr>
+        <w:rFonts w:ascii="Courier New" w:hAnsi="Courier New" w:hint="default"/>
+        <w:sz w:val="20"/>
+      </w:rPr>
+    </w:lvl>
+    <w:lvl w:ilvl="2" w:tentative="1">
+      <w:start w:val="1"/>
+      <w:numFmt w:val="bullet"/>
+      <w:lvlText w:val=""/>
+      <w:lvlJc w:val="left"/>
+      <w:pPr>
+        <w:tabs>
+          <w:tab w:val="num" w:pos="2160"/>
+        </w:tabs>
+        <w:ind w:left="2160" w:hanging="360"/>
+      </w:pPr>
+      <w:rPr>
+        <w:rFonts w:ascii="Wingdings" w:hAnsi="Wingdings" w:hint="default"/>
+        <w:sz w:val="20"/>
+      </w:rPr>
+    </w:lvl>
+    <w:lvl w:ilvl="3" w:tentative="1">
+      <w:start w:val="1"/>
+      <w:numFmt w:val="bullet"/>
+      <w:lvlText w:val=""/>
+      <w:lvlJc w:val="left"/>
+      <w:pPr>
+        <w:tabs>
+          <w:tab w:val="num" w:pos="2880"/>
+        </w:tabs>
+        <w:ind w:left="2880" w:hanging="360"/>
+      </w:pPr>
+      <w:rPr>
+        <w:rFonts w:ascii="Wingdings" w:hAnsi="Wingdings" w:hint="default"/>
+        <w:sz w:val="20"/>
+      </w:rPr>
+    </w:lvl>
+    <w:lvl w:ilvl="4" w:tentative="1">
+      <w:start w:val="1"/>
+      <w:numFmt w:val="bullet"/>
+      <w:lvlText w:val=""/>
+      <w:lvlJc w:val="left"/>
+      <w:pPr>
+        <w:tabs>
+          <w:tab w:val="num" w:pos="3600"/>
+        </w:tabs>
+        <w:ind w:left="3600" w:hanging="360"/>
+      </w:pPr>
+      <w:rPr>
+        <w:rFonts w:ascii="Wingdings" w:hAnsi="Wingdings" w:hint="default"/>
+        <w:sz w:val="20"/>
+      </w:rPr>
+    </w:lvl>
+    <w:lvl w:ilvl="5" w:tentative="1">
+      <w:start w:val="1"/>
+      <w:numFmt w:val="bullet"/>
+      <w:lvlText w:val=""/>
+      <w:lvlJc w:val="left"/>
+      <w:pPr>
+        <w:tabs>
+          <w:tab w:val="num" w:pos="4320"/>
+        </w:tabs>
+        <w:ind w:left="4320" w:hanging="360"/>
+      </w:pPr>
+      <w:rPr>
+        <w:rFonts w:ascii="Wingdings" w:hAnsi="Wingdings" w:hint="default"/>
+        <w:sz w:val="20"/>
+      </w:rPr>
+    </w:lvl>
+    <w:lvl w:ilvl="6" w:tentative="1">
+      <w:start w:val="1"/>
+      <w:numFmt w:val="bullet"/>
+      <w:lvlText w:val=""/>
+      <w:lvlJc w:val="left"/>
+      <w:pPr>
+        <w:tabs>
+          <w:tab w:val="num" w:pos="5040"/>
+        </w:tabs>
+        <w:ind w:left="5040" w:hanging="360"/>
+      </w:pPr>
+      <w:rPr>
+        <w:rFonts w:ascii="Wingdings" w:hAnsi="Wingdings" w:hint="default"/>
+        <w:sz w:val="20"/>
+      </w:rPr>
+    </w:lvl>
+    <w:lvl w:ilvl="7" w:tentative="1">
+      <w:start w:val="1"/>
+      <w:numFmt w:val="bullet"/>
+      <w:lvlText w:val=""/>
+      <w:lvlJc w:val="left"/>
+      <w:pPr>
+        <w:tabs>
+          <w:tab w:val="num" w:pos="5760"/>
+        </w:tabs>
+        <w:ind w:left="5760" w:hanging="360"/>
+      </w:pPr>
+      <w:rPr>
+        <w:rFonts w:ascii="Wingdings" w:hAnsi="Wingdings" w:hint="default"/>
+        <w:sz w:val="20"/>
+      </w:rPr>
+    </w:lvl>
+    <w:lvl w:ilvl="8" w:tentative="1">
+      <w:start w:val="1"/>
+      <w:numFmt w:val="bullet"/>
+      <w:lvlText w:val=""/>
+      <w:lvlJc w:val="left"/>
+      <w:pPr>
+        <w:tabs>
+          <w:tab w:val="num" w:pos="6480"/>
+        </w:tabs>
+        <w:ind w:left="6480" w:hanging="360"/>
+      </w:pPr>
+      <w:rPr>
+        <w:rFonts w:ascii="Wingdings" w:hAnsi="Wingdings" w:hint="default"/>
+        <w:sz w:val="20"/>
+      </w:rPr>
+    </w:lvl>
+  </w:abstractNum>
+  <w:abstractNum w:abstractNumId="2">
     <w:nsid w:val="03FE4612"/>
     <w:multiLevelType w:val="multilevel"/>
     <w:tmpl w:val="B28C21C2"/>
@@ -32923,7 +36671,156 @@
       </w:rPr>
     </w:lvl>
   </w:abstractNum>
-  <w:abstractNum w:abstractNumId="2">
+  <w:abstractNum w:abstractNumId="3">
+    <w:nsid w:val="052510FF"/>
+    <w:multiLevelType w:val="multilevel"/>
+    <w:tmpl w:val="86B8A304"/>
+    <w:lvl w:ilvl="0">
+      <w:start w:val="1"/>
+      <w:numFmt w:val="bullet"/>
+      <w:lvlText w:val=""/>
+      <w:lvlJc w:val="left"/>
+      <w:pPr>
+        <w:tabs>
+          <w:tab w:val="num" w:pos="720"/>
+        </w:tabs>
+        <w:ind w:left="720" w:hanging="360"/>
+      </w:pPr>
+      <w:rPr>
+        <w:rFonts w:ascii="Symbol" w:hAnsi="Symbol" w:hint="default"/>
+        <w:sz w:val="20"/>
+      </w:rPr>
+    </w:lvl>
+    <w:lvl w:ilvl="1" w:tentative="1">
+      <w:start w:val="1"/>
+      <w:numFmt w:val="bullet"/>
+      <w:lvlText w:val="o"/>
+      <w:lvlJc w:val="left"/>
+      <w:pPr>
+        <w:tabs>
+          <w:tab w:val="num" w:pos="1440"/>
+        </w:tabs>
+        <w:ind w:left="1440" w:hanging="360"/>
+      </w:pPr>
+      <w:rPr>
+        <w:rFonts w:ascii="Courier New" w:hAnsi="Courier New" w:hint="default"/>
+        <w:sz w:val="20"/>
+      </w:rPr>
+    </w:lvl>
+    <w:lvl w:ilvl="2" w:tentative="1">
+      <w:start w:val="1"/>
+      <w:numFmt w:val="bullet"/>
+      <w:lvlText w:val=""/>
+      <w:lvlJc w:val="left"/>
+      <w:pPr>
+        <w:tabs>
+          <w:tab w:val="num" w:pos="2160"/>
+        </w:tabs>
+        <w:ind w:left="2160" w:hanging="360"/>
+      </w:pPr>
+      <w:rPr>
+        <w:rFonts w:ascii="Wingdings" w:hAnsi="Wingdings" w:hint="default"/>
+        <w:sz w:val="20"/>
+      </w:rPr>
+    </w:lvl>
+    <w:lvl w:ilvl="3" w:tentative="1">
+      <w:start w:val="1"/>
+      <w:numFmt w:val="bullet"/>
+      <w:lvlText w:val=""/>
+      <w:lvlJc w:val="left"/>
+      <w:pPr>
+        <w:tabs>
+          <w:tab w:val="num" w:pos="2880"/>
+        </w:tabs>
+        <w:ind w:left="2880" w:hanging="360"/>
+      </w:pPr>
+      <w:rPr>
+        <w:rFonts w:ascii="Wingdings" w:hAnsi="Wingdings" w:hint="default"/>
+        <w:sz w:val="20"/>
+      </w:rPr>
+    </w:lvl>
+    <w:lvl w:ilvl="4" w:tentative="1">
+      <w:start w:val="1"/>
+      <w:numFmt w:val="bullet"/>
+      <w:lvlText w:val=""/>
+      <w:lvlJc w:val="left"/>
+      <w:pPr>
+        <w:tabs>
+          <w:tab w:val="num" w:pos="3600"/>
+        </w:tabs>
+        <w:ind w:left="3600" w:hanging="360"/>
+      </w:pPr>
+      <w:rPr>
+        <w:rFonts w:ascii="Wingdings" w:hAnsi="Wingdings" w:hint="default"/>
+        <w:sz w:val="20"/>
+      </w:rPr>
+    </w:lvl>
+    <w:lvl w:ilvl="5" w:tentative="1">
+      <w:start w:val="1"/>
+      <w:numFmt w:val="bullet"/>
+      <w:lvlText w:val=""/>
+      <w:lvlJc w:val="left"/>
+      <w:pPr>
+        <w:tabs>
+          <w:tab w:val="num" w:pos="4320"/>
+        </w:tabs>
+        <w:ind w:left="4320" w:hanging="360"/>
+      </w:pPr>
+      <w:rPr>
+        <w:rFonts w:ascii="Wingdings" w:hAnsi="Wingdings" w:hint="default"/>
+        <w:sz w:val="20"/>
+      </w:rPr>
+    </w:lvl>
+    <w:lvl w:ilvl="6" w:tentative="1">
+      <w:start w:val="1"/>
+      <w:numFmt w:val="bullet"/>
+      <w:lvlText w:val=""/>
+      <w:lvlJc w:val="left"/>
+      <w:pPr>
+        <w:tabs>
+          <w:tab w:val="num" w:pos="5040"/>
+        </w:tabs>
+        <w:ind w:left="5040" w:hanging="360"/>
+      </w:pPr>
+      <w:rPr>
+        <w:rFonts w:ascii="Wingdings" w:hAnsi="Wingdings" w:hint="default"/>
+        <w:sz w:val="20"/>
+      </w:rPr>
+    </w:lvl>
+    <w:lvl w:ilvl="7" w:tentative="1">
+      <w:start w:val="1"/>
+      <w:numFmt w:val="bullet"/>
+      <w:lvlText w:val=""/>
+      <w:lvlJc w:val="left"/>
+      <w:pPr>
+        <w:tabs>
+          <w:tab w:val="num" w:pos="5760"/>
+        </w:tabs>
+        <w:ind w:left="5760" w:hanging="360"/>
+      </w:pPr>
+      <w:rPr>
+        <w:rFonts w:ascii="Wingdings" w:hAnsi="Wingdings" w:hint="default"/>
+        <w:sz w:val="20"/>
+      </w:rPr>
+    </w:lvl>
+    <w:lvl w:ilvl="8" w:tentative="1">
+      <w:start w:val="1"/>
+      <w:numFmt w:val="bullet"/>
+      <w:lvlText w:val=""/>
+      <w:lvlJc w:val="left"/>
+      <w:pPr>
+        <w:tabs>
+          <w:tab w:val="num" w:pos="6480"/>
+        </w:tabs>
+        <w:ind w:left="6480" w:hanging="360"/>
+      </w:pPr>
+      <w:rPr>
+        <w:rFonts w:ascii="Wingdings" w:hAnsi="Wingdings" w:hint="default"/>
+        <w:sz w:val="20"/>
+      </w:rPr>
+    </w:lvl>
+  </w:abstractNum>
+  <w:abstractNum w:abstractNumId="4">
     <w:nsid w:val="06245179"/>
     <w:multiLevelType w:val="multilevel"/>
     <w:tmpl w:val="9D762038"/>
@@ -33072,7 +36969,7 @@
       </w:rPr>
     </w:lvl>
   </w:abstractNum>
-  <w:abstractNum w:abstractNumId="3">
+  <w:abstractNum w:abstractNumId="5">
     <w:nsid w:val="06F4013E"/>
     <w:multiLevelType w:val="hybridMultilevel"/>
     <w:tmpl w:val="BD4EF958"/>
@@ -33185,7 +37082,7 @@
       </w:rPr>
     </w:lvl>
   </w:abstractNum>
-  <w:abstractNum w:abstractNumId="4">
+  <w:abstractNum w:abstractNumId="6">
     <w:nsid w:val="07741F8E"/>
     <w:multiLevelType w:val="multilevel"/>
     <w:tmpl w:val="6D9A3618"/>
@@ -33334,7 +37231,7 @@
       </w:rPr>
     </w:lvl>
   </w:abstractNum>
-  <w:abstractNum w:abstractNumId="5">
+  <w:abstractNum w:abstractNumId="7">
     <w:nsid w:val="080A1D73"/>
     <w:multiLevelType w:val="multilevel"/>
     <w:tmpl w:val="1096C56E"/>
@@ -33483,7 +37380,7 @@
       </w:rPr>
     </w:lvl>
   </w:abstractNum>
-  <w:abstractNum w:abstractNumId="6">
+  <w:abstractNum w:abstractNumId="8">
     <w:nsid w:val="08887D14"/>
     <w:multiLevelType w:val="multilevel"/>
     <w:tmpl w:val="8C3C7264"/>
@@ -33632,7 +37529,7 @@
       </w:rPr>
     </w:lvl>
   </w:abstractNum>
-  <w:abstractNum w:abstractNumId="7">
+  <w:abstractNum w:abstractNumId="9">
     <w:nsid w:val="08997408"/>
     <w:multiLevelType w:val="multilevel"/>
     <w:tmpl w:val="73E821DE"/>
@@ -33781,7 +37678,7 @@
       </w:rPr>
     </w:lvl>
   </w:abstractNum>
-  <w:abstractNum w:abstractNumId="8">
+  <w:abstractNum w:abstractNumId="10">
     <w:nsid w:val="0C9C766B"/>
     <w:multiLevelType w:val="multilevel"/>
     <w:tmpl w:val="8F8098CE"/>
@@ -33930,7 +37827,7 @@
       </w:rPr>
     </w:lvl>
   </w:abstractNum>
-  <w:abstractNum w:abstractNumId="9">
+  <w:abstractNum w:abstractNumId="11">
     <w:nsid w:val="0D9F336D"/>
     <w:multiLevelType w:val="hybridMultilevel"/>
     <w:tmpl w:val="A73ACC7E"/>
@@ -34016,7 +37913,7 @@
       </w:pPr>
     </w:lvl>
   </w:abstractNum>
-  <w:abstractNum w:abstractNumId="10">
+  <w:abstractNum w:abstractNumId="12">
     <w:nsid w:val="0E674137"/>
     <w:multiLevelType w:val="multilevel"/>
     <w:tmpl w:val="1D883BD6"/>
@@ -34165,7 +38062,7 @@
       </w:rPr>
     </w:lvl>
   </w:abstractNum>
-  <w:abstractNum w:abstractNumId="11">
+  <w:abstractNum w:abstractNumId="13">
     <w:nsid w:val="0F4D37DE"/>
     <w:multiLevelType w:val="multilevel"/>
     <w:tmpl w:val="D808426E"/>
@@ -34314,7 +38211,7 @@
       </w:rPr>
     </w:lvl>
   </w:abstractNum>
-  <w:abstractNum w:abstractNumId="12">
+  <w:abstractNum w:abstractNumId="14">
     <w:nsid w:val="0F7538F8"/>
     <w:multiLevelType w:val="multilevel"/>
     <w:tmpl w:val="672A35FA"/>
@@ -34463,7 +38360,7 @@
       </w:rPr>
     </w:lvl>
   </w:abstractNum>
-  <w:abstractNum w:abstractNumId="13">
+  <w:abstractNum w:abstractNumId="15">
     <w:nsid w:val="10891A4E"/>
     <w:multiLevelType w:val="multilevel"/>
     <w:tmpl w:val="41A6FC5C"/>
@@ -34552,7 +38449,7 @@
       </w:pPr>
     </w:lvl>
   </w:abstractNum>
-  <w:abstractNum w:abstractNumId="14">
+  <w:abstractNum w:abstractNumId="16">
     <w:nsid w:val="119110C9"/>
     <w:multiLevelType w:val="multilevel"/>
     <w:tmpl w:val="541E5ADE"/>
@@ -34701,7 +38598,7 @@
       </w:rPr>
     </w:lvl>
   </w:abstractNum>
-  <w:abstractNum w:abstractNumId="15">
+  <w:abstractNum w:abstractNumId="17">
     <w:nsid w:val="13916144"/>
     <w:multiLevelType w:val="multilevel"/>
     <w:tmpl w:val="9358352A"/>
@@ -34850,7 +38747,7 @@
       </w:rPr>
     </w:lvl>
   </w:abstractNum>
-  <w:abstractNum w:abstractNumId="16">
+  <w:abstractNum w:abstractNumId="18">
     <w:nsid w:val="140C340F"/>
     <w:multiLevelType w:val="multilevel"/>
     <w:tmpl w:val="AE84B244"/>
@@ -34999,7 +38896,7 @@
       </w:rPr>
     </w:lvl>
   </w:abstractNum>
-  <w:abstractNum w:abstractNumId="17">
+  <w:abstractNum w:abstractNumId="19">
     <w:nsid w:val="156F7505"/>
     <w:multiLevelType w:val="multilevel"/>
     <w:tmpl w:val="05C22DBE"/>
@@ -35112,7 +39009,7 @@
       </w:pPr>
     </w:lvl>
   </w:abstractNum>
-  <w:abstractNum w:abstractNumId="18">
+  <w:abstractNum w:abstractNumId="20">
     <w:nsid w:val="15FD5153"/>
     <w:multiLevelType w:val="multilevel"/>
     <w:tmpl w:val="2C123AB0"/>
@@ -35261,7 +39158,7 @@
       </w:rPr>
     </w:lvl>
   </w:abstractNum>
-  <w:abstractNum w:abstractNumId="19">
+  <w:abstractNum w:abstractNumId="21">
     <w:nsid w:val="16B73202"/>
     <w:multiLevelType w:val="multilevel"/>
     <w:tmpl w:val="683EB2DE"/>
@@ -35410,7 +39307,7 @@
       </w:rPr>
     </w:lvl>
   </w:abstractNum>
-  <w:abstractNum w:abstractNumId="20">
+  <w:abstractNum w:abstractNumId="22">
     <w:nsid w:val="18577943"/>
     <w:multiLevelType w:val="multilevel"/>
     <w:tmpl w:val="E19CB13A"/>
@@ -35559,7 +39456,7 @@
       </w:rPr>
     </w:lvl>
   </w:abstractNum>
-  <w:abstractNum w:abstractNumId="21">
+  <w:abstractNum w:abstractNumId="23">
     <w:nsid w:val="18691E73"/>
     <w:multiLevelType w:val="multilevel"/>
     <w:tmpl w:val="CB203536"/>
@@ -35708,7 +39605,156 @@
       </w:rPr>
     </w:lvl>
   </w:abstractNum>
-  <w:abstractNum w:abstractNumId="22">
+  <w:abstractNum w:abstractNumId="24">
+    <w:nsid w:val="18F34FD2"/>
+    <w:multiLevelType w:val="multilevel"/>
+    <w:tmpl w:val="DF149D6C"/>
+    <w:lvl w:ilvl="0">
+      <w:start w:val="1"/>
+      <w:numFmt w:val="bullet"/>
+      <w:lvlText w:val=""/>
+      <w:lvlJc w:val="left"/>
+      <w:pPr>
+        <w:tabs>
+          <w:tab w:val="num" w:pos="720"/>
+        </w:tabs>
+        <w:ind w:left="720" w:hanging="360"/>
+      </w:pPr>
+      <w:rPr>
+        <w:rFonts w:ascii="Symbol" w:hAnsi="Symbol" w:hint="default"/>
+        <w:sz w:val="20"/>
+      </w:rPr>
+    </w:lvl>
+    <w:lvl w:ilvl="1">
+      <w:start w:val="1"/>
+      <w:numFmt w:val="bullet"/>
+      <w:lvlText w:val="o"/>
+      <w:lvlJc w:val="left"/>
+      <w:pPr>
+        <w:tabs>
+          <w:tab w:val="num" w:pos="1440"/>
+        </w:tabs>
+        <w:ind w:left="1440" w:hanging="360"/>
+      </w:pPr>
+      <w:rPr>
+        <w:rFonts w:ascii="Courier New" w:hAnsi="Courier New" w:hint="default"/>
+        <w:sz w:val="20"/>
+      </w:rPr>
+    </w:lvl>
+    <w:lvl w:ilvl="2" w:tentative="1">
+      <w:start w:val="1"/>
+      <w:numFmt w:val="bullet"/>
+      <w:lvlText w:val=""/>
+      <w:lvlJc w:val="left"/>
+      <w:pPr>
+        <w:tabs>
+          <w:tab w:val="num" w:pos="2160"/>
+        </w:tabs>
+        <w:ind w:left="2160" w:hanging="360"/>
+      </w:pPr>
+      <w:rPr>
+        <w:rFonts w:ascii="Wingdings" w:hAnsi="Wingdings" w:hint="default"/>
+        <w:sz w:val="20"/>
+      </w:rPr>
+    </w:lvl>
+    <w:lvl w:ilvl="3" w:tentative="1">
+      <w:start w:val="1"/>
+      <w:numFmt w:val="bullet"/>
+      <w:lvlText w:val=""/>
+      <w:lvlJc w:val="left"/>
+      <w:pPr>
+        <w:tabs>
+          <w:tab w:val="num" w:pos="2880"/>
+        </w:tabs>
+        <w:ind w:left="2880" w:hanging="360"/>
+      </w:pPr>
+      <w:rPr>
+        <w:rFonts w:ascii="Wingdings" w:hAnsi="Wingdings" w:hint="default"/>
+        <w:sz w:val="20"/>
+      </w:rPr>
+    </w:lvl>
+    <w:lvl w:ilvl="4" w:tentative="1">
+      <w:start w:val="1"/>
+      <w:numFmt w:val="bullet"/>
+      <w:lvlText w:val=""/>
+      <w:lvlJc w:val="left"/>
+      <w:pPr>
+        <w:tabs>
+          <w:tab w:val="num" w:pos="3600"/>
+        </w:tabs>
+        <w:ind w:left="3600" w:hanging="360"/>
+      </w:pPr>
+      <w:rPr>
+        <w:rFonts w:ascii="Wingdings" w:hAnsi="Wingdings" w:hint="default"/>
+        <w:sz w:val="20"/>
+      </w:rPr>
+    </w:lvl>
+    <w:lvl w:ilvl="5" w:tentative="1">
+      <w:start w:val="1"/>
+      <w:numFmt w:val="bullet"/>
+      <w:lvlText w:val=""/>
+      <w:lvlJc w:val="left"/>
+      <w:pPr>
+        <w:tabs>
+          <w:tab w:val="num" w:pos="4320"/>
+        </w:tabs>
+        <w:ind w:left="4320" w:hanging="360"/>
+      </w:pPr>
+      <w:rPr>
+        <w:rFonts w:ascii="Wingdings" w:hAnsi="Wingdings" w:hint="default"/>
+        <w:sz w:val="20"/>
+      </w:rPr>
+    </w:lvl>
+    <w:lvl w:ilvl="6" w:tentative="1">
+      <w:start w:val="1"/>
+      <w:numFmt w:val="bullet"/>
+      <w:lvlText w:val=""/>
+      <w:lvlJc w:val="left"/>
+      <w:pPr>
+        <w:tabs>
+          <w:tab w:val="num" w:pos="5040"/>
+        </w:tabs>
+        <w:ind w:left="5040" w:hanging="360"/>
+      </w:pPr>
+      <w:rPr>
+        <w:rFonts w:ascii="Wingdings" w:hAnsi="Wingdings" w:hint="default"/>
+        <w:sz w:val="20"/>
+      </w:rPr>
+    </w:lvl>
+    <w:lvl w:ilvl="7" w:tentative="1">
+      <w:start w:val="1"/>
+      <w:numFmt w:val="bullet"/>
+      <w:lvlText w:val=""/>
+      <w:lvlJc w:val="left"/>
+      <w:pPr>
+        <w:tabs>
+          <w:tab w:val="num" w:pos="5760"/>
+        </w:tabs>
+        <w:ind w:left="5760" w:hanging="360"/>
+      </w:pPr>
+      <w:rPr>
+        <w:rFonts w:ascii="Wingdings" w:hAnsi="Wingdings" w:hint="default"/>
+        <w:sz w:val="20"/>
+      </w:rPr>
+    </w:lvl>
+    <w:lvl w:ilvl="8" w:tentative="1">
+      <w:start w:val="1"/>
+      <w:numFmt w:val="bullet"/>
+      <w:lvlText w:val=""/>
+      <w:lvlJc w:val="left"/>
+      <w:pPr>
+        <w:tabs>
+          <w:tab w:val="num" w:pos="6480"/>
+        </w:tabs>
+        <w:ind w:left="6480" w:hanging="360"/>
+      </w:pPr>
+      <w:rPr>
+        <w:rFonts w:ascii="Wingdings" w:hAnsi="Wingdings" w:hint="default"/>
+        <w:sz w:val="20"/>
+      </w:rPr>
+    </w:lvl>
+  </w:abstractNum>
+  <w:abstractNum w:abstractNumId="25">
     <w:nsid w:val="1BC51C35"/>
     <w:multiLevelType w:val="multilevel"/>
     <w:tmpl w:val="B602FC20"/>
@@ -35857,7 +39903,156 @@
       </w:rPr>
     </w:lvl>
   </w:abstractNum>
-  <w:abstractNum w:abstractNumId="23">
+  <w:abstractNum w:abstractNumId="26">
+    <w:nsid w:val="1CDB26E5"/>
+    <w:multiLevelType w:val="multilevel"/>
+    <w:tmpl w:val="C354E6B0"/>
+    <w:lvl w:ilvl="0">
+      <w:start w:val="1"/>
+      <w:numFmt w:val="bullet"/>
+      <w:lvlText w:val=""/>
+      <w:lvlJc w:val="left"/>
+      <w:pPr>
+        <w:tabs>
+          <w:tab w:val="num" w:pos="720"/>
+        </w:tabs>
+        <w:ind w:left="720" w:hanging="360"/>
+      </w:pPr>
+      <w:rPr>
+        <w:rFonts w:ascii="Symbol" w:hAnsi="Symbol" w:hint="default"/>
+        <w:sz w:val="20"/>
+      </w:rPr>
+    </w:lvl>
+    <w:lvl w:ilvl="1" w:tentative="1">
+      <w:start w:val="1"/>
+      <w:numFmt w:val="bullet"/>
+      <w:lvlText w:val="o"/>
+      <w:lvlJc w:val="left"/>
+      <w:pPr>
+        <w:tabs>
+          <w:tab w:val="num" w:pos="1440"/>
+        </w:tabs>
+        <w:ind w:left="1440" w:hanging="360"/>
+      </w:pPr>
+      <w:rPr>
+        <w:rFonts w:ascii="Courier New" w:hAnsi="Courier New" w:hint="default"/>
+        <w:sz w:val="20"/>
+      </w:rPr>
+    </w:lvl>
+    <w:lvl w:ilvl="2" w:tentative="1">
+      <w:start w:val="1"/>
+      <w:numFmt w:val="bullet"/>
+      <w:lvlText w:val=""/>
+      <w:lvlJc w:val="left"/>
+      <w:pPr>
+        <w:tabs>
+          <w:tab w:val="num" w:pos="2160"/>
+        </w:tabs>
+        <w:ind w:left="2160" w:hanging="360"/>
+      </w:pPr>
+      <w:rPr>
+        <w:rFonts w:ascii="Wingdings" w:hAnsi="Wingdings" w:hint="default"/>
+        <w:sz w:val="20"/>
+      </w:rPr>
+    </w:lvl>
+    <w:lvl w:ilvl="3" w:tentative="1">
+      <w:start w:val="1"/>
+      <w:numFmt w:val="bullet"/>
+      <w:lvlText w:val=""/>
+      <w:lvlJc w:val="left"/>
+      <w:pPr>
+        <w:tabs>
+          <w:tab w:val="num" w:pos="2880"/>
+        </w:tabs>
+        <w:ind w:left="2880" w:hanging="360"/>
+      </w:pPr>
+      <w:rPr>
+        <w:rFonts w:ascii="Wingdings" w:hAnsi="Wingdings" w:hint="default"/>
+        <w:sz w:val="20"/>
+      </w:rPr>
+    </w:lvl>
+    <w:lvl w:ilvl="4" w:tentative="1">
+      <w:start w:val="1"/>
+      <w:numFmt w:val="bullet"/>
+      <w:lvlText w:val=""/>
+      <w:lvlJc w:val="left"/>
+      <w:pPr>
+        <w:tabs>
+          <w:tab w:val="num" w:pos="3600"/>
+        </w:tabs>
+        <w:ind w:left="3600" w:hanging="360"/>
+      </w:pPr>
+      <w:rPr>
+        <w:rFonts w:ascii="Wingdings" w:hAnsi="Wingdings" w:hint="default"/>
+        <w:sz w:val="20"/>
+      </w:rPr>
+    </w:lvl>
+    <w:lvl w:ilvl="5" w:tentative="1">
+      <w:start w:val="1"/>
+      <w:numFmt w:val="bullet"/>
+      <w:lvlText w:val=""/>
+      <w:lvlJc w:val="left"/>
+      <w:pPr>
+        <w:tabs>
+          <w:tab w:val="num" w:pos="4320"/>
+        </w:tabs>
+        <w:ind w:left="4320" w:hanging="360"/>
+      </w:pPr>
+      <w:rPr>
+        <w:rFonts w:ascii="Wingdings" w:hAnsi="Wingdings" w:hint="default"/>
+        <w:sz w:val="20"/>
+      </w:rPr>
+    </w:lvl>
+    <w:lvl w:ilvl="6" w:tentative="1">
+      <w:start w:val="1"/>
+      <w:numFmt w:val="bullet"/>
+      <w:lvlText w:val=""/>
+      <w:lvlJc w:val="left"/>
+      <w:pPr>
+        <w:tabs>
+          <w:tab w:val="num" w:pos="5040"/>
+        </w:tabs>
+        <w:ind w:left="5040" w:hanging="360"/>
+      </w:pPr>
+      <w:rPr>
+        <w:rFonts w:ascii="Wingdings" w:hAnsi="Wingdings" w:hint="default"/>
+        <w:sz w:val="20"/>
+      </w:rPr>
+    </w:lvl>
+    <w:lvl w:ilvl="7" w:tentative="1">
+      <w:start w:val="1"/>
+      <w:numFmt w:val="bullet"/>
+      <w:lvlText w:val=""/>
+      <w:lvlJc w:val="left"/>
+      <w:pPr>
+        <w:tabs>
+          <w:tab w:val="num" w:pos="5760"/>
+        </w:tabs>
+        <w:ind w:left="5760" w:hanging="360"/>
+      </w:pPr>
+      <w:rPr>
+        <w:rFonts w:ascii="Wingdings" w:hAnsi="Wingdings" w:hint="default"/>
+        <w:sz w:val="20"/>
+      </w:rPr>
+    </w:lvl>
+    <w:lvl w:ilvl="8" w:tentative="1">
+      <w:start w:val="1"/>
+      <w:numFmt w:val="bullet"/>
+      <w:lvlText w:val=""/>
+      <w:lvlJc w:val="left"/>
+      <w:pPr>
+        <w:tabs>
+          <w:tab w:val="num" w:pos="6480"/>
+        </w:tabs>
+        <w:ind w:left="6480" w:hanging="360"/>
+      </w:pPr>
+      <w:rPr>
+        <w:rFonts w:ascii="Wingdings" w:hAnsi="Wingdings" w:hint="default"/>
+        <w:sz w:val="20"/>
+      </w:rPr>
+    </w:lvl>
+  </w:abstractNum>
+  <w:abstractNum w:abstractNumId="27">
     <w:nsid w:val="1E653F86"/>
     <w:multiLevelType w:val="multilevel"/>
     <w:tmpl w:val="769CDEEA"/>
@@ -36006,7 +40201,7 @@
       </w:rPr>
     </w:lvl>
   </w:abstractNum>
-  <w:abstractNum w:abstractNumId="24">
+  <w:abstractNum w:abstractNumId="28">
     <w:nsid w:val="1FBF2B14"/>
     <w:multiLevelType w:val="multilevel"/>
     <w:tmpl w:val="9F0C2BD4"/>
@@ -36155,7 +40350,156 @@
       </w:rPr>
     </w:lvl>
   </w:abstractNum>
-  <w:abstractNum w:abstractNumId="25">
+  <w:abstractNum w:abstractNumId="29">
+    <w:nsid w:val="206278E5"/>
+    <w:multiLevelType w:val="multilevel"/>
+    <w:tmpl w:val="780A90D0"/>
+    <w:lvl w:ilvl="0">
+      <w:start w:val="1"/>
+      <w:numFmt w:val="bullet"/>
+      <w:lvlText w:val=""/>
+      <w:lvlJc w:val="left"/>
+      <w:pPr>
+        <w:tabs>
+          <w:tab w:val="num" w:pos="720"/>
+        </w:tabs>
+        <w:ind w:left="720" w:hanging="360"/>
+      </w:pPr>
+      <w:rPr>
+        <w:rFonts w:ascii="Symbol" w:hAnsi="Symbol" w:hint="default"/>
+        <w:sz w:val="20"/>
+      </w:rPr>
+    </w:lvl>
+    <w:lvl w:ilvl="1" w:tentative="1">
+      <w:start w:val="1"/>
+      <w:numFmt w:val="bullet"/>
+      <w:lvlText w:val="o"/>
+      <w:lvlJc w:val="left"/>
+      <w:pPr>
+        <w:tabs>
+          <w:tab w:val="num" w:pos="1440"/>
+        </w:tabs>
+        <w:ind w:left="1440" w:hanging="360"/>
+      </w:pPr>
+      <w:rPr>
+        <w:rFonts w:ascii="Courier New" w:hAnsi="Courier New" w:hint="default"/>
+        <w:sz w:val="20"/>
+      </w:rPr>
+    </w:lvl>
+    <w:lvl w:ilvl="2" w:tentative="1">
+      <w:start w:val="1"/>
+      <w:numFmt w:val="bullet"/>
+      <w:lvlText w:val=""/>
+      <w:lvlJc w:val="left"/>
+      <w:pPr>
+        <w:tabs>
+          <w:tab w:val="num" w:pos="2160"/>
+        </w:tabs>
+        <w:ind w:left="2160" w:hanging="360"/>
+      </w:pPr>
+      <w:rPr>
+        <w:rFonts w:ascii="Wingdings" w:hAnsi="Wingdings" w:hint="default"/>
+        <w:sz w:val="20"/>
+      </w:rPr>
+    </w:lvl>
+    <w:lvl w:ilvl="3" w:tentative="1">
+      <w:start w:val="1"/>
+      <w:numFmt w:val="bullet"/>
+      <w:lvlText w:val=""/>
+      <w:lvlJc w:val="left"/>
+      <w:pPr>
+        <w:tabs>
+          <w:tab w:val="num" w:pos="2880"/>
+        </w:tabs>
+        <w:ind w:left="2880" w:hanging="360"/>
+      </w:pPr>
+      <w:rPr>
+        <w:rFonts w:ascii="Wingdings" w:hAnsi="Wingdings" w:hint="default"/>
+        <w:sz w:val="20"/>
+      </w:rPr>
+    </w:lvl>
+    <w:lvl w:ilvl="4" w:tentative="1">
+      <w:start w:val="1"/>
+      <w:numFmt w:val="bullet"/>
+      <w:lvlText w:val=""/>
+      <w:lvlJc w:val="left"/>
+      <w:pPr>
+        <w:tabs>
+          <w:tab w:val="num" w:pos="3600"/>
+        </w:tabs>
+        <w:ind w:left="3600" w:hanging="360"/>
+      </w:pPr>
+      <w:rPr>
+        <w:rFonts w:ascii="Wingdings" w:hAnsi="Wingdings" w:hint="default"/>
+        <w:sz w:val="20"/>
+      </w:rPr>
+    </w:lvl>
+    <w:lvl w:ilvl="5" w:tentative="1">
+      <w:start w:val="1"/>
+      <w:numFmt w:val="bullet"/>
+      <w:lvlText w:val=""/>
+      <w:lvlJc w:val="left"/>
+      <w:pPr>
+        <w:tabs>
+          <w:tab w:val="num" w:pos="4320"/>
+        </w:tabs>
+        <w:ind w:left="4320" w:hanging="360"/>
+      </w:pPr>
+      <w:rPr>
+        <w:rFonts w:ascii="Wingdings" w:hAnsi="Wingdings" w:hint="default"/>
+        <w:sz w:val="20"/>
+      </w:rPr>
+    </w:lvl>
+    <w:lvl w:ilvl="6" w:tentative="1">
+      <w:start w:val="1"/>
+      <w:numFmt w:val="bullet"/>
+      <w:lvlText w:val=""/>
+      <w:lvlJc w:val="left"/>
+      <w:pPr>
+        <w:tabs>
+          <w:tab w:val="num" w:pos="5040"/>
+        </w:tabs>
+        <w:ind w:left="5040" w:hanging="360"/>
+      </w:pPr>
+      <w:rPr>
+        <w:rFonts w:ascii="Wingdings" w:hAnsi="Wingdings" w:hint="default"/>
+        <w:sz w:val="20"/>
+      </w:rPr>
+    </w:lvl>
+    <w:lvl w:ilvl="7" w:tentative="1">
+      <w:start w:val="1"/>
+      <w:numFmt w:val="bullet"/>
+      <w:lvlText w:val=""/>
+      <w:lvlJc w:val="left"/>
+      <w:pPr>
+        <w:tabs>
+          <w:tab w:val="num" w:pos="5760"/>
+        </w:tabs>
+        <w:ind w:left="5760" w:hanging="360"/>
+      </w:pPr>
+      <w:rPr>
+        <w:rFonts w:ascii="Wingdings" w:hAnsi="Wingdings" w:hint="default"/>
+        <w:sz w:val="20"/>
+      </w:rPr>
+    </w:lvl>
+    <w:lvl w:ilvl="8" w:tentative="1">
+      <w:start w:val="1"/>
+      <w:numFmt w:val="bullet"/>
+      <w:lvlText w:val=""/>
+      <w:lvlJc w:val="left"/>
+      <w:pPr>
+        <w:tabs>
+          <w:tab w:val="num" w:pos="6480"/>
+        </w:tabs>
+        <w:ind w:left="6480" w:hanging="360"/>
+      </w:pPr>
+      <w:rPr>
+        <w:rFonts w:ascii="Wingdings" w:hAnsi="Wingdings" w:hint="default"/>
+        <w:sz w:val="20"/>
+      </w:rPr>
+    </w:lvl>
+  </w:abstractNum>
+  <w:abstractNum w:abstractNumId="30">
     <w:nsid w:val="222B7D20"/>
     <w:multiLevelType w:val="multilevel"/>
     <w:tmpl w:val="2DB2899A"/>
@@ -36304,7 +40648,7 @@
       </w:rPr>
     </w:lvl>
   </w:abstractNum>
-  <w:abstractNum w:abstractNumId="26">
+  <w:abstractNum w:abstractNumId="31">
     <w:nsid w:val="23BF2042"/>
     <w:multiLevelType w:val="multilevel"/>
     <w:tmpl w:val="7F4E5564"/>
@@ -36453,7 +40797,7 @@
       </w:rPr>
     </w:lvl>
   </w:abstractNum>
-  <w:abstractNum w:abstractNumId="27">
+  <w:abstractNum w:abstractNumId="32">
     <w:nsid w:val="24DF3E6E"/>
     <w:multiLevelType w:val="multilevel"/>
     <w:tmpl w:val="A314C160"/>
@@ -36566,7 +40910,7 @@
       </w:pPr>
     </w:lvl>
   </w:abstractNum>
-  <w:abstractNum w:abstractNumId="28">
+  <w:abstractNum w:abstractNumId="33">
     <w:nsid w:val="257774E3"/>
     <w:multiLevelType w:val="hybridMultilevel"/>
     <w:tmpl w:val="06E868E0"/>
@@ -36679,7 +41023,7 @@
       </w:rPr>
     </w:lvl>
   </w:abstractNum>
-  <w:abstractNum w:abstractNumId="29">
+  <w:abstractNum w:abstractNumId="34">
     <w:nsid w:val="27FA6A4F"/>
     <w:multiLevelType w:val="multilevel"/>
     <w:tmpl w:val="31F2A00C"/>
@@ -36828,7 +41172,7 @@
       </w:rPr>
     </w:lvl>
   </w:abstractNum>
-  <w:abstractNum w:abstractNumId="30">
+  <w:abstractNum w:abstractNumId="35">
     <w:nsid w:val="28DF2524"/>
     <w:multiLevelType w:val="multilevel"/>
     <w:tmpl w:val="1E0868EC"/>
@@ -36977,7 +41321,156 @@
       </w:rPr>
     </w:lvl>
   </w:abstractNum>
-  <w:abstractNum w:abstractNumId="31">
+  <w:abstractNum w:abstractNumId="36">
+    <w:nsid w:val="293338E5"/>
+    <w:multiLevelType w:val="multilevel"/>
+    <w:tmpl w:val="AE743FF0"/>
+    <w:lvl w:ilvl="0">
+      <w:start w:val="1"/>
+      <w:numFmt w:val="bullet"/>
+      <w:lvlText w:val=""/>
+      <w:lvlJc w:val="left"/>
+      <w:pPr>
+        <w:tabs>
+          <w:tab w:val="num" w:pos="720"/>
+        </w:tabs>
+        <w:ind w:left="720" w:hanging="360"/>
+      </w:pPr>
+      <w:rPr>
+        <w:rFonts w:ascii="Symbol" w:hAnsi="Symbol" w:hint="default"/>
+        <w:sz w:val="20"/>
+      </w:rPr>
+    </w:lvl>
+    <w:lvl w:ilvl="1" w:tentative="1">
+      <w:start w:val="1"/>
+      <w:numFmt w:val="bullet"/>
+      <w:lvlText w:val="o"/>
+      <w:lvlJc w:val="left"/>
+      <w:pPr>
+        <w:tabs>
+          <w:tab w:val="num" w:pos="1440"/>
+        </w:tabs>
+        <w:ind w:left="1440" w:hanging="360"/>
+      </w:pPr>
+      <w:rPr>
+        <w:rFonts w:ascii="Courier New" w:hAnsi="Courier New" w:hint="default"/>
+        <w:sz w:val="20"/>
+      </w:rPr>
+    </w:lvl>
+    <w:lvl w:ilvl="2" w:tentative="1">
+      <w:start w:val="1"/>
+      <w:numFmt w:val="bullet"/>
+      <w:lvlText w:val=""/>
+      <w:lvlJc w:val="left"/>
+      <w:pPr>
+        <w:tabs>
+          <w:tab w:val="num" w:pos="2160"/>
+        </w:tabs>
+        <w:ind w:left="2160" w:hanging="360"/>
+      </w:pPr>
+      <w:rPr>
+        <w:rFonts w:ascii="Wingdings" w:hAnsi="Wingdings" w:hint="default"/>
+        <w:sz w:val="20"/>
+      </w:rPr>
+    </w:lvl>
+    <w:lvl w:ilvl="3" w:tentative="1">
+      <w:start w:val="1"/>
+      <w:numFmt w:val="bullet"/>
+      <w:lvlText w:val=""/>
+      <w:lvlJc w:val="left"/>
+      <w:pPr>
+        <w:tabs>
+          <w:tab w:val="num" w:pos="2880"/>
+        </w:tabs>
+        <w:ind w:left="2880" w:hanging="360"/>
+      </w:pPr>
+      <w:rPr>
+        <w:rFonts w:ascii="Wingdings" w:hAnsi="Wingdings" w:hint="default"/>
+        <w:sz w:val="20"/>
+      </w:rPr>
+    </w:lvl>
+    <w:lvl w:ilvl="4" w:tentative="1">
+      <w:start w:val="1"/>
+      <w:numFmt w:val="bullet"/>
+      <w:lvlText w:val=""/>
+      <w:lvlJc w:val="left"/>
+      <w:pPr>
+        <w:tabs>
+          <w:tab w:val="num" w:pos="3600"/>
+        </w:tabs>
+        <w:ind w:left="3600" w:hanging="360"/>
+      </w:pPr>
+      <w:rPr>
+        <w:rFonts w:ascii="Wingdings" w:hAnsi="Wingdings" w:hint="default"/>
+        <w:sz w:val="20"/>
+      </w:rPr>
+    </w:lvl>
+    <w:lvl w:ilvl="5" w:tentative="1">
+      <w:start w:val="1"/>
+      <w:numFmt w:val="bullet"/>
+      <w:lvlText w:val=""/>
+      <w:lvlJc w:val="left"/>
+      <w:pPr>
+        <w:tabs>
+          <w:tab w:val="num" w:pos="4320"/>
+        </w:tabs>
+        <w:ind w:left="4320" w:hanging="360"/>
+      </w:pPr>
+      <w:rPr>
+        <w:rFonts w:ascii="Wingdings" w:hAnsi="Wingdings" w:hint="default"/>
+        <w:sz w:val="20"/>
+      </w:rPr>
+    </w:lvl>
+    <w:lvl w:ilvl="6" w:tentative="1">
+      <w:start w:val="1"/>
+      <w:numFmt w:val="bullet"/>
+      <w:lvlText w:val=""/>
+      <w:lvlJc w:val="left"/>
+      <w:pPr>
+        <w:tabs>
+          <w:tab w:val="num" w:pos="5040"/>
+        </w:tabs>
+        <w:ind w:left="5040" w:hanging="360"/>
+      </w:pPr>
+      <w:rPr>
+        <w:rFonts w:ascii="Wingdings" w:hAnsi="Wingdings" w:hint="default"/>
+        <w:sz w:val="20"/>
+      </w:rPr>
+    </w:lvl>
+    <w:lvl w:ilvl="7" w:tentative="1">
+      <w:start w:val="1"/>
+      <w:numFmt w:val="bullet"/>
+      <w:lvlText w:val=""/>
+      <w:lvlJc w:val="left"/>
+      <w:pPr>
+        <w:tabs>
+          <w:tab w:val="num" w:pos="5760"/>
+        </w:tabs>
+        <w:ind w:left="5760" w:hanging="360"/>
+      </w:pPr>
+      <w:rPr>
+        <w:rFonts w:ascii="Wingdings" w:hAnsi="Wingdings" w:hint="default"/>
+        <w:sz w:val="20"/>
+      </w:rPr>
+    </w:lvl>
+    <w:lvl w:ilvl="8" w:tentative="1">
+      <w:start w:val="1"/>
+      <w:numFmt w:val="bullet"/>
+      <w:lvlText w:val=""/>
+      <w:lvlJc w:val="left"/>
+      <w:pPr>
+        <w:tabs>
+          <w:tab w:val="num" w:pos="6480"/>
+        </w:tabs>
+        <w:ind w:left="6480" w:hanging="360"/>
+      </w:pPr>
+      <w:rPr>
+        <w:rFonts w:ascii="Wingdings" w:hAnsi="Wingdings" w:hint="default"/>
+        <w:sz w:val="20"/>
+      </w:rPr>
+    </w:lvl>
+  </w:abstractNum>
+  <w:abstractNum w:abstractNumId="37">
     <w:nsid w:val="29C35D81"/>
     <w:multiLevelType w:val="multilevel"/>
     <w:tmpl w:val="B0449668"/>
@@ -37126,7 +41619,7 @@
       </w:rPr>
     </w:lvl>
   </w:abstractNum>
-  <w:abstractNum w:abstractNumId="32">
+  <w:abstractNum w:abstractNumId="38">
     <w:nsid w:val="2A7F0ED7"/>
     <w:multiLevelType w:val="hybridMultilevel"/>
     <w:tmpl w:val="D6700A40"/>
@@ -37239,7 +41732,7 @@
       </w:rPr>
     </w:lvl>
   </w:abstractNum>
-  <w:abstractNum w:abstractNumId="33">
+  <w:abstractNum w:abstractNumId="39">
     <w:nsid w:val="2ACC0DC6"/>
     <w:multiLevelType w:val="multilevel"/>
     <w:tmpl w:val="25F80B50"/>
@@ -37388,7 +41881,7 @@
       </w:rPr>
     </w:lvl>
   </w:abstractNum>
-  <w:abstractNum w:abstractNumId="34">
+  <w:abstractNum w:abstractNumId="40">
     <w:nsid w:val="2ADD1104"/>
     <w:multiLevelType w:val="multilevel"/>
     <w:tmpl w:val="0E4CCE06"/>
@@ -37501,7 +41994,7 @@
       </w:pPr>
     </w:lvl>
   </w:abstractNum>
-  <w:abstractNum w:abstractNumId="35">
+  <w:abstractNum w:abstractNumId="41">
     <w:nsid w:val="2E0C2ECE"/>
     <w:multiLevelType w:val="multilevel"/>
     <w:tmpl w:val="E19CB13A"/>
@@ -37650,7 +42143,7 @@
       </w:rPr>
     </w:lvl>
   </w:abstractNum>
-  <w:abstractNum w:abstractNumId="36">
+  <w:abstractNum w:abstractNumId="42">
     <w:nsid w:val="2E4A7731"/>
     <w:multiLevelType w:val="hybridMultilevel"/>
     <w:tmpl w:val="0ED2F472"/>
@@ -37763,7 +42256,7 @@
       </w:rPr>
     </w:lvl>
   </w:abstractNum>
-  <w:abstractNum w:abstractNumId="37">
+  <w:abstractNum w:abstractNumId="43">
     <w:nsid w:val="2F161916"/>
     <w:multiLevelType w:val="multilevel"/>
     <w:tmpl w:val="2E9A1EDC"/>
@@ -37912,7 +42405,7 @@
       </w:rPr>
     </w:lvl>
   </w:abstractNum>
-  <w:abstractNum w:abstractNumId="38">
+  <w:abstractNum w:abstractNumId="44">
     <w:nsid w:val="3378517B"/>
     <w:multiLevelType w:val="multilevel"/>
     <w:tmpl w:val="643CF018"/>
@@ -38061,7 +42554,7 @@
       </w:rPr>
     </w:lvl>
   </w:abstractNum>
-  <w:abstractNum w:abstractNumId="39">
+  <w:abstractNum w:abstractNumId="45">
     <w:nsid w:val="38F72DB3"/>
     <w:multiLevelType w:val="multilevel"/>
     <w:tmpl w:val="D48822A4"/>
@@ -38210,7 +42703,7 @@
       </w:rPr>
     </w:lvl>
   </w:abstractNum>
-  <w:abstractNum w:abstractNumId="40">
+  <w:abstractNum w:abstractNumId="46">
     <w:nsid w:val="39983D2E"/>
     <w:multiLevelType w:val="multilevel"/>
     <w:tmpl w:val="AF0E3684"/>
@@ -38359,7 +42852,7 @@
       </w:rPr>
     </w:lvl>
   </w:abstractNum>
-  <w:abstractNum w:abstractNumId="41">
+  <w:abstractNum w:abstractNumId="47">
     <w:nsid w:val="3ABA3F88"/>
     <w:multiLevelType w:val="multilevel"/>
     <w:tmpl w:val="F0D0E58A"/>
@@ -38508,7 +43001,7 @@
       </w:rPr>
     </w:lvl>
   </w:abstractNum>
-  <w:abstractNum w:abstractNumId="42">
+  <w:abstractNum w:abstractNumId="48">
     <w:nsid w:val="3B294E21"/>
     <w:multiLevelType w:val="hybridMultilevel"/>
     <w:tmpl w:val="40AEA53C"/>
@@ -38594,7 +43087,120 @@
       </w:pPr>
     </w:lvl>
   </w:abstractNum>
-  <w:abstractNum w:abstractNumId="43">
+  <w:abstractNum w:abstractNumId="49">
+    <w:nsid w:val="3DE95094"/>
+    <w:multiLevelType w:val="multilevel"/>
+    <w:tmpl w:val="FE000AE8"/>
+    <w:lvl w:ilvl="0">
+      <w:start w:val="1"/>
+      <w:numFmt w:val="decimal"/>
+      <w:lvlText w:val="%1."/>
+      <w:lvlJc w:val="left"/>
+      <w:pPr>
+        <w:tabs>
+          <w:tab w:val="num" w:pos="720"/>
+        </w:tabs>
+        <w:ind w:left="720" w:hanging="360"/>
+      </w:pPr>
+    </w:lvl>
+    <w:lvl w:ilvl="1" w:tentative="1">
+      <w:start w:val="1"/>
+      <w:numFmt w:val="decimal"/>
+      <w:lvlText w:val="%2."/>
+      <w:lvlJc w:val="left"/>
+      <w:pPr>
+        <w:tabs>
+          <w:tab w:val="num" w:pos="1440"/>
+        </w:tabs>
+        <w:ind w:left="1440" w:hanging="360"/>
+      </w:pPr>
+    </w:lvl>
+    <w:lvl w:ilvl="2" w:tentative="1">
+      <w:start w:val="1"/>
+      <w:numFmt w:val="decimal"/>
+      <w:lvlText w:val="%3."/>
+      <w:lvlJc w:val="left"/>
+      <w:pPr>
+        <w:tabs>
+          <w:tab w:val="num" w:pos="2160"/>
+        </w:tabs>
+        <w:ind w:left="2160" w:hanging="360"/>
+      </w:pPr>
+    </w:lvl>
+    <w:lvl w:ilvl="3" w:tentative="1">
+      <w:start w:val="1"/>
+      <w:numFmt w:val="decimal"/>
+      <w:lvlText w:val="%4."/>
+      <w:lvlJc w:val="left"/>
+      <w:pPr>
+        <w:tabs>
+          <w:tab w:val="num" w:pos="2880"/>
+        </w:tabs>
+        <w:ind w:left="2880" w:hanging="360"/>
+      </w:pPr>
+    </w:lvl>
+    <w:lvl w:ilvl="4" w:tentative="1">
+      <w:start w:val="1"/>
+      <w:numFmt w:val="decimal"/>
+      <w:lvlText w:val="%5."/>
+      <w:lvlJc w:val="left"/>
+      <w:pPr>
+        <w:tabs>
+          <w:tab w:val="num" w:pos="3600"/>
+        </w:tabs>
+        <w:ind w:left="3600" w:hanging="360"/>
+      </w:pPr>
+    </w:lvl>
+    <w:lvl w:ilvl="5" w:tentative="1">
+      <w:start w:val="1"/>
+      <w:numFmt w:val="decimal"/>
+      <w:lvlText w:val="%6."/>
+      <w:lvlJc w:val="left"/>
+      <w:pPr>
+        <w:tabs>
+          <w:tab w:val="num" w:pos="4320"/>
+        </w:tabs>
+        <w:ind w:left="4320" w:hanging="360"/>
+      </w:pPr>
+    </w:lvl>
+    <w:lvl w:ilvl="6" w:tentative="1">
+      <w:start w:val="1"/>
+      <w:numFmt w:val="decimal"/>
+      <w:lvlText w:val="%7."/>
+      <w:lvlJc w:val="left"/>
+      <w:pPr>
+        <w:tabs>
+          <w:tab w:val="num" w:pos="5040"/>
+        </w:tabs>
+        <w:ind w:left="5040" w:hanging="360"/>
+      </w:pPr>
+    </w:lvl>
+    <w:lvl w:ilvl="7" w:tentative="1">
+      <w:start w:val="1"/>
+      <w:numFmt w:val="decimal"/>
+      <w:lvlText w:val="%8."/>
+      <w:lvlJc w:val="left"/>
+      <w:pPr>
+        <w:tabs>
+          <w:tab w:val="num" w:pos="5760"/>
+        </w:tabs>
+        <w:ind w:left="5760" w:hanging="360"/>
+      </w:pPr>
+    </w:lvl>
+    <w:lvl w:ilvl="8" w:tentative="1">
+      <w:start w:val="1"/>
+      <w:numFmt w:val="decimal"/>
+      <w:lvlText w:val="%9."/>
+      <w:lvlJc w:val="left"/>
+      <w:pPr>
+        <w:tabs>
+          <w:tab w:val="num" w:pos="6480"/>
+        </w:tabs>
+        <w:ind w:left="6480" w:hanging="360"/>
+      </w:pPr>
+    </w:lvl>
+  </w:abstractNum>
+  <w:abstractNum w:abstractNumId="50">
     <w:nsid w:val="3E6D119B"/>
     <w:multiLevelType w:val="multilevel"/>
     <w:tmpl w:val="467C58F6"/>
@@ -38743,7 +43349,7 @@
       </w:rPr>
     </w:lvl>
   </w:abstractNum>
-  <w:abstractNum w:abstractNumId="44">
+  <w:abstractNum w:abstractNumId="51">
     <w:nsid w:val="403E4474"/>
     <w:multiLevelType w:val="multilevel"/>
     <w:tmpl w:val="C1E27BBC"/>
@@ -38892,7 +43498,7 @@
       </w:rPr>
     </w:lvl>
   </w:abstractNum>
-  <w:abstractNum w:abstractNumId="45">
+  <w:abstractNum w:abstractNumId="52">
     <w:nsid w:val="40570112"/>
     <w:multiLevelType w:val="hybridMultilevel"/>
     <w:tmpl w:val="1D2A3ABA"/>
@@ -39005,7 +43611,156 @@
       </w:rPr>
     </w:lvl>
   </w:abstractNum>
-  <w:abstractNum w:abstractNumId="46">
+  <w:abstractNum w:abstractNumId="53">
+    <w:nsid w:val="406D4552"/>
+    <w:multiLevelType w:val="multilevel"/>
+    <w:tmpl w:val="19A8BA34"/>
+    <w:lvl w:ilvl="0">
+      <w:start w:val="1"/>
+      <w:numFmt w:val="bullet"/>
+      <w:lvlText w:val=""/>
+      <w:lvlJc w:val="left"/>
+      <w:pPr>
+        <w:tabs>
+          <w:tab w:val="num" w:pos="720"/>
+        </w:tabs>
+        <w:ind w:left="720" w:hanging="360"/>
+      </w:pPr>
+      <w:rPr>
+        <w:rFonts w:ascii="Symbol" w:hAnsi="Symbol" w:hint="default"/>
+        <w:sz w:val="20"/>
+      </w:rPr>
+    </w:lvl>
+    <w:lvl w:ilvl="1">
+      <w:start w:val="1"/>
+      <w:numFmt w:val="bullet"/>
+      <w:lvlText w:val="o"/>
+      <w:lvlJc w:val="left"/>
+      <w:pPr>
+        <w:tabs>
+          <w:tab w:val="num" w:pos="1440"/>
+        </w:tabs>
+        <w:ind w:left="1440" w:hanging="360"/>
+      </w:pPr>
+      <w:rPr>
+        <w:rFonts w:ascii="Courier New" w:hAnsi="Courier New" w:hint="default"/>
+        <w:sz w:val="20"/>
+      </w:rPr>
+    </w:lvl>
+    <w:lvl w:ilvl="2" w:tentative="1">
+      <w:start w:val="1"/>
+      <w:numFmt w:val="bullet"/>
+      <w:lvlText w:val=""/>
+      <w:lvlJc w:val="left"/>
+      <w:pPr>
+        <w:tabs>
+          <w:tab w:val="num" w:pos="2160"/>
+        </w:tabs>
+        <w:ind w:left="2160" w:hanging="360"/>
+      </w:pPr>
+      <w:rPr>
+        <w:rFonts w:ascii="Wingdings" w:hAnsi="Wingdings" w:hint="default"/>
+        <w:sz w:val="20"/>
+      </w:rPr>
+    </w:lvl>
+    <w:lvl w:ilvl="3" w:tentative="1">
+      <w:start w:val="1"/>
+      <w:numFmt w:val="bullet"/>
+      <w:lvlText w:val=""/>
+      <w:lvlJc w:val="left"/>
+      <w:pPr>
+        <w:tabs>
+          <w:tab w:val="num" w:pos="2880"/>
+        </w:tabs>
+        <w:ind w:left="2880" w:hanging="360"/>
+      </w:pPr>
+      <w:rPr>
+        <w:rFonts w:ascii="Wingdings" w:hAnsi="Wingdings" w:hint="default"/>
+        <w:sz w:val="20"/>
+      </w:rPr>
+    </w:lvl>
+    <w:lvl w:ilvl="4" w:tentative="1">
+      <w:start w:val="1"/>
+      <w:numFmt w:val="bullet"/>
+      <w:lvlText w:val=""/>
+      <w:lvlJc w:val="left"/>
+      <w:pPr>
+        <w:tabs>
+          <w:tab w:val="num" w:pos="3600"/>
+        </w:tabs>
+        <w:ind w:left="3600" w:hanging="360"/>
+      </w:pPr>
+      <w:rPr>
+        <w:rFonts w:ascii="Wingdings" w:hAnsi="Wingdings" w:hint="default"/>
+        <w:sz w:val="20"/>
+      </w:rPr>
+    </w:lvl>
+    <w:lvl w:ilvl="5" w:tentative="1">
+      <w:start w:val="1"/>
+      <w:numFmt w:val="bullet"/>
+      <w:lvlText w:val=""/>
+      <w:lvlJc w:val="left"/>
+      <w:pPr>
+        <w:tabs>
+          <w:tab w:val="num" w:pos="4320"/>
+        </w:tabs>
+        <w:ind w:left="4320" w:hanging="360"/>
+      </w:pPr>
+      <w:rPr>
+        <w:rFonts w:ascii="Wingdings" w:hAnsi="Wingdings" w:hint="default"/>
+        <w:sz w:val="20"/>
+      </w:rPr>
+    </w:lvl>
+    <w:lvl w:ilvl="6" w:tentative="1">
+      <w:start w:val="1"/>
+      <w:numFmt w:val="bullet"/>
+      <w:lvlText w:val=""/>
+      <w:lvlJc w:val="left"/>
+      <w:pPr>
+        <w:tabs>
+          <w:tab w:val="num" w:pos="5040"/>
+        </w:tabs>
+        <w:ind w:left="5040" w:hanging="360"/>
+      </w:pPr>
+      <w:rPr>
+        <w:rFonts w:ascii="Wingdings" w:hAnsi="Wingdings" w:hint="default"/>
+        <w:sz w:val="20"/>
+      </w:rPr>
+    </w:lvl>
+    <w:lvl w:ilvl="7" w:tentative="1">
+      <w:start w:val="1"/>
+      <w:numFmt w:val="bullet"/>
+      <w:lvlText w:val=""/>
+      <w:lvlJc w:val="left"/>
+      <w:pPr>
+        <w:tabs>
+          <w:tab w:val="num" w:pos="5760"/>
+        </w:tabs>
+        <w:ind w:left="5760" w:hanging="360"/>
+      </w:pPr>
+      <w:rPr>
+        <w:rFonts w:ascii="Wingdings" w:hAnsi="Wingdings" w:hint="default"/>
+        <w:sz w:val="20"/>
+      </w:rPr>
+    </w:lvl>
+    <w:lvl w:ilvl="8" w:tentative="1">
+      <w:start w:val="1"/>
+      <w:numFmt w:val="bullet"/>
+      <w:lvlText w:val=""/>
+      <w:lvlJc w:val="left"/>
+      <w:pPr>
+        <w:tabs>
+          <w:tab w:val="num" w:pos="6480"/>
+        </w:tabs>
+        <w:ind w:left="6480" w:hanging="360"/>
+      </w:pPr>
+      <w:rPr>
+        <w:rFonts w:ascii="Wingdings" w:hAnsi="Wingdings" w:hint="default"/>
+        <w:sz w:val="20"/>
+      </w:rPr>
+    </w:lvl>
+  </w:abstractNum>
+  <w:abstractNum w:abstractNumId="54">
     <w:nsid w:val="40EF5323"/>
     <w:multiLevelType w:val="multilevel"/>
     <w:tmpl w:val="403218A6"/>
@@ -39154,7 +43909,7 @@
       </w:rPr>
     </w:lvl>
   </w:abstractNum>
-  <w:abstractNum w:abstractNumId="47">
+  <w:abstractNum w:abstractNumId="55">
     <w:nsid w:val="416E5CAD"/>
     <w:multiLevelType w:val="multilevel"/>
     <w:tmpl w:val="44B8B942"/>
@@ -39303,7 +44058,7 @@
       </w:rPr>
     </w:lvl>
   </w:abstractNum>
-  <w:abstractNum w:abstractNumId="48">
+  <w:abstractNum w:abstractNumId="56">
     <w:nsid w:val="437C23E1"/>
     <w:multiLevelType w:val="multilevel"/>
     <w:tmpl w:val="3AFE85D8"/>
@@ -39452,7 +44207,7 @@
       </w:rPr>
     </w:lvl>
   </w:abstractNum>
-  <w:abstractNum w:abstractNumId="49">
+  <w:abstractNum w:abstractNumId="57">
     <w:nsid w:val="45615EE3"/>
     <w:multiLevelType w:val="multilevel"/>
     <w:tmpl w:val="0BF865F6"/>
@@ -39569,7 +44324,7 @@
       </w:pPr>
     </w:lvl>
   </w:abstractNum>
-  <w:abstractNum w:abstractNumId="50">
+  <w:abstractNum w:abstractNumId="58">
     <w:nsid w:val="469211FC"/>
     <w:multiLevelType w:val="hybridMultilevel"/>
     <w:tmpl w:val="5FCCA29E"/>
@@ -39682,7 +44437,7 @@
       </w:rPr>
     </w:lvl>
   </w:abstractNum>
-  <w:abstractNum w:abstractNumId="51">
+  <w:abstractNum w:abstractNumId="59">
     <w:nsid w:val="47EC71F4"/>
     <w:multiLevelType w:val="multilevel"/>
     <w:tmpl w:val="D5B65F0A"/>
@@ -39795,7 +44550,7 @@
       </w:pPr>
     </w:lvl>
   </w:abstractNum>
-  <w:abstractNum w:abstractNumId="52">
+  <w:abstractNum w:abstractNumId="60">
     <w:nsid w:val="47F65C07"/>
     <w:multiLevelType w:val="multilevel"/>
     <w:tmpl w:val="81784CF0"/>
@@ -39944,7 +44699,7 @@
       </w:rPr>
     </w:lvl>
   </w:abstractNum>
-  <w:abstractNum w:abstractNumId="53">
+  <w:abstractNum w:abstractNumId="61">
     <w:nsid w:val="4AD63A01"/>
     <w:multiLevelType w:val="multilevel"/>
     <w:tmpl w:val="0756C94A"/>
@@ -40093,7 +44848,7 @@
       </w:rPr>
     </w:lvl>
   </w:abstractNum>
-  <w:abstractNum w:abstractNumId="54">
+  <w:abstractNum w:abstractNumId="62">
     <w:nsid w:val="4AE17034"/>
     <w:multiLevelType w:val="multilevel"/>
     <w:tmpl w:val="9364CAF4"/>
@@ -40242,7 +44997,7 @@
       </w:rPr>
     </w:lvl>
   </w:abstractNum>
-  <w:abstractNum w:abstractNumId="55">
+  <w:abstractNum w:abstractNumId="63">
     <w:nsid w:val="4B3877E3"/>
     <w:multiLevelType w:val="multilevel"/>
     <w:tmpl w:val="242E7E78"/>
@@ -40391,7 +45146,7 @@
       </w:rPr>
     </w:lvl>
   </w:abstractNum>
-  <w:abstractNum w:abstractNumId="56">
+  <w:abstractNum w:abstractNumId="64">
     <w:nsid w:val="4CB743E9"/>
     <w:multiLevelType w:val="hybridMultilevel"/>
     <w:tmpl w:val="2EA4BEF8"/>
@@ -40504,7 +45259,7 @@
       </w:rPr>
     </w:lvl>
   </w:abstractNum>
-  <w:abstractNum w:abstractNumId="57">
+  <w:abstractNum w:abstractNumId="65">
     <w:nsid w:val="4CDF50C5"/>
     <w:multiLevelType w:val="multilevel"/>
     <w:tmpl w:val="E19CB13A"/>
@@ -40653,7 +45408,7 @@
       </w:rPr>
     </w:lvl>
   </w:abstractNum>
-  <w:abstractNum w:abstractNumId="58">
+  <w:abstractNum w:abstractNumId="66">
     <w:nsid w:val="50DD0001"/>
     <w:multiLevelType w:val="multilevel"/>
     <w:tmpl w:val="91141AF8"/>
@@ -40766,7 +45521,7 @@
       </w:pPr>
     </w:lvl>
   </w:abstractNum>
-  <w:abstractNum w:abstractNumId="59">
+  <w:abstractNum w:abstractNumId="67">
     <w:nsid w:val="54A7570E"/>
     <w:multiLevelType w:val="hybridMultilevel"/>
     <w:tmpl w:val="D2B88774"/>
@@ -40852,7 +45607,7 @@
       </w:pPr>
     </w:lvl>
   </w:abstractNum>
-  <w:abstractNum w:abstractNumId="60">
+  <w:abstractNum w:abstractNumId="68">
     <w:nsid w:val="55014EDA"/>
     <w:multiLevelType w:val="multilevel"/>
     <w:tmpl w:val="E19CB13A"/>
@@ -41001,7 +45756,7 @@
       </w:rPr>
     </w:lvl>
   </w:abstractNum>
-  <w:abstractNum w:abstractNumId="61">
+  <w:abstractNum w:abstractNumId="69">
     <w:nsid w:val="551E2C3C"/>
     <w:multiLevelType w:val="multilevel"/>
     <w:tmpl w:val="645E02D6"/>
@@ -41114,7 +45869,7 @@
       </w:pPr>
     </w:lvl>
   </w:abstractNum>
-  <w:abstractNum w:abstractNumId="62">
+  <w:abstractNum w:abstractNumId="70">
     <w:nsid w:val="565C400C"/>
     <w:multiLevelType w:val="hybridMultilevel"/>
     <w:tmpl w:val="E92E0CBC"/>
@@ -41227,7 +45982,120 @@
       </w:rPr>
     </w:lvl>
   </w:abstractNum>
-  <w:abstractNum w:abstractNumId="63">
+  <w:abstractNum w:abstractNumId="71">
+    <w:nsid w:val="57337533"/>
+    <w:multiLevelType w:val="hybridMultilevel"/>
+    <w:tmpl w:val="FB629784"/>
+    <w:lvl w:ilvl="0" w:tplc="04090001">
+      <w:start w:val="1"/>
+      <w:numFmt w:val="bullet"/>
+      <w:lvlText w:val=""/>
+      <w:lvlJc w:val="left"/>
+      <w:pPr>
+        <w:ind w:left="720" w:hanging="360"/>
+      </w:pPr>
+      <w:rPr>
+        <w:rFonts w:ascii="Symbol" w:hAnsi="Symbol" w:hint="default"/>
+      </w:rPr>
+    </w:lvl>
+    <w:lvl w:ilvl="1" w:tplc="04090003" w:tentative="1">
+      <w:start w:val="1"/>
+      <w:numFmt w:val="bullet"/>
+      <w:lvlText w:val="o"/>
+      <w:lvlJc w:val="left"/>
+      <w:pPr>
+        <w:ind w:left="1440" w:hanging="360"/>
+      </w:pPr>
+      <w:rPr>
+        <w:rFonts w:ascii="Courier New" w:hAnsi="Courier New" w:cs="Courier New" w:hint="default"/>
+      </w:rPr>
+    </w:lvl>
+    <w:lvl w:ilvl="2" w:tplc="04090005" w:tentative="1">
+      <w:start w:val="1"/>
+      <w:numFmt w:val="bullet"/>
+      <w:lvlText w:val=""/>
+      <w:lvlJc w:val="left"/>
+      <w:pPr>
+        <w:ind w:left="2160" w:hanging="360"/>
+      </w:pPr>
+      <w:rPr>
+        <w:rFonts w:ascii="Wingdings" w:hAnsi="Wingdings" w:hint="default"/>
+      </w:rPr>
+    </w:lvl>
+    <w:lvl w:ilvl="3" w:tplc="04090001" w:tentative="1">
+      <w:start w:val="1"/>
+      <w:numFmt w:val="bullet"/>
+      <w:lvlText w:val=""/>
+      <w:lvlJc w:val="left"/>
+      <w:pPr>
+        <w:ind w:left="2880" w:hanging="360"/>
+      </w:pPr>
+      <w:rPr>
+        <w:rFonts w:ascii="Symbol" w:hAnsi="Symbol" w:hint="default"/>
+      </w:rPr>
+    </w:lvl>
+    <w:lvl w:ilvl="4" w:tplc="04090003" w:tentative="1">
+      <w:start w:val="1"/>
+      <w:numFmt w:val="bullet"/>
+      <w:lvlText w:val="o"/>
+      <w:lvlJc w:val="left"/>
+      <w:pPr>
+        <w:ind w:left="3600" w:hanging="360"/>
+      </w:pPr>
+      <w:rPr>
+        <w:rFonts w:ascii="Courier New" w:hAnsi="Courier New" w:cs="Courier New" w:hint="default"/>
+      </w:rPr>
+    </w:lvl>
+    <w:lvl w:ilvl="5" w:tplc="04090005" w:tentative="1">
+      <w:start w:val="1"/>
+      <w:numFmt w:val="bullet"/>
+      <w:lvlText w:val=""/>
+      <w:lvlJc w:val="left"/>
+      <w:pPr>
+        <w:ind w:left="4320" w:hanging="360"/>
+      </w:pPr>
+      <w:rPr>
+        <w:rFonts w:ascii="Wingdings" w:hAnsi="Wingdings" w:hint="default"/>
+      </w:rPr>
+    </w:lvl>
+    <w:lvl w:ilvl="6" w:tplc="04090001" w:tentative="1">
+      <w:start w:val="1"/>
+      <w:numFmt w:val="bullet"/>
+      <w:lvlText w:val=""/>
+      <w:lvlJc w:val="left"/>
+      <w:pPr>
+        <w:ind w:left="5040" w:hanging="360"/>
+      </w:pPr>
+      <w:rPr>
+        <w:rFonts w:ascii="Symbol" w:hAnsi="Symbol" w:hint="default"/>
+      </w:rPr>
+    </w:lvl>
+    <w:lvl w:ilvl="7" w:tplc="04090003" w:tentative="1">
+      <w:start w:val="1"/>
+      <w:numFmt w:val="bullet"/>
+      <w:lvlText w:val="o"/>
+      <w:lvlJc w:val="left"/>
+      <w:pPr>
+        <w:ind w:left="5760" w:hanging="360"/>
+      </w:pPr>
+      <w:rPr>
+        <w:rFonts w:ascii="Courier New" w:hAnsi="Courier New" w:cs="Courier New" w:hint="default"/>
+      </w:rPr>
+    </w:lvl>
+    <w:lvl w:ilvl="8" w:tplc="04090005" w:tentative="1">
+      <w:start w:val="1"/>
+      <w:numFmt w:val="bullet"/>
+      <w:lvlText w:val=""/>
+      <w:lvlJc w:val="left"/>
+      <w:pPr>
+        <w:ind w:left="6480" w:hanging="360"/>
+      </w:pPr>
+      <w:rPr>
+        <w:rFonts w:ascii="Wingdings" w:hAnsi="Wingdings" w:hint="default"/>
+      </w:rPr>
+    </w:lvl>
+  </w:abstractNum>
+  <w:abstractNum w:abstractNumId="72">
     <w:nsid w:val="57AA66AD"/>
     <w:multiLevelType w:val="multilevel"/>
     <w:tmpl w:val="A920BA36"/>
@@ -41376,7 +46244,7 @@
       </w:rPr>
     </w:lvl>
   </w:abstractNum>
-  <w:abstractNum w:abstractNumId="64">
+  <w:abstractNum w:abstractNumId="73">
     <w:nsid w:val="59D05A70"/>
     <w:multiLevelType w:val="multilevel"/>
     <w:tmpl w:val="8CA62B80"/>
@@ -41489,7 +46357,7 @@
       </w:pPr>
     </w:lvl>
   </w:abstractNum>
-  <w:abstractNum w:abstractNumId="65">
+  <w:abstractNum w:abstractNumId="74">
     <w:nsid w:val="5A301BB9"/>
     <w:multiLevelType w:val="multilevel"/>
     <w:tmpl w:val="62085AD6"/>
@@ -41602,7 +46470,7 @@
       </w:pPr>
     </w:lvl>
   </w:abstractNum>
-  <w:abstractNum w:abstractNumId="66">
+  <w:abstractNum w:abstractNumId="75">
     <w:nsid w:val="5D944889"/>
     <w:multiLevelType w:val="multilevel"/>
     <w:tmpl w:val="C5666068"/>
@@ -41751,7 +46619,7 @@
       </w:rPr>
     </w:lvl>
   </w:abstractNum>
-  <w:abstractNum w:abstractNumId="67">
+  <w:abstractNum w:abstractNumId="76">
     <w:nsid w:val="5EE36464"/>
     <w:multiLevelType w:val="multilevel"/>
     <w:tmpl w:val="45124588"/>
@@ -41864,7 +46732,156 @@
       </w:pPr>
     </w:lvl>
   </w:abstractNum>
-  <w:abstractNum w:abstractNumId="68">
+  <w:abstractNum w:abstractNumId="77">
+    <w:nsid w:val="609340D3"/>
+    <w:multiLevelType w:val="multilevel"/>
+    <w:tmpl w:val="2D6E2EC2"/>
+    <w:lvl w:ilvl="0">
+      <w:start w:val="1"/>
+      <w:numFmt w:val="bullet"/>
+      <w:lvlText w:val=""/>
+      <w:lvlJc w:val="left"/>
+      <w:pPr>
+        <w:tabs>
+          <w:tab w:val="num" w:pos="720"/>
+        </w:tabs>
+        <w:ind w:left="720" w:hanging="360"/>
+      </w:pPr>
+      <w:rPr>
+        <w:rFonts w:ascii="Symbol" w:hAnsi="Symbol" w:hint="default"/>
+        <w:sz w:val="20"/>
+      </w:rPr>
+    </w:lvl>
+    <w:lvl w:ilvl="1" w:tentative="1">
+      <w:start w:val="1"/>
+      <w:numFmt w:val="bullet"/>
+      <w:lvlText w:val="o"/>
+      <w:lvlJc w:val="left"/>
+      <w:pPr>
+        <w:tabs>
+          <w:tab w:val="num" w:pos="1440"/>
+        </w:tabs>
+        <w:ind w:left="1440" w:hanging="360"/>
+      </w:pPr>
+      <w:rPr>
+        <w:rFonts w:ascii="Courier New" w:hAnsi="Courier New" w:hint="default"/>
+        <w:sz w:val="20"/>
+      </w:rPr>
+    </w:lvl>
+    <w:lvl w:ilvl="2" w:tentative="1">
+      <w:start w:val="1"/>
+      <w:numFmt w:val="bullet"/>
+      <w:lvlText w:val=""/>
+      <w:lvlJc w:val="left"/>
+      <w:pPr>
+        <w:tabs>
+          <w:tab w:val="num" w:pos="2160"/>
+        </w:tabs>
+        <w:ind w:left="2160" w:hanging="360"/>
+      </w:pPr>
+      <w:rPr>
+        <w:rFonts w:ascii="Wingdings" w:hAnsi="Wingdings" w:hint="default"/>
+        <w:sz w:val="20"/>
+      </w:rPr>
+    </w:lvl>
+    <w:lvl w:ilvl="3" w:tentative="1">
+      <w:start w:val="1"/>
+      <w:numFmt w:val="bullet"/>
+      <w:lvlText w:val=""/>
+      <w:lvlJc w:val="left"/>
+      <w:pPr>
+        <w:tabs>
+          <w:tab w:val="num" w:pos="2880"/>
+        </w:tabs>
+        <w:ind w:left="2880" w:hanging="360"/>
+      </w:pPr>
+      <w:rPr>
+        <w:rFonts w:ascii="Wingdings" w:hAnsi="Wingdings" w:hint="default"/>
+        <w:sz w:val="20"/>
+      </w:rPr>
+    </w:lvl>
+    <w:lvl w:ilvl="4" w:tentative="1">
+      <w:start w:val="1"/>
+      <w:numFmt w:val="bullet"/>
+      <w:lvlText w:val=""/>
+      <w:lvlJc w:val="left"/>
+      <w:pPr>
+        <w:tabs>
+          <w:tab w:val="num" w:pos="3600"/>
+        </w:tabs>
+        <w:ind w:left="3600" w:hanging="360"/>
+      </w:pPr>
+      <w:rPr>
+        <w:rFonts w:ascii="Wingdings" w:hAnsi="Wingdings" w:hint="default"/>
+        <w:sz w:val="20"/>
+      </w:rPr>
+    </w:lvl>
+    <w:lvl w:ilvl="5" w:tentative="1">
+      <w:start w:val="1"/>
+      <w:numFmt w:val="bullet"/>
+      <w:lvlText w:val=""/>
+      <w:lvlJc w:val="left"/>
+      <w:pPr>
+        <w:tabs>
+          <w:tab w:val="num" w:pos="4320"/>
+        </w:tabs>
+        <w:ind w:left="4320" w:hanging="360"/>
+      </w:pPr>
+      <w:rPr>
+        <w:rFonts w:ascii="Wingdings" w:hAnsi="Wingdings" w:hint="default"/>
+        <w:sz w:val="20"/>
+      </w:rPr>
+    </w:lvl>
+    <w:lvl w:ilvl="6" w:tentative="1">
+      <w:start w:val="1"/>
+      <w:numFmt w:val="bullet"/>
+      <w:lvlText w:val=""/>
+      <w:lvlJc w:val="left"/>
+      <w:pPr>
+        <w:tabs>
+          <w:tab w:val="num" w:pos="5040"/>
+        </w:tabs>
+        <w:ind w:left="5040" w:hanging="360"/>
+      </w:pPr>
+      <w:rPr>
+        <w:rFonts w:ascii="Wingdings" w:hAnsi="Wingdings" w:hint="default"/>
+        <w:sz w:val="20"/>
+      </w:rPr>
+    </w:lvl>
+    <w:lvl w:ilvl="7" w:tentative="1">
+      <w:start w:val="1"/>
+      <w:numFmt w:val="bullet"/>
+      <w:lvlText w:val=""/>
+      <w:lvlJc w:val="left"/>
+      <w:pPr>
+        <w:tabs>
+          <w:tab w:val="num" w:pos="5760"/>
+        </w:tabs>
+        <w:ind w:left="5760" w:hanging="360"/>
+      </w:pPr>
+      <w:rPr>
+        <w:rFonts w:ascii="Wingdings" w:hAnsi="Wingdings" w:hint="default"/>
+        <w:sz w:val="20"/>
+      </w:rPr>
+    </w:lvl>
+    <w:lvl w:ilvl="8" w:tentative="1">
+      <w:start w:val="1"/>
+      <w:numFmt w:val="bullet"/>
+      <w:lvlText w:val=""/>
+      <w:lvlJc w:val="left"/>
+      <w:pPr>
+        <w:tabs>
+          <w:tab w:val="num" w:pos="6480"/>
+        </w:tabs>
+        <w:ind w:left="6480" w:hanging="360"/>
+      </w:pPr>
+      <w:rPr>
+        <w:rFonts w:ascii="Wingdings" w:hAnsi="Wingdings" w:hint="default"/>
+        <w:sz w:val="20"/>
+      </w:rPr>
+    </w:lvl>
+  </w:abstractNum>
+  <w:abstractNum w:abstractNumId="78">
     <w:nsid w:val="62C60AAC"/>
     <w:multiLevelType w:val="hybridMultilevel"/>
     <w:tmpl w:val="4B4AE49A"/>
@@ -41977,7 +46994,7 @@
       </w:rPr>
     </w:lvl>
   </w:abstractNum>
-  <w:abstractNum w:abstractNumId="69">
+  <w:abstractNum w:abstractNumId="79">
     <w:nsid w:val="66DD7697"/>
     <w:multiLevelType w:val="multilevel"/>
     <w:tmpl w:val="8C005646"/>
@@ -42126,7 +47143,7 @@
       </w:rPr>
     </w:lvl>
   </w:abstractNum>
-  <w:abstractNum w:abstractNumId="70">
+  <w:abstractNum w:abstractNumId="80">
     <w:nsid w:val="66FA4B40"/>
     <w:multiLevelType w:val="multilevel"/>
     <w:tmpl w:val="4B3EEC2E"/>
@@ -42242,7 +47259,7 @@
       </w:pPr>
     </w:lvl>
   </w:abstractNum>
-  <w:abstractNum w:abstractNumId="71">
+  <w:abstractNum w:abstractNumId="81">
     <w:nsid w:val="67A31FBD"/>
     <w:multiLevelType w:val="multilevel"/>
     <w:tmpl w:val="8BB2A172"/>
@@ -42391,7 +47408,7 @@
       </w:rPr>
     </w:lvl>
   </w:abstractNum>
-  <w:abstractNum w:abstractNumId="72">
+  <w:abstractNum w:abstractNumId="82">
     <w:nsid w:val="682E78BB"/>
     <w:multiLevelType w:val="hybridMultilevel"/>
     <w:tmpl w:val="5268CF5C"/>
@@ -42504,7 +47521,7 @@
       </w:rPr>
     </w:lvl>
   </w:abstractNum>
-  <w:abstractNum w:abstractNumId="73">
+  <w:abstractNum w:abstractNumId="83">
     <w:nsid w:val="69FC3A97"/>
     <w:multiLevelType w:val="hybridMultilevel"/>
     <w:tmpl w:val="7CA08FF0"/>
@@ -42617,7 +47634,7 @@
       </w:rPr>
     </w:lvl>
   </w:abstractNum>
-  <w:abstractNum w:abstractNumId="74">
+  <w:abstractNum w:abstractNumId="84">
     <w:nsid w:val="6A3364B1"/>
     <w:multiLevelType w:val="multilevel"/>
     <w:tmpl w:val="61740C72"/>
@@ -42766,7 +47783,7 @@
       </w:rPr>
     </w:lvl>
   </w:abstractNum>
-  <w:abstractNum w:abstractNumId="75">
+  <w:abstractNum w:abstractNumId="85">
     <w:nsid w:val="6A5A52CA"/>
     <w:multiLevelType w:val="hybridMultilevel"/>
     <w:tmpl w:val="9BAA3374"/>
@@ -42855,7 +47872,156 @@
       </w:pPr>
     </w:lvl>
   </w:abstractNum>
-  <w:abstractNum w:abstractNumId="76">
+  <w:abstractNum w:abstractNumId="86">
+    <w:nsid w:val="6A825615"/>
+    <w:multiLevelType w:val="multilevel"/>
+    <w:tmpl w:val="632C082E"/>
+    <w:lvl w:ilvl="0">
+      <w:start w:val="1"/>
+      <w:numFmt w:val="bullet"/>
+      <w:lvlText w:val=""/>
+      <w:lvlJc w:val="left"/>
+      <w:pPr>
+        <w:tabs>
+          <w:tab w:val="num" w:pos="720"/>
+        </w:tabs>
+        <w:ind w:left="720" w:hanging="360"/>
+      </w:pPr>
+      <w:rPr>
+        <w:rFonts w:ascii="Symbol" w:hAnsi="Symbol" w:hint="default"/>
+        <w:sz w:val="20"/>
+      </w:rPr>
+    </w:lvl>
+    <w:lvl w:ilvl="1" w:tentative="1">
+      <w:start w:val="1"/>
+      <w:numFmt w:val="bullet"/>
+      <w:lvlText w:val="o"/>
+      <w:lvlJc w:val="left"/>
+      <w:pPr>
+        <w:tabs>
+          <w:tab w:val="num" w:pos="1440"/>
+        </w:tabs>
+        <w:ind w:left="1440" w:hanging="360"/>
+      </w:pPr>
+      <w:rPr>
+        <w:rFonts w:ascii="Courier New" w:hAnsi="Courier New" w:hint="default"/>
+        <w:sz w:val="20"/>
+      </w:rPr>
+    </w:lvl>
+    <w:lvl w:ilvl="2" w:tentative="1">
+      <w:start w:val="1"/>
+      <w:numFmt w:val="bullet"/>
+      <w:lvlText w:val=""/>
+      <w:lvlJc w:val="left"/>
+      <w:pPr>
+        <w:tabs>
+          <w:tab w:val="num" w:pos="2160"/>
+        </w:tabs>
+        <w:ind w:left="2160" w:hanging="360"/>
+      </w:pPr>
+      <w:rPr>
+        <w:rFonts w:ascii="Wingdings" w:hAnsi="Wingdings" w:hint="default"/>
+        <w:sz w:val="20"/>
+      </w:rPr>
+    </w:lvl>
+    <w:lvl w:ilvl="3" w:tentative="1">
+      <w:start w:val="1"/>
+      <w:numFmt w:val="bullet"/>
+      <w:lvlText w:val=""/>
+      <w:lvlJc w:val="left"/>
+      <w:pPr>
+        <w:tabs>
+          <w:tab w:val="num" w:pos="2880"/>
+        </w:tabs>
+        <w:ind w:left="2880" w:hanging="360"/>
+      </w:pPr>
+      <w:rPr>
+        <w:rFonts w:ascii="Wingdings" w:hAnsi="Wingdings" w:hint="default"/>
+        <w:sz w:val="20"/>
+      </w:rPr>
+    </w:lvl>
+    <w:lvl w:ilvl="4" w:tentative="1">
+      <w:start w:val="1"/>
+      <w:numFmt w:val="bullet"/>
+      <w:lvlText w:val=""/>
+      <w:lvlJc w:val="left"/>
+      <w:pPr>
+        <w:tabs>
+          <w:tab w:val="num" w:pos="3600"/>
+        </w:tabs>
+        <w:ind w:left="3600" w:hanging="360"/>
+      </w:pPr>
+      <w:rPr>
+        <w:rFonts w:ascii="Wingdings" w:hAnsi="Wingdings" w:hint="default"/>
+        <w:sz w:val="20"/>
+      </w:rPr>
+    </w:lvl>
+    <w:lvl w:ilvl="5" w:tentative="1">
+      <w:start w:val="1"/>
+      <w:numFmt w:val="bullet"/>
+      <w:lvlText w:val=""/>
+      <w:lvlJc w:val="left"/>
+      <w:pPr>
+        <w:tabs>
+          <w:tab w:val="num" w:pos="4320"/>
+        </w:tabs>
+        <w:ind w:left="4320" w:hanging="360"/>
+      </w:pPr>
+      <w:rPr>
+        <w:rFonts w:ascii="Wingdings" w:hAnsi="Wingdings" w:hint="default"/>
+        <w:sz w:val="20"/>
+      </w:rPr>
+    </w:lvl>
+    <w:lvl w:ilvl="6" w:tentative="1">
+      <w:start w:val="1"/>
+      <w:numFmt w:val="bullet"/>
+      <w:lvlText w:val=""/>
+      <w:lvlJc w:val="left"/>
+      <w:pPr>
+        <w:tabs>
+          <w:tab w:val="num" w:pos="5040"/>
+        </w:tabs>
+        <w:ind w:left="5040" w:hanging="360"/>
+      </w:pPr>
+      <w:rPr>
+        <w:rFonts w:ascii="Wingdings" w:hAnsi="Wingdings" w:hint="default"/>
+        <w:sz w:val="20"/>
+      </w:rPr>
+    </w:lvl>
+    <w:lvl w:ilvl="7" w:tentative="1">
+      <w:start w:val="1"/>
+      <w:numFmt w:val="bullet"/>
+      <w:lvlText w:val=""/>
+      <w:lvlJc w:val="left"/>
+      <w:pPr>
+        <w:tabs>
+          <w:tab w:val="num" w:pos="5760"/>
+        </w:tabs>
+        <w:ind w:left="5760" w:hanging="360"/>
+      </w:pPr>
+      <w:rPr>
+        <w:rFonts w:ascii="Wingdings" w:hAnsi="Wingdings" w:hint="default"/>
+        <w:sz w:val="20"/>
+      </w:rPr>
+    </w:lvl>
+    <w:lvl w:ilvl="8" w:tentative="1">
+      <w:start w:val="1"/>
+      <w:numFmt w:val="bullet"/>
+      <w:lvlText w:val=""/>
+      <w:lvlJc w:val="left"/>
+      <w:pPr>
+        <w:tabs>
+          <w:tab w:val="num" w:pos="6480"/>
+        </w:tabs>
+        <w:ind w:left="6480" w:hanging="360"/>
+      </w:pPr>
+      <w:rPr>
+        <w:rFonts w:ascii="Wingdings" w:hAnsi="Wingdings" w:hint="default"/>
+        <w:sz w:val="20"/>
+      </w:rPr>
+    </w:lvl>
+  </w:abstractNum>
+  <w:abstractNum w:abstractNumId="87">
     <w:nsid w:val="6AAC1B9C"/>
     <w:multiLevelType w:val="hybridMultilevel"/>
     <w:tmpl w:val="C8FE349A"/>
@@ -42968,7 +48134,7 @@
       </w:rPr>
     </w:lvl>
   </w:abstractNum>
-  <w:abstractNum w:abstractNumId="77">
+  <w:abstractNum w:abstractNumId="88">
     <w:nsid w:val="6C21799D"/>
     <w:multiLevelType w:val="multilevel"/>
     <w:tmpl w:val="B75CDC5A"/>
@@ -43117,7 +48283,7 @@
       </w:rPr>
     </w:lvl>
   </w:abstractNum>
-  <w:abstractNum w:abstractNumId="78">
+  <w:abstractNum w:abstractNumId="89">
     <w:nsid w:val="6D03573C"/>
     <w:multiLevelType w:val="multilevel"/>
     <w:tmpl w:val="C2920CFE"/>
@@ -43262,7 +48428,7 @@
       </w:rPr>
     </w:lvl>
   </w:abstractNum>
-  <w:abstractNum w:abstractNumId="79">
+  <w:abstractNum w:abstractNumId="90">
     <w:nsid w:val="6DB33798"/>
     <w:multiLevelType w:val="multilevel"/>
     <w:tmpl w:val="0DEC999C"/>
@@ -43411,7 +48577,7 @@
       </w:rPr>
     </w:lvl>
   </w:abstractNum>
-  <w:abstractNum w:abstractNumId="80">
+  <w:abstractNum w:abstractNumId="91">
     <w:nsid w:val="6FC34E4B"/>
     <w:multiLevelType w:val="multilevel"/>
     <w:tmpl w:val="8D6276FC"/>
@@ -43524,7 +48690,7 @@
       </w:pPr>
     </w:lvl>
   </w:abstractNum>
-  <w:abstractNum w:abstractNumId="81">
+  <w:abstractNum w:abstractNumId="92">
     <w:nsid w:val="723814D0"/>
     <w:multiLevelType w:val="multilevel"/>
     <w:tmpl w:val="45961502"/>
@@ -43637,7 +48803,7 @@
       </w:pPr>
     </w:lvl>
   </w:abstractNum>
-  <w:abstractNum w:abstractNumId="82">
+  <w:abstractNum w:abstractNumId="93">
     <w:nsid w:val="733F0FCC"/>
     <w:multiLevelType w:val="multilevel"/>
     <w:tmpl w:val="69D8ED1E"/>
@@ -43786,7 +48952,7 @@
       </w:rPr>
     </w:lvl>
   </w:abstractNum>
-  <w:abstractNum w:abstractNumId="83">
+  <w:abstractNum w:abstractNumId="94">
     <w:nsid w:val="73D511B3"/>
     <w:multiLevelType w:val="hybridMultilevel"/>
     <w:tmpl w:val="CFB27BA0"/>
@@ -43899,7 +49065,7 @@
       </w:rPr>
     </w:lvl>
   </w:abstractNum>
-  <w:abstractNum w:abstractNumId="84">
+  <w:abstractNum w:abstractNumId="95">
     <w:nsid w:val="74163F70"/>
     <w:multiLevelType w:val="multilevel"/>
     <w:tmpl w:val="CA9AF5E8"/>
@@ -44012,7 +49178,7 @@
       </w:pPr>
     </w:lvl>
   </w:abstractNum>
-  <w:abstractNum w:abstractNumId="85">
+  <w:abstractNum w:abstractNumId="96">
     <w:nsid w:val="74F47FA3"/>
     <w:multiLevelType w:val="multilevel"/>
     <w:tmpl w:val="D0386E40"/>
@@ -44161,7 +49327,7 @@
       </w:rPr>
     </w:lvl>
   </w:abstractNum>
-  <w:abstractNum w:abstractNumId="86">
+  <w:abstractNum w:abstractNumId="97">
     <w:nsid w:val="74F642F4"/>
     <w:multiLevelType w:val="hybridMultilevel"/>
     <w:tmpl w:val="2CB6C5FE"/>
@@ -44247,7 +49413,7 @@
       </w:pPr>
     </w:lvl>
   </w:abstractNum>
-  <w:abstractNum w:abstractNumId="87">
+  <w:abstractNum w:abstractNumId="98">
     <w:nsid w:val="7504772C"/>
     <w:multiLevelType w:val="multilevel"/>
     <w:tmpl w:val="43EE9338"/>
@@ -44360,7 +49526,7 @@
       </w:pPr>
     </w:lvl>
   </w:abstractNum>
-  <w:abstractNum w:abstractNumId="88">
+  <w:abstractNum w:abstractNumId="99">
     <w:nsid w:val="769C1DDC"/>
     <w:multiLevelType w:val="multilevel"/>
     <w:tmpl w:val="6164AA7A"/>
@@ -44509,7 +49675,7 @@
       </w:rPr>
     </w:lvl>
   </w:abstractNum>
-  <w:abstractNum w:abstractNumId="89">
+  <w:abstractNum w:abstractNumId="100">
     <w:nsid w:val="76BD1057"/>
     <w:multiLevelType w:val="multilevel"/>
     <w:tmpl w:val="35EAA51E"/>
@@ -44658,7 +49824,7 @@
       </w:rPr>
     </w:lvl>
   </w:abstractNum>
-  <w:abstractNum w:abstractNumId="90">
+  <w:abstractNum w:abstractNumId="101">
     <w:nsid w:val="76EA2F86"/>
     <w:multiLevelType w:val="multilevel"/>
     <w:tmpl w:val="EAD6C1A2"/>
@@ -44807,7 +49973,7 @@
       </w:rPr>
     </w:lvl>
   </w:abstractNum>
-  <w:abstractNum w:abstractNumId="91">
+  <w:abstractNum w:abstractNumId="102">
     <w:nsid w:val="77054F17"/>
     <w:multiLevelType w:val="multilevel"/>
     <w:tmpl w:val="C2BE77BA"/>
@@ -44920,7 +50086,7 @@
       </w:pPr>
     </w:lvl>
   </w:abstractNum>
-  <w:abstractNum w:abstractNumId="92">
+  <w:abstractNum w:abstractNumId="103">
     <w:nsid w:val="78BF1BB1"/>
     <w:multiLevelType w:val="multilevel"/>
     <w:tmpl w:val="0852985A"/>
@@ -45069,7 +50235,7 @@
       </w:rPr>
     </w:lvl>
   </w:abstractNum>
-  <w:abstractNum w:abstractNumId="93">
+  <w:abstractNum w:abstractNumId="104">
     <w:nsid w:val="796E3AF1"/>
     <w:multiLevelType w:val="multilevel"/>
     <w:tmpl w:val="E5929A64"/>
@@ -45186,7 +50352,7 @@
       </w:pPr>
     </w:lvl>
   </w:abstractNum>
-  <w:abstractNum w:abstractNumId="94">
+  <w:abstractNum w:abstractNumId="105">
     <w:nsid w:val="79F875BF"/>
     <w:multiLevelType w:val="multilevel"/>
     <w:tmpl w:val="FD70627E"/>
@@ -45335,7 +50501,7 @@
       </w:rPr>
     </w:lvl>
   </w:abstractNum>
-  <w:abstractNum w:abstractNumId="95">
+  <w:abstractNum w:abstractNumId="106">
     <w:nsid w:val="7A305CF3"/>
     <w:multiLevelType w:val="multilevel"/>
     <w:tmpl w:val="43EE9338"/>
@@ -45448,7 +50614,7 @@
       </w:pPr>
     </w:lvl>
   </w:abstractNum>
-  <w:abstractNum w:abstractNumId="96">
+  <w:abstractNum w:abstractNumId="107">
     <w:nsid w:val="7AC361D2"/>
     <w:multiLevelType w:val="multilevel"/>
     <w:tmpl w:val="E5CC4CB0"/>
@@ -45561,7 +50727,7 @@
       </w:pPr>
     </w:lvl>
   </w:abstractNum>
-  <w:abstractNum w:abstractNumId="97">
+  <w:abstractNum w:abstractNumId="108">
     <w:nsid w:val="7EC6431B"/>
     <w:multiLevelType w:val="multilevel"/>
     <w:tmpl w:val="3A2638A2"/>
@@ -45710,7 +50876,7 @@
       </w:rPr>
     </w:lvl>
   </w:abstractNum>
-  <w:abstractNum w:abstractNumId="98">
+  <w:abstractNum w:abstractNumId="109">
     <w:nsid w:val="7F570E49"/>
     <w:multiLevelType w:val="multilevel"/>
     <w:tmpl w:val="89A4F2DA"/>
@@ -45860,303 +51026,336 @@
     </w:lvl>
   </w:abstractNum>
   <w:num w:numId="1">
+    <w:abstractNumId w:val="87"/>
+  </w:num>
+  <w:num w:numId="2">
+    <w:abstractNumId w:val="22"/>
+  </w:num>
+  <w:num w:numId="3">
+    <w:abstractNumId w:val="79"/>
+  </w:num>
+  <w:num w:numId="4">
+    <w:abstractNumId w:val="83"/>
+  </w:num>
+  <w:num w:numId="5">
+    <w:abstractNumId w:val="88"/>
+  </w:num>
+  <w:num w:numId="6">
+    <w:abstractNumId w:val="93"/>
+  </w:num>
+  <w:num w:numId="7">
+    <w:abstractNumId w:val="23"/>
+  </w:num>
+  <w:num w:numId="8">
+    <w:abstractNumId w:val="40"/>
+  </w:num>
+  <w:num w:numId="9">
+    <w:abstractNumId w:val="100"/>
+  </w:num>
+  <w:num w:numId="10">
+    <w:abstractNumId w:val="14"/>
+  </w:num>
+  <w:num w:numId="11">
+    <w:abstractNumId w:val="2"/>
+  </w:num>
+  <w:num w:numId="12">
+    <w:abstractNumId w:val="37"/>
+  </w:num>
+  <w:num w:numId="13">
+    <w:abstractNumId w:val="7"/>
+  </w:num>
+  <w:num w:numId="14">
+    <w:abstractNumId w:val="92"/>
+  </w:num>
+  <w:num w:numId="15">
+    <w:abstractNumId w:val="27"/>
+  </w:num>
+  <w:num w:numId="16">
+    <w:abstractNumId w:val="35"/>
+  </w:num>
+  <w:num w:numId="17">
+    <w:abstractNumId w:val="75"/>
+  </w:num>
+  <w:num w:numId="18">
+    <w:abstractNumId w:val="91"/>
+  </w:num>
+  <w:num w:numId="19">
+    <w:abstractNumId w:val="17"/>
+  </w:num>
+  <w:num w:numId="20">
+    <w:abstractNumId w:val="102"/>
+  </w:num>
+  <w:num w:numId="21">
+    <w:abstractNumId w:val="89"/>
+  </w:num>
+  <w:num w:numId="22">
+    <w:abstractNumId w:val="104"/>
+  </w:num>
+  <w:num w:numId="23">
     <w:abstractNumId w:val="76"/>
   </w:num>
-  <w:num w:numId="2">
-    <w:abstractNumId w:val="20"/>
+  <w:num w:numId="24">
+    <w:abstractNumId w:val="50"/>
   </w:num>
-  <w:num w:numId="3">
-    <w:abstractNumId w:val="69"/>
+  <w:num w:numId="25">
+    <w:abstractNumId w:val="8"/>
   </w:num>
-  <w:num w:numId="4">
-    <w:abstractNumId w:val="73"/>
+  <w:num w:numId="26">
+    <w:abstractNumId w:val="74"/>
   </w:num>
-  <w:num w:numId="5">
-    <w:abstractNumId w:val="77"/>
+  <w:num w:numId="27">
+    <w:abstractNumId w:val="34"/>
   </w:num>
-  <w:num w:numId="6">
+  <w:num w:numId="28">
+    <w:abstractNumId w:val="51"/>
+  </w:num>
+  <w:num w:numId="29">
+    <w:abstractNumId w:val="67"/>
+  </w:num>
+  <w:num w:numId="30">
+    <w:abstractNumId w:val="55"/>
+  </w:num>
+  <w:num w:numId="31">
+    <w:abstractNumId w:val="58"/>
+  </w:num>
+  <w:num w:numId="32">
+    <w:abstractNumId w:val="21"/>
+  </w:num>
+  <w:num w:numId="33">
+    <w:abstractNumId w:val="60"/>
+  </w:num>
+  <w:num w:numId="34">
+    <w:abstractNumId w:val="18"/>
+  </w:num>
+  <w:num w:numId="35">
+    <w:abstractNumId w:val="56"/>
+  </w:num>
+  <w:num w:numId="36">
+    <w:abstractNumId w:val="9"/>
+  </w:num>
+  <w:num w:numId="37">
+    <w:abstractNumId w:val="70"/>
+  </w:num>
+  <w:num w:numId="38">
+    <w:abstractNumId w:val="45"/>
+  </w:num>
+  <w:num w:numId="39">
+    <w:abstractNumId w:val="19"/>
+  </w:num>
+  <w:num w:numId="40">
+    <w:abstractNumId w:val="12"/>
+  </w:num>
+  <w:num w:numId="41">
+    <w:abstractNumId w:val="105"/>
+  </w:num>
+  <w:num w:numId="42">
+    <w:abstractNumId w:val="42"/>
+  </w:num>
+  <w:num w:numId="43">
+    <w:abstractNumId w:val="97"/>
+  </w:num>
+  <w:num w:numId="44">
+    <w:abstractNumId w:val="66"/>
+  </w:num>
+  <w:num w:numId="45">
+    <w:abstractNumId w:val="38"/>
+  </w:num>
+  <w:num w:numId="46">
+    <w:abstractNumId w:val="13"/>
+  </w:num>
+  <w:num w:numId="47">
+    <w:abstractNumId w:val="81"/>
+  </w:num>
+  <w:num w:numId="48">
+    <w:abstractNumId w:val="52"/>
+  </w:num>
+  <w:num w:numId="49">
+    <w:abstractNumId w:val="11"/>
+  </w:num>
+  <w:num w:numId="50">
+    <w:abstractNumId w:val="44"/>
+  </w:num>
+  <w:num w:numId="51">
+    <w:abstractNumId w:val="84"/>
+  </w:num>
+  <w:num w:numId="52">
+    <w:abstractNumId w:val="101"/>
+  </w:num>
+  <w:num w:numId="53">
+    <w:abstractNumId w:val="28"/>
+  </w:num>
+  <w:num w:numId="54">
+    <w:abstractNumId w:val="63"/>
+  </w:num>
+  <w:num w:numId="55">
+    <w:abstractNumId w:val="43"/>
+  </w:num>
+  <w:num w:numId="56">
+    <w:abstractNumId w:val="48"/>
+  </w:num>
+  <w:num w:numId="57">
+    <w:abstractNumId w:val="103"/>
+  </w:num>
+  <w:num w:numId="58">
+    <w:abstractNumId w:val="25"/>
+  </w:num>
+  <w:num w:numId="59">
     <w:abstractNumId w:val="82"/>
   </w:num>
-  <w:num w:numId="7">
-    <w:abstractNumId w:val="21"/>
+  <w:num w:numId="60">
+    <w:abstractNumId w:val="85"/>
   </w:num>
-  <w:num w:numId="8">
-    <w:abstractNumId w:val="34"/>
-  </w:num>
-  <w:num w:numId="9">
-    <w:abstractNumId w:val="89"/>
-  </w:num>
-  <w:num w:numId="10">
-    <w:abstractNumId w:val="12"/>
-  </w:num>
-  <w:num w:numId="11">
-    <w:abstractNumId w:val="1"/>
-  </w:num>
-  <w:num w:numId="12">
+  <w:num w:numId="61">
     <w:abstractNumId w:val="31"/>
   </w:num>
-  <w:num w:numId="13">
+  <w:num w:numId="62">
+    <w:abstractNumId w:val="16"/>
+  </w:num>
+  <w:num w:numId="63">
     <w:abstractNumId w:val="5"/>
   </w:num>
-  <w:num w:numId="14">
-    <w:abstractNumId w:val="81"/>
-  </w:num>
-  <w:num w:numId="15">
-    <w:abstractNumId w:val="23"/>
-  </w:num>
-  <w:num w:numId="16">
+  <w:num w:numId="64">
     <w:abstractNumId w:val="30"/>
   </w:num>
-  <w:num w:numId="17">
-    <w:abstractNumId w:val="66"/>
-  </w:num>
-  <w:num w:numId="18">
-    <w:abstractNumId w:val="80"/>
-  </w:num>
-  <w:num w:numId="19">
-    <w:abstractNumId w:val="15"/>
-  </w:num>
-  <w:num w:numId="20">
-    <w:abstractNumId w:val="91"/>
-  </w:num>
-  <w:num w:numId="21">
+  <w:num w:numId="65">
     <w:abstractNumId w:val="78"/>
   </w:num>
-  <w:num w:numId="22">
-    <w:abstractNumId w:val="93"/>
-  </w:num>
-  <w:num w:numId="23">
-    <w:abstractNumId w:val="67"/>
-  </w:num>
-  <w:num w:numId="24">
-    <w:abstractNumId w:val="43"/>
-  </w:num>
-  <w:num w:numId="25">
-    <w:abstractNumId w:val="6"/>
-  </w:num>
-  <w:num w:numId="26">
-    <w:abstractNumId w:val="65"/>
-  </w:num>
-  <w:num w:numId="27">
-    <w:abstractNumId w:val="29"/>
-  </w:num>
-  <w:num w:numId="28">
-    <w:abstractNumId w:val="44"/>
-  </w:num>
-  <w:num w:numId="29">
-    <w:abstractNumId w:val="59"/>
-  </w:num>
-  <w:num w:numId="30">
-    <w:abstractNumId w:val="47"/>
-  </w:num>
-  <w:num w:numId="31">
-    <w:abstractNumId w:val="50"/>
-  </w:num>
-  <w:num w:numId="32">
-    <w:abstractNumId w:val="19"/>
-  </w:num>
-  <w:num w:numId="33">
-    <w:abstractNumId w:val="52"/>
-  </w:num>
-  <w:num w:numId="34">
-    <w:abstractNumId w:val="16"/>
-  </w:num>
-  <w:num w:numId="35">
-    <w:abstractNumId w:val="48"/>
-  </w:num>
-  <w:num w:numId="36">
-    <w:abstractNumId w:val="7"/>
-  </w:num>
-  <w:num w:numId="37">
-    <w:abstractNumId w:val="62"/>
-  </w:num>
-  <w:num w:numId="38">
-    <w:abstractNumId w:val="39"/>
-  </w:num>
-  <w:num w:numId="39">
-    <w:abstractNumId w:val="17"/>
-  </w:num>
-  <w:num w:numId="40">
-    <w:abstractNumId w:val="10"/>
-  </w:num>
-  <w:num w:numId="41">
-    <w:abstractNumId w:val="94"/>
-  </w:num>
-  <w:num w:numId="42">
-    <w:abstractNumId w:val="36"/>
-  </w:num>
-  <w:num w:numId="43">
-    <w:abstractNumId w:val="86"/>
-  </w:num>
-  <w:num w:numId="44">
-    <w:abstractNumId w:val="58"/>
-  </w:num>
-  <w:num w:numId="45">
-    <w:abstractNumId w:val="32"/>
-  </w:num>
-  <w:num w:numId="46">
-    <w:abstractNumId w:val="11"/>
-  </w:num>
-  <w:num w:numId="47">
-    <w:abstractNumId w:val="71"/>
-  </w:num>
-  <w:num w:numId="48">
-    <w:abstractNumId w:val="45"/>
-  </w:num>
-  <w:num w:numId="49">
-    <w:abstractNumId w:val="9"/>
-  </w:num>
-  <w:num w:numId="50">
-    <w:abstractNumId w:val="38"/>
-  </w:num>
-  <w:num w:numId="51">
-    <w:abstractNumId w:val="74"/>
-  </w:num>
-  <w:num w:numId="52">
-    <w:abstractNumId w:val="90"/>
-  </w:num>
-  <w:num w:numId="53">
-    <w:abstractNumId w:val="24"/>
-  </w:num>
-  <w:num w:numId="54">
-    <w:abstractNumId w:val="55"/>
-  </w:num>
-  <w:num w:numId="55">
-    <w:abstractNumId w:val="37"/>
-  </w:num>
-  <w:num w:numId="56">
-    <w:abstractNumId w:val="42"/>
-  </w:num>
-  <w:num w:numId="57">
-    <w:abstractNumId w:val="92"/>
-  </w:num>
-  <w:num w:numId="58">
-    <w:abstractNumId w:val="22"/>
-  </w:num>
-  <w:num w:numId="59">
-    <w:abstractNumId w:val="72"/>
-  </w:num>
-  <w:num w:numId="60">
-    <w:abstractNumId w:val="75"/>
-  </w:num>
-  <w:num w:numId="61">
-    <w:abstractNumId w:val="26"/>
-  </w:num>
-  <w:num w:numId="62">
-    <w:abstractNumId w:val="14"/>
-  </w:num>
-  <w:num w:numId="63">
-    <w:abstractNumId w:val="3"/>
-  </w:num>
-  <w:num w:numId="64">
-    <w:abstractNumId w:val="25"/>
-  </w:num>
-  <w:num w:numId="65">
-    <w:abstractNumId w:val="68"/>
-  </w:num>
   <w:num w:numId="66">
-    <w:abstractNumId w:val="53"/>
+    <w:abstractNumId w:val="61"/>
   </w:num>
   <w:num w:numId="67">
-    <w:abstractNumId w:val="41"/>
+    <w:abstractNumId w:val="47"/>
   </w:num>
   <w:num w:numId="68">
     <w:abstractNumId w:val="0"/>
   </w:num>
   <w:num w:numId="69">
+    <w:abstractNumId w:val="57"/>
+  </w:num>
+  <w:num w:numId="70">
+    <w:abstractNumId w:val="109"/>
+  </w:num>
+  <w:num w:numId="71">
+    <w:abstractNumId w:val="32"/>
+  </w:num>
+  <w:num w:numId="72">
+    <w:abstractNumId w:val="4"/>
+  </w:num>
+  <w:num w:numId="73">
+    <w:abstractNumId w:val="72"/>
+  </w:num>
+  <w:num w:numId="74">
+    <w:abstractNumId w:val="99"/>
+  </w:num>
+  <w:num w:numId="75">
+    <w:abstractNumId w:val="69"/>
+  </w:num>
+  <w:num w:numId="76">
+    <w:abstractNumId w:val="6"/>
+  </w:num>
+  <w:num w:numId="77">
+    <w:abstractNumId w:val="62"/>
+  </w:num>
+  <w:num w:numId="78">
+    <w:abstractNumId w:val="54"/>
+  </w:num>
+  <w:num w:numId="79">
+    <w:abstractNumId w:val="20"/>
+  </w:num>
+  <w:num w:numId="80">
+    <w:abstractNumId w:val="95"/>
+  </w:num>
+  <w:num w:numId="81">
+    <w:abstractNumId w:val="108"/>
+  </w:num>
+  <w:num w:numId="82">
+    <w:abstractNumId w:val="96"/>
+  </w:num>
+  <w:num w:numId="83">
+    <w:abstractNumId w:val="64"/>
+  </w:num>
+  <w:num w:numId="84">
+    <w:abstractNumId w:val="98"/>
+  </w:num>
+  <w:num w:numId="85">
+    <w:abstractNumId w:val="65"/>
+  </w:num>
+  <w:num w:numId="86">
+    <w:abstractNumId w:val="68"/>
+  </w:num>
+  <w:num w:numId="87">
+    <w:abstractNumId w:val="59"/>
+  </w:num>
+  <w:num w:numId="88">
+    <w:abstractNumId w:val="41"/>
+  </w:num>
+  <w:num w:numId="89">
+    <w:abstractNumId w:val="94"/>
+  </w:num>
+  <w:num w:numId="90">
+    <w:abstractNumId w:val="107"/>
+  </w:num>
+  <w:num w:numId="91">
+    <w:abstractNumId w:val="15"/>
+  </w:num>
+  <w:num w:numId="92">
+    <w:abstractNumId w:val="80"/>
+  </w:num>
+  <w:num w:numId="93">
+    <w:abstractNumId w:val="33"/>
+  </w:num>
+  <w:num w:numId="94">
+    <w:abstractNumId w:val="106"/>
+  </w:num>
+  <w:num w:numId="95">
+    <w:abstractNumId w:val="90"/>
+  </w:num>
+  <w:num w:numId="96">
+    <w:abstractNumId w:val="10"/>
+  </w:num>
+  <w:num w:numId="97">
+    <w:abstractNumId w:val="46"/>
+  </w:num>
+  <w:num w:numId="98">
+    <w:abstractNumId w:val="73"/>
+  </w:num>
+  <w:num w:numId="99">
+    <w:abstractNumId w:val="39"/>
+  </w:num>
+  <w:num w:numId="100">
+    <w:abstractNumId w:val="53"/>
+  </w:num>
+  <w:num w:numId="101">
     <w:abstractNumId w:val="49"/>
   </w:num>
-  <w:num w:numId="70">
-    <w:abstractNumId w:val="98"/>
+  <w:num w:numId="102">
+    <w:abstractNumId w:val="1"/>
   </w:num>
-  <w:num w:numId="71">
-    <w:abstractNumId w:val="27"/>
+  <w:num w:numId="103">
+    <w:abstractNumId w:val="24"/>
   </w:num>
-  <w:num w:numId="72">
-    <w:abstractNumId w:val="2"/>
+  <w:num w:numId="104">
+    <w:abstractNumId w:val="77"/>
   </w:num>
-  <w:num w:numId="73">
-    <w:abstractNumId w:val="63"/>
+  <w:num w:numId="105">
+    <w:abstractNumId w:val="36"/>
   </w:num>
-  <w:num w:numId="74">
-    <w:abstractNumId w:val="88"/>
+  <w:num w:numId="106">
+    <w:abstractNumId w:val="71"/>
   </w:num>
-  <w:num w:numId="75">
-    <w:abstractNumId w:val="61"/>
+  <w:num w:numId="107">
+    <w:abstractNumId w:val="86"/>
   </w:num>
-  <w:num w:numId="76">
-    <w:abstractNumId w:val="4"/>
+  <w:num w:numId="108">
+    <w:abstractNumId w:val="29"/>
   </w:num>
-  <w:num w:numId="77">
-    <w:abstractNumId w:val="54"/>
+  <w:num w:numId="109">
+    <w:abstractNumId w:val="3"/>
   </w:num>
-  <w:num w:numId="78">
-    <w:abstractNumId w:val="46"/>
+  <w:num w:numId="110">
+    <w:abstractNumId w:val="26"/>
   </w:num>
-  <w:num w:numId="79">
-    <w:abstractNumId w:val="18"/>
-  </w:num>
-  <w:num w:numId="80">
-    <w:abstractNumId w:val="84"/>
-  </w:num>
-  <w:num w:numId="81">
-    <w:abstractNumId w:val="97"/>
-  </w:num>
-  <w:num w:numId="82">
-    <w:abstractNumId w:val="85"/>
-  </w:num>
-  <w:num w:numId="83">
-    <w:abstractNumId w:val="56"/>
-  </w:num>
-  <w:num w:numId="84">
-    <w:abstractNumId w:val="87"/>
-  </w:num>
-  <w:num w:numId="85">
-    <w:abstractNumId w:val="57"/>
-  </w:num>
-  <w:num w:numId="86">
-    <w:abstractNumId w:val="60"/>
-  </w:num>
-  <w:num w:numId="87">
-    <w:abstractNumId w:val="51"/>
-  </w:num>
-  <w:num w:numId="88">
-    <w:abstractNumId w:val="35"/>
-  </w:num>
-  <w:num w:numId="89">
-    <w:abstractNumId w:val="83"/>
-  </w:num>
-  <w:num w:numId="90">
-    <w:abstractNumId w:val="96"/>
-  </w:num>
-  <w:num w:numId="91">
-    <w:abstractNumId w:val="13"/>
-  </w:num>
-  <w:num w:numId="92">
-    <w:abstractNumId w:val="70"/>
-  </w:num>
-  <w:num w:numId="93">
-    <w:abstractNumId w:val="28"/>
-  </w:num>
-  <w:num w:numId="94">
-    <w:abstractNumId w:val="95"/>
-  </w:num>
-  <w:num w:numId="95">
-    <w:abstractNumId w:val="79"/>
-  </w:num>
-  <w:num w:numId="96">
-    <w:abstractNumId w:val="8"/>
-  </w:num>
-  <w:num w:numId="97">
-    <w:abstractNumId w:val="40"/>
-  </w:num>
-  <w:num w:numId="98">
-    <w:abstractNumId w:val="64"/>
-  </w:num>
-  <w:num w:numId="99">
-    <w:abstractNumId w:val="33"/>
-  </w:num>
-  <w:numIdMacAtCleanup w:val="95"/>
+  <w:numIdMacAtCleanup w:val="110"/>
 </w:numbering>
 </file>
 
@@ -47165,6 +52364,15 @@
     <w:basedOn w:val="DefaultParagraphFont"/>
     <w:rsid w:val="00E65EE4"/>
   </w:style>
+  <w:style w:type="paragraph" w:styleId="NoSpacing">
+    <w:name w:val="No Spacing"/>
+    <w:uiPriority w:val="1"/>
+    <w:qFormat/>
+    <w:rsid w:val="00F86C78"/>
+    <w:pPr>
+      <w:spacing w:after="0" w:line="240" w:lineRule="auto"/>
+    </w:pPr>
+  </w:style>
 </w:styles>
 </file>
 

--- a/ASP.NET.docx
+++ b/ASP.NET.docx
@@ -33033,7 +33033,7 @@
           </mc:Choice>
           <mc:Fallback>
             <w:pict>
-              <v:rect w14:anchorId="2683E8A1" id="Rectangle 4" o:spid="_x0000_s1026" alt=", AI generated" style="width:24pt;height:24pt;visibility:visible;mso-wrap-style:square;mso-left-percent:-10001;mso-top-percent:-10001;mso-position-horizontal:absolute;mso-position-horizontal-relative:char;mso-position-vertical:absolute;mso-position-vertical-relative:line;mso-left-percent:-10001;mso-top-percent:-10001;v-text-anchor:top" o:gfxdata="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" filled="f" stroked="f">
+              <v:rect w14:anchorId="7FE32DA2" id="Rectangle 4" o:spid="_x0000_s1026" alt=", AI generated" style="width:24pt;height:24pt;visibility:visible;mso-wrap-style:square;mso-left-percent:-10001;mso-top-percent:-10001;mso-position-horizontal:absolute;mso-position-horizontal-relative:char;mso-position-vertical:absolute;mso-position-vertical-relative:line;mso-left-percent:-10001;mso-top-percent:-10001;v-text-anchor:top" o:gfxdata="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" filled="f" stroked="f">
                 <o:lock v:ext="edit" aspectratio="t"/>
                 <w10:anchorlock/>
               </v:rect>
@@ -36159,6 +36159,1759 @@
       <w:pPr>
         <w:ind w:firstLine="720"/>
       </w:pPr>
+    </w:p>
+    <w:p>
+      <w:pPr>
+        <w:pStyle w:val="Heading3"/>
+      </w:pPr>
+      <w:r>
+        <w:t>Stateful (The "Memory" System)</w:t>
+      </w:r>
+    </w:p>
+    <w:p>
+      <w:pPr>
+        <w:pStyle w:val="NormalWeb"/>
+      </w:pPr>
+      <w:r>
+        <w:t xml:space="preserve">A stateful system </w:t>
+      </w:r>
+      <w:r>
+        <w:rPr>
+          <w:b/>
+          <w:bCs/>
+        </w:rPr>
+        <w:t>remembers</w:t>
+      </w:r>
+      <w:r>
+        <w:t xml:space="preserve"> who you are and what you did in previous requests. It keeps a "Session" open on the server.</w:t>
+      </w:r>
+    </w:p>
+    <w:p>
+      <w:pPr>
+        <w:pStyle w:val="NormalWeb"/>
+        <w:numPr>
+          <w:ilvl w:val="0"/>
+          <w:numId w:val="111"/>
+        </w:numPr>
+      </w:pPr>
+      <w:r>
+        <w:rPr>
+          <w:b/>
+          <w:bCs/>
+        </w:rPr>
+        <w:t>Analogy:</w:t>
+      </w:r>
+      <w:r>
+        <w:t xml:space="preserve"> A conversation with an old friend. You don't have to re-introduce yourself every time you speak; they remember your name and what you talked about five minutes ago.</w:t>
+      </w:r>
+    </w:p>
+    <w:p>
+      <w:pPr>
+        <w:pStyle w:val="Heading3"/>
+      </w:pPr>
+      <w:r>
+        <w:t>Stateless (The "No Memory" System)</w:t>
+      </w:r>
+    </w:p>
+    <w:p>
+      <w:pPr>
+        <w:pStyle w:val="NormalWeb"/>
+      </w:pPr>
+      <w:r>
+        <w:t xml:space="preserve">A stateless system </w:t>
+      </w:r>
+      <w:r>
+        <w:rPr>
+          <w:b/>
+          <w:bCs/>
+        </w:rPr>
+        <w:t>forgets</w:t>
+      </w:r>
+      <w:r>
+        <w:t xml:space="preserve"> you the moment a request is finished. It does not store any information about the client's "state" on the server.</w:t>
+      </w:r>
+    </w:p>
+    <w:p>
+      <w:pPr>
+        <w:pStyle w:val="NormalWeb"/>
+        <w:numPr>
+          <w:ilvl w:val="0"/>
+          <w:numId w:val="112"/>
+        </w:numPr>
+      </w:pPr>
+      <w:r>
+        <w:rPr>
+          <w:b/>
+          <w:bCs/>
+        </w:rPr>
+        <w:t>Analogy:</w:t>
+      </w:r>
+      <w:r>
+        <w:t xml:space="preserve"> Using a Vending Machine. The machine doesn't care who you are or what you bought yesterday. Every time you want a Coke, you must provide the money (Data) and the button press (Request) all over again.</w:t>
+      </w:r>
+    </w:p>
+    <w:p>
+      <w:pPr>
+        <w:pStyle w:val="NormalWeb"/>
+      </w:pPr>
+    </w:p>
+    <w:p>
+      <w:pPr>
+        <w:pStyle w:val="Heading1"/>
+      </w:pPr>
+      <w:r>
+        <w:t>Identity Framework</w:t>
+      </w:r>
+    </w:p>
+    <w:p>
+      <w:pPr>
+        <w:pStyle w:val="NormalWeb"/>
+      </w:pPr>
+      <w:r>
+        <w:rPr>
+          <w:b/>
+          <w:bCs/>
+        </w:rPr>
+        <w:t>ASP.NET Core Identity</w:t>
+      </w:r>
+      <w:r>
+        <w:t xml:space="preserve"> is an API-based membership system that manages users, passwords, profile data, roles, claims, and tokens in ASP.NET Core applications. It is a complete "Identity as a Service" (IDaaS) framework built directly into the .NET ecosystem.</w:t>
+      </w:r>
+    </w:p>
+    <w:p>
+      <w:pPr>
+        <w:pStyle w:val="NormalWeb"/>
+      </w:pPr>
+      <w:r>
+        <w:rPr>
+          <w:b/>
+          <w:bCs/>
+        </w:rPr>
+        <w:t>In simple terms:</w:t>
+      </w:r>
+      <w:r>
+        <w:t xml:space="preserve"> It is a pre-built security "engine." Instead of you manually creating a </w:t>
+      </w:r>
+      <w:r>
+        <w:rPr>
+          <w:rStyle w:val="HTMLCode"/>
+        </w:rPr>
+        <w:t>Users</w:t>
+      </w:r>
+      <w:r>
+        <w:t xml:space="preserve"> table and writing code to encrypt passwords, Identity provides a set of ready-made tools and database tables to handle login, registration, and user permissions securely.</w:t>
+      </w:r>
+    </w:p>
+    <w:p>
+      <w:r>
+        <w:pict>
+          <v:rect id="_x0000_i1089" style="width:0;height:1.5pt" o:hralign="center" o:hrstd="t" o:hr="t" fillcolor="#a0a0a0" stroked="f"/>
+        </w:pict>
+      </w:r>
+    </w:p>
+    <w:p>
+      <w:pPr>
+        <w:pStyle w:val="Heading3"/>
+      </w:pPr>
+      <w:r>
+        <w:lastRenderedPageBreak/>
+        <w:t>2. The Core Structure (What's inside?)</w:t>
+      </w:r>
+    </w:p>
+    <w:p>
+      <w:pPr>
+        <w:pStyle w:val="NormalWeb"/>
+      </w:pPr>
+      <w:r>
+        <w:t>To understand Identity, you have to look at its three main layers:</w:t>
+      </w:r>
+    </w:p>
+    <w:p>
+      <w:pPr>
+        <w:pStyle w:val="Heading4"/>
+      </w:pPr>
+      <w:r>
+        <w:t>A. The Storage (The Database)</w:t>
+      </w:r>
+    </w:p>
+    <w:p>
+      <w:pPr>
+        <w:pStyle w:val="NormalWeb"/>
+      </w:pPr>
+      <w:r>
+        <w:t>When you use Identity with EF Core, it creates a standardized schema in your SQL Server. You don't have to design these tables; they are created for you.</w:t>
+      </w:r>
+    </w:p>
+    <w:p>
+      <w:pPr>
+        <w:pStyle w:val="NormalWeb"/>
+        <w:numPr>
+          <w:ilvl w:val="0"/>
+          <w:numId w:val="115"/>
+        </w:numPr>
+      </w:pPr>
+      <w:r>
+        <w:rPr>
+          <w:rStyle w:val="HTMLCode"/>
+          <w:b/>
+          <w:bCs/>
+        </w:rPr>
+        <w:t>AspNetUsers</w:t>
+      </w:r>
+      <w:r>
+        <w:t>: The heart of the system (stores usernames, email, and hashed passwords).</w:t>
+      </w:r>
+    </w:p>
+    <w:p>
+      <w:pPr>
+        <w:pStyle w:val="NormalWeb"/>
+        <w:numPr>
+          <w:ilvl w:val="0"/>
+          <w:numId w:val="115"/>
+        </w:numPr>
+      </w:pPr>
+      <w:r>
+        <w:rPr>
+          <w:rStyle w:val="HTMLCode"/>
+          <w:b/>
+          <w:bCs/>
+        </w:rPr>
+        <w:t>AspNetRoles</w:t>
+      </w:r>
+      <w:r>
+        <w:t>: Stores the groups (e.g., "Admin," "Customer," "Editor").</w:t>
+      </w:r>
+    </w:p>
+    <w:p>
+      <w:pPr>
+        <w:pStyle w:val="NormalWeb"/>
+        <w:numPr>
+          <w:ilvl w:val="0"/>
+          <w:numId w:val="115"/>
+        </w:numPr>
+      </w:pPr>
+      <w:r>
+        <w:rPr>
+          <w:rStyle w:val="HTMLCode"/>
+          <w:b/>
+          <w:bCs/>
+        </w:rPr>
+        <w:t>AspNetUserRoles</w:t>
+      </w:r>
+      <w:r>
+        <w:t>: A junction table that links users to their specific roles.</w:t>
+      </w:r>
+    </w:p>
+    <w:p>
+      <w:pPr>
+        <w:pStyle w:val="Heading4"/>
+      </w:pPr>
+      <w:r>
+        <w:t>B. The Managers (The Logic)</w:t>
+      </w:r>
+    </w:p>
+    <w:p>
+      <w:pPr>
+        <w:pStyle w:val="NormalWeb"/>
+      </w:pPr>
+      <w:r>
+        <w:t>Identity provides "Manager" classes that you use in your C# code to perform actions. You never talk to the database directly for security tasks; you ask the Managers:</w:t>
+      </w:r>
+    </w:p>
+    <w:p>
+      <w:pPr>
+        <w:pStyle w:val="NormalWeb"/>
+        <w:numPr>
+          <w:ilvl w:val="0"/>
+          <w:numId w:val="116"/>
+        </w:numPr>
+      </w:pPr>
+      <w:r>
+        <w:rPr>
+          <w:rStyle w:val="HTMLCode"/>
+          <w:b/>
+          <w:bCs/>
+        </w:rPr>
+        <w:t>UserManager&lt;T&gt;</w:t>
+      </w:r>
+      <w:r>
+        <w:t>: Used to create, delete, and find users (handles password hashing automatically).</w:t>
+      </w:r>
+    </w:p>
+    <w:p>
+      <w:pPr>
+        <w:pStyle w:val="NormalWeb"/>
+        <w:numPr>
+          <w:ilvl w:val="0"/>
+          <w:numId w:val="116"/>
+        </w:numPr>
+      </w:pPr>
+      <w:r>
+        <w:rPr>
+          <w:rStyle w:val="HTMLCode"/>
+          <w:b/>
+          <w:bCs/>
+        </w:rPr>
+        <w:t>SignInManager&lt;T&gt;</w:t>
+      </w:r>
+      <w:r>
+        <w:t>: Handles the actual login/logout process and cookie management.</w:t>
+      </w:r>
+    </w:p>
+    <w:p>
+      <w:pPr>
+        <w:pStyle w:val="NormalWeb"/>
+        <w:numPr>
+          <w:ilvl w:val="0"/>
+          <w:numId w:val="116"/>
+        </w:numPr>
+      </w:pPr>
+      <w:r>
+        <w:rPr>
+          <w:rStyle w:val="HTMLCode"/>
+          <w:b/>
+          <w:bCs/>
+        </w:rPr>
+        <w:t>RoleManager&lt;T&gt;</w:t>
+      </w:r>
+      <w:r>
+        <w:t>: Manages creating and assigning roles.</w:t>
+      </w:r>
+    </w:p>
+    <w:p>
+      <w:pPr>
+        <w:pStyle w:val="Heading4"/>
+      </w:pPr>
+      <w:r>
+        <w:t>C. The Authentication &amp; Authorization (The "Guard")</w:t>
+      </w:r>
+    </w:p>
+    <w:p>
+      <w:pPr>
+        <w:pStyle w:val="NormalWeb"/>
+        <w:numPr>
+          <w:ilvl w:val="0"/>
+          <w:numId w:val="117"/>
+        </w:numPr>
+      </w:pPr>
+      <w:r>
+        <w:rPr>
+          <w:b/>
+          <w:bCs/>
+        </w:rPr>
+        <w:t>Authentication</w:t>
+      </w:r>
+      <w:r>
+        <w:t>: Verifying that "Shiva" is indeed Shiva (usually via a password or a JWT token).</w:t>
+      </w:r>
+    </w:p>
+    <w:p>
+      <w:pPr>
+        <w:pStyle w:val="NormalWeb"/>
+        <w:numPr>
+          <w:ilvl w:val="0"/>
+          <w:numId w:val="117"/>
+        </w:numPr>
+      </w:pPr>
+      <w:r>
+        <w:rPr>
+          <w:b/>
+          <w:bCs/>
+        </w:rPr>
+        <w:t>Authorization</w:t>
+      </w:r>
+      <w:r>
+        <w:t xml:space="preserve">: Deciding if "Shiva" is allowed to delete a movie in </w:t>
+      </w:r>
+      <w:r>
+        <w:rPr>
+          <w:b/>
+          <w:bCs/>
+        </w:rPr>
+        <w:t>CineXHub</w:t>
+      </w:r>
+      <w:r>
+        <w:t xml:space="preserve"> (checking his Role).</w:t>
+      </w:r>
+    </w:p>
+    <w:p>
+      <w:pPr>
+        <w:ind w:firstLine="720"/>
+      </w:pPr>
+    </w:p>
+    <w:p>
+      <w:pPr>
+        <w:ind w:firstLine="720"/>
+      </w:pPr>
+    </w:p>
+    <w:p>
+      <w:pPr>
+        <w:pStyle w:val="Heading2"/>
+      </w:pPr>
+      <w:r>
+        <w:t>The Architecture of Identity</w:t>
+      </w:r>
+    </w:p>
+    <w:p>
+      <w:pPr>
+        <w:pStyle w:val="NormalWeb"/>
+      </w:pPr>
+      <w:r>
+        <w:t xml:space="preserve">When you add Identity to your project, you aren't just adding code; you are adding a </w:t>
+      </w:r>
+      <w:r>
+        <w:rPr>
+          <w:b/>
+          <w:bCs/>
+        </w:rPr>
+        <w:t>Security Ecosystem</w:t>
+      </w:r>
+      <w:r>
+        <w:t>.</w:t>
+      </w:r>
+    </w:p>
+    <w:p>
+      <w:pPr>
+        <w:pStyle w:val="Heading3"/>
+      </w:pPr>
+      <w:r>
+        <w:t>1. The Database (The "IdentityDbContext")</w:t>
+      </w:r>
+    </w:p>
+    <w:p>
+      <w:pPr>
+        <w:pStyle w:val="NormalWeb"/>
+      </w:pPr>
+      <w:r>
+        <w:t xml:space="preserve">Normally, your </w:t>
+      </w:r>
+      <w:r>
+        <w:rPr>
+          <w:rStyle w:val="HTMLCode"/>
+        </w:rPr>
+        <w:t>DbContext</w:t>
+      </w:r>
+      <w:r>
+        <w:t xml:space="preserve"> handles things like </w:t>
+      </w:r>
+      <w:r>
+        <w:rPr>
+          <w:rStyle w:val="HTMLCode"/>
+        </w:rPr>
+        <w:t>Movies</w:t>
+      </w:r>
+      <w:r>
+        <w:t xml:space="preserve"> or </w:t>
+      </w:r>
+      <w:r>
+        <w:rPr>
+          <w:rStyle w:val="HTMLCode"/>
+        </w:rPr>
+        <w:t>FoodItems</w:t>
+      </w:r>
+      <w:r>
+        <w:t xml:space="preserve">. When you use Identity, you inherit from </w:t>
+      </w:r>
+      <w:r>
+        <w:rPr>
+          <w:rStyle w:val="HTMLCode"/>
+          <w:b/>
+          <w:bCs/>
+        </w:rPr>
+        <w:t>IdentityDbContext</w:t>
+      </w:r>
+      <w:r>
+        <w:t>.</w:t>
+      </w:r>
+    </w:p>
+    <w:p>
+      <w:pPr>
+        <w:pStyle w:val="NormalWeb"/>
+        <w:numPr>
+          <w:ilvl w:val="0"/>
+          <w:numId w:val="113"/>
+        </w:numPr>
+      </w:pPr>
+      <w:r>
+        <w:rPr>
+          <w:b/>
+          <w:bCs/>
+        </w:rPr>
+        <w:t>What happens:</w:t>
+      </w:r>
+      <w:r>
+        <w:t xml:space="preserve"> EF Core automatically generates a set of tables in your SQL Server with the prefix </w:t>
+      </w:r>
+      <w:r>
+        <w:rPr>
+          <w:rStyle w:val="HTMLCode"/>
+        </w:rPr>
+        <w:t>AspNet</w:t>
+      </w:r>
+      <w:r>
+        <w:t>.</w:t>
+      </w:r>
+    </w:p>
+    <w:p>
+      <w:pPr>
+        <w:pStyle w:val="NormalWeb"/>
+        <w:numPr>
+          <w:ilvl w:val="0"/>
+          <w:numId w:val="113"/>
+        </w:numPr>
+      </w:pPr>
+      <w:r>
+        <w:rPr>
+          <w:b/>
+          <w:bCs/>
+        </w:rPr>
+        <w:lastRenderedPageBreak/>
+        <w:t>The Tables:</w:t>
+      </w:r>
+      <w:r>
+        <w:t xml:space="preserve"> * </w:t>
+      </w:r>
+      <w:r>
+        <w:rPr>
+          <w:rStyle w:val="HTMLCode"/>
+        </w:rPr>
+        <w:t>AspNetUsers</w:t>
+      </w:r>
+      <w:r>
+        <w:t>: Stores usernames, hashed passwords, and email.</w:t>
+      </w:r>
+    </w:p>
+    <w:p>
+      <w:pPr>
+        <w:pStyle w:val="NormalWeb"/>
+        <w:numPr>
+          <w:ilvl w:val="1"/>
+          <w:numId w:val="113"/>
+        </w:numPr>
+      </w:pPr>
+      <w:r>
+        <w:rPr>
+          <w:rStyle w:val="HTMLCode"/>
+        </w:rPr>
+        <w:t>AspNetRoles</w:t>
+      </w:r>
+      <w:r>
+        <w:t>: Stores group names like "Admin" or "Customer."</w:t>
+      </w:r>
+    </w:p>
+    <w:p>
+      <w:pPr>
+        <w:pStyle w:val="NormalWeb"/>
+        <w:numPr>
+          <w:ilvl w:val="1"/>
+          <w:numId w:val="113"/>
+        </w:numPr>
+      </w:pPr>
+      <w:r>
+        <w:rPr>
+          <w:rStyle w:val="HTMLCode"/>
+        </w:rPr>
+        <w:t>AspNetUserRoles</w:t>
+      </w:r>
+      <w:r>
+        <w:t>: The bridge table that links a user to a role.</w:t>
+      </w:r>
+    </w:p>
+    <w:p>
+      <w:pPr>
+        <w:pStyle w:val="Heading3"/>
+      </w:pPr>
+      <w:r>
+        <w:t>2. The Managers (The "Logic")</w:t>
+      </w:r>
+    </w:p>
+    <w:p>
+      <w:pPr>
+        <w:pStyle w:val="NormalWeb"/>
+      </w:pPr>
+      <w:r>
+        <w:t>Identity provides built-in "Managers" (Services) that you inject into your Controllers. You don't write SQL to save a user; you use these:</w:t>
+      </w:r>
+    </w:p>
+    <w:p>
+      <w:pPr>
+        <w:pStyle w:val="NormalWeb"/>
+        <w:numPr>
+          <w:ilvl w:val="0"/>
+          <w:numId w:val="114"/>
+        </w:numPr>
+      </w:pPr>
+      <w:r>
+        <w:rPr>
+          <w:b/>
+          <w:bCs/>
+        </w:rPr>
+        <w:t>UserManager&lt;TUser&gt;</w:t>
+      </w:r>
+      <w:r>
+        <w:t>: For creating users, hashing passwords, and finding users by email.</w:t>
+      </w:r>
+    </w:p>
+    <w:p>
+      <w:pPr>
+        <w:pStyle w:val="NormalWeb"/>
+        <w:numPr>
+          <w:ilvl w:val="0"/>
+          <w:numId w:val="114"/>
+        </w:numPr>
+      </w:pPr>
+      <w:r>
+        <w:rPr>
+          <w:b/>
+          <w:bCs/>
+        </w:rPr>
+        <w:t>RoleManager&lt;TRole&gt;</w:t>
+      </w:r>
+      <w:r>
+        <w:t>: For creating roles (Admin, Manager).</w:t>
+      </w:r>
+    </w:p>
+    <w:p>
+      <w:pPr>
+        <w:pStyle w:val="NormalWeb"/>
+        <w:numPr>
+          <w:ilvl w:val="0"/>
+          <w:numId w:val="114"/>
+        </w:numPr>
+      </w:pPr>
+      <w:r>
+        <w:rPr>
+          <w:b/>
+          <w:bCs/>
+        </w:rPr>
+        <w:t>SignInManager&lt;TUser&gt;</w:t>
+      </w:r>
+      <w:r>
+        <w:t>: For handling the actual login/logout and cookies.</w:t>
+      </w:r>
+    </w:p>
+    <w:p>
+      <w:r>
+        <w:pict>
+          <v:rect id="_x0000_i1088" style="width:0;height:1.5pt" o:hralign="center" o:hrstd="t" o:hr="t" fillcolor="#a0a0a0" stroked="f"/>
+        </w:pict>
+      </w:r>
+    </w:p>
+    <w:p>
+      <w:pPr>
+        <w:pStyle w:val="Heading2"/>
+      </w:pPr>
+      <w:r>
+        <w:rPr>
+          <w:rFonts w:ascii="Segoe UI Symbol" w:hAnsi="Segoe UI Symbol" w:cs="Segoe UI Symbol"/>
+        </w:rPr>
+        <w:t>🔑</w:t>
+      </w:r>
+      <w:r>
+        <w:t xml:space="preserve"> Key Features &amp; Best Practices</w:t>
+      </w:r>
+    </w:p>
+    <w:tbl>
+      <w:tblPr>
+        <w:tblW w:w="0" w:type="auto"/>
+        <w:tblCellSpacing w:w="15" w:type="dxa"/>
+        <w:tblCellMar>
+          <w:top w:w="15" w:type="dxa"/>
+          <w:left w:w="15" w:type="dxa"/>
+          <w:bottom w:w="15" w:type="dxa"/>
+          <w:right w:w="15" w:type="dxa"/>
+        </w:tblCellMar>
+        <w:tblLook w:val="04A0" w:firstRow="1" w:lastRow="0" w:firstColumn="1" w:lastColumn="0" w:noHBand="0" w:noVBand="1"/>
+      </w:tblPr>
+      <w:tblGrid>
+        <w:gridCol w:w="1716"/>
+        <w:gridCol w:w="7628"/>
+      </w:tblGrid>
+      <w:tr>
+        <w:trPr>
+          <w:tblHeader/>
+          <w:tblCellSpacing w:w="15" w:type="dxa"/>
+        </w:trPr>
+        <w:tc>
+          <w:tcPr>
+            <w:tcW w:w="0" w:type="auto"/>
+            <w:tcBorders>
+              <w:top w:val="single" w:sz="6" w:space="0" w:color="auto"/>
+              <w:left w:val="single" w:sz="6" w:space="0" w:color="auto"/>
+              <w:bottom w:val="single" w:sz="6" w:space="0" w:color="auto"/>
+              <w:right w:val="single" w:sz="6" w:space="0" w:color="auto"/>
+            </w:tcBorders>
+            <w:vAlign w:val="center"/>
+            <w:hideMark/>
+          </w:tcPr>
+          <w:p>
+            <w:pPr>
+              <w:spacing w:after="480"/>
+            </w:pPr>
+            <w:r>
+              <w:rPr>
+                <w:rStyle w:val="Strong"/>
+              </w:rPr>
+              <w:t>Feature</w:t>
+            </w:r>
+          </w:p>
+        </w:tc>
+        <w:tc>
+          <w:tcPr>
+            <w:tcW w:w="0" w:type="auto"/>
+            <w:tcBorders>
+              <w:top w:val="single" w:sz="6" w:space="0" w:color="auto"/>
+              <w:left w:val="single" w:sz="6" w:space="0" w:color="auto"/>
+              <w:bottom w:val="single" w:sz="6" w:space="0" w:color="auto"/>
+              <w:right w:val="single" w:sz="6" w:space="0" w:color="auto"/>
+            </w:tcBorders>
+            <w:vAlign w:val="center"/>
+            <w:hideMark/>
+          </w:tcPr>
+          <w:p>
+            <w:pPr>
+              <w:spacing w:after="480"/>
+            </w:pPr>
+            <w:r>
+              <w:rPr>
+                <w:rStyle w:val="Strong"/>
+              </w:rPr>
+              <w:t>What it does for you</w:t>
+            </w:r>
+          </w:p>
+        </w:tc>
+      </w:tr>
+      <w:tr>
+        <w:trPr>
+          <w:tblCellSpacing w:w="15" w:type="dxa"/>
+        </w:trPr>
+        <w:tc>
+          <w:tcPr>
+            <w:tcW w:w="0" w:type="auto"/>
+            <w:tcBorders>
+              <w:top w:val="single" w:sz="6" w:space="0" w:color="auto"/>
+              <w:left w:val="single" w:sz="6" w:space="0" w:color="auto"/>
+              <w:bottom w:val="single" w:sz="6" w:space="0" w:color="auto"/>
+              <w:right w:val="single" w:sz="6" w:space="0" w:color="auto"/>
+            </w:tcBorders>
+            <w:vAlign w:val="center"/>
+            <w:hideMark/>
+          </w:tcPr>
+          <w:p>
+            <w:pPr>
+              <w:spacing w:after="480"/>
+            </w:pPr>
+            <w:r>
+              <w:rPr>
+                <w:b/>
+                <w:bCs/>
+              </w:rPr>
+              <w:t>Password Hashing</w:t>
+            </w:r>
+          </w:p>
+        </w:tc>
+        <w:tc>
+          <w:tcPr>
+            <w:tcW w:w="0" w:type="auto"/>
+            <w:tcBorders>
+              <w:top w:val="single" w:sz="6" w:space="0" w:color="auto"/>
+              <w:left w:val="single" w:sz="6" w:space="0" w:color="auto"/>
+              <w:bottom w:val="single" w:sz="6" w:space="0" w:color="auto"/>
+              <w:right w:val="single" w:sz="6" w:space="0" w:color="auto"/>
+            </w:tcBorders>
+            <w:vAlign w:val="center"/>
+            <w:hideMark/>
+          </w:tcPr>
+          <w:p>
+            <w:pPr>
+              <w:spacing w:after="480"/>
+            </w:pPr>
+            <w:r>
+              <w:t>It never stores "123456" in the database. It stores a long, unreadable string (Hash + Salt).</w:t>
+            </w:r>
+          </w:p>
+        </w:tc>
+      </w:tr>
+      <w:tr>
+        <w:trPr>
+          <w:tblCellSpacing w:w="15" w:type="dxa"/>
+        </w:trPr>
+        <w:tc>
+          <w:tcPr>
+            <w:tcW w:w="0" w:type="auto"/>
+            <w:tcBorders>
+              <w:top w:val="single" w:sz="6" w:space="0" w:color="auto"/>
+              <w:left w:val="single" w:sz="6" w:space="0" w:color="auto"/>
+              <w:bottom w:val="single" w:sz="6" w:space="0" w:color="auto"/>
+              <w:right w:val="single" w:sz="6" w:space="0" w:color="auto"/>
+            </w:tcBorders>
+            <w:vAlign w:val="center"/>
+            <w:hideMark/>
+          </w:tcPr>
+          <w:p>
+            <w:pPr>
+              <w:spacing w:after="480"/>
+            </w:pPr>
+            <w:r>
+              <w:rPr>
+                <w:b/>
+                <w:bCs/>
+              </w:rPr>
+              <w:t>Account Locking</w:t>
+            </w:r>
+          </w:p>
+        </w:tc>
+        <w:tc>
+          <w:tcPr>
+            <w:tcW w:w="0" w:type="auto"/>
+            <w:tcBorders>
+              <w:top w:val="single" w:sz="6" w:space="0" w:color="auto"/>
+              <w:left w:val="single" w:sz="6" w:space="0" w:color="auto"/>
+              <w:bottom w:val="single" w:sz="6" w:space="0" w:color="auto"/>
+              <w:right w:val="single" w:sz="6" w:space="0" w:color="auto"/>
+            </w:tcBorders>
+            <w:vAlign w:val="center"/>
+            <w:hideMark/>
+          </w:tcPr>
+          <w:p>
+            <w:pPr>
+              <w:spacing w:after="480"/>
+            </w:pPr>
+            <w:r>
+              <w:t>Automatically locks an account after 5 failed attempts (to prevent hackers).</w:t>
+            </w:r>
+          </w:p>
+        </w:tc>
+      </w:tr>
+      <w:tr>
+        <w:trPr>
+          <w:tblCellSpacing w:w="15" w:type="dxa"/>
+        </w:trPr>
+        <w:tc>
+          <w:tcPr>
+            <w:tcW w:w="0" w:type="auto"/>
+            <w:tcBorders>
+              <w:top w:val="single" w:sz="6" w:space="0" w:color="auto"/>
+              <w:left w:val="single" w:sz="6" w:space="0" w:color="auto"/>
+              <w:bottom w:val="single" w:sz="6" w:space="0" w:color="auto"/>
+              <w:right w:val="single" w:sz="6" w:space="0" w:color="auto"/>
+            </w:tcBorders>
+            <w:vAlign w:val="center"/>
+            <w:hideMark/>
+          </w:tcPr>
+          <w:p>
+            <w:pPr>
+              <w:spacing w:after="480"/>
+            </w:pPr>
+            <w:r>
+              <w:rPr>
+                <w:b/>
+                <w:bCs/>
+              </w:rPr>
+              <w:t>Claims-Based</w:t>
+            </w:r>
+          </w:p>
+        </w:tc>
+        <w:tc>
+          <w:tcPr>
+            <w:tcW w:w="0" w:type="auto"/>
+            <w:tcBorders>
+              <w:top w:val="single" w:sz="6" w:space="0" w:color="auto"/>
+              <w:left w:val="single" w:sz="6" w:space="0" w:color="auto"/>
+              <w:bottom w:val="single" w:sz="6" w:space="0" w:color="auto"/>
+              <w:right w:val="single" w:sz="6" w:space="0" w:color="auto"/>
+            </w:tcBorders>
+            <w:vAlign w:val="center"/>
+            <w:hideMark/>
+          </w:tcPr>
+          <w:p>
+            <w:pPr>
+              <w:spacing w:after="480"/>
+            </w:pPr>
+            <w:r>
+              <w:t>You can store extra info about a user (like "DateOfBirth" or "EmployeeID") as a "Claim."</w:t>
+            </w:r>
+          </w:p>
+        </w:tc>
+      </w:tr>
+      <w:tr>
+        <w:trPr>
+          <w:tblCellSpacing w:w="15" w:type="dxa"/>
+        </w:trPr>
+        <w:tc>
+          <w:tcPr>
+            <w:tcW w:w="0" w:type="auto"/>
+            <w:tcBorders>
+              <w:top w:val="single" w:sz="6" w:space="0" w:color="auto"/>
+              <w:left w:val="single" w:sz="6" w:space="0" w:color="auto"/>
+              <w:bottom w:val="single" w:sz="6" w:space="0" w:color="auto"/>
+              <w:right w:val="single" w:sz="6" w:space="0" w:color="auto"/>
+            </w:tcBorders>
+            <w:vAlign w:val="center"/>
+            <w:hideMark/>
+          </w:tcPr>
+          <w:p>
+            <w:pPr>
+              <w:spacing w:after="480"/>
+            </w:pPr>
+            <w:r>
+              <w:rPr>
+                <w:b/>
+                <w:bCs/>
+              </w:rPr>
+              <w:t>Two-Factor (2FA)</w:t>
+            </w:r>
+          </w:p>
+        </w:tc>
+        <w:tc>
+          <w:tcPr>
+            <w:tcW w:w="0" w:type="auto"/>
+            <w:tcBorders>
+              <w:top w:val="single" w:sz="6" w:space="0" w:color="auto"/>
+              <w:left w:val="single" w:sz="6" w:space="0" w:color="auto"/>
+              <w:bottom w:val="single" w:sz="6" w:space="0" w:color="auto"/>
+              <w:right w:val="single" w:sz="6" w:space="0" w:color="auto"/>
+            </w:tcBorders>
+            <w:vAlign w:val="center"/>
+            <w:hideMark/>
+          </w:tcPr>
+          <w:p>
+            <w:pPr>
+              <w:spacing w:after="480"/>
+            </w:pPr>
+            <w:r>
+              <w:t>Built-in support for SMS or Email verification codes.</w:t>
+            </w:r>
+          </w:p>
+        </w:tc>
+      </w:tr>
+    </w:tbl>
+    <w:p>
+      <w:pPr>
+        <w:ind w:firstLine="720"/>
+      </w:pPr>
+    </w:p>
+    <w:p>
+      <w:pPr>
+        <w:ind w:firstLine="720"/>
+      </w:pPr>
+    </w:p>
+    <w:p>
+      <w:pPr>
+        <w:ind w:firstLine="720"/>
+      </w:pPr>
+    </w:p>
+    <w:p>
+      <w:pPr>
+        <w:ind w:firstLine="720"/>
+      </w:pPr>
+    </w:p>
+    <w:p>
+      <w:pPr>
+        <w:ind w:firstLine="720"/>
+      </w:pPr>
+    </w:p>
+    <w:p>
+      <w:pPr>
+        <w:ind w:firstLine="720"/>
+      </w:pPr>
+    </w:p>
+    <w:p>
+      <w:pPr>
+        <w:pStyle w:val="Heading3"/>
+      </w:pPr>
+      <w:r>
+        <w:lastRenderedPageBreak/>
+        <w:t>1. "How do you communicate between an MVC Client and a Web API in .NET?"</w:t>
+      </w:r>
+    </w:p>
+    <w:p>
+      <w:pPr>
+        <w:pStyle w:val="NormalWeb"/>
+      </w:pPr>
+      <w:r>
+        <w:rPr>
+          <w:b/>
+          <w:bCs/>
+        </w:rPr>
+        <w:t>The Answer:</w:t>
+      </w:r>
+    </w:p>
+    <w:p>
+      <w:pPr>
+        <w:pStyle w:val="NormalWeb"/>
+      </w:pPr>
+      <w:r>
+        <w:t xml:space="preserve">"We use the </w:t>
+      </w:r>
+      <w:r>
+        <w:rPr>
+          <w:rStyle w:val="HTMLCode"/>
+          <w:b/>
+          <w:bCs/>
+        </w:rPr>
+        <w:t>HttpClient</w:t>
+      </w:r>
+      <w:r>
+        <w:t xml:space="preserve"> class. It allows the MVC application to send HTTP requests (GET, POST, PUT, DELETE) to the API's URL. We typically use </w:t>
+      </w:r>
+      <w:r>
+        <w:rPr>
+          <w:rStyle w:val="HTMLCode"/>
+          <w:b/>
+          <w:bCs/>
+        </w:rPr>
+        <w:t>IHttpClientFactory</w:t>
+      </w:r>
+      <w:r>
+        <w:t xml:space="preserve"> to create the client to manage connection pooling and prevent 'socket exhaustion' issues."</w:t>
+      </w:r>
+    </w:p>
+    <w:p>
+      <w:pPr>
+        <w:pStyle w:val="Heading3"/>
+      </w:pPr>
+      <w:r>
+        <w:t xml:space="preserve">2. "What is the difference between </w:t>
+      </w:r>
+      <w:r>
+        <w:rPr>
+          <w:rStyle w:val="HTMLCode"/>
+          <w:rFonts w:eastAsiaTheme="majorEastAsia"/>
+        </w:rPr>
+        <w:t>GetAsync</w:t>
+      </w:r>
+      <w:r>
+        <w:t xml:space="preserve"> and </w:t>
+      </w:r>
+      <w:r>
+        <w:rPr>
+          <w:rStyle w:val="HTMLCode"/>
+          <w:rFonts w:eastAsiaTheme="majorEastAsia"/>
+        </w:rPr>
+        <w:t>PostAsJsonAsync</w:t>
+      </w:r>
+      <w:r>
+        <w:t>?"</w:t>
+      </w:r>
+    </w:p>
+    <w:p>
+      <w:pPr>
+        <w:pStyle w:val="NormalWeb"/>
+      </w:pPr>
+      <w:r>
+        <w:rPr>
+          <w:b/>
+          <w:bCs/>
+        </w:rPr>
+        <w:t>The Answer:</w:t>
+      </w:r>
+    </w:p>
+    <w:p>
+      <w:pPr>
+        <w:pStyle w:val="NormalWeb"/>
+      </w:pPr>
+      <w:r>
+        <w:t>"</w:t>
+      </w:r>
+      <w:r>
+        <w:rPr>
+          <w:rStyle w:val="HTMLCode"/>
+        </w:rPr>
+        <w:t>GetAsync</w:t>
+      </w:r>
+      <w:r>
+        <w:t xml:space="preserve"> is used to </w:t>
+      </w:r>
+      <w:r>
+        <w:rPr>
+          <w:b/>
+          <w:bCs/>
+        </w:rPr>
+        <w:t>Fetch</w:t>
+      </w:r>
+      <w:r>
+        <w:t xml:space="preserve"> data; it sends a request to a URL and waits for a response. </w:t>
+      </w:r>
+      <w:r>
+        <w:rPr>
+          <w:rStyle w:val="HTMLCode"/>
+        </w:rPr>
+        <w:t>PostAsJsonAsync</w:t>
+      </w:r>
+      <w:r>
+        <w:t xml:space="preserve"> is a helper method used to </w:t>
+      </w:r>
+      <w:r>
+        <w:rPr>
+          <w:b/>
+          <w:bCs/>
+        </w:rPr>
+        <w:t>Add</w:t>
+      </w:r>
+      <w:r>
+        <w:t xml:space="preserve"> data; it automatically serializes a C# object into </w:t>
+      </w:r>
+      <w:r>
+        <w:rPr>
+          <w:b/>
+          <w:bCs/>
+        </w:rPr>
+        <w:t>JSON</w:t>
+      </w:r>
+      <w:r>
+        <w:t xml:space="preserve"> and sends it in the Request Body."</w:t>
+      </w:r>
+    </w:p>
+    <w:p>
+      <w:pPr>
+        <w:pStyle w:val="Heading3"/>
+      </w:pPr>
+      <w:r>
+        <w:t>3. "How do you handle a failed API response in your MVC code?"</w:t>
+      </w:r>
+    </w:p>
+    <w:p>
+      <w:pPr>
+        <w:pStyle w:val="NormalWeb"/>
+      </w:pPr>
+      <w:r>
+        <w:rPr>
+          <w:b/>
+          <w:bCs/>
+        </w:rPr>
+        <w:t>The Answer:</w:t>
+      </w:r>
+    </w:p>
+    <w:p>
+      <w:pPr>
+        <w:pStyle w:val="NormalWeb"/>
+      </w:pPr>
+      <w:r>
+        <w:t xml:space="preserve">"I check the </w:t>
+      </w:r>
+      <w:r>
+        <w:rPr>
+          <w:rStyle w:val="HTMLCode"/>
+          <w:b/>
+          <w:bCs/>
+        </w:rPr>
+        <w:t>IsSuccessStatusCode</w:t>
+      </w:r>
+      <w:r>
+        <w:t xml:space="preserve"> property of the </w:t>
+      </w:r>
+      <w:r>
+        <w:rPr>
+          <w:rStyle w:val="HTMLCode"/>
+        </w:rPr>
+        <w:t>HttpResponseMessage</w:t>
+      </w:r>
+      <w:r>
+        <w:t xml:space="preserve">. If it is </w:t>
+      </w:r>
+      <w:r>
+        <w:rPr>
+          <w:rStyle w:val="HTMLCode"/>
+        </w:rPr>
+        <w:t>false</w:t>
+      </w:r>
+      <w:r>
+        <w:t xml:space="preserve">, I handle it based on the status code—for example, showing a 'Not Found' view for a </w:t>
+      </w:r>
+      <w:r>
+        <w:rPr>
+          <w:b/>
+          <w:bCs/>
+        </w:rPr>
+        <w:t>404</w:t>
+      </w:r>
+      <w:r>
+        <w:t xml:space="preserve"> or a 'Login' redirect for a </w:t>
+      </w:r>
+      <w:r>
+        <w:rPr>
+          <w:b/>
+          <w:bCs/>
+        </w:rPr>
+        <w:t>401 Unauthorized</w:t>
+      </w:r>
+      <w:r>
+        <w:t>."</w:t>
+      </w:r>
+    </w:p>
+    <w:p>
+      <w:r>
+        <w:pict>
+          <v:rect id="_x0000_i1090" style="width:0;height:1.5pt" o:hralign="center" o:hrstd="t" o:hr="t" fillcolor="#a0a0a0" stroked="f"/>
+        </w:pict>
+      </w:r>
+    </w:p>
+    <w:p>
+      <w:pPr>
+        <w:pStyle w:val="Heading2"/>
+      </w:pPr>
+      <w:r>
+        <w:rPr>
+          <w:rFonts w:ascii="Segoe UI Symbol" w:hAnsi="Segoe UI Symbol" w:cs="Segoe UI Symbol"/>
+        </w:rPr>
+        <w:t>🛡</w:t>
+      </w:r>
+      <w:r>
+        <w:t>️ Identity Framework Questions</w:t>
+      </w:r>
+    </w:p>
+    <w:p>
+      <w:pPr>
+        <w:pStyle w:val="Heading3"/>
+      </w:pPr>
+      <w:r>
+        <w:t>4. "What is the difference between Authentication and Authorization?"</w:t>
+      </w:r>
+    </w:p>
+    <w:p>
+      <w:pPr>
+        <w:pStyle w:val="NormalWeb"/>
+      </w:pPr>
+      <w:r>
+        <w:rPr>
+          <w:b/>
+          <w:bCs/>
+        </w:rPr>
+        <w:t>The Answer:</w:t>
+      </w:r>
+    </w:p>
+    <w:p>
+      <w:pPr>
+        <w:pStyle w:val="NormalWeb"/>
+      </w:pPr>
+      <w:r>
+        <w:t>"</w:t>
+      </w:r>
+      <w:r>
+        <w:rPr>
+          <w:b/>
+          <w:bCs/>
+        </w:rPr>
+        <w:t>Authentication</w:t>
+      </w:r>
+      <w:r>
+        <w:t xml:space="preserve"> is the process of identifying </w:t>
+      </w:r>
+      <w:r>
+        <w:rPr>
+          <w:b/>
+          <w:bCs/>
+        </w:rPr>
+        <w:t>who</w:t>
+      </w:r>
+      <w:r>
+        <w:t xml:space="preserve"> the user is (e.g., verifying a username and password). </w:t>
+      </w:r>
+      <w:r>
+        <w:rPr>
+          <w:b/>
+          <w:bCs/>
+        </w:rPr>
+        <w:t>Authorization</w:t>
+      </w:r>
+      <w:r>
+        <w:t xml:space="preserve"> happens after authentication and determines </w:t>
+      </w:r>
+      <w:r>
+        <w:rPr>
+          <w:b/>
+          <w:bCs/>
+        </w:rPr>
+        <w:t>what</w:t>
+      </w:r>
+      <w:r>
+        <w:t xml:space="preserve"> that user is allowed to do (e.g., checking if the user has the 'Admin' role to delete a record)."</w:t>
+      </w:r>
+    </w:p>
+    <w:p>
+      <w:pPr>
+        <w:pStyle w:val="Heading3"/>
+      </w:pPr>
+      <w:r>
+        <w:t>5. "Why should we use Identity Framework instead of building our own User table?"</w:t>
+      </w:r>
+    </w:p>
+    <w:p>
+      <w:pPr>
+        <w:pStyle w:val="NormalWeb"/>
+      </w:pPr>
+      <w:r>
+        <w:rPr>
+          <w:b/>
+          <w:bCs/>
+        </w:rPr>
+        <w:t>The Answer:</w:t>
+      </w:r>
+    </w:p>
+    <w:p>
+      <w:pPr>
+        <w:pStyle w:val="NormalWeb"/>
+      </w:pPr>
+      <w:r>
+        <w:t xml:space="preserve">"Identity Framework follows industry </w:t>
+      </w:r>
+      <w:r>
+        <w:rPr>
+          <w:b/>
+          <w:bCs/>
+        </w:rPr>
+        <w:t>security standards</w:t>
+      </w:r>
+      <w:r>
+        <w:t xml:space="preserve"> out of the box. It handles complex logic like </w:t>
+      </w:r>
+      <w:r>
+        <w:rPr>
+          <w:b/>
+          <w:bCs/>
+        </w:rPr>
+        <w:t>password hashing</w:t>
+      </w:r>
+      <w:r>
+        <w:t>, account lockout, two-factor authentication, and token generation. Building this from scratch is risky and time-consuming; Identity ensures we don't store passwords in plain text and protects against common attacks."</w:t>
+      </w:r>
+    </w:p>
+    <w:p>
+      <w:pPr>
+        <w:pStyle w:val="Heading3"/>
+      </w:pPr>
+      <w:r>
+        <w:lastRenderedPageBreak/>
+        <w:t>6. "What are 'Claims' in ASP.NET Core Identity?"</w:t>
+      </w:r>
+    </w:p>
+    <w:p>
+      <w:pPr>
+        <w:pStyle w:val="NormalWeb"/>
+      </w:pPr>
+      <w:r>
+        <w:rPr>
+          <w:b/>
+          <w:bCs/>
+        </w:rPr>
+        <w:t>The Answer:</w:t>
+      </w:r>
+    </w:p>
+    <w:p>
+      <w:pPr>
+        <w:pStyle w:val="NormalWeb"/>
+      </w:pPr>
+      <w:r>
+        <w:t xml:space="preserve">"A </w:t>
+      </w:r>
+      <w:r>
+        <w:rPr>
+          <w:b/>
+          <w:bCs/>
+        </w:rPr>
+        <w:t>Claim</w:t>
+      </w:r>
+      <w:r>
+        <w:t xml:space="preserve"> is a key-value pair that describes a specific trait of the user, issued by a trusted source. For example, a claim could be </w:t>
+      </w:r>
+      <w:r>
+        <w:rPr>
+          <w:rStyle w:val="HTMLCode"/>
+        </w:rPr>
+        <w:t>Email: shiva@example.com</w:t>
+      </w:r>
+      <w:r>
+        <w:t xml:space="preserve"> or </w:t>
+      </w:r>
+      <w:r>
+        <w:rPr>
+          <w:rStyle w:val="HTMLCode"/>
+        </w:rPr>
+        <w:t>DateOfBirth: 1995-01-01</w:t>
+      </w:r>
+      <w:r>
+        <w:t>. Unlike Roles, which are like 'folders,' Claims are specific pieces of information used for more granular authorization."</w:t>
+      </w:r>
+    </w:p>
+    <w:p>
+      <w:pPr>
+        <w:ind w:firstLine="720"/>
+      </w:pPr>
+    </w:p>
+    <w:p>
+      <w:pPr>
+        <w:pStyle w:val="Heading3"/>
+      </w:pPr>
+      <w:r>
+        <w:t>y Terms &amp; Definitions (Conceptual Version)</w:t>
+      </w:r>
+    </w:p>
+    <w:p>
+      <w:pPr>
+        <w:pStyle w:val="Heading4"/>
+      </w:pPr>
+      <w:r>
+        <w:t>A. The Communication Layer</w:t>
+      </w:r>
+    </w:p>
+    <w:p>
+      <w:pPr>
+        <w:pStyle w:val="NormalWeb"/>
+        <w:numPr>
+          <w:ilvl w:val="0"/>
+          <w:numId w:val="118"/>
+        </w:numPr>
+      </w:pPr>
+      <w:r>
+        <w:rPr>
+          <w:b/>
+          <w:bCs/>
+        </w:rPr>
+        <w:t>HttpClient</w:t>
+      </w:r>
+      <w:r>
+        <w:t>: The "Phone" of your MVC application. It is a class used to send HTTP requests and receive HTTP responses from a URL.</w:t>
+      </w:r>
+    </w:p>
+    <w:p>
+      <w:pPr>
+        <w:pStyle w:val="NormalWeb"/>
+        <w:numPr>
+          <w:ilvl w:val="1"/>
+          <w:numId w:val="118"/>
+        </w:numPr>
+      </w:pPr>
+      <w:r>
+        <w:rPr>
+          <w:i/>
+          <w:iCs/>
+        </w:rPr>
+        <w:t>How you used it:</w:t>
+      </w:r>
+      <w:r>
+        <w:t xml:space="preserve"> You instantiated it in your MVC Controllers to talk to the API Server's port.</w:t>
+      </w:r>
+    </w:p>
+    <w:p>
+      <w:pPr>
+        <w:pStyle w:val="NormalWeb"/>
+        <w:numPr>
+          <w:ilvl w:val="0"/>
+          <w:numId w:val="118"/>
+        </w:numPr>
+      </w:pPr>
+      <w:r>
+        <w:rPr>
+          <w:b/>
+          <w:bCs/>
+        </w:rPr>
+        <w:t>HttpResponseMessage</w:t>
+      </w:r>
+      <w:r>
+        <w:t xml:space="preserve">: The "Package" the API sends back. It contains the </w:t>
+      </w:r>
+      <w:r>
+        <w:rPr>
+          <w:b/>
+          <w:bCs/>
+        </w:rPr>
+        <w:t>Status Code</w:t>
+      </w:r>
+      <w:r>
+        <w:t xml:space="preserve"> (to see if it worked) and the </w:t>
+      </w:r>
+      <w:r>
+        <w:rPr>
+          <w:b/>
+          <w:bCs/>
+        </w:rPr>
+        <w:t>Content</w:t>
+      </w:r>
+      <w:r>
+        <w:t xml:space="preserve"> (the actual data).</w:t>
+      </w:r>
+    </w:p>
+    <w:p>
+      <w:pPr>
+        <w:pStyle w:val="NormalWeb"/>
+        <w:numPr>
+          <w:ilvl w:val="1"/>
+          <w:numId w:val="118"/>
+        </w:numPr>
+      </w:pPr>
+      <w:r>
+        <w:rPr>
+          <w:i/>
+          <w:iCs/>
+        </w:rPr>
+        <w:t>How you used it:</w:t>
+      </w:r>
+      <w:r>
+        <w:t xml:space="preserve"> You checked </w:t>
+      </w:r>
+      <w:r>
+        <w:rPr>
+          <w:rStyle w:val="HTMLCode"/>
+        </w:rPr>
+        <w:t>response.IsSuccessStatusCode</w:t>
+      </w:r>
+      <w:r>
+        <w:t xml:space="preserve"> before trying to read the data.</w:t>
+      </w:r>
+    </w:p>
+    <w:p>
+      <w:pPr>
+        <w:pStyle w:val="NormalWeb"/>
+        <w:numPr>
+          <w:ilvl w:val="0"/>
+          <w:numId w:val="118"/>
+        </w:numPr>
+      </w:pPr>
+      <w:r>
+        <w:rPr>
+          <w:b/>
+          <w:bCs/>
+        </w:rPr>
+        <w:t>Deserialization</w:t>
+      </w:r>
+      <w:r>
+        <w:t xml:space="preserve">: The process of converting the </w:t>
+      </w:r>
+      <w:r>
+        <w:rPr>
+          <w:b/>
+          <w:bCs/>
+        </w:rPr>
+        <w:t>JSON string</w:t>
+      </w:r>
+      <w:r>
+        <w:t xml:space="preserve"> received from the API back into a </w:t>
+      </w:r>
+      <w:r>
+        <w:rPr>
+          <w:b/>
+          <w:bCs/>
+        </w:rPr>
+        <w:t>C# Object</w:t>
+      </w:r>
+      <w:r>
+        <w:t xml:space="preserve"> that your MVC Views can understand.</w:t>
+      </w:r>
+    </w:p>
+    <w:p>
+      <w:pPr>
+        <w:pStyle w:val="Heading4"/>
+      </w:pPr>
+      <w:r>
+        <w:t>B. The Request Methods (Verbs)</w:t>
+      </w:r>
+    </w:p>
+    <w:p>
+      <w:pPr>
+        <w:pStyle w:val="NormalWeb"/>
+        <w:numPr>
+          <w:ilvl w:val="0"/>
+          <w:numId w:val="119"/>
+        </w:numPr>
+      </w:pPr>
+      <w:r>
+        <w:rPr>
+          <w:b/>
+          <w:bCs/>
+        </w:rPr>
+        <w:t>HttpGet</w:t>
+      </w:r>
+      <w:r>
+        <w:t xml:space="preserve">: Used to </w:t>
+      </w:r>
+      <w:r>
+        <w:rPr>
+          <w:b/>
+          <w:bCs/>
+        </w:rPr>
+        <w:t>Fetch</w:t>
+      </w:r>
+      <w:r>
+        <w:t xml:space="preserve"> data. In your project, this retrieved the list of records from SQL Server via the API.</w:t>
+      </w:r>
+    </w:p>
+    <w:p>
+      <w:pPr>
+        <w:pStyle w:val="NormalWeb"/>
+        <w:numPr>
+          <w:ilvl w:val="0"/>
+          <w:numId w:val="119"/>
+        </w:numPr>
+      </w:pPr>
+      <w:r>
+        <w:rPr>
+          <w:b/>
+          <w:bCs/>
+        </w:rPr>
+        <w:t>HttpPost</w:t>
+      </w:r>
+      <w:r>
+        <w:t xml:space="preserve">: Used to </w:t>
+      </w:r>
+      <w:r>
+        <w:rPr>
+          <w:b/>
+          <w:bCs/>
+        </w:rPr>
+        <w:t>Add</w:t>
+      </w:r>
+      <w:r>
+        <w:t xml:space="preserve"> a new record. You sent a JSON object in the body of the request to the server.</w:t>
+      </w:r>
+    </w:p>
+    <w:p>
+      <w:pPr>
+        <w:pStyle w:val="NormalWeb"/>
+        <w:numPr>
+          <w:ilvl w:val="0"/>
+          <w:numId w:val="119"/>
+        </w:numPr>
+      </w:pPr>
+      <w:r>
+        <w:rPr>
+          <w:b/>
+          <w:bCs/>
+        </w:rPr>
+        <w:t>HttpPut</w:t>
+      </w:r>
+      <w:r>
+        <w:t xml:space="preserve">: Used to </w:t>
+      </w:r>
+      <w:r>
+        <w:rPr>
+          <w:b/>
+          <w:bCs/>
+        </w:rPr>
+        <w:t>Replace/Update</w:t>
+      </w:r>
+      <w:r>
+        <w:t xml:space="preserve"> an existing record. You passed the ID in the URL and the updated object in the body.</w:t>
+      </w:r>
+    </w:p>
+    <w:p>
+      <w:pPr>
+        <w:pStyle w:val="NormalWeb"/>
+        <w:numPr>
+          <w:ilvl w:val="0"/>
+          <w:numId w:val="119"/>
+        </w:numPr>
+      </w:pPr>
+      <w:r>
+        <w:rPr>
+          <w:b/>
+          <w:bCs/>
+        </w:rPr>
+        <w:t>HttpDelete</w:t>
+      </w:r>
+      <w:r>
+        <w:t xml:space="preserve">: Used to </w:t>
+      </w:r>
+      <w:r>
+        <w:rPr>
+          <w:b/>
+          <w:bCs/>
+        </w:rPr>
+        <w:t>Remove</w:t>
+      </w:r>
+      <w:r>
+        <w:t xml:space="preserve"> a record from the SQL database using its unique ID.</w:t>
+      </w:r>
+    </w:p>
+    <w:p>
+      <w:pPr>
+        <w:pStyle w:val="Heading4"/>
+      </w:pPr>
+      <w:r>
+        <w:t>C. The Security Layer</w:t>
+      </w:r>
+    </w:p>
+    <w:p>
+      <w:pPr>
+        <w:pStyle w:val="NormalWeb"/>
+        <w:numPr>
+          <w:ilvl w:val="0"/>
+          <w:numId w:val="120"/>
+        </w:numPr>
+      </w:pPr>
+      <w:r>
+        <w:rPr>
+          <w:b/>
+          <w:bCs/>
+        </w:rPr>
+        <w:t>Authentication</w:t>
+      </w:r>
+      <w:r>
+        <w:t xml:space="preserve">: The "Identity Check." Verifying </w:t>
+      </w:r>
+      <w:r>
+        <w:rPr>
+          <w:i/>
+          <w:iCs/>
+        </w:rPr>
+        <w:t>who</w:t>
+      </w:r>
+      <w:r>
+        <w:t xml:space="preserve"> the user is (e.g., checking their login credentials).</w:t>
+      </w:r>
+    </w:p>
+    <w:p>
+      <w:pPr>
+        <w:pStyle w:val="NormalWeb"/>
+        <w:numPr>
+          <w:ilvl w:val="0"/>
+          <w:numId w:val="120"/>
+        </w:numPr>
+      </w:pPr>
+      <w:r>
+        <w:rPr>
+          <w:b/>
+          <w:bCs/>
+        </w:rPr>
+        <w:t>Authorization</w:t>
+      </w:r>
+      <w:r>
+        <w:t xml:space="preserve">: The "Permission Check." Verifying </w:t>
+      </w:r>
+      <w:r>
+        <w:rPr>
+          <w:i/>
+          <w:iCs/>
+        </w:rPr>
+        <w:t>what</w:t>
+      </w:r>
+      <w:r>
+        <w:t xml:space="preserve"> the user is allowed to do (e.g., can this user delete a record, or only view it?).</w:t>
+      </w:r>
+    </w:p>
+    <w:p>
+      <w:pPr>
+        <w:pStyle w:val="NormalWeb"/>
+        <w:numPr>
+          <w:ilvl w:val="0"/>
+          <w:numId w:val="120"/>
+        </w:numPr>
+      </w:pPr>
+      <w:r>
+        <w:rPr>
+          <w:b/>
+          <w:bCs/>
+        </w:rPr>
+        <w:t>ASP.NET Core Identity</w:t>
+      </w:r>
+      <w:r>
+        <w:t>: A membership system that handles user accounts, roles, and hashed passwords so you don't have to build a security system from scratch.</w:t>
+      </w:r>
+    </w:p>
+    <w:p>
+      <w:pPr>
+        <w:ind w:firstLine="720"/>
+      </w:pPr>
       <w:bookmarkStart w:id="28" w:name="_GoBack"/>
       <w:bookmarkEnd w:id="28"/>
     </w:p>
@@ -37679,6 +39432,155 @@
     </w:lvl>
   </w:abstractNum>
   <w:abstractNum w:abstractNumId="10">
+    <w:nsid w:val="092030D1"/>
+    <w:multiLevelType w:val="multilevel"/>
+    <w:tmpl w:val="F6BAC6F8"/>
+    <w:lvl w:ilvl="0">
+      <w:start w:val="1"/>
+      <w:numFmt w:val="bullet"/>
+      <w:lvlText w:val=""/>
+      <w:lvlJc w:val="left"/>
+      <w:pPr>
+        <w:tabs>
+          <w:tab w:val="num" w:pos="720"/>
+        </w:tabs>
+        <w:ind w:left="720" w:hanging="360"/>
+      </w:pPr>
+      <w:rPr>
+        <w:rFonts w:ascii="Symbol" w:hAnsi="Symbol" w:hint="default"/>
+        <w:sz w:val="20"/>
+      </w:rPr>
+    </w:lvl>
+    <w:lvl w:ilvl="1" w:tentative="1">
+      <w:start w:val="1"/>
+      <w:numFmt w:val="bullet"/>
+      <w:lvlText w:val="o"/>
+      <w:lvlJc w:val="left"/>
+      <w:pPr>
+        <w:tabs>
+          <w:tab w:val="num" w:pos="1440"/>
+        </w:tabs>
+        <w:ind w:left="1440" w:hanging="360"/>
+      </w:pPr>
+      <w:rPr>
+        <w:rFonts w:ascii="Courier New" w:hAnsi="Courier New" w:hint="default"/>
+        <w:sz w:val="20"/>
+      </w:rPr>
+    </w:lvl>
+    <w:lvl w:ilvl="2" w:tentative="1">
+      <w:start w:val="1"/>
+      <w:numFmt w:val="bullet"/>
+      <w:lvlText w:val=""/>
+      <w:lvlJc w:val="left"/>
+      <w:pPr>
+        <w:tabs>
+          <w:tab w:val="num" w:pos="2160"/>
+        </w:tabs>
+        <w:ind w:left="2160" w:hanging="360"/>
+      </w:pPr>
+      <w:rPr>
+        <w:rFonts w:ascii="Wingdings" w:hAnsi="Wingdings" w:hint="default"/>
+        <w:sz w:val="20"/>
+      </w:rPr>
+    </w:lvl>
+    <w:lvl w:ilvl="3" w:tentative="1">
+      <w:start w:val="1"/>
+      <w:numFmt w:val="bullet"/>
+      <w:lvlText w:val=""/>
+      <w:lvlJc w:val="left"/>
+      <w:pPr>
+        <w:tabs>
+          <w:tab w:val="num" w:pos="2880"/>
+        </w:tabs>
+        <w:ind w:left="2880" w:hanging="360"/>
+      </w:pPr>
+      <w:rPr>
+        <w:rFonts w:ascii="Wingdings" w:hAnsi="Wingdings" w:hint="default"/>
+        <w:sz w:val="20"/>
+      </w:rPr>
+    </w:lvl>
+    <w:lvl w:ilvl="4" w:tentative="1">
+      <w:start w:val="1"/>
+      <w:numFmt w:val="bullet"/>
+      <w:lvlText w:val=""/>
+      <w:lvlJc w:val="left"/>
+      <w:pPr>
+        <w:tabs>
+          <w:tab w:val="num" w:pos="3600"/>
+        </w:tabs>
+        <w:ind w:left="3600" w:hanging="360"/>
+      </w:pPr>
+      <w:rPr>
+        <w:rFonts w:ascii="Wingdings" w:hAnsi="Wingdings" w:hint="default"/>
+        <w:sz w:val="20"/>
+      </w:rPr>
+    </w:lvl>
+    <w:lvl w:ilvl="5" w:tentative="1">
+      <w:start w:val="1"/>
+      <w:numFmt w:val="bullet"/>
+      <w:lvlText w:val=""/>
+      <w:lvlJc w:val="left"/>
+      <w:pPr>
+        <w:tabs>
+          <w:tab w:val="num" w:pos="4320"/>
+        </w:tabs>
+        <w:ind w:left="4320" w:hanging="360"/>
+      </w:pPr>
+      <w:rPr>
+        <w:rFonts w:ascii="Wingdings" w:hAnsi="Wingdings" w:hint="default"/>
+        <w:sz w:val="20"/>
+      </w:rPr>
+    </w:lvl>
+    <w:lvl w:ilvl="6" w:tentative="1">
+      <w:start w:val="1"/>
+      <w:numFmt w:val="bullet"/>
+      <w:lvlText w:val=""/>
+      <w:lvlJc w:val="left"/>
+      <w:pPr>
+        <w:tabs>
+          <w:tab w:val="num" w:pos="5040"/>
+        </w:tabs>
+        <w:ind w:left="5040" w:hanging="360"/>
+      </w:pPr>
+      <w:rPr>
+        <w:rFonts w:ascii="Wingdings" w:hAnsi="Wingdings" w:hint="default"/>
+        <w:sz w:val="20"/>
+      </w:rPr>
+    </w:lvl>
+    <w:lvl w:ilvl="7" w:tentative="1">
+      <w:start w:val="1"/>
+      <w:numFmt w:val="bullet"/>
+      <w:lvlText w:val=""/>
+      <w:lvlJc w:val="left"/>
+      <w:pPr>
+        <w:tabs>
+          <w:tab w:val="num" w:pos="5760"/>
+        </w:tabs>
+        <w:ind w:left="5760" w:hanging="360"/>
+      </w:pPr>
+      <w:rPr>
+        <w:rFonts w:ascii="Wingdings" w:hAnsi="Wingdings" w:hint="default"/>
+        <w:sz w:val="20"/>
+      </w:rPr>
+    </w:lvl>
+    <w:lvl w:ilvl="8" w:tentative="1">
+      <w:start w:val="1"/>
+      <w:numFmt w:val="bullet"/>
+      <w:lvlText w:val=""/>
+      <w:lvlJc w:val="left"/>
+      <w:pPr>
+        <w:tabs>
+          <w:tab w:val="num" w:pos="6480"/>
+        </w:tabs>
+        <w:ind w:left="6480" w:hanging="360"/>
+      </w:pPr>
+      <w:rPr>
+        <w:rFonts w:ascii="Wingdings" w:hAnsi="Wingdings" w:hint="default"/>
+        <w:sz w:val="20"/>
+      </w:rPr>
+    </w:lvl>
+  </w:abstractNum>
+  <w:abstractNum w:abstractNumId="11">
     <w:nsid w:val="0C9C766B"/>
     <w:multiLevelType w:val="multilevel"/>
     <w:tmpl w:val="8F8098CE"/>
@@ -37827,7 +39729,7 @@
       </w:rPr>
     </w:lvl>
   </w:abstractNum>
-  <w:abstractNum w:abstractNumId="11">
+  <w:abstractNum w:abstractNumId="12">
     <w:nsid w:val="0D9F336D"/>
     <w:multiLevelType w:val="hybridMultilevel"/>
     <w:tmpl w:val="A73ACC7E"/>
@@ -37913,7 +39815,7 @@
       </w:pPr>
     </w:lvl>
   </w:abstractNum>
-  <w:abstractNum w:abstractNumId="12">
+  <w:abstractNum w:abstractNumId="13">
     <w:nsid w:val="0E674137"/>
     <w:multiLevelType w:val="multilevel"/>
     <w:tmpl w:val="1D883BD6"/>
@@ -38062,7 +39964,7 @@
       </w:rPr>
     </w:lvl>
   </w:abstractNum>
-  <w:abstractNum w:abstractNumId="13">
+  <w:abstractNum w:abstractNumId="14">
     <w:nsid w:val="0F4D37DE"/>
     <w:multiLevelType w:val="multilevel"/>
     <w:tmpl w:val="D808426E"/>
@@ -38211,7 +40113,7 @@
       </w:rPr>
     </w:lvl>
   </w:abstractNum>
-  <w:abstractNum w:abstractNumId="14">
+  <w:abstractNum w:abstractNumId="15">
     <w:nsid w:val="0F7538F8"/>
     <w:multiLevelType w:val="multilevel"/>
     <w:tmpl w:val="672A35FA"/>
@@ -38360,7 +40262,7 @@
       </w:rPr>
     </w:lvl>
   </w:abstractNum>
-  <w:abstractNum w:abstractNumId="15">
+  <w:abstractNum w:abstractNumId="16">
     <w:nsid w:val="10891A4E"/>
     <w:multiLevelType w:val="multilevel"/>
     <w:tmpl w:val="41A6FC5C"/>
@@ -38449,7 +40351,7 @@
       </w:pPr>
     </w:lvl>
   </w:abstractNum>
-  <w:abstractNum w:abstractNumId="16">
+  <w:abstractNum w:abstractNumId="17">
     <w:nsid w:val="119110C9"/>
     <w:multiLevelType w:val="multilevel"/>
     <w:tmpl w:val="541E5ADE"/>
@@ -38598,7 +40500,7 @@
       </w:rPr>
     </w:lvl>
   </w:abstractNum>
-  <w:abstractNum w:abstractNumId="17">
+  <w:abstractNum w:abstractNumId="18">
     <w:nsid w:val="13916144"/>
     <w:multiLevelType w:val="multilevel"/>
     <w:tmpl w:val="9358352A"/>
@@ -38747,7 +40649,7 @@
       </w:rPr>
     </w:lvl>
   </w:abstractNum>
-  <w:abstractNum w:abstractNumId="18">
+  <w:abstractNum w:abstractNumId="19">
     <w:nsid w:val="140C340F"/>
     <w:multiLevelType w:val="multilevel"/>
     <w:tmpl w:val="AE84B244"/>
@@ -38896,7 +40798,7 @@
       </w:rPr>
     </w:lvl>
   </w:abstractNum>
-  <w:abstractNum w:abstractNumId="19">
+  <w:abstractNum w:abstractNumId="20">
     <w:nsid w:val="156F7505"/>
     <w:multiLevelType w:val="multilevel"/>
     <w:tmpl w:val="05C22DBE"/>
@@ -39009,7 +40911,7 @@
       </w:pPr>
     </w:lvl>
   </w:abstractNum>
-  <w:abstractNum w:abstractNumId="20">
+  <w:abstractNum w:abstractNumId="21">
     <w:nsid w:val="15FD5153"/>
     <w:multiLevelType w:val="multilevel"/>
     <w:tmpl w:val="2C123AB0"/>
@@ -39158,7 +41060,7 @@
       </w:rPr>
     </w:lvl>
   </w:abstractNum>
-  <w:abstractNum w:abstractNumId="21">
+  <w:abstractNum w:abstractNumId="22">
     <w:nsid w:val="16B73202"/>
     <w:multiLevelType w:val="multilevel"/>
     <w:tmpl w:val="683EB2DE"/>
@@ -39307,7 +41209,7 @@
       </w:rPr>
     </w:lvl>
   </w:abstractNum>
-  <w:abstractNum w:abstractNumId="22">
+  <w:abstractNum w:abstractNumId="23">
     <w:nsid w:val="18577943"/>
     <w:multiLevelType w:val="multilevel"/>
     <w:tmpl w:val="E19CB13A"/>
@@ -39456,7 +41358,7 @@
       </w:rPr>
     </w:lvl>
   </w:abstractNum>
-  <w:abstractNum w:abstractNumId="23">
+  <w:abstractNum w:abstractNumId="24">
     <w:nsid w:val="18691E73"/>
     <w:multiLevelType w:val="multilevel"/>
     <w:tmpl w:val="CB203536"/>
@@ -39605,7 +41507,7 @@
       </w:rPr>
     </w:lvl>
   </w:abstractNum>
-  <w:abstractNum w:abstractNumId="24">
+  <w:abstractNum w:abstractNumId="25">
     <w:nsid w:val="18F34FD2"/>
     <w:multiLevelType w:val="multilevel"/>
     <w:tmpl w:val="DF149D6C"/>
@@ -39754,7 +41656,7 @@
       </w:rPr>
     </w:lvl>
   </w:abstractNum>
-  <w:abstractNum w:abstractNumId="25">
+  <w:abstractNum w:abstractNumId="26">
     <w:nsid w:val="1BC51C35"/>
     <w:multiLevelType w:val="multilevel"/>
     <w:tmpl w:val="B602FC20"/>
@@ -39903,7 +41805,7 @@
       </w:rPr>
     </w:lvl>
   </w:abstractNum>
-  <w:abstractNum w:abstractNumId="26">
+  <w:abstractNum w:abstractNumId="27">
     <w:nsid w:val="1CDB26E5"/>
     <w:multiLevelType w:val="multilevel"/>
     <w:tmpl w:val="C354E6B0"/>
@@ -40052,7 +41954,305 @@
       </w:rPr>
     </w:lvl>
   </w:abstractNum>
-  <w:abstractNum w:abstractNumId="27">
+  <w:abstractNum w:abstractNumId="28">
+    <w:nsid w:val="1D0A340A"/>
+    <w:multiLevelType w:val="multilevel"/>
+    <w:tmpl w:val="52D04E0E"/>
+    <w:lvl w:ilvl="0">
+      <w:start w:val="1"/>
+      <w:numFmt w:val="bullet"/>
+      <w:lvlText w:val=""/>
+      <w:lvlJc w:val="left"/>
+      <w:pPr>
+        <w:tabs>
+          <w:tab w:val="num" w:pos="720"/>
+        </w:tabs>
+        <w:ind w:left="720" w:hanging="360"/>
+      </w:pPr>
+      <w:rPr>
+        <w:rFonts w:ascii="Symbol" w:hAnsi="Symbol" w:hint="default"/>
+        <w:sz w:val="20"/>
+      </w:rPr>
+    </w:lvl>
+    <w:lvl w:ilvl="1" w:tentative="1">
+      <w:start w:val="1"/>
+      <w:numFmt w:val="bullet"/>
+      <w:lvlText w:val="o"/>
+      <w:lvlJc w:val="left"/>
+      <w:pPr>
+        <w:tabs>
+          <w:tab w:val="num" w:pos="1440"/>
+        </w:tabs>
+        <w:ind w:left="1440" w:hanging="360"/>
+      </w:pPr>
+      <w:rPr>
+        <w:rFonts w:ascii="Courier New" w:hAnsi="Courier New" w:hint="default"/>
+        <w:sz w:val="20"/>
+      </w:rPr>
+    </w:lvl>
+    <w:lvl w:ilvl="2" w:tentative="1">
+      <w:start w:val="1"/>
+      <w:numFmt w:val="bullet"/>
+      <w:lvlText w:val=""/>
+      <w:lvlJc w:val="left"/>
+      <w:pPr>
+        <w:tabs>
+          <w:tab w:val="num" w:pos="2160"/>
+        </w:tabs>
+        <w:ind w:left="2160" w:hanging="360"/>
+      </w:pPr>
+      <w:rPr>
+        <w:rFonts w:ascii="Wingdings" w:hAnsi="Wingdings" w:hint="default"/>
+        <w:sz w:val="20"/>
+      </w:rPr>
+    </w:lvl>
+    <w:lvl w:ilvl="3" w:tentative="1">
+      <w:start w:val="1"/>
+      <w:numFmt w:val="bullet"/>
+      <w:lvlText w:val=""/>
+      <w:lvlJc w:val="left"/>
+      <w:pPr>
+        <w:tabs>
+          <w:tab w:val="num" w:pos="2880"/>
+        </w:tabs>
+        <w:ind w:left="2880" w:hanging="360"/>
+      </w:pPr>
+      <w:rPr>
+        <w:rFonts w:ascii="Wingdings" w:hAnsi="Wingdings" w:hint="default"/>
+        <w:sz w:val="20"/>
+      </w:rPr>
+    </w:lvl>
+    <w:lvl w:ilvl="4" w:tentative="1">
+      <w:start w:val="1"/>
+      <w:numFmt w:val="bullet"/>
+      <w:lvlText w:val=""/>
+      <w:lvlJc w:val="left"/>
+      <w:pPr>
+        <w:tabs>
+          <w:tab w:val="num" w:pos="3600"/>
+        </w:tabs>
+        <w:ind w:left="3600" w:hanging="360"/>
+      </w:pPr>
+      <w:rPr>
+        <w:rFonts w:ascii="Wingdings" w:hAnsi="Wingdings" w:hint="default"/>
+        <w:sz w:val="20"/>
+      </w:rPr>
+    </w:lvl>
+    <w:lvl w:ilvl="5" w:tentative="1">
+      <w:start w:val="1"/>
+      <w:numFmt w:val="bullet"/>
+      <w:lvlText w:val=""/>
+      <w:lvlJc w:val="left"/>
+      <w:pPr>
+        <w:tabs>
+          <w:tab w:val="num" w:pos="4320"/>
+        </w:tabs>
+        <w:ind w:left="4320" w:hanging="360"/>
+      </w:pPr>
+      <w:rPr>
+        <w:rFonts w:ascii="Wingdings" w:hAnsi="Wingdings" w:hint="default"/>
+        <w:sz w:val="20"/>
+      </w:rPr>
+    </w:lvl>
+    <w:lvl w:ilvl="6" w:tentative="1">
+      <w:start w:val="1"/>
+      <w:numFmt w:val="bullet"/>
+      <w:lvlText w:val=""/>
+      <w:lvlJc w:val="left"/>
+      <w:pPr>
+        <w:tabs>
+          <w:tab w:val="num" w:pos="5040"/>
+        </w:tabs>
+        <w:ind w:left="5040" w:hanging="360"/>
+      </w:pPr>
+      <w:rPr>
+        <w:rFonts w:ascii="Wingdings" w:hAnsi="Wingdings" w:hint="default"/>
+        <w:sz w:val="20"/>
+      </w:rPr>
+    </w:lvl>
+    <w:lvl w:ilvl="7" w:tentative="1">
+      <w:start w:val="1"/>
+      <w:numFmt w:val="bullet"/>
+      <w:lvlText w:val=""/>
+      <w:lvlJc w:val="left"/>
+      <w:pPr>
+        <w:tabs>
+          <w:tab w:val="num" w:pos="5760"/>
+        </w:tabs>
+        <w:ind w:left="5760" w:hanging="360"/>
+      </w:pPr>
+      <w:rPr>
+        <w:rFonts w:ascii="Wingdings" w:hAnsi="Wingdings" w:hint="default"/>
+        <w:sz w:val="20"/>
+      </w:rPr>
+    </w:lvl>
+    <w:lvl w:ilvl="8" w:tentative="1">
+      <w:start w:val="1"/>
+      <w:numFmt w:val="bullet"/>
+      <w:lvlText w:val=""/>
+      <w:lvlJc w:val="left"/>
+      <w:pPr>
+        <w:tabs>
+          <w:tab w:val="num" w:pos="6480"/>
+        </w:tabs>
+        <w:ind w:left="6480" w:hanging="360"/>
+      </w:pPr>
+      <w:rPr>
+        <w:rFonts w:ascii="Wingdings" w:hAnsi="Wingdings" w:hint="default"/>
+        <w:sz w:val="20"/>
+      </w:rPr>
+    </w:lvl>
+  </w:abstractNum>
+  <w:abstractNum w:abstractNumId="29">
+    <w:nsid w:val="1DB96ABC"/>
+    <w:multiLevelType w:val="multilevel"/>
+    <w:tmpl w:val="0CFA5020"/>
+    <w:lvl w:ilvl="0">
+      <w:start w:val="1"/>
+      <w:numFmt w:val="bullet"/>
+      <w:lvlText w:val=""/>
+      <w:lvlJc w:val="left"/>
+      <w:pPr>
+        <w:tabs>
+          <w:tab w:val="num" w:pos="720"/>
+        </w:tabs>
+        <w:ind w:left="720" w:hanging="360"/>
+      </w:pPr>
+      <w:rPr>
+        <w:rFonts w:ascii="Symbol" w:hAnsi="Symbol" w:hint="default"/>
+        <w:sz w:val="20"/>
+      </w:rPr>
+    </w:lvl>
+    <w:lvl w:ilvl="1" w:tentative="1">
+      <w:start w:val="1"/>
+      <w:numFmt w:val="bullet"/>
+      <w:lvlText w:val="o"/>
+      <w:lvlJc w:val="left"/>
+      <w:pPr>
+        <w:tabs>
+          <w:tab w:val="num" w:pos="1440"/>
+        </w:tabs>
+        <w:ind w:left="1440" w:hanging="360"/>
+      </w:pPr>
+      <w:rPr>
+        <w:rFonts w:ascii="Courier New" w:hAnsi="Courier New" w:hint="default"/>
+        <w:sz w:val="20"/>
+      </w:rPr>
+    </w:lvl>
+    <w:lvl w:ilvl="2" w:tentative="1">
+      <w:start w:val="1"/>
+      <w:numFmt w:val="bullet"/>
+      <w:lvlText w:val=""/>
+      <w:lvlJc w:val="left"/>
+      <w:pPr>
+        <w:tabs>
+          <w:tab w:val="num" w:pos="2160"/>
+        </w:tabs>
+        <w:ind w:left="2160" w:hanging="360"/>
+      </w:pPr>
+      <w:rPr>
+        <w:rFonts w:ascii="Wingdings" w:hAnsi="Wingdings" w:hint="default"/>
+        <w:sz w:val="20"/>
+      </w:rPr>
+    </w:lvl>
+    <w:lvl w:ilvl="3" w:tentative="1">
+      <w:start w:val="1"/>
+      <w:numFmt w:val="bullet"/>
+      <w:lvlText w:val=""/>
+      <w:lvlJc w:val="left"/>
+      <w:pPr>
+        <w:tabs>
+          <w:tab w:val="num" w:pos="2880"/>
+        </w:tabs>
+        <w:ind w:left="2880" w:hanging="360"/>
+      </w:pPr>
+      <w:rPr>
+        <w:rFonts w:ascii="Wingdings" w:hAnsi="Wingdings" w:hint="default"/>
+        <w:sz w:val="20"/>
+      </w:rPr>
+    </w:lvl>
+    <w:lvl w:ilvl="4" w:tentative="1">
+      <w:start w:val="1"/>
+      <w:numFmt w:val="bullet"/>
+      <w:lvlText w:val=""/>
+      <w:lvlJc w:val="left"/>
+      <w:pPr>
+        <w:tabs>
+          <w:tab w:val="num" w:pos="3600"/>
+        </w:tabs>
+        <w:ind w:left="3600" w:hanging="360"/>
+      </w:pPr>
+      <w:rPr>
+        <w:rFonts w:ascii="Wingdings" w:hAnsi="Wingdings" w:hint="default"/>
+        <w:sz w:val="20"/>
+      </w:rPr>
+    </w:lvl>
+    <w:lvl w:ilvl="5" w:tentative="1">
+      <w:start w:val="1"/>
+      <w:numFmt w:val="bullet"/>
+      <w:lvlText w:val=""/>
+      <w:lvlJc w:val="left"/>
+      <w:pPr>
+        <w:tabs>
+          <w:tab w:val="num" w:pos="4320"/>
+        </w:tabs>
+        <w:ind w:left="4320" w:hanging="360"/>
+      </w:pPr>
+      <w:rPr>
+        <w:rFonts w:ascii="Wingdings" w:hAnsi="Wingdings" w:hint="default"/>
+        <w:sz w:val="20"/>
+      </w:rPr>
+    </w:lvl>
+    <w:lvl w:ilvl="6" w:tentative="1">
+      <w:start w:val="1"/>
+      <w:numFmt w:val="bullet"/>
+      <w:lvlText w:val=""/>
+      <w:lvlJc w:val="left"/>
+      <w:pPr>
+        <w:tabs>
+          <w:tab w:val="num" w:pos="5040"/>
+        </w:tabs>
+        <w:ind w:left="5040" w:hanging="360"/>
+      </w:pPr>
+      <w:rPr>
+        <w:rFonts w:ascii="Wingdings" w:hAnsi="Wingdings" w:hint="default"/>
+        <w:sz w:val="20"/>
+      </w:rPr>
+    </w:lvl>
+    <w:lvl w:ilvl="7" w:tentative="1">
+      <w:start w:val="1"/>
+      <w:numFmt w:val="bullet"/>
+      <w:lvlText w:val=""/>
+      <w:lvlJc w:val="left"/>
+      <w:pPr>
+        <w:tabs>
+          <w:tab w:val="num" w:pos="5760"/>
+        </w:tabs>
+        <w:ind w:left="5760" w:hanging="360"/>
+      </w:pPr>
+      <w:rPr>
+        <w:rFonts w:ascii="Wingdings" w:hAnsi="Wingdings" w:hint="default"/>
+        <w:sz w:val="20"/>
+      </w:rPr>
+    </w:lvl>
+    <w:lvl w:ilvl="8" w:tentative="1">
+      <w:start w:val="1"/>
+      <w:numFmt w:val="bullet"/>
+      <w:lvlText w:val=""/>
+      <w:lvlJc w:val="left"/>
+      <w:pPr>
+        <w:tabs>
+          <w:tab w:val="num" w:pos="6480"/>
+        </w:tabs>
+        <w:ind w:left="6480" w:hanging="360"/>
+      </w:pPr>
+      <w:rPr>
+        <w:rFonts w:ascii="Wingdings" w:hAnsi="Wingdings" w:hint="default"/>
+        <w:sz w:val="20"/>
+      </w:rPr>
+    </w:lvl>
+  </w:abstractNum>
+  <w:abstractNum w:abstractNumId="30">
     <w:nsid w:val="1E653F86"/>
     <w:multiLevelType w:val="multilevel"/>
     <w:tmpl w:val="769CDEEA"/>
@@ -40201,7 +42401,7 @@
       </w:rPr>
     </w:lvl>
   </w:abstractNum>
-  <w:abstractNum w:abstractNumId="28">
+  <w:abstractNum w:abstractNumId="31">
     <w:nsid w:val="1FBF2B14"/>
     <w:multiLevelType w:val="multilevel"/>
     <w:tmpl w:val="9F0C2BD4"/>
@@ -40350,7 +42550,7 @@
       </w:rPr>
     </w:lvl>
   </w:abstractNum>
-  <w:abstractNum w:abstractNumId="29">
+  <w:abstractNum w:abstractNumId="32">
     <w:nsid w:val="206278E5"/>
     <w:multiLevelType w:val="multilevel"/>
     <w:tmpl w:val="780A90D0"/>
@@ -40499,7 +42699,7 @@
       </w:rPr>
     </w:lvl>
   </w:abstractNum>
-  <w:abstractNum w:abstractNumId="30">
+  <w:abstractNum w:abstractNumId="33">
     <w:nsid w:val="222B7D20"/>
     <w:multiLevelType w:val="multilevel"/>
     <w:tmpl w:val="2DB2899A"/>
@@ -40648,7 +42848,7 @@
       </w:rPr>
     </w:lvl>
   </w:abstractNum>
-  <w:abstractNum w:abstractNumId="31">
+  <w:abstractNum w:abstractNumId="34">
     <w:nsid w:val="23BF2042"/>
     <w:multiLevelType w:val="multilevel"/>
     <w:tmpl w:val="7F4E5564"/>
@@ -40797,7 +42997,7 @@
       </w:rPr>
     </w:lvl>
   </w:abstractNum>
-  <w:abstractNum w:abstractNumId="32">
+  <w:abstractNum w:abstractNumId="35">
     <w:nsid w:val="24DF3E6E"/>
     <w:multiLevelType w:val="multilevel"/>
     <w:tmpl w:val="A314C160"/>
@@ -40910,7 +43110,7 @@
       </w:pPr>
     </w:lvl>
   </w:abstractNum>
-  <w:abstractNum w:abstractNumId="33">
+  <w:abstractNum w:abstractNumId="36">
     <w:nsid w:val="257774E3"/>
     <w:multiLevelType w:val="hybridMultilevel"/>
     <w:tmpl w:val="06E868E0"/>
@@ -41023,7 +43223,305 @@
       </w:rPr>
     </w:lvl>
   </w:abstractNum>
-  <w:abstractNum w:abstractNumId="34">
+  <w:abstractNum w:abstractNumId="37">
+    <w:nsid w:val="264428FD"/>
+    <w:multiLevelType w:val="multilevel"/>
+    <w:tmpl w:val="643CB2CE"/>
+    <w:lvl w:ilvl="0">
+      <w:start w:val="1"/>
+      <w:numFmt w:val="bullet"/>
+      <w:lvlText w:val=""/>
+      <w:lvlJc w:val="left"/>
+      <w:pPr>
+        <w:tabs>
+          <w:tab w:val="num" w:pos="720"/>
+        </w:tabs>
+        <w:ind w:left="720" w:hanging="360"/>
+      </w:pPr>
+      <w:rPr>
+        <w:rFonts w:ascii="Symbol" w:hAnsi="Symbol" w:hint="default"/>
+        <w:sz w:val="20"/>
+      </w:rPr>
+    </w:lvl>
+    <w:lvl w:ilvl="1">
+      <w:start w:val="1"/>
+      <w:numFmt w:val="bullet"/>
+      <w:lvlText w:val="o"/>
+      <w:lvlJc w:val="left"/>
+      <w:pPr>
+        <w:tabs>
+          <w:tab w:val="num" w:pos="1440"/>
+        </w:tabs>
+        <w:ind w:left="1440" w:hanging="360"/>
+      </w:pPr>
+      <w:rPr>
+        <w:rFonts w:ascii="Courier New" w:hAnsi="Courier New" w:hint="default"/>
+        <w:sz w:val="20"/>
+      </w:rPr>
+    </w:lvl>
+    <w:lvl w:ilvl="2" w:tentative="1">
+      <w:start w:val="1"/>
+      <w:numFmt w:val="bullet"/>
+      <w:lvlText w:val=""/>
+      <w:lvlJc w:val="left"/>
+      <w:pPr>
+        <w:tabs>
+          <w:tab w:val="num" w:pos="2160"/>
+        </w:tabs>
+        <w:ind w:left="2160" w:hanging="360"/>
+      </w:pPr>
+      <w:rPr>
+        <w:rFonts w:ascii="Wingdings" w:hAnsi="Wingdings" w:hint="default"/>
+        <w:sz w:val="20"/>
+      </w:rPr>
+    </w:lvl>
+    <w:lvl w:ilvl="3" w:tentative="1">
+      <w:start w:val="1"/>
+      <w:numFmt w:val="bullet"/>
+      <w:lvlText w:val=""/>
+      <w:lvlJc w:val="left"/>
+      <w:pPr>
+        <w:tabs>
+          <w:tab w:val="num" w:pos="2880"/>
+        </w:tabs>
+        <w:ind w:left="2880" w:hanging="360"/>
+      </w:pPr>
+      <w:rPr>
+        <w:rFonts w:ascii="Wingdings" w:hAnsi="Wingdings" w:hint="default"/>
+        <w:sz w:val="20"/>
+      </w:rPr>
+    </w:lvl>
+    <w:lvl w:ilvl="4" w:tentative="1">
+      <w:start w:val="1"/>
+      <w:numFmt w:val="bullet"/>
+      <w:lvlText w:val=""/>
+      <w:lvlJc w:val="left"/>
+      <w:pPr>
+        <w:tabs>
+          <w:tab w:val="num" w:pos="3600"/>
+        </w:tabs>
+        <w:ind w:left="3600" w:hanging="360"/>
+      </w:pPr>
+      <w:rPr>
+        <w:rFonts w:ascii="Wingdings" w:hAnsi="Wingdings" w:hint="default"/>
+        <w:sz w:val="20"/>
+      </w:rPr>
+    </w:lvl>
+    <w:lvl w:ilvl="5" w:tentative="1">
+      <w:start w:val="1"/>
+      <w:numFmt w:val="bullet"/>
+      <w:lvlText w:val=""/>
+      <w:lvlJc w:val="left"/>
+      <w:pPr>
+        <w:tabs>
+          <w:tab w:val="num" w:pos="4320"/>
+        </w:tabs>
+        <w:ind w:left="4320" w:hanging="360"/>
+      </w:pPr>
+      <w:rPr>
+        <w:rFonts w:ascii="Wingdings" w:hAnsi="Wingdings" w:hint="default"/>
+        <w:sz w:val="20"/>
+      </w:rPr>
+    </w:lvl>
+    <w:lvl w:ilvl="6" w:tentative="1">
+      <w:start w:val="1"/>
+      <w:numFmt w:val="bullet"/>
+      <w:lvlText w:val=""/>
+      <w:lvlJc w:val="left"/>
+      <w:pPr>
+        <w:tabs>
+          <w:tab w:val="num" w:pos="5040"/>
+        </w:tabs>
+        <w:ind w:left="5040" w:hanging="360"/>
+      </w:pPr>
+      <w:rPr>
+        <w:rFonts w:ascii="Wingdings" w:hAnsi="Wingdings" w:hint="default"/>
+        <w:sz w:val="20"/>
+      </w:rPr>
+    </w:lvl>
+    <w:lvl w:ilvl="7" w:tentative="1">
+      <w:start w:val="1"/>
+      <w:numFmt w:val="bullet"/>
+      <w:lvlText w:val=""/>
+      <w:lvlJc w:val="left"/>
+      <w:pPr>
+        <w:tabs>
+          <w:tab w:val="num" w:pos="5760"/>
+        </w:tabs>
+        <w:ind w:left="5760" w:hanging="360"/>
+      </w:pPr>
+      <w:rPr>
+        <w:rFonts w:ascii="Wingdings" w:hAnsi="Wingdings" w:hint="default"/>
+        <w:sz w:val="20"/>
+      </w:rPr>
+    </w:lvl>
+    <w:lvl w:ilvl="8" w:tentative="1">
+      <w:start w:val="1"/>
+      <w:numFmt w:val="bullet"/>
+      <w:lvlText w:val=""/>
+      <w:lvlJc w:val="left"/>
+      <w:pPr>
+        <w:tabs>
+          <w:tab w:val="num" w:pos="6480"/>
+        </w:tabs>
+        <w:ind w:left="6480" w:hanging="360"/>
+      </w:pPr>
+      <w:rPr>
+        <w:rFonts w:ascii="Wingdings" w:hAnsi="Wingdings" w:hint="default"/>
+        <w:sz w:val="20"/>
+      </w:rPr>
+    </w:lvl>
+  </w:abstractNum>
+  <w:abstractNum w:abstractNumId="38">
+    <w:nsid w:val="273E3C6A"/>
+    <w:multiLevelType w:val="multilevel"/>
+    <w:tmpl w:val="C0B8D502"/>
+    <w:lvl w:ilvl="0">
+      <w:start w:val="1"/>
+      <w:numFmt w:val="bullet"/>
+      <w:lvlText w:val=""/>
+      <w:lvlJc w:val="left"/>
+      <w:pPr>
+        <w:tabs>
+          <w:tab w:val="num" w:pos="720"/>
+        </w:tabs>
+        <w:ind w:left="720" w:hanging="360"/>
+      </w:pPr>
+      <w:rPr>
+        <w:rFonts w:ascii="Symbol" w:hAnsi="Symbol" w:hint="default"/>
+        <w:sz w:val="20"/>
+      </w:rPr>
+    </w:lvl>
+    <w:lvl w:ilvl="1" w:tentative="1">
+      <w:start w:val="1"/>
+      <w:numFmt w:val="bullet"/>
+      <w:lvlText w:val="o"/>
+      <w:lvlJc w:val="left"/>
+      <w:pPr>
+        <w:tabs>
+          <w:tab w:val="num" w:pos="1440"/>
+        </w:tabs>
+        <w:ind w:left="1440" w:hanging="360"/>
+      </w:pPr>
+      <w:rPr>
+        <w:rFonts w:ascii="Courier New" w:hAnsi="Courier New" w:hint="default"/>
+        <w:sz w:val="20"/>
+      </w:rPr>
+    </w:lvl>
+    <w:lvl w:ilvl="2" w:tentative="1">
+      <w:start w:val="1"/>
+      <w:numFmt w:val="bullet"/>
+      <w:lvlText w:val=""/>
+      <w:lvlJc w:val="left"/>
+      <w:pPr>
+        <w:tabs>
+          <w:tab w:val="num" w:pos="2160"/>
+        </w:tabs>
+        <w:ind w:left="2160" w:hanging="360"/>
+      </w:pPr>
+      <w:rPr>
+        <w:rFonts w:ascii="Wingdings" w:hAnsi="Wingdings" w:hint="default"/>
+        <w:sz w:val="20"/>
+      </w:rPr>
+    </w:lvl>
+    <w:lvl w:ilvl="3" w:tentative="1">
+      <w:start w:val="1"/>
+      <w:numFmt w:val="bullet"/>
+      <w:lvlText w:val=""/>
+      <w:lvlJc w:val="left"/>
+      <w:pPr>
+        <w:tabs>
+          <w:tab w:val="num" w:pos="2880"/>
+        </w:tabs>
+        <w:ind w:left="2880" w:hanging="360"/>
+      </w:pPr>
+      <w:rPr>
+        <w:rFonts w:ascii="Wingdings" w:hAnsi="Wingdings" w:hint="default"/>
+        <w:sz w:val="20"/>
+      </w:rPr>
+    </w:lvl>
+    <w:lvl w:ilvl="4" w:tentative="1">
+      <w:start w:val="1"/>
+      <w:numFmt w:val="bullet"/>
+      <w:lvlText w:val=""/>
+      <w:lvlJc w:val="left"/>
+      <w:pPr>
+        <w:tabs>
+          <w:tab w:val="num" w:pos="3600"/>
+        </w:tabs>
+        <w:ind w:left="3600" w:hanging="360"/>
+      </w:pPr>
+      <w:rPr>
+        <w:rFonts w:ascii="Wingdings" w:hAnsi="Wingdings" w:hint="default"/>
+        <w:sz w:val="20"/>
+      </w:rPr>
+    </w:lvl>
+    <w:lvl w:ilvl="5" w:tentative="1">
+      <w:start w:val="1"/>
+      <w:numFmt w:val="bullet"/>
+      <w:lvlText w:val=""/>
+      <w:lvlJc w:val="left"/>
+      <w:pPr>
+        <w:tabs>
+          <w:tab w:val="num" w:pos="4320"/>
+        </w:tabs>
+        <w:ind w:left="4320" w:hanging="360"/>
+      </w:pPr>
+      <w:rPr>
+        <w:rFonts w:ascii="Wingdings" w:hAnsi="Wingdings" w:hint="default"/>
+        <w:sz w:val="20"/>
+      </w:rPr>
+    </w:lvl>
+    <w:lvl w:ilvl="6" w:tentative="1">
+      <w:start w:val="1"/>
+      <w:numFmt w:val="bullet"/>
+      <w:lvlText w:val=""/>
+      <w:lvlJc w:val="left"/>
+      <w:pPr>
+        <w:tabs>
+          <w:tab w:val="num" w:pos="5040"/>
+        </w:tabs>
+        <w:ind w:left="5040" w:hanging="360"/>
+      </w:pPr>
+      <w:rPr>
+        <w:rFonts w:ascii="Wingdings" w:hAnsi="Wingdings" w:hint="default"/>
+        <w:sz w:val="20"/>
+      </w:rPr>
+    </w:lvl>
+    <w:lvl w:ilvl="7" w:tentative="1">
+      <w:start w:val="1"/>
+      <w:numFmt w:val="bullet"/>
+      <w:lvlText w:val=""/>
+      <w:lvlJc w:val="left"/>
+      <w:pPr>
+        <w:tabs>
+          <w:tab w:val="num" w:pos="5760"/>
+        </w:tabs>
+        <w:ind w:left="5760" w:hanging="360"/>
+      </w:pPr>
+      <w:rPr>
+        <w:rFonts w:ascii="Wingdings" w:hAnsi="Wingdings" w:hint="default"/>
+        <w:sz w:val="20"/>
+      </w:rPr>
+    </w:lvl>
+    <w:lvl w:ilvl="8" w:tentative="1">
+      <w:start w:val="1"/>
+      <w:numFmt w:val="bullet"/>
+      <w:lvlText w:val=""/>
+      <w:lvlJc w:val="left"/>
+      <w:pPr>
+        <w:tabs>
+          <w:tab w:val="num" w:pos="6480"/>
+        </w:tabs>
+        <w:ind w:left="6480" w:hanging="360"/>
+      </w:pPr>
+      <w:rPr>
+        <w:rFonts w:ascii="Wingdings" w:hAnsi="Wingdings" w:hint="default"/>
+        <w:sz w:val="20"/>
+      </w:rPr>
+    </w:lvl>
+  </w:abstractNum>
+  <w:abstractNum w:abstractNumId="39">
     <w:nsid w:val="27FA6A4F"/>
     <w:multiLevelType w:val="multilevel"/>
     <w:tmpl w:val="31F2A00C"/>
@@ -41172,7 +43670,7 @@
       </w:rPr>
     </w:lvl>
   </w:abstractNum>
-  <w:abstractNum w:abstractNumId="35">
+  <w:abstractNum w:abstractNumId="40">
     <w:nsid w:val="28DF2524"/>
     <w:multiLevelType w:val="multilevel"/>
     <w:tmpl w:val="1E0868EC"/>
@@ -41321,7 +43819,7 @@
       </w:rPr>
     </w:lvl>
   </w:abstractNum>
-  <w:abstractNum w:abstractNumId="36">
+  <w:abstractNum w:abstractNumId="41">
     <w:nsid w:val="293338E5"/>
     <w:multiLevelType w:val="multilevel"/>
     <w:tmpl w:val="AE743FF0"/>
@@ -41470,7 +43968,7 @@
       </w:rPr>
     </w:lvl>
   </w:abstractNum>
-  <w:abstractNum w:abstractNumId="37">
+  <w:abstractNum w:abstractNumId="42">
     <w:nsid w:val="29C35D81"/>
     <w:multiLevelType w:val="multilevel"/>
     <w:tmpl w:val="B0449668"/>
@@ -41619,7 +44117,7 @@
       </w:rPr>
     </w:lvl>
   </w:abstractNum>
-  <w:abstractNum w:abstractNumId="38">
+  <w:abstractNum w:abstractNumId="43">
     <w:nsid w:val="2A7F0ED7"/>
     <w:multiLevelType w:val="hybridMultilevel"/>
     <w:tmpl w:val="D6700A40"/>
@@ -41732,7 +44230,7 @@
       </w:rPr>
     </w:lvl>
   </w:abstractNum>
-  <w:abstractNum w:abstractNumId="39">
+  <w:abstractNum w:abstractNumId="44">
     <w:nsid w:val="2ACC0DC6"/>
     <w:multiLevelType w:val="multilevel"/>
     <w:tmpl w:val="25F80B50"/>
@@ -41881,7 +44379,7 @@
       </w:rPr>
     </w:lvl>
   </w:abstractNum>
-  <w:abstractNum w:abstractNumId="40">
+  <w:abstractNum w:abstractNumId="45">
     <w:nsid w:val="2ADD1104"/>
     <w:multiLevelType w:val="multilevel"/>
     <w:tmpl w:val="0E4CCE06"/>
@@ -41994,7 +44492,156 @@
       </w:pPr>
     </w:lvl>
   </w:abstractNum>
-  <w:abstractNum w:abstractNumId="41">
+  <w:abstractNum w:abstractNumId="46">
+    <w:nsid w:val="2D9609E5"/>
+    <w:multiLevelType w:val="multilevel"/>
+    <w:tmpl w:val="8E84DD2A"/>
+    <w:lvl w:ilvl="0">
+      <w:start w:val="1"/>
+      <w:numFmt w:val="bullet"/>
+      <w:lvlText w:val=""/>
+      <w:lvlJc w:val="left"/>
+      <w:pPr>
+        <w:tabs>
+          <w:tab w:val="num" w:pos="720"/>
+        </w:tabs>
+        <w:ind w:left="720" w:hanging="360"/>
+      </w:pPr>
+      <w:rPr>
+        <w:rFonts w:ascii="Symbol" w:hAnsi="Symbol" w:hint="default"/>
+        <w:sz w:val="20"/>
+      </w:rPr>
+    </w:lvl>
+    <w:lvl w:ilvl="1" w:tentative="1">
+      <w:start w:val="1"/>
+      <w:numFmt w:val="bullet"/>
+      <w:lvlText w:val="o"/>
+      <w:lvlJc w:val="left"/>
+      <w:pPr>
+        <w:tabs>
+          <w:tab w:val="num" w:pos="1440"/>
+        </w:tabs>
+        <w:ind w:left="1440" w:hanging="360"/>
+      </w:pPr>
+      <w:rPr>
+        <w:rFonts w:ascii="Courier New" w:hAnsi="Courier New" w:hint="default"/>
+        <w:sz w:val="20"/>
+      </w:rPr>
+    </w:lvl>
+    <w:lvl w:ilvl="2" w:tentative="1">
+      <w:start w:val="1"/>
+      <w:numFmt w:val="bullet"/>
+      <w:lvlText w:val=""/>
+      <w:lvlJc w:val="left"/>
+      <w:pPr>
+        <w:tabs>
+          <w:tab w:val="num" w:pos="2160"/>
+        </w:tabs>
+        <w:ind w:left="2160" w:hanging="360"/>
+      </w:pPr>
+      <w:rPr>
+        <w:rFonts w:ascii="Wingdings" w:hAnsi="Wingdings" w:hint="default"/>
+        <w:sz w:val="20"/>
+      </w:rPr>
+    </w:lvl>
+    <w:lvl w:ilvl="3" w:tentative="1">
+      <w:start w:val="1"/>
+      <w:numFmt w:val="bullet"/>
+      <w:lvlText w:val=""/>
+      <w:lvlJc w:val="left"/>
+      <w:pPr>
+        <w:tabs>
+          <w:tab w:val="num" w:pos="2880"/>
+        </w:tabs>
+        <w:ind w:left="2880" w:hanging="360"/>
+      </w:pPr>
+      <w:rPr>
+        <w:rFonts w:ascii="Wingdings" w:hAnsi="Wingdings" w:hint="default"/>
+        <w:sz w:val="20"/>
+      </w:rPr>
+    </w:lvl>
+    <w:lvl w:ilvl="4" w:tentative="1">
+      <w:start w:val="1"/>
+      <w:numFmt w:val="bullet"/>
+      <w:lvlText w:val=""/>
+      <w:lvlJc w:val="left"/>
+      <w:pPr>
+        <w:tabs>
+          <w:tab w:val="num" w:pos="3600"/>
+        </w:tabs>
+        <w:ind w:left="3600" w:hanging="360"/>
+      </w:pPr>
+      <w:rPr>
+        <w:rFonts w:ascii="Wingdings" w:hAnsi="Wingdings" w:hint="default"/>
+        <w:sz w:val="20"/>
+      </w:rPr>
+    </w:lvl>
+    <w:lvl w:ilvl="5" w:tentative="1">
+      <w:start w:val="1"/>
+      <w:numFmt w:val="bullet"/>
+      <w:lvlText w:val=""/>
+      <w:lvlJc w:val="left"/>
+      <w:pPr>
+        <w:tabs>
+          <w:tab w:val="num" w:pos="4320"/>
+        </w:tabs>
+        <w:ind w:left="4320" w:hanging="360"/>
+      </w:pPr>
+      <w:rPr>
+        <w:rFonts w:ascii="Wingdings" w:hAnsi="Wingdings" w:hint="default"/>
+        <w:sz w:val="20"/>
+      </w:rPr>
+    </w:lvl>
+    <w:lvl w:ilvl="6" w:tentative="1">
+      <w:start w:val="1"/>
+      <w:numFmt w:val="bullet"/>
+      <w:lvlText w:val=""/>
+      <w:lvlJc w:val="left"/>
+      <w:pPr>
+        <w:tabs>
+          <w:tab w:val="num" w:pos="5040"/>
+        </w:tabs>
+        <w:ind w:left="5040" w:hanging="360"/>
+      </w:pPr>
+      <w:rPr>
+        <w:rFonts w:ascii="Wingdings" w:hAnsi="Wingdings" w:hint="default"/>
+        <w:sz w:val="20"/>
+      </w:rPr>
+    </w:lvl>
+    <w:lvl w:ilvl="7" w:tentative="1">
+      <w:start w:val="1"/>
+      <w:numFmt w:val="bullet"/>
+      <w:lvlText w:val=""/>
+      <w:lvlJc w:val="left"/>
+      <w:pPr>
+        <w:tabs>
+          <w:tab w:val="num" w:pos="5760"/>
+        </w:tabs>
+        <w:ind w:left="5760" w:hanging="360"/>
+      </w:pPr>
+      <w:rPr>
+        <w:rFonts w:ascii="Wingdings" w:hAnsi="Wingdings" w:hint="default"/>
+        <w:sz w:val="20"/>
+      </w:rPr>
+    </w:lvl>
+    <w:lvl w:ilvl="8" w:tentative="1">
+      <w:start w:val="1"/>
+      <w:numFmt w:val="bullet"/>
+      <w:lvlText w:val=""/>
+      <w:lvlJc w:val="left"/>
+      <w:pPr>
+        <w:tabs>
+          <w:tab w:val="num" w:pos="6480"/>
+        </w:tabs>
+        <w:ind w:left="6480" w:hanging="360"/>
+      </w:pPr>
+      <w:rPr>
+        <w:rFonts w:ascii="Wingdings" w:hAnsi="Wingdings" w:hint="default"/>
+        <w:sz w:val="20"/>
+      </w:rPr>
+    </w:lvl>
+  </w:abstractNum>
+  <w:abstractNum w:abstractNumId="47">
     <w:nsid w:val="2E0C2ECE"/>
     <w:multiLevelType w:val="multilevel"/>
     <w:tmpl w:val="E19CB13A"/>
@@ -42143,7 +44790,7 @@
       </w:rPr>
     </w:lvl>
   </w:abstractNum>
-  <w:abstractNum w:abstractNumId="42">
+  <w:abstractNum w:abstractNumId="48">
     <w:nsid w:val="2E4A7731"/>
     <w:multiLevelType w:val="hybridMultilevel"/>
     <w:tmpl w:val="0ED2F472"/>
@@ -42256,7 +44903,7 @@
       </w:rPr>
     </w:lvl>
   </w:abstractNum>
-  <w:abstractNum w:abstractNumId="43">
+  <w:abstractNum w:abstractNumId="49">
     <w:nsid w:val="2F161916"/>
     <w:multiLevelType w:val="multilevel"/>
     <w:tmpl w:val="2E9A1EDC"/>
@@ -42405,7 +45052,7 @@
       </w:rPr>
     </w:lvl>
   </w:abstractNum>
-  <w:abstractNum w:abstractNumId="44">
+  <w:abstractNum w:abstractNumId="50">
     <w:nsid w:val="3378517B"/>
     <w:multiLevelType w:val="multilevel"/>
     <w:tmpl w:val="643CF018"/>
@@ -42554,7 +45201,7 @@
       </w:rPr>
     </w:lvl>
   </w:abstractNum>
-  <w:abstractNum w:abstractNumId="45">
+  <w:abstractNum w:abstractNumId="51">
     <w:nsid w:val="38F72DB3"/>
     <w:multiLevelType w:val="multilevel"/>
     <w:tmpl w:val="D48822A4"/>
@@ -42703,7 +45350,7 @@
       </w:rPr>
     </w:lvl>
   </w:abstractNum>
-  <w:abstractNum w:abstractNumId="46">
+  <w:abstractNum w:abstractNumId="52">
     <w:nsid w:val="39983D2E"/>
     <w:multiLevelType w:val="multilevel"/>
     <w:tmpl w:val="AF0E3684"/>
@@ -42852,7 +45499,7 @@
       </w:rPr>
     </w:lvl>
   </w:abstractNum>
-  <w:abstractNum w:abstractNumId="47">
+  <w:abstractNum w:abstractNumId="53">
     <w:nsid w:val="3ABA3F88"/>
     <w:multiLevelType w:val="multilevel"/>
     <w:tmpl w:val="F0D0E58A"/>
@@ -43001,7 +45648,7 @@
       </w:rPr>
     </w:lvl>
   </w:abstractNum>
-  <w:abstractNum w:abstractNumId="48">
+  <w:abstractNum w:abstractNumId="54">
     <w:nsid w:val="3B294E21"/>
     <w:multiLevelType w:val="hybridMultilevel"/>
     <w:tmpl w:val="40AEA53C"/>
@@ -43087,7 +45734,7 @@
       </w:pPr>
     </w:lvl>
   </w:abstractNum>
-  <w:abstractNum w:abstractNumId="49">
+  <w:abstractNum w:abstractNumId="55">
     <w:nsid w:val="3DE95094"/>
     <w:multiLevelType w:val="multilevel"/>
     <w:tmpl w:val="FE000AE8"/>
@@ -43200,7 +45847,7 @@
       </w:pPr>
     </w:lvl>
   </w:abstractNum>
-  <w:abstractNum w:abstractNumId="50">
+  <w:abstractNum w:abstractNumId="56">
     <w:nsid w:val="3E6D119B"/>
     <w:multiLevelType w:val="multilevel"/>
     <w:tmpl w:val="467C58F6"/>
@@ -43349,7 +45996,7 @@
       </w:rPr>
     </w:lvl>
   </w:abstractNum>
-  <w:abstractNum w:abstractNumId="51">
+  <w:abstractNum w:abstractNumId="57">
     <w:nsid w:val="403E4474"/>
     <w:multiLevelType w:val="multilevel"/>
     <w:tmpl w:val="C1E27BBC"/>
@@ -43498,7 +46145,7 @@
       </w:rPr>
     </w:lvl>
   </w:abstractNum>
-  <w:abstractNum w:abstractNumId="52">
+  <w:abstractNum w:abstractNumId="58">
     <w:nsid w:val="40570112"/>
     <w:multiLevelType w:val="hybridMultilevel"/>
     <w:tmpl w:val="1D2A3ABA"/>
@@ -43611,7 +46258,7 @@
       </w:rPr>
     </w:lvl>
   </w:abstractNum>
-  <w:abstractNum w:abstractNumId="53">
+  <w:abstractNum w:abstractNumId="59">
     <w:nsid w:val="406D4552"/>
     <w:multiLevelType w:val="multilevel"/>
     <w:tmpl w:val="19A8BA34"/>
@@ -43760,7 +46407,7 @@
       </w:rPr>
     </w:lvl>
   </w:abstractNum>
-  <w:abstractNum w:abstractNumId="54">
+  <w:abstractNum w:abstractNumId="60">
     <w:nsid w:val="40EF5323"/>
     <w:multiLevelType w:val="multilevel"/>
     <w:tmpl w:val="403218A6"/>
@@ -43909,7 +46556,7 @@
       </w:rPr>
     </w:lvl>
   </w:abstractNum>
-  <w:abstractNum w:abstractNumId="55">
+  <w:abstractNum w:abstractNumId="61">
     <w:nsid w:val="416E5CAD"/>
     <w:multiLevelType w:val="multilevel"/>
     <w:tmpl w:val="44B8B942"/>
@@ -44058,7 +46705,7 @@
       </w:rPr>
     </w:lvl>
   </w:abstractNum>
-  <w:abstractNum w:abstractNumId="56">
+  <w:abstractNum w:abstractNumId="62">
     <w:nsid w:val="437C23E1"/>
     <w:multiLevelType w:val="multilevel"/>
     <w:tmpl w:val="3AFE85D8"/>
@@ -44207,7 +46854,7 @@
       </w:rPr>
     </w:lvl>
   </w:abstractNum>
-  <w:abstractNum w:abstractNumId="57">
+  <w:abstractNum w:abstractNumId="63">
     <w:nsid w:val="45615EE3"/>
     <w:multiLevelType w:val="multilevel"/>
     <w:tmpl w:val="0BF865F6"/>
@@ -44324,7 +46971,7 @@
       </w:pPr>
     </w:lvl>
   </w:abstractNum>
-  <w:abstractNum w:abstractNumId="58">
+  <w:abstractNum w:abstractNumId="64">
     <w:nsid w:val="469211FC"/>
     <w:multiLevelType w:val="hybridMultilevel"/>
     <w:tmpl w:val="5FCCA29E"/>
@@ -44437,7 +47084,7 @@
       </w:rPr>
     </w:lvl>
   </w:abstractNum>
-  <w:abstractNum w:abstractNumId="59">
+  <w:abstractNum w:abstractNumId="65">
     <w:nsid w:val="47EC71F4"/>
     <w:multiLevelType w:val="multilevel"/>
     <w:tmpl w:val="D5B65F0A"/>
@@ -44550,7 +47197,7 @@
       </w:pPr>
     </w:lvl>
   </w:abstractNum>
-  <w:abstractNum w:abstractNumId="60">
+  <w:abstractNum w:abstractNumId="66">
     <w:nsid w:val="47F65C07"/>
     <w:multiLevelType w:val="multilevel"/>
     <w:tmpl w:val="81784CF0"/>
@@ -44699,7 +47346,7 @@
       </w:rPr>
     </w:lvl>
   </w:abstractNum>
-  <w:abstractNum w:abstractNumId="61">
+  <w:abstractNum w:abstractNumId="67">
     <w:nsid w:val="4AD63A01"/>
     <w:multiLevelType w:val="multilevel"/>
     <w:tmpl w:val="0756C94A"/>
@@ -44848,7 +47495,7 @@
       </w:rPr>
     </w:lvl>
   </w:abstractNum>
-  <w:abstractNum w:abstractNumId="62">
+  <w:abstractNum w:abstractNumId="68">
     <w:nsid w:val="4AE17034"/>
     <w:multiLevelType w:val="multilevel"/>
     <w:tmpl w:val="9364CAF4"/>
@@ -44997,7 +47644,7 @@
       </w:rPr>
     </w:lvl>
   </w:abstractNum>
-  <w:abstractNum w:abstractNumId="63">
+  <w:abstractNum w:abstractNumId="69">
     <w:nsid w:val="4B3877E3"/>
     <w:multiLevelType w:val="multilevel"/>
     <w:tmpl w:val="242E7E78"/>
@@ -45146,7 +47793,7 @@
       </w:rPr>
     </w:lvl>
   </w:abstractNum>
-  <w:abstractNum w:abstractNumId="64">
+  <w:abstractNum w:abstractNumId="70">
     <w:nsid w:val="4CB743E9"/>
     <w:multiLevelType w:val="hybridMultilevel"/>
     <w:tmpl w:val="2EA4BEF8"/>
@@ -45259,7 +47906,7 @@
       </w:rPr>
     </w:lvl>
   </w:abstractNum>
-  <w:abstractNum w:abstractNumId="65">
+  <w:abstractNum w:abstractNumId="71">
     <w:nsid w:val="4CDF50C5"/>
     <w:multiLevelType w:val="multilevel"/>
     <w:tmpl w:val="E19CB13A"/>
@@ -45408,7 +48055,7 @@
       </w:rPr>
     </w:lvl>
   </w:abstractNum>
-  <w:abstractNum w:abstractNumId="66">
+  <w:abstractNum w:abstractNumId="72">
     <w:nsid w:val="50DD0001"/>
     <w:multiLevelType w:val="multilevel"/>
     <w:tmpl w:val="91141AF8"/>
@@ -45521,7 +48168,156 @@
       </w:pPr>
     </w:lvl>
   </w:abstractNum>
-  <w:abstractNum w:abstractNumId="67">
+  <w:abstractNum w:abstractNumId="73">
+    <w:nsid w:val="51270CAC"/>
+    <w:multiLevelType w:val="multilevel"/>
+    <w:tmpl w:val="CB68DF90"/>
+    <w:lvl w:ilvl="0">
+      <w:start w:val="1"/>
+      <w:numFmt w:val="bullet"/>
+      <w:lvlText w:val=""/>
+      <w:lvlJc w:val="left"/>
+      <w:pPr>
+        <w:tabs>
+          <w:tab w:val="num" w:pos="720"/>
+        </w:tabs>
+        <w:ind w:left="720" w:hanging="360"/>
+      </w:pPr>
+      <w:rPr>
+        <w:rFonts w:ascii="Symbol" w:hAnsi="Symbol" w:hint="default"/>
+        <w:sz w:val="20"/>
+      </w:rPr>
+    </w:lvl>
+    <w:lvl w:ilvl="1" w:tentative="1">
+      <w:start w:val="1"/>
+      <w:numFmt w:val="bullet"/>
+      <w:lvlText w:val="o"/>
+      <w:lvlJc w:val="left"/>
+      <w:pPr>
+        <w:tabs>
+          <w:tab w:val="num" w:pos="1440"/>
+        </w:tabs>
+        <w:ind w:left="1440" w:hanging="360"/>
+      </w:pPr>
+      <w:rPr>
+        <w:rFonts w:ascii="Courier New" w:hAnsi="Courier New" w:hint="default"/>
+        <w:sz w:val="20"/>
+      </w:rPr>
+    </w:lvl>
+    <w:lvl w:ilvl="2" w:tentative="1">
+      <w:start w:val="1"/>
+      <w:numFmt w:val="bullet"/>
+      <w:lvlText w:val=""/>
+      <w:lvlJc w:val="left"/>
+      <w:pPr>
+        <w:tabs>
+          <w:tab w:val="num" w:pos="2160"/>
+        </w:tabs>
+        <w:ind w:left="2160" w:hanging="360"/>
+      </w:pPr>
+      <w:rPr>
+        <w:rFonts w:ascii="Wingdings" w:hAnsi="Wingdings" w:hint="default"/>
+        <w:sz w:val="20"/>
+      </w:rPr>
+    </w:lvl>
+    <w:lvl w:ilvl="3" w:tentative="1">
+      <w:start w:val="1"/>
+      <w:numFmt w:val="bullet"/>
+      <w:lvlText w:val=""/>
+      <w:lvlJc w:val="left"/>
+      <w:pPr>
+        <w:tabs>
+          <w:tab w:val="num" w:pos="2880"/>
+        </w:tabs>
+        <w:ind w:left="2880" w:hanging="360"/>
+      </w:pPr>
+      <w:rPr>
+        <w:rFonts w:ascii="Wingdings" w:hAnsi="Wingdings" w:hint="default"/>
+        <w:sz w:val="20"/>
+      </w:rPr>
+    </w:lvl>
+    <w:lvl w:ilvl="4" w:tentative="1">
+      <w:start w:val="1"/>
+      <w:numFmt w:val="bullet"/>
+      <w:lvlText w:val=""/>
+      <w:lvlJc w:val="left"/>
+      <w:pPr>
+        <w:tabs>
+          <w:tab w:val="num" w:pos="3600"/>
+        </w:tabs>
+        <w:ind w:left="3600" w:hanging="360"/>
+      </w:pPr>
+      <w:rPr>
+        <w:rFonts w:ascii="Wingdings" w:hAnsi="Wingdings" w:hint="default"/>
+        <w:sz w:val="20"/>
+      </w:rPr>
+    </w:lvl>
+    <w:lvl w:ilvl="5" w:tentative="1">
+      <w:start w:val="1"/>
+      <w:numFmt w:val="bullet"/>
+      <w:lvlText w:val=""/>
+      <w:lvlJc w:val="left"/>
+      <w:pPr>
+        <w:tabs>
+          <w:tab w:val="num" w:pos="4320"/>
+        </w:tabs>
+        <w:ind w:left="4320" w:hanging="360"/>
+      </w:pPr>
+      <w:rPr>
+        <w:rFonts w:ascii="Wingdings" w:hAnsi="Wingdings" w:hint="default"/>
+        <w:sz w:val="20"/>
+      </w:rPr>
+    </w:lvl>
+    <w:lvl w:ilvl="6" w:tentative="1">
+      <w:start w:val="1"/>
+      <w:numFmt w:val="bullet"/>
+      <w:lvlText w:val=""/>
+      <w:lvlJc w:val="left"/>
+      <w:pPr>
+        <w:tabs>
+          <w:tab w:val="num" w:pos="5040"/>
+        </w:tabs>
+        <w:ind w:left="5040" w:hanging="360"/>
+      </w:pPr>
+      <w:rPr>
+        <w:rFonts w:ascii="Wingdings" w:hAnsi="Wingdings" w:hint="default"/>
+        <w:sz w:val="20"/>
+      </w:rPr>
+    </w:lvl>
+    <w:lvl w:ilvl="7" w:tentative="1">
+      <w:start w:val="1"/>
+      <w:numFmt w:val="bullet"/>
+      <w:lvlText w:val=""/>
+      <w:lvlJc w:val="left"/>
+      <w:pPr>
+        <w:tabs>
+          <w:tab w:val="num" w:pos="5760"/>
+        </w:tabs>
+        <w:ind w:left="5760" w:hanging="360"/>
+      </w:pPr>
+      <w:rPr>
+        <w:rFonts w:ascii="Wingdings" w:hAnsi="Wingdings" w:hint="default"/>
+        <w:sz w:val="20"/>
+      </w:rPr>
+    </w:lvl>
+    <w:lvl w:ilvl="8" w:tentative="1">
+      <w:start w:val="1"/>
+      <w:numFmt w:val="bullet"/>
+      <w:lvlText w:val=""/>
+      <w:lvlJc w:val="left"/>
+      <w:pPr>
+        <w:tabs>
+          <w:tab w:val="num" w:pos="6480"/>
+        </w:tabs>
+        <w:ind w:left="6480" w:hanging="360"/>
+      </w:pPr>
+      <w:rPr>
+        <w:rFonts w:ascii="Wingdings" w:hAnsi="Wingdings" w:hint="default"/>
+        <w:sz w:val="20"/>
+      </w:rPr>
+    </w:lvl>
+  </w:abstractNum>
+  <w:abstractNum w:abstractNumId="74">
     <w:nsid w:val="54A7570E"/>
     <w:multiLevelType w:val="hybridMultilevel"/>
     <w:tmpl w:val="D2B88774"/>
@@ -45607,7 +48403,7 @@
       </w:pPr>
     </w:lvl>
   </w:abstractNum>
-  <w:abstractNum w:abstractNumId="68">
+  <w:abstractNum w:abstractNumId="75">
     <w:nsid w:val="55014EDA"/>
     <w:multiLevelType w:val="multilevel"/>
     <w:tmpl w:val="E19CB13A"/>
@@ -45756,7 +48552,7 @@
       </w:rPr>
     </w:lvl>
   </w:abstractNum>
-  <w:abstractNum w:abstractNumId="69">
+  <w:abstractNum w:abstractNumId="76">
     <w:nsid w:val="551E2C3C"/>
     <w:multiLevelType w:val="multilevel"/>
     <w:tmpl w:val="645E02D6"/>
@@ -45869,7 +48665,7 @@
       </w:pPr>
     </w:lvl>
   </w:abstractNum>
-  <w:abstractNum w:abstractNumId="70">
+  <w:abstractNum w:abstractNumId="77">
     <w:nsid w:val="565C400C"/>
     <w:multiLevelType w:val="hybridMultilevel"/>
     <w:tmpl w:val="E92E0CBC"/>
@@ -45982,7 +48778,7 @@
       </w:rPr>
     </w:lvl>
   </w:abstractNum>
-  <w:abstractNum w:abstractNumId="71">
+  <w:abstractNum w:abstractNumId="78">
     <w:nsid w:val="57337533"/>
     <w:multiLevelType w:val="hybridMultilevel"/>
     <w:tmpl w:val="FB629784"/>
@@ -46095,7 +48891,7 @@
       </w:rPr>
     </w:lvl>
   </w:abstractNum>
-  <w:abstractNum w:abstractNumId="72">
+  <w:abstractNum w:abstractNumId="79">
     <w:nsid w:val="57AA66AD"/>
     <w:multiLevelType w:val="multilevel"/>
     <w:tmpl w:val="A920BA36"/>
@@ -46244,7 +49040,305 @@
       </w:rPr>
     </w:lvl>
   </w:abstractNum>
-  <w:abstractNum w:abstractNumId="73">
+  <w:abstractNum w:abstractNumId="80">
+    <w:nsid w:val="57E001C0"/>
+    <w:multiLevelType w:val="multilevel"/>
+    <w:tmpl w:val="814CB20E"/>
+    <w:lvl w:ilvl="0">
+      <w:start w:val="1"/>
+      <w:numFmt w:val="bullet"/>
+      <w:lvlText w:val=""/>
+      <w:lvlJc w:val="left"/>
+      <w:pPr>
+        <w:tabs>
+          <w:tab w:val="num" w:pos="720"/>
+        </w:tabs>
+        <w:ind w:left="720" w:hanging="360"/>
+      </w:pPr>
+      <w:rPr>
+        <w:rFonts w:ascii="Symbol" w:hAnsi="Symbol" w:hint="default"/>
+        <w:sz w:val="20"/>
+      </w:rPr>
+    </w:lvl>
+    <w:lvl w:ilvl="1" w:tentative="1">
+      <w:start w:val="1"/>
+      <w:numFmt w:val="bullet"/>
+      <w:lvlText w:val="o"/>
+      <w:lvlJc w:val="left"/>
+      <w:pPr>
+        <w:tabs>
+          <w:tab w:val="num" w:pos="1440"/>
+        </w:tabs>
+        <w:ind w:left="1440" w:hanging="360"/>
+      </w:pPr>
+      <w:rPr>
+        <w:rFonts w:ascii="Courier New" w:hAnsi="Courier New" w:hint="default"/>
+        <w:sz w:val="20"/>
+      </w:rPr>
+    </w:lvl>
+    <w:lvl w:ilvl="2" w:tentative="1">
+      <w:start w:val="1"/>
+      <w:numFmt w:val="bullet"/>
+      <w:lvlText w:val=""/>
+      <w:lvlJc w:val="left"/>
+      <w:pPr>
+        <w:tabs>
+          <w:tab w:val="num" w:pos="2160"/>
+        </w:tabs>
+        <w:ind w:left="2160" w:hanging="360"/>
+      </w:pPr>
+      <w:rPr>
+        <w:rFonts w:ascii="Wingdings" w:hAnsi="Wingdings" w:hint="default"/>
+        <w:sz w:val="20"/>
+      </w:rPr>
+    </w:lvl>
+    <w:lvl w:ilvl="3" w:tentative="1">
+      <w:start w:val="1"/>
+      <w:numFmt w:val="bullet"/>
+      <w:lvlText w:val=""/>
+      <w:lvlJc w:val="left"/>
+      <w:pPr>
+        <w:tabs>
+          <w:tab w:val="num" w:pos="2880"/>
+        </w:tabs>
+        <w:ind w:left="2880" w:hanging="360"/>
+      </w:pPr>
+      <w:rPr>
+        <w:rFonts w:ascii="Wingdings" w:hAnsi="Wingdings" w:hint="default"/>
+        <w:sz w:val="20"/>
+      </w:rPr>
+    </w:lvl>
+    <w:lvl w:ilvl="4" w:tentative="1">
+      <w:start w:val="1"/>
+      <w:numFmt w:val="bullet"/>
+      <w:lvlText w:val=""/>
+      <w:lvlJc w:val="left"/>
+      <w:pPr>
+        <w:tabs>
+          <w:tab w:val="num" w:pos="3600"/>
+        </w:tabs>
+        <w:ind w:left="3600" w:hanging="360"/>
+      </w:pPr>
+      <w:rPr>
+        <w:rFonts w:ascii="Wingdings" w:hAnsi="Wingdings" w:hint="default"/>
+        <w:sz w:val="20"/>
+      </w:rPr>
+    </w:lvl>
+    <w:lvl w:ilvl="5" w:tentative="1">
+      <w:start w:val="1"/>
+      <w:numFmt w:val="bullet"/>
+      <w:lvlText w:val=""/>
+      <w:lvlJc w:val="left"/>
+      <w:pPr>
+        <w:tabs>
+          <w:tab w:val="num" w:pos="4320"/>
+        </w:tabs>
+        <w:ind w:left="4320" w:hanging="360"/>
+      </w:pPr>
+      <w:rPr>
+        <w:rFonts w:ascii="Wingdings" w:hAnsi="Wingdings" w:hint="default"/>
+        <w:sz w:val="20"/>
+      </w:rPr>
+    </w:lvl>
+    <w:lvl w:ilvl="6" w:tentative="1">
+      <w:start w:val="1"/>
+      <w:numFmt w:val="bullet"/>
+      <w:lvlText w:val=""/>
+      <w:lvlJc w:val="left"/>
+      <w:pPr>
+        <w:tabs>
+          <w:tab w:val="num" w:pos="5040"/>
+        </w:tabs>
+        <w:ind w:left="5040" w:hanging="360"/>
+      </w:pPr>
+      <w:rPr>
+        <w:rFonts w:ascii="Wingdings" w:hAnsi="Wingdings" w:hint="default"/>
+        <w:sz w:val="20"/>
+      </w:rPr>
+    </w:lvl>
+    <w:lvl w:ilvl="7" w:tentative="1">
+      <w:start w:val="1"/>
+      <w:numFmt w:val="bullet"/>
+      <w:lvlText w:val=""/>
+      <w:lvlJc w:val="left"/>
+      <w:pPr>
+        <w:tabs>
+          <w:tab w:val="num" w:pos="5760"/>
+        </w:tabs>
+        <w:ind w:left="5760" w:hanging="360"/>
+      </w:pPr>
+      <w:rPr>
+        <w:rFonts w:ascii="Wingdings" w:hAnsi="Wingdings" w:hint="default"/>
+        <w:sz w:val="20"/>
+      </w:rPr>
+    </w:lvl>
+    <w:lvl w:ilvl="8" w:tentative="1">
+      <w:start w:val="1"/>
+      <w:numFmt w:val="bullet"/>
+      <w:lvlText w:val=""/>
+      <w:lvlJc w:val="left"/>
+      <w:pPr>
+        <w:tabs>
+          <w:tab w:val="num" w:pos="6480"/>
+        </w:tabs>
+        <w:ind w:left="6480" w:hanging="360"/>
+      </w:pPr>
+      <w:rPr>
+        <w:rFonts w:ascii="Wingdings" w:hAnsi="Wingdings" w:hint="default"/>
+        <w:sz w:val="20"/>
+      </w:rPr>
+    </w:lvl>
+  </w:abstractNum>
+  <w:abstractNum w:abstractNumId="81">
+    <w:nsid w:val="590D7DAD"/>
+    <w:multiLevelType w:val="multilevel"/>
+    <w:tmpl w:val="39C80D78"/>
+    <w:lvl w:ilvl="0">
+      <w:start w:val="1"/>
+      <w:numFmt w:val="bullet"/>
+      <w:lvlText w:val=""/>
+      <w:lvlJc w:val="left"/>
+      <w:pPr>
+        <w:tabs>
+          <w:tab w:val="num" w:pos="720"/>
+        </w:tabs>
+        <w:ind w:left="720" w:hanging="360"/>
+      </w:pPr>
+      <w:rPr>
+        <w:rFonts w:ascii="Symbol" w:hAnsi="Symbol" w:hint="default"/>
+        <w:sz w:val="20"/>
+      </w:rPr>
+    </w:lvl>
+    <w:lvl w:ilvl="1">
+      <w:start w:val="1"/>
+      <w:numFmt w:val="bullet"/>
+      <w:lvlText w:val="o"/>
+      <w:lvlJc w:val="left"/>
+      <w:pPr>
+        <w:tabs>
+          <w:tab w:val="num" w:pos="1440"/>
+        </w:tabs>
+        <w:ind w:left="1440" w:hanging="360"/>
+      </w:pPr>
+      <w:rPr>
+        <w:rFonts w:ascii="Courier New" w:hAnsi="Courier New" w:hint="default"/>
+        <w:sz w:val="20"/>
+      </w:rPr>
+    </w:lvl>
+    <w:lvl w:ilvl="2" w:tentative="1">
+      <w:start w:val="1"/>
+      <w:numFmt w:val="bullet"/>
+      <w:lvlText w:val=""/>
+      <w:lvlJc w:val="left"/>
+      <w:pPr>
+        <w:tabs>
+          <w:tab w:val="num" w:pos="2160"/>
+        </w:tabs>
+        <w:ind w:left="2160" w:hanging="360"/>
+      </w:pPr>
+      <w:rPr>
+        <w:rFonts w:ascii="Wingdings" w:hAnsi="Wingdings" w:hint="default"/>
+        <w:sz w:val="20"/>
+      </w:rPr>
+    </w:lvl>
+    <w:lvl w:ilvl="3" w:tentative="1">
+      <w:start w:val="1"/>
+      <w:numFmt w:val="bullet"/>
+      <w:lvlText w:val=""/>
+      <w:lvlJc w:val="left"/>
+      <w:pPr>
+        <w:tabs>
+          <w:tab w:val="num" w:pos="2880"/>
+        </w:tabs>
+        <w:ind w:left="2880" w:hanging="360"/>
+      </w:pPr>
+      <w:rPr>
+        <w:rFonts w:ascii="Wingdings" w:hAnsi="Wingdings" w:hint="default"/>
+        <w:sz w:val="20"/>
+      </w:rPr>
+    </w:lvl>
+    <w:lvl w:ilvl="4" w:tentative="1">
+      <w:start w:val="1"/>
+      <w:numFmt w:val="bullet"/>
+      <w:lvlText w:val=""/>
+      <w:lvlJc w:val="left"/>
+      <w:pPr>
+        <w:tabs>
+          <w:tab w:val="num" w:pos="3600"/>
+        </w:tabs>
+        <w:ind w:left="3600" w:hanging="360"/>
+      </w:pPr>
+      <w:rPr>
+        <w:rFonts w:ascii="Wingdings" w:hAnsi="Wingdings" w:hint="default"/>
+        <w:sz w:val="20"/>
+      </w:rPr>
+    </w:lvl>
+    <w:lvl w:ilvl="5" w:tentative="1">
+      <w:start w:val="1"/>
+      <w:numFmt w:val="bullet"/>
+      <w:lvlText w:val=""/>
+      <w:lvlJc w:val="left"/>
+      <w:pPr>
+        <w:tabs>
+          <w:tab w:val="num" w:pos="4320"/>
+        </w:tabs>
+        <w:ind w:left="4320" w:hanging="360"/>
+      </w:pPr>
+      <w:rPr>
+        <w:rFonts w:ascii="Wingdings" w:hAnsi="Wingdings" w:hint="default"/>
+        <w:sz w:val="20"/>
+      </w:rPr>
+    </w:lvl>
+    <w:lvl w:ilvl="6" w:tentative="1">
+      <w:start w:val="1"/>
+      <w:numFmt w:val="bullet"/>
+      <w:lvlText w:val=""/>
+      <w:lvlJc w:val="left"/>
+      <w:pPr>
+        <w:tabs>
+          <w:tab w:val="num" w:pos="5040"/>
+        </w:tabs>
+        <w:ind w:left="5040" w:hanging="360"/>
+      </w:pPr>
+      <w:rPr>
+        <w:rFonts w:ascii="Wingdings" w:hAnsi="Wingdings" w:hint="default"/>
+        <w:sz w:val="20"/>
+      </w:rPr>
+    </w:lvl>
+    <w:lvl w:ilvl="7" w:tentative="1">
+      <w:start w:val="1"/>
+      <w:numFmt w:val="bullet"/>
+      <w:lvlText w:val=""/>
+      <w:lvlJc w:val="left"/>
+      <w:pPr>
+        <w:tabs>
+          <w:tab w:val="num" w:pos="5760"/>
+        </w:tabs>
+        <w:ind w:left="5760" w:hanging="360"/>
+      </w:pPr>
+      <w:rPr>
+        <w:rFonts w:ascii="Wingdings" w:hAnsi="Wingdings" w:hint="default"/>
+        <w:sz w:val="20"/>
+      </w:rPr>
+    </w:lvl>
+    <w:lvl w:ilvl="8" w:tentative="1">
+      <w:start w:val="1"/>
+      <w:numFmt w:val="bullet"/>
+      <w:lvlText w:val=""/>
+      <w:lvlJc w:val="left"/>
+      <w:pPr>
+        <w:tabs>
+          <w:tab w:val="num" w:pos="6480"/>
+        </w:tabs>
+        <w:ind w:left="6480" w:hanging="360"/>
+      </w:pPr>
+      <w:rPr>
+        <w:rFonts w:ascii="Wingdings" w:hAnsi="Wingdings" w:hint="default"/>
+        <w:sz w:val="20"/>
+      </w:rPr>
+    </w:lvl>
+  </w:abstractNum>
+  <w:abstractNum w:abstractNumId="82">
     <w:nsid w:val="59D05A70"/>
     <w:multiLevelType w:val="multilevel"/>
     <w:tmpl w:val="8CA62B80"/>
@@ -46357,7 +49451,7 @@
       </w:pPr>
     </w:lvl>
   </w:abstractNum>
-  <w:abstractNum w:abstractNumId="74">
+  <w:abstractNum w:abstractNumId="83">
     <w:nsid w:val="5A301BB9"/>
     <w:multiLevelType w:val="multilevel"/>
     <w:tmpl w:val="62085AD6"/>
@@ -46470,7 +49564,7 @@
       </w:pPr>
     </w:lvl>
   </w:abstractNum>
-  <w:abstractNum w:abstractNumId="75">
+  <w:abstractNum w:abstractNumId="84">
     <w:nsid w:val="5D944889"/>
     <w:multiLevelType w:val="multilevel"/>
     <w:tmpl w:val="C5666068"/>
@@ -46619,7 +49713,7 @@
       </w:rPr>
     </w:lvl>
   </w:abstractNum>
-  <w:abstractNum w:abstractNumId="76">
+  <w:abstractNum w:abstractNumId="85">
     <w:nsid w:val="5EE36464"/>
     <w:multiLevelType w:val="multilevel"/>
     <w:tmpl w:val="45124588"/>
@@ -46732,7 +49826,7 @@
       </w:pPr>
     </w:lvl>
   </w:abstractNum>
-  <w:abstractNum w:abstractNumId="77">
+  <w:abstractNum w:abstractNumId="86">
     <w:nsid w:val="609340D3"/>
     <w:multiLevelType w:val="multilevel"/>
     <w:tmpl w:val="2D6E2EC2"/>
@@ -46881,7 +49975,7 @@
       </w:rPr>
     </w:lvl>
   </w:abstractNum>
-  <w:abstractNum w:abstractNumId="78">
+  <w:abstractNum w:abstractNumId="87">
     <w:nsid w:val="62C60AAC"/>
     <w:multiLevelType w:val="hybridMultilevel"/>
     <w:tmpl w:val="4B4AE49A"/>
@@ -46994,7 +50088,7 @@
       </w:rPr>
     </w:lvl>
   </w:abstractNum>
-  <w:abstractNum w:abstractNumId="79">
+  <w:abstractNum w:abstractNumId="88">
     <w:nsid w:val="66DD7697"/>
     <w:multiLevelType w:val="multilevel"/>
     <w:tmpl w:val="8C005646"/>
@@ -47143,7 +50237,7 @@
       </w:rPr>
     </w:lvl>
   </w:abstractNum>
-  <w:abstractNum w:abstractNumId="80">
+  <w:abstractNum w:abstractNumId="89">
     <w:nsid w:val="66FA4B40"/>
     <w:multiLevelType w:val="multilevel"/>
     <w:tmpl w:val="4B3EEC2E"/>
@@ -47259,7 +50353,7 @@
       </w:pPr>
     </w:lvl>
   </w:abstractNum>
-  <w:abstractNum w:abstractNumId="81">
+  <w:abstractNum w:abstractNumId="90">
     <w:nsid w:val="67A31FBD"/>
     <w:multiLevelType w:val="multilevel"/>
     <w:tmpl w:val="8BB2A172"/>
@@ -47408,7 +50502,7 @@
       </w:rPr>
     </w:lvl>
   </w:abstractNum>
-  <w:abstractNum w:abstractNumId="82">
+  <w:abstractNum w:abstractNumId="91">
     <w:nsid w:val="682E78BB"/>
     <w:multiLevelType w:val="hybridMultilevel"/>
     <w:tmpl w:val="5268CF5C"/>
@@ -47521,7 +50615,7 @@
       </w:rPr>
     </w:lvl>
   </w:abstractNum>
-  <w:abstractNum w:abstractNumId="83">
+  <w:abstractNum w:abstractNumId="92">
     <w:nsid w:val="69FC3A97"/>
     <w:multiLevelType w:val="hybridMultilevel"/>
     <w:tmpl w:val="7CA08FF0"/>
@@ -47634,7 +50728,7 @@
       </w:rPr>
     </w:lvl>
   </w:abstractNum>
-  <w:abstractNum w:abstractNumId="84">
+  <w:abstractNum w:abstractNumId="93">
     <w:nsid w:val="6A3364B1"/>
     <w:multiLevelType w:val="multilevel"/>
     <w:tmpl w:val="61740C72"/>
@@ -47783,7 +50877,7 @@
       </w:rPr>
     </w:lvl>
   </w:abstractNum>
-  <w:abstractNum w:abstractNumId="85">
+  <w:abstractNum w:abstractNumId="94">
     <w:nsid w:val="6A5A52CA"/>
     <w:multiLevelType w:val="hybridMultilevel"/>
     <w:tmpl w:val="9BAA3374"/>
@@ -47872,7 +50966,7 @@
       </w:pPr>
     </w:lvl>
   </w:abstractNum>
-  <w:abstractNum w:abstractNumId="86">
+  <w:abstractNum w:abstractNumId="95">
     <w:nsid w:val="6A825615"/>
     <w:multiLevelType w:val="multilevel"/>
     <w:tmpl w:val="632C082E"/>
@@ -48021,7 +51115,7 @@
       </w:rPr>
     </w:lvl>
   </w:abstractNum>
-  <w:abstractNum w:abstractNumId="87">
+  <w:abstractNum w:abstractNumId="96">
     <w:nsid w:val="6AAC1B9C"/>
     <w:multiLevelType w:val="hybridMultilevel"/>
     <w:tmpl w:val="C8FE349A"/>
@@ -48134,7 +51228,7 @@
       </w:rPr>
     </w:lvl>
   </w:abstractNum>
-  <w:abstractNum w:abstractNumId="88">
+  <w:abstractNum w:abstractNumId="97">
     <w:nsid w:val="6C21799D"/>
     <w:multiLevelType w:val="multilevel"/>
     <w:tmpl w:val="B75CDC5A"/>
@@ -48283,7 +51377,7 @@
       </w:rPr>
     </w:lvl>
   </w:abstractNum>
-  <w:abstractNum w:abstractNumId="89">
+  <w:abstractNum w:abstractNumId="98">
     <w:nsid w:val="6D03573C"/>
     <w:multiLevelType w:val="multilevel"/>
     <w:tmpl w:val="C2920CFE"/>
@@ -48428,7 +51522,7 @@
       </w:rPr>
     </w:lvl>
   </w:abstractNum>
-  <w:abstractNum w:abstractNumId="90">
+  <w:abstractNum w:abstractNumId="99">
     <w:nsid w:val="6DB33798"/>
     <w:multiLevelType w:val="multilevel"/>
     <w:tmpl w:val="0DEC999C"/>
@@ -48577,7 +51671,7 @@
       </w:rPr>
     </w:lvl>
   </w:abstractNum>
-  <w:abstractNum w:abstractNumId="91">
+  <w:abstractNum w:abstractNumId="100">
     <w:nsid w:val="6FC34E4B"/>
     <w:multiLevelType w:val="multilevel"/>
     <w:tmpl w:val="8D6276FC"/>
@@ -48690,7 +51784,7 @@
       </w:pPr>
     </w:lvl>
   </w:abstractNum>
-  <w:abstractNum w:abstractNumId="92">
+  <w:abstractNum w:abstractNumId="101">
     <w:nsid w:val="723814D0"/>
     <w:multiLevelType w:val="multilevel"/>
     <w:tmpl w:val="45961502"/>
@@ -48803,7 +51897,7 @@
       </w:pPr>
     </w:lvl>
   </w:abstractNum>
-  <w:abstractNum w:abstractNumId="93">
+  <w:abstractNum w:abstractNumId="102">
     <w:nsid w:val="733F0FCC"/>
     <w:multiLevelType w:val="multilevel"/>
     <w:tmpl w:val="69D8ED1E"/>
@@ -48952,7 +52046,7 @@
       </w:rPr>
     </w:lvl>
   </w:abstractNum>
-  <w:abstractNum w:abstractNumId="94">
+  <w:abstractNum w:abstractNumId="103">
     <w:nsid w:val="73D511B3"/>
     <w:multiLevelType w:val="hybridMultilevel"/>
     <w:tmpl w:val="CFB27BA0"/>
@@ -49065,7 +52159,156 @@
       </w:rPr>
     </w:lvl>
   </w:abstractNum>
-  <w:abstractNum w:abstractNumId="95">
+  <w:abstractNum w:abstractNumId="104">
+    <w:nsid w:val="73FC4C95"/>
+    <w:multiLevelType w:val="multilevel"/>
+    <w:tmpl w:val="4A9EEC2E"/>
+    <w:lvl w:ilvl="0">
+      <w:start w:val="1"/>
+      <w:numFmt w:val="bullet"/>
+      <w:lvlText w:val=""/>
+      <w:lvlJc w:val="left"/>
+      <w:pPr>
+        <w:tabs>
+          <w:tab w:val="num" w:pos="720"/>
+        </w:tabs>
+        <w:ind w:left="720" w:hanging="360"/>
+      </w:pPr>
+      <w:rPr>
+        <w:rFonts w:ascii="Symbol" w:hAnsi="Symbol" w:hint="default"/>
+        <w:sz w:val="20"/>
+      </w:rPr>
+    </w:lvl>
+    <w:lvl w:ilvl="1" w:tentative="1">
+      <w:start w:val="1"/>
+      <w:numFmt w:val="bullet"/>
+      <w:lvlText w:val="o"/>
+      <w:lvlJc w:val="left"/>
+      <w:pPr>
+        <w:tabs>
+          <w:tab w:val="num" w:pos="1440"/>
+        </w:tabs>
+        <w:ind w:left="1440" w:hanging="360"/>
+      </w:pPr>
+      <w:rPr>
+        <w:rFonts w:ascii="Courier New" w:hAnsi="Courier New" w:hint="default"/>
+        <w:sz w:val="20"/>
+      </w:rPr>
+    </w:lvl>
+    <w:lvl w:ilvl="2" w:tentative="1">
+      <w:start w:val="1"/>
+      <w:numFmt w:val="bullet"/>
+      <w:lvlText w:val=""/>
+      <w:lvlJc w:val="left"/>
+      <w:pPr>
+        <w:tabs>
+          <w:tab w:val="num" w:pos="2160"/>
+        </w:tabs>
+        <w:ind w:left="2160" w:hanging="360"/>
+      </w:pPr>
+      <w:rPr>
+        <w:rFonts w:ascii="Wingdings" w:hAnsi="Wingdings" w:hint="default"/>
+        <w:sz w:val="20"/>
+      </w:rPr>
+    </w:lvl>
+    <w:lvl w:ilvl="3" w:tentative="1">
+      <w:start w:val="1"/>
+      <w:numFmt w:val="bullet"/>
+      <w:lvlText w:val=""/>
+      <w:lvlJc w:val="left"/>
+      <w:pPr>
+        <w:tabs>
+          <w:tab w:val="num" w:pos="2880"/>
+        </w:tabs>
+        <w:ind w:left="2880" w:hanging="360"/>
+      </w:pPr>
+      <w:rPr>
+        <w:rFonts w:ascii="Wingdings" w:hAnsi="Wingdings" w:hint="default"/>
+        <w:sz w:val="20"/>
+      </w:rPr>
+    </w:lvl>
+    <w:lvl w:ilvl="4" w:tentative="1">
+      <w:start w:val="1"/>
+      <w:numFmt w:val="bullet"/>
+      <w:lvlText w:val=""/>
+      <w:lvlJc w:val="left"/>
+      <w:pPr>
+        <w:tabs>
+          <w:tab w:val="num" w:pos="3600"/>
+        </w:tabs>
+        <w:ind w:left="3600" w:hanging="360"/>
+      </w:pPr>
+      <w:rPr>
+        <w:rFonts w:ascii="Wingdings" w:hAnsi="Wingdings" w:hint="default"/>
+        <w:sz w:val="20"/>
+      </w:rPr>
+    </w:lvl>
+    <w:lvl w:ilvl="5" w:tentative="1">
+      <w:start w:val="1"/>
+      <w:numFmt w:val="bullet"/>
+      <w:lvlText w:val=""/>
+      <w:lvlJc w:val="left"/>
+      <w:pPr>
+        <w:tabs>
+          <w:tab w:val="num" w:pos="4320"/>
+        </w:tabs>
+        <w:ind w:left="4320" w:hanging="360"/>
+      </w:pPr>
+      <w:rPr>
+        <w:rFonts w:ascii="Wingdings" w:hAnsi="Wingdings" w:hint="default"/>
+        <w:sz w:val="20"/>
+      </w:rPr>
+    </w:lvl>
+    <w:lvl w:ilvl="6" w:tentative="1">
+      <w:start w:val="1"/>
+      <w:numFmt w:val="bullet"/>
+      <w:lvlText w:val=""/>
+      <w:lvlJc w:val="left"/>
+      <w:pPr>
+        <w:tabs>
+          <w:tab w:val="num" w:pos="5040"/>
+        </w:tabs>
+        <w:ind w:left="5040" w:hanging="360"/>
+      </w:pPr>
+      <w:rPr>
+        <w:rFonts w:ascii="Wingdings" w:hAnsi="Wingdings" w:hint="default"/>
+        <w:sz w:val="20"/>
+      </w:rPr>
+    </w:lvl>
+    <w:lvl w:ilvl="7" w:tentative="1">
+      <w:start w:val="1"/>
+      <w:numFmt w:val="bullet"/>
+      <w:lvlText w:val=""/>
+      <w:lvlJc w:val="left"/>
+      <w:pPr>
+        <w:tabs>
+          <w:tab w:val="num" w:pos="5760"/>
+        </w:tabs>
+        <w:ind w:left="5760" w:hanging="360"/>
+      </w:pPr>
+      <w:rPr>
+        <w:rFonts w:ascii="Wingdings" w:hAnsi="Wingdings" w:hint="default"/>
+        <w:sz w:val="20"/>
+      </w:rPr>
+    </w:lvl>
+    <w:lvl w:ilvl="8" w:tentative="1">
+      <w:start w:val="1"/>
+      <w:numFmt w:val="bullet"/>
+      <w:lvlText w:val=""/>
+      <w:lvlJc w:val="left"/>
+      <w:pPr>
+        <w:tabs>
+          <w:tab w:val="num" w:pos="6480"/>
+        </w:tabs>
+        <w:ind w:left="6480" w:hanging="360"/>
+      </w:pPr>
+      <w:rPr>
+        <w:rFonts w:ascii="Wingdings" w:hAnsi="Wingdings" w:hint="default"/>
+        <w:sz w:val="20"/>
+      </w:rPr>
+    </w:lvl>
+  </w:abstractNum>
+  <w:abstractNum w:abstractNumId="105">
     <w:nsid w:val="74163F70"/>
     <w:multiLevelType w:val="multilevel"/>
     <w:tmpl w:val="CA9AF5E8"/>
@@ -49178,7 +52421,7 @@
       </w:pPr>
     </w:lvl>
   </w:abstractNum>
-  <w:abstractNum w:abstractNumId="96">
+  <w:abstractNum w:abstractNumId="106">
     <w:nsid w:val="74F47FA3"/>
     <w:multiLevelType w:val="multilevel"/>
     <w:tmpl w:val="D0386E40"/>
@@ -49327,7 +52570,7 @@
       </w:rPr>
     </w:lvl>
   </w:abstractNum>
-  <w:abstractNum w:abstractNumId="97">
+  <w:abstractNum w:abstractNumId="107">
     <w:nsid w:val="74F642F4"/>
     <w:multiLevelType w:val="hybridMultilevel"/>
     <w:tmpl w:val="2CB6C5FE"/>
@@ -49413,7 +52656,7 @@
       </w:pPr>
     </w:lvl>
   </w:abstractNum>
-  <w:abstractNum w:abstractNumId="98">
+  <w:abstractNum w:abstractNumId="108">
     <w:nsid w:val="7504772C"/>
     <w:multiLevelType w:val="multilevel"/>
     <w:tmpl w:val="43EE9338"/>
@@ -49526,7 +52769,7 @@
       </w:pPr>
     </w:lvl>
   </w:abstractNum>
-  <w:abstractNum w:abstractNumId="99">
+  <w:abstractNum w:abstractNumId="109">
     <w:nsid w:val="769C1DDC"/>
     <w:multiLevelType w:val="multilevel"/>
     <w:tmpl w:val="6164AA7A"/>
@@ -49675,7 +52918,7 @@
       </w:rPr>
     </w:lvl>
   </w:abstractNum>
-  <w:abstractNum w:abstractNumId="100">
+  <w:abstractNum w:abstractNumId="110">
     <w:nsid w:val="76BD1057"/>
     <w:multiLevelType w:val="multilevel"/>
     <w:tmpl w:val="35EAA51E"/>
@@ -49824,7 +53067,7 @@
       </w:rPr>
     </w:lvl>
   </w:abstractNum>
-  <w:abstractNum w:abstractNumId="101">
+  <w:abstractNum w:abstractNumId="111">
     <w:nsid w:val="76EA2F86"/>
     <w:multiLevelType w:val="multilevel"/>
     <w:tmpl w:val="EAD6C1A2"/>
@@ -49973,7 +53216,7 @@
       </w:rPr>
     </w:lvl>
   </w:abstractNum>
-  <w:abstractNum w:abstractNumId="102">
+  <w:abstractNum w:abstractNumId="112">
     <w:nsid w:val="77054F17"/>
     <w:multiLevelType w:val="multilevel"/>
     <w:tmpl w:val="C2BE77BA"/>
@@ -50086,7 +53329,7 @@
       </w:pPr>
     </w:lvl>
   </w:abstractNum>
-  <w:abstractNum w:abstractNumId="103">
+  <w:abstractNum w:abstractNumId="113">
     <w:nsid w:val="78BF1BB1"/>
     <w:multiLevelType w:val="multilevel"/>
     <w:tmpl w:val="0852985A"/>
@@ -50235,7 +53478,7 @@
       </w:rPr>
     </w:lvl>
   </w:abstractNum>
-  <w:abstractNum w:abstractNumId="104">
+  <w:abstractNum w:abstractNumId="114">
     <w:nsid w:val="796E3AF1"/>
     <w:multiLevelType w:val="multilevel"/>
     <w:tmpl w:val="E5929A64"/>
@@ -50352,7 +53595,7 @@
       </w:pPr>
     </w:lvl>
   </w:abstractNum>
-  <w:abstractNum w:abstractNumId="105">
+  <w:abstractNum w:abstractNumId="115">
     <w:nsid w:val="79F875BF"/>
     <w:multiLevelType w:val="multilevel"/>
     <w:tmpl w:val="FD70627E"/>
@@ -50501,7 +53744,7 @@
       </w:rPr>
     </w:lvl>
   </w:abstractNum>
-  <w:abstractNum w:abstractNumId="106">
+  <w:abstractNum w:abstractNumId="116">
     <w:nsid w:val="7A305CF3"/>
     <w:multiLevelType w:val="multilevel"/>
     <w:tmpl w:val="43EE9338"/>
@@ -50614,7 +53857,7 @@
       </w:pPr>
     </w:lvl>
   </w:abstractNum>
-  <w:abstractNum w:abstractNumId="107">
+  <w:abstractNum w:abstractNumId="117">
     <w:nsid w:val="7AC361D2"/>
     <w:multiLevelType w:val="multilevel"/>
     <w:tmpl w:val="E5CC4CB0"/>
@@ -50727,7 +53970,7 @@
       </w:pPr>
     </w:lvl>
   </w:abstractNum>
-  <w:abstractNum w:abstractNumId="108">
+  <w:abstractNum w:abstractNumId="118">
     <w:nsid w:val="7EC6431B"/>
     <w:multiLevelType w:val="multilevel"/>
     <w:tmpl w:val="3A2638A2"/>
@@ -50876,7 +54119,7 @@
       </w:rPr>
     </w:lvl>
   </w:abstractNum>
-  <w:abstractNum w:abstractNumId="109">
+  <w:abstractNum w:abstractNumId="119">
     <w:nsid w:val="7F570E49"/>
     <w:multiLevelType w:val="multilevel"/>
     <w:tmpl w:val="89A4F2DA"/>
@@ -51026,336 +54269,366 @@
     </w:lvl>
   </w:abstractNum>
   <w:num w:numId="1">
-    <w:abstractNumId w:val="87"/>
+    <w:abstractNumId w:val="96"/>
   </w:num>
   <w:num w:numId="2">
-    <w:abstractNumId w:val="22"/>
+    <w:abstractNumId w:val="23"/>
   </w:num>
   <w:num w:numId="3">
-    <w:abstractNumId w:val="79"/>
+    <w:abstractNumId w:val="88"/>
   </w:num>
   <w:num w:numId="4">
-    <w:abstractNumId w:val="83"/>
+    <w:abstractNumId w:val="92"/>
   </w:num>
   <w:num w:numId="5">
-    <w:abstractNumId w:val="88"/>
+    <w:abstractNumId w:val="97"/>
   </w:num>
   <w:num w:numId="6">
-    <w:abstractNumId w:val="93"/>
+    <w:abstractNumId w:val="102"/>
   </w:num>
   <w:num w:numId="7">
-    <w:abstractNumId w:val="23"/>
+    <w:abstractNumId w:val="24"/>
   </w:num>
   <w:num w:numId="8">
-    <w:abstractNumId w:val="40"/>
+    <w:abstractNumId w:val="45"/>
   </w:num>
   <w:num w:numId="9">
-    <w:abstractNumId w:val="100"/>
+    <w:abstractNumId w:val="110"/>
   </w:num>
   <w:num w:numId="10">
-    <w:abstractNumId w:val="14"/>
+    <w:abstractNumId w:val="15"/>
   </w:num>
   <w:num w:numId="11">
     <w:abstractNumId w:val="2"/>
   </w:num>
   <w:num w:numId="12">
-    <w:abstractNumId w:val="37"/>
+    <w:abstractNumId w:val="42"/>
   </w:num>
   <w:num w:numId="13">
     <w:abstractNumId w:val="7"/>
   </w:num>
   <w:num w:numId="14">
-    <w:abstractNumId w:val="92"/>
+    <w:abstractNumId w:val="101"/>
   </w:num>
   <w:num w:numId="15">
-    <w:abstractNumId w:val="27"/>
+    <w:abstractNumId w:val="30"/>
   </w:num>
   <w:num w:numId="16">
-    <w:abstractNumId w:val="35"/>
+    <w:abstractNumId w:val="40"/>
   </w:num>
   <w:num w:numId="17">
-    <w:abstractNumId w:val="75"/>
+    <w:abstractNumId w:val="84"/>
   </w:num>
   <w:num w:numId="18">
-    <w:abstractNumId w:val="91"/>
+    <w:abstractNumId w:val="100"/>
   </w:num>
   <w:num w:numId="19">
-    <w:abstractNumId w:val="17"/>
+    <w:abstractNumId w:val="18"/>
   </w:num>
   <w:num w:numId="20">
-    <w:abstractNumId w:val="102"/>
+    <w:abstractNumId w:val="112"/>
   </w:num>
   <w:num w:numId="21">
-    <w:abstractNumId w:val="89"/>
+    <w:abstractNumId w:val="98"/>
   </w:num>
   <w:num w:numId="22">
-    <w:abstractNumId w:val="104"/>
+    <w:abstractNumId w:val="114"/>
   </w:num>
   <w:num w:numId="23">
-    <w:abstractNumId w:val="76"/>
+    <w:abstractNumId w:val="85"/>
   </w:num>
   <w:num w:numId="24">
-    <w:abstractNumId w:val="50"/>
+    <w:abstractNumId w:val="56"/>
   </w:num>
   <w:num w:numId="25">
     <w:abstractNumId w:val="8"/>
   </w:num>
   <w:num w:numId="26">
+    <w:abstractNumId w:val="83"/>
+  </w:num>
+  <w:num w:numId="27">
+    <w:abstractNumId w:val="39"/>
+  </w:num>
+  <w:num w:numId="28">
+    <w:abstractNumId w:val="57"/>
+  </w:num>
+  <w:num w:numId="29">
     <w:abstractNumId w:val="74"/>
   </w:num>
-  <w:num w:numId="27">
-    <w:abstractNumId w:val="34"/>
-  </w:num>
-  <w:num w:numId="28">
-    <w:abstractNumId w:val="51"/>
-  </w:num>
-  <w:num w:numId="29">
-    <w:abstractNumId w:val="67"/>
-  </w:num>
   <w:num w:numId="30">
-    <w:abstractNumId w:val="55"/>
+    <w:abstractNumId w:val="61"/>
   </w:num>
   <w:num w:numId="31">
-    <w:abstractNumId w:val="58"/>
+    <w:abstractNumId w:val="64"/>
   </w:num>
   <w:num w:numId="32">
-    <w:abstractNumId w:val="21"/>
+    <w:abstractNumId w:val="22"/>
   </w:num>
   <w:num w:numId="33">
-    <w:abstractNumId w:val="60"/>
+    <w:abstractNumId w:val="66"/>
   </w:num>
   <w:num w:numId="34">
-    <w:abstractNumId w:val="18"/>
+    <w:abstractNumId w:val="19"/>
   </w:num>
   <w:num w:numId="35">
-    <w:abstractNumId w:val="56"/>
+    <w:abstractNumId w:val="62"/>
   </w:num>
   <w:num w:numId="36">
     <w:abstractNumId w:val="9"/>
   </w:num>
   <w:num w:numId="37">
-    <w:abstractNumId w:val="70"/>
+    <w:abstractNumId w:val="77"/>
   </w:num>
   <w:num w:numId="38">
-    <w:abstractNumId w:val="45"/>
+    <w:abstractNumId w:val="51"/>
   </w:num>
   <w:num w:numId="39">
-    <w:abstractNumId w:val="19"/>
+    <w:abstractNumId w:val="20"/>
   </w:num>
   <w:num w:numId="40">
+    <w:abstractNumId w:val="13"/>
+  </w:num>
+  <w:num w:numId="41">
+    <w:abstractNumId w:val="115"/>
+  </w:num>
+  <w:num w:numId="42">
+    <w:abstractNumId w:val="48"/>
+  </w:num>
+  <w:num w:numId="43">
+    <w:abstractNumId w:val="107"/>
+  </w:num>
+  <w:num w:numId="44">
+    <w:abstractNumId w:val="72"/>
+  </w:num>
+  <w:num w:numId="45">
+    <w:abstractNumId w:val="43"/>
+  </w:num>
+  <w:num w:numId="46">
+    <w:abstractNumId w:val="14"/>
+  </w:num>
+  <w:num w:numId="47">
+    <w:abstractNumId w:val="90"/>
+  </w:num>
+  <w:num w:numId="48">
+    <w:abstractNumId w:val="58"/>
+  </w:num>
+  <w:num w:numId="49">
     <w:abstractNumId w:val="12"/>
   </w:num>
-  <w:num w:numId="41">
-    <w:abstractNumId w:val="105"/>
-  </w:num>
-  <w:num w:numId="42">
-    <w:abstractNumId w:val="42"/>
-  </w:num>
-  <w:num w:numId="43">
-    <w:abstractNumId w:val="97"/>
-  </w:num>
-  <w:num w:numId="44">
-    <w:abstractNumId w:val="66"/>
-  </w:num>
-  <w:num w:numId="45">
-    <w:abstractNumId w:val="38"/>
-  </w:num>
-  <w:num w:numId="46">
-    <w:abstractNumId w:val="13"/>
-  </w:num>
-  <w:num w:numId="47">
-    <w:abstractNumId w:val="81"/>
-  </w:num>
-  <w:num w:numId="48">
-    <w:abstractNumId w:val="52"/>
-  </w:num>
-  <w:num w:numId="49">
-    <w:abstractNumId w:val="11"/>
-  </w:num>
   <w:num w:numId="50">
-    <w:abstractNumId w:val="44"/>
+    <w:abstractNumId w:val="50"/>
   </w:num>
   <w:num w:numId="51">
-    <w:abstractNumId w:val="84"/>
+    <w:abstractNumId w:val="93"/>
   </w:num>
   <w:num w:numId="52">
-    <w:abstractNumId w:val="101"/>
+    <w:abstractNumId w:val="111"/>
   </w:num>
   <w:num w:numId="53">
-    <w:abstractNumId w:val="28"/>
+    <w:abstractNumId w:val="31"/>
   </w:num>
   <w:num w:numId="54">
-    <w:abstractNumId w:val="63"/>
+    <w:abstractNumId w:val="69"/>
   </w:num>
   <w:num w:numId="55">
-    <w:abstractNumId w:val="43"/>
+    <w:abstractNumId w:val="49"/>
   </w:num>
   <w:num w:numId="56">
-    <w:abstractNumId w:val="48"/>
+    <w:abstractNumId w:val="54"/>
   </w:num>
   <w:num w:numId="57">
-    <w:abstractNumId w:val="103"/>
+    <w:abstractNumId w:val="113"/>
   </w:num>
   <w:num w:numId="58">
-    <w:abstractNumId w:val="25"/>
+    <w:abstractNumId w:val="26"/>
   </w:num>
   <w:num w:numId="59">
-    <w:abstractNumId w:val="82"/>
+    <w:abstractNumId w:val="91"/>
   </w:num>
   <w:num w:numId="60">
-    <w:abstractNumId w:val="85"/>
+    <w:abstractNumId w:val="94"/>
   </w:num>
   <w:num w:numId="61">
-    <w:abstractNumId w:val="31"/>
+    <w:abstractNumId w:val="34"/>
   </w:num>
   <w:num w:numId="62">
-    <w:abstractNumId w:val="16"/>
+    <w:abstractNumId w:val="17"/>
   </w:num>
   <w:num w:numId="63">
     <w:abstractNumId w:val="5"/>
   </w:num>
   <w:num w:numId="64">
-    <w:abstractNumId w:val="30"/>
+    <w:abstractNumId w:val="33"/>
   </w:num>
   <w:num w:numId="65">
-    <w:abstractNumId w:val="78"/>
+    <w:abstractNumId w:val="87"/>
   </w:num>
   <w:num w:numId="66">
-    <w:abstractNumId w:val="61"/>
+    <w:abstractNumId w:val="67"/>
   </w:num>
   <w:num w:numId="67">
-    <w:abstractNumId w:val="47"/>
+    <w:abstractNumId w:val="53"/>
   </w:num>
   <w:num w:numId="68">
     <w:abstractNumId w:val="0"/>
   </w:num>
   <w:num w:numId="69">
-    <w:abstractNumId w:val="57"/>
+    <w:abstractNumId w:val="63"/>
   </w:num>
   <w:num w:numId="70">
-    <w:abstractNumId w:val="109"/>
+    <w:abstractNumId w:val="119"/>
   </w:num>
   <w:num w:numId="71">
-    <w:abstractNumId w:val="32"/>
+    <w:abstractNumId w:val="35"/>
   </w:num>
   <w:num w:numId="72">
     <w:abstractNumId w:val="4"/>
   </w:num>
   <w:num w:numId="73">
-    <w:abstractNumId w:val="72"/>
+    <w:abstractNumId w:val="79"/>
   </w:num>
   <w:num w:numId="74">
-    <w:abstractNumId w:val="99"/>
+    <w:abstractNumId w:val="109"/>
   </w:num>
   <w:num w:numId="75">
-    <w:abstractNumId w:val="69"/>
+    <w:abstractNumId w:val="76"/>
   </w:num>
   <w:num w:numId="76">
     <w:abstractNumId w:val="6"/>
   </w:num>
   <w:num w:numId="77">
-    <w:abstractNumId w:val="62"/>
+    <w:abstractNumId w:val="68"/>
   </w:num>
   <w:num w:numId="78">
-    <w:abstractNumId w:val="54"/>
+    <w:abstractNumId w:val="60"/>
   </w:num>
   <w:num w:numId="79">
-    <w:abstractNumId w:val="20"/>
+    <w:abstractNumId w:val="21"/>
   </w:num>
   <w:num w:numId="80">
-    <w:abstractNumId w:val="95"/>
+    <w:abstractNumId w:val="105"/>
   </w:num>
   <w:num w:numId="81">
+    <w:abstractNumId w:val="118"/>
+  </w:num>
+  <w:num w:numId="82">
+    <w:abstractNumId w:val="106"/>
+  </w:num>
+  <w:num w:numId="83">
+    <w:abstractNumId w:val="70"/>
+  </w:num>
+  <w:num w:numId="84">
     <w:abstractNumId w:val="108"/>
   </w:num>
-  <w:num w:numId="82">
-    <w:abstractNumId w:val="96"/>
+  <w:num w:numId="85">
+    <w:abstractNumId w:val="71"/>
   </w:num>
-  <w:num w:numId="83">
-    <w:abstractNumId w:val="64"/>
+  <w:num w:numId="86">
+    <w:abstractNumId w:val="75"/>
   </w:num>
-  <w:num w:numId="84">
-    <w:abstractNumId w:val="98"/>
-  </w:num>
-  <w:num w:numId="85">
+  <w:num w:numId="87">
     <w:abstractNumId w:val="65"/>
   </w:num>
-  <w:num w:numId="86">
-    <w:abstractNumId w:val="68"/>
+  <w:num w:numId="88">
+    <w:abstractNumId w:val="47"/>
   </w:num>
-  <w:num w:numId="87">
+  <w:num w:numId="89">
+    <w:abstractNumId w:val="103"/>
+  </w:num>
+  <w:num w:numId="90">
+    <w:abstractNumId w:val="117"/>
+  </w:num>
+  <w:num w:numId="91">
+    <w:abstractNumId w:val="16"/>
+  </w:num>
+  <w:num w:numId="92">
+    <w:abstractNumId w:val="89"/>
+  </w:num>
+  <w:num w:numId="93">
+    <w:abstractNumId w:val="36"/>
+  </w:num>
+  <w:num w:numId="94">
+    <w:abstractNumId w:val="116"/>
+  </w:num>
+  <w:num w:numId="95">
+    <w:abstractNumId w:val="99"/>
+  </w:num>
+  <w:num w:numId="96">
+    <w:abstractNumId w:val="11"/>
+  </w:num>
+  <w:num w:numId="97">
+    <w:abstractNumId w:val="52"/>
+  </w:num>
+  <w:num w:numId="98">
+    <w:abstractNumId w:val="82"/>
+  </w:num>
+  <w:num w:numId="99">
+    <w:abstractNumId w:val="44"/>
+  </w:num>
+  <w:num w:numId="100">
     <w:abstractNumId w:val="59"/>
   </w:num>
-  <w:num w:numId="88">
-    <w:abstractNumId w:val="41"/>
-  </w:num>
-  <w:num w:numId="89">
-    <w:abstractNumId w:val="94"/>
-  </w:num>
-  <w:num w:numId="90">
-    <w:abstractNumId w:val="107"/>
-  </w:num>
-  <w:num w:numId="91">
-    <w:abstractNumId w:val="15"/>
-  </w:num>
-  <w:num w:numId="92">
-    <w:abstractNumId w:val="80"/>
-  </w:num>
-  <w:num w:numId="93">
-    <w:abstractNumId w:val="33"/>
-  </w:num>
-  <w:num w:numId="94">
-    <w:abstractNumId w:val="106"/>
-  </w:num>
-  <w:num w:numId="95">
-    <w:abstractNumId w:val="90"/>
-  </w:num>
-  <w:num w:numId="96">
-    <w:abstractNumId w:val="10"/>
-  </w:num>
-  <w:num w:numId="97">
-    <w:abstractNumId w:val="46"/>
-  </w:num>
-  <w:num w:numId="98">
-    <w:abstractNumId w:val="73"/>
-  </w:num>
-  <w:num w:numId="99">
-    <w:abstractNumId w:val="39"/>
-  </w:num>
-  <w:num w:numId="100">
-    <w:abstractNumId w:val="53"/>
-  </w:num>
   <w:num w:numId="101">
-    <w:abstractNumId w:val="49"/>
+    <w:abstractNumId w:val="55"/>
   </w:num>
   <w:num w:numId="102">
     <w:abstractNumId w:val="1"/>
   </w:num>
   <w:num w:numId="103">
-    <w:abstractNumId w:val="24"/>
+    <w:abstractNumId w:val="25"/>
   </w:num>
   <w:num w:numId="104">
-    <w:abstractNumId w:val="77"/>
+    <w:abstractNumId w:val="86"/>
   </w:num>
   <w:num w:numId="105">
-    <w:abstractNumId w:val="36"/>
+    <w:abstractNumId w:val="41"/>
   </w:num>
   <w:num w:numId="106">
-    <w:abstractNumId w:val="71"/>
+    <w:abstractNumId w:val="78"/>
   </w:num>
   <w:num w:numId="107">
-    <w:abstractNumId w:val="86"/>
+    <w:abstractNumId w:val="95"/>
   </w:num>
   <w:num w:numId="108">
-    <w:abstractNumId w:val="29"/>
+    <w:abstractNumId w:val="32"/>
   </w:num>
   <w:num w:numId="109">
     <w:abstractNumId w:val="3"/>
   </w:num>
   <w:num w:numId="110">
-    <w:abstractNumId w:val="26"/>
+    <w:abstractNumId w:val="27"/>
   </w:num>
-  <w:numIdMacAtCleanup w:val="110"/>
+  <w:num w:numId="111">
+    <w:abstractNumId w:val="80"/>
+  </w:num>
+  <w:num w:numId="112">
+    <w:abstractNumId w:val="46"/>
+  </w:num>
+  <w:num w:numId="113">
+    <w:abstractNumId w:val="37"/>
+  </w:num>
+  <w:num w:numId="114">
+    <w:abstractNumId w:val="28"/>
+  </w:num>
+  <w:num w:numId="115">
+    <w:abstractNumId w:val="104"/>
+  </w:num>
+  <w:num w:numId="116">
+    <w:abstractNumId w:val="38"/>
+  </w:num>
+  <w:num w:numId="117">
+    <w:abstractNumId w:val="29"/>
+  </w:num>
+  <w:num w:numId="118">
+    <w:abstractNumId w:val="81"/>
+  </w:num>
+  <w:num w:numId="119">
+    <w:abstractNumId w:val="10"/>
+  </w:num>
+  <w:num w:numId="120">
+    <w:abstractNumId w:val="73"/>
+  </w:num>
+  <w:numIdMacAtCleanup w:val="120"/>
 </w:numbering>
 </file>
 
